--- a/Отчет по практике.docx
+++ b/Отчет по практике.docx
@@ -59,7 +59,7 @@
         </w:rPr>
         <w:fldChar w:fldCharType="separate"/>
       </w:r>
-      <w:hyperlink w:anchor="_Toc228432874" w:history="1">
+      <w:hyperlink w:anchor="_Toc229483506" w:history="1">
         <w:r>
           <w:rPr>
             <w:rStyle w:val="aa"/>
@@ -86,7 +86,7 @@
             <w:noProof/>
             <w:webHidden/>
           </w:rPr>
-          <w:instrText xml:space="preserve"> PAGEREF _Toc228432874 \h </w:instrText>
+          <w:instrText xml:space="preserve"> PAGEREF _Toc229483506 \h </w:instrText>
         </w:r>
         <w:r>
           <w:rPr>
@@ -127,7 +127,7 @@
           <w:lang w:eastAsia="ru-RU"/>
         </w:rPr>
       </w:pPr>
-      <w:hyperlink w:anchor="_Toc228432875" w:history="1">
+      <w:hyperlink w:anchor="_Toc229483507" w:history="1">
         <w:r>
           <w:rPr>
             <w:rStyle w:val="aa"/>
@@ -154,7 +154,7 @@
             <w:noProof/>
             <w:webHidden/>
           </w:rPr>
-          <w:instrText xml:space="preserve"> PAGEREF _Toc228432875 \h </w:instrText>
+          <w:instrText xml:space="preserve"> PAGEREF _Toc229483507 \h </w:instrText>
         </w:r>
         <w:r>
           <w:rPr>
@@ -195,7 +195,7 @@
           <w:lang w:eastAsia="ru-RU"/>
         </w:rPr>
       </w:pPr>
-      <w:hyperlink w:anchor="_Toc228432876" w:history="1">
+      <w:hyperlink w:anchor="_Toc229483508" w:history="1">
         <w:r>
           <w:rPr>
             <w:rStyle w:val="aa"/>
@@ -222,7 +222,7 @@
             <w:noProof/>
             <w:webHidden/>
           </w:rPr>
-          <w:instrText xml:space="preserve"> PAGEREF _Toc228432876 \h </w:instrText>
+          <w:instrText xml:space="preserve"> PAGEREF _Toc229483508 \h </w:instrText>
         </w:r>
         <w:r>
           <w:rPr>
@@ -263,7 +263,7 @@
           <w:lang w:eastAsia="ru-RU"/>
         </w:rPr>
       </w:pPr>
-      <w:hyperlink w:anchor="_Toc228432877" w:history="1">
+      <w:hyperlink w:anchor="_Toc229483509" w:history="1">
         <w:r>
           <w:rPr>
             <w:rStyle w:val="aa"/>
@@ -290,7 +290,7 @@
             <w:noProof/>
             <w:webHidden/>
           </w:rPr>
-          <w:instrText xml:space="preserve"> PAGEREF _Toc228432877 \h </w:instrText>
+          <w:instrText xml:space="preserve"> PAGEREF _Toc229483509 \h </w:instrText>
         </w:r>
         <w:r>
           <w:rPr>
@@ -331,7 +331,7 @@
           <w:lang w:eastAsia="ru-RU"/>
         </w:rPr>
       </w:pPr>
-      <w:hyperlink w:anchor="_Toc228432878" w:history="1">
+      <w:hyperlink w:anchor="_Toc229483510" w:history="1">
         <w:r>
           <w:rPr>
             <w:rStyle w:val="aa"/>
@@ -358,7 +358,7 @@
             <w:noProof/>
             <w:webHidden/>
           </w:rPr>
-          <w:instrText xml:space="preserve"> PAGEREF _Toc228432878 \h </w:instrText>
+          <w:instrText xml:space="preserve"> PAGEREF _Toc229483510 \h </w:instrText>
         </w:r>
         <w:r>
           <w:rPr>
@@ -399,28 +399,13 @@
           <w:lang w:eastAsia="ru-RU"/>
         </w:rPr>
       </w:pPr>
-      <w:hyperlink w:anchor="_Toc228432879" w:history="1">
+      <w:hyperlink w:anchor="_Toc229483511" w:history="1">
         <w:r>
           <w:rPr>
             <w:rStyle w:val="aa"/>
             <w:noProof/>
           </w:rPr>
-          <w:t>1.4</w:t>
-        </w:r>
-        <w:r>
-          <w:rPr>
-            <w:rStyle w:val="aa"/>
-            <w:noProof/>
-            <w:lang w:val="en-US"/>
-          </w:rPr>
-          <w:t xml:space="preserve"> </w:t>
-        </w:r>
-        <w:r>
-          <w:rPr>
-            <w:rStyle w:val="aa"/>
-            <w:noProof/>
-          </w:rPr>
-          <w:t>Требования безопасности в аварийных ситуациях</w:t>
+          <w:t>1.4 Требования безопасности в аварийных ситуациях</w:t>
         </w:r>
         <w:r>
           <w:rPr>
@@ -441,7 +426,7 @@
             <w:noProof/>
             <w:webHidden/>
           </w:rPr>
-          <w:instrText xml:space="preserve"> PAGEREF _Toc228432879 \h </w:instrText>
+          <w:instrText xml:space="preserve"> PAGEREF _Toc229483511 \h </w:instrText>
         </w:r>
         <w:r>
           <w:rPr>
@@ -482,7 +467,7 @@
           <w:lang w:eastAsia="ru-RU"/>
         </w:rPr>
       </w:pPr>
-      <w:hyperlink w:anchor="_Toc228432880" w:history="1">
+      <w:hyperlink w:anchor="_Toc229483512" w:history="1">
         <w:r>
           <w:rPr>
             <w:rStyle w:val="aa"/>
@@ -509,7 +494,7 @@
             <w:noProof/>
             <w:webHidden/>
           </w:rPr>
-          <w:instrText xml:space="preserve"> PAGEREF _Toc228432880 \h </w:instrText>
+          <w:instrText xml:space="preserve"> PAGEREF _Toc229483512 \h </w:instrText>
         </w:r>
         <w:r>
           <w:rPr>
@@ -550,7 +535,7 @@
           <w:lang w:eastAsia="ru-RU"/>
         </w:rPr>
       </w:pPr>
-      <w:hyperlink w:anchor="_Toc228432881" w:history="1">
+      <w:hyperlink w:anchor="_Toc229483513" w:history="1">
         <w:r>
           <w:rPr>
             <w:rStyle w:val="aa"/>
@@ -577,7 +562,7 @@
             <w:noProof/>
             <w:webHidden/>
           </w:rPr>
-          <w:instrText xml:space="preserve"> PAGEREF _Toc228432881 \h </w:instrText>
+          <w:instrText xml:space="preserve"> PAGEREF _Toc229483513 \h </w:instrText>
         </w:r>
         <w:r>
           <w:rPr>
@@ -618,7 +603,7 @@
           <w:lang w:eastAsia="ru-RU"/>
         </w:rPr>
       </w:pPr>
-      <w:hyperlink w:anchor="_Toc228432882" w:history="1">
+      <w:hyperlink w:anchor="_Toc229483514" w:history="1">
         <w:r>
           <w:rPr>
             <w:rStyle w:val="aa"/>
@@ -645,7 +630,7 @@
             <w:noProof/>
             <w:webHidden/>
           </w:rPr>
-          <w:instrText xml:space="preserve"> PAGEREF _Toc228432882 \h </w:instrText>
+          <w:instrText xml:space="preserve"> PAGEREF _Toc229483514 \h </w:instrText>
         </w:r>
         <w:r>
           <w:rPr>
@@ -686,28 +671,13 @@
           <w:lang w:eastAsia="ru-RU"/>
         </w:rPr>
       </w:pPr>
-      <w:hyperlink w:anchor="_Toc228432883" w:history="1">
+      <w:hyperlink w:anchor="_Toc229483515" w:history="1">
         <w:r>
           <w:rPr>
             <w:rStyle w:val="aa"/>
             <w:noProof/>
           </w:rPr>
-          <w:t>4</w:t>
-        </w:r>
-        <w:r>
-          <w:rPr>
-            <w:rStyle w:val="aa"/>
-            <w:noProof/>
-            <w:lang w:val="en-US"/>
-          </w:rPr>
-          <w:t>.</w:t>
-        </w:r>
-        <w:r>
-          <w:rPr>
-            <w:rStyle w:val="aa"/>
-            <w:noProof/>
-          </w:rPr>
-          <w:t xml:space="preserve"> Тестирование «черным ящиком»</w:t>
+          <w:t>4. Тестирование «черным ящиком»</w:t>
         </w:r>
         <w:r>
           <w:rPr>
@@ -728,7 +698,7 @@
             <w:noProof/>
             <w:webHidden/>
           </w:rPr>
-          <w:instrText xml:space="preserve"> PAGEREF _Toc228432883 \h </w:instrText>
+          <w:instrText xml:space="preserve"> PAGEREF _Toc229483515 \h </w:instrText>
         </w:r>
         <w:r>
           <w:rPr>
@@ -769,7 +739,7 @@
           <w:lang w:eastAsia="ru-RU"/>
         </w:rPr>
       </w:pPr>
-      <w:hyperlink w:anchor="_Toc228432884" w:history="1">
+      <w:hyperlink w:anchor="_Toc229483516" w:history="1">
         <w:r>
           <w:rPr>
             <w:rStyle w:val="aa"/>
@@ -796,7 +766,7 @@
             <w:noProof/>
             <w:webHidden/>
           </w:rPr>
-          <w:instrText xml:space="preserve"> PAGEREF _Toc228432884 \h </w:instrText>
+          <w:instrText xml:space="preserve"> PAGEREF _Toc229483516 \h </w:instrText>
         </w:r>
         <w:r>
           <w:rPr>
@@ -837,7 +807,7 @@
           <w:lang w:eastAsia="ru-RU"/>
         </w:rPr>
       </w:pPr>
-      <w:hyperlink w:anchor="_Toc228432885" w:history="1">
+      <w:hyperlink w:anchor="_Toc229483517" w:history="1">
         <w:r>
           <w:rPr>
             <w:rStyle w:val="aa"/>
@@ -864,7 +834,7 @@
             <w:noProof/>
             <w:webHidden/>
           </w:rPr>
-          <w:instrText xml:space="preserve"> PAGEREF _Toc228432885 \h </w:instrText>
+          <w:instrText xml:space="preserve"> PAGEREF _Toc229483517 \h </w:instrText>
         </w:r>
         <w:r>
           <w:rPr>
@@ -905,7 +875,7 @@
           <w:lang w:eastAsia="ru-RU"/>
         </w:rPr>
       </w:pPr>
-      <w:hyperlink w:anchor="_Toc228432886" w:history="1">
+      <w:hyperlink w:anchor="_Toc229483518" w:history="1">
         <w:r>
           <w:rPr>
             <w:rStyle w:val="aa"/>
@@ -932,7 +902,7 @@
             <w:noProof/>
             <w:webHidden/>
           </w:rPr>
-          <w:instrText xml:space="preserve"> PAGEREF _Toc228432886 \h </w:instrText>
+          <w:instrText xml:space="preserve"> PAGEREF _Toc229483518 \h </w:instrText>
         </w:r>
         <w:r>
           <w:rPr>
@@ -973,7 +943,7 @@
           <w:lang w:eastAsia="ru-RU"/>
         </w:rPr>
       </w:pPr>
-      <w:hyperlink w:anchor="_Toc228432887" w:history="1">
+      <w:hyperlink w:anchor="_Toc229483519" w:history="1">
         <w:r>
           <w:rPr>
             <w:rStyle w:val="aa"/>
@@ -1000,7 +970,7 @@
             <w:noProof/>
             <w:webHidden/>
           </w:rPr>
-          <w:instrText xml:space="preserve"> PAGEREF _Toc228432887 \h </w:instrText>
+          <w:instrText xml:space="preserve"> PAGEREF _Toc229483519 \h </w:instrText>
         </w:r>
         <w:r>
           <w:rPr>
@@ -1041,7 +1011,7 @@
           <w:lang w:eastAsia="ru-RU"/>
         </w:rPr>
       </w:pPr>
-      <w:hyperlink w:anchor="_Toc228432888" w:history="1">
+      <w:hyperlink w:anchor="_Toc229483520" w:history="1">
         <w:r>
           <w:rPr>
             <w:rStyle w:val="aa"/>
@@ -1068,7 +1038,7 @@
             <w:noProof/>
             <w:webHidden/>
           </w:rPr>
-          <w:instrText xml:space="preserve"> PAGEREF _Toc228432888 \h </w:instrText>
+          <w:instrText xml:space="preserve"> PAGEREF _Toc229483520 \h </w:instrText>
         </w:r>
         <w:r>
           <w:rPr>
@@ -1131,7 +1101,7 @@
       <w:pPr>
         <w:pStyle w:val="Aki"/>
       </w:pPr>
-      <w:bookmarkStart w:id="0" w:name="_Toc228432874"/>
+      <w:bookmarkStart w:id="0" w:name="_Toc229483506"/>
       <w:r>
         <w:lastRenderedPageBreak/>
         <w:t>ВВЕДЕНИЕ</w:t>
@@ -1176,39 +1146,19 @@
         </w:rPr>
         <w:br w:type="page"/>
       </w:r>
-      <w:r>
-        <w:rPr>
-          <w:rFonts w:ascii="Times New Roman" w:eastAsiaTheme="majorEastAsia" w:hAnsi="Times New Roman" w:cstheme="majorBidi"/>
-          <w:sz w:val="28"/>
-          <w:szCs w:val="32"/>
-        </w:rPr>
-        <w:t xml:space="preserve"> </w:t>
-      </w:r>
     </w:p>
     <w:p>
       <w:pPr>
         <w:pStyle w:val="Aki"/>
-        <w:rPr>
-          <w:caps w:val="0"/>
-        </w:rPr>
-      </w:pPr>
-      <w:bookmarkStart w:id="1" w:name="_Toc228432875"/>
-      <w:r>
-        <w:rPr>
-          <w:caps w:val="0"/>
-        </w:rPr>
+      </w:pPr>
+      <w:bookmarkStart w:id="1" w:name="_Toc229483507"/>
+      <w:r>
         <w:t>1</w:t>
       </w:r>
       <w:r>
-        <w:rPr>
-          <w:caps w:val="0"/>
-        </w:rPr>
         <w:t>.</w:t>
       </w:r>
       <w:r>
-        <w:rPr>
-          <w:caps w:val="0"/>
-        </w:rPr>
         <w:t xml:space="preserve"> Техника безопасности. Охрана труда</w:t>
       </w:r>
       <w:bookmarkEnd w:id="1"/>
@@ -1217,6 +1167,7 @@
       <w:pPr>
         <w:spacing w:after="0" w:line="360" w:lineRule="auto"/>
         <w:ind w:firstLine="709"/>
+        <w:jc w:val="both"/>
         <w:rPr>
           <w:rFonts w:ascii="Times New Roman" w:eastAsiaTheme="majorEastAsia" w:hAnsi="Times New Roman" w:cstheme="majorBidi"/>
           <w:sz w:val="28"/>
@@ -1236,11 +1187,20 @@
       <w:pPr>
         <w:pStyle w:val="Aki"/>
         <w:ind w:firstLine="709"/>
-        <w:jc w:val="left"/>
-      </w:pPr>
-      <w:bookmarkStart w:id="2" w:name="_Toc228432876"/>
-      <w:r>
-        <w:t>1.1 Общие требования безопасности</w:t>
+        <w:jc w:val="both"/>
+        <w:rPr>
+          <w:caps w:val="0"/>
+        </w:rPr>
+      </w:pPr>
+      <w:bookmarkStart w:id="2" w:name="_Toc229483508"/>
+      <w:r>
+        <w:t>1</w:t>
+      </w:r>
+      <w:r>
+        <w:rPr>
+          <w:caps w:val="0"/>
+        </w:rPr>
+        <w:t>.1 Общие требования безопасности</w:t>
       </w:r>
       <w:bookmarkEnd w:id="2"/>
     </w:p>
@@ -1248,6 +1208,7 @@
       <w:pPr>
         <w:spacing w:after="0" w:line="360" w:lineRule="auto"/>
         <w:ind w:firstLine="709"/>
+        <w:jc w:val="both"/>
         <w:rPr>
           <w:rFonts w:ascii="Times New Roman" w:eastAsiaTheme="majorEastAsia" w:hAnsi="Times New Roman" w:cstheme="majorBidi"/>
           <w:sz w:val="28"/>
@@ -1272,6 +1233,7 @@
         </w:numPr>
         <w:spacing w:after="0" w:line="360" w:lineRule="auto"/>
         <w:ind w:left="0" w:firstLine="0"/>
+        <w:jc w:val="both"/>
         <w:rPr>
           <w:rFonts w:ascii="Times New Roman" w:eastAsiaTheme="majorEastAsia" w:hAnsi="Times New Roman" w:cstheme="majorBidi"/>
           <w:sz w:val="28"/>
@@ -1296,6 +1258,7 @@
         </w:numPr>
         <w:spacing w:after="0" w:line="360" w:lineRule="auto"/>
         <w:ind w:left="0" w:firstLine="0"/>
+        <w:jc w:val="both"/>
         <w:rPr>
           <w:rFonts w:ascii="Times New Roman" w:eastAsiaTheme="majorEastAsia" w:hAnsi="Times New Roman" w:cstheme="majorBidi"/>
           <w:sz w:val="28"/>
@@ -1320,6 +1283,7 @@
         </w:numPr>
         <w:spacing w:after="0" w:line="360" w:lineRule="auto"/>
         <w:ind w:left="0" w:firstLine="0"/>
+        <w:jc w:val="both"/>
         <w:rPr>
           <w:rFonts w:ascii="Times New Roman" w:eastAsiaTheme="majorEastAsia" w:hAnsi="Times New Roman" w:cstheme="majorBidi"/>
           <w:sz w:val="28"/>
@@ -1344,6 +1308,7 @@
         </w:numPr>
         <w:spacing w:after="0" w:line="360" w:lineRule="auto"/>
         <w:ind w:left="0" w:firstLine="0"/>
+        <w:jc w:val="both"/>
         <w:rPr>
           <w:rFonts w:ascii="Times New Roman" w:eastAsiaTheme="majorEastAsia" w:hAnsi="Times New Roman" w:cstheme="majorBidi"/>
           <w:sz w:val="28"/>
@@ -1368,6 +1333,7 @@
         </w:numPr>
         <w:spacing w:after="0" w:line="360" w:lineRule="auto"/>
         <w:ind w:left="0" w:firstLine="0"/>
+        <w:jc w:val="both"/>
         <w:rPr>
           <w:rFonts w:ascii="Times New Roman" w:eastAsiaTheme="majorEastAsia" w:hAnsi="Times New Roman" w:cstheme="majorBidi"/>
           <w:sz w:val="28"/>
@@ -1392,6 +1358,7 @@
         </w:numPr>
         <w:spacing w:after="0" w:line="360" w:lineRule="auto"/>
         <w:ind w:left="0" w:firstLine="0"/>
+        <w:jc w:val="both"/>
         <w:rPr>
           <w:rFonts w:ascii="Times New Roman" w:eastAsiaTheme="majorEastAsia" w:hAnsi="Times New Roman" w:cstheme="majorBidi"/>
           <w:sz w:val="28"/>
@@ -1410,10 +1377,16 @@
     <w:p>
       <w:pPr>
         <w:pStyle w:val="Aki"/>
-        <w:jc w:val="left"/>
-      </w:pPr>
-      <w:bookmarkStart w:id="3" w:name="_Toc228432877"/>
-      <w:r>
+        <w:jc w:val="both"/>
+        <w:rPr>
+          <w:caps w:val="0"/>
+        </w:rPr>
+      </w:pPr>
+      <w:bookmarkStart w:id="3" w:name="_Toc229483509"/>
+      <w:r>
+        <w:rPr>
+          <w:caps w:val="0"/>
+        </w:rPr>
         <w:t>1.2 Требования безопасности перед началом работы</w:t>
       </w:r>
       <w:bookmarkEnd w:id="3"/>
@@ -1422,6 +1395,7 @@
       <w:pPr>
         <w:spacing w:after="0" w:line="360" w:lineRule="auto"/>
         <w:ind w:firstLine="709"/>
+        <w:jc w:val="both"/>
         <w:rPr>
           <w:rFonts w:ascii="Times New Roman" w:eastAsiaTheme="majorEastAsia" w:hAnsi="Times New Roman" w:cstheme="majorBidi"/>
           <w:sz w:val="28"/>
@@ -1446,6 +1420,7 @@
         </w:numPr>
         <w:spacing w:after="0" w:line="360" w:lineRule="auto"/>
         <w:ind w:left="0" w:firstLine="709"/>
+        <w:jc w:val="both"/>
         <w:rPr>
           <w:rFonts w:ascii="Times New Roman" w:eastAsiaTheme="majorEastAsia" w:hAnsi="Times New Roman" w:cstheme="majorBidi"/>
           <w:sz w:val="28"/>
@@ -1470,6 +1445,7 @@
         </w:numPr>
         <w:spacing w:after="0" w:line="360" w:lineRule="auto"/>
         <w:ind w:left="0" w:firstLine="709"/>
+        <w:jc w:val="both"/>
         <w:rPr>
           <w:rFonts w:ascii="Times New Roman" w:eastAsiaTheme="majorEastAsia" w:hAnsi="Times New Roman" w:cstheme="majorBidi"/>
           <w:sz w:val="28"/>
@@ -1494,6 +1470,7 @@
         </w:numPr>
         <w:spacing w:after="0" w:line="360" w:lineRule="auto"/>
         <w:ind w:left="0" w:firstLine="709"/>
+        <w:jc w:val="both"/>
         <w:rPr>
           <w:rFonts w:ascii="Times New Roman" w:eastAsiaTheme="majorEastAsia" w:hAnsi="Times New Roman" w:cstheme="majorBidi"/>
           <w:sz w:val="28"/>
@@ -1518,6 +1495,7 @@
         </w:numPr>
         <w:spacing w:after="0" w:line="360" w:lineRule="auto"/>
         <w:ind w:left="0" w:firstLine="709"/>
+        <w:jc w:val="both"/>
         <w:rPr>
           <w:rFonts w:ascii="Times New Roman" w:eastAsiaTheme="majorEastAsia" w:hAnsi="Times New Roman" w:cstheme="majorBidi"/>
           <w:sz w:val="28"/>
@@ -1542,6 +1520,7 @@
         </w:numPr>
         <w:spacing w:after="0" w:line="360" w:lineRule="auto"/>
         <w:ind w:left="0" w:firstLine="709"/>
+        <w:jc w:val="both"/>
         <w:rPr>
           <w:rFonts w:ascii="Times New Roman" w:eastAsiaTheme="majorEastAsia" w:hAnsi="Times New Roman" w:cstheme="majorBidi"/>
           <w:sz w:val="28"/>
@@ -1560,9 +1539,16 @@
     <w:p>
       <w:pPr>
         <w:pStyle w:val="Aki"/>
-      </w:pPr>
-      <w:bookmarkStart w:id="4" w:name="_Toc228432878"/>
-      <w:r>
+        <w:jc w:val="both"/>
+        <w:rPr>
+          <w:caps w:val="0"/>
+        </w:rPr>
+      </w:pPr>
+      <w:bookmarkStart w:id="4" w:name="_Toc229483510"/>
+      <w:r>
+        <w:rPr>
+          <w:caps w:val="0"/>
+        </w:rPr>
         <w:t>1.3 Требования безопасности во время работы</w:t>
       </w:r>
       <w:bookmarkEnd w:id="4"/>
@@ -1571,6 +1557,7 @@
       <w:pPr>
         <w:spacing w:after="0" w:line="360" w:lineRule="auto"/>
         <w:ind w:firstLine="709"/>
+        <w:jc w:val="both"/>
         <w:rPr>
           <w:rFonts w:ascii="Times New Roman" w:eastAsiaTheme="majorEastAsia" w:hAnsi="Times New Roman" w:cstheme="majorBidi"/>
           <w:sz w:val="28"/>
@@ -1595,6 +1582,7 @@
         </w:numPr>
         <w:spacing w:after="0" w:line="360" w:lineRule="auto"/>
         <w:ind w:left="0" w:firstLine="709"/>
+        <w:jc w:val="both"/>
         <w:rPr>
           <w:rFonts w:ascii="Times New Roman" w:eastAsiaTheme="majorEastAsia" w:hAnsi="Times New Roman" w:cstheme="majorBidi"/>
           <w:sz w:val="28"/>
@@ -1619,6 +1607,7 @@
         </w:numPr>
         <w:spacing w:after="0" w:line="360" w:lineRule="auto"/>
         <w:ind w:left="0" w:firstLine="709"/>
+        <w:jc w:val="both"/>
         <w:rPr>
           <w:rFonts w:ascii="Times New Roman" w:eastAsiaTheme="majorEastAsia" w:hAnsi="Times New Roman" w:cstheme="majorBidi"/>
           <w:sz w:val="28"/>
@@ -1643,6 +1632,7 @@
         </w:numPr>
         <w:spacing w:after="0" w:line="360" w:lineRule="auto"/>
         <w:ind w:left="0" w:firstLine="709"/>
+        <w:jc w:val="both"/>
         <w:rPr>
           <w:rFonts w:ascii="Times New Roman" w:eastAsiaTheme="majorEastAsia" w:hAnsi="Times New Roman" w:cstheme="majorBidi"/>
           <w:sz w:val="28"/>
@@ -1667,6 +1657,7 @@
         </w:numPr>
         <w:spacing w:after="0" w:line="360" w:lineRule="auto"/>
         <w:ind w:left="0" w:firstLine="709"/>
+        <w:jc w:val="both"/>
         <w:rPr>
           <w:rFonts w:ascii="Times New Roman" w:eastAsiaTheme="majorEastAsia" w:hAnsi="Times New Roman" w:cstheme="majorBidi"/>
           <w:sz w:val="28"/>
@@ -1691,6 +1682,7 @@
         </w:numPr>
         <w:spacing w:after="0" w:line="360" w:lineRule="auto"/>
         <w:ind w:left="0" w:firstLine="709"/>
+        <w:jc w:val="both"/>
         <w:rPr>
           <w:rFonts w:ascii="Times New Roman" w:eastAsiaTheme="majorEastAsia" w:hAnsi="Times New Roman" w:cstheme="majorBidi"/>
           <w:sz w:val="28"/>
@@ -1715,6 +1707,7 @@
         </w:numPr>
         <w:spacing w:after="0" w:line="360" w:lineRule="auto"/>
         <w:ind w:left="0" w:firstLine="709"/>
+        <w:jc w:val="both"/>
         <w:rPr>
           <w:rFonts w:ascii="Times New Roman" w:eastAsiaTheme="majorEastAsia" w:hAnsi="Times New Roman" w:cstheme="majorBidi"/>
           <w:sz w:val="28"/>
@@ -1733,15 +1726,28 @@
     <w:p>
       <w:pPr>
         <w:pStyle w:val="Aki"/>
-      </w:pPr>
-      <w:bookmarkStart w:id="5" w:name="_Toc228432879"/>
-      <w:r>
+        <w:jc w:val="both"/>
+        <w:rPr>
+          <w:caps w:val="0"/>
+        </w:rPr>
+      </w:pPr>
+      <w:bookmarkStart w:id="5" w:name="_Toc229483511"/>
+      <w:r>
+        <w:rPr>
+          <w:caps w:val="0"/>
+        </w:rPr>
         <w:t>1.4</w:t>
       </w:r>
       <w:r>
+        <w:rPr>
+          <w:caps w:val="0"/>
+        </w:rPr>
         <w:t xml:space="preserve"> </w:t>
       </w:r>
       <w:r>
+        <w:rPr>
+          <w:caps w:val="0"/>
+        </w:rPr>
         <w:t>Требования безопасности в аварийных ситуациях</w:t>
       </w:r>
       <w:bookmarkEnd w:id="5"/>
@@ -1750,6 +1756,7 @@
       <w:pPr>
         <w:spacing w:after="0" w:line="360" w:lineRule="auto"/>
         <w:ind w:firstLine="709"/>
+        <w:jc w:val="both"/>
         <w:rPr>
           <w:rFonts w:ascii="Times New Roman" w:eastAsiaTheme="majorEastAsia" w:hAnsi="Times New Roman" w:cstheme="majorBidi"/>
           <w:sz w:val="28"/>
@@ -1774,6 +1781,7 @@
         </w:numPr>
         <w:spacing w:after="0" w:line="360" w:lineRule="auto"/>
         <w:ind w:left="0" w:firstLine="709"/>
+        <w:jc w:val="both"/>
         <w:rPr>
           <w:rFonts w:ascii="Times New Roman" w:eastAsiaTheme="majorEastAsia" w:hAnsi="Times New Roman" w:cstheme="majorBidi"/>
           <w:sz w:val="28"/>
@@ -1798,6 +1806,7 @@
         </w:numPr>
         <w:spacing w:after="0" w:line="360" w:lineRule="auto"/>
         <w:ind w:left="0" w:firstLine="709"/>
+        <w:jc w:val="both"/>
         <w:rPr>
           <w:rFonts w:ascii="Times New Roman" w:eastAsiaTheme="majorEastAsia" w:hAnsi="Times New Roman" w:cstheme="majorBidi"/>
           <w:sz w:val="28"/>
@@ -1822,6 +1831,7 @@
         </w:numPr>
         <w:spacing w:after="0" w:line="360" w:lineRule="auto"/>
         <w:ind w:left="0" w:firstLine="709"/>
+        <w:jc w:val="both"/>
         <w:rPr>
           <w:rFonts w:ascii="Times New Roman" w:eastAsiaTheme="majorEastAsia" w:hAnsi="Times New Roman" w:cstheme="majorBidi"/>
           <w:sz w:val="28"/>
@@ -1846,6 +1856,7 @@
         </w:numPr>
         <w:spacing w:after="0" w:line="360" w:lineRule="auto"/>
         <w:ind w:left="0" w:firstLine="709"/>
+        <w:jc w:val="both"/>
         <w:rPr>
           <w:rFonts w:ascii="Times New Roman" w:eastAsiaTheme="majorEastAsia" w:hAnsi="Times New Roman" w:cstheme="majorBidi"/>
           <w:sz w:val="28"/>
@@ -1864,9 +1875,16 @@
     <w:p>
       <w:pPr>
         <w:pStyle w:val="Aki"/>
-      </w:pPr>
-      <w:bookmarkStart w:id="6" w:name="_Toc228432880"/>
-      <w:r>
+        <w:jc w:val="both"/>
+        <w:rPr>
+          <w:caps w:val="0"/>
+        </w:rPr>
+      </w:pPr>
+      <w:bookmarkStart w:id="6" w:name="_Toc229483512"/>
+      <w:r>
+        <w:rPr>
+          <w:caps w:val="0"/>
+        </w:rPr>
         <w:t>1.5 Требования безопасности по окончании работы</w:t>
       </w:r>
       <w:bookmarkEnd w:id="6"/>
@@ -1875,6 +1893,7 @@
       <w:pPr>
         <w:spacing w:after="0" w:line="360" w:lineRule="auto"/>
         <w:ind w:firstLine="709"/>
+        <w:jc w:val="both"/>
         <w:rPr>
           <w:rFonts w:ascii="Times New Roman" w:eastAsiaTheme="majorEastAsia" w:hAnsi="Times New Roman" w:cstheme="majorBidi"/>
           <w:sz w:val="28"/>
@@ -1899,6 +1918,7 @@
         </w:numPr>
         <w:spacing w:after="0" w:line="360" w:lineRule="auto"/>
         <w:ind w:left="0" w:firstLine="709"/>
+        <w:jc w:val="both"/>
         <w:rPr>
           <w:rFonts w:ascii="Times New Roman" w:eastAsiaTheme="majorEastAsia" w:hAnsi="Times New Roman" w:cstheme="majorBidi"/>
           <w:sz w:val="28"/>
@@ -1923,6 +1943,7 @@
         </w:numPr>
         <w:spacing w:after="0" w:line="360" w:lineRule="auto"/>
         <w:ind w:left="0" w:firstLine="709"/>
+        <w:jc w:val="both"/>
         <w:rPr>
           <w:rFonts w:ascii="Times New Roman" w:eastAsiaTheme="majorEastAsia" w:hAnsi="Times New Roman" w:cstheme="majorBidi"/>
           <w:sz w:val="28"/>
@@ -1947,6 +1968,7 @@
         </w:numPr>
         <w:spacing w:after="0" w:line="360" w:lineRule="auto"/>
         <w:ind w:left="0" w:firstLine="709"/>
+        <w:jc w:val="both"/>
         <w:rPr>
           <w:rFonts w:ascii="Times New Roman" w:eastAsiaTheme="majorEastAsia" w:hAnsi="Times New Roman" w:cstheme="majorBidi"/>
           <w:sz w:val="28"/>
@@ -1971,6 +1993,7 @@
         </w:numPr>
         <w:spacing w:after="0" w:line="360" w:lineRule="auto"/>
         <w:ind w:left="0" w:firstLine="709"/>
+        <w:jc w:val="both"/>
         <w:rPr>
           <w:rFonts w:ascii="Times New Roman" w:eastAsiaTheme="majorEastAsia" w:hAnsi="Times New Roman" w:cstheme="majorBidi"/>
           <w:sz w:val="28"/>
@@ -1995,6 +2018,7 @@
         </w:numPr>
         <w:spacing w:after="0" w:line="360" w:lineRule="auto"/>
         <w:ind w:left="0" w:firstLine="709"/>
+        <w:jc w:val="both"/>
         <w:rPr>
           <w:rFonts w:ascii="Times New Roman" w:eastAsiaTheme="majorEastAsia" w:hAnsi="Times New Roman" w:cstheme="majorBidi"/>
           <w:sz w:val="28"/>
@@ -2014,6 +2038,7 @@
       <w:pPr>
         <w:spacing w:after="0" w:line="360" w:lineRule="auto"/>
         <w:ind w:firstLine="709"/>
+        <w:jc w:val="both"/>
         <w:rPr>
           <w:rFonts w:ascii="Times New Roman" w:eastAsiaTheme="majorEastAsia" w:hAnsi="Times New Roman" w:cstheme="majorBidi"/>
           <w:sz w:val="28"/>
@@ -2050,7 +2075,7 @@
       <w:pPr>
         <w:pStyle w:val="Aki"/>
       </w:pPr>
-      <w:bookmarkStart w:id="7" w:name="_Toc228432881"/>
+      <w:bookmarkStart w:id="7" w:name="_Toc229483513"/>
       <w:r>
         <w:t>2</w:t>
       </w:r>
@@ -2065,6 +2090,7 @@
     <w:p>
       <w:pPr>
         <w:spacing w:after="0" w:line="360" w:lineRule="auto"/>
+        <w:jc w:val="both"/>
         <w:rPr>
           <w:rFonts w:ascii="Times New Roman" w:hAnsi="Times New Roman" w:cs="Times New Roman"/>
           <w:sz w:val="28"/>
@@ -2083,6 +2109,7 @@
     <w:p>
       <w:pPr>
         <w:spacing w:after="0" w:line="360" w:lineRule="auto"/>
+        <w:jc w:val="both"/>
         <w:rPr>
           <w:rFonts w:ascii="Times New Roman" w:hAnsi="Times New Roman" w:cs="Times New Roman"/>
           <w:sz w:val="28"/>
@@ -2124,7 +2151,7 @@
           <w:lang w:eastAsia="ru-RU"/>
         </w:rPr>
         <w:drawing>
-          <wp:inline distT="0" distB="0" distL="0" distR="0" wp14:anchorId="1B07A9AD" wp14:editId="10050D58">
+          <wp:inline distT="0" distB="0" distL="0" distR="0" wp14:anchorId="7529B8A5" wp14:editId="5C9D8781">
             <wp:extent cx="4591691" cy="3515216"/>
             <wp:effectExtent l="0" t="0" r="0" b="9525"/>
             <wp:docPr id="31" name="Рисунок 31"/>
@@ -2199,7 +2226,7 @@
           <w:lang w:eastAsia="ru-RU"/>
         </w:rPr>
         <w:drawing>
-          <wp:inline distT="0" distB="0" distL="0" distR="0" wp14:anchorId="2CDDA4FD" wp14:editId="4E0F4458">
+          <wp:inline distT="0" distB="0" distL="0" distR="0" wp14:anchorId="4FF4D565" wp14:editId="7EAB5236">
             <wp:extent cx="4553063" cy="3057099"/>
             <wp:effectExtent l="0" t="0" r="0" b="0"/>
             <wp:docPr id="32" name="Рисунок 32"/>
@@ -2274,7 +2301,7 @@
           <w:lang w:eastAsia="ru-RU"/>
         </w:rPr>
         <w:drawing>
-          <wp:inline distT="0" distB="0" distL="0" distR="0" wp14:anchorId="3ABDB3EB" wp14:editId="1AAC10F2">
+          <wp:inline distT="0" distB="0" distL="0" distR="0" wp14:anchorId="0D7DEF9C" wp14:editId="335DEF3E">
             <wp:extent cx="4553585" cy="3496163"/>
             <wp:effectExtent l="0" t="0" r="0" b="9525"/>
             <wp:docPr id="34" name="Рисунок 34"/>
@@ -2357,7 +2384,7 @@
           <w:lang w:eastAsia="ru-RU"/>
         </w:rPr>
         <w:drawing>
-          <wp:inline distT="0" distB="0" distL="0" distR="0" wp14:anchorId="5612CDD5" wp14:editId="2A6F4DE1">
+          <wp:inline distT="0" distB="0" distL="0" distR="0" wp14:anchorId="35AFE083" wp14:editId="3744C3E7">
             <wp:extent cx="3620005" cy="2248214"/>
             <wp:effectExtent l="0" t="0" r="0" b="0"/>
             <wp:docPr id="36" name="Рисунок 36"/>
@@ -2444,7 +2471,7 @@
           <w:lang w:eastAsia="ru-RU"/>
         </w:rPr>
         <w:drawing>
-          <wp:inline distT="0" distB="0" distL="0" distR="0" wp14:anchorId="0B0B80FD" wp14:editId="536031FE">
+          <wp:inline distT="0" distB="0" distL="0" distR="0" wp14:anchorId="641C453D" wp14:editId="2B992A93">
             <wp:extent cx="1914792" cy="1257475"/>
             <wp:effectExtent l="0" t="0" r="9525" b="0"/>
             <wp:docPr id="37" name="Рисунок 37"/>
@@ -2516,6 +2543,7 @@
     <w:p>
       <w:pPr>
         <w:spacing w:after="0" w:line="360" w:lineRule="auto"/>
+        <w:jc w:val="both"/>
         <w:rPr>
           <w:rFonts w:ascii="Times New Roman" w:hAnsi="Times New Roman" w:cs="Times New Roman"/>
           <w:sz w:val="28"/>
@@ -2548,6 +2576,7 @@
           <w:numId w:val="37"/>
         </w:numPr>
         <w:spacing w:after="0" w:line="360" w:lineRule="auto"/>
+        <w:jc w:val="both"/>
         <w:rPr>
           <w:rFonts w:ascii="Times New Roman" w:hAnsi="Times New Roman" w:cs="Times New Roman"/>
           <w:sz w:val="28"/>
@@ -2570,6 +2599,7 @@
           <w:numId w:val="37"/>
         </w:numPr>
         <w:spacing w:after="0" w:line="360" w:lineRule="auto"/>
+        <w:jc w:val="both"/>
         <w:rPr>
           <w:rFonts w:ascii="Times New Roman" w:hAnsi="Times New Roman" w:cs="Times New Roman"/>
           <w:sz w:val="28"/>
@@ -2592,6 +2622,7 @@
           <w:numId w:val="37"/>
         </w:numPr>
         <w:spacing w:after="0" w:line="360" w:lineRule="auto"/>
+        <w:jc w:val="both"/>
         <w:rPr>
           <w:rFonts w:ascii="Times New Roman" w:hAnsi="Times New Roman" w:cs="Times New Roman"/>
           <w:sz w:val="28"/>
@@ -2614,6 +2645,7 @@
           <w:numId w:val="37"/>
         </w:numPr>
         <w:spacing w:after="0" w:line="360" w:lineRule="auto"/>
+        <w:jc w:val="both"/>
         <w:rPr>
           <w:rFonts w:ascii="Times New Roman" w:hAnsi="Times New Roman" w:cs="Times New Roman"/>
           <w:sz w:val="28"/>
@@ -2632,6 +2664,7 @@
     <w:p>
       <w:pPr>
         <w:spacing w:after="0" w:line="360" w:lineRule="auto"/>
+        <w:jc w:val="both"/>
         <w:rPr>
           <w:rFonts w:ascii="Times New Roman" w:hAnsi="Times New Roman" w:cs="Times New Roman"/>
           <w:sz w:val="28"/>
@@ -2660,6 +2693,7 @@
     <w:p>
       <w:pPr>
         <w:spacing w:after="0" w:line="360" w:lineRule="auto"/>
+        <w:jc w:val="both"/>
       </w:pPr>
     </w:p>
     <w:p>
@@ -2667,6 +2701,7 @@
         <w:pStyle w:val="22"/>
         <w:spacing w:line="360" w:lineRule="auto"/>
         <w:ind w:firstLine="709"/>
+        <w:jc w:val="both"/>
         <w:rPr>
           <w:rFonts w:ascii="Times New Roman" w:hAnsi="Times New Roman" w:cs="Times New Roman"/>
           <w:b w:val="0"/>
@@ -2691,6 +2726,7 @@
         <w:pStyle w:val="22"/>
         <w:spacing w:line="360" w:lineRule="auto"/>
         <w:ind w:firstLine="709"/>
+        <w:jc w:val="both"/>
         <w:rPr>
           <w:rFonts w:ascii="Times New Roman" w:hAnsi="Times New Roman" w:cs="Times New Roman"/>
           <w:b w:val="0"/>
@@ -2715,6 +2751,7 @@
         <w:pStyle w:val="22"/>
         <w:spacing w:line="360" w:lineRule="auto"/>
         <w:ind w:firstLine="709"/>
+        <w:jc w:val="both"/>
         <w:rPr>
           <w:rFonts w:ascii="Times New Roman" w:hAnsi="Times New Roman" w:cs="Times New Roman"/>
           <w:b w:val="0"/>
@@ -2739,6 +2776,7 @@
         <w:pStyle w:val="22"/>
         <w:spacing w:line="360" w:lineRule="auto"/>
         <w:ind w:firstLine="709"/>
+        <w:jc w:val="both"/>
         <w:rPr>
           <w:rFonts w:ascii="Times New Roman" w:hAnsi="Times New Roman" w:cs="Times New Roman"/>
           <w:b w:val="0"/>
@@ -2763,6 +2801,7 @@
         <w:pStyle w:val="22"/>
         <w:spacing w:line="360" w:lineRule="auto"/>
         <w:ind w:firstLine="709"/>
+        <w:jc w:val="both"/>
         <w:rPr>
           <w:rFonts w:ascii="Times New Roman" w:hAnsi="Times New Roman" w:cs="Times New Roman"/>
           <w:b w:val="0"/>
@@ -2787,6 +2826,7 @@
         <w:pStyle w:val="22"/>
         <w:spacing w:line="360" w:lineRule="auto"/>
         <w:ind w:firstLine="709"/>
+        <w:jc w:val="both"/>
         <w:rPr>
           <w:rFonts w:ascii="Times New Roman" w:hAnsi="Times New Roman" w:cs="Times New Roman"/>
           <w:b w:val="0"/>
@@ -2811,6 +2851,7 @@
         <w:pStyle w:val="22"/>
         <w:spacing w:line="360" w:lineRule="auto"/>
         <w:ind w:firstLine="709"/>
+        <w:jc w:val="both"/>
         <w:rPr>
           <w:rFonts w:ascii="Times New Roman" w:hAnsi="Times New Roman" w:cs="Times New Roman"/>
           <w:b w:val="0"/>
@@ -2825,6 +2866,7 @@
         <w:pStyle w:val="22"/>
         <w:spacing w:line="360" w:lineRule="auto"/>
         <w:ind w:firstLine="709"/>
+        <w:jc w:val="both"/>
         <w:rPr>
           <w:rFonts w:ascii="Times New Roman" w:hAnsi="Times New Roman" w:cs="Times New Roman"/>
           <w:b w:val="0"/>
@@ -2877,6 +2919,7 @@
         <w:pStyle w:val="22"/>
         <w:spacing w:line="360" w:lineRule="auto"/>
         <w:ind w:firstLine="709"/>
+        <w:jc w:val="both"/>
         <w:rPr>
           <w:rFonts w:ascii="Times New Roman" w:hAnsi="Times New Roman" w:cs="Times New Roman"/>
           <w:b w:val="0"/>
@@ -2901,6 +2944,7 @@
         <w:pStyle w:val="22"/>
         <w:spacing w:line="360" w:lineRule="auto"/>
         <w:ind w:firstLine="709"/>
+        <w:jc w:val="both"/>
         <w:rPr>
           <w:rFonts w:ascii="Times New Roman" w:hAnsi="Times New Roman" w:cs="Times New Roman"/>
           <w:b w:val="0"/>
@@ -2925,6 +2969,7 @@
         <w:pStyle w:val="22"/>
         <w:spacing w:line="360" w:lineRule="auto"/>
         <w:ind w:firstLine="709"/>
+        <w:jc w:val="both"/>
         <w:rPr>
           <w:rFonts w:ascii="Times New Roman" w:hAnsi="Times New Roman" w:cs="Times New Roman"/>
           <w:b w:val="0"/>
@@ -2949,6 +2994,7 @@
         <w:pStyle w:val="22"/>
         <w:spacing w:line="360" w:lineRule="auto"/>
         <w:ind w:firstLine="709"/>
+        <w:jc w:val="both"/>
         <w:rPr>
           <w:rFonts w:ascii="Times New Roman" w:hAnsi="Times New Roman" w:cs="Times New Roman"/>
           <w:b w:val="0"/>
@@ -2973,6 +3019,7 @@
         <w:pStyle w:val="22"/>
         <w:spacing w:line="360" w:lineRule="auto"/>
         <w:ind w:firstLine="709"/>
+        <w:jc w:val="both"/>
         <w:rPr>
           <w:rFonts w:ascii="Times New Roman" w:hAnsi="Times New Roman" w:cs="Times New Roman"/>
           <w:b w:val="0"/>
@@ -2997,6 +3044,7 @@
         <w:pStyle w:val="22"/>
         <w:spacing w:line="360" w:lineRule="auto"/>
         <w:ind w:firstLine="709"/>
+        <w:jc w:val="both"/>
         <w:rPr>
           <w:rFonts w:ascii="Times New Roman" w:hAnsi="Times New Roman" w:cs="Times New Roman"/>
           <w:b w:val="0"/>
@@ -3021,6 +3069,7 @@
         <w:pStyle w:val="22"/>
         <w:spacing w:line="360" w:lineRule="auto"/>
         <w:ind w:firstLine="709"/>
+        <w:jc w:val="both"/>
         <w:rPr>
           <w:rFonts w:ascii="Times New Roman" w:hAnsi="Times New Roman" w:cs="Times New Roman"/>
           <w:b w:val="0"/>
@@ -3045,6 +3094,7 @@
         <w:pStyle w:val="22"/>
         <w:spacing w:line="360" w:lineRule="auto"/>
         <w:ind w:firstLine="709"/>
+        <w:jc w:val="both"/>
         <w:rPr>
           <w:rFonts w:ascii="Times New Roman" w:hAnsi="Times New Roman" w:cs="Times New Roman"/>
           <w:b w:val="0"/>
@@ -3069,6 +3119,7 @@
         <w:pStyle w:val="22"/>
         <w:spacing w:line="360" w:lineRule="auto"/>
         <w:ind w:firstLine="709"/>
+        <w:jc w:val="both"/>
         <w:rPr>
           <w:rFonts w:ascii="Times New Roman" w:hAnsi="Times New Roman" w:cs="Times New Roman"/>
           <w:b w:val="0"/>
@@ -3093,6 +3144,7 @@
         <w:pStyle w:val="22"/>
         <w:spacing w:line="360" w:lineRule="auto"/>
         <w:ind w:firstLine="709"/>
+        <w:jc w:val="both"/>
         <w:rPr>
           <w:rFonts w:ascii="Times New Roman" w:hAnsi="Times New Roman" w:cs="Times New Roman"/>
           <w:b w:val="0"/>
@@ -3107,6 +3159,7 @@
         <w:pStyle w:val="22"/>
         <w:spacing w:line="360" w:lineRule="auto"/>
         <w:ind w:firstLine="709"/>
+        <w:jc w:val="both"/>
         <w:rPr>
           <w:rFonts w:ascii="Times New Roman" w:hAnsi="Times New Roman" w:cs="Times New Roman"/>
           <w:b w:val="0"/>
@@ -3131,6 +3184,7 @@
         <w:pStyle w:val="22"/>
         <w:spacing w:line="360" w:lineRule="auto"/>
         <w:ind w:firstLine="709"/>
+        <w:jc w:val="both"/>
         <w:rPr>
           <w:rFonts w:ascii="Times New Roman" w:hAnsi="Times New Roman" w:cs="Times New Roman"/>
           <w:b w:val="0"/>
@@ -3155,6 +3209,7 @@
         <w:pStyle w:val="22"/>
         <w:spacing w:line="360" w:lineRule="auto"/>
         <w:ind w:firstLine="709"/>
+        <w:jc w:val="both"/>
         <w:rPr>
           <w:rFonts w:ascii="Times New Roman" w:hAnsi="Times New Roman" w:cs="Times New Roman"/>
           <w:b w:val="0"/>
@@ -3179,6 +3234,7 @@
         <w:pStyle w:val="22"/>
         <w:spacing w:line="360" w:lineRule="auto"/>
         <w:ind w:firstLine="709"/>
+        <w:jc w:val="both"/>
         <w:rPr>
           <w:rFonts w:ascii="Times New Roman" w:hAnsi="Times New Roman" w:cs="Times New Roman"/>
           <w:b w:val="0"/>
@@ -3203,6 +3259,7 @@
         <w:pStyle w:val="22"/>
         <w:spacing w:line="360" w:lineRule="auto"/>
         <w:ind w:firstLine="709"/>
+        <w:jc w:val="both"/>
         <w:rPr>
           <w:rFonts w:ascii="Times New Roman" w:hAnsi="Times New Roman" w:cs="Times New Roman"/>
           <w:b w:val="0"/>
@@ -3274,6 +3331,7 @@
         <w:pStyle w:val="22"/>
         <w:spacing w:line="360" w:lineRule="auto"/>
         <w:ind w:firstLine="709"/>
+        <w:jc w:val="both"/>
         <w:rPr>
           <w:rFonts w:ascii="Times New Roman" w:hAnsi="Times New Roman" w:cs="Times New Roman"/>
           <w:b w:val="0"/>
@@ -3298,6 +3356,7 @@
         <w:pStyle w:val="22"/>
         <w:spacing w:line="360" w:lineRule="auto"/>
         <w:ind w:firstLine="709"/>
+        <w:jc w:val="both"/>
         <w:rPr>
           <w:rFonts w:ascii="Times New Roman" w:hAnsi="Times New Roman" w:cs="Times New Roman"/>
           <w:b w:val="0"/>
@@ -3322,12 +3381,12 @@
         <w:pStyle w:val="22"/>
         <w:spacing w:line="360" w:lineRule="auto"/>
         <w:ind w:firstLine="709"/>
-        <w:rPr>
-          <w:rFonts w:ascii="Times New Roman" w:hAnsi="Times New Roman" w:cs="Times New Roman"/>
-          <w:b w:val="0"/>
-          <w:sz w:val="22"/>
-          <w:szCs w:val="22"/>
-          <w:lang w:val="en-US"/>
+        <w:jc w:val="both"/>
+        <w:rPr>
+          <w:rFonts w:ascii="Times New Roman" w:hAnsi="Times New Roman" w:cs="Times New Roman"/>
+          <w:b w:val="0"/>
+          <w:sz w:val="22"/>
+          <w:szCs w:val="22"/>
         </w:rPr>
       </w:pPr>
       <w:r>
@@ -3346,7 +3405,6 @@
           <w:b w:val="0"/>
           <w:sz w:val="22"/>
           <w:szCs w:val="22"/>
-          <w:lang w:val="en-US"/>
         </w:rPr>
         <w:t>2.</w:t>
       </w:r>
@@ -3366,7 +3424,6 @@
           <w:b w:val="0"/>
           <w:sz w:val="22"/>
           <w:szCs w:val="22"/>
-          <w:lang w:val="en-US"/>
         </w:rPr>
         <w:t xml:space="preserve"> = </w:t>
       </w:r>
@@ -3386,7 +3443,6 @@
           <w:b w:val="0"/>
           <w:sz w:val="22"/>
           <w:szCs w:val="22"/>
-          <w:lang w:val="en-US"/>
         </w:rPr>
         <w:t>.</w:t>
       </w:r>
@@ -3406,7 +3462,6 @@
           <w:b w:val="0"/>
           <w:sz w:val="22"/>
           <w:szCs w:val="22"/>
-          <w:lang w:val="en-US"/>
         </w:rPr>
         <w:t>(</w:t>
       </w:r>
@@ -3426,7 +3481,6 @@
           <w:b w:val="0"/>
           <w:sz w:val="22"/>
           <w:szCs w:val="22"/>
-          <w:lang w:val="en-US"/>
         </w:rPr>
         <w:t xml:space="preserve">);// </w:t>
       </w:r>
@@ -3445,7 +3499,6 @@
           <w:b w:val="0"/>
           <w:sz w:val="22"/>
           <w:szCs w:val="22"/>
-          <w:lang w:val="en-US"/>
         </w:rPr>
         <w:t xml:space="preserve"> </w:t>
       </w:r>
@@ -3464,7 +3517,6 @@
           <w:b w:val="0"/>
           <w:sz w:val="22"/>
           <w:szCs w:val="22"/>
-          <w:lang w:val="en-US"/>
         </w:rPr>
         <w:t xml:space="preserve"> </w:t>
       </w:r>
@@ -3483,6 +3535,7 @@
         <w:pStyle w:val="22"/>
         <w:spacing w:line="360" w:lineRule="auto"/>
         <w:ind w:firstLine="709"/>
+        <w:jc w:val="both"/>
         <w:rPr>
           <w:rFonts w:ascii="Times New Roman" w:hAnsi="Times New Roman" w:cs="Times New Roman"/>
           <w:b w:val="0"/>
@@ -3505,11 +3558,13 @@
         <w:pStyle w:val="22"/>
         <w:spacing w:line="360" w:lineRule="auto"/>
         <w:ind w:firstLine="709"/>
-        <w:rPr>
-          <w:rFonts w:ascii="Times New Roman" w:hAnsi="Times New Roman" w:cs="Times New Roman"/>
-          <w:b w:val="0"/>
-          <w:sz w:val="22"/>
-          <w:szCs w:val="22"/>
+        <w:jc w:val="both"/>
+        <w:rPr>
+          <w:rFonts w:ascii="Times New Roman" w:hAnsi="Times New Roman" w:cs="Times New Roman"/>
+          <w:b w:val="0"/>
+          <w:sz w:val="22"/>
+          <w:szCs w:val="22"/>
+          <w:lang w:val="en-US"/>
         </w:rPr>
       </w:pPr>
       <w:r>
@@ -3528,6 +3583,7 @@
           <w:b w:val="0"/>
           <w:sz w:val="22"/>
           <w:szCs w:val="22"/>
+          <w:lang w:val="en-US"/>
         </w:rPr>
         <w:t xml:space="preserve"> </w:t>
       </w:r>
@@ -3547,6 +3603,7 @@
           <w:b w:val="0"/>
           <w:sz w:val="22"/>
           <w:szCs w:val="22"/>
+          <w:lang w:val="en-US"/>
         </w:rPr>
         <w:t xml:space="preserve"> = </w:t>
       </w:r>
@@ -3566,6 +3623,7 @@
           <w:b w:val="0"/>
           <w:sz w:val="22"/>
           <w:szCs w:val="22"/>
+          <w:lang w:val="en-US"/>
         </w:rPr>
         <w:t>[0].</w:t>
       </w:r>
@@ -3585,6 +3643,7 @@
           <w:b w:val="0"/>
           <w:sz w:val="22"/>
           <w:szCs w:val="22"/>
+          <w:lang w:val="en-US"/>
         </w:rPr>
         <w:t>;</w:t>
       </w:r>
@@ -3594,6 +3653,7 @@
         <w:pStyle w:val="22"/>
         <w:spacing w:line="360" w:lineRule="auto"/>
         <w:ind w:firstLine="709"/>
+        <w:jc w:val="both"/>
         <w:rPr>
           <w:rFonts w:ascii="Times New Roman" w:hAnsi="Times New Roman" w:cs="Times New Roman"/>
           <w:b w:val="0"/>
@@ -3618,6 +3678,7 @@
         <w:pStyle w:val="22"/>
         <w:spacing w:line="360" w:lineRule="auto"/>
         <w:ind w:firstLine="709"/>
+        <w:jc w:val="both"/>
         <w:rPr>
           <w:rFonts w:ascii="Times New Roman" w:hAnsi="Times New Roman" w:cs="Times New Roman"/>
           <w:b w:val="0"/>
@@ -3642,6 +3703,7 @@
         <w:pStyle w:val="22"/>
         <w:spacing w:line="360" w:lineRule="auto"/>
         <w:ind w:firstLine="709"/>
+        <w:jc w:val="both"/>
         <w:rPr>
           <w:rFonts w:ascii="Times New Roman" w:hAnsi="Times New Roman" w:cs="Times New Roman"/>
           <w:b w:val="0"/>
@@ -3666,6 +3728,7 @@
         <w:pStyle w:val="22"/>
         <w:spacing w:line="360" w:lineRule="auto"/>
         <w:ind w:firstLine="709"/>
+        <w:jc w:val="both"/>
         <w:rPr>
           <w:rFonts w:ascii="Times New Roman" w:hAnsi="Times New Roman" w:cs="Times New Roman"/>
           <w:b w:val="0"/>
@@ -3690,6 +3753,7 @@
         <w:pStyle w:val="22"/>
         <w:spacing w:line="360" w:lineRule="auto"/>
         <w:ind w:firstLine="709"/>
+        <w:jc w:val="both"/>
         <w:rPr>
           <w:rFonts w:ascii="Times New Roman" w:hAnsi="Times New Roman" w:cs="Times New Roman"/>
           <w:b w:val="0"/>
@@ -3714,6 +3778,7 @@
         <w:pStyle w:val="22"/>
         <w:spacing w:line="360" w:lineRule="auto"/>
         <w:ind w:firstLine="709"/>
+        <w:jc w:val="both"/>
         <w:rPr>
           <w:rFonts w:ascii="Times New Roman" w:hAnsi="Times New Roman" w:cs="Times New Roman"/>
           <w:b w:val="0"/>
@@ -3738,6 +3803,7 @@
         <w:pStyle w:val="22"/>
         <w:spacing w:line="360" w:lineRule="auto"/>
         <w:ind w:firstLine="709"/>
+        <w:jc w:val="both"/>
         <w:rPr>
           <w:rFonts w:ascii="Times New Roman" w:hAnsi="Times New Roman" w:cs="Times New Roman"/>
           <w:b w:val="0"/>
@@ -3762,6 +3828,7 @@
         <w:pStyle w:val="22"/>
         <w:spacing w:line="360" w:lineRule="auto"/>
         <w:ind w:firstLine="709"/>
+        <w:jc w:val="both"/>
         <w:rPr>
           <w:rFonts w:ascii="Times New Roman" w:hAnsi="Times New Roman" w:cs="Times New Roman"/>
           <w:b w:val="0"/>
@@ -3852,6 +3919,7 @@
         <w:pStyle w:val="22"/>
         <w:spacing w:line="360" w:lineRule="auto"/>
         <w:ind w:firstLine="709"/>
+        <w:jc w:val="both"/>
         <w:rPr>
           <w:rFonts w:ascii="Times New Roman" w:hAnsi="Times New Roman" w:cs="Times New Roman"/>
           <w:b w:val="0"/>
@@ -3874,6 +3942,7 @@
         <w:pStyle w:val="22"/>
         <w:spacing w:line="360" w:lineRule="auto"/>
         <w:ind w:firstLine="709"/>
+        <w:jc w:val="both"/>
         <w:rPr>
           <w:rFonts w:ascii="Times New Roman" w:hAnsi="Times New Roman" w:cs="Times New Roman"/>
           <w:b w:val="0"/>
@@ -3896,6 +3965,7 @@
         <w:pStyle w:val="22"/>
         <w:spacing w:line="360" w:lineRule="auto"/>
         <w:ind w:firstLine="709"/>
+        <w:jc w:val="both"/>
         <w:rPr>
           <w:rFonts w:ascii="Times New Roman" w:hAnsi="Times New Roman" w:cs="Times New Roman"/>
           <w:b w:val="0"/>
@@ -3920,6 +3990,7 @@
         <w:pStyle w:val="22"/>
         <w:spacing w:line="360" w:lineRule="auto"/>
         <w:ind w:firstLine="709"/>
+        <w:jc w:val="both"/>
         <w:rPr>
           <w:rFonts w:ascii="Times New Roman" w:hAnsi="Times New Roman" w:cs="Times New Roman"/>
           <w:b w:val="0"/>
@@ -3944,6 +4015,7 @@
         <w:pStyle w:val="22"/>
         <w:spacing w:line="360" w:lineRule="auto"/>
         <w:ind w:firstLine="709"/>
+        <w:jc w:val="both"/>
         <w:rPr>
           <w:rFonts w:ascii="Times New Roman" w:hAnsi="Times New Roman" w:cs="Times New Roman"/>
           <w:b w:val="0"/>
@@ -3968,6 +4040,7 @@
         <w:pStyle w:val="22"/>
         <w:spacing w:line="360" w:lineRule="auto"/>
         <w:ind w:firstLine="709"/>
+        <w:jc w:val="both"/>
         <w:rPr>
           <w:rFonts w:ascii="Times New Roman" w:hAnsi="Times New Roman" w:cs="Times New Roman"/>
           <w:b w:val="0"/>
@@ -3992,6 +4065,7 @@
         <w:pStyle w:val="22"/>
         <w:spacing w:line="360" w:lineRule="auto"/>
         <w:ind w:firstLine="709"/>
+        <w:jc w:val="both"/>
         <w:rPr>
           <w:rFonts w:ascii="Times New Roman" w:hAnsi="Times New Roman" w:cs="Times New Roman"/>
           <w:b w:val="0"/>
@@ -4016,6 +4090,7 @@
         <w:pStyle w:val="22"/>
         <w:spacing w:line="360" w:lineRule="auto"/>
         <w:ind w:firstLine="709"/>
+        <w:jc w:val="both"/>
         <w:rPr>
           <w:rFonts w:ascii="Times New Roman" w:hAnsi="Times New Roman" w:cs="Times New Roman"/>
           <w:b w:val="0"/>
@@ -4059,6 +4134,7 @@
         <w:pStyle w:val="22"/>
         <w:spacing w:line="360" w:lineRule="auto"/>
         <w:ind w:firstLine="709"/>
+        <w:jc w:val="both"/>
         <w:rPr>
           <w:rFonts w:ascii="Times New Roman" w:hAnsi="Times New Roman" w:cs="Times New Roman"/>
           <w:b w:val="0"/>
@@ -4083,6 +4159,7 @@
         <w:pStyle w:val="22"/>
         <w:spacing w:line="360" w:lineRule="auto"/>
         <w:ind w:firstLine="709"/>
+        <w:jc w:val="both"/>
         <w:rPr>
           <w:rFonts w:ascii="Times New Roman" w:hAnsi="Times New Roman" w:cs="Times New Roman"/>
           <w:b w:val="0"/>
@@ -4107,6 +4184,7 @@
         <w:pStyle w:val="22"/>
         <w:spacing w:line="360" w:lineRule="auto"/>
         <w:ind w:firstLine="709"/>
+        <w:jc w:val="both"/>
         <w:rPr>
           <w:rFonts w:ascii="Times New Roman" w:hAnsi="Times New Roman" w:cs="Times New Roman"/>
           <w:b w:val="0"/>
@@ -4131,6 +4209,7 @@
         <w:pStyle w:val="22"/>
         <w:spacing w:line="360" w:lineRule="auto"/>
         <w:ind w:firstLine="709"/>
+        <w:jc w:val="both"/>
         <w:rPr>
           <w:rFonts w:ascii="Times New Roman" w:hAnsi="Times New Roman" w:cs="Times New Roman"/>
           <w:b w:val="0"/>
@@ -4155,6 +4234,7 @@
         <w:pStyle w:val="22"/>
         <w:spacing w:line="360" w:lineRule="auto"/>
         <w:ind w:firstLine="709"/>
+        <w:jc w:val="both"/>
         <w:rPr>
           <w:rFonts w:ascii="Times New Roman" w:hAnsi="Times New Roman" w:cs="Times New Roman"/>
           <w:b w:val="0"/>
@@ -4179,6 +4259,7 @@
         <w:pStyle w:val="22"/>
         <w:spacing w:line="360" w:lineRule="auto"/>
         <w:ind w:firstLine="709"/>
+        <w:jc w:val="both"/>
         <w:rPr>
           <w:rFonts w:ascii="Times New Roman" w:hAnsi="Times New Roman" w:cs="Times New Roman"/>
           <w:b w:val="0"/>
@@ -4203,6 +4284,7 @@
         <w:pStyle w:val="22"/>
         <w:spacing w:line="360" w:lineRule="auto"/>
         <w:ind w:firstLine="709"/>
+        <w:jc w:val="both"/>
         <w:rPr>
           <w:rFonts w:ascii="Times New Roman" w:hAnsi="Times New Roman" w:cs="Times New Roman"/>
           <w:b w:val="0"/>
@@ -4227,6 +4309,7 @@
         <w:pStyle w:val="22"/>
         <w:spacing w:line="360" w:lineRule="auto"/>
         <w:ind w:firstLine="709"/>
+        <w:jc w:val="both"/>
         <w:rPr>
           <w:rFonts w:ascii="Times New Roman" w:hAnsi="Times New Roman" w:cs="Times New Roman"/>
           <w:b w:val="0"/>
@@ -4365,6 +4448,7 @@
         <w:pStyle w:val="22"/>
         <w:spacing w:line="360" w:lineRule="auto"/>
         <w:ind w:firstLine="709"/>
+        <w:jc w:val="both"/>
         <w:rPr>
           <w:rFonts w:ascii="Times New Roman" w:hAnsi="Times New Roman" w:cs="Times New Roman"/>
           <w:b w:val="0"/>
@@ -4389,6 +4473,7 @@
         <w:pStyle w:val="22"/>
         <w:spacing w:line="360" w:lineRule="auto"/>
         <w:ind w:firstLine="709"/>
+        <w:jc w:val="both"/>
         <w:rPr>
           <w:rFonts w:ascii="Times New Roman" w:hAnsi="Times New Roman" w:cs="Times New Roman"/>
           <w:b w:val="0"/>
@@ -4413,6 +4498,7 @@
         <w:pStyle w:val="22"/>
         <w:spacing w:line="360" w:lineRule="auto"/>
         <w:ind w:firstLine="709"/>
+        <w:jc w:val="both"/>
         <w:rPr>
           <w:rFonts w:ascii="Times New Roman" w:hAnsi="Times New Roman" w:cs="Times New Roman"/>
           <w:b w:val="0"/>
@@ -4427,6 +4513,7 @@
         <w:pStyle w:val="22"/>
         <w:spacing w:line="360" w:lineRule="auto"/>
         <w:ind w:firstLine="709"/>
+        <w:jc w:val="both"/>
         <w:rPr>
           <w:rFonts w:ascii="Times New Roman" w:hAnsi="Times New Roman" w:cs="Times New Roman"/>
           <w:b w:val="0"/>
@@ -4451,6 +4538,7 @@
         <w:pStyle w:val="22"/>
         <w:spacing w:line="360" w:lineRule="auto"/>
         <w:ind w:firstLine="709"/>
+        <w:jc w:val="both"/>
         <w:rPr>
           <w:rFonts w:ascii="Times New Roman" w:hAnsi="Times New Roman" w:cs="Times New Roman"/>
           <w:b w:val="0"/>
@@ -4475,6 +4563,7 @@
         <w:pStyle w:val="22"/>
         <w:spacing w:line="360" w:lineRule="auto"/>
         <w:ind w:firstLine="709"/>
+        <w:jc w:val="both"/>
         <w:rPr>
           <w:rFonts w:ascii="Times New Roman" w:hAnsi="Times New Roman" w:cs="Times New Roman"/>
           <w:b w:val="0"/>
@@ -4499,6 +4588,7 @@
         <w:pStyle w:val="22"/>
         <w:spacing w:line="360" w:lineRule="auto"/>
         <w:ind w:firstLine="709"/>
+        <w:jc w:val="both"/>
         <w:rPr>
           <w:rFonts w:ascii="Times New Roman" w:hAnsi="Times New Roman" w:cs="Times New Roman"/>
           <w:b w:val="0"/>
@@ -4523,6 +4613,7 @@
         <w:pStyle w:val="22"/>
         <w:spacing w:line="360" w:lineRule="auto"/>
         <w:ind w:firstLine="709"/>
+        <w:jc w:val="both"/>
         <w:rPr>
           <w:rFonts w:ascii="Times New Roman" w:hAnsi="Times New Roman" w:cs="Times New Roman"/>
           <w:b w:val="0"/>
@@ -4547,6 +4638,7 @@
         <w:pStyle w:val="22"/>
         <w:spacing w:line="360" w:lineRule="auto"/>
         <w:ind w:firstLine="709"/>
+        <w:jc w:val="both"/>
         <w:rPr>
           <w:rFonts w:ascii="Times New Roman" w:hAnsi="Times New Roman" w:cs="Times New Roman"/>
           <w:b w:val="0"/>
@@ -4571,6 +4663,7 @@
         <w:pStyle w:val="22"/>
         <w:spacing w:line="360" w:lineRule="auto"/>
         <w:ind w:firstLine="709"/>
+        <w:jc w:val="both"/>
         <w:rPr>
           <w:rFonts w:ascii="Times New Roman" w:hAnsi="Times New Roman" w:cs="Times New Roman"/>
           <w:b w:val="0"/>
@@ -4595,6 +4688,7 @@
         <w:pStyle w:val="22"/>
         <w:spacing w:line="360" w:lineRule="auto"/>
         <w:ind w:firstLine="709"/>
+        <w:jc w:val="both"/>
         <w:rPr>
           <w:rFonts w:ascii="Times New Roman" w:hAnsi="Times New Roman" w:cs="Times New Roman"/>
           <w:b w:val="0"/>
@@ -4619,6 +4713,7 @@
         <w:pStyle w:val="22"/>
         <w:spacing w:line="360" w:lineRule="auto"/>
         <w:ind w:firstLine="709"/>
+        <w:jc w:val="both"/>
         <w:rPr>
           <w:rFonts w:ascii="Times New Roman" w:hAnsi="Times New Roman" w:cs="Times New Roman"/>
           <w:b w:val="0"/>
@@ -4643,6 +4738,7 @@
         <w:pStyle w:val="22"/>
         <w:spacing w:line="360" w:lineRule="auto"/>
         <w:ind w:firstLine="709"/>
+        <w:jc w:val="both"/>
         <w:rPr>
           <w:rFonts w:ascii="Times New Roman" w:hAnsi="Times New Roman" w:cs="Times New Roman"/>
           <w:b w:val="0"/>
@@ -4695,6 +4791,7 @@
         <w:pStyle w:val="22"/>
         <w:spacing w:line="360" w:lineRule="auto"/>
         <w:ind w:firstLine="709"/>
+        <w:jc w:val="both"/>
         <w:rPr>
           <w:rFonts w:ascii="Times New Roman" w:hAnsi="Times New Roman" w:cs="Times New Roman"/>
           <w:b w:val="0"/>
@@ -4719,6 +4816,7 @@
         <w:pStyle w:val="22"/>
         <w:spacing w:line="360" w:lineRule="auto"/>
         <w:ind w:firstLine="709"/>
+        <w:jc w:val="both"/>
         <w:rPr>
           <w:rFonts w:ascii="Times New Roman" w:hAnsi="Times New Roman" w:cs="Times New Roman"/>
           <w:b w:val="0"/>
@@ -4743,6 +4841,7 @@
         <w:pStyle w:val="22"/>
         <w:spacing w:line="360" w:lineRule="auto"/>
         <w:ind w:firstLine="709"/>
+        <w:jc w:val="both"/>
         <w:rPr>
           <w:rFonts w:ascii="Times New Roman" w:hAnsi="Times New Roman" w:cs="Times New Roman"/>
           <w:b w:val="0"/>
@@ -4767,6 +4866,7 @@
         <w:pStyle w:val="22"/>
         <w:spacing w:line="360" w:lineRule="auto"/>
         <w:ind w:firstLine="709"/>
+        <w:jc w:val="both"/>
         <w:rPr>
           <w:rFonts w:ascii="Times New Roman" w:hAnsi="Times New Roman" w:cs="Times New Roman"/>
           <w:b w:val="0"/>
@@ -4791,6 +4891,7 @@
         <w:pStyle w:val="22"/>
         <w:spacing w:line="360" w:lineRule="auto"/>
         <w:ind w:firstLine="709"/>
+        <w:jc w:val="both"/>
         <w:rPr>
           <w:rFonts w:ascii="Times New Roman" w:hAnsi="Times New Roman" w:cs="Times New Roman"/>
           <w:b w:val="0"/>
@@ -4815,6 +4916,7 @@
         <w:pStyle w:val="22"/>
         <w:spacing w:line="360" w:lineRule="auto"/>
         <w:ind w:firstLine="709"/>
+        <w:jc w:val="both"/>
         <w:rPr>
           <w:rFonts w:ascii="Times New Roman" w:hAnsi="Times New Roman" w:cs="Times New Roman"/>
           <w:b w:val="0"/>
@@ -4839,6 +4941,7 @@
         <w:pStyle w:val="22"/>
         <w:spacing w:line="360" w:lineRule="auto"/>
         <w:ind w:firstLine="709"/>
+        <w:jc w:val="both"/>
         <w:rPr>
           <w:rFonts w:ascii="Times New Roman" w:hAnsi="Times New Roman" w:cs="Times New Roman"/>
           <w:b w:val="0"/>
@@ -4863,6 +4966,7 @@
         <w:pStyle w:val="22"/>
         <w:spacing w:line="360" w:lineRule="auto"/>
         <w:ind w:firstLine="709"/>
+        <w:jc w:val="both"/>
         <w:rPr>
           <w:rFonts w:ascii="Times New Roman" w:hAnsi="Times New Roman" w:cs="Times New Roman"/>
           <w:b w:val="0"/>
@@ -4887,6 +4991,7 @@
         <w:pStyle w:val="22"/>
         <w:spacing w:line="360" w:lineRule="auto"/>
         <w:ind w:firstLine="709"/>
+        <w:jc w:val="both"/>
         <w:rPr>
           <w:rFonts w:ascii="Times New Roman" w:hAnsi="Times New Roman" w:cs="Times New Roman"/>
           <w:b w:val="0"/>
@@ -4911,6 +5016,7 @@
         <w:pStyle w:val="22"/>
         <w:spacing w:line="360" w:lineRule="auto"/>
         <w:ind w:firstLine="709"/>
+        <w:jc w:val="both"/>
         <w:rPr>
           <w:rFonts w:ascii="Times New Roman" w:hAnsi="Times New Roman" w:cs="Times New Roman"/>
           <w:b w:val="0"/>
@@ -4935,6 +5041,7 @@
         <w:pStyle w:val="22"/>
         <w:spacing w:line="360" w:lineRule="auto"/>
         <w:ind w:firstLine="709"/>
+        <w:jc w:val="both"/>
         <w:rPr>
           <w:rFonts w:ascii="Times New Roman" w:hAnsi="Times New Roman" w:cs="Times New Roman"/>
           <w:b w:val="0"/>
@@ -4968,6 +5075,7 @@
         <w:pStyle w:val="22"/>
         <w:spacing w:line="360" w:lineRule="auto"/>
         <w:ind w:firstLine="709"/>
+        <w:jc w:val="both"/>
         <w:rPr>
           <w:rFonts w:ascii="Times New Roman" w:hAnsi="Times New Roman" w:cs="Times New Roman"/>
           <w:b w:val="0"/>
@@ -4992,6 +5100,7 @@
         <w:pStyle w:val="22"/>
         <w:spacing w:line="360" w:lineRule="auto"/>
         <w:ind w:firstLine="709"/>
+        <w:jc w:val="both"/>
         <w:rPr>
           <w:rFonts w:ascii="Times New Roman" w:hAnsi="Times New Roman" w:cs="Times New Roman"/>
           <w:b w:val="0"/>
@@ -5044,6 +5153,7 @@
         <w:pStyle w:val="22"/>
         <w:spacing w:line="360" w:lineRule="auto"/>
         <w:ind w:firstLine="709"/>
+        <w:jc w:val="both"/>
         <w:rPr>
           <w:rFonts w:ascii="Times New Roman" w:hAnsi="Times New Roman" w:cs="Times New Roman"/>
           <w:b w:val="0"/>
@@ -5068,6 +5178,7 @@
         <w:pStyle w:val="22"/>
         <w:spacing w:line="360" w:lineRule="auto"/>
         <w:ind w:firstLine="709"/>
+        <w:jc w:val="both"/>
         <w:rPr>
           <w:rFonts w:ascii="Times New Roman" w:hAnsi="Times New Roman" w:cs="Times New Roman"/>
           <w:b w:val="0"/>
@@ -5092,6 +5203,7 @@
         <w:pStyle w:val="22"/>
         <w:spacing w:line="360" w:lineRule="auto"/>
         <w:ind w:firstLine="709"/>
+        <w:jc w:val="both"/>
         <w:rPr>
           <w:rFonts w:ascii="Times New Roman" w:hAnsi="Times New Roman" w:cs="Times New Roman"/>
           <w:b w:val="0"/>
@@ -5135,6 +5247,7 @@
         <w:pStyle w:val="22"/>
         <w:spacing w:line="360" w:lineRule="auto"/>
         <w:ind w:firstLine="709"/>
+        <w:jc w:val="both"/>
         <w:rPr>
           <w:rFonts w:ascii="Times New Roman" w:hAnsi="Times New Roman" w:cs="Times New Roman"/>
           <w:b w:val="0"/>
@@ -5159,6 +5272,7 @@
         <w:pStyle w:val="22"/>
         <w:spacing w:line="360" w:lineRule="auto"/>
         <w:ind w:firstLine="709"/>
+        <w:jc w:val="both"/>
         <w:rPr>
           <w:rFonts w:ascii="Times New Roman" w:hAnsi="Times New Roman" w:cs="Times New Roman"/>
           <w:b w:val="0"/>
@@ -5183,6 +5297,7 @@
         <w:pStyle w:val="22"/>
         <w:spacing w:line="360" w:lineRule="auto"/>
         <w:ind w:firstLine="709"/>
+        <w:jc w:val="both"/>
         <w:rPr>
           <w:rFonts w:ascii="Times New Roman" w:hAnsi="Times New Roman" w:cs="Times New Roman"/>
           <w:b w:val="0"/>
@@ -5207,6 +5322,7 @@
         <w:pStyle w:val="22"/>
         <w:spacing w:line="360" w:lineRule="auto"/>
         <w:ind w:firstLine="709"/>
+        <w:jc w:val="both"/>
         <w:rPr>
           <w:rFonts w:ascii="Times New Roman" w:hAnsi="Times New Roman" w:cs="Times New Roman"/>
           <w:b w:val="0"/>
@@ -5231,6 +5347,7 @@
         <w:pStyle w:val="22"/>
         <w:spacing w:line="360" w:lineRule="auto"/>
         <w:ind w:firstLine="709"/>
+        <w:jc w:val="both"/>
         <w:rPr>
           <w:rFonts w:ascii="Times New Roman" w:hAnsi="Times New Roman" w:cs="Times New Roman"/>
           <w:b w:val="0"/>
@@ -5274,6 +5391,7 @@
         <w:pStyle w:val="22"/>
         <w:spacing w:line="360" w:lineRule="auto"/>
         <w:ind w:firstLine="709"/>
+        <w:jc w:val="both"/>
         <w:rPr>
           <w:rFonts w:ascii="Times New Roman" w:hAnsi="Times New Roman" w:cs="Times New Roman"/>
           <w:b w:val="0"/>
@@ -5298,6 +5416,7 @@
         <w:pStyle w:val="22"/>
         <w:spacing w:line="360" w:lineRule="auto"/>
         <w:ind w:firstLine="709"/>
+        <w:jc w:val="both"/>
         <w:rPr>
           <w:rFonts w:ascii="Times New Roman" w:hAnsi="Times New Roman" w:cs="Times New Roman"/>
           <w:b w:val="0"/>
@@ -5389,6 +5508,7 @@
         <w:pStyle w:val="22"/>
         <w:spacing w:line="360" w:lineRule="auto"/>
         <w:ind w:firstLine="709"/>
+        <w:jc w:val="both"/>
         <w:rPr>
           <w:rFonts w:ascii="Times New Roman" w:hAnsi="Times New Roman" w:cs="Times New Roman"/>
           <w:b w:val="0"/>
@@ -5413,6 +5533,7 @@
         <w:pStyle w:val="22"/>
         <w:spacing w:line="360" w:lineRule="auto"/>
         <w:ind w:firstLine="709"/>
+        <w:jc w:val="both"/>
         <w:rPr>
           <w:rFonts w:ascii="Times New Roman" w:hAnsi="Times New Roman" w:cs="Times New Roman"/>
           <w:b w:val="0"/>
@@ -5456,6 +5577,7 @@
         <w:pStyle w:val="22"/>
         <w:spacing w:line="360" w:lineRule="auto"/>
         <w:ind w:firstLine="709"/>
+        <w:jc w:val="both"/>
         <w:rPr>
           <w:rFonts w:ascii="Times New Roman" w:hAnsi="Times New Roman" w:cs="Times New Roman"/>
           <w:b w:val="0"/>
@@ -5480,6 +5602,7 @@
         <w:pStyle w:val="22"/>
         <w:spacing w:line="360" w:lineRule="auto"/>
         <w:ind w:firstLine="709"/>
+        <w:jc w:val="both"/>
         <w:rPr>
           <w:rFonts w:ascii="Times New Roman" w:hAnsi="Times New Roman" w:cs="Times New Roman"/>
           <w:b w:val="0"/>
@@ -5504,6 +5627,7 @@
         <w:pStyle w:val="22"/>
         <w:spacing w:line="360" w:lineRule="auto"/>
         <w:ind w:firstLine="709"/>
+        <w:jc w:val="both"/>
         <w:rPr>
           <w:rFonts w:ascii="Times New Roman" w:hAnsi="Times New Roman" w:cs="Times New Roman"/>
           <w:b w:val="0"/>
@@ -5528,6 +5652,7 @@
         <w:pStyle w:val="22"/>
         <w:spacing w:line="360" w:lineRule="auto"/>
         <w:ind w:firstLine="709"/>
+        <w:jc w:val="both"/>
         <w:rPr>
           <w:rFonts w:ascii="Times New Roman" w:hAnsi="Times New Roman" w:cs="Times New Roman"/>
           <w:b w:val="0"/>
@@ -5552,6 +5677,7 @@
         <w:pStyle w:val="22"/>
         <w:spacing w:line="360" w:lineRule="auto"/>
         <w:ind w:firstLine="709"/>
+        <w:jc w:val="both"/>
         <w:rPr>
           <w:rFonts w:ascii="Times New Roman" w:hAnsi="Times New Roman" w:cs="Times New Roman"/>
           <w:b w:val="0"/>
@@ -5574,6 +5700,7 @@
         <w:pStyle w:val="22"/>
         <w:spacing w:line="360" w:lineRule="auto"/>
         <w:ind w:firstLine="709"/>
+        <w:jc w:val="both"/>
         <w:rPr>
           <w:rFonts w:ascii="Times New Roman" w:hAnsi="Times New Roman" w:cs="Times New Roman"/>
           <w:b w:val="0"/>
@@ -5596,6 +5723,7 @@
         <w:pStyle w:val="22"/>
         <w:spacing w:line="360" w:lineRule="auto"/>
         <w:ind w:firstLine="709"/>
+        <w:jc w:val="both"/>
         <w:rPr>
           <w:rFonts w:ascii="Times New Roman" w:hAnsi="Times New Roman" w:cs="Times New Roman"/>
           <w:b w:val="0"/>
@@ -5618,6 +5746,7 @@
         <w:pStyle w:val="22"/>
         <w:spacing w:line="360" w:lineRule="auto"/>
         <w:ind w:firstLine="709"/>
+        <w:jc w:val="both"/>
         <w:rPr>
           <w:rFonts w:ascii="Times New Roman" w:hAnsi="Times New Roman" w:cs="Times New Roman"/>
           <w:b w:val="0"/>
@@ -5640,6 +5769,7 @@
         <w:pStyle w:val="22"/>
         <w:spacing w:line="360" w:lineRule="auto"/>
         <w:ind w:firstLine="709"/>
+        <w:jc w:val="both"/>
         <w:rPr>
           <w:rFonts w:ascii="Times New Roman" w:hAnsi="Times New Roman" w:cs="Times New Roman"/>
           <w:b w:val="0"/>
@@ -5657,10 +5787,10 @@
         <w:t>}</w:t>
       </w:r>
     </w:p>
-    <w:p/>
     <w:p>
       <w:pPr>
         <w:spacing w:after="0" w:line="360" w:lineRule="auto"/>
+        <w:jc w:val="both"/>
         <w:rPr>
           <w:rFonts w:ascii="Times New Roman" w:eastAsiaTheme="majorEastAsia" w:hAnsi="Times New Roman" w:cstheme="majorBidi"/>
           <w:sz w:val="28"/>
@@ -5680,7 +5810,7 @@
       <w:pPr>
         <w:pStyle w:val="Aki"/>
       </w:pPr>
-      <w:bookmarkStart w:id="8" w:name="_Toc228432882"/>
+      <w:bookmarkStart w:id="8" w:name="_Toc229483514"/>
       <w:r>
         <w:t>3</w:t>
       </w:r>
@@ -5739,7 +5869,7 @@
           <w:lang w:eastAsia="ru-RU"/>
         </w:rPr>
         <w:drawing>
-          <wp:inline distT="0" distB="0" distL="0" distR="0" wp14:anchorId="2C6AAD13" wp14:editId="137E768A">
+          <wp:inline distT="0" distB="0" distL="0" distR="0" wp14:anchorId="0147196E" wp14:editId="1FA74FE7">
             <wp:extent cx="4051005" cy="3009014"/>
             <wp:effectExtent l="0" t="0" r="6985" b="1270"/>
             <wp:docPr id="8" name="Рисунок 8"/>
@@ -5818,7 +5948,7 @@
           <w:lang w:eastAsia="ru-RU"/>
         </w:rPr>
         <w:drawing>
-          <wp:inline distT="0" distB="0" distL="0" distR="0" wp14:anchorId="75964E4B" wp14:editId="22467BFF">
+          <wp:inline distT="0" distB="0" distL="0" distR="0" wp14:anchorId="70B11A92" wp14:editId="55554D95">
             <wp:extent cx="3827721" cy="2296632"/>
             <wp:effectExtent l="0" t="0" r="1905" b="8890"/>
             <wp:docPr id="9" name="Рисунок 9"/>
@@ -5901,7 +6031,7 @@
           <w:lang w:eastAsia="ru-RU"/>
         </w:rPr>
         <w:drawing>
-          <wp:inline distT="0" distB="0" distL="0" distR="0" wp14:anchorId="050FBD15" wp14:editId="47D58121">
+          <wp:inline distT="0" distB="0" distL="0" distR="0" wp14:anchorId="448E3CFF" wp14:editId="1FC6E3BF">
             <wp:extent cx="5921773" cy="2264735"/>
             <wp:effectExtent l="0" t="0" r="3175" b="2540"/>
             <wp:docPr id="10" name="Рисунок 10"/>
@@ -5984,7 +6114,7 @@
           <w:lang w:eastAsia="ru-RU"/>
         </w:rPr>
         <w:drawing>
-          <wp:inline distT="0" distB="0" distL="0" distR="0" wp14:anchorId="64C7B929" wp14:editId="5D17427E">
+          <wp:inline distT="0" distB="0" distL="0" distR="0" wp14:anchorId="2C1BD973" wp14:editId="4371DA0F">
             <wp:extent cx="5943600" cy="3827721"/>
             <wp:effectExtent l="0" t="0" r="0" b="1905"/>
             <wp:docPr id="11" name="Рисунок 11"/>
@@ -6067,7 +6197,7 @@
           <w:lang w:eastAsia="ru-RU"/>
         </w:rPr>
         <w:drawing>
-          <wp:inline distT="0" distB="0" distL="0" distR="0" wp14:anchorId="605ECB7D" wp14:editId="2FB173F2">
+          <wp:inline distT="0" distB="0" distL="0" distR="0" wp14:anchorId="01C73DA8" wp14:editId="5394FF17">
             <wp:extent cx="5943600" cy="4199861"/>
             <wp:effectExtent l="0" t="0" r="0" b="0"/>
             <wp:docPr id="12" name="Рисунок 12"/>
@@ -6150,7 +6280,7 @@
           <w:lang w:eastAsia="ru-RU"/>
         </w:rPr>
         <w:drawing>
-          <wp:inline distT="0" distB="0" distL="0" distR="0" wp14:anchorId="45B9D638" wp14:editId="055BEAE1">
+          <wp:inline distT="0" distB="0" distL="0" distR="0" wp14:anchorId="160B03E1" wp14:editId="3FA09625">
             <wp:extent cx="5940425" cy="3421320"/>
             <wp:effectExtent l="0" t="0" r="3175" b="8255"/>
             <wp:docPr id="13" name="Рисунок 13"/>
@@ -6211,7 +6341,7 @@
       <w:pPr>
         <w:pStyle w:val="Aki"/>
       </w:pPr>
-      <w:bookmarkStart w:id="9" w:name="_Toc228432883"/>
+      <w:bookmarkStart w:id="9" w:name="_Toc229483515"/>
       <w:r>
         <w:t>4</w:t>
       </w:r>
@@ -6226,7 +6356,7 @@
     <w:p>
       <w:pPr>
         <w:spacing w:after="0" w:line="360" w:lineRule="auto"/>
-        <w:jc w:val="center"/>
+        <w:jc w:val="both"/>
         <w:rPr>
           <w:rFonts w:ascii="Times New Roman" w:hAnsi="Times New Roman" w:cs="Times New Roman"/>
           <w:sz w:val="28"/>
@@ -6271,7 +6401,7 @@
     <w:p>
       <w:pPr>
         <w:spacing w:after="0" w:line="360" w:lineRule="auto"/>
-        <w:jc w:val="center"/>
+        <w:jc w:val="both"/>
         <w:rPr>
           <w:rFonts w:ascii="Times New Roman" w:hAnsi="Times New Roman" w:cs="Times New Roman"/>
           <w:sz w:val="28"/>
@@ -6287,7 +6417,7 @@
           <w:lang w:eastAsia="ru-RU"/>
         </w:rPr>
         <w:drawing>
-          <wp:inline distT="0" distB="0" distL="0" distR="0" wp14:anchorId="324E669F" wp14:editId="04C3B409">
+          <wp:inline distT="0" distB="0" distL="0" distR="0" wp14:anchorId="1BFB6C99" wp14:editId="1781E261">
             <wp:extent cx="6152515" cy="3672205"/>
             <wp:effectExtent l="0" t="0" r="635" b="4445"/>
             <wp:docPr id="1" name="Рисунок 1"/>
@@ -6326,7 +6456,7 @@
     <w:p>
       <w:pPr>
         <w:spacing w:after="0" w:line="360" w:lineRule="auto"/>
-        <w:jc w:val="center"/>
+        <w:jc w:val="both"/>
         <w:rPr>
           <w:rFonts w:ascii="Times New Roman" w:hAnsi="Times New Roman" w:cs="Times New Roman"/>
           <w:sz w:val="28"/>
@@ -6354,7 +6484,7 @@
     <w:p>
       <w:pPr>
         <w:spacing w:after="0" w:line="360" w:lineRule="auto"/>
-        <w:jc w:val="center"/>
+        <w:jc w:val="both"/>
         <w:rPr>
           <w:rFonts w:ascii="Times New Roman" w:hAnsi="Times New Roman" w:cs="Times New Roman"/>
           <w:sz w:val="28"/>
@@ -6394,7 +6524,7 @@
           <w:p>
             <w:pPr>
               <w:spacing w:line="360" w:lineRule="auto"/>
-              <w:jc w:val="center"/>
+              <w:jc w:val="both"/>
               <w:rPr>
                 <w:rFonts w:ascii="Times New Roman" w:hAnsi="Times New Roman" w:cs="Times New Roman"/>
                 <w:sz w:val="28"/>
@@ -6418,7 +6548,7 @@
           <w:p>
             <w:pPr>
               <w:spacing w:line="360" w:lineRule="auto"/>
-              <w:jc w:val="center"/>
+              <w:jc w:val="both"/>
               <w:rPr>
                 <w:rFonts w:ascii="Times New Roman" w:hAnsi="Times New Roman" w:cs="Times New Roman"/>
                 <w:sz w:val="28"/>
@@ -6442,7 +6572,7 @@
           <w:p>
             <w:pPr>
               <w:spacing w:line="360" w:lineRule="auto"/>
-              <w:jc w:val="center"/>
+              <w:jc w:val="both"/>
               <w:rPr>
                 <w:rFonts w:ascii="Times New Roman" w:hAnsi="Times New Roman" w:cs="Times New Roman"/>
                 <w:sz w:val="28"/>
@@ -6466,7 +6596,7 @@
           <w:p>
             <w:pPr>
               <w:spacing w:line="360" w:lineRule="auto"/>
-              <w:jc w:val="center"/>
+              <w:jc w:val="both"/>
               <w:rPr>
                 <w:rFonts w:ascii="Times New Roman" w:hAnsi="Times New Roman" w:cs="Times New Roman"/>
                 <w:sz w:val="28"/>
@@ -6490,7 +6620,7 @@
           <w:p>
             <w:pPr>
               <w:spacing w:line="360" w:lineRule="auto"/>
-              <w:jc w:val="center"/>
+              <w:jc w:val="both"/>
               <w:rPr>
                 <w:rFonts w:ascii="Times New Roman" w:hAnsi="Times New Roman" w:cs="Times New Roman"/>
                 <w:sz w:val="28"/>
@@ -6514,7 +6644,7 @@
           <w:p>
             <w:pPr>
               <w:spacing w:line="360" w:lineRule="auto"/>
-              <w:jc w:val="center"/>
+              <w:jc w:val="both"/>
               <w:rPr>
                 <w:rFonts w:ascii="Times New Roman" w:hAnsi="Times New Roman" w:cs="Times New Roman"/>
                 <w:sz w:val="28"/>
@@ -6538,7 +6668,7 @@
           <w:p>
             <w:pPr>
               <w:spacing w:line="360" w:lineRule="auto"/>
-              <w:jc w:val="center"/>
+              <w:jc w:val="both"/>
               <w:rPr>
                 <w:rFonts w:ascii="Times New Roman" w:hAnsi="Times New Roman" w:cs="Times New Roman"/>
                 <w:sz w:val="28"/>
@@ -6564,7 +6694,7 @@
           <w:p>
             <w:pPr>
               <w:spacing w:line="360" w:lineRule="auto"/>
-              <w:jc w:val="center"/>
+              <w:jc w:val="both"/>
               <w:rPr>
                 <w:rFonts w:ascii="Times New Roman" w:hAnsi="Times New Roman" w:cs="Times New Roman"/>
                 <w:sz w:val="28"/>
@@ -6588,7 +6718,7 @@
           <w:p>
             <w:pPr>
               <w:spacing w:line="360" w:lineRule="auto"/>
-              <w:jc w:val="center"/>
+              <w:jc w:val="both"/>
               <w:rPr>
                 <w:rFonts w:ascii="Times New Roman" w:hAnsi="Times New Roman" w:cs="Times New Roman"/>
                 <w:sz w:val="28"/>
@@ -6612,7 +6742,7 @@
           <w:p>
             <w:pPr>
               <w:spacing w:line="360" w:lineRule="auto"/>
-              <w:jc w:val="center"/>
+              <w:jc w:val="both"/>
               <w:rPr>
                 <w:rFonts w:ascii="Times New Roman" w:hAnsi="Times New Roman" w:cs="Times New Roman"/>
                 <w:sz w:val="28"/>
@@ -6636,7 +6766,7 @@
           <w:p>
             <w:pPr>
               <w:spacing w:line="360" w:lineRule="auto"/>
-              <w:jc w:val="center"/>
+              <w:jc w:val="both"/>
               <w:rPr>
                 <w:rFonts w:ascii="Times New Roman" w:hAnsi="Times New Roman" w:cs="Times New Roman"/>
                 <w:sz w:val="28"/>
@@ -6660,7 +6790,7 @@
           <w:p>
             <w:pPr>
               <w:spacing w:line="360" w:lineRule="auto"/>
-              <w:jc w:val="center"/>
+              <w:jc w:val="both"/>
               <w:rPr>
                 <w:rFonts w:ascii="Times New Roman" w:hAnsi="Times New Roman" w:cs="Times New Roman"/>
                 <w:sz w:val="28"/>
@@ -6684,7 +6814,7 @@
           <w:p>
             <w:pPr>
               <w:spacing w:line="360" w:lineRule="auto"/>
-              <w:jc w:val="center"/>
+              <w:jc w:val="both"/>
               <w:rPr>
                 <w:rFonts w:ascii="Times New Roman" w:hAnsi="Times New Roman" w:cs="Times New Roman"/>
                 <w:sz w:val="28"/>
@@ -6708,7 +6838,7 @@
           <w:p>
             <w:pPr>
               <w:spacing w:line="360" w:lineRule="auto"/>
-              <w:jc w:val="center"/>
+              <w:jc w:val="both"/>
               <w:rPr>
                 <w:rFonts w:ascii="Times New Roman" w:hAnsi="Times New Roman" w:cs="Times New Roman"/>
                 <w:sz w:val="28"/>
@@ -6734,7 +6864,7 @@
           <w:p>
             <w:pPr>
               <w:spacing w:line="360" w:lineRule="auto"/>
-              <w:jc w:val="center"/>
+              <w:jc w:val="both"/>
               <w:rPr>
                 <w:rFonts w:ascii="Times New Roman" w:hAnsi="Times New Roman" w:cs="Times New Roman"/>
                 <w:sz w:val="28"/>
@@ -6758,7 +6888,7 @@
           <w:p>
             <w:pPr>
               <w:spacing w:line="360" w:lineRule="auto"/>
-              <w:jc w:val="center"/>
+              <w:jc w:val="both"/>
               <w:rPr>
                 <w:rFonts w:ascii="Times New Roman" w:hAnsi="Times New Roman" w:cs="Times New Roman"/>
                 <w:sz w:val="28"/>
@@ -6782,7 +6912,7 @@
           <w:p>
             <w:pPr>
               <w:spacing w:line="360" w:lineRule="auto"/>
-              <w:jc w:val="center"/>
+              <w:jc w:val="both"/>
               <w:rPr>
                 <w:rFonts w:ascii="Times New Roman" w:hAnsi="Times New Roman" w:cs="Times New Roman"/>
                 <w:sz w:val="28"/>
@@ -6806,7 +6936,7 @@
           <w:p>
             <w:pPr>
               <w:spacing w:line="360" w:lineRule="auto"/>
-              <w:jc w:val="center"/>
+              <w:jc w:val="both"/>
               <w:rPr>
                 <w:rFonts w:ascii="Times New Roman" w:hAnsi="Times New Roman" w:cs="Times New Roman"/>
                 <w:sz w:val="28"/>
@@ -6830,7 +6960,7 @@
           <w:p>
             <w:pPr>
               <w:spacing w:line="360" w:lineRule="auto"/>
-              <w:jc w:val="center"/>
+              <w:jc w:val="both"/>
               <w:rPr>
                 <w:rFonts w:ascii="Times New Roman" w:hAnsi="Times New Roman" w:cs="Times New Roman"/>
                 <w:sz w:val="28"/>
@@ -6854,7 +6984,7 @@
           <w:p>
             <w:pPr>
               <w:spacing w:line="360" w:lineRule="auto"/>
-              <w:jc w:val="center"/>
+              <w:jc w:val="both"/>
               <w:rPr>
                 <w:rFonts w:ascii="Times New Roman" w:hAnsi="Times New Roman" w:cs="Times New Roman"/>
                 <w:sz w:val="28"/>
@@ -6878,7 +7008,7 @@
           <w:p>
             <w:pPr>
               <w:spacing w:line="360" w:lineRule="auto"/>
-              <w:jc w:val="center"/>
+              <w:jc w:val="both"/>
               <w:rPr>
                 <w:rFonts w:ascii="Times New Roman" w:hAnsi="Times New Roman" w:cs="Times New Roman"/>
                 <w:sz w:val="28"/>
@@ -6904,7 +7034,7 @@
           <w:p>
             <w:pPr>
               <w:spacing w:line="360" w:lineRule="auto"/>
-              <w:jc w:val="center"/>
+              <w:jc w:val="both"/>
               <w:rPr>
                 <w:rFonts w:ascii="Times New Roman" w:hAnsi="Times New Roman" w:cs="Times New Roman"/>
                 <w:sz w:val="28"/>
@@ -6928,7 +7058,7 @@
           <w:p>
             <w:pPr>
               <w:spacing w:line="360" w:lineRule="auto"/>
-              <w:jc w:val="center"/>
+              <w:jc w:val="both"/>
               <w:rPr>
                 <w:rFonts w:ascii="Times New Roman" w:hAnsi="Times New Roman" w:cs="Times New Roman"/>
                 <w:sz w:val="28"/>
@@ -6952,7 +7082,7 @@
           <w:p>
             <w:pPr>
               <w:spacing w:line="360" w:lineRule="auto"/>
-              <w:jc w:val="center"/>
+              <w:jc w:val="both"/>
               <w:rPr>
                 <w:rFonts w:ascii="Times New Roman" w:hAnsi="Times New Roman" w:cs="Times New Roman"/>
                 <w:sz w:val="28"/>
@@ -6976,7 +7106,7 @@
           <w:p>
             <w:pPr>
               <w:spacing w:line="360" w:lineRule="auto"/>
-              <w:jc w:val="center"/>
+              <w:jc w:val="both"/>
               <w:rPr>
                 <w:rFonts w:ascii="Times New Roman" w:hAnsi="Times New Roman" w:cs="Times New Roman"/>
                 <w:sz w:val="28"/>
@@ -7000,7 +7130,7 @@
           <w:p>
             <w:pPr>
               <w:spacing w:line="360" w:lineRule="auto"/>
-              <w:jc w:val="center"/>
+              <w:jc w:val="both"/>
               <w:rPr>
                 <w:rFonts w:ascii="Times New Roman" w:hAnsi="Times New Roman" w:cs="Times New Roman"/>
                 <w:sz w:val="28"/>
@@ -7024,7 +7154,7 @@
           <w:p>
             <w:pPr>
               <w:spacing w:line="360" w:lineRule="auto"/>
-              <w:jc w:val="center"/>
+              <w:jc w:val="both"/>
               <w:rPr>
                 <w:rFonts w:ascii="Times New Roman" w:hAnsi="Times New Roman" w:cs="Times New Roman"/>
                 <w:sz w:val="28"/>
@@ -7048,7 +7178,7 @@
           <w:p>
             <w:pPr>
               <w:spacing w:line="360" w:lineRule="auto"/>
-              <w:jc w:val="center"/>
+              <w:jc w:val="both"/>
               <w:rPr>
                 <w:rFonts w:ascii="Times New Roman" w:hAnsi="Times New Roman" w:cs="Times New Roman"/>
                 <w:sz w:val="28"/>
@@ -7074,7 +7204,7 @@
           <w:p>
             <w:pPr>
               <w:spacing w:line="360" w:lineRule="auto"/>
-              <w:jc w:val="center"/>
+              <w:jc w:val="both"/>
               <w:rPr>
                 <w:rFonts w:ascii="Times New Roman" w:hAnsi="Times New Roman" w:cs="Times New Roman"/>
                 <w:sz w:val="28"/>
@@ -7098,7 +7228,7 @@
           <w:p>
             <w:pPr>
               <w:spacing w:line="360" w:lineRule="auto"/>
-              <w:jc w:val="center"/>
+              <w:jc w:val="both"/>
               <w:rPr>
                 <w:rFonts w:ascii="Times New Roman" w:hAnsi="Times New Roman" w:cs="Times New Roman"/>
                 <w:sz w:val="28"/>
@@ -7122,7 +7252,7 @@
           <w:p>
             <w:pPr>
               <w:spacing w:line="360" w:lineRule="auto"/>
-              <w:jc w:val="center"/>
+              <w:jc w:val="both"/>
               <w:rPr>
                 <w:rFonts w:ascii="Times New Roman" w:hAnsi="Times New Roman" w:cs="Times New Roman"/>
                 <w:sz w:val="28"/>
@@ -7146,7 +7276,7 @@
           <w:p>
             <w:pPr>
               <w:spacing w:line="360" w:lineRule="auto"/>
-              <w:jc w:val="center"/>
+              <w:jc w:val="both"/>
               <w:rPr>
                 <w:rFonts w:ascii="Times New Roman" w:hAnsi="Times New Roman" w:cs="Times New Roman"/>
                 <w:sz w:val="28"/>
@@ -7170,7 +7300,7 @@
           <w:p>
             <w:pPr>
               <w:spacing w:line="360" w:lineRule="auto"/>
-              <w:jc w:val="center"/>
+              <w:jc w:val="both"/>
               <w:rPr>
                 <w:rFonts w:ascii="Times New Roman" w:hAnsi="Times New Roman" w:cs="Times New Roman"/>
                 <w:sz w:val="28"/>
@@ -7194,7 +7324,7 @@
           <w:p>
             <w:pPr>
               <w:spacing w:line="360" w:lineRule="auto"/>
-              <w:jc w:val="center"/>
+              <w:jc w:val="both"/>
               <w:rPr>
                 <w:rFonts w:ascii="Times New Roman" w:hAnsi="Times New Roman" w:cs="Times New Roman"/>
                 <w:sz w:val="28"/>
@@ -7218,7 +7348,7 @@
           <w:p>
             <w:pPr>
               <w:spacing w:line="360" w:lineRule="auto"/>
-              <w:jc w:val="center"/>
+              <w:jc w:val="both"/>
               <w:rPr>
                 <w:rFonts w:ascii="Times New Roman" w:hAnsi="Times New Roman" w:cs="Times New Roman"/>
                 <w:sz w:val="28"/>
@@ -7240,7 +7370,7 @@
     <w:p>
       <w:pPr>
         <w:spacing w:after="0" w:line="360" w:lineRule="auto"/>
-        <w:jc w:val="center"/>
+        <w:jc w:val="both"/>
         <w:rPr>
           <w:rFonts w:ascii="Times New Roman" w:hAnsi="Times New Roman" w:cs="Times New Roman"/>
           <w:sz w:val="28"/>
@@ -7251,6 +7381,7 @@
     <w:p>
       <w:pPr>
         <w:spacing w:after="0" w:line="360" w:lineRule="auto"/>
+        <w:jc w:val="both"/>
         <w:rPr>
           <w:rFonts w:ascii="Times New Roman" w:eastAsiaTheme="majorEastAsia" w:hAnsi="Times New Roman" w:cstheme="majorBidi"/>
           <w:caps/>
@@ -7272,7 +7403,8 @@
       <w:pPr>
         <w:pStyle w:val="Aki"/>
       </w:pPr>
-      <w:bookmarkStart w:id="10" w:name="_Toc228432884"/>
+      <w:bookmarkStart w:id="10" w:name="_Toc229483516"/>
+      <w:bookmarkStart w:id="11" w:name="_GoBack"/>
       <w:r>
         <w:t>5</w:t>
       </w:r>
@@ -7284,8 +7416,10 @@
       </w:r>
       <w:bookmarkEnd w:id="10"/>
     </w:p>
-    <w:p>
-      <w:pPr>
+    <w:bookmarkEnd w:id="11"/>
+    <w:p>
+      <w:pPr>
+        <w:jc w:val="both"/>
         <w:rPr>
           <w:rFonts w:ascii="Times New Roman" w:hAnsi="Times New Roman" w:cs="Times New Roman"/>
           <w:sz w:val="28"/>
@@ -7317,6 +7451,7 @@
       <w:pPr>
         <w:spacing w:after="0" w:line="360" w:lineRule="auto"/>
         <w:ind w:firstLine="709"/>
+        <w:jc w:val="both"/>
         <w:rPr>
           <w:rFonts w:ascii="Times New Roman" w:hAnsi="Times New Roman" w:cs="Times New Roman"/>
           <w:sz w:val="28"/>
@@ -7338,6 +7473,7 @@
       <w:pPr>
         <w:spacing w:after="0" w:line="360" w:lineRule="auto"/>
         <w:ind w:firstLine="709"/>
+        <w:jc w:val="both"/>
         <w:rPr>
           <w:rFonts w:ascii="Times New Roman" w:hAnsi="Times New Roman" w:cs="Times New Roman"/>
           <w:sz w:val="28"/>
@@ -7357,6 +7493,7 @@
       <w:pPr>
         <w:spacing w:after="0" w:line="360" w:lineRule="auto"/>
         <w:ind w:firstLine="709"/>
+        <w:jc w:val="both"/>
         <w:rPr>
           <w:rFonts w:ascii="Times New Roman" w:hAnsi="Times New Roman" w:cs="Times New Roman"/>
           <w:sz w:val="28"/>
@@ -7378,6 +7515,7 @@
       <w:pPr>
         <w:spacing w:after="0" w:line="360" w:lineRule="auto"/>
         <w:ind w:firstLine="709"/>
+        <w:jc w:val="both"/>
         <w:rPr>
           <w:rFonts w:ascii="Times New Roman" w:hAnsi="Times New Roman" w:cs="Times New Roman"/>
           <w:sz w:val="28"/>
@@ -7397,6 +7535,7 @@
       <w:pPr>
         <w:spacing w:after="0" w:line="360" w:lineRule="auto"/>
         <w:ind w:firstLine="709"/>
+        <w:jc w:val="both"/>
         <w:rPr>
           <w:rFonts w:ascii="Times New Roman" w:hAnsi="Times New Roman" w:cs="Times New Roman"/>
           <w:sz w:val="28"/>
@@ -7418,6 +7557,7 @@
       <w:pPr>
         <w:spacing w:after="0" w:line="360" w:lineRule="auto"/>
         <w:ind w:firstLine="709"/>
+        <w:jc w:val="both"/>
         <w:rPr>
           <w:rFonts w:ascii="Times New Roman" w:hAnsi="Times New Roman" w:cs="Times New Roman"/>
           <w:sz w:val="28"/>
@@ -7439,6 +7579,7 @@
       <w:pPr>
         <w:spacing w:after="0" w:line="360" w:lineRule="auto"/>
         <w:ind w:firstLine="709"/>
+        <w:jc w:val="both"/>
         <w:rPr>
           <w:rFonts w:ascii="Times New Roman" w:hAnsi="Times New Roman" w:cs="Times New Roman"/>
           <w:sz w:val="28"/>
@@ -7458,6 +7599,7 @@
       <w:pPr>
         <w:spacing w:after="0" w:line="360" w:lineRule="auto"/>
         <w:ind w:firstLine="709"/>
+        <w:jc w:val="both"/>
         <w:rPr>
           <w:rFonts w:ascii="Times New Roman" w:hAnsi="Times New Roman" w:cs="Times New Roman"/>
           <w:sz w:val="28"/>
@@ -7477,6 +7619,7 @@
       <w:pPr>
         <w:spacing w:after="0" w:line="360" w:lineRule="auto"/>
         <w:ind w:firstLine="709"/>
+        <w:jc w:val="both"/>
         <w:rPr>
           <w:rFonts w:ascii="Times New Roman" w:hAnsi="Times New Roman" w:cs="Times New Roman"/>
           <w:sz w:val="28"/>
@@ -7496,6 +7639,7 @@
       <w:pPr>
         <w:spacing w:after="0" w:line="360" w:lineRule="auto"/>
         <w:ind w:firstLine="709"/>
+        <w:jc w:val="both"/>
         <w:rPr>
           <w:rFonts w:ascii="Times New Roman" w:hAnsi="Times New Roman" w:cs="Times New Roman"/>
           <w:sz w:val="28"/>
@@ -7515,6 +7659,7 @@
       <w:pPr>
         <w:spacing w:after="0" w:line="360" w:lineRule="auto"/>
         <w:ind w:firstLine="709"/>
+        <w:jc w:val="both"/>
         <w:rPr>
           <w:rFonts w:ascii="Times New Roman" w:hAnsi="Times New Roman" w:cs="Times New Roman"/>
           <w:sz w:val="28"/>
@@ -7540,6 +7685,7 @@
         </w:numPr>
         <w:spacing w:after="0" w:line="360" w:lineRule="auto"/>
         <w:ind w:left="0" w:firstLine="709"/>
+        <w:jc w:val="both"/>
         <w:rPr>
           <w:rFonts w:ascii="Times New Roman" w:hAnsi="Times New Roman" w:cs="Times New Roman"/>
           <w:sz w:val="28"/>
@@ -7573,6 +7719,7 @@
         </w:numPr>
         <w:spacing w:after="0" w:line="360" w:lineRule="auto"/>
         <w:ind w:left="0" w:firstLine="709"/>
+        <w:jc w:val="both"/>
         <w:rPr>
           <w:rFonts w:ascii="Times New Roman" w:hAnsi="Times New Roman" w:cs="Times New Roman"/>
           <w:sz w:val="28"/>
@@ -7602,6 +7749,7 @@
       <w:pPr>
         <w:spacing w:after="0" w:line="360" w:lineRule="auto"/>
         <w:ind w:firstLine="709"/>
+        <w:jc w:val="both"/>
         <w:rPr>
           <w:rFonts w:ascii="Times New Roman" w:hAnsi="Times New Roman" w:cs="Times New Roman"/>
           <w:sz w:val="28"/>
@@ -7623,6 +7771,7 @@
       <w:pPr>
         <w:spacing w:after="0" w:line="360" w:lineRule="auto"/>
         <w:ind w:firstLine="709"/>
+        <w:jc w:val="both"/>
         <w:rPr>
           <w:rFonts w:ascii="Times New Roman" w:hAnsi="Times New Roman" w:cs="Times New Roman"/>
           <w:sz w:val="28"/>
@@ -7648,6 +7797,7 @@
         </w:numPr>
         <w:spacing w:after="0" w:line="360" w:lineRule="auto"/>
         <w:ind w:left="0" w:firstLine="709"/>
+        <w:jc w:val="both"/>
         <w:rPr>
           <w:rFonts w:ascii="Times New Roman" w:hAnsi="Times New Roman" w:cs="Times New Roman"/>
           <w:sz w:val="28"/>
@@ -7671,6 +7821,7 @@
         </w:numPr>
         <w:spacing w:after="0" w:line="360" w:lineRule="auto"/>
         <w:ind w:left="0" w:firstLine="709"/>
+        <w:jc w:val="both"/>
         <w:rPr>
           <w:rFonts w:ascii="Times New Roman" w:hAnsi="Times New Roman" w:cs="Times New Roman"/>
           <w:sz w:val="28"/>
@@ -7694,6 +7845,7 @@
         </w:numPr>
         <w:spacing w:after="0" w:line="360" w:lineRule="auto"/>
         <w:ind w:left="0" w:firstLine="709"/>
+        <w:jc w:val="both"/>
         <w:rPr>
           <w:rFonts w:ascii="Times New Roman" w:hAnsi="Times New Roman" w:cs="Times New Roman"/>
           <w:sz w:val="28"/>
@@ -7717,6 +7869,7 @@
         </w:numPr>
         <w:spacing w:after="0" w:line="360" w:lineRule="auto"/>
         <w:ind w:left="0" w:firstLine="709"/>
+        <w:jc w:val="both"/>
         <w:rPr>
           <w:rFonts w:ascii="Times New Roman" w:hAnsi="Times New Roman" w:cs="Times New Roman"/>
           <w:sz w:val="28"/>
@@ -7736,6 +7889,7 @@
       <w:pPr>
         <w:spacing w:after="0" w:line="360" w:lineRule="auto"/>
         <w:ind w:firstLine="709"/>
+        <w:jc w:val="both"/>
         <w:rPr>
           <w:rFonts w:ascii="Times New Roman" w:hAnsi="Times New Roman" w:cs="Times New Roman"/>
           <w:sz w:val="28"/>
@@ -7755,6 +7909,7 @@
       <w:pPr>
         <w:spacing w:after="0" w:line="360" w:lineRule="auto"/>
         <w:ind w:firstLine="709"/>
+        <w:jc w:val="both"/>
         <w:rPr>
           <w:rFonts w:ascii="Times New Roman" w:hAnsi="Times New Roman" w:cs="Times New Roman"/>
           <w:sz w:val="28"/>
@@ -7774,6 +7929,7 @@
       <w:pPr>
         <w:spacing w:after="0" w:line="360" w:lineRule="auto"/>
         <w:ind w:firstLine="709"/>
+        <w:jc w:val="both"/>
         <w:rPr>
           <w:rFonts w:ascii="Times New Roman" w:hAnsi="Times New Roman" w:cs="Times New Roman"/>
           <w:sz w:val="28"/>
@@ -7793,6 +7949,7 @@
       <w:pPr>
         <w:spacing w:after="0" w:line="360" w:lineRule="auto"/>
         <w:ind w:firstLine="709"/>
+        <w:jc w:val="both"/>
         <w:rPr>
           <w:rFonts w:ascii="Times New Roman" w:hAnsi="Times New Roman" w:cs="Times New Roman"/>
           <w:sz w:val="28"/>
@@ -7818,6 +7975,7 @@
         </w:numPr>
         <w:spacing w:after="0" w:line="360" w:lineRule="auto"/>
         <w:ind w:left="0" w:firstLine="709"/>
+        <w:jc w:val="both"/>
         <w:rPr>
           <w:rFonts w:ascii="Times New Roman" w:hAnsi="Times New Roman" w:cs="Times New Roman"/>
           <w:sz w:val="28"/>
@@ -7841,6 +7999,7 @@
         </w:numPr>
         <w:spacing w:after="0" w:line="360" w:lineRule="auto"/>
         <w:ind w:left="0" w:firstLine="709"/>
+        <w:jc w:val="both"/>
         <w:rPr>
           <w:rFonts w:ascii="Times New Roman" w:hAnsi="Times New Roman" w:cs="Times New Roman"/>
           <w:sz w:val="28"/>
@@ -7864,6 +8023,7 @@
         </w:numPr>
         <w:spacing w:after="0" w:line="360" w:lineRule="auto"/>
         <w:ind w:left="0" w:firstLine="709"/>
+        <w:jc w:val="both"/>
         <w:rPr>
           <w:rFonts w:ascii="Times New Roman" w:hAnsi="Times New Roman" w:cs="Times New Roman"/>
           <w:sz w:val="28"/>
@@ -7887,6 +8047,7 @@
         </w:numPr>
         <w:spacing w:after="0" w:line="360" w:lineRule="auto"/>
         <w:ind w:left="0" w:firstLine="709"/>
+        <w:jc w:val="both"/>
         <w:rPr>
           <w:rFonts w:ascii="Times New Roman" w:hAnsi="Times New Roman" w:cs="Times New Roman"/>
           <w:sz w:val="28"/>
@@ -7906,6 +8067,7 @@
       <w:pPr>
         <w:spacing w:after="0" w:line="360" w:lineRule="auto"/>
         <w:ind w:firstLine="709"/>
+        <w:jc w:val="both"/>
         <w:rPr>
           <w:rFonts w:ascii="Times New Roman" w:hAnsi="Times New Roman" w:cs="Times New Roman"/>
           <w:sz w:val="28"/>
@@ -7925,6 +8087,7 @@
       <w:pPr>
         <w:spacing w:after="0" w:line="360" w:lineRule="auto"/>
         <w:ind w:firstLine="709"/>
+        <w:jc w:val="both"/>
         <w:rPr>
           <w:rFonts w:ascii="Times New Roman" w:hAnsi="Times New Roman" w:cs="Times New Roman"/>
           <w:sz w:val="28"/>
@@ -7944,6 +8107,7 @@
       <w:pPr>
         <w:spacing w:after="0" w:line="360" w:lineRule="auto"/>
         <w:ind w:firstLine="709"/>
+        <w:jc w:val="both"/>
         <w:rPr>
           <w:rFonts w:ascii="Times New Roman" w:hAnsi="Times New Roman" w:cs="Times New Roman"/>
           <w:sz w:val="28"/>
@@ -7969,6 +8133,7 @@
         </w:numPr>
         <w:spacing w:after="0" w:line="360" w:lineRule="auto"/>
         <w:ind w:left="0" w:firstLine="709"/>
+        <w:jc w:val="both"/>
         <w:rPr>
           <w:rFonts w:ascii="Times New Roman" w:hAnsi="Times New Roman" w:cs="Times New Roman"/>
           <w:sz w:val="28"/>
@@ -7992,6 +8157,7 @@
         </w:numPr>
         <w:spacing w:after="0" w:line="360" w:lineRule="auto"/>
         <w:ind w:left="0" w:firstLine="709"/>
+        <w:jc w:val="both"/>
         <w:rPr>
           <w:rFonts w:ascii="Times New Roman" w:hAnsi="Times New Roman" w:cs="Times New Roman"/>
           <w:sz w:val="28"/>
@@ -8015,6 +8181,7 @@
         </w:numPr>
         <w:spacing w:after="0" w:line="360" w:lineRule="auto"/>
         <w:ind w:left="0" w:firstLine="709"/>
+        <w:jc w:val="both"/>
         <w:rPr>
           <w:rFonts w:ascii="Times New Roman" w:hAnsi="Times New Roman" w:cs="Times New Roman"/>
           <w:sz w:val="28"/>
@@ -8034,6 +8201,7 @@
       <w:pPr>
         <w:spacing w:after="0" w:line="360" w:lineRule="auto"/>
         <w:ind w:firstLine="709"/>
+        <w:jc w:val="both"/>
         <w:rPr>
           <w:rFonts w:ascii="Times New Roman" w:hAnsi="Times New Roman" w:cs="Times New Roman"/>
           <w:sz w:val="28"/>
@@ -8059,6 +8227,7 @@
         </w:numPr>
         <w:spacing w:after="0" w:line="360" w:lineRule="auto"/>
         <w:ind w:left="0" w:firstLine="709"/>
+        <w:jc w:val="both"/>
         <w:rPr>
           <w:rFonts w:ascii="Times New Roman" w:hAnsi="Times New Roman" w:cs="Times New Roman"/>
           <w:sz w:val="28"/>
@@ -8082,6 +8251,7 @@
         </w:numPr>
         <w:spacing w:after="0" w:line="360" w:lineRule="auto"/>
         <w:ind w:left="0" w:firstLine="709"/>
+        <w:jc w:val="both"/>
         <w:rPr>
           <w:rFonts w:ascii="Times New Roman" w:hAnsi="Times New Roman" w:cs="Times New Roman"/>
           <w:sz w:val="28"/>
@@ -8101,6 +8271,7 @@
       <w:pPr>
         <w:spacing w:after="0" w:line="360" w:lineRule="auto"/>
         <w:ind w:firstLine="709"/>
+        <w:jc w:val="both"/>
         <w:rPr>
           <w:rFonts w:ascii="Times New Roman" w:hAnsi="Times New Roman" w:cs="Times New Roman"/>
           <w:sz w:val="28"/>
@@ -8126,6 +8297,7 @@
         </w:numPr>
         <w:spacing w:after="0" w:line="360" w:lineRule="auto"/>
         <w:ind w:left="0" w:firstLine="709"/>
+        <w:jc w:val="both"/>
         <w:rPr>
           <w:rFonts w:ascii="Times New Roman" w:hAnsi="Times New Roman" w:cs="Times New Roman"/>
           <w:sz w:val="28"/>
@@ -8149,6 +8321,7 @@
         </w:numPr>
         <w:spacing w:after="0" w:line="360" w:lineRule="auto"/>
         <w:ind w:left="0" w:firstLine="709"/>
+        <w:jc w:val="both"/>
         <w:rPr>
           <w:rFonts w:ascii="Times New Roman" w:hAnsi="Times New Roman" w:cs="Times New Roman"/>
           <w:sz w:val="28"/>
@@ -8172,6 +8345,7 @@
         </w:numPr>
         <w:spacing w:after="0" w:line="360" w:lineRule="auto"/>
         <w:ind w:left="0" w:firstLine="709"/>
+        <w:jc w:val="both"/>
         <w:rPr>
           <w:rFonts w:ascii="Times New Roman" w:hAnsi="Times New Roman" w:cs="Times New Roman"/>
           <w:sz w:val="28"/>
@@ -8191,6 +8365,7 @@
       <w:pPr>
         <w:spacing w:after="0" w:line="360" w:lineRule="auto"/>
         <w:ind w:firstLine="709"/>
+        <w:jc w:val="both"/>
         <w:rPr>
           <w:rFonts w:ascii="Times New Roman" w:hAnsi="Times New Roman" w:cs="Times New Roman"/>
           <w:sz w:val="28"/>
@@ -8212,6 +8387,7 @@
       <w:pPr>
         <w:spacing w:after="0" w:line="360" w:lineRule="auto"/>
         <w:ind w:firstLine="709"/>
+        <w:jc w:val="both"/>
         <w:rPr>
           <w:rFonts w:ascii="Times New Roman" w:hAnsi="Times New Roman" w:cs="Times New Roman"/>
           <w:sz w:val="28"/>
@@ -8241,6 +8417,7 @@
       <w:pPr>
         <w:spacing w:after="0" w:line="360" w:lineRule="auto"/>
         <w:ind w:firstLine="709"/>
+        <w:jc w:val="both"/>
         <w:rPr>
           <w:rFonts w:ascii="Times New Roman" w:hAnsi="Times New Roman" w:cs="Times New Roman"/>
           <w:sz w:val="28"/>
@@ -8270,6 +8447,7 @@
       <w:pPr>
         <w:spacing w:after="0" w:line="360" w:lineRule="auto"/>
         <w:ind w:firstLine="709"/>
+        <w:jc w:val="both"/>
         <w:rPr>
           <w:rFonts w:ascii="Times New Roman" w:hAnsi="Times New Roman" w:cs="Times New Roman"/>
           <w:sz w:val="28"/>
@@ -8299,6 +8477,7 @@
       <w:pPr>
         <w:spacing w:after="0" w:line="360" w:lineRule="auto"/>
         <w:ind w:firstLine="709"/>
+        <w:jc w:val="both"/>
         <w:rPr>
           <w:rFonts w:ascii="Times New Roman" w:hAnsi="Times New Roman" w:cs="Times New Roman"/>
           <w:sz w:val="28"/>
@@ -8328,6 +8507,7 @@
       <w:pPr>
         <w:spacing w:after="0" w:line="360" w:lineRule="auto"/>
         <w:ind w:firstLine="709"/>
+        <w:jc w:val="both"/>
         <w:rPr>
           <w:rFonts w:ascii="Times New Roman" w:hAnsi="Times New Roman" w:cs="Times New Roman"/>
           <w:sz w:val="28"/>
@@ -8357,6 +8537,7 @@
       <w:pPr>
         <w:spacing w:after="0" w:line="360" w:lineRule="auto"/>
         <w:ind w:firstLine="709"/>
+        <w:jc w:val="both"/>
         <w:rPr>
           <w:rFonts w:ascii="Times New Roman" w:hAnsi="Times New Roman" w:cs="Times New Roman"/>
           <w:sz w:val="28"/>
@@ -8386,6 +8567,7 @@
       <w:pPr>
         <w:spacing w:after="0" w:line="360" w:lineRule="auto"/>
         <w:ind w:firstLine="709"/>
+        <w:jc w:val="both"/>
         <w:rPr>
           <w:rFonts w:ascii="Times New Roman" w:hAnsi="Times New Roman" w:cs="Times New Roman"/>
           <w:sz w:val="28"/>
@@ -8411,6 +8593,7 @@
         </w:numPr>
         <w:spacing w:after="0" w:line="360" w:lineRule="auto"/>
         <w:ind w:left="0" w:firstLine="709"/>
+        <w:jc w:val="both"/>
         <w:rPr>
           <w:rFonts w:ascii="Times New Roman" w:hAnsi="Times New Roman" w:cs="Times New Roman"/>
           <w:sz w:val="28"/>
@@ -8434,6 +8617,7 @@
         </w:numPr>
         <w:spacing w:after="0" w:line="360" w:lineRule="auto"/>
         <w:ind w:left="0" w:firstLine="709"/>
+        <w:jc w:val="both"/>
         <w:rPr>
           <w:rFonts w:ascii="Times New Roman" w:hAnsi="Times New Roman" w:cs="Times New Roman"/>
           <w:sz w:val="28"/>
@@ -8457,6 +8641,7 @@
         </w:numPr>
         <w:spacing w:after="0" w:line="360" w:lineRule="auto"/>
         <w:ind w:left="0" w:firstLine="709"/>
+        <w:jc w:val="both"/>
         <w:rPr>
           <w:rFonts w:ascii="Times New Roman" w:hAnsi="Times New Roman" w:cs="Times New Roman"/>
           <w:sz w:val="28"/>
@@ -8476,6 +8661,7 @@
       <w:pPr>
         <w:spacing w:after="0" w:line="360" w:lineRule="auto"/>
         <w:ind w:firstLine="709"/>
+        <w:jc w:val="both"/>
         <w:rPr>
           <w:rFonts w:ascii="Times New Roman" w:hAnsi="Times New Roman" w:cs="Times New Roman"/>
           <w:sz w:val="28"/>
@@ -8501,6 +8687,7 @@
         </w:numPr>
         <w:spacing w:after="0" w:line="360" w:lineRule="auto"/>
         <w:ind w:left="0" w:firstLine="709"/>
+        <w:jc w:val="both"/>
         <w:rPr>
           <w:rFonts w:ascii="Times New Roman" w:hAnsi="Times New Roman" w:cs="Times New Roman"/>
           <w:sz w:val="28"/>
@@ -8534,6 +8721,7 @@
         </w:numPr>
         <w:spacing w:after="0" w:line="360" w:lineRule="auto"/>
         <w:ind w:left="0" w:firstLine="709"/>
+        <w:jc w:val="both"/>
         <w:rPr>
           <w:rFonts w:ascii="Times New Roman" w:hAnsi="Times New Roman" w:cs="Times New Roman"/>
           <w:sz w:val="28"/>
@@ -8557,6 +8745,7 @@
         </w:numPr>
         <w:spacing w:after="0" w:line="360" w:lineRule="auto"/>
         <w:ind w:left="0" w:firstLine="709"/>
+        <w:jc w:val="both"/>
         <w:rPr>
           <w:rFonts w:ascii="Times New Roman" w:hAnsi="Times New Roman" w:cs="Times New Roman"/>
           <w:sz w:val="28"/>
@@ -8580,6 +8769,7 @@
         </w:numPr>
         <w:spacing w:after="0" w:line="360" w:lineRule="auto"/>
         <w:ind w:left="0" w:firstLine="709"/>
+        <w:jc w:val="both"/>
         <w:rPr>
           <w:rFonts w:ascii="Times New Roman" w:hAnsi="Times New Roman" w:cs="Times New Roman"/>
           <w:sz w:val="28"/>
@@ -8603,6 +8793,7 @@
         </w:numPr>
         <w:spacing w:after="0" w:line="360" w:lineRule="auto"/>
         <w:ind w:left="0" w:firstLine="709"/>
+        <w:jc w:val="both"/>
         <w:rPr>
           <w:rFonts w:ascii="Times New Roman" w:hAnsi="Times New Roman" w:cs="Times New Roman"/>
           <w:sz w:val="28"/>
@@ -8622,6 +8813,7 @@
       <w:pPr>
         <w:spacing w:after="0" w:line="360" w:lineRule="auto"/>
         <w:ind w:firstLine="709"/>
+        <w:jc w:val="center"/>
         <w:rPr>
           <w:rFonts w:ascii="Times New Roman" w:hAnsi="Times New Roman" w:cs="Times New Roman"/>
           <w:sz w:val="28"/>
@@ -8679,7 +8871,7 @@
           <w:lang w:eastAsia="ru-RU"/>
         </w:rPr>
         <w:drawing>
-          <wp:inline distT="0" distB="0" distL="0" distR="0" wp14:anchorId="62DE81AD" wp14:editId="0D21C3D6">
+          <wp:inline distT="0" distB="0" distL="0" distR="0" wp14:anchorId="5D3465D6" wp14:editId="3E33BB87">
             <wp:extent cx="2683823" cy="2333501"/>
             <wp:effectExtent l="0" t="0" r="2540" b="0"/>
             <wp:docPr id="14" name="Рисунок 14"/>
@@ -8755,7 +8947,7 @@
           <w:lang w:eastAsia="ru-RU"/>
         </w:rPr>
         <w:drawing>
-          <wp:inline distT="0" distB="0" distL="0" distR="0" wp14:anchorId="63629120" wp14:editId="57667528">
+          <wp:inline distT="0" distB="0" distL="0" distR="0" wp14:anchorId="61ADFC63" wp14:editId="6AB853B4">
             <wp:extent cx="2676899" cy="2553056"/>
             <wp:effectExtent l="0" t="0" r="9525" b="0"/>
             <wp:docPr id="2" name="Рисунок 2"/>
@@ -8831,7 +9023,7 @@
           <w:lang w:eastAsia="ru-RU"/>
         </w:rPr>
         <w:drawing>
-          <wp:inline distT="0" distB="0" distL="0" distR="0" wp14:anchorId="10A95507" wp14:editId="4B2FAAAF">
+          <wp:inline distT="0" distB="0" distL="0" distR="0" wp14:anchorId="3C701641" wp14:editId="33128ABD">
             <wp:extent cx="2648320" cy="2534004"/>
             <wp:effectExtent l="0" t="0" r="0" b="0"/>
             <wp:docPr id="3" name="Рисунок 3"/>
@@ -8869,6 +9061,7 @@
     </w:p>
     <w:p>
       <w:pPr>
+        <w:jc w:val="both"/>
         <w:rPr>
           <w:rFonts w:ascii="Times New Roman" w:hAnsi="Times New Roman" w:cs="Times New Roman"/>
           <w:b/>
@@ -8890,6 +9083,7 @@
     </w:p>
     <w:p>
       <w:pPr>
+        <w:jc w:val="both"/>
         <w:rPr>
           <w:rFonts w:ascii="Times New Roman" w:hAnsi="Times New Roman" w:cs="Times New Roman"/>
           <w:sz w:val="28"/>
@@ -8909,6 +9103,7 @@
     </w:p>
     <w:p>
       <w:pPr>
+        <w:jc w:val="both"/>
         <w:rPr>
           <w:rFonts w:ascii="Times New Roman" w:hAnsi="Times New Roman" w:cs="Times New Roman"/>
           <w:sz w:val="28"/>
@@ -8924,9 +9119,14 @@
         <w:t>Получилось сделать работающую программу для управления списком студентов. Научился использовать коллекцию List&lt;T&gt; для хранения данных, понял как добавлять и удалять элементы из списка, а также как правильно отображать объекты в ListBox. Программа работает корректно и обрабатывает все возможные ошибки пользователя (пустой ввод, удаление без выбора).</w:t>
       </w:r>
     </w:p>
-    <w:p/>
-    <w:p>
-      <w:pPr>
+    <w:p>
+      <w:pPr>
+        <w:jc w:val="both"/>
+      </w:pPr>
+    </w:p>
+    <w:p>
+      <w:pPr>
+        <w:jc w:val="both"/>
         <w:rPr>
           <w:rFonts w:ascii="Times New Roman" w:hAnsi="Times New Roman" w:cs="Times New Roman"/>
           <w:sz w:val="28"/>
@@ -8946,7 +9146,7 @@
       <w:pPr>
         <w:pStyle w:val="Aki"/>
       </w:pPr>
-      <w:bookmarkStart w:id="11" w:name="_Toc228432885"/>
+      <w:bookmarkStart w:id="12" w:name="_Toc229483517"/>
       <w:r>
         <w:t>6</w:t>
       </w:r>
@@ -8956,12 +9156,12 @@
       <w:r>
         <w:t xml:space="preserve"> Интеграционное тестирование</w:t>
       </w:r>
-      <w:bookmarkEnd w:id="11"/>
+      <w:bookmarkEnd w:id="12"/>
     </w:p>
     <w:p>
       <w:pPr>
         <w:spacing w:after="0" w:line="360" w:lineRule="auto"/>
-        <w:jc w:val="center"/>
+        <w:jc w:val="both"/>
       </w:pPr>
       <w:r>
         <w:rPr>
@@ -8969,7 +9169,7 @@
           <w:lang w:eastAsia="ru-RU"/>
         </w:rPr>
         <w:drawing>
-          <wp:inline distT="0" distB="0" distL="0" distR="0" wp14:anchorId="7EB3DDCD" wp14:editId="555106B2">
+          <wp:inline distT="0" distB="0" distL="0" distR="0" wp14:anchorId="1DF9F620" wp14:editId="1963D9A8">
             <wp:extent cx="5953125" cy="3457575"/>
             <wp:effectExtent l="0" t="0" r="9525" b="9525"/>
             <wp:docPr id="15" name="Рисунок 15"/>
@@ -9057,7 +9257,7 @@
     <w:p>
       <w:pPr>
         <w:spacing w:after="0" w:line="360" w:lineRule="auto"/>
-        <w:jc w:val="center"/>
+        <w:jc w:val="both"/>
         <w:rPr>
           <w:rFonts w:ascii="Times New Roman" w:hAnsi="Times New Roman" w:cs="Times New Roman"/>
           <w:sz w:val="28"/>
@@ -9073,7 +9273,7 @@
           <w:lang w:eastAsia="ru-RU"/>
         </w:rPr>
         <w:drawing>
-          <wp:inline distT="0" distB="0" distL="0" distR="0" wp14:anchorId="207AB302" wp14:editId="1E320D20">
+          <wp:inline distT="0" distB="0" distL="0" distR="0" wp14:anchorId="26A1C611" wp14:editId="27385152">
             <wp:extent cx="6153150" cy="2038350"/>
             <wp:effectExtent l="0" t="0" r="0" b="0"/>
             <wp:docPr id="38" name="Рисунок 38"/>
@@ -9131,7 +9331,7 @@
     <w:p>
       <w:pPr>
         <w:spacing w:after="0" w:line="360" w:lineRule="auto"/>
-        <w:jc w:val="center"/>
+        <w:jc w:val="both"/>
         <w:rPr>
           <w:rFonts w:ascii="Times New Roman" w:hAnsi="Times New Roman" w:cs="Times New Roman"/>
           <w:sz w:val="28"/>
@@ -9148,7 +9348,7 @@
           <w:lang w:eastAsia="ru-RU"/>
         </w:rPr>
         <w:drawing>
-          <wp:inline distT="0" distB="0" distL="0" distR="0" wp14:anchorId="012E3D5A" wp14:editId="65F44610">
+          <wp:inline distT="0" distB="0" distL="0" distR="0" wp14:anchorId="369473C8" wp14:editId="782A93F3">
             <wp:extent cx="6152515" cy="1819275"/>
             <wp:effectExtent l="0" t="0" r="635" b="9525"/>
             <wp:docPr id="39" name="Рисунок 39"/>
@@ -9206,7 +9406,7 @@
     <w:p>
       <w:pPr>
         <w:spacing w:after="0" w:line="360" w:lineRule="auto"/>
-        <w:jc w:val="center"/>
+        <w:jc w:val="both"/>
         <w:rPr>
           <w:rFonts w:ascii="Times New Roman" w:hAnsi="Times New Roman" w:cs="Times New Roman"/>
           <w:sz w:val="28"/>
@@ -9222,7 +9422,7 @@
           <w:lang w:eastAsia="ru-RU"/>
         </w:rPr>
         <w:drawing>
-          <wp:inline distT="0" distB="0" distL="0" distR="0" wp14:anchorId="6730BFA2" wp14:editId="54349DC4">
+          <wp:inline distT="0" distB="0" distL="0" distR="0" wp14:anchorId="147AB862" wp14:editId="430038AE">
             <wp:extent cx="6152515" cy="1725930"/>
             <wp:effectExtent l="0" t="0" r="635" b="7620"/>
             <wp:docPr id="40" name="Рисунок 40"/>
@@ -9280,7 +9480,7 @@
     <w:p>
       <w:pPr>
         <w:spacing w:after="0" w:line="360" w:lineRule="auto"/>
-        <w:jc w:val="center"/>
+        <w:jc w:val="both"/>
         <w:rPr>
           <w:rFonts w:ascii="Times New Roman" w:hAnsi="Times New Roman" w:cs="Times New Roman"/>
           <w:sz w:val="28"/>
@@ -9297,7 +9497,7 @@
           <w:lang w:eastAsia="ru-RU"/>
         </w:rPr>
         <w:drawing>
-          <wp:inline distT="0" distB="0" distL="0" distR="0" wp14:anchorId="019541F9" wp14:editId="561091CC">
+          <wp:inline distT="0" distB="0" distL="0" distR="0" wp14:anchorId="7A8B4413" wp14:editId="4BBF7713">
             <wp:extent cx="6152515" cy="1958340"/>
             <wp:effectExtent l="0" t="0" r="635" b="3810"/>
             <wp:docPr id="41" name="Рисунок 41"/>
@@ -9371,7 +9571,7 @@
     <w:p>
       <w:pPr>
         <w:spacing w:after="0" w:line="360" w:lineRule="auto"/>
-        <w:jc w:val="center"/>
+        <w:jc w:val="both"/>
         <w:rPr>
           <w:rFonts w:ascii="Times New Roman" w:hAnsi="Times New Roman" w:cs="Times New Roman"/>
           <w:sz w:val="28"/>
@@ -9388,7 +9588,7 @@
           <w:lang w:eastAsia="ru-RU"/>
         </w:rPr>
         <w:drawing>
-          <wp:inline distT="0" distB="0" distL="0" distR="0" wp14:anchorId="54B61C9F" wp14:editId="6974D913">
+          <wp:inline distT="0" distB="0" distL="0" distR="0" wp14:anchorId="0B47FC95" wp14:editId="63B18A16">
             <wp:extent cx="6152515" cy="2468245"/>
             <wp:effectExtent l="0" t="0" r="635" b="8255"/>
             <wp:docPr id="43" name="Рисунок 43"/>
@@ -9462,7 +9662,7 @@
     <w:p>
       <w:pPr>
         <w:spacing w:after="0" w:line="360" w:lineRule="auto"/>
-        <w:jc w:val="center"/>
+        <w:jc w:val="both"/>
         <w:rPr>
           <w:rFonts w:ascii="Times New Roman" w:hAnsi="Times New Roman" w:cs="Times New Roman"/>
           <w:sz w:val="28"/>
@@ -9473,7 +9673,7 @@
     <w:p>
       <w:pPr>
         <w:spacing w:after="0" w:line="360" w:lineRule="auto"/>
-        <w:jc w:val="center"/>
+        <w:jc w:val="both"/>
         <w:rPr>
           <w:rFonts w:ascii="Times New Roman" w:hAnsi="Times New Roman" w:cs="Times New Roman"/>
           <w:sz w:val="28"/>
@@ -9489,7 +9689,7 @@
           <w:lang w:eastAsia="ru-RU"/>
         </w:rPr>
         <w:drawing>
-          <wp:inline distT="0" distB="0" distL="0" distR="0" wp14:anchorId="42B89B86" wp14:editId="3F33338E">
+          <wp:inline distT="0" distB="0" distL="0" distR="0" wp14:anchorId="2D0B6368" wp14:editId="28F15876">
             <wp:extent cx="6152515" cy="1936115"/>
             <wp:effectExtent l="0" t="0" r="635" b="6985"/>
             <wp:docPr id="42" name="Рисунок 42"/>
@@ -9543,137 +9743,22 @@
         </w:rPr>
         <w:t>Рисунок 7 – Выполнил третий уровень пятью командами</w:t>
       </w:r>
-    </w:p>
-    <w:p>
-      <w:pPr>
-        <w:spacing w:line="360" w:lineRule="auto"/>
-        <w:jc w:val="center"/>
-        <w:rPr>
-          <w:rFonts w:ascii="Times New Roman" w:hAnsi="Times New Roman" w:cs="Times New Roman"/>
-          <w:sz w:val="28"/>
-          <w:szCs w:val="28"/>
-        </w:rPr>
-      </w:pPr>
-    </w:p>
-    <w:p>
-      <w:pPr>
-        <w:spacing w:line="360" w:lineRule="auto"/>
-        <w:jc w:val="center"/>
-        <w:rPr>
-          <w:rFonts w:ascii="Times New Roman" w:hAnsi="Times New Roman" w:cs="Times New Roman"/>
-          <w:sz w:val="28"/>
-          <w:szCs w:val="28"/>
-        </w:rPr>
-      </w:pPr>
-    </w:p>
-    <w:p>
-      <w:pPr>
-        <w:spacing w:line="360" w:lineRule="auto"/>
-        <w:jc w:val="center"/>
-      </w:pPr>
-    </w:p>
-    <w:p>
-      <w:pPr>
-        <w:spacing w:line="360" w:lineRule="auto"/>
-      </w:pPr>
-    </w:p>
-    <w:p>
-      <w:pPr>
-        <w:spacing w:line="360" w:lineRule="auto"/>
-        <w:jc w:val="center"/>
-      </w:pPr>
-    </w:p>
-    <w:p>
-      <w:pPr>
-        <w:spacing w:line="360" w:lineRule="auto"/>
-        <w:jc w:val="center"/>
-      </w:pPr>
-    </w:p>
-    <w:p>
-      <w:pPr>
-        <w:spacing w:line="360" w:lineRule="auto"/>
-        <w:jc w:val="center"/>
-      </w:pPr>
-    </w:p>
-    <w:p>
-      <w:pPr>
-        <w:spacing w:line="360" w:lineRule="auto"/>
-        <w:jc w:val="center"/>
-      </w:pPr>
-    </w:p>
-    <w:p>
-      <w:pPr>
-        <w:spacing w:line="360" w:lineRule="auto"/>
-        <w:jc w:val="center"/>
-      </w:pPr>
-    </w:p>
-    <w:p>
-      <w:pPr>
-        <w:spacing w:line="360" w:lineRule="auto"/>
-        <w:jc w:val="center"/>
-      </w:pPr>
-    </w:p>
-    <w:p>
-      <w:pPr>
-        <w:spacing w:line="360" w:lineRule="auto"/>
-        <w:jc w:val="center"/>
-      </w:pPr>
-    </w:p>
-    <w:p>
-      <w:pPr>
-        <w:spacing w:line="360" w:lineRule="auto"/>
-        <w:jc w:val="center"/>
-      </w:pPr>
-    </w:p>
-    <w:p>
-      <w:pPr>
-        <w:spacing w:line="360" w:lineRule="auto"/>
-        <w:jc w:val="center"/>
-      </w:pPr>
-    </w:p>
-    <w:p>
-      <w:pPr>
-        <w:spacing w:line="360" w:lineRule="auto"/>
-        <w:jc w:val="center"/>
-      </w:pPr>
-    </w:p>
-    <w:p>
-      <w:pPr>
-        <w:spacing w:line="360" w:lineRule="auto"/>
-        <w:jc w:val="center"/>
-      </w:pPr>
-    </w:p>
-    <w:p>
-      <w:pPr>
-        <w:spacing w:line="360" w:lineRule="auto"/>
-        <w:jc w:val="center"/>
-      </w:pPr>
-    </w:p>
-    <w:p>
-      <w:pPr>
-        <w:spacing w:after="0" w:line="360" w:lineRule="auto"/>
+      <w:r>
         <w:rPr>
           <w:rFonts w:ascii="Times New Roman" w:eastAsiaTheme="majorEastAsia" w:hAnsi="Times New Roman" w:cstheme="majorBidi"/>
           <w:caps/>
           <w:sz w:val="28"/>
           <w:szCs w:val="32"/>
         </w:rPr>
-      </w:pPr>
-      <w:r>
-        <w:rPr>
-          <w:rFonts w:ascii="Times New Roman" w:eastAsiaTheme="majorEastAsia" w:hAnsi="Times New Roman" w:cstheme="majorBidi"/>
-          <w:caps/>
-          <w:sz w:val="28"/>
-          <w:szCs w:val="32"/>
-        </w:rPr>
         <w:br w:type="page"/>
       </w:r>
     </w:p>
     <w:p>
       <w:pPr>
         <w:pStyle w:val="Aki"/>
-      </w:pPr>
-      <w:bookmarkStart w:id="12" w:name="_Toc228432886"/>
+        <w:jc w:val="both"/>
+      </w:pPr>
+      <w:bookmarkStart w:id="13" w:name="_Toc229483518"/>
       <w:r>
         <w:t>7</w:t>
       </w:r>
@@ -9683,10 +9768,11 @@
       <w:r>
         <w:t xml:space="preserve"> Оформление документации на программные средства с использованием инструментальных средств.</w:t>
       </w:r>
-      <w:bookmarkEnd w:id="12"/>
-    </w:p>
-    <w:p>
-      <w:pPr>
+      <w:bookmarkEnd w:id="13"/>
+    </w:p>
+    <w:p>
+      <w:pPr>
+        <w:jc w:val="both"/>
         <w:rPr>
           <w:rFonts w:ascii="Times New Roman" w:hAnsi="Times New Roman" w:cs="Times New Roman"/>
           <w:sz w:val="28"/>
@@ -9702,6 +9788,7 @@
     </w:p>
     <w:p>
       <w:pPr>
+        <w:jc w:val="both"/>
         <w:rPr>
           <w:rFonts w:ascii="Times New Roman" w:hAnsi="Times New Roman" w:cs="Times New Roman"/>
           <w:sz w:val="28"/>
@@ -9734,8 +9821,6 @@
         </w:rPr>
         <w:t xml:space="preserve">  </w:t>
       </w:r>
-      <w:bookmarkStart w:id="13" w:name="_GoBack"/>
-      <w:bookmarkEnd w:id="13"/>
     </w:p>
     <w:p>
       <w:pPr>
@@ -9743,6 +9828,7 @@
           <w:ilvl w:val="0"/>
           <w:numId w:val="38"/>
         </w:numPr>
+        <w:jc w:val="both"/>
         <w:rPr>
           <w:rFonts w:ascii="Times New Roman" w:hAnsi="Times New Roman" w:cs="Times New Roman"/>
           <w:sz w:val="28"/>
@@ -9762,6 +9848,7 @@
           <w:ilvl w:val="0"/>
           <w:numId w:val="38"/>
         </w:numPr>
+        <w:jc w:val="both"/>
         <w:rPr>
           <w:rFonts w:ascii="Times New Roman" w:hAnsi="Times New Roman" w:cs="Times New Roman"/>
           <w:sz w:val="28"/>
@@ -9781,6 +9868,7 @@
           <w:ilvl w:val="0"/>
           <w:numId w:val="38"/>
         </w:numPr>
+        <w:jc w:val="both"/>
         <w:rPr>
           <w:rFonts w:ascii="Times New Roman" w:hAnsi="Times New Roman" w:cs="Times New Roman"/>
           <w:sz w:val="28"/>
@@ -9800,6 +9888,7 @@
           <w:ilvl w:val="0"/>
           <w:numId w:val="38"/>
         </w:numPr>
+        <w:jc w:val="both"/>
         <w:rPr>
           <w:rFonts w:ascii="Times New Roman" w:hAnsi="Times New Roman" w:cs="Times New Roman"/>
           <w:sz w:val="28"/>
@@ -9815,6 +9904,7 @@
     </w:p>
     <w:p>
       <w:pPr>
+        <w:jc w:val="both"/>
         <w:rPr>
           <w:rFonts w:ascii="Times New Roman" w:hAnsi="Times New Roman" w:cs="Times New Roman"/>
           <w:b/>
@@ -9850,6 +9940,7 @@
           <w:p>
             <w:pPr>
               <w:spacing w:line="360" w:lineRule="auto"/>
+              <w:jc w:val="both"/>
               <w:rPr>
                 <w:rFonts w:ascii="Times New Roman" w:hAnsi="Times New Roman" w:cs="Times New Roman"/>
                 <w:sz w:val="28"/>
@@ -9872,6 +9963,7 @@
           <w:p>
             <w:pPr>
               <w:spacing w:line="360" w:lineRule="auto"/>
+              <w:jc w:val="both"/>
               <w:rPr>
                 <w:rFonts w:ascii="Times New Roman" w:hAnsi="Times New Roman" w:cs="Times New Roman"/>
                 <w:sz w:val="28"/>
@@ -9896,6 +9988,7 @@
           <w:p>
             <w:pPr>
               <w:spacing w:line="360" w:lineRule="auto"/>
+              <w:jc w:val="both"/>
               <w:rPr>
                 <w:rFonts w:ascii="Times New Roman" w:hAnsi="Times New Roman" w:cs="Times New Roman"/>
                 <w:sz w:val="28"/>
@@ -9918,6 +10011,7 @@
           <w:p>
             <w:pPr>
               <w:spacing w:line="360" w:lineRule="auto"/>
+              <w:jc w:val="both"/>
               <w:rPr>
                 <w:rFonts w:ascii="Times New Roman" w:hAnsi="Times New Roman" w:cs="Times New Roman"/>
                 <w:sz w:val="28"/>
@@ -9942,6 +10036,7 @@
           <w:p>
             <w:pPr>
               <w:spacing w:line="360" w:lineRule="auto"/>
+              <w:jc w:val="both"/>
               <w:rPr>
                 <w:rFonts w:ascii="Times New Roman" w:hAnsi="Times New Roman" w:cs="Times New Roman"/>
                 <w:sz w:val="28"/>
@@ -9964,6 +10059,7 @@
           <w:p>
             <w:pPr>
               <w:spacing w:line="360" w:lineRule="auto"/>
+              <w:jc w:val="both"/>
               <w:rPr>
                 <w:rFonts w:ascii="Times New Roman" w:hAnsi="Times New Roman" w:cs="Times New Roman"/>
                 <w:sz w:val="28"/>
@@ -9988,6 +10084,7 @@
           <w:p>
             <w:pPr>
               <w:spacing w:line="360" w:lineRule="auto"/>
+              <w:jc w:val="both"/>
               <w:rPr>
                 <w:rFonts w:ascii="Times New Roman" w:hAnsi="Times New Roman" w:cs="Times New Roman"/>
                 <w:sz w:val="28"/>
@@ -10010,6 +10107,7 @@
           <w:p>
             <w:pPr>
               <w:spacing w:line="360" w:lineRule="auto"/>
+              <w:jc w:val="both"/>
               <w:rPr>
                 <w:rFonts w:ascii="Times New Roman" w:hAnsi="Times New Roman" w:cs="Times New Roman"/>
                 <w:sz w:val="28"/>
@@ -10034,6 +10132,7 @@
           <w:p>
             <w:pPr>
               <w:spacing w:line="360" w:lineRule="auto"/>
+              <w:jc w:val="both"/>
               <w:rPr>
                 <w:rFonts w:ascii="Times New Roman" w:hAnsi="Times New Roman" w:cs="Times New Roman"/>
                 <w:sz w:val="28"/>
@@ -10056,6 +10155,7 @@
           <w:p>
             <w:pPr>
               <w:spacing w:line="360" w:lineRule="auto"/>
+              <w:jc w:val="both"/>
               <w:rPr>
                 <w:rFonts w:ascii="Times New Roman" w:hAnsi="Times New Roman" w:cs="Times New Roman"/>
                 <w:sz w:val="28"/>
@@ -10074,6 +10174,7 @@
     </w:tbl>
     <w:p>
       <w:pPr>
+        <w:jc w:val="both"/>
         <w:rPr>
           <w:rFonts w:ascii="Times New Roman" w:hAnsi="Times New Roman" w:cs="Times New Roman"/>
           <w:sz w:val="28"/>
@@ -10099,6 +10200,7 @@
     </w:p>
     <w:p>
       <w:pPr>
+        <w:jc w:val="both"/>
         <w:rPr>
           <w:rFonts w:ascii="Times New Roman" w:hAnsi="Times New Roman" w:cs="Times New Roman"/>
           <w:sz w:val="28"/>
@@ -10124,6 +10226,7 @@
     </w:p>
     <w:p>
       <w:pPr>
+        <w:jc w:val="both"/>
         <w:rPr>
           <w:rFonts w:ascii="Times New Roman" w:hAnsi="Times New Roman" w:cs="Times New Roman"/>
           <w:b/>
@@ -10150,8 +10253,9 @@
     <w:p>
       <w:pPr>
         <w:pStyle w:val="Aki"/>
-      </w:pPr>
-      <w:bookmarkStart w:id="14" w:name="_Toc228432887"/>
+        <w:jc w:val="both"/>
+      </w:pPr>
+      <w:bookmarkStart w:id="14" w:name="_Toc229483519"/>
       <w:r>
         <w:t>ЗАКЛЮЧЕНИЕ</w:t>
       </w:r>
@@ -10232,6 +10336,7 @@
     </w:p>
     <w:p>
       <w:pPr>
+        <w:jc w:val="both"/>
         <w:rPr>
           <w:rFonts w:ascii="Times New Roman" w:eastAsiaTheme="majorEastAsia" w:hAnsi="Times New Roman" w:cstheme="majorBidi"/>
           <w:sz w:val="28"/>
@@ -10250,12 +10355,13 @@
     <w:p>
       <w:pPr>
         <w:pStyle w:val="Aki"/>
+        <w:jc w:val="both"/>
         <w:rPr>
           <w:rFonts w:cs="Times New Roman"/>
           <w:szCs w:val="24"/>
         </w:rPr>
       </w:pPr>
-      <w:bookmarkStart w:id="15" w:name="_Toc228432888"/>
+      <w:bookmarkStart w:id="15" w:name="_Toc229483520"/>
       <w:r>
         <w:t>СПИСОК ИСПОЛЬЗОВАННЫХ ИСТОЧНИКОВ</w:t>
       </w:r>
@@ -10269,6 +10375,7 @@
           <w:tab w:val="left" w:pos="4517"/>
         </w:tabs>
         <w:ind w:firstLine="709"/>
+        <w:jc w:val="both"/>
         <w:rPr>
           <w:lang w:val="ru-RU"/>
         </w:rPr>
@@ -10327,7 +10434,7 @@
               <w:pStyle w:val="TableParagraph"/>
               <w:spacing w:line="256" w:lineRule="auto"/>
               <w:ind w:left="142"/>
-              <w:jc w:val="center"/>
+              <w:jc w:val="both"/>
               <w:rPr>
                 <w:b/>
                 <w:sz w:val="24"/>
@@ -10350,7 +10457,7 @@
               <w:pStyle w:val="TableParagraph"/>
               <w:spacing w:line="256" w:lineRule="auto"/>
               <w:ind w:left="142"/>
-              <w:jc w:val="center"/>
+              <w:jc w:val="both"/>
               <w:rPr>
                 <w:b/>
                 <w:sz w:val="24"/>
@@ -10387,7 +10494,7 @@
               <w:pStyle w:val="TableParagraph"/>
               <w:spacing w:line="256" w:lineRule="auto"/>
               <w:ind w:left="142"/>
-              <w:jc w:val="center"/>
+              <w:jc w:val="both"/>
               <w:rPr>
                 <w:b/>
                 <w:sz w:val="24"/>
@@ -10424,7 +10531,7 @@
               <w:pStyle w:val="TableParagraph"/>
               <w:spacing w:line="256" w:lineRule="auto"/>
               <w:ind w:left="142"/>
-              <w:jc w:val="center"/>
+              <w:jc w:val="both"/>
               <w:rPr>
                 <w:b/>
                 <w:sz w:val="24"/>
@@ -10464,6 +10571,7 @@
           <w:p>
             <w:pPr>
               <w:spacing w:after="0"/>
+              <w:jc w:val="both"/>
               <w:rPr>
                 <w:rFonts w:ascii="Times New Roman" w:eastAsia="Times New Roman" w:hAnsi="Times New Roman" w:cs="Times New Roman"/>
                 <w:b/>
@@ -10489,6 +10597,7 @@
           <w:p>
             <w:pPr>
               <w:spacing w:after="0"/>
+              <w:jc w:val="both"/>
               <w:rPr>
                 <w:rFonts w:ascii="Times New Roman" w:eastAsia="Times New Roman" w:hAnsi="Times New Roman" w:cs="Times New Roman"/>
                 <w:b/>
@@ -10514,7 +10623,7 @@
               <w:pStyle w:val="TableParagraph"/>
               <w:spacing w:line="256" w:lineRule="auto"/>
               <w:ind w:left="142"/>
-              <w:jc w:val="center"/>
+              <w:jc w:val="both"/>
               <w:rPr>
                 <w:b/>
                 <w:sz w:val="24"/>
@@ -10537,7 +10646,7 @@
               <w:pStyle w:val="TableParagraph"/>
               <w:spacing w:line="256" w:lineRule="auto"/>
               <w:ind w:left="142"/>
-              <w:jc w:val="center"/>
+              <w:jc w:val="both"/>
               <w:rPr>
                 <w:b/>
                 <w:sz w:val="24"/>
@@ -10564,7 +10673,7 @@
               <w:pStyle w:val="TableParagraph"/>
               <w:spacing w:line="256" w:lineRule="auto"/>
               <w:ind w:left="142"/>
-              <w:jc w:val="center"/>
+              <w:jc w:val="both"/>
               <w:rPr>
                 <w:b/>
                 <w:sz w:val="24"/>
@@ -10636,7 +10745,7 @@
             <w:pPr>
               <w:spacing w:after="0" w:line="240" w:lineRule="auto"/>
               <w:ind w:left="142"/>
-              <w:jc w:val="center"/>
+              <w:jc w:val="both"/>
               <w:rPr>
                 <w:rFonts w:ascii="Times New Roman" w:hAnsi="Times New Roman" w:cs="Times New Roman"/>
                 <w:sz w:val="24"/>
@@ -10648,7 +10757,7 @@
             <w:pPr>
               <w:spacing w:after="0" w:line="240" w:lineRule="auto"/>
               <w:ind w:left="142"/>
-              <w:jc w:val="center"/>
+              <w:jc w:val="both"/>
               <w:rPr>
                 <w:rFonts w:ascii="Times New Roman" w:hAnsi="Times New Roman" w:cs="Times New Roman"/>
                 <w:sz w:val="24"/>
@@ -10680,7 +10789,7 @@
             <w:pPr>
               <w:spacing w:after="0" w:line="240" w:lineRule="auto"/>
               <w:ind w:left="142"/>
-              <w:jc w:val="center"/>
+              <w:jc w:val="both"/>
               <w:rPr>
                 <w:rFonts w:ascii="Times New Roman" w:hAnsi="Times New Roman" w:cs="Times New Roman"/>
                 <w:sz w:val="24"/>
@@ -10712,6 +10821,7 @@
             <w:pPr>
               <w:spacing w:after="0" w:line="240" w:lineRule="auto"/>
               <w:ind w:left="142" w:right="162"/>
+              <w:jc w:val="both"/>
               <w:rPr>
                 <w:rFonts w:ascii="Times New Roman" w:hAnsi="Times New Roman" w:cs="Times New Roman"/>
                 <w:sz w:val="24"/>
@@ -10737,6 +10847,7 @@
             <w:pPr>
               <w:spacing w:after="0" w:line="240" w:lineRule="auto"/>
               <w:ind w:left="142" w:right="162"/>
+              <w:jc w:val="both"/>
               <w:rPr>
                 <w:rFonts w:ascii="Times New Roman" w:hAnsi="Times New Roman" w:cs="Times New Roman"/>
                 <w:sz w:val="24"/>
@@ -10798,7 +10909,7 @@
             <w:pPr>
               <w:spacing w:after="0" w:line="240" w:lineRule="auto"/>
               <w:ind w:left="142"/>
-              <w:jc w:val="center"/>
+              <w:jc w:val="both"/>
               <w:rPr>
                 <w:rFonts w:ascii="Times New Roman" w:hAnsi="Times New Roman" w:cs="Times New Roman"/>
                 <w:sz w:val="24"/>
@@ -10810,7 +10921,7 @@
             <w:pPr>
               <w:spacing w:after="0" w:line="240" w:lineRule="auto"/>
               <w:ind w:left="142"/>
-              <w:jc w:val="center"/>
+              <w:jc w:val="both"/>
               <w:rPr>
                 <w:rFonts w:ascii="Times New Roman" w:hAnsi="Times New Roman" w:cs="Times New Roman"/>
                 <w:sz w:val="24"/>
@@ -10842,7 +10953,7 @@
             <w:pPr>
               <w:spacing w:after="0" w:line="240" w:lineRule="auto"/>
               <w:ind w:left="142"/>
-              <w:jc w:val="center"/>
+              <w:jc w:val="both"/>
               <w:rPr>
                 <w:rFonts w:ascii="Times New Roman" w:hAnsi="Times New Roman" w:cs="Times New Roman"/>
                 <w:sz w:val="24"/>
@@ -10873,7 +10984,7 @@
             <w:pPr>
               <w:spacing w:after="0" w:line="240" w:lineRule="auto"/>
               <w:ind w:left="142" w:right="162"/>
-              <w:jc w:val="center"/>
+              <w:jc w:val="both"/>
               <w:rPr>
                 <w:rFonts w:ascii="Times New Roman" w:hAnsi="Times New Roman" w:cs="Times New Roman"/>
                 <w:sz w:val="24"/>
@@ -10896,7 +11007,7 @@
             <w:pPr>
               <w:spacing w:after="0" w:line="240" w:lineRule="auto"/>
               <w:ind w:left="142" w:right="162"/>
-              <w:jc w:val="center"/>
+              <w:jc w:val="both"/>
               <w:rPr>
                 <w:rFonts w:ascii="Times New Roman" w:hAnsi="Times New Roman" w:cs="Times New Roman"/>
                 <w:sz w:val="24"/>
@@ -10957,7 +11068,7 @@
             <w:pPr>
               <w:spacing w:after="0" w:line="240" w:lineRule="auto"/>
               <w:ind w:left="142"/>
-              <w:jc w:val="center"/>
+              <w:jc w:val="both"/>
               <w:rPr>
                 <w:rFonts w:ascii="Times New Roman" w:hAnsi="Times New Roman" w:cs="Times New Roman"/>
                 <w:sz w:val="24"/>
@@ -10969,7 +11080,7 @@
             <w:pPr>
               <w:spacing w:after="0" w:line="240" w:lineRule="auto"/>
               <w:ind w:left="142"/>
-              <w:jc w:val="center"/>
+              <w:jc w:val="both"/>
               <w:rPr>
                 <w:rFonts w:ascii="Times New Roman" w:hAnsi="Times New Roman" w:cs="Times New Roman"/>
                 <w:sz w:val="24"/>
@@ -11001,7 +11112,7 @@
             <w:pPr>
               <w:spacing w:after="0" w:line="240" w:lineRule="auto"/>
               <w:ind w:left="142"/>
-              <w:jc w:val="center"/>
+              <w:jc w:val="both"/>
               <w:rPr>
                 <w:rFonts w:ascii="Times New Roman" w:hAnsi="Times New Roman" w:cs="Times New Roman"/>
                 <w:sz w:val="24"/>
@@ -11032,7 +11143,7 @@
             <w:pPr>
               <w:spacing w:after="0" w:line="240" w:lineRule="auto"/>
               <w:ind w:left="142" w:right="162"/>
-              <w:jc w:val="center"/>
+              <w:jc w:val="both"/>
               <w:rPr>
                 <w:rFonts w:ascii="Times New Roman" w:hAnsi="Times New Roman" w:cs="Times New Roman"/>
                 <w:sz w:val="24"/>
@@ -11055,7 +11166,7 @@
             <w:pPr>
               <w:spacing w:after="0" w:line="240" w:lineRule="auto"/>
               <w:ind w:left="142" w:right="162"/>
-              <w:jc w:val="center"/>
+              <w:jc w:val="both"/>
               <w:rPr>
                 <w:rFonts w:ascii="Times New Roman" w:hAnsi="Times New Roman" w:cs="Times New Roman"/>
                 <w:sz w:val="24"/>
@@ -11118,7 +11229,7 @@
             <w:pPr>
               <w:spacing w:after="0" w:line="240" w:lineRule="auto"/>
               <w:ind w:left="142"/>
-              <w:jc w:val="center"/>
+              <w:jc w:val="both"/>
               <w:rPr>
                 <w:rFonts w:ascii="Times New Roman" w:hAnsi="Times New Roman" w:cs="Times New Roman"/>
                 <w:sz w:val="24"/>
@@ -11130,7 +11241,7 @@
             <w:pPr>
               <w:spacing w:after="0" w:line="240" w:lineRule="auto"/>
               <w:ind w:left="142"/>
-              <w:jc w:val="center"/>
+              <w:jc w:val="both"/>
               <w:rPr>
                 <w:rFonts w:ascii="Times New Roman" w:hAnsi="Times New Roman" w:cs="Times New Roman"/>
                 <w:sz w:val="24"/>
@@ -11162,7 +11273,7 @@
             <w:pPr>
               <w:spacing w:after="0" w:line="240" w:lineRule="auto"/>
               <w:ind w:left="142"/>
-              <w:jc w:val="center"/>
+              <w:jc w:val="both"/>
               <w:rPr>
                 <w:rFonts w:ascii="Times New Roman" w:hAnsi="Times New Roman" w:cs="Times New Roman"/>
                 <w:sz w:val="24"/>
@@ -11194,7 +11305,7 @@
             <w:pPr>
               <w:spacing w:after="0" w:line="240" w:lineRule="auto"/>
               <w:ind w:left="142" w:right="162"/>
-              <w:jc w:val="center"/>
+              <w:jc w:val="both"/>
               <w:rPr>
                 <w:rFonts w:ascii="Times New Roman" w:hAnsi="Times New Roman" w:cs="Times New Roman"/>
                 <w:sz w:val="24"/>
@@ -11219,7 +11330,7 @@
             <w:pPr>
               <w:spacing w:after="0" w:line="240" w:lineRule="auto"/>
               <w:ind w:left="142" w:right="162"/>
-              <w:jc w:val="center"/>
+              <w:jc w:val="both"/>
               <w:rPr>
                 <w:rFonts w:ascii="Times New Roman" w:hAnsi="Times New Roman" w:cs="Times New Roman"/>
                 <w:sz w:val="24"/>
@@ -11282,7 +11393,7 @@
             <w:pPr>
               <w:spacing w:after="0" w:line="240" w:lineRule="auto"/>
               <w:ind w:left="142"/>
-              <w:jc w:val="center"/>
+              <w:jc w:val="both"/>
               <w:rPr>
                 <w:rFonts w:ascii="Times New Roman" w:hAnsi="Times New Roman" w:cs="Times New Roman"/>
                 <w:sz w:val="24"/>
@@ -11294,7 +11405,7 @@
             <w:pPr>
               <w:spacing w:after="0" w:line="240" w:lineRule="auto"/>
               <w:ind w:left="142"/>
-              <w:jc w:val="center"/>
+              <w:jc w:val="both"/>
               <w:rPr>
                 <w:rFonts w:ascii="Times New Roman" w:hAnsi="Times New Roman" w:cs="Times New Roman"/>
                 <w:sz w:val="24"/>
@@ -11326,7 +11437,7 @@
             <w:pPr>
               <w:spacing w:after="0" w:line="240" w:lineRule="auto"/>
               <w:ind w:left="142"/>
-              <w:jc w:val="center"/>
+              <w:jc w:val="both"/>
               <w:rPr>
                 <w:rFonts w:ascii="Times New Roman" w:hAnsi="Times New Roman" w:cs="Times New Roman"/>
                 <w:sz w:val="24"/>
@@ -11358,7 +11469,7 @@
             <w:pPr>
               <w:spacing w:after="0" w:line="240" w:lineRule="auto"/>
               <w:ind w:left="142" w:right="162"/>
-              <w:jc w:val="center"/>
+              <w:jc w:val="both"/>
               <w:rPr>
                 <w:rFonts w:ascii="Times New Roman" w:hAnsi="Times New Roman" w:cs="Times New Roman"/>
                 <w:sz w:val="24"/>
@@ -11383,7 +11494,7 @@
             <w:pPr>
               <w:spacing w:after="0" w:line="240" w:lineRule="auto"/>
               <w:ind w:left="142" w:right="162"/>
-              <w:jc w:val="center"/>
+              <w:jc w:val="both"/>
               <w:rPr>
                 <w:rFonts w:ascii="Times New Roman" w:hAnsi="Times New Roman" w:cs="Times New Roman"/>
                 <w:sz w:val="24"/>
@@ -11398,6 +11509,7 @@
       <w:pPr>
         <w:pStyle w:val="ad"/>
         <w:ind w:firstLine="709"/>
+        <w:jc w:val="both"/>
         <w:rPr>
           <w:lang w:val="ru-RU"/>
         </w:rPr>
@@ -11407,6 +11519,7 @@
       <w:pPr>
         <w:pStyle w:val="ad"/>
         <w:ind w:firstLine="709"/>
+        <w:jc w:val="both"/>
         <w:rPr>
           <w:lang w:val="ru-RU"/>
         </w:rPr>
@@ -11459,7 +11572,7 @@
             <w:pPr>
               <w:spacing w:after="0" w:line="240" w:lineRule="auto"/>
               <w:ind w:firstLine="709"/>
-              <w:jc w:val="center"/>
+              <w:jc w:val="both"/>
               <w:rPr>
                 <w:rFonts w:ascii="Times New Roman" w:hAnsi="Times New Roman" w:cs="Times New Roman"/>
                 <w:sz w:val="24"/>
@@ -11492,7 +11605,7 @@
             <w:pPr>
               <w:spacing w:after="0" w:line="240" w:lineRule="auto"/>
               <w:ind w:firstLine="709"/>
-              <w:jc w:val="center"/>
+              <w:jc w:val="both"/>
               <w:rPr>
                 <w:rFonts w:ascii="Times New Roman" w:hAnsi="Times New Roman" w:cs="Times New Roman"/>
                 <w:sz w:val="24"/>
@@ -11531,6 +11644,7 @@
               <w:shd w:val="clear" w:color="auto" w:fill="auto"/>
               <w:spacing w:after="0" w:line="240" w:lineRule="auto"/>
               <w:ind w:firstLine="709"/>
+              <w:jc w:val="both"/>
               <w:rPr>
                 <w:rFonts w:eastAsia="Calibri" w:cs="Times New Roman"/>
                 <w:sz w:val="24"/>
@@ -11564,7 +11678,7 @@
               <w:shd w:val="clear" w:color="auto" w:fill="auto"/>
               <w:spacing w:after="0" w:line="240" w:lineRule="auto"/>
               <w:ind w:firstLine="709"/>
-              <w:jc w:val="left"/>
+              <w:jc w:val="both"/>
               <w:rPr>
                 <w:rFonts w:eastAsia="Calibri" w:cs="Times New Roman"/>
                 <w:sz w:val="24"/>
@@ -11639,6 +11753,7 @@
               <w:shd w:val="clear" w:color="auto" w:fill="auto"/>
               <w:spacing w:after="0" w:line="240" w:lineRule="auto"/>
               <w:ind w:firstLine="709"/>
+              <w:jc w:val="both"/>
               <w:rPr>
                 <w:rFonts w:eastAsia="Calibri" w:cs="Times New Roman"/>
                 <w:sz w:val="24"/>
@@ -11714,6 +11829,7 @@
       <w:pPr>
         <w:pStyle w:val="ad"/>
         <w:ind w:firstLine="709"/>
+        <w:jc w:val="both"/>
         <w:rPr>
           <w:lang w:val="ru-RU"/>
         </w:rPr>
@@ -11723,6 +11839,7 @@
       <w:pPr>
         <w:pStyle w:val="ad"/>
         <w:ind w:firstLine="709"/>
+        <w:jc w:val="both"/>
         <w:rPr>
           <w:lang w:val="ru-RU"/>
         </w:rPr>
@@ -11778,7 +11895,7 @@
               <w:shd w:val="clear" w:color="auto" w:fill="auto"/>
               <w:spacing w:after="0" w:line="240" w:lineRule="auto"/>
               <w:ind w:firstLine="709"/>
-              <w:jc w:val="left"/>
+              <w:jc w:val="both"/>
               <w:rPr>
                 <w:rFonts w:eastAsia="Calibri" w:cs="Times New Roman"/>
                 <w:sz w:val="24"/>
@@ -11811,7 +11928,7 @@
             <w:pPr>
               <w:spacing w:after="0" w:line="240" w:lineRule="auto"/>
               <w:ind w:firstLine="709"/>
-              <w:jc w:val="center"/>
+              <w:jc w:val="both"/>
               <w:rPr>
                 <w:rFonts w:ascii="Times New Roman" w:hAnsi="Times New Roman" w:cs="Times New Roman"/>
                 <w:sz w:val="24"/>
@@ -11852,7 +11969,7 @@
               <w:shd w:val="clear" w:color="auto" w:fill="auto"/>
               <w:spacing w:after="0" w:line="240" w:lineRule="auto"/>
               <w:ind w:firstLine="709"/>
-              <w:jc w:val="left"/>
+              <w:jc w:val="both"/>
               <w:rPr>
                 <w:rStyle w:val="12"/>
                 <w:color w:val="auto"/>
@@ -11939,7 +12056,7 @@
               <w:shd w:val="clear" w:color="auto" w:fill="auto"/>
               <w:spacing w:after="0" w:line="240" w:lineRule="auto"/>
               <w:ind w:firstLine="709"/>
-              <w:jc w:val="left"/>
+              <w:jc w:val="both"/>
               <w:rPr>
                 <w:rFonts w:eastAsia="Calibri"/>
               </w:rPr>
@@ -11972,7 +12089,7 @@
               <w:shd w:val="clear" w:color="auto" w:fill="auto"/>
               <w:spacing w:after="0" w:line="240" w:lineRule="auto"/>
               <w:ind w:firstLine="709"/>
-              <w:jc w:val="left"/>
+              <w:jc w:val="both"/>
               <w:rPr>
                 <w:rFonts w:eastAsia="Calibri" w:cs="Times New Roman"/>
                 <w:sz w:val="24"/>
@@ -12006,6 +12123,7 @@
       <w:pPr>
         <w:spacing w:after="0" w:line="240" w:lineRule="auto"/>
         <w:ind w:firstLine="709"/>
+        <w:jc w:val="both"/>
         <w:rPr>
           <w:rFonts w:ascii="Times New Roman" w:hAnsi="Times New Roman" w:cs="Times New Roman"/>
           <w:sz w:val="24"/>
@@ -12071,6 +12189,7 @@
         <w:docPartUnique/>
       </w:docPartObj>
     </w:sdtPr>
+    <w:sdtEndPr/>
     <w:sdtContent>
       <w:p>
         <w:pPr>
@@ -12116,6 +12235,7 @@
         <w:docPartUnique/>
       </w:docPartObj>
     </w:sdtPr>
+    <w:sdtEndPr/>
     <w:sdtContent>
       <w:p>
         <w:pPr>
@@ -16628,6 +16748,7 @@
   <w:style w:type="character" w:default="1" w:styleId="a0">
     <w:name w:val="Default Paragraph Font"/>
     <w:uiPriority w:val="1"/>
+    <w:semiHidden/>
     <w:unhideWhenUsed/>
   </w:style>
   <w:style w:type="table" w:default="1" w:styleId="a1">
@@ -17302,6 +17423,7 @@
   <w:style w:type="character" w:default="1" w:styleId="a0">
     <w:name w:val="Default Paragraph Font"/>
     <w:uiPriority w:val="1"/>
+    <w:semiHidden/>
     <w:unhideWhenUsed/>
   </w:style>
   <w:style w:type="table" w:default="1" w:styleId="a1">
@@ -17997,7 +18119,7 @@
   <a:extraClrSchemeLst/>
   <a:extLst>
     <a:ext uri="{05A4C25C-085E-4340-85A3-A5531E510DB2}">
-      <thm15:themeFamily xmlns="" xmlns:thm15="http://schemas.microsoft.com/office/thememl/2012/main" name="Office Theme" id="{62F939B6-93AF-4DB8-9C6B-D6C7DFDC589F}" vid="{4A3C46E8-61CC-4603-A589-7422A47A8E4A}"/>
+      <thm15:themeFamily xmlns:thm15="http://schemas.microsoft.com/office/thememl/2012/main" xmlns="" name="Office Theme" id="{62F939B6-93AF-4DB8-9C6B-D6C7DFDC589F}" vid="{4A3C46E8-61CC-4603-A589-7422A47A8E4A}"/>
     </a:ext>
   </a:extLst>
 </a:theme>
@@ -18008,7 +18130,7 @@
 </file>
 
 <file path=customXml/itemProps1.xml><?xml version="1.0" encoding="utf-8"?>
-<ds:datastoreItem xmlns:ds="http://schemas.openxmlformats.org/officeDocument/2006/customXml" ds:itemID="{415FD6F7-6D37-4A31-AA1C-41AC565ACBEC}">
+<ds:datastoreItem xmlns:ds="http://schemas.openxmlformats.org/officeDocument/2006/customXml" ds:itemID="{9A39C1B8-27E9-4FAE-A9F4-FFB2EC833F35}">
   <ds:schemaRefs>
     <ds:schemaRef ds:uri="http://schemas.openxmlformats.org/officeDocument/2006/bibliography"/>
   </ds:schemaRefs>

--- a/Отчет по практике.docx
+++ b/Отчет по практике.docx
@@ -4,7 +4,6 @@
   <w:body>
     <w:p>
       <w:pPr>
-        <w:jc w:val="center"/>
         <w:rPr>
           <w:rFonts w:ascii="Times New Roman" w:eastAsiaTheme="majorEastAsia" w:hAnsi="Times New Roman" w:cstheme="majorBidi"/>
           <w:b/>
@@ -19,16 +18,39 @@
           <w:sz w:val="28"/>
           <w:szCs w:val="32"/>
         </w:rPr>
+        <w:br w:type="page"/>
+      </w:r>
+    </w:p>
+    <w:p>
+      <w:pPr>
+        <w:jc w:val="center"/>
+        <w:rPr>
+          <w:rFonts w:ascii="Times New Roman" w:eastAsiaTheme="majorEastAsia" w:hAnsi="Times New Roman" w:cstheme="majorBidi"/>
+          <w:b/>
+          <w:sz w:val="28"/>
+          <w:szCs w:val="32"/>
+        </w:rPr>
+      </w:pPr>
+      <w:r>
+        <w:rPr>
+          <w:rFonts w:ascii="Times New Roman" w:eastAsiaTheme="majorEastAsia" w:hAnsi="Times New Roman" w:cstheme="majorBidi"/>
+          <w:b/>
+          <w:sz w:val="28"/>
+          <w:szCs w:val="32"/>
+        </w:rPr>
+        <w:lastRenderedPageBreak/>
         <w:t>СОДЕРЖАНИЕ</w:t>
       </w:r>
     </w:p>
     <w:p>
       <w:pPr>
         <w:pStyle w:val="11"/>
+        <w:tabs>
+          <w:tab w:val="right" w:leader="dot" w:pos="9923"/>
+        </w:tabs>
+        <w:spacing w:line="360" w:lineRule="auto"/>
         <w:rPr>
           <w:rFonts w:asciiTheme="minorHAnsi" w:eastAsiaTheme="minorEastAsia" w:hAnsiTheme="minorHAnsi"/>
-          <w:noProof/>
-          <w:sz w:val="22"/>
           <w:lang w:eastAsia="ru-RU"/>
         </w:rPr>
       </w:pPr>
@@ -36,8 +58,6 @@
         <w:rPr>
           <w:rFonts w:eastAsiaTheme="majorEastAsia" w:cstheme="majorBidi"/>
           <w:b/>
-          <w:sz w:val="28"/>
-          <w:szCs w:val="32"/>
         </w:rPr>
         <w:fldChar w:fldCharType="begin"/>
       </w:r>
@@ -45,72 +65,61 @@
         <w:rPr>
           <w:rFonts w:eastAsiaTheme="majorEastAsia" w:cstheme="majorBidi"/>
           <w:b/>
-          <w:sz w:val="28"/>
-          <w:szCs w:val="32"/>
-        </w:rPr>
-        <w:instrText xml:space="preserve"> TOC \h \z \t "Aki;1" </w:instrText>
+        </w:rPr>
+        <w:instrText xml:space="preserve"> TOC \h \z \t "А;1;Аа;2" </w:instrText>
       </w:r>
       <w:r>
         <w:rPr>
           <w:rFonts w:eastAsiaTheme="majorEastAsia" w:cstheme="majorBidi"/>
           <w:b/>
-          <w:sz w:val="28"/>
-          <w:szCs w:val="32"/>
         </w:rPr>
         <w:fldChar w:fldCharType="separate"/>
       </w:r>
-      <w:hyperlink w:anchor="_Toc229483506" w:history="1">
+      <w:hyperlink w:anchor="_Toc229648260" w:history="1">
         <w:r>
           <w:rPr>
             <w:rStyle w:val="aa"/>
-            <w:noProof/>
+            <w:u w:val="none"/>
           </w:rPr>
           <w:t>ВВЕДЕНИЕ</w:t>
         </w:r>
         <w:r>
           <w:rPr>
-            <w:noProof/>
             <w:webHidden/>
           </w:rPr>
           <w:tab/>
         </w:r>
         <w:r>
           <w:rPr>
-            <w:noProof/>
             <w:webHidden/>
           </w:rPr>
           <w:fldChar w:fldCharType="begin"/>
         </w:r>
         <w:r>
           <w:rPr>
-            <w:noProof/>
             <w:webHidden/>
           </w:rPr>
-          <w:instrText xml:space="preserve"> PAGEREF _Toc229483506 \h </w:instrText>
+          <w:instrText xml:space="preserve"> PAGEREF _Toc229648260 \h </w:instrText>
         </w:r>
         <w:r>
           <w:rPr>
-            <w:noProof/>
             <w:webHidden/>
           </w:rPr>
         </w:r>
         <w:r>
           <w:rPr>
-            <w:noProof/>
             <w:webHidden/>
           </w:rPr>
           <w:fldChar w:fldCharType="separate"/>
         </w:r>
         <w:r>
           <w:rPr>
-            <w:noProof/>
             <w:webHidden/>
           </w:rPr>
-          <w:t>2</w:t>
+          <w:t>3</w:t>
         </w:r>
         <w:r>
           <w:rPr>
-            <w:noProof/>
             <w:webHidden/>
           </w:rPr>
           <w:fldChar w:fldCharType="end"/>
@@ -120,65 +129,60 @@
     <w:p>
       <w:pPr>
         <w:pStyle w:val="11"/>
+        <w:tabs>
+          <w:tab w:val="right" w:leader="dot" w:pos="9923"/>
+        </w:tabs>
+        <w:spacing w:line="360" w:lineRule="auto"/>
         <w:rPr>
           <w:rFonts w:asciiTheme="minorHAnsi" w:eastAsiaTheme="minorEastAsia" w:hAnsiTheme="minorHAnsi"/>
-          <w:noProof/>
-          <w:sz w:val="22"/>
           <w:lang w:eastAsia="ru-RU"/>
         </w:rPr>
       </w:pPr>
-      <w:hyperlink w:anchor="_Toc229483507" w:history="1">
+      <w:hyperlink w:anchor="_Toc229648261" w:history="1">
         <w:r>
           <w:rPr>
             <w:rStyle w:val="aa"/>
-            <w:noProof/>
+            <w:u w:val="none"/>
           </w:rPr>
           <w:t>1. Техника безопасности. Охрана труда</w:t>
         </w:r>
         <w:r>
           <w:rPr>
-            <w:noProof/>
             <w:webHidden/>
           </w:rPr>
           <w:tab/>
         </w:r>
         <w:r>
           <w:rPr>
-            <w:noProof/>
             <w:webHidden/>
           </w:rPr>
           <w:fldChar w:fldCharType="begin"/>
         </w:r>
         <w:r>
           <w:rPr>
-            <w:noProof/>
             <w:webHidden/>
           </w:rPr>
-          <w:instrText xml:space="preserve"> PAGEREF _Toc229483507 \h </w:instrText>
+          <w:instrText xml:space="preserve"> PAGEREF _Toc229648261 \h </w:instrText>
         </w:r>
         <w:r>
           <w:rPr>
-            <w:noProof/>
             <w:webHidden/>
           </w:rPr>
         </w:r>
         <w:r>
           <w:rPr>
-            <w:noProof/>
             <w:webHidden/>
           </w:rPr>
           <w:fldChar w:fldCharType="separate"/>
         </w:r>
         <w:r>
           <w:rPr>
-            <w:noProof/>
             <w:webHidden/>
           </w:rPr>
-          <w:t>3</w:t>
+          <w:t>4</w:t>
         </w:r>
         <w:r>
           <w:rPr>
-            <w:noProof/>
             <w:webHidden/>
           </w:rPr>
           <w:fldChar w:fldCharType="end"/>
@@ -187,19 +191,24 @@
     </w:p>
     <w:p>
       <w:pPr>
-        <w:pStyle w:val="11"/>
+        <w:pStyle w:val="21"/>
+        <w:tabs>
+          <w:tab w:val="right" w:leader="dot" w:pos="9923"/>
+        </w:tabs>
         <w:rPr>
           <w:rFonts w:asciiTheme="minorHAnsi" w:eastAsiaTheme="minorEastAsia" w:hAnsiTheme="minorHAnsi"/>
           <w:noProof/>
-          <w:sz w:val="22"/>
           <w:lang w:eastAsia="ru-RU"/>
         </w:rPr>
       </w:pPr>
-      <w:hyperlink w:anchor="_Toc229483508" w:history="1">
+      <w:hyperlink w:anchor="_Toc229648262" w:history="1">
         <w:r>
           <w:rPr>
             <w:rStyle w:val="aa"/>
             <w:noProof/>
+            <w:sz w:val="28"/>
+            <w:szCs w:val="28"/>
+            <w:u w:val="none"/>
           </w:rPr>
           <w:t>1.1 Общие требования безопасности</w:t>
         </w:r>
@@ -222,143 +231,7 @@
             <w:noProof/>
             <w:webHidden/>
           </w:rPr>
-          <w:instrText xml:space="preserve"> PAGEREF _Toc229483508 \h </w:instrText>
-        </w:r>
-        <w:r>
-          <w:rPr>
-            <w:noProof/>
-            <w:webHidden/>
-          </w:rPr>
-        </w:r>
-        <w:r>
-          <w:rPr>
-            <w:noProof/>
-            <w:webHidden/>
-          </w:rPr>
-          <w:fldChar w:fldCharType="separate"/>
-        </w:r>
-        <w:r>
-          <w:rPr>
-            <w:noProof/>
-            <w:webHidden/>
-          </w:rPr>
-          <w:t>3</w:t>
-        </w:r>
-        <w:r>
-          <w:rPr>
-            <w:noProof/>
-            <w:webHidden/>
-          </w:rPr>
-          <w:fldChar w:fldCharType="end"/>
-        </w:r>
-      </w:hyperlink>
-    </w:p>
-    <w:p>
-      <w:pPr>
-        <w:pStyle w:val="11"/>
-        <w:rPr>
-          <w:rFonts w:asciiTheme="minorHAnsi" w:eastAsiaTheme="minorEastAsia" w:hAnsiTheme="minorHAnsi"/>
-          <w:noProof/>
-          <w:sz w:val="22"/>
-          <w:lang w:eastAsia="ru-RU"/>
-        </w:rPr>
-      </w:pPr>
-      <w:hyperlink w:anchor="_Toc229483509" w:history="1">
-        <w:r>
-          <w:rPr>
-            <w:rStyle w:val="aa"/>
-            <w:noProof/>
-          </w:rPr>
-          <w:t>1.2 Требования безопасности перед началом работы</w:t>
-        </w:r>
-        <w:r>
-          <w:rPr>
-            <w:noProof/>
-            <w:webHidden/>
-          </w:rPr>
-          <w:tab/>
-        </w:r>
-        <w:r>
-          <w:rPr>
-            <w:noProof/>
-            <w:webHidden/>
-          </w:rPr>
-          <w:fldChar w:fldCharType="begin"/>
-        </w:r>
-        <w:r>
-          <w:rPr>
-            <w:noProof/>
-            <w:webHidden/>
-          </w:rPr>
-          <w:instrText xml:space="preserve"> PAGEREF _Toc229483509 \h </w:instrText>
-        </w:r>
-        <w:r>
-          <w:rPr>
-            <w:noProof/>
-            <w:webHidden/>
-          </w:rPr>
-        </w:r>
-        <w:r>
-          <w:rPr>
-            <w:noProof/>
-            <w:webHidden/>
-          </w:rPr>
-          <w:fldChar w:fldCharType="separate"/>
-        </w:r>
-        <w:r>
-          <w:rPr>
-            <w:noProof/>
-            <w:webHidden/>
-          </w:rPr>
-          <w:t>3</w:t>
-        </w:r>
-        <w:r>
-          <w:rPr>
-            <w:noProof/>
-            <w:webHidden/>
-          </w:rPr>
-          <w:fldChar w:fldCharType="end"/>
-        </w:r>
-      </w:hyperlink>
-    </w:p>
-    <w:p>
-      <w:pPr>
-        <w:pStyle w:val="11"/>
-        <w:rPr>
-          <w:rFonts w:asciiTheme="minorHAnsi" w:eastAsiaTheme="minorEastAsia" w:hAnsiTheme="minorHAnsi"/>
-          <w:noProof/>
-          <w:sz w:val="22"/>
-          <w:lang w:eastAsia="ru-RU"/>
-        </w:rPr>
-      </w:pPr>
-      <w:hyperlink w:anchor="_Toc229483510" w:history="1">
-        <w:r>
-          <w:rPr>
-            <w:rStyle w:val="aa"/>
-            <w:noProof/>
-          </w:rPr>
-          <w:t>1.3 Требования безопасности во время работы</w:t>
-        </w:r>
-        <w:r>
-          <w:rPr>
-            <w:noProof/>
-            <w:webHidden/>
-          </w:rPr>
-          <w:tab/>
-        </w:r>
-        <w:r>
-          <w:rPr>
-            <w:noProof/>
-            <w:webHidden/>
-          </w:rPr>
-          <w:fldChar w:fldCharType="begin"/>
-        </w:r>
-        <w:r>
-          <w:rPr>
-            <w:noProof/>
-            <w:webHidden/>
-          </w:rPr>
-          <w:instrText xml:space="preserve"> PAGEREF _Toc229483510 \h </w:instrText>
+          <w:instrText xml:space="preserve"> PAGEREF _Toc229648262 \h </w:instrText>
         </w:r>
         <w:r>
           <w:rPr>
@@ -391,21 +264,26 @@
     </w:p>
     <w:p>
       <w:pPr>
-        <w:pStyle w:val="11"/>
+        <w:pStyle w:val="21"/>
+        <w:tabs>
+          <w:tab w:val="right" w:leader="dot" w:pos="9923"/>
+        </w:tabs>
         <w:rPr>
           <w:rFonts w:asciiTheme="minorHAnsi" w:eastAsiaTheme="minorEastAsia" w:hAnsiTheme="minorHAnsi"/>
           <w:noProof/>
-          <w:sz w:val="22"/>
           <w:lang w:eastAsia="ru-RU"/>
         </w:rPr>
       </w:pPr>
-      <w:hyperlink w:anchor="_Toc229483511" w:history="1">
+      <w:hyperlink w:anchor="_Toc229648263" w:history="1">
         <w:r>
           <w:rPr>
             <w:rStyle w:val="aa"/>
             <w:noProof/>
+            <w:sz w:val="28"/>
+            <w:szCs w:val="28"/>
+            <w:u w:val="none"/>
           </w:rPr>
-          <w:t>1.4 Требования безопасности в аварийных ситуациях</w:t>
+          <w:t>1.2 Требования безопасности перед началом работы</w:t>
         </w:r>
         <w:r>
           <w:rPr>
@@ -426,7 +304,7 @@
             <w:noProof/>
             <w:webHidden/>
           </w:rPr>
-          <w:instrText xml:space="preserve"> PAGEREF _Toc229483511 \h </w:instrText>
+          <w:instrText xml:space="preserve"> PAGEREF _Toc229648263 \h </w:instrText>
         </w:r>
         <w:r>
           <w:rPr>
@@ -459,19 +337,170 @@
     </w:p>
     <w:p>
       <w:pPr>
-        <w:pStyle w:val="11"/>
+        <w:pStyle w:val="21"/>
+        <w:tabs>
+          <w:tab w:val="right" w:leader="dot" w:pos="9923"/>
+        </w:tabs>
         <w:rPr>
           <w:rFonts w:asciiTheme="minorHAnsi" w:eastAsiaTheme="minorEastAsia" w:hAnsiTheme="minorHAnsi"/>
           <w:noProof/>
-          <w:sz w:val="22"/>
           <w:lang w:eastAsia="ru-RU"/>
         </w:rPr>
       </w:pPr>
-      <w:hyperlink w:anchor="_Toc229483512" w:history="1">
+      <w:hyperlink w:anchor="_Toc229648264" w:history="1">
         <w:r>
           <w:rPr>
             <w:rStyle w:val="aa"/>
             <w:noProof/>
+            <w:sz w:val="28"/>
+            <w:szCs w:val="28"/>
+            <w:u w:val="none"/>
+          </w:rPr>
+          <w:t>1.3 Требования безопасности во время работы</w:t>
+        </w:r>
+        <w:r>
+          <w:rPr>
+            <w:noProof/>
+            <w:webHidden/>
+          </w:rPr>
+          <w:tab/>
+        </w:r>
+        <w:r>
+          <w:rPr>
+            <w:noProof/>
+            <w:webHidden/>
+          </w:rPr>
+          <w:fldChar w:fldCharType="begin"/>
+        </w:r>
+        <w:r>
+          <w:rPr>
+            <w:noProof/>
+            <w:webHidden/>
+          </w:rPr>
+          <w:instrText xml:space="preserve"> PAGEREF _Toc229648264 \h </w:instrText>
+        </w:r>
+        <w:r>
+          <w:rPr>
+            <w:noProof/>
+            <w:webHidden/>
+          </w:rPr>
+        </w:r>
+        <w:r>
+          <w:rPr>
+            <w:noProof/>
+            <w:webHidden/>
+          </w:rPr>
+          <w:fldChar w:fldCharType="separate"/>
+        </w:r>
+        <w:r>
+          <w:rPr>
+            <w:noProof/>
+            <w:webHidden/>
+          </w:rPr>
+          <w:t>5</w:t>
+        </w:r>
+        <w:r>
+          <w:rPr>
+            <w:noProof/>
+            <w:webHidden/>
+          </w:rPr>
+          <w:fldChar w:fldCharType="end"/>
+        </w:r>
+      </w:hyperlink>
+    </w:p>
+    <w:p>
+      <w:pPr>
+        <w:pStyle w:val="21"/>
+        <w:tabs>
+          <w:tab w:val="right" w:leader="dot" w:pos="9923"/>
+        </w:tabs>
+        <w:rPr>
+          <w:rFonts w:asciiTheme="minorHAnsi" w:eastAsiaTheme="minorEastAsia" w:hAnsiTheme="minorHAnsi"/>
+          <w:noProof/>
+          <w:lang w:eastAsia="ru-RU"/>
+        </w:rPr>
+      </w:pPr>
+      <w:hyperlink w:anchor="_Toc229648265" w:history="1">
+        <w:r>
+          <w:rPr>
+            <w:rStyle w:val="aa"/>
+            <w:noProof/>
+            <w:sz w:val="28"/>
+            <w:szCs w:val="28"/>
+            <w:u w:val="none"/>
+          </w:rPr>
+          <w:t>1.4 Требования безопасности в аварийных ситуациях</w:t>
+        </w:r>
+        <w:r>
+          <w:rPr>
+            <w:noProof/>
+            <w:webHidden/>
+          </w:rPr>
+          <w:tab/>
+        </w:r>
+        <w:r>
+          <w:rPr>
+            <w:noProof/>
+            <w:webHidden/>
+          </w:rPr>
+          <w:fldChar w:fldCharType="begin"/>
+        </w:r>
+        <w:r>
+          <w:rPr>
+            <w:noProof/>
+            <w:webHidden/>
+          </w:rPr>
+          <w:instrText xml:space="preserve"> PAGEREF _Toc229648265 \h </w:instrText>
+        </w:r>
+        <w:r>
+          <w:rPr>
+            <w:noProof/>
+            <w:webHidden/>
+          </w:rPr>
+        </w:r>
+        <w:r>
+          <w:rPr>
+            <w:noProof/>
+            <w:webHidden/>
+          </w:rPr>
+          <w:fldChar w:fldCharType="separate"/>
+        </w:r>
+        <w:r>
+          <w:rPr>
+            <w:noProof/>
+            <w:webHidden/>
+          </w:rPr>
+          <w:t>5</w:t>
+        </w:r>
+        <w:r>
+          <w:rPr>
+            <w:noProof/>
+            <w:webHidden/>
+          </w:rPr>
+          <w:fldChar w:fldCharType="end"/>
+        </w:r>
+      </w:hyperlink>
+    </w:p>
+    <w:p>
+      <w:pPr>
+        <w:pStyle w:val="21"/>
+        <w:tabs>
+          <w:tab w:val="right" w:leader="dot" w:pos="9923"/>
+        </w:tabs>
+        <w:rPr>
+          <w:rFonts w:asciiTheme="minorHAnsi" w:eastAsiaTheme="minorEastAsia" w:hAnsiTheme="minorHAnsi"/>
+          <w:noProof/>
+          <w:lang w:eastAsia="ru-RU"/>
+        </w:rPr>
+      </w:pPr>
+      <w:hyperlink w:anchor="_Toc229648266" w:history="1">
+        <w:r>
+          <w:rPr>
+            <w:rStyle w:val="aa"/>
+            <w:noProof/>
+            <w:sz w:val="28"/>
+            <w:szCs w:val="28"/>
+            <w:u w:val="none"/>
           </w:rPr>
           <w:t>1.5 Требования безопасности по окончании работы</w:t>
         </w:r>
@@ -494,7 +523,7 @@
             <w:noProof/>
             <w:webHidden/>
           </w:rPr>
-          <w:instrText xml:space="preserve"> PAGEREF _Toc229483512 \h </w:instrText>
+          <w:instrText xml:space="preserve"> PAGEREF _Toc229648266 \h </w:instrText>
         </w:r>
         <w:r>
           <w:rPr>
@@ -514,7 +543,7 @@
             <w:noProof/>
             <w:webHidden/>
           </w:rPr>
-          <w:t>4</w:t>
+          <w:t>5</w:t>
         </w:r>
         <w:r>
           <w:rPr>
@@ -528,20 +557,411 @@
     <w:p>
       <w:pPr>
         <w:pStyle w:val="11"/>
+        <w:tabs>
+          <w:tab w:val="right" w:leader="dot" w:pos="9923"/>
+        </w:tabs>
+        <w:spacing w:line="360" w:lineRule="auto"/>
+        <w:rPr>
+          <w:rFonts w:asciiTheme="minorHAnsi" w:eastAsiaTheme="minorEastAsia" w:hAnsiTheme="minorHAnsi"/>
+          <w:lang w:eastAsia="ru-RU"/>
+        </w:rPr>
+      </w:pPr>
+      <w:hyperlink w:anchor="_Toc229648267" w:history="1">
+        <w:r>
+          <w:rPr>
+            <w:rStyle w:val="aa"/>
+            <w:u w:val="none"/>
+          </w:rPr>
+          <w:t>2. Разработка приложения</w:t>
+        </w:r>
+        <w:r>
+          <w:rPr>
+            <w:webHidden/>
+          </w:rPr>
+          <w:tab/>
+        </w:r>
+        <w:r>
+          <w:rPr>
+            <w:webHidden/>
+          </w:rPr>
+          <w:fldChar w:fldCharType="begin"/>
+        </w:r>
+        <w:r>
+          <w:rPr>
+            <w:webHidden/>
+          </w:rPr>
+          <w:instrText xml:space="preserve"> PAGEREF _Toc229648267 \h </w:instrText>
+        </w:r>
+        <w:r>
+          <w:rPr>
+            <w:webHidden/>
+          </w:rPr>
+        </w:r>
+        <w:r>
+          <w:rPr>
+            <w:webHidden/>
+          </w:rPr>
+          <w:fldChar w:fldCharType="separate"/>
+        </w:r>
+        <w:r>
+          <w:rPr>
+            <w:webHidden/>
+          </w:rPr>
+          <w:t>7</w:t>
+        </w:r>
+        <w:r>
+          <w:rPr>
+            <w:webHidden/>
+          </w:rPr>
+          <w:fldChar w:fldCharType="end"/>
+        </w:r>
+      </w:hyperlink>
+    </w:p>
+    <w:p>
+      <w:pPr>
+        <w:pStyle w:val="11"/>
+        <w:tabs>
+          <w:tab w:val="right" w:leader="dot" w:pos="9923"/>
+        </w:tabs>
+        <w:spacing w:line="360" w:lineRule="auto"/>
+        <w:rPr>
+          <w:rFonts w:asciiTheme="minorHAnsi" w:eastAsiaTheme="minorEastAsia" w:hAnsiTheme="minorHAnsi"/>
+          <w:lang w:eastAsia="ru-RU"/>
+        </w:rPr>
+      </w:pPr>
+      <w:hyperlink w:anchor="_Toc229648268" w:history="1">
+        <w:r>
+          <w:rPr>
+            <w:rStyle w:val="aa"/>
+            <w:u w:val="none"/>
+          </w:rPr>
+          <w:t>3. Тестирование «белым ящиком»</w:t>
+        </w:r>
+        <w:r>
+          <w:rPr>
+            <w:webHidden/>
+          </w:rPr>
+          <w:tab/>
+        </w:r>
+        <w:r>
+          <w:rPr>
+            <w:webHidden/>
+          </w:rPr>
+          <w:fldChar w:fldCharType="begin"/>
+        </w:r>
+        <w:r>
+          <w:rPr>
+            <w:webHidden/>
+          </w:rPr>
+          <w:instrText xml:space="preserve"> PAGEREF _Toc229648268 \h </w:instrText>
+        </w:r>
+        <w:r>
+          <w:rPr>
+            <w:webHidden/>
+          </w:rPr>
+        </w:r>
+        <w:r>
+          <w:rPr>
+            <w:webHidden/>
+          </w:rPr>
+          <w:fldChar w:fldCharType="separate"/>
+        </w:r>
+        <w:r>
+          <w:rPr>
+            <w:webHidden/>
+          </w:rPr>
+          <w:t>12</w:t>
+        </w:r>
+        <w:r>
+          <w:rPr>
+            <w:webHidden/>
+          </w:rPr>
+          <w:fldChar w:fldCharType="end"/>
+        </w:r>
+      </w:hyperlink>
+    </w:p>
+    <w:p>
+      <w:pPr>
+        <w:pStyle w:val="11"/>
+        <w:tabs>
+          <w:tab w:val="right" w:leader="dot" w:pos="9923"/>
+        </w:tabs>
+        <w:spacing w:line="360" w:lineRule="auto"/>
+        <w:rPr>
+          <w:rFonts w:asciiTheme="minorHAnsi" w:eastAsiaTheme="minorEastAsia" w:hAnsiTheme="minorHAnsi"/>
+          <w:lang w:eastAsia="ru-RU"/>
+        </w:rPr>
+      </w:pPr>
+      <w:hyperlink w:anchor="_Toc229648269" w:history="1">
+        <w:r>
+          <w:rPr>
+            <w:rStyle w:val="aa"/>
+            <w:u w:val="none"/>
+          </w:rPr>
+          <w:t>4. Тестирование «черным ящиком»</w:t>
+        </w:r>
+        <w:r>
+          <w:rPr>
+            <w:webHidden/>
+          </w:rPr>
+          <w:tab/>
+        </w:r>
+        <w:r>
+          <w:rPr>
+            <w:webHidden/>
+          </w:rPr>
+          <w:fldChar w:fldCharType="begin"/>
+        </w:r>
+        <w:r>
+          <w:rPr>
+            <w:webHidden/>
+          </w:rPr>
+          <w:instrText xml:space="preserve"> PAGEREF _Toc229648269 \h </w:instrText>
+        </w:r>
+        <w:r>
+          <w:rPr>
+            <w:webHidden/>
+          </w:rPr>
+        </w:r>
+        <w:r>
+          <w:rPr>
+            <w:webHidden/>
+          </w:rPr>
+          <w:fldChar w:fldCharType="separate"/>
+        </w:r>
+        <w:r>
+          <w:rPr>
+            <w:webHidden/>
+          </w:rPr>
+          <w:t>15</w:t>
+        </w:r>
+        <w:r>
+          <w:rPr>
+            <w:webHidden/>
+          </w:rPr>
+          <w:fldChar w:fldCharType="end"/>
+        </w:r>
+      </w:hyperlink>
+    </w:p>
+    <w:p>
+      <w:pPr>
+        <w:pStyle w:val="11"/>
+        <w:tabs>
+          <w:tab w:val="right" w:leader="dot" w:pos="9923"/>
+        </w:tabs>
+        <w:spacing w:line="360" w:lineRule="auto"/>
+        <w:rPr>
+          <w:rFonts w:asciiTheme="minorHAnsi" w:eastAsiaTheme="minorEastAsia" w:hAnsiTheme="minorHAnsi"/>
+          <w:lang w:eastAsia="ru-RU"/>
+        </w:rPr>
+      </w:pPr>
+      <w:hyperlink w:anchor="_Toc229648270" w:history="1">
+        <w:r>
+          <w:rPr>
+            <w:rStyle w:val="aa"/>
+            <w:u w:val="none"/>
+          </w:rPr>
+          <w:t>5. Модульное тестирование</w:t>
+        </w:r>
+        <w:r>
+          <w:rPr>
+            <w:webHidden/>
+          </w:rPr>
+          <w:tab/>
+        </w:r>
+        <w:r>
+          <w:rPr>
+            <w:webHidden/>
+          </w:rPr>
+          <w:fldChar w:fldCharType="begin"/>
+        </w:r>
+        <w:r>
+          <w:rPr>
+            <w:webHidden/>
+          </w:rPr>
+          <w:instrText xml:space="preserve"> PAGEREF _Toc229648270 \h </w:instrText>
+        </w:r>
+        <w:r>
+          <w:rPr>
+            <w:webHidden/>
+          </w:rPr>
+        </w:r>
+        <w:r>
+          <w:rPr>
+            <w:webHidden/>
+          </w:rPr>
+          <w:fldChar w:fldCharType="separate"/>
+        </w:r>
+        <w:r>
+          <w:rPr>
+            <w:webHidden/>
+          </w:rPr>
+          <w:t>17</w:t>
+        </w:r>
+        <w:r>
+          <w:rPr>
+            <w:webHidden/>
+          </w:rPr>
+          <w:fldChar w:fldCharType="end"/>
+        </w:r>
+      </w:hyperlink>
+    </w:p>
+    <w:p>
+      <w:pPr>
+        <w:pStyle w:val="11"/>
+        <w:tabs>
+          <w:tab w:val="right" w:leader="dot" w:pos="9923"/>
+        </w:tabs>
+        <w:spacing w:line="360" w:lineRule="auto"/>
+        <w:rPr>
+          <w:rFonts w:asciiTheme="minorHAnsi" w:eastAsiaTheme="minorEastAsia" w:hAnsiTheme="minorHAnsi"/>
+          <w:lang w:eastAsia="ru-RU"/>
+        </w:rPr>
+      </w:pPr>
+      <w:hyperlink w:anchor="_Toc229648271" w:history="1">
+        <w:r>
+          <w:rPr>
+            <w:rStyle w:val="aa"/>
+            <w:u w:val="none"/>
+          </w:rPr>
+          <w:t>6. Интеграционное тестирование</w:t>
+        </w:r>
+        <w:r>
+          <w:rPr>
+            <w:webHidden/>
+          </w:rPr>
+          <w:tab/>
+        </w:r>
+        <w:r>
+          <w:rPr>
+            <w:webHidden/>
+          </w:rPr>
+          <w:fldChar w:fldCharType="begin"/>
+        </w:r>
+        <w:r>
+          <w:rPr>
+            <w:webHidden/>
+          </w:rPr>
+          <w:instrText xml:space="preserve"> PAGEREF _Toc229648271 \h </w:instrText>
+        </w:r>
+        <w:r>
+          <w:rPr>
+            <w:webHidden/>
+          </w:rPr>
+        </w:r>
+        <w:r>
+          <w:rPr>
+            <w:webHidden/>
+          </w:rPr>
+          <w:fldChar w:fldCharType="separate"/>
+        </w:r>
+        <w:r>
+          <w:rPr>
+            <w:webHidden/>
+          </w:rPr>
+          <w:t>21</w:t>
+        </w:r>
+        <w:r>
+          <w:rPr>
+            <w:webHidden/>
+          </w:rPr>
+          <w:fldChar w:fldCharType="end"/>
+        </w:r>
+      </w:hyperlink>
+    </w:p>
+    <w:p>
+      <w:pPr>
+        <w:pStyle w:val="11"/>
+        <w:tabs>
+          <w:tab w:val="right" w:leader="dot" w:pos="9923"/>
+        </w:tabs>
+        <w:spacing w:line="360" w:lineRule="auto"/>
+        <w:rPr>
+          <w:rFonts w:asciiTheme="minorHAnsi" w:eastAsiaTheme="minorEastAsia" w:hAnsiTheme="minorHAnsi"/>
+          <w:lang w:eastAsia="ru-RU"/>
+        </w:rPr>
+      </w:pPr>
+      <w:hyperlink w:anchor="_Toc229648272" w:history="1">
+        <w:r>
+          <w:rPr>
+            <w:rStyle w:val="aa"/>
+            <w:caps w:val="0"/>
+            <w:u w:val="none"/>
+          </w:rPr>
+          <w:t>7.</w:t>
+        </w:r>
+        <w:r>
+          <w:rPr>
+            <w:rStyle w:val="aa"/>
+            <w:u w:val="none"/>
+          </w:rPr>
+          <w:t>Оформление документации на программные средства с использованием инструментальных средств.</w:t>
+        </w:r>
+        <w:r>
+          <w:rPr>
+            <w:webHidden/>
+          </w:rPr>
+          <w:tab/>
+        </w:r>
+        <w:r>
+          <w:rPr>
+            <w:webHidden/>
+          </w:rPr>
+          <w:fldChar w:fldCharType="begin"/>
+        </w:r>
+        <w:r>
+          <w:rPr>
+            <w:webHidden/>
+          </w:rPr>
+          <w:instrText xml:space="preserve"> PAGEREF _Toc229648272 \h </w:instrText>
+        </w:r>
+        <w:r>
+          <w:rPr>
+            <w:webHidden/>
+          </w:rPr>
+        </w:r>
+        <w:r>
+          <w:rPr>
+            <w:webHidden/>
+          </w:rPr>
+          <w:fldChar w:fldCharType="separate"/>
+        </w:r>
+        <w:r>
+          <w:rPr>
+            <w:webHidden/>
+          </w:rPr>
+          <w:t>24</w:t>
+        </w:r>
+        <w:r>
+          <w:rPr>
+            <w:webHidden/>
+          </w:rPr>
+          <w:fldChar w:fldCharType="end"/>
+        </w:r>
+      </w:hyperlink>
+    </w:p>
+    <w:p>
+      <w:pPr>
+        <w:pStyle w:val="21"/>
+        <w:tabs>
+          <w:tab w:val="right" w:leader="dot" w:pos="9923"/>
+        </w:tabs>
         <w:rPr>
           <w:rFonts w:asciiTheme="minorHAnsi" w:eastAsiaTheme="minorEastAsia" w:hAnsiTheme="minorHAnsi"/>
           <w:noProof/>
-          <w:sz w:val="22"/>
           <w:lang w:eastAsia="ru-RU"/>
         </w:rPr>
       </w:pPr>
-      <w:hyperlink w:anchor="_Toc229483513" w:history="1">
+      <w:hyperlink w:anchor="_Toc229648273" w:history="1">
         <w:r>
           <w:rPr>
             <w:rStyle w:val="aa"/>
             <w:noProof/>
+            <w:sz w:val="28"/>
+            <w:szCs w:val="28"/>
+            <w:u w:val="none"/>
           </w:rPr>
-          <w:t>2. Разработка приложения</w:t>
+          <w:t>7.1 Состав оформленной документации</w:t>
         </w:r>
         <w:r>
           <w:rPr>
@@ -562,347 +982,7 @@
             <w:noProof/>
             <w:webHidden/>
           </w:rPr>
-          <w:instrText xml:space="preserve"> PAGEREF _Toc229483513 \h </w:instrText>
-        </w:r>
-        <w:r>
-          <w:rPr>
-            <w:noProof/>
-            <w:webHidden/>
-          </w:rPr>
-        </w:r>
-        <w:r>
-          <w:rPr>
-            <w:noProof/>
-            <w:webHidden/>
-          </w:rPr>
-          <w:fldChar w:fldCharType="separate"/>
-        </w:r>
-        <w:r>
-          <w:rPr>
-            <w:noProof/>
-            <w:webHidden/>
-          </w:rPr>
-          <w:t>6</w:t>
-        </w:r>
-        <w:r>
-          <w:rPr>
-            <w:noProof/>
-            <w:webHidden/>
-          </w:rPr>
-          <w:fldChar w:fldCharType="end"/>
-        </w:r>
-      </w:hyperlink>
-    </w:p>
-    <w:p>
-      <w:pPr>
-        <w:pStyle w:val="11"/>
-        <w:rPr>
-          <w:rFonts w:asciiTheme="minorHAnsi" w:eastAsiaTheme="minorEastAsia" w:hAnsiTheme="minorHAnsi"/>
-          <w:noProof/>
-          <w:sz w:val="22"/>
-          <w:lang w:eastAsia="ru-RU"/>
-        </w:rPr>
-      </w:pPr>
-      <w:hyperlink w:anchor="_Toc229483514" w:history="1">
-        <w:r>
-          <w:rPr>
-            <w:rStyle w:val="aa"/>
-            <w:noProof/>
-          </w:rPr>
-          <w:t>3. Тестирование «белым ящиком»</w:t>
-        </w:r>
-        <w:r>
-          <w:rPr>
-            <w:noProof/>
-            <w:webHidden/>
-          </w:rPr>
-          <w:tab/>
-        </w:r>
-        <w:r>
-          <w:rPr>
-            <w:noProof/>
-            <w:webHidden/>
-          </w:rPr>
-          <w:fldChar w:fldCharType="begin"/>
-        </w:r>
-        <w:r>
-          <w:rPr>
-            <w:noProof/>
-            <w:webHidden/>
-          </w:rPr>
-          <w:instrText xml:space="preserve"> PAGEREF _Toc229483514 \h </w:instrText>
-        </w:r>
-        <w:r>
-          <w:rPr>
-            <w:noProof/>
-            <w:webHidden/>
-          </w:rPr>
-        </w:r>
-        <w:r>
-          <w:rPr>
-            <w:noProof/>
-            <w:webHidden/>
-          </w:rPr>
-          <w:fldChar w:fldCharType="separate"/>
-        </w:r>
-        <w:r>
-          <w:rPr>
-            <w:noProof/>
-            <w:webHidden/>
-          </w:rPr>
-          <w:t>11</w:t>
-        </w:r>
-        <w:r>
-          <w:rPr>
-            <w:noProof/>
-            <w:webHidden/>
-          </w:rPr>
-          <w:fldChar w:fldCharType="end"/>
-        </w:r>
-      </w:hyperlink>
-    </w:p>
-    <w:p>
-      <w:pPr>
-        <w:pStyle w:val="11"/>
-        <w:rPr>
-          <w:rFonts w:asciiTheme="minorHAnsi" w:eastAsiaTheme="minorEastAsia" w:hAnsiTheme="minorHAnsi"/>
-          <w:noProof/>
-          <w:sz w:val="22"/>
-          <w:lang w:eastAsia="ru-RU"/>
-        </w:rPr>
-      </w:pPr>
-      <w:hyperlink w:anchor="_Toc229483515" w:history="1">
-        <w:r>
-          <w:rPr>
-            <w:rStyle w:val="aa"/>
-            <w:noProof/>
-          </w:rPr>
-          <w:t>4. Тестирование «черным ящиком»</w:t>
-        </w:r>
-        <w:r>
-          <w:rPr>
-            <w:noProof/>
-            <w:webHidden/>
-          </w:rPr>
-          <w:tab/>
-        </w:r>
-        <w:r>
-          <w:rPr>
-            <w:noProof/>
-            <w:webHidden/>
-          </w:rPr>
-          <w:fldChar w:fldCharType="begin"/>
-        </w:r>
-        <w:r>
-          <w:rPr>
-            <w:noProof/>
-            <w:webHidden/>
-          </w:rPr>
-          <w:instrText xml:space="preserve"> PAGEREF _Toc229483515 \h </w:instrText>
-        </w:r>
-        <w:r>
-          <w:rPr>
-            <w:noProof/>
-            <w:webHidden/>
-          </w:rPr>
-        </w:r>
-        <w:r>
-          <w:rPr>
-            <w:noProof/>
-            <w:webHidden/>
-          </w:rPr>
-          <w:fldChar w:fldCharType="separate"/>
-        </w:r>
-        <w:r>
-          <w:rPr>
-            <w:noProof/>
-            <w:webHidden/>
-          </w:rPr>
-          <w:t>14</w:t>
-        </w:r>
-        <w:r>
-          <w:rPr>
-            <w:noProof/>
-            <w:webHidden/>
-          </w:rPr>
-          <w:fldChar w:fldCharType="end"/>
-        </w:r>
-      </w:hyperlink>
-    </w:p>
-    <w:p>
-      <w:pPr>
-        <w:pStyle w:val="11"/>
-        <w:rPr>
-          <w:rFonts w:asciiTheme="minorHAnsi" w:eastAsiaTheme="minorEastAsia" w:hAnsiTheme="minorHAnsi"/>
-          <w:noProof/>
-          <w:sz w:val="22"/>
-          <w:lang w:eastAsia="ru-RU"/>
-        </w:rPr>
-      </w:pPr>
-      <w:hyperlink w:anchor="_Toc229483516" w:history="1">
-        <w:r>
-          <w:rPr>
-            <w:rStyle w:val="aa"/>
-            <w:noProof/>
-          </w:rPr>
-          <w:t>5. Модульное тестирование</w:t>
-        </w:r>
-        <w:r>
-          <w:rPr>
-            <w:noProof/>
-            <w:webHidden/>
-          </w:rPr>
-          <w:tab/>
-        </w:r>
-        <w:r>
-          <w:rPr>
-            <w:noProof/>
-            <w:webHidden/>
-          </w:rPr>
-          <w:fldChar w:fldCharType="begin"/>
-        </w:r>
-        <w:r>
-          <w:rPr>
-            <w:noProof/>
-            <w:webHidden/>
-          </w:rPr>
-          <w:instrText xml:space="preserve"> PAGEREF _Toc229483516 \h </w:instrText>
-        </w:r>
-        <w:r>
-          <w:rPr>
-            <w:noProof/>
-            <w:webHidden/>
-          </w:rPr>
-        </w:r>
-        <w:r>
-          <w:rPr>
-            <w:noProof/>
-            <w:webHidden/>
-          </w:rPr>
-          <w:fldChar w:fldCharType="separate"/>
-        </w:r>
-        <w:r>
-          <w:rPr>
-            <w:noProof/>
-            <w:webHidden/>
-          </w:rPr>
-          <w:t>16</w:t>
-        </w:r>
-        <w:r>
-          <w:rPr>
-            <w:noProof/>
-            <w:webHidden/>
-          </w:rPr>
-          <w:fldChar w:fldCharType="end"/>
-        </w:r>
-      </w:hyperlink>
-    </w:p>
-    <w:p>
-      <w:pPr>
-        <w:pStyle w:val="11"/>
-        <w:rPr>
-          <w:rFonts w:asciiTheme="minorHAnsi" w:eastAsiaTheme="minorEastAsia" w:hAnsiTheme="minorHAnsi"/>
-          <w:noProof/>
-          <w:sz w:val="22"/>
-          <w:lang w:eastAsia="ru-RU"/>
-        </w:rPr>
-      </w:pPr>
-      <w:hyperlink w:anchor="_Toc229483517" w:history="1">
-        <w:r>
-          <w:rPr>
-            <w:rStyle w:val="aa"/>
-            <w:noProof/>
-          </w:rPr>
-          <w:t>6. Интеграционное тестирование</w:t>
-        </w:r>
-        <w:r>
-          <w:rPr>
-            <w:noProof/>
-            <w:webHidden/>
-          </w:rPr>
-          <w:tab/>
-        </w:r>
-        <w:r>
-          <w:rPr>
-            <w:noProof/>
-            <w:webHidden/>
-          </w:rPr>
-          <w:fldChar w:fldCharType="begin"/>
-        </w:r>
-        <w:r>
-          <w:rPr>
-            <w:noProof/>
-            <w:webHidden/>
-          </w:rPr>
-          <w:instrText xml:space="preserve"> PAGEREF _Toc229483517 \h </w:instrText>
-        </w:r>
-        <w:r>
-          <w:rPr>
-            <w:noProof/>
-            <w:webHidden/>
-          </w:rPr>
-        </w:r>
-        <w:r>
-          <w:rPr>
-            <w:noProof/>
-            <w:webHidden/>
-          </w:rPr>
-          <w:fldChar w:fldCharType="separate"/>
-        </w:r>
-        <w:r>
-          <w:rPr>
-            <w:noProof/>
-            <w:webHidden/>
-          </w:rPr>
-          <w:t>21</w:t>
-        </w:r>
-        <w:r>
-          <w:rPr>
-            <w:noProof/>
-            <w:webHidden/>
-          </w:rPr>
-          <w:fldChar w:fldCharType="end"/>
-        </w:r>
-      </w:hyperlink>
-    </w:p>
-    <w:p>
-      <w:pPr>
-        <w:pStyle w:val="11"/>
-        <w:rPr>
-          <w:rFonts w:asciiTheme="minorHAnsi" w:eastAsiaTheme="minorEastAsia" w:hAnsiTheme="minorHAnsi"/>
-          <w:noProof/>
-          <w:sz w:val="22"/>
-          <w:lang w:eastAsia="ru-RU"/>
-        </w:rPr>
-      </w:pPr>
-      <w:hyperlink w:anchor="_Toc229483518" w:history="1">
-        <w:r>
-          <w:rPr>
-            <w:rStyle w:val="aa"/>
-            <w:noProof/>
-          </w:rPr>
-          <w:t>7. Оформление документации на программные средства с использованием инструментальных средств.</w:t>
-        </w:r>
-        <w:r>
-          <w:rPr>
-            <w:noProof/>
-            <w:webHidden/>
-          </w:rPr>
-          <w:tab/>
-        </w:r>
-        <w:r>
-          <w:rPr>
-            <w:noProof/>
-            <w:webHidden/>
-          </w:rPr>
-          <w:fldChar w:fldCharType="begin"/>
-        </w:r>
-        <w:r>
-          <w:rPr>
-            <w:noProof/>
-            <w:webHidden/>
-          </w:rPr>
-          <w:instrText xml:space="preserve"> PAGEREF _Toc229483518 \h </w:instrText>
+          <w:instrText xml:space="preserve"> PAGEREF _Toc229648273 \h </w:instrText>
         </w:r>
         <w:r>
           <w:rPr>
@@ -935,21 +1015,26 @@
     </w:p>
     <w:p>
       <w:pPr>
-        <w:pStyle w:val="11"/>
+        <w:pStyle w:val="21"/>
+        <w:tabs>
+          <w:tab w:val="right" w:leader="dot" w:pos="9923"/>
+        </w:tabs>
         <w:rPr>
           <w:rFonts w:asciiTheme="minorHAnsi" w:eastAsiaTheme="minorEastAsia" w:hAnsiTheme="minorHAnsi"/>
           <w:noProof/>
-          <w:sz w:val="22"/>
           <w:lang w:eastAsia="ru-RU"/>
         </w:rPr>
       </w:pPr>
-      <w:hyperlink w:anchor="_Toc229483519" w:history="1">
+      <w:hyperlink w:anchor="_Toc229648274" w:history="1">
         <w:r>
           <w:rPr>
             <w:rStyle w:val="aa"/>
             <w:noProof/>
+            <w:sz w:val="28"/>
+            <w:szCs w:val="28"/>
+            <w:u w:val="none"/>
           </w:rPr>
-          <w:t>ЗАКЛЮЧЕНИЕ</w:t>
+          <w:t>7.2 Использованные инструментальные средства</w:t>
         </w:r>
         <w:r>
           <w:rPr>
@@ -970,7 +1055,7 @@
             <w:noProof/>
             <w:webHidden/>
           </w:rPr>
-          <w:instrText xml:space="preserve"> PAGEREF _Toc229483519 \h </w:instrText>
+          <w:instrText xml:space="preserve"> PAGEREF _Toc229648274 \h </w:instrText>
         </w:r>
         <w:r>
           <w:rPr>
@@ -990,7 +1075,7 @@
             <w:noProof/>
             <w:webHidden/>
           </w:rPr>
-          <w:t>25</w:t>
+          <w:t>24</w:t>
         </w:r>
         <w:r>
           <w:rPr>
@@ -1003,21 +1088,26 @@
     </w:p>
     <w:p>
       <w:pPr>
-        <w:pStyle w:val="11"/>
+        <w:pStyle w:val="21"/>
+        <w:tabs>
+          <w:tab w:val="right" w:leader="dot" w:pos="9923"/>
+        </w:tabs>
         <w:rPr>
           <w:rFonts w:asciiTheme="minorHAnsi" w:eastAsiaTheme="minorEastAsia" w:hAnsiTheme="minorHAnsi"/>
           <w:noProof/>
-          <w:sz w:val="22"/>
           <w:lang w:eastAsia="ru-RU"/>
         </w:rPr>
       </w:pPr>
-      <w:hyperlink w:anchor="_Toc229483520" w:history="1">
+      <w:hyperlink w:anchor="_Toc229648275" w:history="1">
         <w:r>
           <w:rPr>
             <w:rStyle w:val="aa"/>
             <w:noProof/>
+            <w:sz w:val="28"/>
+            <w:szCs w:val="28"/>
+            <w:u w:val="none"/>
           </w:rPr>
-          <w:t>СПИСОК ИСПОЛЬЗОВАННЫХ ИСТОЧНИКОВ</w:t>
+          <w:t>7.3 Оформление кода</w:t>
         </w:r>
         <w:r>
           <w:rPr>
@@ -1038,7 +1128,7 @@
             <w:noProof/>
             <w:webHidden/>
           </w:rPr>
-          <w:instrText xml:space="preserve"> PAGEREF _Toc229483520 \h </w:instrText>
+          <w:instrText xml:space="preserve"> PAGEREF _Toc229648275 \h </w:instrText>
         </w:r>
         <w:r>
           <w:rPr>
@@ -1058,7 +1148,7 @@
             <w:noProof/>
             <w:webHidden/>
           </w:rPr>
-          <w:t>26</w:t>
+          <w:t>24</w:t>
         </w:r>
         <w:r>
           <w:rPr>
@@ -1071,6 +1161,211 @@
     </w:p>
     <w:p>
       <w:pPr>
+        <w:pStyle w:val="21"/>
+        <w:tabs>
+          <w:tab w:val="right" w:leader="dot" w:pos="9923"/>
+        </w:tabs>
+        <w:rPr>
+          <w:rFonts w:asciiTheme="minorHAnsi" w:eastAsiaTheme="minorEastAsia" w:hAnsiTheme="minorHAnsi"/>
+          <w:noProof/>
+          <w:lang w:eastAsia="ru-RU"/>
+        </w:rPr>
+      </w:pPr>
+      <w:hyperlink w:anchor="_Toc229648276" w:history="1">
+        <w:r>
+          <w:rPr>
+            <w:rStyle w:val="aa"/>
+            <w:noProof/>
+            <w:sz w:val="28"/>
+            <w:szCs w:val="28"/>
+            <w:u w:val="none"/>
+          </w:rPr>
+          <w:t>7.4 Соответствие требованиям</w:t>
+        </w:r>
+        <w:r>
+          <w:rPr>
+            <w:noProof/>
+            <w:webHidden/>
+          </w:rPr>
+          <w:tab/>
+        </w:r>
+        <w:r>
+          <w:rPr>
+            <w:noProof/>
+            <w:webHidden/>
+          </w:rPr>
+          <w:fldChar w:fldCharType="begin"/>
+        </w:r>
+        <w:r>
+          <w:rPr>
+            <w:noProof/>
+            <w:webHidden/>
+          </w:rPr>
+          <w:instrText xml:space="preserve"> PAGEREF _Toc229648276 \h </w:instrText>
+        </w:r>
+        <w:r>
+          <w:rPr>
+            <w:noProof/>
+            <w:webHidden/>
+          </w:rPr>
+        </w:r>
+        <w:r>
+          <w:rPr>
+            <w:noProof/>
+            <w:webHidden/>
+          </w:rPr>
+          <w:fldChar w:fldCharType="separate"/>
+        </w:r>
+        <w:r>
+          <w:rPr>
+            <w:noProof/>
+            <w:webHidden/>
+          </w:rPr>
+          <w:t>24</w:t>
+        </w:r>
+        <w:r>
+          <w:rPr>
+            <w:noProof/>
+            <w:webHidden/>
+          </w:rPr>
+          <w:fldChar w:fldCharType="end"/>
+        </w:r>
+      </w:hyperlink>
+    </w:p>
+    <w:p>
+      <w:pPr>
+        <w:pStyle w:val="11"/>
+        <w:tabs>
+          <w:tab w:val="right" w:leader="dot" w:pos="9923"/>
+        </w:tabs>
+        <w:spacing w:line="360" w:lineRule="auto"/>
+        <w:rPr>
+          <w:rFonts w:asciiTheme="minorHAnsi" w:eastAsiaTheme="minorEastAsia" w:hAnsiTheme="minorHAnsi"/>
+          <w:lang w:eastAsia="ru-RU"/>
+        </w:rPr>
+      </w:pPr>
+      <w:hyperlink w:anchor="_Toc229648277" w:history="1">
+        <w:r>
+          <w:rPr>
+            <w:rStyle w:val="aa"/>
+            <w:u w:val="none"/>
+          </w:rPr>
+          <w:t>ЗАКЛЮЧЕНИЕ</w:t>
+        </w:r>
+        <w:r>
+          <w:rPr>
+            <w:webHidden/>
+          </w:rPr>
+          <w:tab/>
+        </w:r>
+        <w:r>
+          <w:rPr>
+            <w:webHidden/>
+          </w:rPr>
+          <w:fldChar w:fldCharType="begin"/>
+        </w:r>
+        <w:r>
+          <w:rPr>
+            <w:webHidden/>
+          </w:rPr>
+          <w:instrText xml:space="preserve"> PAGEREF _Toc229648277 \h </w:instrText>
+        </w:r>
+        <w:r>
+          <w:rPr>
+            <w:webHidden/>
+          </w:rPr>
+        </w:r>
+        <w:r>
+          <w:rPr>
+            <w:webHidden/>
+          </w:rPr>
+          <w:fldChar w:fldCharType="separate"/>
+        </w:r>
+        <w:r>
+          <w:rPr>
+            <w:webHidden/>
+          </w:rPr>
+          <w:t>25</w:t>
+        </w:r>
+        <w:r>
+          <w:rPr>
+            <w:webHidden/>
+          </w:rPr>
+          <w:fldChar w:fldCharType="end"/>
+        </w:r>
+      </w:hyperlink>
+    </w:p>
+    <w:p>
+      <w:pPr>
+        <w:pStyle w:val="11"/>
+        <w:tabs>
+          <w:tab w:val="right" w:leader="dot" w:pos="9923"/>
+        </w:tabs>
+        <w:spacing w:line="360" w:lineRule="auto"/>
+        <w:rPr>
+          <w:rFonts w:asciiTheme="minorHAnsi" w:eastAsiaTheme="minorEastAsia" w:hAnsiTheme="minorHAnsi"/>
+          <w:lang w:eastAsia="ru-RU"/>
+        </w:rPr>
+      </w:pPr>
+      <w:hyperlink w:anchor="_Toc229648278" w:history="1">
+        <w:r>
+          <w:rPr>
+            <w:rStyle w:val="aa"/>
+            <w:u w:val="none"/>
+          </w:rPr>
+          <w:t>СПИСОК ИСПОЛЬЗОВАННЫХ ИСТОЧНИКОВ</w:t>
+        </w:r>
+        <w:r>
+          <w:rPr>
+            <w:webHidden/>
+          </w:rPr>
+          <w:tab/>
+        </w:r>
+        <w:r>
+          <w:rPr>
+            <w:webHidden/>
+          </w:rPr>
+          <w:fldChar w:fldCharType="begin"/>
+        </w:r>
+        <w:r>
+          <w:rPr>
+            <w:webHidden/>
+          </w:rPr>
+          <w:instrText xml:space="preserve"> PAGEREF _Toc229648278 \h </w:instrText>
+        </w:r>
+        <w:r>
+          <w:rPr>
+            <w:webHidden/>
+          </w:rPr>
+        </w:r>
+        <w:r>
+          <w:rPr>
+            <w:webHidden/>
+          </w:rPr>
+          <w:fldChar w:fldCharType="separate"/>
+        </w:r>
+        <w:r>
+          <w:rPr>
+            <w:webHidden/>
+          </w:rPr>
+          <w:t>26</w:t>
+        </w:r>
+        <w:r>
+          <w:rPr>
+            <w:webHidden/>
+          </w:rPr>
+          <w:fldChar w:fldCharType="end"/>
+        </w:r>
+      </w:hyperlink>
+    </w:p>
+    <w:p>
+      <w:pPr>
+        <w:tabs>
+          <w:tab w:val="right" w:leader="dot" w:pos="9923"/>
+          <w:tab w:val="left" w:leader="dot" w:pos="10478"/>
+        </w:tabs>
+        <w:spacing w:after="0" w:line="360" w:lineRule="auto"/>
+        <w:jc w:val="both"/>
         <w:rPr>
           <w:rFonts w:ascii="Times New Roman" w:eastAsiaTheme="majorEastAsia" w:hAnsi="Times New Roman" w:cstheme="majorBidi"/>
           <w:b/>
@@ -1083,7 +1378,7 @@
           <w:rFonts w:ascii="Times New Roman" w:eastAsiaTheme="majorEastAsia" w:hAnsi="Times New Roman" w:cstheme="majorBidi"/>
           <w:b/>
           <w:sz w:val="28"/>
-          <w:szCs w:val="32"/>
+          <w:szCs w:val="28"/>
         </w:rPr>
         <w:fldChar w:fldCharType="end"/>
       </w:r>
@@ -1099,14 +1394,15 @@
     </w:p>
     <w:p>
       <w:pPr>
-        <w:pStyle w:val="Aki"/>
+        <w:pStyle w:val="af0"/>
       </w:pPr>
       <w:bookmarkStart w:id="0" w:name="_Toc229483506"/>
-      <w:r>
-        <w:lastRenderedPageBreak/>
+      <w:bookmarkStart w:id="1" w:name="_Toc229648260"/>
+      <w:r>
         <w:t>ВВЕДЕНИЕ</w:t>
       </w:r>
       <w:bookmarkEnd w:id="0"/>
+      <w:bookmarkEnd w:id="1"/>
     </w:p>
     <w:p>
       <w:pPr>
@@ -1132,6 +1428,7 @@
     </w:p>
     <w:p>
       <w:pPr>
+        <w:spacing w:after="0"/>
         <w:rPr>
           <w:rFonts w:ascii="Times New Roman" w:eastAsiaTheme="majorEastAsia" w:hAnsi="Times New Roman" w:cstheme="majorBidi"/>
           <w:sz w:val="28"/>
@@ -1149,9 +1446,10 @@
     </w:p>
     <w:p>
       <w:pPr>
-        <w:pStyle w:val="Aki"/>
-      </w:pPr>
-      <w:bookmarkStart w:id="1" w:name="_Toc229483507"/>
+        <w:pStyle w:val="af0"/>
+      </w:pPr>
+      <w:bookmarkStart w:id="2" w:name="_Toc229483507"/>
+      <w:bookmarkStart w:id="3" w:name="_Toc229648261"/>
       <w:r>
         <w:t>1</w:t>
       </w:r>
@@ -1161,7 +1459,8 @@
       <w:r>
         <w:t xml:space="preserve"> Техника безопасности. Охрана труда</w:t>
       </w:r>
-      <w:bookmarkEnd w:id="1"/>
+      <w:bookmarkEnd w:id="2"/>
+      <w:bookmarkEnd w:id="3"/>
     </w:p>
     <w:p>
       <w:pPr>
@@ -1185,24 +1484,15 @@
     </w:p>
     <w:p>
       <w:pPr>
-        <w:pStyle w:val="Aki"/>
-        <w:ind w:firstLine="709"/>
-        <w:jc w:val="both"/>
-        <w:rPr>
-          <w:caps w:val="0"/>
-        </w:rPr>
-      </w:pPr>
-      <w:bookmarkStart w:id="2" w:name="_Toc229483508"/>
-      <w:r>
-        <w:t>1</w:t>
-      </w:r>
-      <w:r>
-        <w:rPr>
-          <w:caps w:val="0"/>
-        </w:rPr>
-        <w:t>.1 Общие требования безопасности</w:t>
-      </w:r>
-      <w:bookmarkEnd w:id="2"/>
+        <w:pStyle w:val="af2"/>
+      </w:pPr>
+      <w:bookmarkStart w:id="4" w:name="_Toc229483508"/>
+      <w:bookmarkStart w:id="5" w:name="_Toc229648262"/>
+      <w:r>
+        <w:t>1.1 Общие требования безопасности</w:t>
+      </w:r>
+      <w:bookmarkEnd w:id="4"/>
+      <w:bookmarkEnd w:id="5"/>
     </w:p>
     <w:p>
       <w:pPr>
@@ -1376,20 +1666,15 @@
     </w:p>
     <w:p>
       <w:pPr>
-        <w:pStyle w:val="Aki"/>
-        <w:jc w:val="both"/>
-        <w:rPr>
-          <w:caps w:val="0"/>
-        </w:rPr>
-      </w:pPr>
-      <w:bookmarkStart w:id="3" w:name="_Toc229483509"/>
-      <w:r>
-        <w:rPr>
-          <w:caps w:val="0"/>
-        </w:rPr>
+        <w:pStyle w:val="af2"/>
+      </w:pPr>
+      <w:bookmarkStart w:id="6" w:name="_Toc229483509"/>
+      <w:bookmarkStart w:id="7" w:name="_Toc229648263"/>
+      <w:r>
         <w:t>1.2 Требования безопасности перед началом работы</w:t>
       </w:r>
-      <w:bookmarkEnd w:id="3"/>
+      <w:bookmarkEnd w:id="6"/>
+      <w:bookmarkEnd w:id="7"/>
     </w:p>
     <w:p>
       <w:pPr>
@@ -1538,20 +1823,18 @@
     </w:p>
     <w:p>
       <w:pPr>
-        <w:pStyle w:val="Aki"/>
-        <w:jc w:val="both"/>
-        <w:rPr>
-          <w:caps w:val="0"/>
-        </w:rPr>
-      </w:pPr>
-      <w:bookmarkStart w:id="4" w:name="_Toc229483510"/>
-      <w:r>
-        <w:rPr>
-          <w:caps w:val="0"/>
-        </w:rPr>
-        <w:t>1.3 Требования безопасности во время работы</w:t>
-      </w:r>
-      <w:bookmarkEnd w:id="4"/>
+        <w:pStyle w:val="af2"/>
+      </w:pPr>
+      <w:bookmarkStart w:id="8" w:name="_Toc229483510"/>
+      <w:bookmarkStart w:id="9" w:name="_Toc229648264"/>
+      <w:r>
+        <w:t>1.3 Т</w:t>
+      </w:r>
+      <w:r>
+        <w:t>ребования безопасности во время работы</w:t>
+      </w:r>
+      <w:bookmarkEnd w:id="8"/>
+      <w:bookmarkEnd w:id="9"/>
     </w:p>
     <w:p>
       <w:pPr>
@@ -1725,32 +2008,18 @@
     </w:p>
     <w:p>
       <w:pPr>
-        <w:pStyle w:val="Aki"/>
-        <w:jc w:val="both"/>
-        <w:rPr>
-          <w:caps w:val="0"/>
-        </w:rPr>
-      </w:pPr>
-      <w:bookmarkStart w:id="5" w:name="_Toc229483511"/>
-      <w:r>
-        <w:rPr>
-          <w:caps w:val="0"/>
-        </w:rPr>
-        <w:t>1.4</w:t>
-      </w:r>
-      <w:r>
-        <w:rPr>
-          <w:caps w:val="0"/>
-        </w:rPr>
-        <w:t xml:space="preserve"> </w:t>
-      </w:r>
-      <w:r>
-        <w:rPr>
-          <w:caps w:val="0"/>
-        </w:rPr>
-        <w:t>Требования безопасности в аварийных ситуациях</w:t>
-      </w:r>
-      <w:bookmarkEnd w:id="5"/>
+        <w:pStyle w:val="af2"/>
+      </w:pPr>
+      <w:bookmarkStart w:id="10" w:name="_Toc229483511"/>
+      <w:bookmarkStart w:id="11" w:name="_Toc229648265"/>
+      <w:r>
+        <w:t>1.4 Т</w:t>
+      </w:r>
+      <w:r>
+        <w:t>ребования безопасности в аварийных ситуациях</w:t>
+      </w:r>
+      <w:bookmarkEnd w:id="10"/>
+      <w:bookmarkEnd w:id="11"/>
     </w:p>
     <w:p>
       <w:pPr>
@@ -1874,20 +2143,18 @@
     </w:p>
     <w:p>
       <w:pPr>
-        <w:pStyle w:val="Aki"/>
-        <w:jc w:val="both"/>
-        <w:rPr>
-          <w:caps w:val="0"/>
-        </w:rPr>
-      </w:pPr>
-      <w:bookmarkStart w:id="6" w:name="_Toc229483512"/>
-      <w:r>
-        <w:rPr>
-          <w:caps w:val="0"/>
-        </w:rPr>
-        <w:t>1.5 Требования безопасности по окончании работы</w:t>
-      </w:r>
-      <w:bookmarkEnd w:id="6"/>
+        <w:pStyle w:val="af2"/>
+      </w:pPr>
+      <w:bookmarkStart w:id="12" w:name="_Toc229483512"/>
+      <w:bookmarkStart w:id="13" w:name="_Toc229648266"/>
+      <w:r>
+        <w:t>1.5 Т</w:t>
+      </w:r>
+      <w:r>
+        <w:t>ребования безопасности по окончании работы</w:t>
+      </w:r>
+      <w:bookmarkEnd w:id="12"/>
+      <w:bookmarkEnd w:id="13"/>
     </w:p>
     <w:p>
       <w:pPr>
@@ -2073,9 +2340,10 @@
     </w:p>
     <w:p>
       <w:pPr>
-        <w:pStyle w:val="Aki"/>
-      </w:pPr>
-      <w:bookmarkStart w:id="7" w:name="_Toc229483513"/>
+        <w:pStyle w:val="af0"/>
+      </w:pPr>
+      <w:bookmarkStart w:id="14" w:name="_Toc229483513"/>
+      <w:bookmarkStart w:id="15" w:name="_Toc229648267"/>
       <w:r>
         <w:t>2</w:t>
       </w:r>
@@ -2085,11 +2353,13 @@
       <w:r>
         <w:t xml:space="preserve"> Разработка приложения</w:t>
       </w:r>
-      <w:bookmarkEnd w:id="7"/>
+      <w:bookmarkEnd w:id="14"/>
+      <w:bookmarkEnd w:id="15"/>
     </w:p>
     <w:p>
       <w:pPr>
         <w:spacing w:after="0" w:line="360" w:lineRule="auto"/>
+        <w:ind w:firstLine="709"/>
         <w:jc w:val="both"/>
         <w:rPr>
           <w:rFonts w:ascii="Times New Roman" w:hAnsi="Times New Roman" w:cs="Times New Roman"/>
@@ -2109,6 +2379,7 @@
     <w:p>
       <w:pPr>
         <w:spacing w:after="0" w:line="360" w:lineRule="auto"/>
+        <w:ind w:firstLine="709"/>
         <w:jc w:val="both"/>
         <w:rPr>
           <w:rFonts w:ascii="Times New Roman" w:hAnsi="Times New Roman" w:cs="Times New Roman"/>
@@ -2151,7 +2422,7 @@
           <w:lang w:eastAsia="ru-RU"/>
         </w:rPr>
         <w:drawing>
-          <wp:inline distT="0" distB="0" distL="0" distR="0" wp14:anchorId="7529B8A5" wp14:editId="5C9D8781">
+          <wp:inline distT="0" distB="0" distL="0" distR="0" wp14:anchorId="5B9E306C" wp14:editId="5EB489C8">
             <wp:extent cx="4591691" cy="3515216"/>
             <wp:effectExtent l="0" t="0" r="0" b="9525"/>
             <wp:docPr id="31" name="Рисунок 31"/>
@@ -2226,9 +2497,9 @@
           <w:lang w:eastAsia="ru-RU"/>
         </w:rPr>
         <w:drawing>
-          <wp:inline distT="0" distB="0" distL="0" distR="0" wp14:anchorId="4FF4D565" wp14:editId="7EAB5236">
-            <wp:extent cx="4553063" cy="3057099"/>
-            <wp:effectExtent l="0" t="0" r="0" b="0"/>
+          <wp:inline distT="0" distB="0" distL="0" distR="0" wp14:anchorId="4F16A2BC" wp14:editId="326DE169">
+            <wp:extent cx="4550735" cy="2775098"/>
+            <wp:effectExtent l="0" t="0" r="2540" b="6350"/>
             <wp:docPr id="32" name="Рисунок 32"/>
             <wp:cNvGraphicFramePr>
               <a:graphicFrameLocks xmlns:a="http://schemas.openxmlformats.org/drawingml/2006/main" noChangeAspect="1"/>
@@ -2249,7 +2520,7 @@
                   <pic:spPr>
                     <a:xfrm>
                       <a:off x="0" y="0"/>
-                      <a:ext cx="4563112" cy="3063846"/>
+                      <a:ext cx="4563112" cy="2782646"/>
                     </a:xfrm>
                     <a:prstGeom prst="rect">
                       <a:avLst/>
@@ -2301,7 +2572,7 @@
           <w:lang w:eastAsia="ru-RU"/>
         </w:rPr>
         <w:drawing>
-          <wp:inline distT="0" distB="0" distL="0" distR="0" wp14:anchorId="0D7DEF9C" wp14:editId="335DEF3E">
+          <wp:inline distT="0" distB="0" distL="0" distR="0" wp14:anchorId="3C6D4E30" wp14:editId="485D677F">
             <wp:extent cx="4553585" cy="3496163"/>
             <wp:effectExtent l="0" t="0" r="0" b="9525"/>
             <wp:docPr id="34" name="Рисунок 34"/>
@@ -2384,7 +2655,7 @@
           <w:lang w:eastAsia="ru-RU"/>
         </w:rPr>
         <w:drawing>
-          <wp:inline distT="0" distB="0" distL="0" distR="0" wp14:anchorId="35AFE083" wp14:editId="3744C3E7">
+          <wp:inline distT="0" distB="0" distL="0" distR="0" wp14:anchorId="425847BB" wp14:editId="4FC4AD8B">
             <wp:extent cx="3620005" cy="2248214"/>
             <wp:effectExtent l="0" t="0" r="0" b="0"/>
             <wp:docPr id="36" name="Рисунок 36"/>
@@ -2471,7 +2742,7 @@
           <w:lang w:eastAsia="ru-RU"/>
         </w:rPr>
         <w:drawing>
-          <wp:inline distT="0" distB="0" distL="0" distR="0" wp14:anchorId="641C453D" wp14:editId="2B992A93">
+          <wp:inline distT="0" distB="0" distL="0" distR="0" wp14:anchorId="47429AD1" wp14:editId="613A1E4A">
             <wp:extent cx="1914792" cy="1257475"/>
             <wp:effectExtent l="0" t="0" r="9525" b="0"/>
             <wp:docPr id="37" name="Рисунок 37"/>
@@ -2692,12 +2963,6 @@
     </w:p>
     <w:p>
       <w:pPr>
-        <w:spacing w:after="0" w:line="360" w:lineRule="auto"/>
-        <w:jc w:val="both"/>
-      </w:pPr>
-    </w:p>
-    <w:p>
-      <w:pPr>
         <w:pStyle w:val="22"/>
         <w:spacing w:line="360" w:lineRule="auto"/>
         <w:ind w:firstLine="709"/>
@@ -2860,6 +3125,44 @@
           <w:lang w:val="en-US"/>
         </w:rPr>
       </w:pPr>
+      <w:r>
+        <w:rPr>
+          <w:rFonts w:ascii="Times New Roman" w:hAnsi="Times New Roman" w:cs="Times New Roman"/>
+          <w:b w:val="0"/>
+          <w:sz w:val="22"/>
+          <w:szCs w:val="22"/>
+          <w:lang w:val="en-US"/>
+        </w:rPr>
+        <w:t xml:space="preserve">namespace </w:t>
+      </w:r>
+      <w:r>
+        <w:rPr>
+          <w:rFonts w:ascii="Times New Roman" w:hAnsi="Times New Roman" w:cs="Times New Roman"/>
+          <w:b w:val="0"/>
+          <w:sz w:val="22"/>
+          <w:szCs w:val="22"/>
+        </w:rPr>
+        <w:t>Особое</w:t>
+      </w:r>
+      <w:r>
+        <w:rPr>
+          <w:rFonts w:ascii="Times New Roman" w:hAnsi="Times New Roman" w:cs="Times New Roman"/>
+          <w:b w:val="0"/>
+          <w:sz w:val="22"/>
+          <w:szCs w:val="22"/>
+          <w:lang w:val="en-US"/>
+        </w:rPr>
+        <w:t>_</w:t>
+      </w:r>
+      <w:r>
+        <w:rPr>
+          <w:rFonts w:ascii="Times New Roman" w:hAnsi="Times New Roman" w:cs="Times New Roman"/>
+          <w:b w:val="0"/>
+          <w:sz w:val="22"/>
+          <w:szCs w:val="22"/>
+        </w:rPr>
+        <w:t>задание</w:t>
+      </w:r>
     </w:p>
     <w:p>
       <w:pPr>
@@ -2883,35 +3186,7 @@
           <w:szCs w:val="22"/>
           <w:lang w:val="en-US"/>
         </w:rPr>
-        <w:t xml:space="preserve">namespace </w:t>
-      </w:r>
-      <w:r>
-        <w:rPr>
-          <w:rFonts w:ascii="Times New Roman" w:hAnsi="Times New Roman" w:cs="Times New Roman"/>
-          <w:b w:val="0"/>
-          <w:sz w:val="22"/>
-          <w:szCs w:val="22"/>
-        </w:rPr>
-        <w:t>Особое</w:t>
-      </w:r>
-      <w:r>
-        <w:rPr>
-          <w:rFonts w:ascii="Times New Roman" w:hAnsi="Times New Roman" w:cs="Times New Roman"/>
-          <w:b w:val="0"/>
-          <w:sz w:val="22"/>
-          <w:szCs w:val="22"/>
-          <w:lang w:val="en-US"/>
-        </w:rPr>
-        <w:t>_</w:t>
-      </w:r>
-      <w:r>
-        <w:rPr>
-          <w:rFonts w:ascii="Times New Roman" w:hAnsi="Times New Roman" w:cs="Times New Roman"/>
-          <w:b w:val="0"/>
-          <w:sz w:val="22"/>
-          <w:szCs w:val="22"/>
-        </w:rPr>
-        <w:t>задание</w:t>
+        <w:t>{</w:t>
       </w:r>
     </w:p>
     <w:p>
@@ -2936,7 +3211,7 @@
           <w:szCs w:val="22"/>
           <w:lang w:val="en-US"/>
         </w:rPr>
-        <w:t>{</w:t>
+        <w:t>class Class1</w:t>
       </w:r>
     </w:p>
     <w:p>
@@ -2961,7 +3236,7 @@
           <w:szCs w:val="22"/>
           <w:lang w:val="en-US"/>
         </w:rPr>
-        <w:t>class Class1</w:t>
+        <w:t>{</w:t>
       </w:r>
     </w:p>
     <w:p>
@@ -2986,7 +3261,7 @@
           <w:szCs w:val="22"/>
           <w:lang w:val="en-US"/>
         </w:rPr>
-        <w:t>{</w:t>
+        <w:t>public string text;</w:t>
       </w:r>
     </w:p>
     <w:p>
@@ -3011,7 +3286,7 @@
           <w:szCs w:val="22"/>
           <w:lang w:val="en-US"/>
         </w:rPr>
-        <w:t>public string text;</w:t>
+        <w:t>private int count = 0;</w:t>
       </w:r>
     </w:p>
     <w:p>
@@ -3036,7 +3311,7 @@
           <w:szCs w:val="22"/>
           <w:lang w:val="en-US"/>
         </w:rPr>
-        <w:t>private int count = 0;</w:t>
+        <w:t>private int temp = 0;</w:t>
       </w:r>
     </w:p>
     <w:p>
@@ -3061,7 +3336,7 @@
           <w:szCs w:val="22"/>
           <w:lang w:val="en-US"/>
         </w:rPr>
-        <w:t>private int temp = 0;</w:t>
+        <w:t>private int count1 = 0;</w:t>
       </w:r>
     </w:p>
     <w:p>
@@ -3086,7 +3361,7 @@
           <w:szCs w:val="22"/>
           <w:lang w:val="en-US"/>
         </w:rPr>
-        <w:t>private int count1 = 0;</w:t>
+        <w:t>public Class1(TextBox t, Label l2, Label l4, ListBox lb)</w:t>
       </w:r>
     </w:p>
     <w:p>
@@ -3111,7 +3386,7 @@
           <w:szCs w:val="22"/>
           <w:lang w:val="en-US"/>
         </w:rPr>
-        <w:t>public Class1(TextBox t, Label l2, Label l4, ListBox lb)</w:t>
+        <w:t>{</w:t>
       </w:r>
     </w:p>
     <w:p>
@@ -3128,16 +3403,6 @@
           <w:lang w:val="en-US"/>
         </w:rPr>
       </w:pPr>
-      <w:r>
-        <w:rPr>
-          <w:rFonts w:ascii="Times New Roman" w:hAnsi="Times New Roman" w:cs="Times New Roman"/>
-          <w:b w:val="0"/>
-          <w:sz w:val="22"/>
-          <w:szCs w:val="22"/>
-          <w:lang w:val="en-US"/>
-        </w:rPr>
-        <w:t>{</w:t>
-      </w:r>
     </w:p>
     <w:p>
       <w:pPr>
@@ -3153,6 +3418,16 @@
           <w:lang w:val="en-US"/>
         </w:rPr>
       </w:pPr>
+      <w:r>
+        <w:rPr>
+          <w:rFonts w:ascii="Times New Roman" w:hAnsi="Times New Roman" w:cs="Times New Roman"/>
+          <w:b w:val="0"/>
+          <w:sz w:val="22"/>
+          <w:szCs w:val="22"/>
+          <w:lang w:val="en-US"/>
+        </w:rPr>
+        <w:t>text = t.Text;</w:t>
+      </w:r>
     </w:p>
     <w:p>
       <w:pPr>
@@ -3176,7 +3451,7 @@
           <w:szCs w:val="22"/>
           <w:lang w:val="en-US"/>
         </w:rPr>
-        <w:t>text = t.Text;</w:t>
+        <w:t>}</w:t>
       </w:r>
     </w:p>
     <w:p>
@@ -3201,7 +3476,7 @@
           <w:szCs w:val="22"/>
           <w:lang w:val="en-US"/>
         </w:rPr>
-        <w:t>}</w:t>
+        <w:t>public void Creating(TextBox t, Label l2, Label l4, ListBox lb)</w:t>
       </w:r>
     </w:p>
     <w:p>
@@ -3226,7 +3501,7 @@
           <w:szCs w:val="22"/>
           <w:lang w:val="en-US"/>
         </w:rPr>
-        <w:t>public void Creating(TextBox t, Label l2, Label l4, ListBox lb)</w:t>
+        <w:t>{</w:t>
       </w:r>
     </w:p>
     <w:p>
@@ -3251,7 +3526,54 @@
           <w:szCs w:val="22"/>
           <w:lang w:val="en-US"/>
         </w:rPr>
-        <w:t>{</w:t>
+        <w:t xml:space="preserve">// </w:t>
+      </w:r>
+      <w:r>
+        <w:rPr>
+          <w:rFonts w:ascii="Times New Roman" w:hAnsi="Times New Roman" w:cs="Times New Roman"/>
+          <w:b w:val="0"/>
+          <w:sz w:val="22"/>
+          <w:szCs w:val="22"/>
+        </w:rPr>
+        <w:t>Определяем</w:t>
+      </w:r>
+      <w:r>
+        <w:rPr>
+          <w:rFonts w:ascii="Times New Roman" w:hAnsi="Times New Roman" w:cs="Times New Roman"/>
+          <w:b w:val="0"/>
+          <w:sz w:val="22"/>
+          <w:szCs w:val="22"/>
+          <w:lang w:val="en-US"/>
+        </w:rPr>
+        <w:t xml:space="preserve"> </w:t>
+      </w:r>
+      <w:r>
+        <w:rPr>
+          <w:rFonts w:ascii="Times New Roman" w:hAnsi="Times New Roman" w:cs="Times New Roman"/>
+          <w:b w:val="0"/>
+          <w:sz w:val="22"/>
+          <w:szCs w:val="22"/>
+        </w:rPr>
+        <w:t>количество</w:t>
+      </w:r>
+      <w:r>
+        <w:rPr>
+          <w:rFonts w:ascii="Times New Roman" w:hAnsi="Times New Roman" w:cs="Times New Roman"/>
+          <w:b w:val="0"/>
+          <w:sz w:val="22"/>
+          <w:szCs w:val="22"/>
+          <w:lang w:val="en-US"/>
+        </w:rPr>
+        <w:t xml:space="preserve"> </w:t>
+      </w:r>
+      <w:r>
+        <w:rPr>
+          <w:rFonts w:ascii="Times New Roman" w:hAnsi="Times New Roman" w:cs="Times New Roman"/>
+          <w:b w:val="0"/>
+          <w:sz w:val="22"/>
+          <w:szCs w:val="22"/>
+        </w:rPr>
+        <w:t>слов</w:t>
       </w:r>
     </w:p>
     <w:p>
@@ -3276,54 +3598,7 @@
           <w:szCs w:val="22"/>
           <w:lang w:val="en-US"/>
         </w:rPr>
-        <w:t xml:space="preserve">// </w:t>
-      </w:r>
-      <w:r>
-        <w:rPr>
-          <w:rFonts w:ascii="Times New Roman" w:hAnsi="Times New Roman" w:cs="Times New Roman"/>
-          <w:b w:val="0"/>
-          <w:sz w:val="22"/>
-          <w:szCs w:val="22"/>
-        </w:rPr>
-        <w:t>Определяем</w:t>
-      </w:r>
-      <w:r>
-        <w:rPr>
-          <w:rFonts w:ascii="Times New Roman" w:hAnsi="Times New Roman" w:cs="Times New Roman"/>
-          <w:b w:val="0"/>
-          <w:sz w:val="22"/>
-          <w:szCs w:val="22"/>
-          <w:lang w:val="en-US"/>
-        </w:rPr>
-        <w:t xml:space="preserve"> </w:t>
-      </w:r>
-      <w:r>
-        <w:rPr>
-          <w:rFonts w:ascii="Times New Roman" w:hAnsi="Times New Roman" w:cs="Times New Roman"/>
-          <w:b w:val="0"/>
-          <w:sz w:val="22"/>
-          <w:szCs w:val="22"/>
-        </w:rPr>
-        <w:t>количество</w:t>
-      </w:r>
-      <w:r>
-        <w:rPr>
-          <w:rFonts w:ascii="Times New Roman" w:hAnsi="Times New Roman" w:cs="Times New Roman"/>
-          <w:b w:val="0"/>
-          <w:sz w:val="22"/>
-          <w:szCs w:val="22"/>
-          <w:lang w:val="en-US"/>
-        </w:rPr>
-        <w:t xml:space="preserve"> </w:t>
-      </w:r>
-      <w:r>
-        <w:rPr>
-          <w:rFonts w:ascii="Times New Roman" w:hAnsi="Times New Roman" w:cs="Times New Roman"/>
-          <w:b w:val="0"/>
-          <w:sz w:val="22"/>
-          <w:szCs w:val="22"/>
-        </w:rPr>
-        <w:t>слов</w:t>
+        <w:t>string[] str = text.Split(new char[] { ' ', ',','.','?','!' }, StringSplitOptions.RemoveEmptyEntries);</w:t>
       </w:r>
     </w:p>
     <w:p>
@@ -3348,7 +3623,7 @@
           <w:szCs w:val="22"/>
           <w:lang w:val="en-US"/>
         </w:rPr>
-        <w:t>string[] str = text.Split(new char[] { ' ', ',','.','?','!' }, StringSplitOptions.RemoveEmptyEntries);</w:t>
+        <w:t>count = str.Length;</w:t>
       </w:r>
     </w:p>
     <w:p>
@@ -3373,7 +3648,144 @@
           <w:szCs w:val="22"/>
           <w:lang w:val="en-US"/>
         </w:rPr>
-        <w:t>count = str.Length;</w:t>
+        <w:t>l</w:t>
+      </w:r>
+      <w:r>
+        <w:rPr>
+          <w:rFonts w:ascii="Times New Roman" w:hAnsi="Times New Roman" w:cs="Times New Roman"/>
+          <w:b w:val="0"/>
+          <w:sz w:val="22"/>
+          <w:szCs w:val="22"/>
+          <w:lang w:val="en-US"/>
+        </w:rPr>
+        <w:t>2.</w:t>
+      </w:r>
+      <w:r>
+        <w:rPr>
+          <w:rFonts w:ascii="Times New Roman" w:hAnsi="Times New Roman" w:cs="Times New Roman"/>
+          <w:b w:val="0"/>
+          <w:sz w:val="22"/>
+          <w:szCs w:val="22"/>
+          <w:lang w:val="en-US"/>
+        </w:rPr>
+        <w:t>Text</w:t>
+      </w:r>
+      <w:r>
+        <w:rPr>
+          <w:rFonts w:ascii="Times New Roman" w:hAnsi="Times New Roman" w:cs="Times New Roman"/>
+          <w:b w:val="0"/>
+          <w:sz w:val="22"/>
+          <w:szCs w:val="22"/>
+          <w:lang w:val="en-US"/>
+        </w:rPr>
+        <w:t xml:space="preserve"> = </w:t>
+      </w:r>
+      <w:r>
+        <w:rPr>
+          <w:rFonts w:ascii="Times New Roman" w:hAnsi="Times New Roman" w:cs="Times New Roman"/>
+          <w:b w:val="0"/>
+          <w:sz w:val="22"/>
+          <w:szCs w:val="22"/>
+          <w:lang w:val="en-US"/>
+        </w:rPr>
+        <w:t>Convert</w:t>
+      </w:r>
+      <w:r>
+        <w:rPr>
+          <w:rFonts w:ascii="Times New Roman" w:hAnsi="Times New Roman" w:cs="Times New Roman"/>
+          <w:b w:val="0"/>
+          <w:sz w:val="22"/>
+          <w:szCs w:val="22"/>
+          <w:lang w:val="en-US"/>
+        </w:rPr>
+        <w:t>.</w:t>
+      </w:r>
+      <w:r>
+        <w:rPr>
+          <w:rFonts w:ascii="Times New Roman" w:hAnsi="Times New Roman" w:cs="Times New Roman"/>
+          <w:b w:val="0"/>
+          <w:sz w:val="22"/>
+          <w:szCs w:val="22"/>
+          <w:lang w:val="en-US"/>
+        </w:rPr>
+        <w:t>ToString</w:t>
+      </w:r>
+      <w:r>
+        <w:rPr>
+          <w:rFonts w:ascii="Times New Roman" w:hAnsi="Times New Roman" w:cs="Times New Roman"/>
+          <w:b w:val="0"/>
+          <w:sz w:val="22"/>
+          <w:szCs w:val="22"/>
+          <w:lang w:val="en-US"/>
+        </w:rPr>
+        <w:t>(</w:t>
+      </w:r>
+      <w:r>
+        <w:rPr>
+          <w:rFonts w:ascii="Times New Roman" w:hAnsi="Times New Roman" w:cs="Times New Roman"/>
+          <w:b w:val="0"/>
+          <w:sz w:val="22"/>
+          <w:szCs w:val="22"/>
+          <w:lang w:val="en-US"/>
+        </w:rPr>
+        <w:t>count</w:t>
+      </w:r>
+      <w:r>
+        <w:rPr>
+          <w:rFonts w:ascii="Times New Roman" w:hAnsi="Times New Roman" w:cs="Times New Roman"/>
+          <w:b w:val="0"/>
+          <w:sz w:val="22"/>
+          <w:szCs w:val="22"/>
+          <w:lang w:val="en-US"/>
+        </w:rPr>
+        <w:t xml:space="preserve">);// </w:t>
+      </w:r>
+      <w:r>
+        <w:rPr>
+          <w:rFonts w:ascii="Times New Roman" w:hAnsi="Times New Roman" w:cs="Times New Roman"/>
+          <w:b w:val="0"/>
+          <w:sz w:val="22"/>
+          <w:szCs w:val="22"/>
+        </w:rPr>
+        <w:t>вывод</w:t>
+      </w:r>
+      <w:r>
+        <w:rPr>
+          <w:rFonts w:ascii="Times New Roman" w:hAnsi="Times New Roman" w:cs="Times New Roman"/>
+          <w:b w:val="0"/>
+          <w:sz w:val="22"/>
+          <w:szCs w:val="22"/>
+          <w:lang w:val="en-US"/>
+        </w:rPr>
+        <w:t xml:space="preserve"> </w:t>
+      </w:r>
+      <w:r>
+        <w:rPr>
+          <w:rFonts w:ascii="Times New Roman" w:hAnsi="Times New Roman" w:cs="Times New Roman"/>
+          <w:b w:val="0"/>
+          <w:sz w:val="22"/>
+          <w:szCs w:val="22"/>
+        </w:rPr>
+        <w:t>количества</w:t>
+      </w:r>
+      <w:r>
+        <w:rPr>
+          <w:rFonts w:ascii="Times New Roman" w:hAnsi="Times New Roman" w:cs="Times New Roman"/>
+          <w:b w:val="0"/>
+          <w:sz w:val="22"/>
+          <w:szCs w:val="22"/>
+          <w:lang w:val="en-US"/>
+        </w:rPr>
+        <w:t xml:space="preserve"> </w:t>
+      </w:r>
+      <w:r>
+        <w:rPr>
+          <w:rFonts w:ascii="Times New Roman" w:hAnsi="Times New Roman" w:cs="Times New Roman"/>
+          <w:b w:val="0"/>
+          <w:sz w:val="22"/>
+          <w:szCs w:val="22"/>
+        </w:rPr>
+        <w:t>слов</w:t>
       </w:r>
     </w:p>
     <w:p>
@@ -3395,139 +3807,8 @@
           <w:b w:val="0"/>
           <w:sz w:val="22"/>
           <w:szCs w:val="22"/>
-          <w:lang w:val="en-US"/>
-        </w:rPr>
-        <w:t>l</w:t>
-      </w:r>
-      <w:r>
-        <w:rPr>
-          <w:rFonts w:ascii="Times New Roman" w:hAnsi="Times New Roman" w:cs="Times New Roman"/>
-          <w:b w:val="0"/>
-          <w:sz w:val="22"/>
-          <w:szCs w:val="22"/>
-        </w:rPr>
-        <w:t>2.</w:t>
-      </w:r>
-      <w:r>
-        <w:rPr>
-          <w:rFonts w:ascii="Times New Roman" w:hAnsi="Times New Roman" w:cs="Times New Roman"/>
-          <w:b w:val="0"/>
-          <w:sz w:val="22"/>
-          <w:szCs w:val="22"/>
-          <w:lang w:val="en-US"/>
-        </w:rPr>
-        <w:t>Text</w:t>
-      </w:r>
-      <w:r>
-        <w:rPr>
-          <w:rFonts w:ascii="Times New Roman" w:hAnsi="Times New Roman" w:cs="Times New Roman"/>
-          <w:b w:val="0"/>
-          <w:sz w:val="22"/>
-          <w:szCs w:val="22"/>
-        </w:rPr>
-        <w:t xml:space="preserve"> = </w:t>
-      </w:r>
-      <w:r>
-        <w:rPr>
-          <w:rFonts w:ascii="Times New Roman" w:hAnsi="Times New Roman" w:cs="Times New Roman"/>
-          <w:b w:val="0"/>
-          <w:sz w:val="22"/>
-          <w:szCs w:val="22"/>
-          <w:lang w:val="en-US"/>
-        </w:rPr>
-        <w:t>Convert</w:t>
-      </w:r>
-      <w:r>
-        <w:rPr>
-          <w:rFonts w:ascii="Times New Roman" w:hAnsi="Times New Roman" w:cs="Times New Roman"/>
-          <w:b w:val="0"/>
-          <w:sz w:val="22"/>
-          <w:szCs w:val="22"/>
-        </w:rPr>
-        <w:t>.</w:t>
-      </w:r>
-      <w:r>
-        <w:rPr>
-          <w:rFonts w:ascii="Times New Roman" w:hAnsi="Times New Roman" w:cs="Times New Roman"/>
-          <w:b w:val="0"/>
-          <w:sz w:val="22"/>
-          <w:szCs w:val="22"/>
-          <w:lang w:val="en-US"/>
-        </w:rPr>
-        <w:t>ToString</w:t>
-      </w:r>
-      <w:r>
-        <w:rPr>
-          <w:rFonts w:ascii="Times New Roman" w:hAnsi="Times New Roman" w:cs="Times New Roman"/>
-          <w:b w:val="0"/>
-          <w:sz w:val="22"/>
-          <w:szCs w:val="22"/>
-        </w:rPr>
-        <w:t>(</w:t>
-      </w:r>
-      <w:r>
-        <w:rPr>
-          <w:rFonts w:ascii="Times New Roman" w:hAnsi="Times New Roman" w:cs="Times New Roman"/>
-          <w:b w:val="0"/>
-          <w:sz w:val="22"/>
-          <w:szCs w:val="22"/>
-          <w:lang w:val="en-US"/>
-        </w:rPr>
-        <w:t>count</w:t>
-      </w:r>
-      <w:r>
-        <w:rPr>
-          <w:rFonts w:ascii="Times New Roman" w:hAnsi="Times New Roman" w:cs="Times New Roman"/>
-          <w:b w:val="0"/>
-          <w:sz w:val="22"/>
-          <w:szCs w:val="22"/>
-        </w:rPr>
-        <w:t xml:space="preserve">);// </w:t>
-      </w:r>
-      <w:r>
-        <w:rPr>
-          <w:rFonts w:ascii="Times New Roman" w:hAnsi="Times New Roman" w:cs="Times New Roman"/>
-          <w:b w:val="0"/>
-          <w:sz w:val="22"/>
-          <w:szCs w:val="22"/>
-        </w:rPr>
-        <w:t>вывод</w:t>
-      </w:r>
-      <w:r>
-        <w:rPr>
-          <w:rFonts w:ascii="Times New Roman" w:hAnsi="Times New Roman" w:cs="Times New Roman"/>
-          <w:b w:val="0"/>
-          <w:sz w:val="22"/>
-          <w:szCs w:val="22"/>
-        </w:rPr>
-        <w:t xml:space="preserve"> </w:t>
-      </w:r>
-      <w:r>
-        <w:rPr>
-          <w:rFonts w:ascii="Times New Roman" w:hAnsi="Times New Roman" w:cs="Times New Roman"/>
-          <w:b w:val="0"/>
-          <w:sz w:val="22"/>
-          <w:szCs w:val="22"/>
-        </w:rPr>
-        <w:t>количества</w:t>
-      </w:r>
-      <w:r>
-        <w:rPr>
-          <w:rFonts w:ascii="Times New Roman" w:hAnsi="Times New Roman" w:cs="Times New Roman"/>
-          <w:b w:val="0"/>
-          <w:sz w:val="22"/>
-          <w:szCs w:val="22"/>
-        </w:rPr>
-        <w:t xml:space="preserve"> </w:t>
-      </w:r>
-      <w:r>
-        <w:rPr>
-          <w:rFonts w:ascii="Times New Roman" w:hAnsi="Times New Roman" w:cs="Times New Roman"/>
-          <w:b w:val="0"/>
-          <w:sz w:val="22"/>
-          <w:szCs w:val="22"/>
-        </w:rPr>
-        <w:t>слов</w:t>
+        </w:rPr>
+        <w:t>// определяем минимум и его индекс</w:t>
       </w:r>
     </w:p>
     <w:p>
@@ -3549,8 +3830,75 @@
           <w:b w:val="0"/>
           <w:sz w:val="22"/>
           <w:szCs w:val="22"/>
-        </w:rPr>
-        <w:t>// определяем минимум и его индекс</w:t>
+          <w:lang w:val="en-US"/>
+        </w:rPr>
+        <w:t>int</w:t>
+      </w:r>
+      <w:r>
+        <w:rPr>
+          <w:rFonts w:ascii="Times New Roman" w:hAnsi="Times New Roman" w:cs="Times New Roman"/>
+          <w:b w:val="0"/>
+          <w:sz w:val="22"/>
+          <w:szCs w:val="22"/>
+        </w:rPr>
+        <w:t xml:space="preserve"> </w:t>
+      </w:r>
+      <w:r>
+        <w:rPr>
+          <w:rFonts w:ascii="Times New Roman" w:hAnsi="Times New Roman" w:cs="Times New Roman"/>
+          <w:b w:val="0"/>
+          <w:sz w:val="22"/>
+          <w:szCs w:val="22"/>
+          <w:lang w:val="en-US"/>
+        </w:rPr>
+        <w:t>min</w:t>
+      </w:r>
+      <w:r>
+        <w:rPr>
+          <w:rFonts w:ascii="Times New Roman" w:hAnsi="Times New Roman" w:cs="Times New Roman"/>
+          <w:b w:val="0"/>
+          <w:sz w:val="22"/>
+          <w:szCs w:val="22"/>
+        </w:rPr>
+        <w:t xml:space="preserve"> = </w:t>
+      </w:r>
+      <w:r>
+        <w:rPr>
+          <w:rFonts w:ascii="Times New Roman" w:hAnsi="Times New Roman" w:cs="Times New Roman"/>
+          <w:b w:val="0"/>
+          <w:sz w:val="22"/>
+          <w:szCs w:val="22"/>
+          <w:lang w:val="en-US"/>
+        </w:rPr>
+        <w:t>str</w:t>
+      </w:r>
+      <w:r>
+        <w:rPr>
+          <w:rFonts w:ascii="Times New Roman" w:hAnsi="Times New Roman" w:cs="Times New Roman"/>
+          <w:b w:val="0"/>
+          <w:sz w:val="22"/>
+          <w:szCs w:val="22"/>
+        </w:rPr>
+        <w:t>[0].</w:t>
+      </w:r>
+      <w:r>
+        <w:rPr>
+          <w:rFonts w:ascii="Times New Roman" w:hAnsi="Times New Roman" w:cs="Times New Roman"/>
+          <w:b w:val="0"/>
+          <w:sz w:val="22"/>
+          <w:szCs w:val="22"/>
+          <w:lang w:val="en-US"/>
+        </w:rPr>
+        <w:t>Length</w:t>
+      </w:r>
+      <w:r>
+        <w:rPr>
+          <w:rFonts w:ascii="Times New Roman" w:hAnsi="Times New Roman" w:cs="Times New Roman"/>
+          <w:b w:val="0"/>
+          <w:sz w:val="22"/>
+          <w:szCs w:val="22"/>
+        </w:rPr>
+        <w:t>;</w:t>
       </w:r>
     </w:p>
     <w:p>
@@ -3575,77 +3923,7 @@
           <w:szCs w:val="22"/>
           <w:lang w:val="en-US"/>
         </w:rPr>
-        <w:t>int</w:t>
-      </w:r>
-      <w:r>
-        <w:rPr>
-          <w:rFonts w:ascii="Times New Roman" w:hAnsi="Times New Roman" w:cs="Times New Roman"/>
-          <w:b w:val="0"/>
-          <w:sz w:val="22"/>
-          <w:szCs w:val="22"/>
-          <w:lang w:val="en-US"/>
-        </w:rPr>
-        <w:t xml:space="preserve"> </w:t>
-      </w:r>
-      <w:r>
-        <w:rPr>
-          <w:rFonts w:ascii="Times New Roman" w:hAnsi="Times New Roman" w:cs="Times New Roman"/>
-          <w:b w:val="0"/>
-          <w:sz w:val="22"/>
-          <w:szCs w:val="22"/>
-          <w:lang w:val="en-US"/>
-        </w:rPr>
-        <w:t>min</w:t>
-      </w:r>
-      <w:r>
-        <w:rPr>
-          <w:rFonts w:ascii="Times New Roman" w:hAnsi="Times New Roman" w:cs="Times New Roman"/>
-          <w:b w:val="0"/>
-          <w:sz w:val="22"/>
-          <w:szCs w:val="22"/>
-          <w:lang w:val="en-US"/>
-        </w:rPr>
-        <w:t xml:space="preserve"> = </w:t>
-      </w:r>
-      <w:r>
-        <w:rPr>
-          <w:rFonts w:ascii="Times New Roman" w:hAnsi="Times New Roman" w:cs="Times New Roman"/>
-          <w:b w:val="0"/>
-          <w:sz w:val="22"/>
-          <w:szCs w:val="22"/>
-          <w:lang w:val="en-US"/>
-        </w:rPr>
-        <w:t>str</w:t>
-      </w:r>
-      <w:r>
-        <w:rPr>
-          <w:rFonts w:ascii="Times New Roman" w:hAnsi="Times New Roman" w:cs="Times New Roman"/>
-          <w:b w:val="0"/>
-          <w:sz w:val="22"/>
-          <w:szCs w:val="22"/>
-          <w:lang w:val="en-US"/>
-        </w:rPr>
-        <w:t>[0].</w:t>
-      </w:r>
-      <w:r>
-        <w:rPr>
-          <w:rFonts w:ascii="Times New Roman" w:hAnsi="Times New Roman" w:cs="Times New Roman"/>
-          <w:b w:val="0"/>
-          <w:sz w:val="22"/>
-          <w:szCs w:val="22"/>
-          <w:lang w:val="en-US"/>
-        </w:rPr>
-        <w:t>Length</w:t>
-      </w:r>
-      <w:r>
-        <w:rPr>
-          <w:rFonts w:ascii="Times New Roman" w:hAnsi="Times New Roman" w:cs="Times New Roman"/>
-          <w:b w:val="0"/>
-          <w:sz w:val="22"/>
-          <w:szCs w:val="22"/>
-          <w:lang w:val="en-US"/>
-        </w:rPr>
-        <w:t>;</w:t>
+        <w:t>for (int i = 0; i &lt; str.Length; i++)</w:t>
       </w:r>
     </w:p>
     <w:p>
@@ -3670,7 +3948,7 @@
           <w:szCs w:val="22"/>
           <w:lang w:val="en-US"/>
         </w:rPr>
-        <w:t>for (int i = 0; i &lt; str.Length; i++)</w:t>
+        <w:t>{</w:t>
       </w:r>
     </w:p>
     <w:p>
@@ -3695,7 +3973,7 @@
           <w:szCs w:val="22"/>
           <w:lang w:val="en-US"/>
         </w:rPr>
-        <w:t>{</w:t>
+        <w:t>if (str[i].Length &lt; min)</w:t>
       </w:r>
     </w:p>
     <w:p>
@@ -3720,7 +3998,7 @@
           <w:szCs w:val="22"/>
           <w:lang w:val="en-US"/>
         </w:rPr>
-        <w:t>if (str[i].Length &lt; min)</w:t>
+        <w:t>{</w:t>
       </w:r>
     </w:p>
     <w:p>
@@ -3745,7 +4023,7 @@
           <w:szCs w:val="22"/>
           <w:lang w:val="en-US"/>
         </w:rPr>
-        <w:t>{</w:t>
+        <w:t>min = str[i].Length;</w:t>
       </w:r>
     </w:p>
     <w:p>
@@ -3770,7 +4048,7 @@
           <w:szCs w:val="22"/>
           <w:lang w:val="en-US"/>
         </w:rPr>
-        <w:t>min = str[i].Length;</w:t>
+        <w:t>temp = i;</w:t>
       </w:r>
     </w:p>
     <w:p>
@@ -3795,7 +4073,7 @@
           <w:szCs w:val="22"/>
           <w:lang w:val="en-US"/>
         </w:rPr>
-        <w:t>temp = i;</w:t>
+        <w:t>}            }</w:t>
       </w:r>
     </w:p>
     <w:p>
@@ -3820,7 +4098,73 @@
           <w:szCs w:val="22"/>
           <w:lang w:val="en-US"/>
         </w:rPr>
-        <w:t>}            }</w:t>
+        <w:t xml:space="preserve">l4.Text = Convert.ToString(str[temp]+" :     </w:t>
+      </w:r>
+      <w:r>
+        <w:rPr>
+          <w:rFonts w:ascii="Times New Roman" w:hAnsi="Times New Roman" w:cs="Times New Roman"/>
+          <w:b w:val="0"/>
+          <w:sz w:val="22"/>
+          <w:szCs w:val="22"/>
+        </w:rPr>
+        <w:t>под</w:t>
+      </w:r>
+      <w:r>
+        <w:rPr>
+          <w:rFonts w:ascii="Times New Roman" w:hAnsi="Times New Roman" w:cs="Times New Roman"/>
+          <w:b w:val="0"/>
+          <w:sz w:val="22"/>
+          <w:szCs w:val="22"/>
+          <w:lang w:val="en-US"/>
+        </w:rPr>
+        <w:t xml:space="preserve"> </w:t>
+      </w:r>
+      <w:r>
+        <w:rPr>
+          <w:rFonts w:ascii="Times New Roman" w:hAnsi="Times New Roman" w:cs="Times New Roman"/>
+          <w:b w:val="0"/>
+          <w:sz w:val="22"/>
+          <w:szCs w:val="22"/>
+        </w:rPr>
+        <w:t>индексом</w:t>
+      </w:r>
+      <w:r>
+        <w:rPr>
+          <w:rFonts w:ascii="Times New Roman" w:hAnsi="Times New Roman" w:cs="Times New Roman"/>
+          <w:b w:val="0"/>
+          <w:sz w:val="22"/>
+          <w:szCs w:val="22"/>
+          <w:lang w:val="en-US"/>
+        </w:rPr>
+        <w:t xml:space="preserve"> "+temp);// </w:t>
+      </w:r>
+      <w:r>
+        <w:rPr>
+          <w:rFonts w:ascii="Times New Roman" w:hAnsi="Times New Roman" w:cs="Times New Roman"/>
+          <w:b w:val="0"/>
+          <w:sz w:val="22"/>
+          <w:szCs w:val="22"/>
+        </w:rPr>
+        <w:t>вывод</w:t>
+      </w:r>
+      <w:r>
+        <w:rPr>
+          <w:rFonts w:ascii="Times New Roman" w:hAnsi="Times New Roman" w:cs="Times New Roman"/>
+          <w:b w:val="0"/>
+          <w:sz w:val="22"/>
+          <w:szCs w:val="22"/>
+          <w:lang w:val="en-US"/>
+        </w:rPr>
+        <w:t xml:space="preserve"> </w:t>
+      </w:r>
+      <w:r>
+        <w:rPr>
+          <w:rFonts w:ascii="Times New Roman" w:hAnsi="Times New Roman" w:cs="Times New Roman"/>
+          <w:b w:val="0"/>
+          <w:sz w:val="22"/>
+          <w:szCs w:val="22"/>
+        </w:rPr>
+        <w:t>индекса</w:t>
       </w:r>
     </w:p>
     <w:p>
@@ -3834,84 +4178,16 @@
           <w:b w:val="0"/>
           <w:sz w:val="22"/>
           <w:szCs w:val="22"/>
-          <w:lang w:val="en-US"/>
-        </w:rPr>
-      </w:pPr>
-      <w:r>
-        <w:rPr>
-          <w:rFonts w:ascii="Times New Roman" w:hAnsi="Times New Roman" w:cs="Times New Roman"/>
-          <w:b w:val="0"/>
-          <w:sz w:val="22"/>
-          <w:szCs w:val="22"/>
-          <w:lang w:val="en-US"/>
-        </w:rPr>
-        <w:t xml:space="preserve">l4.Text = Convert.ToString(str[temp]+" :     </w:t>
-      </w:r>
-      <w:r>
-        <w:rPr>
-          <w:rFonts w:ascii="Times New Roman" w:hAnsi="Times New Roman" w:cs="Times New Roman"/>
-          <w:b w:val="0"/>
-          <w:sz w:val="22"/>
-          <w:szCs w:val="22"/>
-        </w:rPr>
-        <w:t>под</w:t>
-      </w:r>
-      <w:r>
-        <w:rPr>
-          <w:rFonts w:ascii="Times New Roman" w:hAnsi="Times New Roman" w:cs="Times New Roman"/>
-          <w:b w:val="0"/>
-          <w:sz w:val="22"/>
-          <w:szCs w:val="22"/>
-          <w:lang w:val="en-US"/>
-        </w:rPr>
-        <w:t xml:space="preserve"> </w:t>
-      </w:r>
-      <w:r>
-        <w:rPr>
-          <w:rFonts w:ascii="Times New Roman" w:hAnsi="Times New Roman" w:cs="Times New Roman"/>
-          <w:b w:val="0"/>
-          <w:sz w:val="22"/>
-          <w:szCs w:val="22"/>
-        </w:rPr>
-        <w:t>индексом</w:t>
-      </w:r>
-      <w:r>
-        <w:rPr>
-          <w:rFonts w:ascii="Times New Roman" w:hAnsi="Times New Roman" w:cs="Times New Roman"/>
-          <w:b w:val="0"/>
-          <w:sz w:val="22"/>
-          <w:szCs w:val="22"/>
-          <w:lang w:val="en-US"/>
-        </w:rPr>
-        <w:t xml:space="preserve"> "+temp);// </w:t>
-      </w:r>
-      <w:r>
-        <w:rPr>
-          <w:rFonts w:ascii="Times New Roman" w:hAnsi="Times New Roman" w:cs="Times New Roman"/>
-          <w:b w:val="0"/>
-          <w:sz w:val="22"/>
-          <w:szCs w:val="22"/>
-        </w:rPr>
-        <w:t>вывод</w:t>
-      </w:r>
-      <w:r>
-        <w:rPr>
-          <w:rFonts w:ascii="Times New Roman" w:hAnsi="Times New Roman" w:cs="Times New Roman"/>
-          <w:b w:val="0"/>
-          <w:sz w:val="22"/>
-          <w:szCs w:val="22"/>
-          <w:lang w:val="en-US"/>
-        </w:rPr>
-        <w:t xml:space="preserve"> </w:t>
-      </w:r>
-      <w:r>
-        <w:rPr>
-          <w:rFonts w:ascii="Times New Roman" w:hAnsi="Times New Roman" w:cs="Times New Roman"/>
-          <w:b w:val="0"/>
-          <w:sz w:val="22"/>
-          <w:szCs w:val="22"/>
-        </w:rPr>
-        <w:t>индекса</w:t>
+        </w:rPr>
+      </w:pPr>
+      <w:r>
+        <w:rPr>
+          <w:rFonts w:ascii="Times New Roman" w:hAnsi="Times New Roman" w:cs="Times New Roman"/>
+          <w:b w:val="0"/>
+          <w:sz w:val="22"/>
+          <w:szCs w:val="22"/>
+        </w:rPr>
+        <w:t>lb.Items.Clear();</w:t>
       </w:r>
     </w:p>
     <w:p>
@@ -3934,7 +4210,7 @@
           <w:sz w:val="22"/>
           <w:szCs w:val="22"/>
         </w:rPr>
-        <w:t>lb.Items.Clear();</w:t>
+        <w:t>// определяем сколько раз "А" встречается в каждом слове</w:t>
       </w:r>
     </w:p>
     <w:p>
@@ -3948,16 +4224,18 @@
           <w:b w:val="0"/>
           <w:sz w:val="22"/>
           <w:szCs w:val="22"/>
-        </w:rPr>
-      </w:pPr>
-      <w:r>
-        <w:rPr>
-          <w:rFonts w:ascii="Times New Roman" w:hAnsi="Times New Roman" w:cs="Times New Roman"/>
-          <w:b w:val="0"/>
-          <w:sz w:val="22"/>
-          <w:szCs w:val="22"/>
-        </w:rPr>
-        <w:t>// определяем сколько раз "А" встречается в каждом слове</w:t>
+          <w:lang w:val="en-US"/>
+        </w:rPr>
+      </w:pPr>
+      <w:r>
+        <w:rPr>
+          <w:rFonts w:ascii="Times New Roman" w:hAnsi="Times New Roman" w:cs="Times New Roman"/>
+          <w:b w:val="0"/>
+          <w:sz w:val="22"/>
+          <w:szCs w:val="22"/>
+          <w:lang w:val="en-US"/>
+        </w:rPr>
+        <w:t>int[] name = new int[str.Length];</w:t>
       </w:r>
     </w:p>
     <w:p>
@@ -3982,7 +4260,7 @@
           <w:szCs w:val="22"/>
           <w:lang w:val="en-US"/>
         </w:rPr>
-        <w:t>int[] name = new int[str.Length];</w:t>
+        <w:t>for (int i = 0; i &lt; str.Length; i++)</w:t>
       </w:r>
     </w:p>
     <w:p>
@@ -4007,7 +4285,7 @@
           <w:szCs w:val="22"/>
           <w:lang w:val="en-US"/>
         </w:rPr>
-        <w:t>for (int i = 0; i &lt; str.Length; i++)</w:t>
+        <w:t>{</w:t>
       </w:r>
     </w:p>
     <w:p>
@@ -4032,7 +4310,7 @@
           <w:szCs w:val="22"/>
           <w:lang w:val="en-US"/>
         </w:rPr>
-        <w:t>{</w:t>
+        <w:t>for (int j = 0; j &lt; str[i].Length; j++)</w:t>
       </w:r>
     </w:p>
     <w:p>
@@ -4057,7 +4335,7 @@
           <w:szCs w:val="22"/>
           <w:lang w:val="en-US"/>
         </w:rPr>
-        <w:t>for (int j = 0; j &lt; str[i].Length; j++)</w:t>
+        <w:t>{</w:t>
       </w:r>
     </w:p>
     <w:p>
@@ -4082,7 +4360,26 @@
           <w:szCs w:val="22"/>
           <w:lang w:val="en-US"/>
         </w:rPr>
-        <w:t>{</w:t>
+        <w:t>if (str[i][j] == '</w:t>
+      </w:r>
+      <w:r>
+        <w:rPr>
+          <w:rFonts w:ascii="Times New Roman" w:hAnsi="Times New Roman" w:cs="Times New Roman"/>
+          <w:b w:val="0"/>
+          <w:sz w:val="22"/>
+          <w:szCs w:val="22"/>
+        </w:rPr>
+        <w:t>а</w:t>
+      </w:r>
+      <w:r>
+        <w:rPr>
+          <w:rFonts w:ascii="Times New Roman" w:hAnsi="Times New Roman" w:cs="Times New Roman"/>
+          <w:b w:val="0"/>
+          <w:sz w:val="22"/>
+          <w:szCs w:val="22"/>
+          <w:lang w:val="en-US"/>
+        </w:rPr>
+        <w:t>')</w:t>
       </w:r>
     </w:p>
     <w:p>
@@ -4107,26 +4404,7 @@
           <w:szCs w:val="22"/>
           <w:lang w:val="en-US"/>
         </w:rPr>
-        <w:t>if (str[i][j] == '</w:t>
-      </w:r>
-      <w:r>
-        <w:rPr>
-          <w:rFonts w:ascii="Times New Roman" w:hAnsi="Times New Roman" w:cs="Times New Roman"/>
-          <w:b w:val="0"/>
-          <w:sz w:val="22"/>
-          <w:szCs w:val="22"/>
-        </w:rPr>
-        <w:t>а</w:t>
-      </w:r>
-      <w:r>
-        <w:rPr>
-          <w:rFonts w:ascii="Times New Roman" w:hAnsi="Times New Roman" w:cs="Times New Roman"/>
-          <w:b w:val="0"/>
-          <w:sz w:val="22"/>
-          <w:szCs w:val="22"/>
-          <w:lang w:val="en-US"/>
-        </w:rPr>
-        <w:t>')</w:t>
+        <w:t>{</w:t>
       </w:r>
     </w:p>
     <w:p>
@@ -4151,7 +4429,7 @@
           <w:szCs w:val="22"/>
           <w:lang w:val="en-US"/>
         </w:rPr>
-        <w:t>{</w:t>
+        <w:t>count1++;</w:t>
       </w:r>
     </w:p>
     <w:p>
@@ -4176,7 +4454,7 @@
           <w:szCs w:val="22"/>
           <w:lang w:val="en-US"/>
         </w:rPr>
-        <w:t>count1++;</w:t>
+        <w:t>name[i] = count1;</w:t>
       </w:r>
     </w:p>
     <w:p>
@@ -4201,7 +4479,7 @@
           <w:szCs w:val="22"/>
           <w:lang w:val="en-US"/>
         </w:rPr>
-        <w:t>name[i] = count1;</w:t>
+        <w:t>}                }                  }</w:t>
       </w:r>
     </w:p>
     <w:p>
@@ -4226,7 +4504,7 @@
           <w:szCs w:val="22"/>
           <w:lang w:val="en-US"/>
         </w:rPr>
-        <w:t>}                }                  }</w:t>
+        <w:t>string a="";</w:t>
       </w:r>
     </w:p>
     <w:p>
@@ -4251,7 +4529,7 @@
           <w:szCs w:val="22"/>
           <w:lang w:val="en-US"/>
         </w:rPr>
-        <w:t>string a="";</w:t>
+        <w:t>for (int i = 0; i &lt; str.Length; i++)</w:t>
       </w:r>
     </w:p>
     <w:p>
@@ -4276,7 +4554,7 @@
           <w:szCs w:val="22"/>
           <w:lang w:val="en-US"/>
         </w:rPr>
-        <w:t>for (int i = 0; i &lt; str.Length; i++)</w:t>
+        <w:t>{</w:t>
       </w:r>
     </w:p>
     <w:p>
@@ -4301,7 +4579,121 @@
           <w:szCs w:val="22"/>
           <w:lang w:val="en-US"/>
         </w:rPr>
-        <w:t>{</w:t>
+        <w:t xml:space="preserve">a= Convert.ToString(str[i] + "  : </w:t>
+      </w:r>
+      <w:r>
+        <w:rPr>
+          <w:rFonts w:ascii="Times New Roman" w:hAnsi="Times New Roman" w:cs="Times New Roman"/>
+          <w:b w:val="0"/>
+          <w:sz w:val="22"/>
+          <w:szCs w:val="22"/>
+        </w:rPr>
+        <w:t>буква</w:t>
+      </w:r>
+      <w:r>
+        <w:rPr>
+          <w:rFonts w:ascii="Times New Roman" w:hAnsi="Times New Roman" w:cs="Times New Roman"/>
+          <w:b w:val="0"/>
+          <w:sz w:val="22"/>
+          <w:szCs w:val="22"/>
+          <w:lang w:val="en-US"/>
+        </w:rPr>
+        <w:t xml:space="preserve"> 'A'  </w:t>
+      </w:r>
+      <w:r>
+        <w:rPr>
+          <w:rFonts w:ascii="Times New Roman" w:hAnsi="Times New Roman" w:cs="Times New Roman"/>
+          <w:b w:val="0"/>
+          <w:sz w:val="22"/>
+          <w:szCs w:val="22"/>
+        </w:rPr>
+        <w:t>встречается</w:t>
+      </w:r>
+      <w:r>
+        <w:rPr>
+          <w:rFonts w:ascii="Times New Roman" w:hAnsi="Times New Roman" w:cs="Times New Roman"/>
+          <w:b w:val="0"/>
+          <w:sz w:val="22"/>
+          <w:szCs w:val="22"/>
+          <w:lang w:val="en-US"/>
+        </w:rPr>
+        <w:t xml:space="preserve"> " + name[i] + " </w:t>
+      </w:r>
+      <w:r>
+        <w:rPr>
+          <w:rFonts w:ascii="Times New Roman" w:hAnsi="Times New Roman" w:cs="Times New Roman"/>
+          <w:b w:val="0"/>
+          <w:sz w:val="22"/>
+          <w:szCs w:val="22"/>
+        </w:rPr>
+        <w:t>раз</w:t>
+      </w:r>
+      <w:r>
+        <w:rPr>
+          <w:rFonts w:ascii="Times New Roman" w:hAnsi="Times New Roman" w:cs="Times New Roman"/>
+          <w:b w:val="0"/>
+          <w:sz w:val="22"/>
+          <w:szCs w:val="22"/>
+          <w:lang w:val="en-US"/>
+        </w:rPr>
+        <w:t xml:space="preserve">\n");// </w:t>
+      </w:r>
+      <w:r>
+        <w:rPr>
+          <w:rFonts w:ascii="Times New Roman" w:hAnsi="Times New Roman" w:cs="Times New Roman"/>
+          <w:b w:val="0"/>
+          <w:sz w:val="22"/>
+          <w:szCs w:val="22"/>
+        </w:rPr>
+        <w:t>вывод</w:t>
+      </w:r>
+      <w:r>
+        <w:rPr>
+          <w:rFonts w:ascii="Times New Roman" w:hAnsi="Times New Roman" w:cs="Times New Roman"/>
+          <w:b w:val="0"/>
+          <w:sz w:val="22"/>
+          <w:szCs w:val="22"/>
+          <w:lang w:val="en-US"/>
+        </w:rPr>
+        <w:t xml:space="preserve"> </w:t>
+      </w:r>
+      <w:r>
+        <w:rPr>
+          <w:rFonts w:ascii="Times New Roman" w:hAnsi="Times New Roman" w:cs="Times New Roman"/>
+          <w:b w:val="0"/>
+          <w:sz w:val="22"/>
+          <w:szCs w:val="22"/>
+        </w:rPr>
+        <w:t>количества</w:t>
+      </w:r>
+      <w:r>
+        <w:rPr>
+          <w:rFonts w:ascii="Times New Roman" w:hAnsi="Times New Roman" w:cs="Times New Roman"/>
+          <w:b w:val="0"/>
+          <w:sz w:val="22"/>
+          <w:szCs w:val="22"/>
+          <w:lang w:val="en-US"/>
+        </w:rPr>
+        <w:t xml:space="preserve"> </w:t>
+      </w:r>
+      <w:r>
+        <w:rPr>
+          <w:rFonts w:ascii="Times New Roman" w:hAnsi="Times New Roman" w:cs="Times New Roman"/>
+          <w:b w:val="0"/>
+          <w:sz w:val="22"/>
+          <w:szCs w:val="22"/>
+        </w:rPr>
+        <w:t>букв</w:t>
+      </w:r>
+      <w:r>
+        <w:rPr>
+          <w:rFonts w:ascii="Times New Roman" w:hAnsi="Times New Roman" w:cs="Times New Roman"/>
+          <w:b w:val="0"/>
+          <w:sz w:val="22"/>
+          <w:szCs w:val="22"/>
+          <w:lang w:val="en-US"/>
+        </w:rPr>
+        <w:t xml:space="preserve"> "a"</w:t>
       </w:r>
     </w:p>
     <w:p>
@@ -4326,121 +4718,7 @@
           <w:szCs w:val="22"/>
           <w:lang w:val="en-US"/>
         </w:rPr>
-        <w:t xml:space="preserve">a= Convert.ToString(str[i] + "  : </w:t>
-      </w:r>
-      <w:r>
-        <w:rPr>
-          <w:rFonts w:ascii="Times New Roman" w:hAnsi="Times New Roman" w:cs="Times New Roman"/>
-          <w:b w:val="0"/>
-          <w:sz w:val="22"/>
-          <w:szCs w:val="22"/>
-        </w:rPr>
-        <w:t>буква</w:t>
-      </w:r>
-      <w:r>
-        <w:rPr>
-          <w:rFonts w:ascii="Times New Roman" w:hAnsi="Times New Roman" w:cs="Times New Roman"/>
-          <w:b w:val="0"/>
-          <w:sz w:val="22"/>
-          <w:szCs w:val="22"/>
-          <w:lang w:val="en-US"/>
-        </w:rPr>
-        <w:t xml:space="preserve"> 'A'  </w:t>
-      </w:r>
-      <w:r>
-        <w:rPr>
-          <w:rFonts w:ascii="Times New Roman" w:hAnsi="Times New Roman" w:cs="Times New Roman"/>
-          <w:b w:val="0"/>
-          <w:sz w:val="22"/>
-          <w:szCs w:val="22"/>
-        </w:rPr>
-        <w:t>встречается</w:t>
-      </w:r>
-      <w:r>
-        <w:rPr>
-          <w:rFonts w:ascii="Times New Roman" w:hAnsi="Times New Roman" w:cs="Times New Roman"/>
-          <w:b w:val="0"/>
-          <w:sz w:val="22"/>
-          <w:szCs w:val="22"/>
-          <w:lang w:val="en-US"/>
-        </w:rPr>
-        <w:t xml:space="preserve"> " + name[i] + " </w:t>
-      </w:r>
-      <w:r>
-        <w:rPr>
-          <w:rFonts w:ascii="Times New Roman" w:hAnsi="Times New Roman" w:cs="Times New Roman"/>
-          <w:b w:val="0"/>
-          <w:sz w:val="22"/>
-          <w:szCs w:val="22"/>
-        </w:rPr>
-        <w:t>раз</w:t>
-      </w:r>
-      <w:r>
-        <w:rPr>
-          <w:rFonts w:ascii="Times New Roman" w:hAnsi="Times New Roman" w:cs="Times New Roman"/>
-          <w:b w:val="0"/>
-          <w:sz w:val="22"/>
-          <w:szCs w:val="22"/>
-          <w:lang w:val="en-US"/>
-        </w:rPr>
-        <w:t xml:space="preserve">\n");// </w:t>
-      </w:r>
-      <w:r>
-        <w:rPr>
-          <w:rFonts w:ascii="Times New Roman" w:hAnsi="Times New Roman" w:cs="Times New Roman"/>
-          <w:b w:val="0"/>
-          <w:sz w:val="22"/>
-          <w:szCs w:val="22"/>
-        </w:rPr>
-        <w:t>вывод</w:t>
-      </w:r>
-      <w:r>
-        <w:rPr>
-          <w:rFonts w:ascii="Times New Roman" w:hAnsi="Times New Roman" w:cs="Times New Roman"/>
-          <w:b w:val="0"/>
-          <w:sz w:val="22"/>
-          <w:szCs w:val="22"/>
-          <w:lang w:val="en-US"/>
-        </w:rPr>
-        <w:t xml:space="preserve"> </w:t>
-      </w:r>
-      <w:r>
-        <w:rPr>
-          <w:rFonts w:ascii="Times New Roman" w:hAnsi="Times New Roman" w:cs="Times New Roman"/>
-          <w:b w:val="0"/>
-          <w:sz w:val="22"/>
-          <w:szCs w:val="22"/>
-        </w:rPr>
-        <w:t>количества</w:t>
-      </w:r>
-      <w:r>
-        <w:rPr>
-          <w:rFonts w:ascii="Times New Roman" w:hAnsi="Times New Roman" w:cs="Times New Roman"/>
-          <w:b w:val="0"/>
-          <w:sz w:val="22"/>
-          <w:szCs w:val="22"/>
-          <w:lang w:val="en-US"/>
-        </w:rPr>
-        <w:t xml:space="preserve"> </w:t>
-      </w:r>
-      <w:r>
-        <w:rPr>
-          <w:rFonts w:ascii="Times New Roman" w:hAnsi="Times New Roman" w:cs="Times New Roman"/>
-          <w:b w:val="0"/>
-          <w:sz w:val="22"/>
-          <w:szCs w:val="22"/>
-        </w:rPr>
-        <w:t>букв</w:t>
-      </w:r>
-      <w:r>
-        <w:rPr>
-          <w:rFonts w:ascii="Times New Roman" w:hAnsi="Times New Roman" w:cs="Times New Roman"/>
-          <w:b w:val="0"/>
-          <w:sz w:val="22"/>
-          <w:szCs w:val="22"/>
-          <w:lang w:val="en-US"/>
-        </w:rPr>
-        <w:t xml:space="preserve"> "a"</w:t>
+        <w:t>lb.Items.Add(a);</w:t>
       </w:r>
     </w:p>
     <w:p>
@@ -4465,7 +4743,7 @@
           <w:szCs w:val="22"/>
           <w:lang w:val="en-US"/>
         </w:rPr>
-        <w:t>lb.Items.Add(a);</w:t>
+        <w:t>}        }    }}</w:t>
       </w:r>
     </w:p>
     <w:p>
@@ -4482,16 +4760,6 @@
           <w:lang w:val="en-US"/>
         </w:rPr>
       </w:pPr>
-      <w:r>
-        <w:rPr>
-          <w:rFonts w:ascii="Times New Roman" w:hAnsi="Times New Roman" w:cs="Times New Roman"/>
-          <w:b w:val="0"/>
-          <w:sz w:val="22"/>
-          <w:szCs w:val="22"/>
-          <w:lang w:val="en-US"/>
-        </w:rPr>
-        <w:t>}        }    }}</w:t>
-      </w:r>
     </w:p>
     <w:p>
       <w:pPr>
@@ -4507,6 +4775,16 @@
           <w:lang w:val="en-US"/>
         </w:rPr>
       </w:pPr>
+      <w:r>
+        <w:rPr>
+          <w:rFonts w:ascii="Times New Roman" w:hAnsi="Times New Roman" w:cs="Times New Roman"/>
+          <w:b w:val="0"/>
+          <w:sz w:val="22"/>
+          <w:szCs w:val="22"/>
+          <w:lang w:val="en-US"/>
+        </w:rPr>
+        <w:t>using System;</w:t>
+      </w:r>
     </w:p>
     <w:p>
       <w:pPr>
@@ -4530,7 +4808,7 @@
           <w:szCs w:val="22"/>
           <w:lang w:val="en-US"/>
         </w:rPr>
-        <w:t>using System;</w:t>
+        <w:t>using System.Collections.Generic;</w:t>
       </w:r>
     </w:p>
     <w:p>
@@ -4555,7 +4833,7 @@
           <w:szCs w:val="22"/>
           <w:lang w:val="en-US"/>
         </w:rPr>
-        <w:t>using System.Collections.Generic;</w:t>
+        <w:t>using System.ComponentModel;</w:t>
       </w:r>
     </w:p>
     <w:p>
@@ -4580,7 +4858,7 @@
           <w:szCs w:val="22"/>
           <w:lang w:val="en-US"/>
         </w:rPr>
-        <w:t>using System.ComponentModel;</w:t>
+        <w:t>using System.Data;</w:t>
       </w:r>
     </w:p>
     <w:p>
@@ -4605,7 +4883,7 @@
           <w:szCs w:val="22"/>
           <w:lang w:val="en-US"/>
         </w:rPr>
-        <w:t>using System.Data;</w:t>
+        <w:t>using System.Drawing;</w:t>
       </w:r>
     </w:p>
     <w:p>
@@ -4630,7 +4908,7 @@
           <w:szCs w:val="22"/>
           <w:lang w:val="en-US"/>
         </w:rPr>
-        <w:t>using System.Drawing;</w:t>
+        <w:t>using System.Linq;</w:t>
       </w:r>
     </w:p>
     <w:p>
@@ -4655,7 +4933,7 @@
           <w:szCs w:val="22"/>
           <w:lang w:val="en-US"/>
         </w:rPr>
-        <w:t>using System.Linq;</w:t>
+        <w:t>using System.Text;</w:t>
       </w:r>
     </w:p>
     <w:p>
@@ -4680,7 +4958,7 @@
           <w:szCs w:val="22"/>
           <w:lang w:val="en-US"/>
         </w:rPr>
-        <w:t>using System.Text;</w:t>
+        <w:t>using System.Threading.Tasks;</w:t>
       </w:r>
     </w:p>
     <w:p>
@@ -4705,7 +4983,7 @@
           <w:szCs w:val="22"/>
           <w:lang w:val="en-US"/>
         </w:rPr>
-        <w:t>using System.Threading.Tasks;</w:t>
+        <w:t>using System.Windows.Forms;</w:t>
       </w:r>
     </w:p>
     <w:p>
@@ -4730,7 +5008,35 @@
           <w:szCs w:val="22"/>
           <w:lang w:val="en-US"/>
         </w:rPr>
-        <w:t>using System.Windows.Forms;</w:t>
+        <w:t xml:space="preserve">namespace </w:t>
+      </w:r>
+      <w:r>
+        <w:rPr>
+          <w:rFonts w:ascii="Times New Roman" w:hAnsi="Times New Roman" w:cs="Times New Roman"/>
+          <w:b w:val="0"/>
+          <w:sz w:val="22"/>
+          <w:szCs w:val="22"/>
+        </w:rPr>
+        <w:t>Особое</w:t>
+      </w:r>
+      <w:r>
+        <w:rPr>
+          <w:rFonts w:ascii="Times New Roman" w:hAnsi="Times New Roman" w:cs="Times New Roman"/>
+          <w:b w:val="0"/>
+          <w:sz w:val="22"/>
+          <w:szCs w:val="22"/>
+          <w:lang w:val="en-US"/>
+        </w:rPr>
+        <w:t>_</w:t>
+      </w:r>
+      <w:r>
+        <w:rPr>
+          <w:rFonts w:ascii="Times New Roman" w:hAnsi="Times New Roman" w:cs="Times New Roman"/>
+          <w:b w:val="0"/>
+          <w:sz w:val="22"/>
+          <w:szCs w:val="22"/>
+        </w:rPr>
+        <w:t>задание</w:t>
       </w:r>
     </w:p>
     <w:p>
@@ -4755,35 +5061,7 @@
           <w:szCs w:val="22"/>
           <w:lang w:val="en-US"/>
         </w:rPr>
-        <w:t xml:space="preserve">namespace </w:t>
-      </w:r>
-      <w:r>
-        <w:rPr>
-          <w:rFonts w:ascii="Times New Roman" w:hAnsi="Times New Roman" w:cs="Times New Roman"/>
-          <w:b w:val="0"/>
-          <w:sz w:val="22"/>
-          <w:szCs w:val="22"/>
-        </w:rPr>
-        <w:t>Особое</w:t>
-      </w:r>
-      <w:r>
-        <w:rPr>
-          <w:rFonts w:ascii="Times New Roman" w:hAnsi="Times New Roman" w:cs="Times New Roman"/>
-          <w:b w:val="0"/>
-          <w:sz w:val="22"/>
-          <w:szCs w:val="22"/>
-          <w:lang w:val="en-US"/>
-        </w:rPr>
-        <w:t>_</w:t>
-      </w:r>
-      <w:r>
-        <w:rPr>
-          <w:rFonts w:ascii="Times New Roman" w:hAnsi="Times New Roman" w:cs="Times New Roman"/>
-          <w:b w:val="0"/>
-          <w:sz w:val="22"/>
-          <w:szCs w:val="22"/>
-        </w:rPr>
-        <w:t>задание</w:t>
+        <w:t>{</w:t>
       </w:r>
     </w:p>
     <w:p>
@@ -4808,7 +5086,7 @@
           <w:szCs w:val="22"/>
           <w:lang w:val="en-US"/>
         </w:rPr>
-        <w:t>{</w:t>
+        <w:t>public partial class Form1 : Form</w:t>
       </w:r>
     </w:p>
     <w:p>
@@ -4833,7 +5111,7 @@
           <w:szCs w:val="22"/>
           <w:lang w:val="en-US"/>
         </w:rPr>
-        <w:t>public partial class Form1 : Form</w:t>
+        <w:t>{</w:t>
       </w:r>
     </w:p>
     <w:p>
@@ -4858,7 +5136,7 @@
           <w:szCs w:val="22"/>
           <w:lang w:val="en-US"/>
         </w:rPr>
-        <w:t>{</w:t>
+        <w:t>public Form1()</w:t>
       </w:r>
     </w:p>
     <w:p>
@@ -4883,7 +5161,7 @@
           <w:szCs w:val="22"/>
           <w:lang w:val="en-US"/>
         </w:rPr>
-        <w:t>public Form1()</w:t>
+        <w:t>{</w:t>
       </w:r>
     </w:p>
     <w:p>
@@ -4908,7 +5186,7 @@
           <w:szCs w:val="22"/>
           <w:lang w:val="en-US"/>
         </w:rPr>
-        <w:t>{</w:t>
+        <w:t>InitializeComponent();</w:t>
       </w:r>
     </w:p>
     <w:p>
@@ -4933,7 +5211,7 @@
           <w:szCs w:val="22"/>
           <w:lang w:val="en-US"/>
         </w:rPr>
-        <w:t>InitializeComponent();</w:t>
+        <w:t>}</w:t>
       </w:r>
     </w:p>
     <w:p>
@@ -4958,7 +5236,7 @@
           <w:szCs w:val="22"/>
           <w:lang w:val="en-US"/>
         </w:rPr>
-        <w:t>}</w:t>
+        <w:t>Class1 qwe;</w:t>
       </w:r>
     </w:p>
     <w:p>
@@ -4983,7 +5261,7 @@
           <w:szCs w:val="22"/>
           <w:lang w:val="en-US"/>
         </w:rPr>
-        <w:t>Class1 qwe;</w:t>
+        <w:t>private void button1_Click(object sender, EventArgs e)</w:t>
       </w:r>
     </w:p>
     <w:p>
@@ -5008,7 +5286,7 @@
           <w:szCs w:val="22"/>
           <w:lang w:val="en-US"/>
         </w:rPr>
-        <w:t>private void button1_Click(object sender, EventArgs e)</w:t>
+        <w:t>{</w:t>
       </w:r>
     </w:p>
     <w:p>
@@ -5033,7 +5311,16 @@
           <w:szCs w:val="22"/>
           <w:lang w:val="en-US"/>
         </w:rPr>
-        <w:t>{</w:t>
+        <w:t>//</w:t>
+      </w:r>
+      <w:r>
+        <w:rPr>
+          <w:rFonts w:ascii="Times New Roman" w:hAnsi="Times New Roman" w:cs="Times New Roman"/>
+          <w:b w:val="0"/>
+          <w:sz w:val="22"/>
+          <w:szCs w:val="22"/>
+        </w:rPr>
+        <w:t>объект</w:t>
       </w:r>
     </w:p>
     <w:p>
@@ -5058,16 +5345,7 @@
           <w:szCs w:val="22"/>
           <w:lang w:val="en-US"/>
         </w:rPr>
-        <w:t>//</w:t>
-      </w:r>
-      <w:r>
-        <w:rPr>
-          <w:rFonts w:ascii="Times New Roman" w:hAnsi="Times New Roman" w:cs="Times New Roman"/>
-          <w:b w:val="0"/>
-          <w:sz w:val="22"/>
-          <w:szCs w:val="22"/>
-        </w:rPr>
-        <w:t>объект</w:t>
+        <w:t>qwe = new Class1(textBox1, label2, label4, listBox1);</w:t>
       </w:r>
     </w:p>
     <w:p>
@@ -5092,7 +5370,35 @@
           <w:szCs w:val="22"/>
           <w:lang w:val="en-US"/>
         </w:rPr>
-        <w:t>qwe = new Class1(textBox1, label2, label4, listBox1);</w:t>
+        <w:t xml:space="preserve">// </w:t>
+      </w:r>
+      <w:r>
+        <w:rPr>
+          <w:rFonts w:ascii="Times New Roman" w:hAnsi="Times New Roman" w:cs="Times New Roman"/>
+          <w:b w:val="0"/>
+          <w:sz w:val="22"/>
+          <w:szCs w:val="22"/>
+        </w:rPr>
+        <w:t>выполнение</w:t>
+      </w:r>
+      <w:r>
+        <w:rPr>
+          <w:rFonts w:ascii="Times New Roman" w:hAnsi="Times New Roman" w:cs="Times New Roman"/>
+          <w:b w:val="0"/>
+          <w:sz w:val="22"/>
+          <w:szCs w:val="22"/>
+          <w:lang w:val="en-US"/>
+        </w:rPr>
+        <w:t xml:space="preserve"> </w:t>
+      </w:r>
+      <w:r>
+        <w:rPr>
+          <w:rFonts w:ascii="Times New Roman" w:hAnsi="Times New Roman" w:cs="Times New Roman"/>
+          <w:b w:val="0"/>
+          <w:sz w:val="22"/>
+          <w:szCs w:val="22"/>
+        </w:rPr>
+        <w:t>функций</w:t>
       </w:r>
     </w:p>
     <w:p>
@@ -5117,35 +5423,7 @@
           <w:szCs w:val="22"/>
           <w:lang w:val="en-US"/>
         </w:rPr>
-        <w:t xml:space="preserve">// </w:t>
-      </w:r>
-      <w:r>
-        <w:rPr>
-          <w:rFonts w:ascii="Times New Roman" w:hAnsi="Times New Roman" w:cs="Times New Roman"/>
-          <w:b w:val="0"/>
-          <w:sz w:val="22"/>
-          <w:szCs w:val="22"/>
-        </w:rPr>
-        <w:t>выполнение</w:t>
-      </w:r>
-      <w:r>
-        <w:rPr>
-          <w:rFonts w:ascii="Times New Roman" w:hAnsi="Times New Roman" w:cs="Times New Roman"/>
-          <w:b w:val="0"/>
-          <w:sz w:val="22"/>
-          <w:szCs w:val="22"/>
-          <w:lang w:val="en-US"/>
-        </w:rPr>
-        <w:t xml:space="preserve"> </w:t>
-      </w:r>
-      <w:r>
-        <w:rPr>
-          <w:rFonts w:ascii="Times New Roman" w:hAnsi="Times New Roman" w:cs="Times New Roman"/>
-          <w:b w:val="0"/>
-          <w:sz w:val="22"/>
-          <w:szCs w:val="22"/>
-        </w:rPr>
-        <w:t>функций</w:t>
+        <w:t>qwe.Creating(textBox1,label2, label4, listBox1);</w:t>
       </w:r>
     </w:p>
     <w:p>
@@ -5170,7 +5448,7 @@
           <w:szCs w:val="22"/>
           <w:lang w:val="en-US"/>
         </w:rPr>
-        <w:t>qwe.Creating(textBox1,label2, label4, listBox1);</w:t>
+        <w:t>}</w:t>
       </w:r>
     </w:p>
     <w:p>
@@ -5195,7 +5473,26 @@
           <w:szCs w:val="22"/>
           <w:lang w:val="en-US"/>
         </w:rPr>
-        <w:t>}</w:t>
+        <w:t xml:space="preserve">private void </w:t>
+      </w:r>
+      <w:r>
+        <w:rPr>
+          <w:rFonts w:ascii="Times New Roman" w:hAnsi="Times New Roman" w:cs="Times New Roman"/>
+          <w:b w:val="0"/>
+          <w:sz w:val="22"/>
+          <w:szCs w:val="22"/>
+        </w:rPr>
+        <w:t>условие</w:t>
+      </w:r>
+      <w:r>
+        <w:rPr>
+          <w:rFonts w:ascii="Times New Roman" w:hAnsi="Times New Roman" w:cs="Times New Roman"/>
+          <w:b w:val="0"/>
+          <w:sz w:val="22"/>
+          <w:szCs w:val="22"/>
+          <w:lang w:val="en-US"/>
+        </w:rPr>
+        <w:t>ToolStripMenuItem_Click(object sender, EventArgs e)</w:t>
       </w:r>
     </w:p>
     <w:p>
@@ -5220,26 +5517,7 @@
           <w:szCs w:val="22"/>
           <w:lang w:val="en-US"/>
         </w:rPr>
-        <w:t xml:space="preserve">private void </w:t>
-      </w:r>
-      <w:r>
-        <w:rPr>
-          <w:rFonts w:ascii="Times New Roman" w:hAnsi="Times New Roman" w:cs="Times New Roman"/>
-          <w:b w:val="0"/>
-          <w:sz w:val="22"/>
-          <w:szCs w:val="22"/>
-        </w:rPr>
-        <w:t>условие</w:t>
-      </w:r>
-      <w:r>
-        <w:rPr>
-          <w:rFonts w:ascii="Times New Roman" w:hAnsi="Times New Roman" w:cs="Times New Roman"/>
-          <w:b w:val="0"/>
-          <w:sz w:val="22"/>
-          <w:szCs w:val="22"/>
-          <w:lang w:val="en-US"/>
-        </w:rPr>
-        <w:t>ToolStripMenuItem_Click(object sender, EventArgs e)</w:t>
+        <w:t>{</w:t>
       </w:r>
     </w:p>
     <w:p>
@@ -5264,7 +5542,7 @@
           <w:szCs w:val="22"/>
           <w:lang w:val="en-US"/>
         </w:rPr>
-        <w:t>{</w:t>
+        <w:t>Form2 f2 = new Form2();</w:t>
       </w:r>
     </w:p>
     <w:p>
@@ -5289,7 +5567,7 @@
           <w:szCs w:val="22"/>
           <w:lang w:val="en-US"/>
         </w:rPr>
-        <w:t>Form2 f2 = new Form2();</w:t>
+        <w:t>f2.Show();</w:t>
       </w:r>
     </w:p>
     <w:p>
@@ -5314,7 +5592,7 @@
           <w:szCs w:val="22"/>
           <w:lang w:val="en-US"/>
         </w:rPr>
-        <w:t>f2.Show();</w:t>
+        <w:t>}</w:t>
       </w:r>
     </w:p>
     <w:p>
@@ -5339,7 +5617,26 @@
           <w:szCs w:val="22"/>
           <w:lang w:val="en-US"/>
         </w:rPr>
-        <w:t>}</w:t>
+        <w:t xml:space="preserve">private void </w:t>
+      </w:r>
+      <w:r>
+        <w:rPr>
+          <w:rFonts w:ascii="Times New Roman" w:hAnsi="Times New Roman" w:cs="Times New Roman"/>
+          <w:b w:val="0"/>
+          <w:sz w:val="22"/>
+          <w:szCs w:val="22"/>
+        </w:rPr>
+        <w:t>автор</w:t>
+      </w:r>
+      <w:r>
+        <w:rPr>
+          <w:rFonts w:ascii="Times New Roman" w:hAnsi="Times New Roman" w:cs="Times New Roman"/>
+          <w:b w:val="0"/>
+          <w:sz w:val="22"/>
+          <w:szCs w:val="22"/>
+          <w:lang w:val="en-US"/>
+        </w:rPr>
+        <w:t>ToolStripMenuItem_Click(object sender, EventArgs e)</w:t>
       </w:r>
     </w:p>
     <w:p>
@@ -5364,26 +5661,7 @@
           <w:szCs w:val="22"/>
           <w:lang w:val="en-US"/>
         </w:rPr>
-        <w:t xml:space="preserve">private void </w:t>
-      </w:r>
-      <w:r>
-        <w:rPr>
-          <w:rFonts w:ascii="Times New Roman" w:hAnsi="Times New Roman" w:cs="Times New Roman"/>
-          <w:b w:val="0"/>
-          <w:sz w:val="22"/>
-          <w:szCs w:val="22"/>
-        </w:rPr>
-        <w:t>автор</w:t>
-      </w:r>
-      <w:r>
-        <w:rPr>
-          <w:rFonts w:ascii="Times New Roman" w:hAnsi="Times New Roman" w:cs="Times New Roman"/>
-          <w:b w:val="0"/>
-          <w:sz w:val="22"/>
-          <w:szCs w:val="22"/>
-          <w:lang w:val="en-US"/>
-        </w:rPr>
-        <w:t>ToolStripMenuItem_Click(object sender, EventArgs e)</w:t>
+        <w:t>{</w:t>
       </w:r>
     </w:p>
     <w:p>
@@ -5408,7 +5686,74 @@
           <w:szCs w:val="22"/>
           <w:lang w:val="en-US"/>
         </w:rPr>
-        <w:t>{</w:t>
+        <w:t>MessageB</w:t>
+      </w:r>
+      <w:r>
+        <w:rPr>
+          <w:rFonts w:ascii="Times New Roman" w:hAnsi="Times New Roman" w:cs="Times New Roman"/>
+          <w:b w:val="0"/>
+          <w:sz w:val="22"/>
+          <w:szCs w:val="22"/>
+          <w:lang w:val="en-US"/>
+        </w:rPr>
+        <w:t>ox.Show("</w:t>
+      </w:r>
+      <w:r>
+        <w:rPr>
+          <w:rFonts w:ascii="Times New Roman" w:hAnsi="Times New Roman" w:cs="Times New Roman"/>
+          <w:b w:val="0"/>
+          <w:sz w:val="22"/>
+          <w:szCs w:val="22"/>
+        </w:rPr>
+        <w:t>Выполнил</w:t>
+      </w:r>
+      <w:r>
+        <w:rPr>
+          <w:rFonts w:ascii="Times New Roman" w:hAnsi="Times New Roman" w:cs="Times New Roman"/>
+          <w:b w:val="0"/>
+          <w:sz w:val="22"/>
+          <w:szCs w:val="22"/>
+          <w:lang w:val="en-US"/>
+        </w:rPr>
+        <w:t xml:space="preserve"> </w:t>
+      </w:r>
+      <w:r>
+        <w:rPr>
+          <w:rFonts w:ascii="Times New Roman" w:hAnsi="Times New Roman" w:cs="Times New Roman"/>
+          <w:b w:val="0"/>
+          <w:sz w:val="22"/>
+          <w:szCs w:val="22"/>
+        </w:rPr>
+        <w:t>Абдурахманов</w:t>
+      </w:r>
+      <w:r>
+        <w:rPr>
+          <w:rFonts w:ascii="Times New Roman" w:hAnsi="Times New Roman" w:cs="Times New Roman"/>
+          <w:b w:val="0"/>
+          <w:sz w:val="22"/>
+          <w:szCs w:val="22"/>
+          <w:lang w:val="en-US"/>
+        </w:rPr>
+        <w:t xml:space="preserve"> </w:t>
+      </w:r>
+      <w:r>
+        <w:rPr>
+          <w:rFonts w:ascii="Times New Roman" w:hAnsi="Times New Roman" w:cs="Times New Roman"/>
+          <w:b w:val="0"/>
+          <w:sz w:val="22"/>
+          <w:szCs w:val="22"/>
+        </w:rPr>
+        <w:t>Алик</w:t>
+      </w:r>
+      <w:r>
+        <w:rPr>
+          <w:rFonts w:ascii="Times New Roman" w:hAnsi="Times New Roman" w:cs="Times New Roman"/>
+          <w:b w:val="0"/>
+          <w:sz w:val="22"/>
+          <w:szCs w:val="22"/>
+          <w:lang w:val="en-US"/>
+        </w:rPr>
+        <w:t>");</w:t>
       </w:r>
     </w:p>
     <w:p>
@@ -5433,74 +5778,7 @@
           <w:szCs w:val="22"/>
           <w:lang w:val="en-US"/>
         </w:rPr>
-        <w:t>MessageB</w:t>
-      </w:r>
-      <w:r>
-        <w:rPr>
-          <w:rFonts w:ascii="Times New Roman" w:hAnsi="Times New Roman" w:cs="Times New Roman"/>
-          <w:b w:val="0"/>
-          <w:sz w:val="22"/>
-          <w:szCs w:val="22"/>
-          <w:lang w:val="en-US"/>
-        </w:rPr>
-        <w:t>ox.Show("</w:t>
-      </w:r>
-      <w:r>
-        <w:rPr>
-          <w:rFonts w:ascii="Times New Roman" w:hAnsi="Times New Roman" w:cs="Times New Roman"/>
-          <w:b w:val="0"/>
-          <w:sz w:val="22"/>
-          <w:szCs w:val="22"/>
-        </w:rPr>
-        <w:t>Выполнил</w:t>
-      </w:r>
-      <w:r>
-        <w:rPr>
-          <w:rFonts w:ascii="Times New Roman" w:hAnsi="Times New Roman" w:cs="Times New Roman"/>
-          <w:b w:val="0"/>
-          <w:sz w:val="22"/>
-          <w:szCs w:val="22"/>
-          <w:lang w:val="en-US"/>
-        </w:rPr>
-        <w:t xml:space="preserve"> </w:t>
-      </w:r>
-      <w:r>
-        <w:rPr>
-          <w:rFonts w:ascii="Times New Roman" w:hAnsi="Times New Roman" w:cs="Times New Roman"/>
-          <w:b w:val="0"/>
-          <w:sz w:val="22"/>
-          <w:szCs w:val="22"/>
-        </w:rPr>
-        <w:t>Абдурахманов</w:t>
-      </w:r>
-      <w:r>
-        <w:rPr>
-          <w:rFonts w:ascii="Times New Roman" w:hAnsi="Times New Roman" w:cs="Times New Roman"/>
-          <w:b w:val="0"/>
-          <w:sz w:val="22"/>
-          <w:szCs w:val="22"/>
-          <w:lang w:val="en-US"/>
-        </w:rPr>
-        <w:t xml:space="preserve"> </w:t>
-      </w:r>
-      <w:r>
-        <w:rPr>
-          <w:rFonts w:ascii="Times New Roman" w:hAnsi="Times New Roman" w:cs="Times New Roman"/>
-          <w:b w:val="0"/>
-          <w:sz w:val="22"/>
-          <w:szCs w:val="22"/>
-        </w:rPr>
-        <w:t>Алик</w:t>
-      </w:r>
-      <w:r>
-        <w:rPr>
-          <w:rFonts w:ascii="Times New Roman" w:hAnsi="Times New Roman" w:cs="Times New Roman"/>
-          <w:b w:val="0"/>
-          <w:sz w:val="22"/>
-          <w:szCs w:val="22"/>
-          <w:lang w:val="en-US"/>
-        </w:rPr>
-        <w:t>");</w:t>
+        <w:t>}</w:t>
       </w:r>
     </w:p>
     <w:p>
@@ -5525,7 +5803,26 @@
           <w:szCs w:val="22"/>
           <w:lang w:val="en-US"/>
         </w:rPr>
-        <w:t>}</w:t>
+        <w:t xml:space="preserve">private void </w:t>
+      </w:r>
+      <w:r>
+        <w:rPr>
+          <w:rFonts w:ascii="Times New Roman" w:hAnsi="Times New Roman" w:cs="Times New Roman"/>
+          <w:b w:val="0"/>
+          <w:sz w:val="22"/>
+          <w:szCs w:val="22"/>
+        </w:rPr>
+        <w:t>выход</w:t>
+      </w:r>
+      <w:r>
+        <w:rPr>
+          <w:rFonts w:ascii="Times New Roman" w:hAnsi="Times New Roman" w:cs="Times New Roman"/>
+          <w:b w:val="0"/>
+          <w:sz w:val="22"/>
+          <w:szCs w:val="22"/>
+          <w:lang w:val="en-US"/>
+        </w:rPr>
+        <w:t>ToolStripMenuItem_Click(object sender, EventArgs e)</w:t>
       </w:r>
     </w:p>
     <w:p>
@@ -5550,26 +5847,7 @@
           <w:szCs w:val="22"/>
           <w:lang w:val="en-US"/>
         </w:rPr>
-        <w:t xml:space="preserve">private void </w:t>
-      </w:r>
-      <w:r>
-        <w:rPr>
-          <w:rFonts w:ascii="Times New Roman" w:hAnsi="Times New Roman" w:cs="Times New Roman"/>
-          <w:b w:val="0"/>
-          <w:sz w:val="22"/>
-          <w:szCs w:val="22"/>
-        </w:rPr>
-        <w:t>выход</w:t>
-      </w:r>
-      <w:r>
-        <w:rPr>
-          <w:rFonts w:ascii="Times New Roman" w:hAnsi="Times New Roman" w:cs="Times New Roman"/>
-          <w:b w:val="0"/>
-          <w:sz w:val="22"/>
-          <w:szCs w:val="22"/>
-          <w:lang w:val="en-US"/>
-        </w:rPr>
-        <w:t>ToolStripMenuItem_Click(object sender, EventArgs e)</w:t>
+        <w:t>{</w:t>
       </w:r>
     </w:p>
     <w:p>
@@ -5594,7 +5872,7 @@
           <w:szCs w:val="22"/>
           <w:lang w:val="en-US"/>
         </w:rPr>
-        <w:t>{</w:t>
+        <w:t>Close();</w:t>
       </w:r>
     </w:p>
     <w:p>
@@ -5619,7 +5897,7 @@
           <w:szCs w:val="22"/>
           <w:lang w:val="en-US"/>
         </w:rPr>
-        <w:t>Close();</w:t>
+        <w:t>}</w:t>
       </w:r>
     </w:p>
     <w:p>
@@ -5644,7 +5922,7 @@
           <w:szCs w:val="22"/>
           <w:lang w:val="en-US"/>
         </w:rPr>
-        <w:t>}</w:t>
+        <w:t>private void button2_Click(object sender, EventArgs e)</w:t>
       </w:r>
     </w:p>
     <w:p>
@@ -5658,18 +5936,16 @@
           <w:b w:val="0"/>
           <w:sz w:val="22"/>
           <w:szCs w:val="22"/>
-          <w:lang w:val="en-US"/>
-        </w:rPr>
-      </w:pPr>
-      <w:r>
-        <w:rPr>
-          <w:rFonts w:ascii="Times New Roman" w:hAnsi="Times New Roman" w:cs="Times New Roman"/>
-          <w:b w:val="0"/>
-          <w:sz w:val="22"/>
-          <w:szCs w:val="22"/>
-          <w:lang w:val="en-US"/>
-        </w:rPr>
-        <w:t>private void button2_Click(object sender, EventArgs e)</w:t>
+        </w:rPr>
+      </w:pPr>
+      <w:r>
+        <w:rPr>
+          <w:rFonts w:ascii="Times New Roman" w:hAnsi="Times New Roman" w:cs="Times New Roman"/>
+          <w:b w:val="0"/>
+          <w:sz w:val="22"/>
+          <w:szCs w:val="22"/>
+        </w:rPr>
+        <w:t>{</w:t>
       </w:r>
     </w:p>
     <w:p>
@@ -5692,7 +5968,7 @@
           <w:sz w:val="22"/>
           <w:szCs w:val="22"/>
         </w:rPr>
-        <w:t>{</w:t>
+        <w:t>Close();</w:t>
       </w:r>
     </w:p>
     <w:p>
@@ -5715,7 +5991,7 @@
           <w:sz w:val="22"/>
           <w:szCs w:val="22"/>
         </w:rPr>
-        <w:t>Close();</w:t>
+        <w:t>}</w:t>
       </w:r>
     </w:p>
     <w:p>
@@ -5766,61 +6042,76 @@
     </w:p>
     <w:p>
       <w:pPr>
-        <w:pStyle w:val="22"/>
-        <w:spacing w:line="360" w:lineRule="auto"/>
+        <w:spacing w:after="0" w:line="360" w:lineRule="auto"/>
+        <w:jc w:val="both"/>
+        <w:rPr>
+          <w:rFonts w:ascii="Times New Roman" w:eastAsiaTheme="majorEastAsia" w:hAnsi="Times New Roman" w:cstheme="majorBidi"/>
+          <w:sz w:val="28"/>
+          <w:szCs w:val="32"/>
+        </w:rPr>
+      </w:pPr>
+      <w:r>
+        <w:rPr>
+          <w:rFonts w:ascii="Times New Roman" w:eastAsiaTheme="majorEastAsia" w:hAnsi="Times New Roman" w:cstheme="majorBidi"/>
+          <w:sz w:val="28"/>
+          <w:szCs w:val="32"/>
+        </w:rPr>
+        <w:br w:type="page"/>
+      </w:r>
+    </w:p>
+    <w:p>
+      <w:pPr>
+        <w:pStyle w:val="af0"/>
+      </w:pPr>
+      <w:bookmarkStart w:id="16" w:name="_Toc229483514"/>
+      <w:bookmarkStart w:id="17" w:name="_Toc229648268"/>
+      <w:r>
+        <w:t>3</w:t>
+      </w:r>
+      <w:r>
+        <w:t>.</w:t>
+      </w:r>
+      <w:r>
+        <w:t xml:space="preserve"> Тестирование «белым ящиком»</w:t>
+      </w:r>
+      <w:bookmarkEnd w:id="16"/>
+      <w:bookmarkEnd w:id="17"/>
+    </w:p>
+    <w:p>
+      <w:pPr>
+        <w:pStyle w:val="Aki"/>
         <w:ind w:firstLine="709"/>
         <w:jc w:val="both"/>
         <w:rPr>
-          <w:rFonts w:ascii="Times New Roman" w:hAnsi="Times New Roman" w:cs="Times New Roman"/>
-          <w:b w:val="0"/>
-          <w:sz w:val="22"/>
-          <w:szCs w:val="22"/>
-        </w:rPr>
-      </w:pPr>
-      <w:r>
-        <w:rPr>
-          <w:rFonts w:ascii="Times New Roman" w:hAnsi="Times New Roman" w:cs="Times New Roman"/>
-          <w:b w:val="0"/>
-          <w:sz w:val="22"/>
-          <w:szCs w:val="22"/>
-        </w:rPr>
-        <w:t>}</w:t>
-      </w:r>
-    </w:p>
-    <w:p>
-      <w:pPr>
-        <w:spacing w:after="0" w:line="360" w:lineRule="auto"/>
-        <w:jc w:val="both"/>
-        <w:rPr>
-          <w:rFonts w:ascii="Times New Roman" w:eastAsiaTheme="majorEastAsia" w:hAnsi="Times New Roman" w:cstheme="majorBidi"/>
-          <w:sz w:val="28"/>
-          <w:szCs w:val="32"/>
-        </w:rPr>
-      </w:pPr>
-      <w:r>
-        <w:rPr>
-          <w:rFonts w:ascii="Times New Roman" w:eastAsiaTheme="majorEastAsia" w:hAnsi="Times New Roman" w:cstheme="majorBidi"/>
-          <w:sz w:val="28"/>
-          <w:szCs w:val="32"/>
-        </w:rPr>
-        <w:br w:type="page"/>
+          <w:b w:val="0"/>
+          <w:caps w:val="0"/>
+        </w:rPr>
+      </w:pPr>
+      <w:r>
+        <w:rPr>
+          <w:b w:val="0"/>
+          <w:caps w:val="0"/>
+        </w:rPr>
+        <w:t>Тестирование методом «белого ящика» (или «стеклянного ящика») — это подход, при котором тестировщик знает внутреннюю структуру, логику и код программы. В отличие от «черного ящика», где проверяется только соответствие входных данных выходным, здесь анализируются пути выполнения кода, условия в циклах и операторах ветвления, а также значения переменных на различных этапах работы программы. Основная цель такого тестирования — проверить корректность алгоритма, выявить скрытые ошибки, которые могут не проявляться при обычном использовании, а также убедиться, что все участки кода (включая обработчики ошибок) исполняются правильно.</w:t>
       </w:r>
     </w:p>
     <w:p>
       <w:pPr>
         <w:pStyle w:val="Aki"/>
-      </w:pPr>
-      <w:bookmarkStart w:id="8" w:name="_Toc229483514"/>
-      <w:r>
-        <w:t>3</w:t>
-      </w:r>
-      <w:r>
-        <w:t>.</w:t>
-      </w:r>
-      <w:r>
-        <w:t xml:space="preserve"> Тестирование «белым ящиком»</w:t>
-      </w:r>
-      <w:bookmarkEnd w:id="8"/>
+        <w:ind w:firstLine="709"/>
+        <w:jc w:val="both"/>
+        <w:rPr>
+          <w:b w:val="0"/>
+          <w:caps w:val="0"/>
+        </w:rPr>
+      </w:pPr>
+      <w:r>
+        <w:rPr>
+          <w:b w:val="0"/>
+          <w:caps w:val="0"/>
+        </w:rPr>
+        <w:t>В рамках практики тестированию «белым ящиком» подверглось разработанное приложение для анализа текста на языке C#. В качестве инструмента отладки использовалась среда Visual Studio 2022, которая позволяет выполнять программу пошагово, устанавливать точки останова (breakpoints), отслеживать изменение переменных в окнах «Локальные» (Locals) и «Видимые» (Watch), а также измерять время выполнения фрагментов кода.</w:t>
+      </w:r>
     </w:p>
     <w:p>
       <w:pPr>
@@ -5828,48 +6119,21 @@
         <w:jc w:val="center"/>
         <w:rPr>
           <w:rFonts w:ascii="Times New Roman" w:hAnsi="Times New Roman" w:cs="Times New Roman"/>
+          <w:sz w:val="28"/>
+          <w:szCs w:val="28"/>
+          <w:lang w:val="en-US"/>
+        </w:rPr>
+      </w:pPr>
+      <w:r>
+        <w:rPr>
+          <w:rFonts w:ascii="Times New Roman" w:hAnsi="Times New Roman" w:cs="Times New Roman"/>
           <w:noProof/>
           <w:sz w:val="28"/>
           <w:szCs w:val="28"/>
-        </w:rPr>
-      </w:pPr>
-      <w:r>
-        <w:rPr>
-          <w:rFonts w:ascii="Times New Roman" w:hAnsi="Times New Roman" w:cs="Times New Roman"/>
-          <w:sz w:val="28"/>
-          <w:szCs w:val="28"/>
-        </w:rPr>
-        <w:t xml:space="preserve">Рисунок №1 </w:t>
-      </w:r>
-      <w:r>
-        <w:rPr>
-          <w:rFonts w:ascii="Times New Roman" w:hAnsi="Times New Roman" w:cs="Times New Roman"/>
-          <w:noProof/>
-          <w:sz w:val="28"/>
-          <w:szCs w:val="28"/>
-        </w:rPr>
-        <w:t>– «Простой калькулятор»</w:t>
-      </w:r>
-    </w:p>
-    <w:p>
-      <w:pPr>
-        <w:spacing w:after="0" w:line="360" w:lineRule="auto"/>
-        <w:jc w:val="center"/>
-        <w:rPr>
-          <w:rFonts w:ascii="Times New Roman" w:hAnsi="Times New Roman" w:cs="Times New Roman"/>
-          <w:lang w:val="en-US"/>
-        </w:rPr>
-      </w:pPr>
-      <w:r>
-        <w:rPr>
-          <w:rFonts w:ascii="Times New Roman" w:hAnsi="Times New Roman" w:cs="Times New Roman"/>
-          <w:noProof/>
-          <w:sz w:val="28"/>
-          <w:szCs w:val="28"/>
           <w:lang w:eastAsia="ru-RU"/>
         </w:rPr>
         <w:drawing>
-          <wp:inline distT="0" distB="0" distL="0" distR="0" wp14:anchorId="0147196E" wp14:editId="1FA74FE7">
+          <wp:inline distT="0" distB="0" distL="0" distR="0" wp14:anchorId="0DA8D8F9" wp14:editId="21988500">
             <wp:extent cx="4051005" cy="3009014"/>
             <wp:effectExtent l="0" t="0" r="6985" b="1270"/>
             <wp:docPr id="8" name="Рисунок 8"/>
@@ -5911,26 +6175,27 @@
         <w:jc w:val="center"/>
         <w:rPr>
           <w:rFonts w:ascii="Times New Roman" w:hAnsi="Times New Roman" w:cs="Times New Roman"/>
-          <w:sz w:val="28"/>
-          <w:szCs w:val="28"/>
-        </w:rPr>
-      </w:pPr>
-      <w:r>
-        <w:rPr>
-          <w:rFonts w:ascii="Times New Roman" w:hAnsi="Times New Roman" w:cs="Times New Roman"/>
-          <w:sz w:val="28"/>
-          <w:szCs w:val="28"/>
-        </w:rPr>
-        <w:t xml:space="preserve">Рисунок №2 </w:t>
-      </w:r>
-      <w:r>
-        <w:rPr>
-          <w:rFonts w:ascii="Times New Roman" w:hAnsi="Times New Roman" w:cs="Times New Roman"/>
           <w:noProof/>
           <w:sz w:val="28"/>
           <w:szCs w:val="28"/>
         </w:rPr>
-        <w:t>– «Программа работает»</w:t>
+      </w:pPr>
+      <w:r>
+        <w:rPr>
+          <w:rFonts w:ascii="Times New Roman" w:hAnsi="Times New Roman" w:cs="Times New Roman"/>
+          <w:sz w:val="28"/>
+          <w:szCs w:val="28"/>
+        </w:rPr>
+        <w:t xml:space="preserve">Рисунок №1 </w:t>
+      </w:r>
+      <w:r>
+        <w:rPr>
+          <w:rFonts w:ascii="Times New Roman" w:hAnsi="Times New Roman" w:cs="Times New Roman"/>
+          <w:noProof/>
+          <w:sz w:val="28"/>
+          <w:szCs w:val="28"/>
+        </w:rPr>
+        <w:t>– «Простой калькулятор»</w:t>
       </w:r>
     </w:p>
     <w:p>
@@ -5939,6 +6204,7 @@
         <w:jc w:val="center"/>
         <w:rPr>
           <w:rFonts w:ascii="Times New Roman" w:hAnsi="Times New Roman" w:cs="Times New Roman"/>
+          <w:lang w:val="en-US"/>
         </w:rPr>
       </w:pPr>
       <w:r>
@@ -5948,7 +6214,7 @@
           <w:lang w:eastAsia="ru-RU"/>
         </w:rPr>
         <w:drawing>
-          <wp:inline distT="0" distB="0" distL="0" distR="0" wp14:anchorId="70B11A92" wp14:editId="55554D95">
+          <wp:inline distT="0" distB="0" distL="0" distR="0" wp14:anchorId="733321D8" wp14:editId="0BA65B4D">
             <wp:extent cx="3827721" cy="2296632"/>
             <wp:effectExtent l="0" t="0" r="1905" b="8890"/>
             <wp:docPr id="9" name="Рисунок 9"/>
@@ -6000,7 +6266,7 @@
           <w:sz w:val="28"/>
           <w:szCs w:val="28"/>
         </w:rPr>
-        <w:t xml:space="preserve">Рисунок №3 </w:t>
+        <w:t xml:space="preserve">Рисунок №2 </w:t>
       </w:r>
       <w:r>
         <w:rPr>
@@ -6009,7 +6275,7 @@
           <w:sz w:val="28"/>
           <w:szCs w:val="28"/>
         </w:rPr>
-        <w:t>– «Ставим точку останова»</w:t>
+        <w:t>– «Программа работает»</w:t>
       </w:r>
     </w:p>
     <w:p>
@@ -6018,8 +6284,6 @@
         <w:jc w:val="center"/>
         <w:rPr>
           <w:rFonts w:ascii="Times New Roman" w:hAnsi="Times New Roman" w:cs="Times New Roman"/>
-          <w:sz w:val="28"/>
-          <w:szCs w:val="28"/>
         </w:rPr>
       </w:pPr>
       <w:r>
@@ -6031,7 +6295,7 @@
           <w:lang w:eastAsia="ru-RU"/>
         </w:rPr>
         <w:drawing>
-          <wp:inline distT="0" distB="0" distL="0" distR="0" wp14:anchorId="448E3CFF" wp14:editId="1FC6E3BF">
+          <wp:inline distT="0" distB="0" distL="0" distR="0" wp14:anchorId="080947F5" wp14:editId="671A3135">
             <wp:extent cx="5921773" cy="2264735"/>
             <wp:effectExtent l="0" t="0" r="3175" b="2540"/>
             <wp:docPr id="10" name="Рисунок 10"/>
@@ -6083,7 +6347,7 @@
           <w:sz w:val="28"/>
           <w:szCs w:val="28"/>
         </w:rPr>
-        <w:t xml:space="preserve">Рисунок №4 </w:t>
+        <w:t xml:space="preserve">Рисунок №3 </w:t>
       </w:r>
       <w:r>
         <w:rPr>
@@ -6092,7 +6356,7 @@
           <w:sz w:val="28"/>
           <w:szCs w:val="28"/>
         </w:rPr>
-        <w:t>– «Проверяем на программу»</w:t>
+        <w:t>– «Ставим точку останова»</w:t>
       </w:r>
     </w:p>
     <w:p>
@@ -6105,6 +6369,18 @@
           <w:szCs w:val="28"/>
         </w:rPr>
       </w:pPr>
+    </w:p>
+    <w:p>
+      <w:pPr>
+        <w:spacing w:after="0" w:line="360" w:lineRule="auto"/>
+        <w:jc w:val="center"/>
+        <w:rPr>
+          <w:rFonts w:ascii="Times New Roman" w:hAnsi="Times New Roman" w:cs="Times New Roman"/>
+          <w:sz w:val="28"/>
+          <w:szCs w:val="28"/>
+          <w:lang w:val="en-US"/>
+        </w:rPr>
+      </w:pPr>
       <w:r>
         <w:rPr>
           <w:rFonts w:ascii="Times New Roman" w:hAnsi="Times New Roman" w:cs="Times New Roman"/>
@@ -6114,7 +6390,7 @@
           <w:lang w:eastAsia="ru-RU"/>
         </w:rPr>
         <w:drawing>
-          <wp:inline distT="0" distB="0" distL="0" distR="0" wp14:anchorId="2C1BD973" wp14:editId="4371DA0F">
+          <wp:inline distT="0" distB="0" distL="0" distR="0" wp14:anchorId="72DEA8B9" wp14:editId="62FBC5AE">
             <wp:extent cx="5943600" cy="3827721"/>
             <wp:effectExtent l="0" t="0" r="0" b="1905"/>
             <wp:docPr id="11" name="Рисунок 11"/>
@@ -6166,7 +6442,7 @@
           <w:sz w:val="28"/>
           <w:szCs w:val="28"/>
         </w:rPr>
-        <w:t xml:space="preserve">Рисунок №5 </w:t>
+        <w:t xml:space="preserve">Рисунок №4 </w:t>
       </w:r>
       <w:r>
         <w:rPr>
@@ -6175,7 +6451,7 @@
           <w:sz w:val="28"/>
           <w:szCs w:val="28"/>
         </w:rPr>
-        <w:t>– «Программа работает»</w:t>
+        <w:t>– «Проверяем на программу»</w:t>
       </w:r>
     </w:p>
     <w:p>
@@ -6197,7 +6473,7 @@
           <w:lang w:eastAsia="ru-RU"/>
         </w:rPr>
         <w:drawing>
-          <wp:inline distT="0" distB="0" distL="0" distR="0" wp14:anchorId="01C73DA8" wp14:editId="5394FF17">
+          <wp:inline distT="0" distB="0" distL="0" distR="0" wp14:anchorId="6FDB8371" wp14:editId="534E8115">
             <wp:extent cx="5943600" cy="4199861"/>
             <wp:effectExtent l="0" t="0" r="0" b="0"/>
             <wp:docPr id="12" name="Рисунок 12"/>
@@ -6249,7 +6525,7 @@
           <w:sz w:val="28"/>
           <w:szCs w:val="28"/>
         </w:rPr>
-        <w:t xml:space="preserve">Рисунок №6 </w:t>
+        <w:t xml:space="preserve">Рисунок №5 </w:t>
       </w:r>
       <w:r>
         <w:rPr>
@@ -6258,7 +6534,7 @@
           <w:sz w:val="28"/>
           <w:szCs w:val="28"/>
         </w:rPr>
-        <w:t>– «Прошло 25 560 мс, со времени выполнение программы»</w:t>
+        <w:t>– «Программа работает»</w:t>
       </w:r>
     </w:p>
     <w:p>
@@ -6280,7 +6556,7 @@
           <w:lang w:eastAsia="ru-RU"/>
         </w:rPr>
         <w:drawing>
-          <wp:inline distT="0" distB="0" distL="0" distR="0" wp14:anchorId="160B03E1" wp14:editId="3FA09625">
+          <wp:inline distT="0" distB="0" distL="0" distR="0" wp14:anchorId="05BAE65D" wp14:editId="6E242831">
             <wp:extent cx="5940425" cy="3421320"/>
             <wp:effectExtent l="0" t="0" r="3175" b="8255"/>
             <wp:docPr id="13" name="Рисунок 13"/>
@@ -6321,6 +6597,45 @@
         <w:spacing w:after="0" w:line="360" w:lineRule="auto"/>
         <w:jc w:val="center"/>
         <w:rPr>
+          <w:rFonts w:ascii="Times New Roman" w:hAnsi="Times New Roman" w:cs="Times New Roman"/>
+          <w:sz w:val="28"/>
+          <w:szCs w:val="28"/>
+        </w:rPr>
+      </w:pPr>
+      <w:r>
+        <w:rPr>
+          <w:rFonts w:ascii="Times New Roman" w:hAnsi="Times New Roman" w:cs="Times New Roman"/>
+          <w:sz w:val="28"/>
+          <w:szCs w:val="28"/>
+        </w:rPr>
+        <w:t xml:space="preserve">Рисунок №6 </w:t>
+      </w:r>
+      <w:r>
+        <w:rPr>
+          <w:rFonts w:ascii="Times New Roman" w:hAnsi="Times New Roman" w:cs="Times New Roman"/>
+          <w:noProof/>
+          <w:sz w:val="28"/>
+          <w:szCs w:val="28"/>
+        </w:rPr>
+        <w:t>– «Прошло 25 560 мс, со времени выполнение программы»</w:t>
+      </w:r>
+    </w:p>
+    <w:p>
+      <w:pPr>
+        <w:spacing w:after="0" w:line="360" w:lineRule="auto"/>
+        <w:jc w:val="center"/>
+        <w:rPr>
+          <w:rFonts w:ascii="Times New Roman" w:hAnsi="Times New Roman" w:cs="Times New Roman"/>
+          <w:sz w:val="28"/>
+          <w:szCs w:val="28"/>
+        </w:rPr>
+      </w:pPr>
+    </w:p>
+    <w:p>
+      <w:pPr>
+        <w:spacing w:after="0" w:line="360" w:lineRule="auto"/>
+        <w:jc w:val="center"/>
+        <w:rPr>
           <w:rFonts w:ascii="Times New Roman" w:eastAsiaTheme="majorEastAsia" w:hAnsi="Times New Roman" w:cs="Times New Roman"/>
           <w:caps/>
           <w:sz w:val="28"/>
@@ -6339,9 +6654,10 @@
     </w:p>
     <w:p>
       <w:pPr>
-        <w:pStyle w:val="Aki"/>
-      </w:pPr>
-      <w:bookmarkStart w:id="9" w:name="_Toc229483515"/>
+        <w:pStyle w:val="af0"/>
+      </w:pPr>
+      <w:bookmarkStart w:id="18" w:name="_Toc229483515"/>
+      <w:bookmarkStart w:id="19" w:name="_Toc229648269"/>
       <w:r>
         <w:t>4</w:t>
       </w:r>
@@ -6351,7 +6667,8 @@
       <w:r>
         <w:t xml:space="preserve"> Тестирование «черным ящиком»</w:t>
       </w:r>
-      <w:bookmarkEnd w:id="9"/>
+      <w:bookmarkEnd w:id="18"/>
+      <w:bookmarkEnd w:id="19"/>
     </w:p>
     <w:p>
       <w:pPr>
@@ -6417,7 +6734,7 @@
           <w:lang w:eastAsia="ru-RU"/>
         </w:rPr>
         <w:drawing>
-          <wp:inline distT="0" distB="0" distL="0" distR="0" wp14:anchorId="1BFB6C99" wp14:editId="1781E261">
+          <wp:inline distT="0" distB="0" distL="0" distR="0" wp14:anchorId="7C26D8A8" wp14:editId="7952A4C8">
             <wp:extent cx="6152515" cy="3672205"/>
             <wp:effectExtent l="0" t="0" r="635" b="4445"/>
             <wp:docPr id="1" name="Рисунок 1"/>
@@ -7401,10 +7718,10 @@
     </w:p>
     <w:p>
       <w:pPr>
-        <w:pStyle w:val="Aki"/>
-      </w:pPr>
-      <w:bookmarkStart w:id="10" w:name="_Toc229483516"/>
-      <w:bookmarkStart w:id="11" w:name="_GoBack"/>
+        <w:pStyle w:val="af0"/>
+      </w:pPr>
+      <w:bookmarkStart w:id="20" w:name="_Toc229483516"/>
+      <w:bookmarkStart w:id="21" w:name="_Toc229648270"/>
       <w:r>
         <w:t>5</w:t>
       </w:r>
@@ -7414,9 +7731,9 @@
       <w:r>
         <w:t xml:space="preserve"> Модульное тестирование</w:t>
       </w:r>
-      <w:bookmarkEnd w:id="10"/>
-    </w:p>
-    <w:bookmarkEnd w:id="11"/>
+      <w:bookmarkEnd w:id="20"/>
+      <w:bookmarkEnd w:id="21"/>
+    </w:p>
     <w:p>
       <w:pPr>
         <w:jc w:val="both"/>
@@ -8871,7 +9188,7 @@
           <w:lang w:eastAsia="ru-RU"/>
         </w:rPr>
         <w:drawing>
-          <wp:inline distT="0" distB="0" distL="0" distR="0" wp14:anchorId="5D3465D6" wp14:editId="3E33BB87">
+          <wp:inline distT="0" distB="0" distL="0" distR="0" wp14:anchorId="72888151" wp14:editId="79D5F995">
             <wp:extent cx="2683823" cy="2333501"/>
             <wp:effectExtent l="0" t="0" r="2540" b="0"/>
             <wp:docPr id="14" name="Рисунок 14"/>
@@ -8947,7 +9264,7 @@
           <w:lang w:eastAsia="ru-RU"/>
         </w:rPr>
         <w:drawing>
-          <wp:inline distT="0" distB="0" distL="0" distR="0" wp14:anchorId="61ADFC63" wp14:editId="6AB853B4">
+          <wp:inline distT="0" distB="0" distL="0" distR="0" wp14:anchorId="20D4BE65" wp14:editId="1C98E682">
             <wp:extent cx="2676899" cy="2553056"/>
             <wp:effectExtent l="0" t="0" r="9525" b="0"/>
             <wp:docPr id="2" name="Рисунок 2"/>
@@ -9023,7 +9340,7 @@
           <w:lang w:eastAsia="ru-RU"/>
         </w:rPr>
         <w:drawing>
-          <wp:inline distT="0" distB="0" distL="0" distR="0" wp14:anchorId="3C701641" wp14:editId="33128ABD">
+          <wp:inline distT="0" distB="0" distL="0" distR="0" wp14:anchorId="30CFDD72" wp14:editId="316F3E8C">
             <wp:extent cx="2648320" cy="2534004"/>
             <wp:effectExtent l="0" t="0" r="0" b="0"/>
             <wp:docPr id="3" name="Рисунок 3"/>
@@ -9064,17 +9381,13 @@
         <w:jc w:val="both"/>
         <w:rPr>
           <w:rFonts w:ascii="Times New Roman" w:hAnsi="Times New Roman" w:cs="Times New Roman"/>
-          <w:b/>
-          <w:bCs/>
-          <w:sz w:val="28"/>
-          <w:szCs w:val="28"/>
-        </w:rPr>
-      </w:pPr>
-      <w:r>
-        <w:rPr>
-          <w:rFonts w:ascii="Times New Roman" w:hAnsi="Times New Roman" w:cs="Times New Roman"/>
-          <w:b/>
-          <w:bCs/>
+          <w:sz w:val="28"/>
+          <w:szCs w:val="28"/>
+        </w:rPr>
+      </w:pPr>
+      <w:r>
+        <w:rPr>
+          <w:rFonts w:ascii="Times New Roman" w:hAnsi="Times New Roman" w:cs="Times New Roman"/>
           <w:sz w:val="28"/>
           <w:szCs w:val="28"/>
         </w:rPr>
@@ -9083,80 +9396,143 @@
     </w:p>
     <w:p>
       <w:pPr>
-        <w:jc w:val="both"/>
-        <w:rPr>
-          <w:rFonts w:ascii="Times New Roman" w:hAnsi="Times New Roman" w:cs="Times New Roman"/>
-          <w:sz w:val="28"/>
-          <w:szCs w:val="28"/>
-        </w:rPr>
-      </w:pPr>
-      <w:r>
-        <w:rPr>
-          <w:rFonts w:ascii="Times New Roman" w:hAnsi="Times New Roman" w:cs="Times New Roman"/>
-          <w:b/>
-          <w:bCs/>
-          <w:sz w:val="28"/>
-          <w:szCs w:val="28"/>
-        </w:rPr>
-        <w:t>9. Вывод</w:t>
-      </w:r>
-    </w:p>
-    <w:p>
-      <w:pPr>
-        <w:jc w:val="both"/>
-        <w:rPr>
-          <w:rFonts w:ascii="Times New Roman" w:hAnsi="Times New Roman" w:cs="Times New Roman"/>
-          <w:sz w:val="28"/>
-          <w:szCs w:val="28"/>
-        </w:rPr>
-      </w:pPr>
-      <w:r>
-        <w:rPr>
-          <w:rFonts w:ascii="Times New Roman" w:hAnsi="Times New Roman" w:cs="Times New Roman"/>
-          <w:sz w:val="28"/>
-          <w:szCs w:val="28"/>
-        </w:rPr>
-        <w:t>Получилось сделать работающую программу для управления списком студентов. Научился использовать коллекцию List&lt;T&gt; для хранения данных, понял как добавлять и удалять элементы из списка, а также как правильно отображать объекты в ListBox. Программа работает корректно и обрабатывает все возможные ошибки пользователя (пустой ввод, удаление без выбора).</w:t>
-      </w:r>
-    </w:p>
-    <w:p>
-      <w:pPr>
-        <w:jc w:val="both"/>
-      </w:pPr>
-    </w:p>
-    <w:p>
-      <w:pPr>
-        <w:jc w:val="both"/>
-        <w:rPr>
-          <w:rFonts w:ascii="Times New Roman" w:hAnsi="Times New Roman" w:cs="Times New Roman"/>
-          <w:sz w:val="28"/>
-          <w:szCs w:val="28"/>
-        </w:rPr>
-      </w:pPr>
-      <w:r>
-        <w:rPr>
-          <w:rFonts w:ascii="Times New Roman" w:hAnsi="Times New Roman" w:cs="Times New Roman"/>
-          <w:sz w:val="28"/>
-          <w:szCs w:val="28"/>
-        </w:rPr>
-        <w:br w:type="page"/>
-      </w:r>
+        <w:pStyle w:val="af0"/>
+      </w:pPr>
+      <w:bookmarkStart w:id="22" w:name="_Toc229648271"/>
+      <w:r>
+        <w:t xml:space="preserve">6. </w:t>
+      </w:r>
+      <w:bookmarkStart w:id="23" w:name="_Toc229483517"/>
+      <w:r>
+        <w:t>Интеграционное тестирование</w:t>
+      </w:r>
+      <w:bookmarkEnd w:id="22"/>
+      <w:bookmarkEnd w:id="23"/>
     </w:p>
     <w:p>
       <w:pPr>
         <w:pStyle w:val="Aki"/>
-      </w:pPr>
-      <w:bookmarkStart w:id="12" w:name="_Toc229483517"/>
-      <w:r>
-        <w:t>6</w:t>
-      </w:r>
-      <w:r>
-        <w:t>.</w:t>
-      </w:r>
-      <w:r>
-        <w:t xml:space="preserve"> Интеграционное тестирование</w:t>
-      </w:r>
-      <w:bookmarkEnd w:id="12"/>
+        <w:ind w:firstLine="709"/>
+        <w:jc w:val="both"/>
+        <w:rPr>
+          <w:b w:val="0"/>
+          <w:caps w:val="0"/>
+        </w:rPr>
+      </w:pPr>
+      <w:r>
+        <w:rPr>
+          <w:b w:val="0"/>
+          <w:caps w:val="0"/>
+        </w:rPr>
+        <w:t>Сайт Learn Git Branching — это, пожалуй, один из лучших интерактивных тренажёров по Git. Главная его особенность в том, что вы не просто заучиваете команды, а сразу видите визуализацию того, как меняется дерево коммитов. Это очень помогает понять, как именно работают ветки, слияния и перемещения по истории.</w:t>
+      </w:r>
+    </w:p>
+    <w:p>
+      <w:pPr>
+        <w:pStyle w:val="Aki"/>
+        <w:ind w:firstLine="709"/>
+        <w:jc w:val="both"/>
+        <w:rPr>
+          <w:b w:val="0"/>
+          <w:caps w:val="0"/>
+        </w:rPr>
+      </w:pPr>
+      <w:r>
+        <w:rPr>
+          <w:b w:val="0"/>
+          <w:caps w:val="0"/>
+        </w:rPr>
+        <w:t>Вот ключевые моменты, которые можно добавить в отчёт, опираясь на описание с самого сайта:</w:t>
+      </w:r>
+    </w:p>
+    <w:p>
+      <w:pPr>
+        <w:pStyle w:val="Aki"/>
+        <w:ind w:firstLine="709"/>
+        <w:jc w:val="both"/>
+        <w:rPr>
+          <w:b w:val="0"/>
+          <w:caps w:val="0"/>
+        </w:rPr>
+      </w:pPr>
+      <w:r>
+        <w:rPr>
+          <w:b w:val="0"/>
+          <w:caps w:val="0"/>
+        </w:rPr>
+        <w:t>Как устроен тренажёр:</w:t>
+      </w:r>
+    </w:p>
+    <w:p>
+      <w:pPr>
+        <w:pStyle w:val="Aki"/>
+        <w:numPr>
+          <w:ilvl w:val="0"/>
+          <w:numId w:val="39"/>
+        </w:numPr>
+        <w:ind w:left="0" w:firstLine="709"/>
+        <w:jc w:val="both"/>
+        <w:rPr>
+          <w:b w:val="0"/>
+          <w:caps w:val="0"/>
+        </w:rPr>
+      </w:pPr>
+      <w:r>
+        <w:rPr>
+          <w:b w:val="0"/>
+          <w:caps w:val="0"/>
+        </w:rPr>
+        <w:t>Интерактивная "песочница" (sandbox): Вы вводите команды Git (например, git commit, git branch, git merge, git rebase), а справа в реальном времени видите, как меняется граф коммитов. Это делает абстрактные концепции Git наглядными.</w:t>
+      </w:r>
+    </w:p>
+    <w:p>
+      <w:pPr>
+        <w:pStyle w:val="Aki"/>
+        <w:numPr>
+          <w:ilvl w:val="0"/>
+          <w:numId w:val="39"/>
+        </w:numPr>
+        <w:ind w:left="0" w:firstLine="709"/>
+        <w:jc w:val="both"/>
+        <w:rPr>
+          <w:b w:val="0"/>
+          <w:caps w:val="0"/>
+        </w:rPr>
+      </w:pPr>
+      <w:r>
+        <w:rPr>
+          <w:b w:val="0"/>
+          <w:caps w:val="0"/>
+        </w:rPr>
+        <w:t>Система уровней-заданий: Весь материал разбит на тематические разделы и отдельные уровни (как в игре). Каждый уровень — это конкретная задача, которую нужно решить с помощью Git команд. В отчёте вы как раз приложили скриншоты из таких уровней.</w:t>
+      </w:r>
+    </w:p>
+    <w:p>
+      <w:pPr>
+        <w:pStyle w:val="Aki"/>
+        <w:numPr>
+          <w:ilvl w:val="0"/>
+          <w:numId w:val="39"/>
+        </w:numPr>
+        <w:ind w:left="0" w:firstLine="709"/>
+        <w:jc w:val="both"/>
+        <w:rPr>
+          <w:b w:val="0"/>
+          <w:caps w:val="0"/>
+        </w:rPr>
+      </w:pPr>
+      <w:r>
+        <w:rPr>
+          <w:b w:val="0"/>
+          <w:caps w:val="0"/>
+        </w:rPr>
+        <w:t>Поддержка двух систем: Тренажёр умеет переключаться между режимами Git и Hg (Mercurial), но в рамках вашей практики вы, конечно, работали с Git.</w:t>
+      </w:r>
+    </w:p>
+    <w:p>
+      <w:pPr>
+        <w:pStyle w:val="Aki"/>
+      </w:pPr>
     </w:p>
     <w:p>
       <w:pPr>
@@ -9169,7 +9545,7 @@
           <w:lang w:eastAsia="ru-RU"/>
         </w:rPr>
         <w:drawing>
-          <wp:inline distT="0" distB="0" distL="0" distR="0" wp14:anchorId="1DF9F620" wp14:editId="1963D9A8">
+          <wp:inline distT="0" distB="0" distL="0" distR="0" wp14:anchorId="13BF5C6D" wp14:editId="2F4973BA">
             <wp:extent cx="5953125" cy="3457575"/>
             <wp:effectExtent l="0" t="0" r="9525" b="9525"/>
             <wp:docPr id="15" name="Рисунок 15"/>
@@ -9273,7 +9649,7 @@
           <w:lang w:eastAsia="ru-RU"/>
         </w:rPr>
         <w:drawing>
-          <wp:inline distT="0" distB="0" distL="0" distR="0" wp14:anchorId="26A1C611" wp14:editId="27385152">
+          <wp:inline distT="0" distB="0" distL="0" distR="0" wp14:anchorId="2FE96DE7" wp14:editId="292A0DC3">
             <wp:extent cx="6153150" cy="2038350"/>
             <wp:effectExtent l="0" t="0" r="0" b="0"/>
             <wp:docPr id="38" name="Рисунок 38"/>
@@ -9348,7 +9724,7 @@
           <w:lang w:eastAsia="ru-RU"/>
         </w:rPr>
         <w:drawing>
-          <wp:inline distT="0" distB="0" distL="0" distR="0" wp14:anchorId="369473C8" wp14:editId="782A93F3">
+          <wp:inline distT="0" distB="0" distL="0" distR="0" wp14:anchorId="4D5EB952" wp14:editId="45F86391">
             <wp:extent cx="6152515" cy="1819275"/>
             <wp:effectExtent l="0" t="0" r="635" b="9525"/>
             <wp:docPr id="39" name="Рисунок 39"/>
@@ -9422,7 +9798,7 @@
           <w:lang w:eastAsia="ru-RU"/>
         </w:rPr>
         <w:drawing>
-          <wp:inline distT="0" distB="0" distL="0" distR="0" wp14:anchorId="147AB862" wp14:editId="430038AE">
+          <wp:inline distT="0" distB="0" distL="0" distR="0" wp14:anchorId="65109747" wp14:editId="48886452">
             <wp:extent cx="6152515" cy="1725930"/>
             <wp:effectExtent l="0" t="0" r="635" b="7620"/>
             <wp:docPr id="40" name="Рисунок 40"/>
@@ -9497,7 +9873,7 @@
           <w:lang w:eastAsia="ru-RU"/>
         </w:rPr>
         <w:drawing>
-          <wp:inline distT="0" distB="0" distL="0" distR="0" wp14:anchorId="7A8B4413" wp14:editId="4BBF7713">
+          <wp:inline distT="0" distB="0" distL="0" distR="0" wp14:anchorId="337D7C5A" wp14:editId="70184503">
             <wp:extent cx="6152515" cy="1958340"/>
             <wp:effectExtent l="0" t="0" r="635" b="3810"/>
             <wp:docPr id="41" name="Рисунок 41"/>
@@ -9588,7 +9964,7 @@
           <w:lang w:eastAsia="ru-RU"/>
         </w:rPr>
         <w:drawing>
-          <wp:inline distT="0" distB="0" distL="0" distR="0" wp14:anchorId="0B47FC95" wp14:editId="63B18A16">
+          <wp:inline distT="0" distB="0" distL="0" distR="0" wp14:anchorId="6E1C6665" wp14:editId="52911685">
             <wp:extent cx="6152515" cy="2468245"/>
             <wp:effectExtent l="0" t="0" r="635" b="8255"/>
             <wp:docPr id="43" name="Рисунок 43"/>
@@ -9689,7 +10065,7 @@
           <w:lang w:eastAsia="ru-RU"/>
         </w:rPr>
         <w:drawing>
-          <wp:inline distT="0" distB="0" distL="0" distR="0" wp14:anchorId="2D0B6368" wp14:editId="28F15876">
+          <wp:inline distT="0" distB="0" distL="0" distR="0" wp14:anchorId="2319C077" wp14:editId="2DF94809">
             <wp:extent cx="6152515" cy="1936115"/>
             <wp:effectExtent l="0" t="0" r="635" b="6985"/>
             <wp:docPr id="42" name="Рисунок 42"/>
@@ -9755,10 +10131,10 @@
     </w:p>
     <w:p>
       <w:pPr>
-        <w:pStyle w:val="Aki"/>
-        <w:jc w:val="both"/>
-      </w:pPr>
-      <w:bookmarkStart w:id="13" w:name="_Toc229483518"/>
+        <w:pStyle w:val="af0"/>
+      </w:pPr>
+      <w:bookmarkStart w:id="24" w:name="_Toc229483518"/>
+      <w:bookmarkStart w:id="25" w:name="_Toc229648272"/>
       <w:r>
         <w:t>7</w:t>
       </w:r>
@@ -9768,7 +10144,8 @@
       <w:r>
         <w:t xml:space="preserve"> Оформление документации на программные средства с использованием инструментальных средств.</w:t>
       </w:r>
-      <w:bookmarkEnd w:id="13"/>
+      <w:bookmarkEnd w:id="24"/>
+      <w:bookmarkEnd w:id="25"/>
     </w:p>
     <w:p>
       <w:pPr>
@@ -9788,37 +10165,17 @@
     </w:p>
     <w:p>
       <w:pPr>
-        <w:jc w:val="both"/>
-        <w:rPr>
-          <w:rFonts w:ascii="Times New Roman" w:hAnsi="Times New Roman" w:cs="Times New Roman"/>
-          <w:sz w:val="28"/>
-        </w:rPr>
-      </w:pPr>
-      <w:r>
-        <w:rPr>
-          <w:rFonts w:ascii="Times New Roman" w:hAnsi="Times New Roman" w:cs="Times New Roman"/>
-          <w:b/>
-          <w:bCs/>
-          <w:sz w:val="28"/>
-        </w:rPr>
+        <w:pStyle w:val="af2"/>
+      </w:pPr>
+      <w:bookmarkStart w:id="26" w:name="_Toc229648273"/>
+      <w:r>
         <w:t>7.1 Состав оформленной документации</w:t>
       </w:r>
-      <w:r>
-        <w:rPr>
-          <w:rFonts w:ascii="Times New Roman" w:hAnsi="Times New Roman" w:cs="Times New Roman"/>
-          <w:b/>
-          <w:bCs/>
-          <w:sz w:val="28"/>
-        </w:rPr>
+      <w:bookmarkEnd w:id="26"/>
+      <w:r>
         <w:t xml:space="preserve"> </w:t>
       </w:r>
       <w:r>
-        <w:rPr>
-          <w:rFonts w:ascii="Times New Roman" w:hAnsi="Times New Roman" w:cs="Times New Roman"/>
-          <w:b/>
-          <w:bCs/>
-          <w:sz w:val="28"/>
-        </w:rPr>
         <w:t xml:space="preserve">  </w:t>
       </w:r>
     </w:p>
@@ -9904,22 +10261,13 @@
     </w:p>
     <w:p>
       <w:pPr>
-        <w:jc w:val="both"/>
-        <w:rPr>
-          <w:rFonts w:ascii="Times New Roman" w:hAnsi="Times New Roman" w:cs="Times New Roman"/>
-          <w:b/>
-          <w:sz w:val="28"/>
-        </w:rPr>
-      </w:pPr>
-      <w:r>
-        <w:rPr>
-          <w:rFonts w:ascii="Times New Roman" w:hAnsi="Times New Roman" w:cs="Times New Roman"/>
-          <w:b/>
-          <w:bCs/>
-          <w:sz w:val="28"/>
-        </w:rPr>
+        <w:pStyle w:val="af2"/>
+      </w:pPr>
+      <w:bookmarkStart w:id="27" w:name="_Toc229648274"/>
+      <w:r>
         <w:t>7.2 Использованные инструментальные средства</w:t>
       </w:r>
+      <w:bookmarkEnd w:id="27"/>
     </w:p>
     <w:tbl>
       <w:tblPr>
@@ -10180,21 +10528,25 @@
           <w:sz w:val="28"/>
         </w:rPr>
       </w:pPr>
-      <w:r>
-        <w:rPr>
-          <w:rFonts w:ascii="Times New Roman" w:hAnsi="Times New Roman" w:cs="Times New Roman"/>
-          <w:b/>
-          <w:bCs/>
-          <w:sz w:val="28"/>
+      <w:bookmarkStart w:id="28" w:name="_Toc229648275"/>
+      <w:r>
+        <w:rPr>
+          <w:rStyle w:val="af3"/>
         </w:rPr>
         <w:t>7.3 Оформление кода</w:t>
       </w:r>
-      <w:r>
-        <w:rPr>
-          <w:rFonts w:ascii="Times New Roman" w:hAnsi="Times New Roman" w:cs="Times New Roman"/>
-          <w:sz w:val="28"/>
+      <w:bookmarkEnd w:id="28"/>
+      <w:r>
+        <w:rPr>
+          <w:rStyle w:val="af3"/>
         </w:rPr>
         <w:br/>
+      </w:r>
+      <w:r>
+        <w:rPr>
+          <w:rFonts w:ascii="Times New Roman" w:hAnsi="Times New Roman" w:cs="Times New Roman"/>
+          <w:sz w:val="28"/>
+        </w:rPr>
         <w:t>Код всех приложений снабжен комментариями в формате XML (/// &lt;summary&gt; ... &lt;/summary&gt;), что позволяет автоматически генерировать справочную документацию с помощью Sandcastle или DocFX.</w:t>
       </w:r>
     </w:p>
@@ -10206,15 +10558,14 @@
           <w:sz w:val="28"/>
         </w:rPr>
       </w:pPr>
-      <w:r>
-        <w:rPr>
-          <w:rFonts w:ascii="Times New Roman" w:hAnsi="Times New Roman" w:cs="Times New Roman"/>
-          <w:b/>
-          <w:bCs/>
-          <w:sz w:val="28"/>
+      <w:bookmarkStart w:id="29" w:name="_Toc229648276"/>
+      <w:r>
+        <w:rPr>
+          <w:rStyle w:val="af3"/>
         </w:rPr>
         <w:t>7.4 Соответствие требованиям</w:t>
       </w:r>
+      <w:bookmarkEnd w:id="29"/>
       <w:r>
         <w:rPr>
           <w:rFonts w:ascii="Times New Roman" w:hAnsi="Times New Roman" w:cs="Times New Roman"/>
@@ -10252,14 +10603,15 @@
     </w:p>
     <w:p>
       <w:pPr>
-        <w:pStyle w:val="Aki"/>
-        <w:jc w:val="both"/>
-      </w:pPr>
-      <w:bookmarkStart w:id="14" w:name="_Toc229483519"/>
+        <w:pStyle w:val="af0"/>
+      </w:pPr>
+      <w:bookmarkStart w:id="30" w:name="_Toc229483519"/>
+      <w:bookmarkStart w:id="31" w:name="_Toc229648277"/>
       <w:r>
         <w:t>ЗАКЛЮЧЕНИЕ</w:t>
       </w:r>
-      <w:bookmarkEnd w:id="14"/>
+      <w:bookmarkEnd w:id="30"/>
+      <w:bookmarkEnd w:id="31"/>
     </w:p>
     <w:p>
       <w:pPr>
@@ -10282,22 +10634,8 @@
           <w:szCs w:val="28"/>
           <w:shd w:val="clear" w:color="auto" w:fill="FFFFFF"/>
         </w:rPr>
-        <w:t>В процессе прохождения практики я ознакомился с этапами создания мобильных приложений, освоил современные методы программирования, приобрёл навыки работы с инструментальными средствами для разработки, отладки и тестирования мобильного программного обеспечения. Полученные знания и умения позволили мне более глубоко понять специфику профессиональной деятельности программиста и подготовиться к дальнейшей учебе и работе по специальности.</w:t>
-      </w:r>
-    </w:p>
-    <w:p>
-      <w:pPr>
-        <w:spacing w:after="0" w:line="360" w:lineRule="auto"/>
-        <w:ind w:left="283" w:right="283" w:firstLine="425"/>
-        <w:jc w:val="both"/>
-        <w:rPr>
-          <w:rFonts w:ascii="Times New Roman" w:hAnsi="Times New Roman" w:cs="Times New Roman"/>
-          <w:color w:val="262626"/>
-          <w:sz w:val="28"/>
-          <w:szCs w:val="28"/>
-          <w:shd w:val="clear" w:color="auto" w:fill="FFFFFF"/>
-        </w:rPr>
-      </w:pPr>
+        <w:t>В процессе прохождения практики я ознакомился с этапами создания Windows-приложений, освоил современные методы программирования, приобрёл навыки работы с инструментальными средствами для разработки, отладки и тестирования программного обеспечения. Полученные знания и умения позволили мне более глубоко понять специфику профессиональной деятельности программиста и подготовиться к дальнейшей учёбе и работе по специальности.</w:t>
+      </w:r>
     </w:p>
     <w:p>
       <w:pPr>
@@ -10322,6 +10660,8 @@
           <w:shd w:val="clear" w:color="auto" w:fill="FFFFFF"/>
         </w:rPr>
       </w:pPr>
+      <w:bookmarkStart w:id="32" w:name="_GoBack"/>
+      <w:bookmarkEnd w:id="32"/>
     </w:p>
     <w:p>
       <w:pPr>
@@ -10354,1799 +10694,415 @@
     </w:p>
     <w:p>
       <w:pPr>
-        <w:pStyle w:val="Aki"/>
+        <w:pStyle w:val="af0"/>
+      </w:pPr>
+      <w:bookmarkStart w:id="33" w:name="_Toc229483520"/>
+      <w:bookmarkStart w:id="34" w:name="_Toc229648278"/>
+      <w:r>
+        <w:t>СПИСОК ИСПОЛЬЗОВАННЫХ ИСТОЧНИКОВ</w:t>
+      </w:r>
+      <w:bookmarkEnd w:id="33"/>
+      <w:bookmarkEnd w:id="34"/>
+    </w:p>
+    <w:p>
+      <w:pPr>
+        <w:pStyle w:val="af0"/>
+        <w:ind w:firstLine="709"/>
         <w:jc w:val="both"/>
         <w:rPr>
           <w:rFonts w:cs="Times New Roman"/>
+          <w:b w:val="0"/>
+          <w:caps w:val="0"/>
           <w:szCs w:val="24"/>
         </w:rPr>
       </w:pPr>
-      <w:bookmarkStart w:id="15" w:name="_Toc229483520"/>
-      <w:r>
-        <w:t>СПИСОК ИСПОЛЬЗОВАННЫХ ИСТОЧНИКОВ</w:t>
-      </w:r>
-      <w:bookmarkEnd w:id="15"/>
-    </w:p>
-    <w:p>
-      <w:pPr>
-        <w:pStyle w:val="ad"/>
-        <w:tabs>
-          <w:tab w:val="left" w:pos="2040"/>
-          <w:tab w:val="left" w:pos="4517"/>
-        </w:tabs>
+      <w:r>
+        <w:rPr>
+          <w:rFonts w:cs="Times New Roman"/>
+          <w:b w:val="0"/>
+          <w:caps w:val="0"/>
+          <w:szCs w:val="24"/>
+        </w:rPr>
+        <w:t>Основная литература</w:t>
+      </w:r>
+    </w:p>
+    <w:p>
+      <w:pPr>
+        <w:pStyle w:val="af0"/>
+        <w:numPr>
+          <w:ilvl w:val="0"/>
+          <w:numId w:val="40"/>
+        </w:numPr>
+        <w:ind w:left="0" w:firstLine="709"/>
+        <w:jc w:val="both"/>
+        <w:rPr>
+          <w:rFonts w:cs="Times New Roman"/>
+          <w:b w:val="0"/>
+          <w:caps w:val="0"/>
+          <w:szCs w:val="24"/>
+        </w:rPr>
+      </w:pPr>
+      <w:r>
+        <w:rPr>
+          <w:rFonts w:cs="Times New Roman"/>
+          <w:b w:val="0"/>
+          <w:caps w:val="0"/>
+          <w:szCs w:val="24"/>
+        </w:rPr>
+        <w:t>Подбельский, В. В. Программирование. Базовый курс С# : учебник для среднего профессионального образования / В. В. Подбельский. — Москва : Издательство Юрайт, 2023. — 369 с. — URL</w:t>
+      </w:r>
+      <w:r>
+        <w:rPr>
+          <w:rFonts w:cs="Times New Roman"/>
+          <w:b w:val="0"/>
+          <w:caps w:val="0"/>
+          <w:szCs w:val="24"/>
+        </w:rPr>
+        <w:t>: https://urait.ru/bcode/517893</w:t>
+      </w:r>
+    </w:p>
+    <w:p>
+      <w:pPr>
+        <w:pStyle w:val="af0"/>
+        <w:numPr>
+          <w:ilvl w:val="0"/>
+          <w:numId w:val="40"/>
+        </w:numPr>
+        <w:ind w:left="0" w:firstLine="709"/>
+        <w:jc w:val="both"/>
+        <w:rPr>
+          <w:rFonts w:cs="Times New Roman"/>
+          <w:b w:val="0"/>
+          <w:caps w:val="0"/>
+          <w:szCs w:val="24"/>
+        </w:rPr>
+      </w:pPr>
+      <w:r>
+        <w:rPr>
+          <w:rFonts w:cs="Times New Roman"/>
+          <w:b w:val="0"/>
+          <w:caps w:val="0"/>
+          <w:szCs w:val="24"/>
+        </w:rPr>
+        <w:t>Кудрина, Е. В. Основы алгоритмизации и программирования на языке C# : учебное пособие для среднего профессионального образования / Е. В. Кудрина, М. В. Огнева. — Москва : Издательство Юрайт, 2023. — 322 с. — URL</w:t>
+      </w:r>
+      <w:r>
+        <w:rPr>
+          <w:rFonts w:cs="Times New Roman"/>
+          <w:b w:val="0"/>
+          <w:caps w:val="0"/>
+          <w:szCs w:val="24"/>
+        </w:rPr>
+        <w:t>: https://urait.ru/bcode/517324</w:t>
+      </w:r>
+    </w:p>
+    <w:p>
+      <w:pPr>
+        <w:pStyle w:val="af0"/>
+        <w:numPr>
+          <w:ilvl w:val="0"/>
+          <w:numId w:val="40"/>
+        </w:numPr>
+        <w:ind w:left="0" w:firstLine="709"/>
+        <w:jc w:val="both"/>
+        <w:rPr>
+          <w:rFonts w:cs="Times New Roman"/>
+          <w:b w:val="0"/>
+          <w:caps w:val="0"/>
+          <w:szCs w:val="24"/>
+        </w:rPr>
+      </w:pPr>
+      <w:r>
+        <w:rPr>
+          <w:rFonts w:cs="Times New Roman"/>
+          <w:b w:val="0"/>
+          <w:caps w:val="0"/>
+          <w:szCs w:val="24"/>
+        </w:rPr>
+        <w:t>Черткова, Е. А. Программная инженерия. Визуальное моделирование программных систем : учебник для среднего профессионального образования / Е. А. Черткова. — 2-е изд., испр. и доп. — Москва : Издательство Юрайт, 2023. — 147 с. — URL</w:t>
+      </w:r>
+      <w:r>
+        <w:rPr>
+          <w:rFonts w:cs="Times New Roman"/>
+          <w:b w:val="0"/>
+          <w:caps w:val="0"/>
+          <w:szCs w:val="24"/>
+        </w:rPr>
+        <w:t>: https://urait.ru/bcode/515393</w:t>
+      </w:r>
+    </w:p>
+    <w:p>
+      <w:pPr>
+        <w:pStyle w:val="af0"/>
+        <w:ind w:left="709"/>
+        <w:jc w:val="both"/>
+        <w:rPr>
+          <w:rFonts w:cs="Times New Roman"/>
+          <w:b w:val="0"/>
+          <w:caps w:val="0"/>
+          <w:szCs w:val="24"/>
+        </w:rPr>
+      </w:pPr>
+      <w:r>
+        <w:rPr>
+          <w:rFonts w:cs="Times New Roman"/>
+          <w:b w:val="0"/>
+          <w:caps w:val="0"/>
+          <w:szCs w:val="24"/>
+        </w:rPr>
+        <w:t>Дополнительная литература</w:t>
+      </w:r>
+    </w:p>
+    <w:p>
+      <w:pPr>
+        <w:pStyle w:val="af0"/>
+        <w:numPr>
+          <w:ilvl w:val="0"/>
+          <w:numId w:val="40"/>
+        </w:numPr>
+        <w:ind w:left="0" w:firstLine="709"/>
+        <w:jc w:val="both"/>
+        <w:rPr>
+          <w:rFonts w:cs="Times New Roman"/>
+          <w:b w:val="0"/>
+          <w:caps w:val="0"/>
+          <w:szCs w:val="24"/>
+        </w:rPr>
+      </w:pPr>
+      <w:r>
+        <w:rPr>
+          <w:rFonts w:cs="Times New Roman"/>
+          <w:b w:val="0"/>
+          <w:caps w:val="0"/>
+          <w:szCs w:val="24"/>
+        </w:rPr>
+        <w:t>Трофимов, В. В. Основы алгоритмизации и программирования : учебник для среднего профессионального образования / В. В. Трофимов, Т. А. Павловская ; под редакцией В. В. Трофимова. — Москва : Издательство Юрайт, 2023. — 137 с. — URL</w:t>
+      </w:r>
+      <w:r>
+        <w:rPr>
+          <w:rFonts w:cs="Times New Roman"/>
+          <w:b w:val="0"/>
+          <w:caps w:val="0"/>
+          <w:szCs w:val="24"/>
+        </w:rPr>
+        <w:t>: https://urait.ru/bcode/515434</w:t>
+      </w:r>
+    </w:p>
+    <w:p>
+      <w:pPr>
+        <w:pStyle w:val="af0"/>
+        <w:numPr>
+          <w:ilvl w:val="0"/>
+          <w:numId w:val="40"/>
+        </w:numPr>
+        <w:ind w:left="0" w:firstLine="709"/>
+        <w:jc w:val="both"/>
+        <w:rPr>
+          <w:rFonts w:cs="Times New Roman"/>
+          <w:b w:val="0"/>
+          <w:caps w:val="0"/>
+          <w:szCs w:val="24"/>
+        </w:rPr>
+      </w:pPr>
+      <w:r>
+        <w:rPr>
+          <w:rFonts w:cs="Times New Roman"/>
+          <w:b w:val="0"/>
+          <w:caps w:val="0"/>
+          <w:szCs w:val="24"/>
+        </w:rPr>
+        <w:t>Казанский, А. А. Программирование на Visual C# : учебное пособие для среднего профессионального образования / А. А. Казанский. — 2-е изд., перераб. и доп. — Москва : Издательство Юрайт, 2023. — 192 с. — URL</w:t>
+      </w:r>
+      <w:r>
+        <w:rPr>
+          <w:rFonts w:cs="Times New Roman"/>
+          <w:b w:val="0"/>
+          <w:caps w:val="0"/>
+          <w:szCs w:val="24"/>
+        </w:rPr>
+        <w:t>: https://urait.ru/bcode/513400</w:t>
+      </w:r>
+    </w:p>
+    <w:p>
+      <w:pPr>
+        <w:pStyle w:val="af0"/>
         <w:ind w:firstLine="709"/>
         <w:jc w:val="both"/>
         <w:rPr>
-          <w:lang w:val="ru-RU"/>
-        </w:rPr>
-      </w:pPr>
-      <w:r>
-        <w:rPr>
-          <w:lang w:val="ru-RU"/>
-        </w:rPr>
-        <w:t>Таблица 1 – Обеспечение дисциплины учебными изданиями</w:t>
-      </w:r>
-    </w:p>
-    <w:tbl>
-      <w:tblPr>
-        <w:tblW w:w="0" w:type="dxa"/>
-        <w:tblInd w:w="-5" w:type="dxa"/>
-        <w:tblBorders>
-          <w:top w:val="single" w:sz="4" w:space="0" w:color="auto"/>
-          <w:left w:val="single" w:sz="4" w:space="0" w:color="auto"/>
-          <w:bottom w:val="single" w:sz="4" w:space="0" w:color="auto"/>
-          <w:right w:val="single" w:sz="4" w:space="0" w:color="auto"/>
-          <w:insideH w:val="single" w:sz="4" w:space="0" w:color="auto"/>
-          <w:insideV w:val="single" w:sz="4" w:space="0" w:color="auto"/>
-        </w:tblBorders>
-        <w:tblLayout w:type="fixed"/>
-        <w:tblCellMar>
-          <w:left w:w="0" w:type="dxa"/>
-          <w:right w:w="0" w:type="dxa"/>
-        </w:tblCellMar>
-        <w:tblLook w:val="01E0" w:firstRow="1" w:lastRow="1" w:firstColumn="1" w:lastColumn="1" w:noHBand="0" w:noVBand="0"/>
-      </w:tblPr>
-      <w:tblGrid>
-        <w:gridCol w:w="4536"/>
-        <w:gridCol w:w="1870"/>
-        <w:gridCol w:w="1100"/>
-        <w:gridCol w:w="1992"/>
-      </w:tblGrid>
-      <w:tr>
-        <w:trPr>
-          <w:trHeight w:val="283"/>
-        </w:trPr>
-        <w:tc>
-          <w:tcPr>
-            <w:tcW w:w="4536" w:type="dxa"/>
-            <w:vMerge w:val="restart"/>
-            <w:tcBorders>
-              <w:top w:val="single" w:sz="4" w:space="0" w:color="auto"/>
-              <w:left w:val="single" w:sz="4" w:space="0" w:color="auto"/>
-              <w:bottom w:val="single" w:sz="4" w:space="0" w:color="auto"/>
-              <w:right w:val="single" w:sz="4" w:space="0" w:color="auto"/>
-            </w:tcBorders>
-            <w:vAlign w:val="center"/>
-            <w:hideMark/>
-          </w:tcPr>
-          <w:p>
-            <w:pPr>
-              <w:pStyle w:val="TableParagraph"/>
-              <w:spacing w:line="256" w:lineRule="auto"/>
-              <w:ind w:left="142"/>
-              <w:jc w:val="both"/>
-              <w:rPr>
-                <w:b/>
-                <w:sz w:val="24"/>
-                <w:szCs w:val="24"/>
-                <w:lang w:val="ru-RU"/>
-              </w:rPr>
-            </w:pPr>
-            <w:r>
-              <w:rPr>
-                <w:b/>
-                <w:sz w:val="24"/>
-                <w:szCs w:val="24"/>
-                <w:lang w:val="ru-RU"/>
-              </w:rPr>
-              <w:t>Библиографическое описание издания</w:t>
-            </w:r>
-          </w:p>
-          <w:p>
-            <w:pPr>
-              <w:pStyle w:val="TableParagraph"/>
-              <w:spacing w:line="256" w:lineRule="auto"/>
-              <w:ind w:left="142"/>
-              <w:jc w:val="both"/>
-              <w:rPr>
-                <w:b/>
-                <w:sz w:val="24"/>
-                <w:szCs w:val="24"/>
-                <w:lang w:val="ru-RU"/>
-              </w:rPr>
-            </w:pPr>
-            <w:r>
-              <w:rPr>
-                <w:b/>
-                <w:sz w:val="24"/>
-                <w:szCs w:val="24"/>
-                <w:lang w:val="ru-RU"/>
-              </w:rPr>
-              <w:t>(автор, заглавие, вид, место и год издания, кол. стр.)</w:t>
-            </w:r>
-          </w:p>
-        </w:tc>
-        <w:tc>
-          <w:tcPr>
-            <w:tcW w:w="1870" w:type="dxa"/>
-            <w:vMerge w:val="restart"/>
-            <w:tcBorders>
-              <w:top w:val="single" w:sz="4" w:space="0" w:color="auto"/>
-              <w:left w:val="single" w:sz="4" w:space="0" w:color="auto"/>
-              <w:bottom w:val="single" w:sz="4" w:space="0" w:color="auto"/>
-              <w:right w:val="single" w:sz="4" w:space="0" w:color="auto"/>
-            </w:tcBorders>
-            <w:vAlign w:val="center"/>
-            <w:hideMark/>
-          </w:tcPr>
-          <w:p>
-            <w:pPr>
-              <w:pStyle w:val="TableParagraph"/>
-              <w:spacing w:line="256" w:lineRule="auto"/>
-              <w:ind w:left="142"/>
-              <w:jc w:val="both"/>
-              <w:rPr>
-                <w:b/>
-                <w:sz w:val="24"/>
-                <w:szCs w:val="24"/>
-                <w:lang w:val="ru-RU"/>
-              </w:rPr>
-            </w:pPr>
-            <w:r>
-              <w:rPr>
-                <w:b/>
-                <w:sz w:val="24"/>
-                <w:szCs w:val="24"/>
-                <w:lang w:val="ru-RU"/>
-              </w:rPr>
-              <w:t>Основная/ дополнительная литература</w:t>
-            </w:r>
-          </w:p>
-        </w:tc>
-        <w:tc>
-          <w:tcPr>
-            <w:tcW w:w="3092" w:type="dxa"/>
-            <w:gridSpan w:val="2"/>
-            <w:tcBorders>
-              <w:top w:val="single" w:sz="4" w:space="0" w:color="auto"/>
-              <w:left w:val="single" w:sz="4" w:space="0" w:color="auto"/>
-              <w:bottom w:val="single" w:sz="4" w:space="0" w:color="auto"/>
-              <w:right w:val="single" w:sz="4" w:space="0" w:color="auto"/>
-            </w:tcBorders>
-            <w:vAlign w:val="center"/>
-            <w:hideMark/>
-          </w:tcPr>
-          <w:p>
-            <w:pPr>
-              <w:pStyle w:val="TableParagraph"/>
-              <w:spacing w:line="256" w:lineRule="auto"/>
-              <w:ind w:left="142"/>
-              <w:jc w:val="both"/>
-              <w:rPr>
-                <w:b/>
-                <w:sz w:val="24"/>
-                <w:szCs w:val="24"/>
-                <w:lang w:val="ru-RU"/>
-              </w:rPr>
-            </w:pPr>
-            <w:r>
-              <w:rPr>
-                <w:b/>
-                <w:sz w:val="24"/>
-                <w:szCs w:val="24"/>
-                <w:lang w:val="ru-RU"/>
-              </w:rPr>
-              <w:t>Книгообеспеченность</w:t>
-            </w:r>
-          </w:p>
-        </w:tc>
-      </w:tr>
-      <w:tr>
-        <w:trPr>
-          <w:trHeight w:val="283"/>
-        </w:trPr>
-        <w:tc>
-          <w:tcPr>
-            <w:tcW w:w="4536" w:type="dxa"/>
-            <w:vMerge/>
-            <w:tcBorders>
-              <w:top w:val="single" w:sz="4" w:space="0" w:color="auto"/>
-              <w:left w:val="single" w:sz="4" w:space="0" w:color="auto"/>
-              <w:bottom w:val="single" w:sz="4" w:space="0" w:color="auto"/>
-              <w:right w:val="single" w:sz="4" w:space="0" w:color="auto"/>
-            </w:tcBorders>
-            <w:vAlign w:val="center"/>
-            <w:hideMark/>
-          </w:tcPr>
-          <w:p>
-            <w:pPr>
-              <w:spacing w:after="0"/>
-              <w:jc w:val="both"/>
-              <w:rPr>
-                <w:rFonts w:ascii="Times New Roman" w:eastAsia="Times New Roman" w:hAnsi="Times New Roman" w:cs="Times New Roman"/>
-                <w:b/>
-                <w:sz w:val="24"/>
-                <w:szCs w:val="24"/>
-              </w:rPr>
-            </w:pPr>
-          </w:p>
-        </w:tc>
-        <w:tc>
-          <w:tcPr>
-            <w:tcW w:w="1870" w:type="dxa"/>
-            <w:vMerge/>
-            <w:tcBorders>
-              <w:top w:val="single" w:sz="4" w:space="0" w:color="auto"/>
-              <w:left w:val="single" w:sz="4" w:space="0" w:color="auto"/>
-              <w:bottom w:val="single" w:sz="4" w:space="0" w:color="auto"/>
-              <w:right w:val="single" w:sz="4" w:space="0" w:color="auto"/>
-            </w:tcBorders>
-            <w:vAlign w:val="center"/>
-            <w:hideMark/>
-          </w:tcPr>
-          <w:p>
-            <w:pPr>
-              <w:spacing w:after="0"/>
-              <w:jc w:val="both"/>
-              <w:rPr>
-                <w:rFonts w:ascii="Times New Roman" w:eastAsia="Times New Roman" w:hAnsi="Times New Roman" w:cs="Times New Roman"/>
-                <w:b/>
-                <w:sz w:val="24"/>
-                <w:szCs w:val="24"/>
-              </w:rPr>
-            </w:pPr>
-          </w:p>
-        </w:tc>
-        <w:tc>
-          <w:tcPr>
-            <w:tcW w:w="1100" w:type="dxa"/>
-            <w:tcBorders>
-              <w:top w:val="single" w:sz="4" w:space="0" w:color="auto"/>
-              <w:left w:val="single" w:sz="4" w:space="0" w:color="auto"/>
-              <w:bottom w:val="single" w:sz="4" w:space="0" w:color="auto"/>
-              <w:right w:val="single" w:sz="4" w:space="0" w:color="auto"/>
-            </w:tcBorders>
-            <w:vAlign w:val="center"/>
-          </w:tcPr>
-          <w:p>
-            <w:pPr>
-              <w:pStyle w:val="TableParagraph"/>
-              <w:spacing w:line="256" w:lineRule="auto"/>
-              <w:ind w:left="142"/>
-              <w:jc w:val="both"/>
-              <w:rPr>
-                <w:b/>
-                <w:sz w:val="24"/>
-                <w:szCs w:val="24"/>
-                <w:lang w:val="ru-RU"/>
-              </w:rPr>
-            </w:pPr>
-            <w:r>
-              <w:rPr>
-                <w:b/>
-                <w:sz w:val="24"/>
-                <w:szCs w:val="24"/>
-                <w:lang w:val="ru-RU"/>
-              </w:rPr>
-              <w:t>Кол-во. экз. в библ.</w:t>
-            </w:r>
-          </w:p>
-          <w:p>
-            <w:pPr>
-              <w:pStyle w:val="TableParagraph"/>
-              <w:spacing w:line="256" w:lineRule="auto"/>
-              <w:ind w:left="142"/>
-              <w:jc w:val="both"/>
-              <w:rPr>
-                <w:b/>
-                <w:sz w:val="24"/>
-                <w:szCs w:val="24"/>
-                <w:lang w:val="ru-RU"/>
-              </w:rPr>
-            </w:pPr>
-          </w:p>
-        </w:tc>
-        <w:tc>
-          <w:tcPr>
-            <w:tcW w:w="1992" w:type="dxa"/>
-            <w:tcBorders>
-              <w:top w:val="single" w:sz="4" w:space="0" w:color="auto"/>
-              <w:left w:val="single" w:sz="4" w:space="0" w:color="auto"/>
-              <w:bottom w:val="single" w:sz="4" w:space="0" w:color="auto"/>
-              <w:right w:val="single" w:sz="4" w:space="0" w:color="auto"/>
-            </w:tcBorders>
-            <w:vAlign w:val="center"/>
-            <w:hideMark/>
-          </w:tcPr>
-          <w:p>
-            <w:pPr>
-              <w:pStyle w:val="TableParagraph"/>
-              <w:spacing w:line="256" w:lineRule="auto"/>
-              <w:ind w:left="142"/>
-              <w:jc w:val="both"/>
-              <w:rPr>
-                <w:b/>
-                <w:sz w:val="24"/>
-                <w:szCs w:val="24"/>
-                <w:lang w:val="ru-RU"/>
-              </w:rPr>
-            </w:pPr>
-            <w:r>
-              <w:rPr>
-                <w:b/>
-                <w:sz w:val="24"/>
-                <w:szCs w:val="24"/>
-                <w:lang w:val="ru-RU"/>
-              </w:rPr>
-              <w:t>Электронные ресурсы</w:t>
-            </w:r>
-          </w:p>
-        </w:tc>
-      </w:tr>
-      <w:tr>
-        <w:trPr>
-          <w:trHeight w:val="283"/>
-        </w:trPr>
-        <w:tc>
-          <w:tcPr>
-            <w:tcW w:w="4536" w:type="dxa"/>
-            <w:tcBorders>
-              <w:top w:val="single" w:sz="4" w:space="0" w:color="auto"/>
-              <w:left w:val="single" w:sz="4" w:space="0" w:color="auto"/>
-              <w:bottom w:val="single" w:sz="4" w:space="0" w:color="auto"/>
-              <w:right w:val="single" w:sz="4" w:space="0" w:color="auto"/>
-            </w:tcBorders>
-            <w:vAlign w:val="center"/>
-            <w:hideMark/>
-          </w:tcPr>
-          <w:p>
-            <w:pPr>
-              <w:pStyle w:val="TableParagraph"/>
-              <w:spacing w:line="256" w:lineRule="auto"/>
-              <w:ind w:left="142" w:right="98"/>
-              <w:jc w:val="both"/>
-              <w:rPr>
-                <w:sz w:val="24"/>
-                <w:szCs w:val="24"/>
-                <w:lang w:val="ru-RU"/>
-              </w:rPr>
-            </w:pPr>
-            <w:r>
-              <w:rPr>
-                <w:sz w:val="24"/>
-                <w:szCs w:val="24"/>
-                <w:lang w:val="ru-RU"/>
-              </w:rPr>
-              <w:t>Подбельский, В. В.  Программирование. Базовый курс С# : учебник для среднего профессионального образования / В. В. Подбельский. — Москва : Издательство Юрайт, 2023. — 369 с. </w:t>
-            </w:r>
-          </w:p>
-        </w:tc>
-        <w:tc>
-          <w:tcPr>
-            <w:tcW w:w="1870" w:type="dxa"/>
-            <w:tcBorders>
-              <w:top w:val="single" w:sz="4" w:space="0" w:color="auto"/>
-              <w:left w:val="single" w:sz="4" w:space="0" w:color="auto"/>
-              <w:bottom w:val="single" w:sz="4" w:space="0" w:color="auto"/>
-              <w:right w:val="single" w:sz="4" w:space="0" w:color="auto"/>
-            </w:tcBorders>
-          </w:tcPr>
-          <w:p>
-            <w:pPr>
-              <w:spacing w:after="0" w:line="240" w:lineRule="auto"/>
-              <w:ind w:left="142"/>
-              <w:jc w:val="both"/>
-              <w:rPr>
-                <w:rFonts w:ascii="Times New Roman" w:hAnsi="Times New Roman" w:cs="Times New Roman"/>
-                <w:sz w:val="24"/>
-                <w:szCs w:val="24"/>
-              </w:rPr>
-            </w:pPr>
-          </w:p>
-          <w:p>
-            <w:pPr>
-              <w:spacing w:after="0" w:line="240" w:lineRule="auto"/>
-              <w:ind w:left="142"/>
-              <w:jc w:val="both"/>
-              <w:rPr>
-                <w:rFonts w:ascii="Times New Roman" w:hAnsi="Times New Roman" w:cs="Times New Roman"/>
-                <w:sz w:val="24"/>
-                <w:szCs w:val="24"/>
-              </w:rPr>
-            </w:pPr>
-            <w:r>
-              <w:rPr>
-                <w:rFonts w:ascii="Times New Roman" w:hAnsi="Times New Roman" w:cs="Times New Roman"/>
-                <w:sz w:val="24"/>
-                <w:szCs w:val="24"/>
-              </w:rPr>
-              <w:t xml:space="preserve">Основная </w:t>
-            </w:r>
-          </w:p>
-        </w:tc>
-        <w:tc>
-          <w:tcPr>
-            <w:tcW w:w="1100" w:type="dxa"/>
-            <w:tcBorders>
-              <w:top w:val="single" w:sz="4" w:space="0" w:color="auto"/>
-              <w:left w:val="single" w:sz="4" w:space="0" w:color="auto"/>
-              <w:bottom w:val="single" w:sz="4" w:space="0" w:color="auto"/>
-              <w:right w:val="single" w:sz="4" w:space="0" w:color="auto"/>
-            </w:tcBorders>
-            <w:hideMark/>
-          </w:tcPr>
-          <w:p>
-            <w:pPr>
-              <w:spacing w:after="0" w:line="240" w:lineRule="auto"/>
-              <w:ind w:left="142"/>
-              <w:jc w:val="both"/>
-              <w:rPr>
-                <w:rFonts w:ascii="Times New Roman" w:hAnsi="Times New Roman" w:cs="Times New Roman"/>
-                <w:sz w:val="24"/>
-                <w:szCs w:val="24"/>
-              </w:rPr>
-            </w:pPr>
-            <w:r>
-              <w:rPr>
-                <w:rFonts w:ascii="Times New Roman" w:hAnsi="Times New Roman" w:cs="Times New Roman"/>
-                <w:sz w:val="24"/>
-                <w:szCs w:val="24"/>
-              </w:rPr>
-              <w:t>-</w:t>
-            </w:r>
-          </w:p>
-        </w:tc>
-        <w:tc>
-          <w:tcPr>
-            <w:tcW w:w="1992" w:type="dxa"/>
-            <w:tcBorders>
-              <w:top w:val="single" w:sz="4" w:space="0" w:color="auto"/>
-              <w:left w:val="single" w:sz="4" w:space="0" w:color="auto"/>
-              <w:bottom w:val="single" w:sz="4" w:space="0" w:color="auto"/>
-              <w:right w:val="single" w:sz="4" w:space="0" w:color="auto"/>
-            </w:tcBorders>
-            <w:vAlign w:val="center"/>
-          </w:tcPr>
-          <w:p>
-            <w:pPr>
-              <w:spacing w:after="0" w:line="240" w:lineRule="auto"/>
-              <w:ind w:left="142" w:right="162"/>
-              <w:jc w:val="both"/>
-              <w:rPr>
-                <w:rFonts w:ascii="Times New Roman" w:hAnsi="Times New Roman" w:cs="Times New Roman"/>
-                <w:sz w:val="24"/>
-                <w:szCs w:val="24"/>
-                <w:shd w:val="clear" w:color="auto" w:fill="FFFFFF"/>
-              </w:rPr>
-            </w:pPr>
-            <w:hyperlink r:id="rId32" w:history="1">
-              <w:r>
-                <w:rPr>
-                  <w:rStyle w:val="aa"/>
-                  <w:rFonts w:ascii="Times New Roman" w:hAnsi="Times New Roman" w:cs="Times New Roman"/>
-                  <w:sz w:val="24"/>
-                  <w:szCs w:val="24"/>
-                  <w:shd w:val="clear" w:color="auto" w:fill="FFFFFF"/>
-                  <w:lang w:val="en-US"/>
-                </w:rPr>
-                <w:t>https://urait.ru/bcode/517893</w:t>
-              </w:r>
-            </w:hyperlink>
-          </w:p>
-          <w:p>
-            <w:pPr>
-              <w:spacing w:after="0" w:line="240" w:lineRule="auto"/>
-              <w:ind w:left="142" w:right="162"/>
-              <w:jc w:val="both"/>
-              <w:rPr>
-                <w:rFonts w:ascii="Times New Roman" w:hAnsi="Times New Roman" w:cs="Times New Roman"/>
-                <w:sz w:val="24"/>
-                <w:szCs w:val="24"/>
-                <w:lang w:val="en-US"/>
-              </w:rPr>
-            </w:pPr>
-          </w:p>
-        </w:tc>
-      </w:tr>
-      <w:tr>
-        <w:trPr>
-          <w:trHeight w:val="283"/>
-        </w:trPr>
-        <w:tc>
-          <w:tcPr>
-            <w:tcW w:w="4536" w:type="dxa"/>
-            <w:tcBorders>
-              <w:top w:val="single" w:sz="4" w:space="0" w:color="auto"/>
-              <w:left w:val="single" w:sz="4" w:space="0" w:color="auto"/>
-              <w:bottom w:val="single" w:sz="4" w:space="0" w:color="auto"/>
-              <w:right w:val="single" w:sz="4" w:space="0" w:color="auto"/>
-            </w:tcBorders>
-            <w:hideMark/>
-          </w:tcPr>
-          <w:p>
-            <w:pPr>
-              <w:pStyle w:val="TableParagraph"/>
-              <w:spacing w:line="256" w:lineRule="auto"/>
-              <w:ind w:left="142" w:right="98"/>
-              <w:jc w:val="both"/>
-              <w:rPr>
-                <w:sz w:val="24"/>
-                <w:szCs w:val="24"/>
-                <w:lang w:val="ru-RU"/>
-              </w:rPr>
-            </w:pPr>
-            <w:r>
-              <w:rPr>
-                <w:sz w:val="24"/>
-                <w:szCs w:val="24"/>
-                <w:lang w:val="ru-RU"/>
-              </w:rPr>
-              <w:t>Кудрина, Е. В.  Основы алгоритмизации и программирования на языке C# : учебное пособие для среднего профессионального образования / Е. В. Кудрина, М. В. Огнева. — Москва : Издательство Юрайт, 2023. — 322 с. </w:t>
-            </w:r>
-          </w:p>
-        </w:tc>
-        <w:tc>
-          <w:tcPr>
-            <w:tcW w:w="1870" w:type="dxa"/>
-            <w:tcBorders>
-              <w:top w:val="single" w:sz="4" w:space="0" w:color="auto"/>
-              <w:left w:val="single" w:sz="4" w:space="0" w:color="auto"/>
-              <w:bottom w:val="single" w:sz="4" w:space="0" w:color="auto"/>
-              <w:right w:val="single" w:sz="4" w:space="0" w:color="auto"/>
-            </w:tcBorders>
-          </w:tcPr>
-          <w:p>
-            <w:pPr>
-              <w:spacing w:after="0" w:line="240" w:lineRule="auto"/>
-              <w:ind w:left="142"/>
-              <w:jc w:val="both"/>
-              <w:rPr>
-                <w:rFonts w:ascii="Times New Roman" w:hAnsi="Times New Roman" w:cs="Times New Roman"/>
-                <w:sz w:val="24"/>
-                <w:szCs w:val="24"/>
-              </w:rPr>
-            </w:pPr>
-          </w:p>
-          <w:p>
-            <w:pPr>
-              <w:spacing w:after="0" w:line="240" w:lineRule="auto"/>
-              <w:ind w:left="142"/>
-              <w:jc w:val="both"/>
-              <w:rPr>
-                <w:rFonts w:ascii="Times New Roman" w:hAnsi="Times New Roman" w:cs="Times New Roman"/>
-                <w:sz w:val="24"/>
-                <w:szCs w:val="24"/>
-              </w:rPr>
-            </w:pPr>
-            <w:r>
-              <w:rPr>
-                <w:rFonts w:ascii="Times New Roman" w:hAnsi="Times New Roman" w:cs="Times New Roman"/>
-                <w:sz w:val="24"/>
-                <w:szCs w:val="24"/>
-              </w:rPr>
-              <w:t>Основная</w:t>
-            </w:r>
-          </w:p>
-        </w:tc>
-        <w:tc>
-          <w:tcPr>
-            <w:tcW w:w="1100" w:type="dxa"/>
-            <w:tcBorders>
-              <w:top w:val="single" w:sz="4" w:space="0" w:color="auto"/>
-              <w:left w:val="single" w:sz="4" w:space="0" w:color="auto"/>
-              <w:bottom w:val="single" w:sz="4" w:space="0" w:color="auto"/>
-              <w:right w:val="single" w:sz="4" w:space="0" w:color="auto"/>
-            </w:tcBorders>
-            <w:hideMark/>
-          </w:tcPr>
-          <w:p>
-            <w:pPr>
-              <w:spacing w:after="0" w:line="240" w:lineRule="auto"/>
-              <w:ind w:left="142"/>
-              <w:jc w:val="both"/>
-              <w:rPr>
-                <w:rFonts w:ascii="Times New Roman" w:hAnsi="Times New Roman" w:cs="Times New Roman"/>
-                <w:sz w:val="24"/>
-                <w:szCs w:val="24"/>
-              </w:rPr>
-            </w:pPr>
-            <w:r>
-              <w:rPr>
-                <w:rFonts w:ascii="Times New Roman" w:hAnsi="Times New Roman" w:cs="Times New Roman"/>
-                <w:sz w:val="24"/>
-                <w:szCs w:val="24"/>
-              </w:rPr>
-              <w:t>-</w:t>
-            </w:r>
-          </w:p>
-        </w:tc>
-        <w:tc>
-          <w:tcPr>
-            <w:tcW w:w="1992" w:type="dxa"/>
-            <w:tcBorders>
-              <w:top w:val="single" w:sz="4" w:space="0" w:color="auto"/>
-              <w:left w:val="single" w:sz="4" w:space="0" w:color="auto"/>
-              <w:bottom w:val="single" w:sz="4" w:space="0" w:color="auto"/>
-              <w:right w:val="single" w:sz="4" w:space="0" w:color="auto"/>
-            </w:tcBorders>
-          </w:tcPr>
-          <w:p>
-            <w:pPr>
-              <w:spacing w:after="0" w:line="240" w:lineRule="auto"/>
-              <w:ind w:left="142" w:right="162"/>
-              <w:jc w:val="both"/>
-              <w:rPr>
-                <w:rFonts w:ascii="Times New Roman" w:hAnsi="Times New Roman" w:cs="Times New Roman"/>
-                <w:sz w:val="24"/>
-                <w:szCs w:val="24"/>
-              </w:rPr>
-            </w:pPr>
-            <w:hyperlink r:id="rId33" w:history="1">
-              <w:r>
-                <w:rPr>
-                  <w:rStyle w:val="aa"/>
-                  <w:rFonts w:ascii="Times New Roman" w:hAnsi="Times New Roman" w:cs="Times New Roman"/>
-                  <w:sz w:val="24"/>
-                  <w:szCs w:val="24"/>
-                </w:rPr>
-                <w:t>https://urait.ru/bcode/517324</w:t>
-              </w:r>
-            </w:hyperlink>
-          </w:p>
-          <w:p>
-            <w:pPr>
-              <w:spacing w:after="0" w:line="240" w:lineRule="auto"/>
-              <w:ind w:left="142" w:right="162"/>
-              <w:jc w:val="both"/>
-              <w:rPr>
-                <w:rFonts w:ascii="Times New Roman" w:hAnsi="Times New Roman" w:cs="Times New Roman"/>
-                <w:sz w:val="24"/>
-                <w:szCs w:val="24"/>
-              </w:rPr>
-            </w:pPr>
-          </w:p>
-        </w:tc>
-      </w:tr>
-      <w:tr>
-        <w:trPr>
-          <w:trHeight w:val="283"/>
-        </w:trPr>
-        <w:tc>
-          <w:tcPr>
-            <w:tcW w:w="4536" w:type="dxa"/>
-            <w:tcBorders>
-              <w:top w:val="single" w:sz="4" w:space="0" w:color="auto"/>
-              <w:left w:val="single" w:sz="4" w:space="0" w:color="auto"/>
-              <w:bottom w:val="single" w:sz="4" w:space="0" w:color="auto"/>
-              <w:right w:val="single" w:sz="4" w:space="0" w:color="auto"/>
-            </w:tcBorders>
-            <w:hideMark/>
-          </w:tcPr>
-          <w:p>
-            <w:pPr>
-              <w:pStyle w:val="TableParagraph"/>
-              <w:spacing w:line="256" w:lineRule="auto"/>
-              <w:ind w:left="142" w:right="98"/>
-              <w:jc w:val="both"/>
-              <w:rPr>
-                <w:sz w:val="24"/>
-                <w:szCs w:val="24"/>
-                <w:lang w:val="ru-RU"/>
-              </w:rPr>
-            </w:pPr>
-            <w:r>
-              <w:rPr>
-                <w:sz w:val="24"/>
-                <w:szCs w:val="24"/>
-                <w:lang w:val="ru-RU"/>
-              </w:rPr>
-              <w:t>Черткова, Е. А.  Программная инженерия. Визуальное моделирование программных систем : учебник для среднего профессионального образования / Е. А. Черткова. — 2-е изд., испр. и доп. — Москва : Издательство Юрайт, 2023. — 147 с. </w:t>
-            </w:r>
-          </w:p>
-        </w:tc>
-        <w:tc>
-          <w:tcPr>
-            <w:tcW w:w="1870" w:type="dxa"/>
-            <w:tcBorders>
-              <w:top w:val="single" w:sz="4" w:space="0" w:color="auto"/>
-              <w:left w:val="single" w:sz="4" w:space="0" w:color="auto"/>
-              <w:bottom w:val="single" w:sz="4" w:space="0" w:color="auto"/>
-              <w:right w:val="single" w:sz="4" w:space="0" w:color="auto"/>
-            </w:tcBorders>
-          </w:tcPr>
-          <w:p>
-            <w:pPr>
-              <w:spacing w:after="0" w:line="240" w:lineRule="auto"/>
-              <w:ind w:left="142"/>
-              <w:jc w:val="both"/>
-              <w:rPr>
-                <w:rFonts w:ascii="Times New Roman" w:hAnsi="Times New Roman" w:cs="Times New Roman"/>
-                <w:sz w:val="24"/>
-                <w:szCs w:val="24"/>
-              </w:rPr>
-            </w:pPr>
-          </w:p>
-          <w:p>
-            <w:pPr>
-              <w:spacing w:after="0" w:line="240" w:lineRule="auto"/>
-              <w:ind w:left="142"/>
-              <w:jc w:val="both"/>
-              <w:rPr>
-                <w:rFonts w:ascii="Times New Roman" w:hAnsi="Times New Roman" w:cs="Times New Roman"/>
-                <w:sz w:val="24"/>
-                <w:szCs w:val="24"/>
-              </w:rPr>
-            </w:pPr>
-            <w:r>
-              <w:rPr>
-                <w:rFonts w:ascii="Times New Roman" w:hAnsi="Times New Roman" w:cs="Times New Roman"/>
-                <w:sz w:val="24"/>
-                <w:szCs w:val="24"/>
-              </w:rPr>
-              <w:t>Основная</w:t>
-            </w:r>
-          </w:p>
-        </w:tc>
-        <w:tc>
-          <w:tcPr>
-            <w:tcW w:w="1100" w:type="dxa"/>
-            <w:tcBorders>
-              <w:top w:val="single" w:sz="4" w:space="0" w:color="auto"/>
-              <w:left w:val="single" w:sz="4" w:space="0" w:color="auto"/>
-              <w:bottom w:val="single" w:sz="4" w:space="0" w:color="auto"/>
-              <w:right w:val="single" w:sz="4" w:space="0" w:color="auto"/>
-            </w:tcBorders>
-            <w:hideMark/>
-          </w:tcPr>
-          <w:p>
-            <w:pPr>
-              <w:spacing w:after="0" w:line="240" w:lineRule="auto"/>
-              <w:ind w:left="142"/>
-              <w:jc w:val="both"/>
-              <w:rPr>
-                <w:rFonts w:ascii="Times New Roman" w:hAnsi="Times New Roman" w:cs="Times New Roman"/>
-                <w:sz w:val="24"/>
-                <w:szCs w:val="24"/>
-              </w:rPr>
-            </w:pPr>
-            <w:r>
-              <w:rPr>
-                <w:rFonts w:ascii="Times New Roman" w:hAnsi="Times New Roman" w:cs="Times New Roman"/>
-                <w:sz w:val="24"/>
-                <w:szCs w:val="24"/>
-              </w:rPr>
-              <w:t>-</w:t>
-            </w:r>
-          </w:p>
-        </w:tc>
-        <w:tc>
-          <w:tcPr>
-            <w:tcW w:w="1992" w:type="dxa"/>
-            <w:tcBorders>
-              <w:top w:val="single" w:sz="4" w:space="0" w:color="auto"/>
-              <w:left w:val="single" w:sz="4" w:space="0" w:color="auto"/>
-              <w:bottom w:val="single" w:sz="4" w:space="0" w:color="auto"/>
-              <w:right w:val="single" w:sz="4" w:space="0" w:color="auto"/>
-            </w:tcBorders>
-          </w:tcPr>
-          <w:p>
-            <w:pPr>
-              <w:spacing w:after="0" w:line="240" w:lineRule="auto"/>
-              <w:ind w:left="142" w:right="162"/>
-              <w:jc w:val="both"/>
-              <w:rPr>
-                <w:rFonts w:ascii="Times New Roman" w:hAnsi="Times New Roman" w:cs="Times New Roman"/>
-                <w:sz w:val="24"/>
-                <w:szCs w:val="24"/>
-              </w:rPr>
-            </w:pPr>
-            <w:hyperlink r:id="rId34" w:history="1">
-              <w:r>
-                <w:rPr>
-                  <w:rStyle w:val="aa"/>
-                  <w:rFonts w:ascii="Times New Roman" w:hAnsi="Times New Roman" w:cs="Times New Roman"/>
-                  <w:sz w:val="24"/>
-                  <w:szCs w:val="24"/>
-                </w:rPr>
-                <w:t>https://urait.ru/bcode/515393</w:t>
-              </w:r>
-            </w:hyperlink>
-          </w:p>
-          <w:p>
-            <w:pPr>
-              <w:spacing w:after="0" w:line="240" w:lineRule="auto"/>
-              <w:ind w:left="142" w:right="162"/>
-              <w:jc w:val="both"/>
-              <w:rPr>
-                <w:rFonts w:ascii="Times New Roman" w:hAnsi="Times New Roman" w:cs="Times New Roman"/>
-                <w:sz w:val="24"/>
-                <w:szCs w:val="24"/>
-              </w:rPr>
-            </w:pPr>
-          </w:p>
-        </w:tc>
-      </w:tr>
-      <w:tr>
-        <w:trPr>
-          <w:trHeight w:val="283"/>
-        </w:trPr>
-        <w:tc>
-          <w:tcPr>
-            <w:tcW w:w="4536" w:type="dxa"/>
-            <w:tcBorders>
-              <w:top w:val="single" w:sz="4" w:space="0" w:color="auto"/>
-              <w:left w:val="single" w:sz="4" w:space="0" w:color="auto"/>
-              <w:bottom w:val="single" w:sz="4" w:space="0" w:color="auto"/>
-              <w:right w:val="single" w:sz="4" w:space="0" w:color="auto"/>
-            </w:tcBorders>
-            <w:hideMark/>
-          </w:tcPr>
-          <w:p>
-            <w:pPr>
-              <w:pStyle w:val="TableParagraph"/>
-              <w:spacing w:line="256" w:lineRule="auto"/>
-              <w:ind w:left="142" w:right="98"/>
-              <w:jc w:val="both"/>
-              <w:rPr>
-                <w:sz w:val="24"/>
-                <w:szCs w:val="24"/>
-                <w:shd w:val="clear" w:color="auto" w:fill="FFFFFF"/>
-                <w:lang w:val="ru-RU"/>
-              </w:rPr>
-            </w:pPr>
-            <w:r>
-              <w:rPr>
-                <w:sz w:val="24"/>
-                <w:szCs w:val="24"/>
-                <w:shd w:val="clear" w:color="auto" w:fill="FFFFFF"/>
-                <w:lang w:val="ru-RU"/>
-              </w:rPr>
-              <w:t>Трофимов, В. В.  Основы алгоритмизации и программирования : учебник для среднего профессионального образования / В. В. Трофимов, Т. А. Павловская ; под редакцией В. В. Трофимова. — Москва : Издательство Юрайт, 2023. — 137 с</w:t>
-            </w:r>
-          </w:p>
-        </w:tc>
-        <w:tc>
-          <w:tcPr>
-            <w:tcW w:w="1870" w:type="dxa"/>
-            <w:tcBorders>
-              <w:top w:val="single" w:sz="4" w:space="0" w:color="auto"/>
-              <w:left w:val="single" w:sz="4" w:space="0" w:color="auto"/>
-              <w:bottom w:val="single" w:sz="4" w:space="0" w:color="auto"/>
-              <w:right w:val="single" w:sz="4" w:space="0" w:color="auto"/>
-            </w:tcBorders>
-          </w:tcPr>
-          <w:p>
-            <w:pPr>
-              <w:spacing w:after="0" w:line="240" w:lineRule="auto"/>
-              <w:ind w:left="142"/>
-              <w:jc w:val="both"/>
-              <w:rPr>
-                <w:rFonts w:ascii="Times New Roman" w:hAnsi="Times New Roman" w:cs="Times New Roman"/>
-                <w:sz w:val="24"/>
-                <w:szCs w:val="24"/>
-              </w:rPr>
-            </w:pPr>
-          </w:p>
-          <w:p>
-            <w:pPr>
-              <w:spacing w:after="0" w:line="240" w:lineRule="auto"/>
-              <w:ind w:left="142"/>
-              <w:jc w:val="both"/>
-              <w:rPr>
-                <w:rFonts w:ascii="Times New Roman" w:hAnsi="Times New Roman" w:cs="Times New Roman"/>
-                <w:sz w:val="24"/>
-                <w:szCs w:val="24"/>
-              </w:rPr>
-            </w:pPr>
-            <w:r>
-              <w:rPr>
-                <w:rFonts w:ascii="Times New Roman" w:hAnsi="Times New Roman" w:cs="Times New Roman"/>
-                <w:sz w:val="24"/>
-                <w:szCs w:val="24"/>
-              </w:rPr>
-              <w:t>Дополнительная</w:t>
-            </w:r>
-          </w:p>
-        </w:tc>
-        <w:tc>
-          <w:tcPr>
-            <w:tcW w:w="1100" w:type="dxa"/>
-            <w:tcBorders>
-              <w:top w:val="single" w:sz="4" w:space="0" w:color="auto"/>
-              <w:left w:val="single" w:sz="4" w:space="0" w:color="auto"/>
-              <w:bottom w:val="single" w:sz="4" w:space="0" w:color="auto"/>
-              <w:right w:val="single" w:sz="4" w:space="0" w:color="auto"/>
-            </w:tcBorders>
-            <w:hideMark/>
-          </w:tcPr>
-          <w:p>
-            <w:pPr>
-              <w:spacing w:after="0" w:line="240" w:lineRule="auto"/>
-              <w:ind w:left="142"/>
-              <w:jc w:val="both"/>
-              <w:rPr>
-                <w:rFonts w:ascii="Times New Roman" w:hAnsi="Times New Roman" w:cs="Times New Roman"/>
-                <w:sz w:val="24"/>
-                <w:szCs w:val="24"/>
-              </w:rPr>
-            </w:pPr>
-            <w:r>
-              <w:rPr>
-                <w:rFonts w:ascii="Times New Roman" w:hAnsi="Times New Roman" w:cs="Times New Roman"/>
-                <w:sz w:val="24"/>
-                <w:szCs w:val="24"/>
-              </w:rPr>
-              <w:t>-</w:t>
-            </w:r>
-          </w:p>
-        </w:tc>
-        <w:tc>
-          <w:tcPr>
-            <w:tcW w:w="1992" w:type="dxa"/>
-            <w:tcBorders>
-              <w:top w:val="single" w:sz="4" w:space="0" w:color="auto"/>
-              <w:left w:val="single" w:sz="4" w:space="0" w:color="auto"/>
-              <w:bottom w:val="single" w:sz="4" w:space="0" w:color="auto"/>
-              <w:right w:val="single" w:sz="4" w:space="0" w:color="auto"/>
-            </w:tcBorders>
-            <w:vAlign w:val="center"/>
-          </w:tcPr>
-          <w:p>
-            <w:pPr>
-              <w:spacing w:after="0" w:line="240" w:lineRule="auto"/>
-              <w:ind w:left="142" w:right="162"/>
-              <w:jc w:val="both"/>
-              <w:rPr>
-                <w:rFonts w:ascii="Times New Roman" w:hAnsi="Times New Roman" w:cs="Times New Roman"/>
-                <w:sz w:val="24"/>
-                <w:szCs w:val="24"/>
-                <w:shd w:val="clear" w:color="auto" w:fill="FFFFFF"/>
-              </w:rPr>
-            </w:pPr>
-            <w:hyperlink r:id="rId35" w:history="1">
-              <w:r>
-                <w:rPr>
-                  <w:rStyle w:val="aa"/>
-                  <w:rFonts w:ascii="Times New Roman" w:hAnsi="Times New Roman" w:cs="Times New Roman"/>
-                  <w:sz w:val="24"/>
-                  <w:szCs w:val="24"/>
-                  <w:shd w:val="clear" w:color="auto" w:fill="FFFFFF"/>
-                </w:rPr>
-                <w:t>https://urait.ru/bcode/515434</w:t>
-              </w:r>
-            </w:hyperlink>
-          </w:p>
-          <w:p>
-            <w:pPr>
-              <w:spacing w:after="0" w:line="240" w:lineRule="auto"/>
-              <w:ind w:left="142" w:right="162"/>
-              <w:jc w:val="both"/>
-              <w:rPr>
-                <w:rFonts w:ascii="Times New Roman" w:hAnsi="Times New Roman" w:cs="Times New Roman"/>
-                <w:sz w:val="24"/>
-                <w:szCs w:val="24"/>
-              </w:rPr>
-            </w:pPr>
-          </w:p>
-        </w:tc>
-      </w:tr>
-      <w:tr>
-        <w:trPr>
-          <w:trHeight w:val="283"/>
-        </w:trPr>
-        <w:tc>
-          <w:tcPr>
-            <w:tcW w:w="4536" w:type="dxa"/>
-            <w:tcBorders>
-              <w:top w:val="single" w:sz="4" w:space="0" w:color="auto"/>
-              <w:left w:val="single" w:sz="4" w:space="0" w:color="auto"/>
-              <w:bottom w:val="single" w:sz="4" w:space="0" w:color="auto"/>
-              <w:right w:val="single" w:sz="4" w:space="0" w:color="auto"/>
-            </w:tcBorders>
-            <w:hideMark/>
-          </w:tcPr>
-          <w:p>
-            <w:pPr>
-              <w:pStyle w:val="TableParagraph"/>
-              <w:spacing w:line="256" w:lineRule="auto"/>
-              <w:ind w:left="142" w:right="98"/>
-              <w:jc w:val="both"/>
-              <w:rPr>
-                <w:sz w:val="24"/>
-                <w:szCs w:val="24"/>
-                <w:shd w:val="clear" w:color="auto" w:fill="FFFFFF"/>
-                <w:lang w:val="ru-RU"/>
-              </w:rPr>
-            </w:pPr>
-            <w:r>
-              <w:rPr>
-                <w:sz w:val="24"/>
-                <w:szCs w:val="24"/>
-                <w:shd w:val="clear" w:color="auto" w:fill="FFFFFF"/>
-                <w:lang w:val="ru-RU"/>
-              </w:rPr>
-              <w:t>Казанский, А. А.  Программирование на Visual C# : учебное пособие для среднего профессионального образования / А. А. Казанский. — 2-е изд., перераб. и доп. — Москва : Издательство Юрайт, 2023. — 192 с. </w:t>
-            </w:r>
-          </w:p>
-        </w:tc>
-        <w:tc>
-          <w:tcPr>
-            <w:tcW w:w="1870" w:type="dxa"/>
-            <w:tcBorders>
-              <w:top w:val="single" w:sz="4" w:space="0" w:color="auto"/>
-              <w:left w:val="single" w:sz="4" w:space="0" w:color="auto"/>
-              <w:bottom w:val="single" w:sz="4" w:space="0" w:color="auto"/>
-              <w:right w:val="single" w:sz="4" w:space="0" w:color="auto"/>
-            </w:tcBorders>
-          </w:tcPr>
-          <w:p>
-            <w:pPr>
-              <w:spacing w:after="0" w:line="240" w:lineRule="auto"/>
-              <w:ind w:left="142"/>
-              <w:jc w:val="both"/>
-              <w:rPr>
-                <w:rFonts w:ascii="Times New Roman" w:hAnsi="Times New Roman" w:cs="Times New Roman"/>
-                <w:sz w:val="24"/>
-                <w:szCs w:val="24"/>
-              </w:rPr>
-            </w:pPr>
-          </w:p>
-          <w:p>
-            <w:pPr>
-              <w:spacing w:after="0" w:line="240" w:lineRule="auto"/>
-              <w:ind w:left="142"/>
-              <w:jc w:val="both"/>
-              <w:rPr>
-                <w:rFonts w:ascii="Times New Roman" w:hAnsi="Times New Roman" w:cs="Times New Roman"/>
-                <w:sz w:val="24"/>
-                <w:szCs w:val="24"/>
-              </w:rPr>
-            </w:pPr>
-            <w:r>
-              <w:rPr>
-                <w:rFonts w:ascii="Times New Roman" w:hAnsi="Times New Roman" w:cs="Times New Roman"/>
-                <w:sz w:val="24"/>
-                <w:szCs w:val="24"/>
-              </w:rPr>
-              <w:t>Дополнительная</w:t>
-            </w:r>
-          </w:p>
-        </w:tc>
-        <w:tc>
-          <w:tcPr>
-            <w:tcW w:w="1100" w:type="dxa"/>
-            <w:tcBorders>
-              <w:top w:val="single" w:sz="4" w:space="0" w:color="auto"/>
-              <w:left w:val="single" w:sz="4" w:space="0" w:color="auto"/>
-              <w:bottom w:val="single" w:sz="4" w:space="0" w:color="auto"/>
-              <w:right w:val="single" w:sz="4" w:space="0" w:color="auto"/>
-            </w:tcBorders>
-            <w:hideMark/>
-          </w:tcPr>
-          <w:p>
-            <w:pPr>
-              <w:spacing w:after="0" w:line="240" w:lineRule="auto"/>
-              <w:ind w:left="142"/>
-              <w:jc w:val="both"/>
-              <w:rPr>
-                <w:rFonts w:ascii="Times New Roman" w:hAnsi="Times New Roman" w:cs="Times New Roman"/>
-                <w:sz w:val="24"/>
-                <w:szCs w:val="24"/>
-              </w:rPr>
-            </w:pPr>
-            <w:r>
-              <w:rPr>
-                <w:rFonts w:ascii="Times New Roman" w:hAnsi="Times New Roman" w:cs="Times New Roman"/>
-                <w:sz w:val="24"/>
-                <w:szCs w:val="24"/>
-              </w:rPr>
-              <w:t>-</w:t>
-            </w:r>
-          </w:p>
-        </w:tc>
-        <w:tc>
-          <w:tcPr>
-            <w:tcW w:w="1992" w:type="dxa"/>
-            <w:tcBorders>
-              <w:top w:val="single" w:sz="4" w:space="0" w:color="auto"/>
-              <w:left w:val="single" w:sz="4" w:space="0" w:color="auto"/>
-              <w:bottom w:val="single" w:sz="4" w:space="0" w:color="auto"/>
-              <w:right w:val="single" w:sz="4" w:space="0" w:color="auto"/>
-            </w:tcBorders>
-            <w:vAlign w:val="center"/>
-          </w:tcPr>
-          <w:p>
-            <w:pPr>
-              <w:spacing w:after="0" w:line="240" w:lineRule="auto"/>
-              <w:ind w:left="142" w:right="162"/>
-              <w:jc w:val="both"/>
-              <w:rPr>
-                <w:rFonts w:ascii="Times New Roman" w:hAnsi="Times New Roman" w:cs="Times New Roman"/>
-                <w:sz w:val="24"/>
-                <w:szCs w:val="24"/>
-                <w:shd w:val="clear" w:color="auto" w:fill="FFFFFF"/>
-              </w:rPr>
-            </w:pPr>
-            <w:hyperlink r:id="rId36" w:history="1">
-              <w:r>
-                <w:rPr>
-                  <w:rStyle w:val="aa"/>
-                  <w:rFonts w:ascii="Times New Roman" w:hAnsi="Times New Roman" w:cs="Times New Roman"/>
-                  <w:sz w:val="24"/>
-                  <w:szCs w:val="24"/>
-                  <w:shd w:val="clear" w:color="auto" w:fill="FFFFFF"/>
-                </w:rPr>
-                <w:t>https://urait.ru/bcode/513400</w:t>
-              </w:r>
-            </w:hyperlink>
-          </w:p>
-          <w:p>
-            <w:pPr>
-              <w:spacing w:after="0" w:line="240" w:lineRule="auto"/>
-              <w:ind w:left="142" w:right="162"/>
-              <w:jc w:val="both"/>
-              <w:rPr>
-                <w:rFonts w:ascii="Times New Roman" w:hAnsi="Times New Roman" w:cs="Times New Roman"/>
-                <w:sz w:val="24"/>
-                <w:szCs w:val="24"/>
-              </w:rPr>
-            </w:pPr>
-          </w:p>
-        </w:tc>
-      </w:tr>
-    </w:tbl>
-    <w:p>
-      <w:pPr>
-        <w:pStyle w:val="ad"/>
+          <w:rFonts w:cs="Times New Roman"/>
+          <w:b w:val="0"/>
+          <w:caps w:val="0"/>
+          <w:szCs w:val="24"/>
+        </w:rPr>
+      </w:pPr>
+      <w:r>
+        <w:rPr>
+          <w:rFonts w:cs="Times New Roman"/>
+          <w:b w:val="0"/>
+          <w:caps w:val="0"/>
+          <w:szCs w:val="24"/>
+        </w:rPr>
+        <w:t>Перечень современных профессиональных баз данных (СПБД)</w:t>
+      </w:r>
+    </w:p>
+    <w:p>
+      <w:pPr>
+        <w:pStyle w:val="af0"/>
+        <w:numPr>
+          <w:ilvl w:val="0"/>
+          <w:numId w:val="40"/>
+        </w:numPr>
+        <w:ind w:left="0" w:firstLine="709"/>
+        <w:jc w:val="both"/>
+        <w:rPr>
+          <w:rFonts w:cs="Times New Roman"/>
+          <w:b w:val="0"/>
+          <w:caps w:val="0"/>
+          <w:szCs w:val="24"/>
+        </w:rPr>
+      </w:pPr>
+      <w:r>
+        <w:rPr>
+          <w:rFonts w:cs="Times New Roman"/>
+          <w:b w:val="0"/>
+          <w:caps w:val="0"/>
+          <w:szCs w:val="24"/>
+        </w:rPr>
+        <w:t>Научная электронная библиотека eLIBRARY.RU.</w:t>
+      </w:r>
+      <w:r>
+        <w:rPr>
+          <w:rFonts w:cs="Times New Roman"/>
+          <w:b w:val="0"/>
+          <w:caps w:val="0"/>
+          <w:szCs w:val="24"/>
+        </w:rPr>
+        <w:t xml:space="preserve"> — URL: https://www.elibrary.ru</w:t>
+      </w:r>
+    </w:p>
+    <w:p>
+      <w:pPr>
+        <w:pStyle w:val="af0"/>
+        <w:numPr>
+          <w:ilvl w:val="0"/>
+          <w:numId w:val="40"/>
+        </w:numPr>
+        <w:ind w:left="0" w:firstLine="709"/>
+        <w:jc w:val="both"/>
+        <w:rPr>
+          <w:rFonts w:cs="Times New Roman"/>
+          <w:b w:val="0"/>
+          <w:caps w:val="0"/>
+          <w:szCs w:val="24"/>
+        </w:rPr>
+      </w:pPr>
+      <w:r>
+        <w:rPr>
+          <w:rFonts w:cs="Times New Roman"/>
+          <w:b w:val="0"/>
+          <w:caps w:val="0"/>
+          <w:szCs w:val="24"/>
+        </w:rPr>
+        <w:t>Научная электронная библиотека КиберЛенинка. — U</w:t>
+      </w:r>
+      <w:r>
+        <w:rPr>
+          <w:rFonts w:cs="Times New Roman"/>
+          <w:b w:val="0"/>
+          <w:caps w:val="0"/>
+          <w:szCs w:val="24"/>
+        </w:rPr>
+        <w:t>RL: https://www.cyberleninka.ru</w:t>
+      </w:r>
+    </w:p>
+    <w:p>
+      <w:pPr>
+        <w:pStyle w:val="af0"/>
         <w:ind w:firstLine="709"/>
         <w:jc w:val="both"/>
         <w:rPr>
-          <w:lang w:val="ru-RU"/>
-        </w:rPr>
-      </w:pPr>
-    </w:p>
-    <w:p>
-      <w:pPr>
-        <w:pStyle w:val="ad"/>
-        <w:ind w:firstLine="709"/>
-        <w:jc w:val="both"/>
-        <w:rPr>
-          <w:lang w:val="ru-RU"/>
-        </w:rPr>
-      </w:pPr>
-      <w:r>
-        <w:rPr>
-          <w:lang w:val="ru-RU"/>
-        </w:rPr>
-        <w:t>Таблица 2 – Перечень современных профессиональных баз данных (СПБД)</w:t>
-      </w:r>
-    </w:p>
-    <w:tbl>
-      <w:tblPr>
-        <w:tblW w:w="5069" w:type="pct"/>
-        <w:tblInd w:w="5" w:type="dxa"/>
-        <w:tblBorders>
-          <w:top w:val="single" w:sz="4" w:space="0" w:color="auto"/>
-          <w:left w:val="single" w:sz="4" w:space="0" w:color="auto"/>
-          <w:bottom w:val="single" w:sz="4" w:space="0" w:color="auto"/>
-          <w:right w:val="single" w:sz="4" w:space="0" w:color="auto"/>
-          <w:insideH w:val="single" w:sz="4" w:space="0" w:color="auto"/>
-          <w:insideV w:val="single" w:sz="4" w:space="0" w:color="auto"/>
-        </w:tblBorders>
-        <w:tblCellMar>
-          <w:left w:w="0" w:type="dxa"/>
-          <w:right w:w="0" w:type="dxa"/>
-        </w:tblCellMar>
-        <w:tblLook w:val="01E0" w:firstRow="1" w:lastRow="1" w:firstColumn="1" w:lastColumn="1" w:noHBand="0" w:noVBand="0"/>
-      </w:tblPr>
-      <w:tblGrid>
-        <w:gridCol w:w="1113"/>
-        <w:gridCol w:w="9530"/>
-      </w:tblGrid>
-      <w:tr>
-        <w:trPr>
-          <w:trHeight w:val="283"/>
-        </w:trPr>
-        <w:tc>
-          <w:tcPr>
-            <w:tcW w:w="523" w:type="pct"/>
-            <w:tcBorders>
-              <w:top w:val="single" w:sz="4" w:space="0" w:color="auto"/>
-              <w:left w:val="single" w:sz="4" w:space="0" w:color="auto"/>
-              <w:bottom w:val="single" w:sz="4" w:space="0" w:color="auto"/>
-              <w:right w:val="single" w:sz="4" w:space="0" w:color="auto"/>
-            </w:tcBorders>
-            <w:hideMark/>
-          </w:tcPr>
-          <w:p>
-            <w:pPr>
-              <w:spacing w:after="0" w:line="240" w:lineRule="auto"/>
-              <w:ind w:firstLine="709"/>
-              <w:jc w:val="both"/>
-              <w:rPr>
-                <w:rFonts w:ascii="Times New Roman" w:hAnsi="Times New Roman" w:cs="Times New Roman"/>
-                <w:sz w:val="24"/>
-                <w:szCs w:val="24"/>
-              </w:rPr>
-            </w:pPr>
-            <w:r>
-              <w:rPr>
-                <w:rFonts w:ascii="Times New Roman" w:hAnsi="Times New Roman" w:cs="Times New Roman"/>
-                <w:sz w:val="24"/>
-                <w:szCs w:val="24"/>
-              </w:rPr>
-              <w:t>№</w:t>
-            </w:r>
-          </w:p>
-        </w:tc>
-        <w:tc>
-          <w:tcPr>
-            <w:tcW w:w="4477" w:type="pct"/>
-            <w:tcBorders>
-              <w:top w:val="single" w:sz="4" w:space="0" w:color="auto"/>
-              <w:left w:val="single" w:sz="4" w:space="0" w:color="auto"/>
-              <w:bottom w:val="single" w:sz="4" w:space="0" w:color="auto"/>
-              <w:right w:val="single" w:sz="4" w:space="0" w:color="auto"/>
-            </w:tcBorders>
-            <w:vAlign w:val="center"/>
-            <w:hideMark/>
-          </w:tcPr>
-          <w:p>
-            <w:pPr>
-              <w:spacing w:after="0" w:line="240" w:lineRule="auto"/>
-              <w:ind w:firstLine="709"/>
-              <w:jc w:val="both"/>
-              <w:rPr>
-                <w:rFonts w:ascii="Times New Roman" w:hAnsi="Times New Roman" w:cs="Times New Roman"/>
-                <w:sz w:val="24"/>
-                <w:szCs w:val="24"/>
-              </w:rPr>
-            </w:pPr>
-            <w:r>
-              <w:rPr>
-                <w:rFonts w:ascii="Times New Roman" w:hAnsi="Times New Roman" w:cs="Times New Roman"/>
-                <w:sz w:val="24"/>
-                <w:szCs w:val="24"/>
-              </w:rPr>
-              <w:t>Наименование СПБД</w:t>
-            </w:r>
-          </w:p>
-        </w:tc>
-      </w:tr>
-      <w:tr>
-        <w:trPr>
-          <w:trHeight w:val="283"/>
-        </w:trPr>
-        <w:tc>
-          <w:tcPr>
-            <w:tcW w:w="523" w:type="pct"/>
-            <w:tcBorders>
-              <w:top w:val="single" w:sz="4" w:space="0" w:color="auto"/>
-              <w:left w:val="single" w:sz="4" w:space="0" w:color="auto"/>
-              <w:bottom w:val="single" w:sz="4" w:space="0" w:color="auto"/>
-              <w:right w:val="single" w:sz="4" w:space="0" w:color="auto"/>
-            </w:tcBorders>
-            <w:hideMark/>
-          </w:tcPr>
-          <w:p>
-            <w:pPr>
-              <w:pStyle w:val="40"/>
-              <w:shd w:val="clear" w:color="auto" w:fill="auto"/>
-              <w:spacing w:after="0" w:line="240" w:lineRule="auto"/>
-              <w:ind w:firstLine="709"/>
-              <w:jc w:val="both"/>
-              <w:rPr>
-                <w:rFonts w:eastAsia="Calibri" w:cs="Times New Roman"/>
-                <w:sz w:val="24"/>
-                <w:szCs w:val="24"/>
-              </w:rPr>
-            </w:pPr>
-            <w:r>
-              <w:rPr>
-                <w:rStyle w:val="12"/>
-                <w:sz w:val="24"/>
-                <w:szCs w:val="24"/>
-              </w:rPr>
-              <w:t>1</w:t>
-            </w:r>
-          </w:p>
-        </w:tc>
-        <w:tc>
-          <w:tcPr>
-            <w:tcW w:w="4477" w:type="pct"/>
-            <w:tcBorders>
-              <w:top w:val="single" w:sz="4" w:space="0" w:color="auto"/>
-              <w:left w:val="single" w:sz="4" w:space="0" w:color="auto"/>
-              <w:bottom w:val="single" w:sz="4" w:space="0" w:color="auto"/>
-              <w:right w:val="single" w:sz="4" w:space="0" w:color="auto"/>
-            </w:tcBorders>
-            <w:hideMark/>
-          </w:tcPr>
-          <w:p>
-            <w:pPr>
-              <w:pStyle w:val="40"/>
-              <w:shd w:val="clear" w:color="auto" w:fill="auto"/>
-              <w:spacing w:after="0" w:line="240" w:lineRule="auto"/>
-              <w:ind w:firstLine="709"/>
-              <w:jc w:val="both"/>
-              <w:rPr>
-                <w:rFonts w:eastAsia="Calibri" w:cs="Times New Roman"/>
-                <w:sz w:val="24"/>
-                <w:szCs w:val="24"/>
-              </w:rPr>
-            </w:pPr>
-            <w:r>
-              <w:rPr>
-                <w:rStyle w:val="12"/>
-                <w:sz w:val="24"/>
-                <w:szCs w:val="24"/>
-              </w:rPr>
-              <w:t>На</w:t>
-            </w:r>
-            <w:r>
-              <w:rPr>
-                <w:rStyle w:val="32"/>
-                <w:sz w:val="24"/>
-                <w:szCs w:val="24"/>
-              </w:rPr>
-              <w:t xml:space="preserve">учная электронная библиотека </w:t>
-            </w:r>
-            <w:r>
-              <w:rPr>
-                <w:rStyle w:val="32"/>
-                <w:sz w:val="24"/>
-                <w:szCs w:val="24"/>
-                <w:lang w:val="en-US"/>
-              </w:rPr>
-              <w:t>eLIBRARRY</w:t>
-            </w:r>
-            <w:r>
-              <w:rPr>
-                <w:rStyle w:val="32"/>
-                <w:sz w:val="24"/>
-                <w:szCs w:val="24"/>
-              </w:rPr>
-              <w:t xml:space="preserve"> - </w:t>
-            </w:r>
-            <w:hyperlink r:id="rId37" w:history="1">
-              <w:r>
-                <w:rPr>
-                  <w:rStyle w:val="aa"/>
-                  <w:rFonts w:cs="Times New Roman"/>
-                  <w:sz w:val="24"/>
-                  <w:szCs w:val="24"/>
-                </w:rPr>
-                <w:t>www.elibrary.ru</w:t>
-              </w:r>
-            </w:hyperlink>
-          </w:p>
-        </w:tc>
-      </w:tr>
-      <w:tr>
-        <w:trPr>
-          <w:trHeight w:val="283"/>
-        </w:trPr>
-        <w:tc>
-          <w:tcPr>
-            <w:tcW w:w="523" w:type="pct"/>
-            <w:tcBorders>
-              <w:top w:val="single" w:sz="4" w:space="0" w:color="auto"/>
-              <w:left w:val="single" w:sz="4" w:space="0" w:color="auto"/>
-              <w:bottom w:val="single" w:sz="4" w:space="0" w:color="auto"/>
-              <w:right w:val="single" w:sz="4" w:space="0" w:color="auto"/>
-            </w:tcBorders>
-            <w:hideMark/>
-          </w:tcPr>
-          <w:p>
-            <w:pPr>
-              <w:pStyle w:val="40"/>
-              <w:shd w:val="clear" w:color="auto" w:fill="auto"/>
-              <w:spacing w:after="0" w:line="240" w:lineRule="auto"/>
-              <w:ind w:firstLine="709"/>
-              <w:jc w:val="both"/>
-              <w:rPr>
-                <w:rFonts w:eastAsia="Calibri" w:cs="Times New Roman"/>
-                <w:sz w:val="24"/>
-                <w:szCs w:val="24"/>
-              </w:rPr>
-            </w:pPr>
-            <w:r>
-              <w:rPr>
-                <w:rStyle w:val="12"/>
-                <w:sz w:val="24"/>
-                <w:szCs w:val="24"/>
-              </w:rPr>
-              <w:t>2</w:t>
-            </w:r>
-          </w:p>
-        </w:tc>
-        <w:tc>
-          <w:tcPr>
-            <w:tcW w:w="4477" w:type="pct"/>
-            <w:tcBorders>
-              <w:top w:val="single" w:sz="4" w:space="0" w:color="auto"/>
-              <w:left w:val="single" w:sz="4" w:space="0" w:color="auto"/>
-              <w:bottom w:val="single" w:sz="4" w:space="0" w:color="auto"/>
-              <w:right w:val="single" w:sz="4" w:space="0" w:color="auto"/>
-            </w:tcBorders>
-            <w:hideMark/>
-          </w:tcPr>
-          <w:p>
-            <w:pPr>
-              <w:pStyle w:val="40"/>
-              <w:shd w:val="clear" w:color="auto" w:fill="auto"/>
-              <w:spacing w:after="0" w:line="240" w:lineRule="auto"/>
-              <w:ind w:firstLine="709"/>
-              <w:jc w:val="both"/>
-              <w:rPr>
-                <w:rFonts w:eastAsia="Calibri" w:cs="Times New Roman"/>
-                <w:sz w:val="24"/>
-                <w:szCs w:val="24"/>
-              </w:rPr>
-            </w:pPr>
-            <w:r>
-              <w:rPr>
-                <w:rStyle w:val="12"/>
-                <w:sz w:val="24"/>
-                <w:szCs w:val="24"/>
-              </w:rPr>
-              <w:t>Научная электронная библиотека КиберЛениН</w:t>
-            </w:r>
-            <w:r>
-              <w:rPr>
-                <w:rStyle w:val="32"/>
-                <w:sz w:val="24"/>
-                <w:szCs w:val="24"/>
-              </w:rPr>
-              <w:t xml:space="preserve">ка - </w:t>
-            </w:r>
-            <w:hyperlink r:id="rId38" w:history="1">
-              <w:r>
-                <w:rPr>
-                  <w:rStyle w:val="aa"/>
-                  <w:rFonts w:cs="Times New Roman"/>
-                  <w:sz w:val="24"/>
-                  <w:szCs w:val="24"/>
-                </w:rPr>
-                <w:t>www.cyberleninka.ru</w:t>
-              </w:r>
-            </w:hyperlink>
-          </w:p>
-        </w:tc>
-      </w:tr>
-    </w:tbl>
-    <w:p>
-      <w:pPr>
-        <w:pStyle w:val="ad"/>
-        <w:ind w:firstLine="709"/>
-        <w:jc w:val="both"/>
-        <w:rPr>
-          <w:lang w:val="ru-RU"/>
-        </w:rPr>
-      </w:pPr>
-    </w:p>
-    <w:p>
-      <w:pPr>
-        <w:pStyle w:val="ad"/>
-        <w:ind w:firstLine="709"/>
-        <w:jc w:val="both"/>
-        <w:rPr>
-          <w:lang w:val="ru-RU"/>
-        </w:rPr>
-      </w:pPr>
-      <w:r>
-        <w:rPr>
-          <w:lang w:val="ru-RU"/>
-        </w:rPr>
-        <w:t>Таблица 3 – Перечень информационных справочных систем (ИСС)</w:t>
-      </w:r>
-    </w:p>
-    <w:tbl>
-      <w:tblPr>
-        <w:tblW w:w="0" w:type="dxa"/>
-        <w:tblBorders>
-          <w:top w:val="single" w:sz="4" w:space="0" w:color="auto"/>
-          <w:left w:val="single" w:sz="4" w:space="0" w:color="auto"/>
-          <w:bottom w:val="single" w:sz="4" w:space="0" w:color="auto"/>
-          <w:right w:val="single" w:sz="4" w:space="0" w:color="auto"/>
-          <w:insideH w:val="single" w:sz="4" w:space="0" w:color="auto"/>
-          <w:insideV w:val="single" w:sz="4" w:space="0" w:color="auto"/>
-        </w:tblBorders>
-        <w:tblLayout w:type="fixed"/>
-        <w:tblCellMar>
-          <w:left w:w="10" w:type="dxa"/>
-          <w:right w:w="10" w:type="dxa"/>
-        </w:tblCellMar>
-        <w:tblLook w:val="04A0" w:firstRow="1" w:lastRow="0" w:firstColumn="1" w:lastColumn="0" w:noHBand="0" w:noVBand="1"/>
-      </w:tblPr>
-      <w:tblGrid>
-        <w:gridCol w:w="509"/>
-        <w:gridCol w:w="8995"/>
-      </w:tblGrid>
-      <w:tr>
-        <w:trPr>
-          <w:trHeight w:hRule="exact" w:val="302"/>
-        </w:trPr>
-        <w:tc>
-          <w:tcPr>
-            <w:tcW w:w="509" w:type="dxa"/>
-            <w:tcBorders>
-              <w:top w:val="single" w:sz="4" w:space="0" w:color="auto"/>
-              <w:left w:val="single" w:sz="4" w:space="0" w:color="auto"/>
-              <w:bottom w:val="single" w:sz="4" w:space="0" w:color="auto"/>
-              <w:right w:val="single" w:sz="4" w:space="0" w:color="auto"/>
-            </w:tcBorders>
-            <w:shd w:val="clear" w:color="auto" w:fill="FFFFFF"/>
-            <w:hideMark/>
-          </w:tcPr>
-          <w:p>
-            <w:pPr>
-              <w:pStyle w:val="40"/>
-              <w:shd w:val="clear" w:color="auto" w:fill="auto"/>
-              <w:spacing w:after="0" w:line="240" w:lineRule="auto"/>
-              <w:ind w:firstLine="709"/>
-              <w:jc w:val="both"/>
-              <w:rPr>
-                <w:rFonts w:eastAsia="Calibri" w:cs="Times New Roman"/>
-                <w:sz w:val="24"/>
-                <w:szCs w:val="24"/>
-              </w:rPr>
-            </w:pPr>
-            <w:r>
-              <w:rPr>
-                <w:rStyle w:val="12"/>
-                <w:sz w:val="24"/>
-                <w:szCs w:val="24"/>
-              </w:rPr>
-              <w:t>№</w:t>
-            </w:r>
-          </w:p>
-        </w:tc>
-        <w:tc>
-          <w:tcPr>
-            <w:tcW w:w="8995" w:type="dxa"/>
-            <w:tcBorders>
-              <w:top w:val="single" w:sz="4" w:space="0" w:color="auto"/>
-              <w:left w:val="single" w:sz="4" w:space="0" w:color="auto"/>
-              <w:bottom w:val="single" w:sz="4" w:space="0" w:color="auto"/>
-              <w:right w:val="single" w:sz="4" w:space="0" w:color="auto"/>
-            </w:tcBorders>
-            <w:shd w:val="clear" w:color="auto" w:fill="FFFFFF"/>
-            <w:hideMark/>
-          </w:tcPr>
-          <w:p>
-            <w:pPr>
-              <w:spacing w:after="0" w:line="240" w:lineRule="auto"/>
-              <w:ind w:firstLine="709"/>
-              <w:jc w:val="both"/>
-              <w:rPr>
-                <w:rFonts w:ascii="Times New Roman" w:hAnsi="Times New Roman" w:cs="Times New Roman"/>
-                <w:sz w:val="24"/>
-                <w:szCs w:val="24"/>
-              </w:rPr>
-            </w:pPr>
-            <w:r>
-              <w:rPr>
-                <w:rStyle w:val="12"/>
-                <w:rFonts w:eastAsiaTheme="minorHAnsi"/>
-                <w:sz w:val="24"/>
-                <w:szCs w:val="24"/>
-              </w:rPr>
-              <w:t>Наименование ИСС</w:t>
-            </w:r>
-          </w:p>
-        </w:tc>
-      </w:tr>
-      <w:tr>
-        <w:trPr>
-          <w:trHeight w:hRule="exact" w:val="302"/>
-        </w:trPr>
-        <w:tc>
-          <w:tcPr>
-            <w:tcW w:w="509" w:type="dxa"/>
-            <w:tcBorders>
-              <w:top w:val="single" w:sz="4" w:space="0" w:color="auto"/>
-              <w:left w:val="single" w:sz="4" w:space="0" w:color="auto"/>
-              <w:bottom w:val="single" w:sz="4" w:space="0" w:color="auto"/>
-              <w:right w:val="single" w:sz="4" w:space="0" w:color="auto"/>
-            </w:tcBorders>
-            <w:shd w:val="clear" w:color="auto" w:fill="FFFFFF"/>
-            <w:hideMark/>
-          </w:tcPr>
-          <w:p>
-            <w:pPr>
-              <w:pStyle w:val="40"/>
-              <w:shd w:val="clear" w:color="auto" w:fill="auto"/>
-              <w:spacing w:after="0" w:line="240" w:lineRule="auto"/>
-              <w:ind w:firstLine="709"/>
-              <w:jc w:val="both"/>
-              <w:rPr>
-                <w:rStyle w:val="12"/>
-                <w:color w:val="auto"/>
-                <w:sz w:val="24"/>
-                <w:szCs w:val="24"/>
-              </w:rPr>
-            </w:pPr>
-            <w:r>
-              <w:rPr>
-                <w:rStyle w:val="12"/>
-                <w:sz w:val="24"/>
-                <w:szCs w:val="24"/>
-              </w:rPr>
-              <w:t>1</w:t>
-            </w:r>
-          </w:p>
-        </w:tc>
-        <w:tc>
-          <w:tcPr>
-            <w:tcW w:w="8995" w:type="dxa"/>
-            <w:tcBorders>
-              <w:top w:val="single" w:sz="4" w:space="0" w:color="auto"/>
-              <w:left w:val="single" w:sz="4" w:space="0" w:color="auto"/>
-              <w:bottom w:val="single" w:sz="4" w:space="0" w:color="auto"/>
-              <w:right w:val="single" w:sz="4" w:space="0" w:color="auto"/>
-            </w:tcBorders>
-            <w:shd w:val="clear" w:color="auto" w:fill="FFFFFF"/>
-            <w:hideMark/>
-          </w:tcPr>
-          <w:p>
-            <w:pPr>
-              <w:spacing w:after="0" w:line="240" w:lineRule="auto"/>
-              <w:ind w:firstLine="709"/>
-              <w:jc w:val="both"/>
-              <w:rPr>
-                <w:rStyle w:val="12"/>
-                <w:rFonts w:eastAsiaTheme="minorHAnsi"/>
-                <w:sz w:val="24"/>
-                <w:szCs w:val="24"/>
-              </w:rPr>
-            </w:pPr>
-            <w:r>
-              <w:rPr>
-                <w:rStyle w:val="32"/>
-                <w:rFonts w:eastAsiaTheme="minorHAnsi"/>
-                <w:sz w:val="24"/>
-                <w:szCs w:val="24"/>
-              </w:rPr>
-              <w:t xml:space="preserve">Справочная правовая система КонсультантПлюс  </w:t>
-            </w:r>
-            <w:hyperlink r:id="rId39" w:history="1">
-              <w:r>
-                <w:rPr>
-                  <w:rStyle w:val="aa"/>
-                  <w:rFonts w:ascii="Times New Roman" w:hAnsi="Times New Roman" w:cs="Times New Roman"/>
-                  <w:sz w:val="24"/>
-                  <w:szCs w:val="24"/>
-                </w:rPr>
-                <w:t>www.consultant.ru</w:t>
-              </w:r>
-            </w:hyperlink>
-          </w:p>
-        </w:tc>
-      </w:tr>
-      <w:tr>
-        <w:trPr>
-          <w:trHeight w:hRule="exact" w:val="272"/>
-        </w:trPr>
-        <w:tc>
-          <w:tcPr>
-            <w:tcW w:w="509" w:type="dxa"/>
-            <w:tcBorders>
-              <w:top w:val="single" w:sz="4" w:space="0" w:color="auto"/>
-              <w:left w:val="single" w:sz="4" w:space="0" w:color="auto"/>
-              <w:bottom w:val="single" w:sz="4" w:space="0" w:color="auto"/>
-              <w:right w:val="single" w:sz="4" w:space="0" w:color="auto"/>
-            </w:tcBorders>
-            <w:shd w:val="clear" w:color="auto" w:fill="FFFFFF"/>
-            <w:hideMark/>
-          </w:tcPr>
-          <w:p>
-            <w:pPr>
-              <w:pStyle w:val="40"/>
-              <w:shd w:val="clear" w:color="auto" w:fill="auto"/>
-              <w:spacing w:after="0" w:line="240" w:lineRule="auto"/>
-              <w:ind w:firstLine="709"/>
-              <w:jc w:val="both"/>
-              <w:rPr>
-                <w:rFonts w:eastAsia="Calibri"/>
-              </w:rPr>
-            </w:pPr>
-            <w:r>
-              <w:rPr>
-                <w:rStyle w:val="12"/>
-                <w:sz w:val="24"/>
-                <w:szCs w:val="24"/>
-              </w:rPr>
-              <w:t>2</w:t>
-            </w:r>
-          </w:p>
-        </w:tc>
-        <w:tc>
-          <w:tcPr>
-            <w:tcW w:w="8995" w:type="dxa"/>
-            <w:tcBorders>
-              <w:top w:val="single" w:sz="4" w:space="0" w:color="auto"/>
-              <w:left w:val="single" w:sz="4" w:space="0" w:color="auto"/>
-              <w:bottom w:val="single" w:sz="4" w:space="0" w:color="auto"/>
-              <w:right w:val="single" w:sz="4" w:space="0" w:color="auto"/>
-            </w:tcBorders>
-            <w:shd w:val="clear" w:color="auto" w:fill="FFFFFF"/>
-            <w:hideMark/>
-          </w:tcPr>
-          <w:p>
-            <w:pPr>
-              <w:pStyle w:val="40"/>
-              <w:shd w:val="clear" w:color="auto" w:fill="auto"/>
-              <w:spacing w:after="0" w:line="240" w:lineRule="auto"/>
-              <w:ind w:firstLine="709"/>
-              <w:jc w:val="both"/>
-              <w:rPr>
-                <w:rFonts w:eastAsia="Calibri" w:cs="Times New Roman"/>
-                <w:sz w:val="24"/>
-                <w:szCs w:val="24"/>
-              </w:rPr>
-            </w:pPr>
-            <w:r>
-              <w:rPr>
-                <w:rStyle w:val="12"/>
-                <w:sz w:val="24"/>
-                <w:szCs w:val="24"/>
-              </w:rPr>
-              <w:t xml:space="preserve">Электронная библиотечная система ЭБС ЮРАИТ - </w:t>
-            </w:r>
-            <w:hyperlink r:id="rId40" w:history="1">
-              <w:r>
-                <w:rPr>
-                  <w:rStyle w:val="aa"/>
-                  <w:rFonts w:cs="Times New Roman"/>
-                  <w:sz w:val="24"/>
-                  <w:szCs w:val="24"/>
-                </w:rPr>
-                <w:t>www.urait.ru</w:t>
-              </w:r>
-            </w:hyperlink>
-          </w:p>
-        </w:tc>
-      </w:tr>
-    </w:tbl>
-    <w:p>
-      <w:pPr>
-        <w:spacing w:after="0" w:line="240" w:lineRule="auto"/>
-        <w:ind w:firstLine="709"/>
-        <w:jc w:val="both"/>
-        <w:rPr>
-          <w:rFonts w:ascii="Times New Roman" w:hAnsi="Times New Roman" w:cs="Times New Roman"/>
-          <w:sz w:val="24"/>
+          <w:rFonts w:cs="Times New Roman"/>
+          <w:b w:val="0"/>
+          <w:caps w:val="0"/>
           <w:szCs w:val="24"/>
         </w:rPr>
       </w:pPr>
-    </w:p>
-    <w:p>
-      <w:pPr>
-        <w:spacing w:after="0" w:line="360" w:lineRule="auto"/>
-        <w:ind w:left="993" w:right="283"/>
-        <w:jc w:val="both"/>
-        <w:rPr>
-          <w:rFonts w:ascii="Times New Roman" w:hAnsi="Times New Roman" w:cs="Times New Roman"/>
-          <w:sz w:val="28"/>
-        </w:rPr>
-      </w:pPr>
+      <w:r>
+        <w:rPr>
+          <w:rFonts w:cs="Times New Roman"/>
+          <w:b w:val="0"/>
+          <w:caps w:val="0"/>
+          <w:szCs w:val="24"/>
+        </w:rPr>
+        <w:t>Перечень информационных справочных систем (ИСС)</w:t>
+      </w:r>
+    </w:p>
+    <w:p>
+      <w:pPr>
+        <w:pStyle w:val="af0"/>
+        <w:numPr>
+          <w:ilvl w:val="0"/>
+          <w:numId w:val="40"/>
+        </w:numPr>
+        <w:ind w:left="0" w:firstLine="709"/>
+        <w:jc w:val="both"/>
+        <w:rPr>
+          <w:rFonts w:cs="Times New Roman"/>
+          <w:b w:val="0"/>
+          <w:caps w:val="0"/>
+          <w:szCs w:val="24"/>
+        </w:rPr>
+      </w:pPr>
+      <w:r>
+        <w:rPr>
+          <w:rFonts w:cs="Times New Roman"/>
+          <w:b w:val="0"/>
+          <w:caps w:val="0"/>
+          <w:szCs w:val="24"/>
+        </w:rPr>
+        <w:t>Справочная правовая система КонсультантПлюс. —</w:t>
+      </w:r>
+      <w:r>
+        <w:rPr>
+          <w:rFonts w:cs="Times New Roman"/>
+          <w:b w:val="0"/>
+          <w:caps w:val="0"/>
+          <w:szCs w:val="24"/>
+        </w:rPr>
+        <w:t xml:space="preserve"> URL: https://www.consultant.ru</w:t>
+      </w:r>
+    </w:p>
+    <w:p>
+      <w:pPr>
+        <w:pStyle w:val="af0"/>
+        <w:numPr>
+          <w:ilvl w:val="0"/>
+          <w:numId w:val="40"/>
+        </w:numPr>
+        <w:ind w:left="0" w:firstLine="709"/>
+        <w:jc w:val="both"/>
+        <w:rPr>
+          <w:rFonts w:cs="Times New Roman"/>
+          <w:b w:val="0"/>
+          <w:caps w:val="0"/>
+          <w:szCs w:val="24"/>
+        </w:rPr>
+      </w:pPr>
+      <w:r>
+        <w:rPr>
+          <w:rFonts w:cs="Times New Roman"/>
+          <w:b w:val="0"/>
+          <w:caps w:val="0"/>
+          <w:szCs w:val="24"/>
+        </w:rPr>
+        <w:t>Электронная библиотечная система ЭБС ЮРАИТ. — URL: https://www.urait.ru</w:t>
+      </w:r>
     </w:p>
     <w:sectPr>
-      <w:footerReference w:type="default" r:id="rId41"/>
-      <w:footerReference w:type="first" r:id="rId42"/>
+      <w:footerReference w:type="default" r:id="rId32"/>
+      <w:footerReference w:type="first" r:id="rId33"/>
       <w:pgSz w:w="11906" w:h="16838"/>
-      <w:pgMar w:top="709" w:right="284" w:bottom="1135" w:left="1134" w:header="0" w:footer="0" w:gutter="0"/>
+      <w:pgMar w:top="709" w:right="849" w:bottom="1135" w:left="1134" w:header="0" w:footer="0" w:gutter="0"/>
       <w:cols w:space="708"/>
       <w:docGrid w:linePitch="360"/>
     </w:sectPr>
@@ -12863,6 +11819,205 @@
     </w:lvl>
   </w:abstractNum>
   <w:abstractNum w:abstractNumId="5">
+    <w:nsid w:val="210E524B"/>
+    <w:multiLevelType w:val="hybridMultilevel"/>
+    <w:tmpl w:val="ECCE4A6A"/>
+    <w:lvl w:ilvl="0" w:tplc="0419000F">
+      <w:start w:val="1"/>
+      <w:numFmt w:val="decimal"/>
+      <w:lvlText w:val="%1."/>
+      <w:lvlJc w:val="left"/>
+      <w:pPr>
+        <w:ind w:left="1429" w:hanging="360"/>
+      </w:pPr>
+    </w:lvl>
+    <w:lvl w:ilvl="1" w:tplc="04190019" w:tentative="1">
+      <w:start w:val="1"/>
+      <w:numFmt w:val="lowerLetter"/>
+      <w:lvlText w:val="%2."/>
+      <w:lvlJc w:val="left"/>
+      <w:pPr>
+        <w:ind w:left="2149" w:hanging="360"/>
+      </w:pPr>
+    </w:lvl>
+    <w:lvl w:ilvl="2" w:tplc="0419001B" w:tentative="1">
+      <w:start w:val="1"/>
+      <w:numFmt w:val="lowerRoman"/>
+      <w:lvlText w:val="%3."/>
+      <w:lvlJc w:val="right"/>
+      <w:pPr>
+        <w:ind w:left="2869" w:hanging="180"/>
+      </w:pPr>
+    </w:lvl>
+    <w:lvl w:ilvl="3" w:tplc="0419000F" w:tentative="1">
+      <w:start w:val="1"/>
+      <w:numFmt w:val="decimal"/>
+      <w:lvlText w:val="%4."/>
+      <w:lvlJc w:val="left"/>
+      <w:pPr>
+        <w:ind w:left="3589" w:hanging="360"/>
+      </w:pPr>
+    </w:lvl>
+    <w:lvl w:ilvl="4" w:tplc="04190019" w:tentative="1">
+      <w:start w:val="1"/>
+      <w:numFmt w:val="lowerLetter"/>
+      <w:lvlText w:val="%5."/>
+      <w:lvlJc w:val="left"/>
+      <w:pPr>
+        <w:ind w:left="4309" w:hanging="360"/>
+      </w:pPr>
+    </w:lvl>
+    <w:lvl w:ilvl="5" w:tplc="0419001B" w:tentative="1">
+      <w:start w:val="1"/>
+      <w:numFmt w:val="lowerRoman"/>
+      <w:lvlText w:val="%6."/>
+      <w:lvlJc w:val="right"/>
+      <w:pPr>
+        <w:ind w:left="5029" w:hanging="180"/>
+      </w:pPr>
+    </w:lvl>
+    <w:lvl w:ilvl="6" w:tplc="0419000F" w:tentative="1">
+      <w:start w:val="1"/>
+      <w:numFmt w:val="decimal"/>
+      <w:lvlText w:val="%7."/>
+      <w:lvlJc w:val="left"/>
+      <w:pPr>
+        <w:ind w:left="5749" w:hanging="360"/>
+      </w:pPr>
+    </w:lvl>
+    <w:lvl w:ilvl="7" w:tplc="04190019" w:tentative="1">
+      <w:start w:val="1"/>
+      <w:numFmt w:val="lowerLetter"/>
+      <w:lvlText w:val="%8."/>
+      <w:lvlJc w:val="left"/>
+      <w:pPr>
+        <w:ind w:left="6469" w:hanging="360"/>
+      </w:pPr>
+    </w:lvl>
+    <w:lvl w:ilvl="8" w:tplc="0419001B" w:tentative="1">
+      <w:start w:val="1"/>
+      <w:numFmt w:val="lowerRoman"/>
+      <w:lvlText w:val="%9."/>
+      <w:lvlJc w:val="right"/>
+      <w:pPr>
+        <w:ind w:left="7189" w:hanging="180"/>
+      </w:pPr>
+    </w:lvl>
+  </w:abstractNum>
+  <w:abstractNum w:abstractNumId="6">
+    <w:nsid w:val="224D0E46"/>
+    <w:multiLevelType w:val="hybridMultilevel"/>
+    <w:tmpl w:val="8BD84C22"/>
+    <w:lvl w:ilvl="0" w:tplc="04190001">
+      <w:start w:val="1"/>
+      <w:numFmt w:val="bullet"/>
+      <w:lvlText w:val=""/>
+      <w:lvlJc w:val="left"/>
+      <w:pPr>
+        <w:ind w:left="1440" w:hanging="360"/>
+      </w:pPr>
+      <w:rPr>
+        <w:rFonts w:ascii="Symbol" w:hAnsi="Symbol" w:hint="default"/>
+      </w:rPr>
+    </w:lvl>
+    <w:lvl w:ilvl="1" w:tplc="04190003" w:tentative="1">
+      <w:start w:val="1"/>
+      <w:numFmt w:val="bullet"/>
+      <w:lvlText w:val="o"/>
+      <w:lvlJc w:val="left"/>
+      <w:pPr>
+        <w:ind w:left="2160" w:hanging="360"/>
+      </w:pPr>
+      <w:rPr>
+        <w:rFonts w:ascii="Courier New" w:hAnsi="Courier New" w:cs="Courier New" w:hint="default"/>
+      </w:rPr>
+    </w:lvl>
+    <w:lvl w:ilvl="2" w:tplc="04190005" w:tentative="1">
+      <w:start w:val="1"/>
+      <w:numFmt w:val="bullet"/>
+      <w:lvlText w:val=""/>
+      <w:lvlJc w:val="left"/>
+      <w:pPr>
+        <w:ind w:left="2880" w:hanging="360"/>
+      </w:pPr>
+      <w:rPr>
+        <w:rFonts w:ascii="Wingdings" w:hAnsi="Wingdings" w:hint="default"/>
+      </w:rPr>
+    </w:lvl>
+    <w:lvl w:ilvl="3" w:tplc="04190001" w:tentative="1">
+      <w:start w:val="1"/>
+      <w:numFmt w:val="bullet"/>
+      <w:lvlText w:val=""/>
+      <w:lvlJc w:val="left"/>
+      <w:pPr>
+        <w:ind w:left="3600" w:hanging="360"/>
+      </w:pPr>
+      <w:rPr>
+        <w:rFonts w:ascii="Symbol" w:hAnsi="Symbol" w:hint="default"/>
+      </w:rPr>
+    </w:lvl>
+    <w:lvl w:ilvl="4" w:tplc="04190003" w:tentative="1">
+      <w:start w:val="1"/>
+      <w:numFmt w:val="bullet"/>
+      <w:lvlText w:val="o"/>
+      <w:lvlJc w:val="left"/>
+      <w:pPr>
+        <w:ind w:left="4320" w:hanging="360"/>
+      </w:pPr>
+      <w:rPr>
+        <w:rFonts w:ascii="Courier New" w:hAnsi="Courier New" w:cs="Courier New" w:hint="default"/>
+      </w:rPr>
+    </w:lvl>
+    <w:lvl w:ilvl="5" w:tplc="04190005" w:tentative="1">
+      <w:start w:val="1"/>
+      <w:numFmt w:val="bullet"/>
+      <w:lvlText w:val=""/>
+      <w:lvlJc w:val="left"/>
+      <w:pPr>
+        <w:ind w:left="5040" w:hanging="360"/>
+      </w:pPr>
+      <w:rPr>
+        <w:rFonts w:ascii="Wingdings" w:hAnsi="Wingdings" w:hint="default"/>
+      </w:rPr>
+    </w:lvl>
+    <w:lvl w:ilvl="6" w:tplc="04190001" w:tentative="1">
+      <w:start w:val="1"/>
+      <w:numFmt w:val="bullet"/>
+      <w:lvlText w:val=""/>
+      <w:lvlJc w:val="left"/>
+      <w:pPr>
+        <w:ind w:left="5760" w:hanging="360"/>
+      </w:pPr>
+      <w:rPr>
+        <w:rFonts w:ascii="Symbol" w:hAnsi="Symbol" w:hint="default"/>
+      </w:rPr>
+    </w:lvl>
+    <w:lvl w:ilvl="7" w:tplc="04190003" w:tentative="1">
+      <w:start w:val="1"/>
+      <w:numFmt w:val="bullet"/>
+      <w:lvlText w:val="o"/>
+      <w:lvlJc w:val="left"/>
+      <w:pPr>
+        <w:ind w:left="6480" w:hanging="360"/>
+      </w:pPr>
+      <w:rPr>
+        <w:rFonts w:ascii="Courier New" w:hAnsi="Courier New" w:cs="Courier New" w:hint="default"/>
+      </w:rPr>
+    </w:lvl>
+    <w:lvl w:ilvl="8" w:tplc="04190005" w:tentative="1">
+      <w:start w:val="1"/>
+      <w:numFmt w:val="bullet"/>
+      <w:lvlText w:val=""/>
+      <w:lvlJc w:val="left"/>
+      <w:pPr>
+        <w:ind w:left="7200" w:hanging="360"/>
+      </w:pPr>
+      <w:rPr>
+        <w:rFonts w:ascii="Wingdings" w:hAnsi="Wingdings" w:hint="default"/>
+      </w:rPr>
+    </w:lvl>
+  </w:abstractNum>
+  <w:abstractNum w:abstractNumId="7">
     <w:nsid w:val="246F002C"/>
     <w:multiLevelType w:val="hybridMultilevel"/>
     <w:tmpl w:val="CB3EBEB4"/>
@@ -12951,7 +12106,7 @@
       </w:pPr>
     </w:lvl>
   </w:abstractNum>
-  <w:abstractNum w:abstractNumId="6">
+  <w:abstractNum w:abstractNumId="8">
     <w:nsid w:val="26A26024"/>
     <w:multiLevelType w:val="hybridMultilevel"/>
     <w:tmpl w:val="D5A24BAE"/>
@@ -13040,7 +12195,7 @@
       </w:pPr>
     </w:lvl>
   </w:abstractNum>
-  <w:abstractNum w:abstractNumId="7">
+  <w:abstractNum w:abstractNumId="9">
     <w:nsid w:val="28F27C37"/>
     <w:multiLevelType w:val="multilevel"/>
     <w:tmpl w:val="2D624F20"/>
@@ -13153,7 +12308,7 @@
       </w:pPr>
     </w:lvl>
   </w:abstractNum>
-  <w:abstractNum w:abstractNumId="8">
+  <w:abstractNum w:abstractNumId="10">
     <w:nsid w:val="2A30335F"/>
     <w:multiLevelType w:val="multilevel"/>
     <w:tmpl w:val="E2A46D76"/>
@@ -13266,7 +12421,7 @@
       </w:rPr>
     </w:lvl>
   </w:abstractNum>
-  <w:abstractNum w:abstractNumId="9">
+  <w:abstractNum w:abstractNumId="11">
     <w:nsid w:val="2AC33C0C"/>
     <w:multiLevelType w:val="hybridMultilevel"/>
     <w:tmpl w:val="BC50F57A"/>
@@ -13379,7 +12534,7 @@
       </w:rPr>
     </w:lvl>
   </w:abstractNum>
-  <w:abstractNum w:abstractNumId="10">
+  <w:abstractNum w:abstractNumId="12">
     <w:nsid w:val="2F63383C"/>
     <w:multiLevelType w:val="multilevel"/>
     <w:tmpl w:val="2CA89488"/>
@@ -13492,7 +12647,7 @@
       </w:pPr>
     </w:lvl>
   </w:abstractNum>
-  <w:abstractNum w:abstractNumId="11">
+  <w:abstractNum w:abstractNumId="13">
     <w:nsid w:val="2F894ACA"/>
     <w:multiLevelType w:val="hybridMultilevel"/>
     <w:tmpl w:val="F210039E"/>
@@ -13578,7 +12733,7 @@
       </w:pPr>
     </w:lvl>
   </w:abstractNum>
-  <w:abstractNum w:abstractNumId="12">
+  <w:abstractNum w:abstractNumId="14">
     <w:nsid w:val="2FB14D33"/>
     <w:multiLevelType w:val="hybridMultilevel"/>
     <w:tmpl w:val="4A36781E"/>
@@ -13667,7 +12822,7 @@
       </w:pPr>
     </w:lvl>
   </w:abstractNum>
-  <w:abstractNum w:abstractNumId="13">
+  <w:abstractNum w:abstractNumId="15">
     <w:nsid w:val="2FD653C6"/>
     <w:multiLevelType w:val="hybridMultilevel"/>
     <w:tmpl w:val="A816FFDE"/>
@@ -13756,7 +12911,7 @@
       </w:pPr>
     </w:lvl>
   </w:abstractNum>
-  <w:abstractNum w:abstractNumId="14">
+  <w:abstractNum w:abstractNumId="16">
     <w:nsid w:val="313741A2"/>
     <w:multiLevelType w:val="multilevel"/>
     <w:tmpl w:val="44922C08"/>
@@ -13869,7 +13024,7 @@
       </w:pPr>
     </w:lvl>
   </w:abstractNum>
-  <w:abstractNum w:abstractNumId="15">
+  <w:abstractNum w:abstractNumId="17">
     <w:nsid w:val="313868E0"/>
     <w:multiLevelType w:val="multilevel"/>
     <w:tmpl w:val="31088CDE"/>
@@ -13982,7 +13137,7 @@
       </w:pPr>
     </w:lvl>
   </w:abstractNum>
-  <w:abstractNum w:abstractNumId="16">
+  <w:abstractNum w:abstractNumId="18">
     <w:nsid w:val="326C1DBE"/>
     <w:multiLevelType w:val="multilevel"/>
     <w:tmpl w:val="87264A8A"/>
@@ -14095,7 +13250,7 @@
       </w:pPr>
     </w:lvl>
   </w:abstractNum>
-  <w:abstractNum w:abstractNumId="17">
+  <w:abstractNum w:abstractNumId="19">
     <w:nsid w:val="440A7955"/>
     <w:multiLevelType w:val="multilevel"/>
     <w:tmpl w:val="1D1064C4"/>
@@ -14216,7 +13371,7 @@
       </w:rPr>
     </w:lvl>
   </w:abstractNum>
-  <w:abstractNum w:abstractNumId="18">
+  <w:abstractNum w:abstractNumId="20">
     <w:nsid w:val="45564017"/>
     <w:multiLevelType w:val="hybridMultilevel"/>
     <w:tmpl w:val="E2CE7A7C"/>
@@ -14302,7 +13457,7 @@
       </w:pPr>
     </w:lvl>
   </w:abstractNum>
-  <w:abstractNum w:abstractNumId="19">
+  <w:abstractNum w:abstractNumId="21">
     <w:nsid w:val="47A303A1"/>
     <w:multiLevelType w:val="multilevel"/>
     <w:tmpl w:val="B062270E"/>
@@ -14415,7 +13570,7 @@
       </w:pPr>
     </w:lvl>
   </w:abstractNum>
-  <w:abstractNum w:abstractNumId="20">
+  <w:abstractNum w:abstractNumId="22">
     <w:nsid w:val="4F826A42"/>
     <w:multiLevelType w:val="multilevel"/>
     <w:tmpl w:val="50C29CC4"/>
@@ -14528,7 +13683,7 @@
       </w:pPr>
     </w:lvl>
   </w:abstractNum>
-  <w:abstractNum w:abstractNumId="21">
+  <w:abstractNum w:abstractNumId="23">
     <w:nsid w:val="54CF48B2"/>
     <w:multiLevelType w:val="hybridMultilevel"/>
     <w:tmpl w:val="247287B6"/>
@@ -14641,7 +13796,7 @@
       </w:rPr>
     </w:lvl>
   </w:abstractNum>
-  <w:abstractNum w:abstractNumId="22">
+  <w:abstractNum w:abstractNumId="24">
     <w:nsid w:val="55DF19F0"/>
     <w:multiLevelType w:val="hybridMultilevel"/>
     <w:tmpl w:val="9784245E"/>
@@ -14727,7 +13882,7 @@
       </w:pPr>
     </w:lvl>
   </w:abstractNum>
-  <w:abstractNum w:abstractNumId="23">
+  <w:abstractNum w:abstractNumId="25">
     <w:nsid w:val="59DF0B93"/>
     <w:multiLevelType w:val="hybridMultilevel"/>
     <w:tmpl w:val="FDB244E8"/>
@@ -14816,7 +13971,7 @@
       </w:pPr>
     </w:lvl>
   </w:abstractNum>
-  <w:abstractNum w:abstractNumId="24">
+  <w:abstractNum w:abstractNumId="26">
     <w:nsid w:val="5B9A5E2A"/>
     <w:multiLevelType w:val="multilevel"/>
     <w:tmpl w:val="8E6AFC96"/>
@@ -14965,7 +14120,7 @@
       </w:rPr>
     </w:lvl>
   </w:abstractNum>
-  <w:abstractNum w:abstractNumId="25">
+  <w:abstractNum w:abstractNumId="27">
     <w:nsid w:val="644F70A0"/>
     <w:multiLevelType w:val="multilevel"/>
     <w:tmpl w:val="D166E80A"/>
@@ -15078,7 +14233,7 @@
       </w:pPr>
     </w:lvl>
   </w:abstractNum>
-  <w:abstractNum w:abstractNumId="26">
+  <w:abstractNum w:abstractNumId="28">
     <w:nsid w:val="66C567F2"/>
     <w:multiLevelType w:val="multilevel"/>
     <w:tmpl w:val="EC9A68B0"/>
@@ -15191,7 +14346,7 @@
       </w:pPr>
     </w:lvl>
   </w:abstractNum>
-  <w:abstractNum w:abstractNumId="27">
+  <w:abstractNum w:abstractNumId="29">
     <w:nsid w:val="67446058"/>
     <w:multiLevelType w:val="hybridMultilevel"/>
     <w:tmpl w:val="94B099D0"/>
@@ -15280,7 +14435,7 @@
       </w:pPr>
     </w:lvl>
   </w:abstractNum>
-  <w:abstractNum w:abstractNumId="28">
+  <w:abstractNum w:abstractNumId="30">
     <w:nsid w:val="68EB3B19"/>
     <w:multiLevelType w:val="multilevel"/>
     <w:tmpl w:val="D1A64F0E"/>
@@ -15393,7 +14548,7 @@
       </w:pPr>
     </w:lvl>
   </w:abstractNum>
-  <w:abstractNum w:abstractNumId="29">
+  <w:abstractNum w:abstractNumId="31">
     <w:nsid w:val="6AC4416A"/>
     <w:multiLevelType w:val="multilevel"/>
     <w:tmpl w:val="A6DE06AC"/>
@@ -15542,7 +14697,7 @@
       </w:rPr>
     </w:lvl>
   </w:abstractNum>
-  <w:abstractNum w:abstractNumId="30">
+  <w:abstractNum w:abstractNumId="32">
     <w:nsid w:val="6BD05377"/>
     <w:multiLevelType w:val="multilevel"/>
     <w:tmpl w:val="81482B74"/>
@@ -15655,7 +14810,7 @@
       </w:pPr>
     </w:lvl>
   </w:abstractNum>
-  <w:abstractNum w:abstractNumId="31">
+  <w:abstractNum w:abstractNumId="33">
     <w:nsid w:val="6EB61CB4"/>
     <w:multiLevelType w:val="hybridMultilevel"/>
     <w:tmpl w:val="C5248340"/>
@@ -15768,7 +14923,7 @@
       </w:rPr>
     </w:lvl>
   </w:abstractNum>
-  <w:abstractNum w:abstractNumId="32">
+  <w:abstractNum w:abstractNumId="34">
     <w:nsid w:val="75004894"/>
     <w:multiLevelType w:val="hybridMultilevel"/>
     <w:tmpl w:val="F5BCB65E"/>
@@ -15881,7 +15036,7 @@
       </w:rPr>
     </w:lvl>
   </w:abstractNum>
-  <w:abstractNum w:abstractNumId="33">
+  <w:abstractNum w:abstractNumId="35">
     <w:nsid w:val="77110C89"/>
     <w:multiLevelType w:val="hybridMultilevel"/>
     <w:tmpl w:val="176042E8"/>
@@ -15967,7 +15122,7 @@
       </w:pPr>
     </w:lvl>
   </w:abstractNum>
-  <w:abstractNum w:abstractNumId="34">
+  <w:abstractNum w:abstractNumId="36">
     <w:nsid w:val="78790CBC"/>
     <w:multiLevelType w:val="hybridMultilevel"/>
     <w:tmpl w:val="753E593E"/>
@@ -16080,7 +15235,7 @@
       </w:rPr>
     </w:lvl>
   </w:abstractNum>
-  <w:abstractNum w:abstractNumId="35">
+  <w:abstractNum w:abstractNumId="37">
     <w:nsid w:val="7B693AD3"/>
     <w:multiLevelType w:val="multilevel"/>
     <w:tmpl w:val="BF1074F4"/>
@@ -16198,7 +15353,7 @@
       </w:rPr>
     </w:lvl>
   </w:abstractNum>
-  <w:abstractNum w:abstractNumId="36">
+  <w:abstractNum w:abstractNumId="38">
     <w:nsid w:val="7D3B135A"/>
     <w:multiLevelType w:val="hybridMultilevel"/>
     <w:tmpl w:val="0EBE14EA"/>
@@ -16284,7 +15439,7 @@
       </w:pPr>
     </w:lvl>
   </w:abstractNum>
-  <w:abstractNum w:abstractNumId="37">
+  <w:abstractNum w:abstractNumId="39">
     <w:nsid w:val="7E5F671C"/>
     <w:multiLevelType w:val="multilevel"/>
     <w:tmpl w:val="EBC0E4E4"/>
@@ -16398,118 +15553,124 @@
     </w:lvl>
   </w:abstractNum>
   <w:num w:numId="1">
-    <w:abstractNumId w:val="17"/>
+    <w:abstractNumId w:val="19"/>
   </w:num>
   <w:num w:numId="2">
-    <w:abstractNumId w:val="8"/>
+    <w:abstractNumId w:val="10"/>
   </w:num>
   <w:num w:numId="3">
-    <w:abstractNumId w:val="21"/>
+    <w:abstractNumId w:val="23"/>
   </w:num>
   <w:num w:numId="4">
+    <w:abstractNumId w:val="36"/>
+  </w:num>
+  <w:num w:numId="5">
+    <w:abstractNumId w:val="33"/>
+  </w:num>
+  <w:num w:numId="6">
     <w:abstractNumId w:val="34"/>
   </w:num>
-  <w:num w:numId="5">
-    <w:abstractNumId w:val="31"/>
-  </w:num>
-  <w:num w:numId="6">
-    <w:abstractNumId w:val="32"/>
-  </w:num>
   <w:num w:numId="7">
-    <w:abstractNumId w:val="27"/>
+    <w:abstractNumId w:val="29"/>
   </w:num>
   <w:num w:numId="8">
-    <w:abstractNumId w:val="37"/>
+    <w:abstractNumId w:val="39"/>
   </w:num>
   <w:num w:numId="9">
-    <w:abstractNumId w:val="35"/>
+    <w:abstractNumId w:val="37"/>
   </w:num>
   <w:num w:numId="10">
     <w:abstractNumId w:val="0"/>
   </w:num>
   <w:num w:numId="11">
-    <w:abstractNumId w:val="12"/>
+    <w:abstractNumId w:val="14"/>
   </w:num>
   <w:num w:numId="12">
-    <w:abstractNumId w:val="33"/>
+    <w:abstractNumId w:val="35"/>
   </w:num>
   <w:num w:numId="13">
-    <w:abstractNumId w:val="6"/>
+    <w:abstractNumId w:val="8"/>
   </w:num>
   <w:num w:numId="14">
     <w:abstractNumId w:val="4"/>
   </w:num>
   <w:num w:numId="15">
-    <w:abstractNumId w:val="5"/>
+    <w:abstractNumId w:val="7"/>
   </w:num>
   <w:num w:numId="16">
-    <w:abstractNumId w:val="22"/>
+    <w:abstractNumId w:val="24"/>
   </w:num>
   <w:num w:numId="17">
-    <w:abstractNumId w:val="23"/>
+    <w:abstractNumId w:val="25"/>
   </w:num>
   <w:num w:numId="18">
-    <w:abstractNumId w:val="13"/>
+    <w:abstractNumId w:val="15"/>
   </w:num>
   <w:num w:numId="19">
     <w:abstractNumId w:val="1"/>
   </w:num>
   <w:num w:numId="20">
-    <w:abstractNumId w:val="30"/>
+    <w:abstractNumId w:val="32"/>
   </w:num>
   <w:num w:numId="21">
-    <w:abstractNumId w:val="10"/>
+    <w:abstractNumId w:val="12"/>
   </w:num>
   <w:num w:numId="22">
-    <w:abstractNumId w:val="26"/>
+    <w:abstractNumId w:val="28"/>
   </w:num>
   <w:num w:numId="23">
-    <w:abstractNumId w:val="20"/>
+    <w:abstractNumId w:val="22"/>
   </w:num>
   <w:num w:numId="24">
-    <w:abstractNumId w:val="11"/>
+    <w:abstractNumId w:val="13"/>
   </w:num>
   <w:num w:numId="25">
-    <w:abstractNumId w:val="18"/>
+    <w:abstractNumId w:val="20"/>
   </w:num>
   <w:num w:numId="26">
     <w:abstractNumId w:val="3"/>
   </w:num>
   <w:num w:numId="27">
-    <w:abstractNumId w:val="36"/>
+    <w:abstractNumId w:val="38"/>
   </w:num>
   <w:num w:numId="28">
-    <w:abstractNumId w:val="9"/>
+    <w:abstractNumId w:val="11"/>
   </w:num>
   <w:num w:numId="29">
-    <w:abstractNumId w:val="29"/>
+    <w:abstractNumId w:val="31"/>
   </w:num>
   <w:num w:numId="30">
-    <w:abstractNumId w:val="15"/>
+    <w:abstractNumId w:val="17"/>
   </w:num>
   <w:num w:numId="31">
-    <w:abstractNumId w:val="25"/>
+    <w:abstractNumId w:val="27"/>
   </w:num>
   <w:num w:numId="32">
-    <w:abstractNumId w:val="19"/>
+    <w:abstractNumId w:val="21"/>
   </w:num>
   <w:num w:numId="33">
-    <w:abstractNumId w:val="28"/>
+    <w:abstractNumId w:val="30"/>
   </w:num>
   <w:num w:numId="34">
-    <w:abstractNumId w:val="16"/>
+    <w:abstractNumId w:val="18"/>
   </w:num>
   <w:num w:numId="35">
     <w:abstractNumId w:val="2"/>
   </w:num>
   <w:num w:numId="36">
-    <w:abstractNumId w:val="7"/>
+    <w:abstractNumId w:val="9"/>
   </w:num>
   <w:num w:numId="37">
-    <w:abstractNumId w:val="14"/>
+    <w:abstractNumId w:val="16"/>
   </w:num>
   <w:num w:numId="38">
-    <w:abstractNumId w:val="24"/>
+    <w:abstractNumId w:val="26"/>
+  </w:num>
+  <w:num w:numId="39">
+    <w:abstractNumId w:val="6"/>
+  </w:num>
+  <w:num w:numId="40">
+    <w:abstractNumId w:val="5"/>
   </w:num>
 </w:numbering>
 </file>
@@ -16908,17 +16069,21 @@
     <w:autoRedefine/>
     <w:uiPriority w:val="39"/>
     <w:unhideWhenUsed/>
-    <w:rsid w:val="00751DD0"/>
+    <w:rsid w:val="00933DAA"/>
     <w:pPr>
       <w:tabs>
-        <w:tab w:val="right" w:pos="10478"/>
+        <w:tab w:val="right" w:pos="9923"/>
+        <w:tab w:val="left" w:leader="dot" w:pos="10478"/>
       </w:tabs>
-      <w:spacing w:after="100"/>
-      <w:ind w:left="340" w:right="1841"/>
+      <w:spacing w:after="0"/>
+      <w:jc w:val="both"/>
     </w:pPr>
     <w:rPr>
       <w:rFonts w:ascii="Times New Roman" w:hAnsi="Times New Roman"/>
-      <w:sz w:val="24"/>
+      <w:caps/>
+      <w:noProof/>
+      <w:sz w:val="28"/>
+      <w:szCs w:val="28"/>
     </w:rPr>
   </w:style>
   <w:style w:type="paragraph" w:styleId="21">
@@ -16928,13 +16093,14 @@
     <w:autoRedefine/>
     <w:uiPriority w:val="39"/>
     <w:unhideWhenUsed/>
-    <w:rsid w:val="00751DD0"/>
+    <w:rsid w:val="00933DAA"/>
     <w:pPr>
       <w:tabs>
-        <w:tab w:val="right" w:pos="10478"/>
+        <w:tab w:val="right" w:pos="9923"/>
+        <w:tab w:val="left" w:leader="dot" w:pos="10478"/>
       </w:tabs>
-      <w:spacing w:after="100"/>
-      <w:ind w:left="220" w:right="283"/>
+      <w:spacing w:after="0" w:line="360" w:lineRule="auto"/>
+      <w:jc w:val="both"/>
     </w:pPr>
     <w:rPr>
       <w:rFonts w:ascii="Times New Roman" w:hAnsi="Times New Roman"/>
@@ -17159,8 +16325,7 @@
     <w:name w:val="Aki"/>
     <w:basedOn w:val="a"/>
     <w:link w:val="Aki0"/>
-    <w:qFormat/>
-    <w:rsid w:val="00F075CB"/>
+    <w:rsid w:val="006C19C9"/>
     <w:pPr>
       <w:spacing w:after="0" w:line="360" w:lineRule="auto"/>
       <w:jc w:val="center"/>
@@ -17177,11 +16342,57 @@
     <w:name w:val="Aki Знак"/>
     <w:basedOn w:val="a0"/>
     <w:link w:val="Aki"/>
-    <w:rsid w:val="00F075CB"/>
+    <w:rsid w:val="006C19C9"/>
     <w:rPr>
       <w:rFonts w:ascii="Times New Roman" w:eastAsiaTheme="majorEastAsia" w:hAnsi="Times New Roman" w:cstheme="majorBidi"/>
       <w:b/>
       <w:caps/>
+      <w:sz w:val="28"/>
+      <w:szCs w:val="32"/>
+    </w:rPr>
+  </w:style>
+  <w:style w:type="paragraph" w:customStyle="1" w:styleId="af0">
+    <w:name w:val="А"/>
+    <w:basedOn w:val="Aki"/>
+    <w:link w:val="af1"/>
+    <w:qFormat/>
+    <w:rsid w:val="006C19C9"/>
+  </w:style>
+  <w:style w:type="paragraph" w:customStyle="1" w:styleId="af2">
+    <w:name w:val="Аа"/>
+    <w:basedOn w:val="Aki"/>
+    <w:link w:val="af3"/>
+    <w:qFormat/>
+    <w:rsid w:val="006C19C9"/>
+    <w:pPr>
+      <w:jc w:val="left"/>
+    </w:pPr>
+    <w:rPr>
+      <w:caps w:val="0"/>
+    </w:rPr>
+  </w:style>
+  <w:style w:type="character" w:customStyle="1" w:styleId="af1">
+    <w:name w:val="А Знак"/>
+    <w:basedOn w:val="Aki0"/>
+    <w:link w:val="af0"/>
+    <w:rsid w:val="006C19C9"/>
+    <w:rPr>
+      <w:rFonts w:ascii="Times New Roman" w:eastAsiaTheme="majorEastAsia" w:hAnsi="Times New Roman" w:cstheme="majorBidi"/>
+      <w:b/>
+      <w:caps/>
+      <w:sz w:val="28"/>
+      <w:szCs w:val="32"/>
+    </w:rPr>
+  </w:style>
+  <w:style w:type="character" w:customStyle="1" w:styleId="af3">
+    <w:name w:val="Аа Знак"/>
+    <w:basedOn w:val="Aki0"/>
+    <w:link w:val="af2"/>
+    <w:rsid w:val="006C19C9"/>
+    <w:rPr>
+      <w:rFonts w:ascii="Times New Roman" w:eastAsiaTheme="majorEastAsia" w:hAnsi="Times New Roman" w:cstheme="majorBidi"/>
+      <w:b/>
+      <w:caps w:val="0"/>
       <w:sz w:val="28"/>
       <w:szCs w:val="32"/>
     </w:rPr>
@@ -17583,17 +16794,21 @@
     <w:autoRedefine/>
     <w:uiPriority w:val="39"/>
     <w:unhideWhenUsed/>
-    <w:rsid w:val="00751DD0"/>
+    <w:rsid w:val="00933DAA"/>
     <w:pPr>
       <w:tabs>
-        <w:tab w:val="right" w:pos="10478"/>
+        <w:tab w:val="right" w:pos="9923"/>
+        <w:tab w:val="left" w:leader="dot" w:pos="10478"/>
       </w:tabs>
-      <w:spacing w:after="100"/>
-      <w:ind w:left="340" w:right="1841"/>
+      <w:spacing w:after="0"/>
+      <w:jc w:val="both"/>
     </w:pPr>
     <w:rPr>
       <w:rFonts w:ascii="Times New Roman" w:hAnsi="Times New Roman"/>
-      <w:sz w:val="24"/>
+      <w:caps/>
+      <w:noProof/>
+      <w:sz w:val="28"/>
+      <w:szCs w:val="28"/>
     </w:rPr>
   </w:style>
   <w:style w:type="paragraph" w:styleId="21">
@@ -17603,13 +16818,14 @@
     <w:autoRedefine/>
     <w:uiPriority w:val="39"/>
     <w:unhideWhenUsed/>
-    <w:rsid w:val="00751DD0"/>
+    <w:rsid w:val="00933DAA"/>
     <w:pPr>
       <w:tabs>
-        <w:tab w:val="right" w:pos="10478"/>
+        <w:tab w:val="right" w:pos="9923"/>
+        <w:tab w:val="left" w:leader="dot" w:pos="10478"/>
       </w:tabs>
-      <w:spacing w:after="100"/>
-      <w:ind w:left="220" w:right="283"/>
+      <w:spacing w:after="0" w:line="360" w:lineRule="auto"/>
+      <w:jc w:val="both"/>
     </w:pPr>
     <w:rPr>
       <w:rFonts w:ascii="Times New Roman" w:hAnsi="Times New Roman"/>
@@ -17834,8 +17050,7 @@
     <w:name w:val="Aki"/>
     <w:basedOn w:val="a"/>
     <w:link w:val="Aki0"/>
-    <w:qFormat/>
-    <w:rsid w:val="00F075CB"/>
+    <w:rsid w:val="006C19C9"/>
     <w:pPr>
       <w:spacing w:after="0" w:line="360" w:lineRule="auto"/>
       <w:jc w:val="center"/>
@@ -17852,11 +17067,57 @@
     <w:name w:val="Aki Знак"/>
     <w:basedOn w:val="a0"/>
     <w:link w:val="Aki"/>
-    <w:rsid w:val="00F075CB"/>
+    <w:rsid w:val="006C19C9"/>
     <w:rPr>
       <w:rFonts w:ascii="Times New Roman" w:eastAsiaTheme="majorEastAsia" w:hAnsi="Times New Roman" w:cstheme="majorBidi"/>
       <w:b/>
       <w:caps/>
+      <w:sz w:val="28"/>
+      <w:szCs w:val="32"/>
+    </w:rPr>
+  </w:style>
+  <w:style w:type="paragraph" w:customStyle="1" w:styleId="af0">
+    <w:name w:val="А"/>
+    <w:basedOn w:val="Aki"/>
+    <w:link w:val="af1"/>
+    <w:qFormat/>
+    <w:rsid w:val="006C19C9"/>
+  </w:style>
+  <w:style w:type="paragraph" w:customStyle="1" w:styleId="af2">
+    <w:name w:val="Аа"/>
+    <w:basedOn w:val="Aki"/>
+    <w:link w:val="af3"/>
+    <w:qFormat/>
+    <w:rsid w:val="006C19C9"/>
+    <w:pPr>
+      <w:jc w:val="left"/>
+    </w:pPr>
+    <w:rPr>
+      <w:caps w:val="0"/>
+    </w:rPr>
+  </w:style>
+  <w:style w:type="character" w:customStyle="1" w:styleId="af1">
+    <w:name w:val="А Знак"/>
+    <w:basedOn w:val="Aki0"/>
+    <w:link w:val="af0"/>
+    <w:rsid w:val="006C19C9"/>
+    <w:rPr>
+      <w:rFonts w:ascii="Times New Roman" w:eastAsiaTheme="majorEastAsia" w:hAnsi="Times New Roman" w:cstheme="majorBidi"/>
+      <w:b/>
+      <w:caps/>
+      <w:sz w:val="28"/>
+      <w:szCs w:val="32"/>
+    </w:rPr>
+  </w:style>
+  <w:style w:type="character" w:customStyle="1" w:styleId="af3">
+    <w:name w:val="Аа Знак"/>
+    <w:basedOn w:val="Aki0"/>
+    <w:link w:val="af2"/>
+    <w:rsid w:val="006C19C9"/>
+    <w:rPr>
+      <w:rFonts w:ascii="Times New Roman" w:eastAsiaTheme="majorEastAsia" w:hAnsi="Times New Roman" w:cstheme="majorBidi"/>
+      <w:b/>
+      <w:caps w:val="0"/>
       <w:sz w:val="28"/>
       <w:szCs w:val="32"/>
     </w:rPr>
@@ -18119,7 +17380,7 @@
   <a:extraClrSchemeLst/>
   <a:extLst>
     <a:ext uri="{05A4C25C-085E-4340-85A3-A5531E510DB2}">
-      <thm15:themeFamily xmlns:thm15="http://schemas.microsoft.com/office/thememl/2012/main" xmlns="" name="Office Theme" id="{62F939B6-93AF-4DB8-9C6B-D6C7DFDC589F}" vid="{4A3C46E8-61CC-4603-A589-7422A47A8E4A}"/>
+      <thm15:themeFamily xmlns="" xmlns:thm15="http://schemas.microsoft.com/office/thememl/2012/main" name="Office Theme" id="{62F939B6-93AF-4DB8-9C6B-D6C7DFDC589F}" vid="{4A3C46E8-61CC-4603-A589-7422A47A8E4A}"/>
     </a:ext>
   </a:extLst>
 </a:theme>
@@ -18130,7 +17391,7 @@
 </file>
 
 <file path=customXml/itemProps1.xml><?xml version="1.0" encoding="utf-8"?>
-<ds:datastoreItem xmlns:ds="http://schemas.openxmlformats.org/officeDocument/2006/customXml" ds:itemID="{9A39C1B8-27E9-4FAE-A9F4-FFB2EC833F35}">
+<ds:datastoreItem xmlns:ds="http://schemas.openxmlformats.org/officeDocument/2006/customXml" ds:itemID="{6D9F7E24-1CCA-4EE2-B471-F1DE0E37567B}">
   <ds:schemaRefs>
     <ds:schemaRef ds:uri="http://schemas.openxmlformats.org/officeDocument/2006/bibliography"/>
   </ds:schemaRefs>

--- a/Отчет по практике.docx
+++ b/Отчет по практике.docx
@@ -1399,6 +1399,7 @@
       <w:bookmarkStart w:id="0" w:name="_Toc229483506"/>
       <w:bookmarkStart w:id="1" w:name="_Toc229648260"/>
       <w:r>
+        <w:lastRenderedPageBreak/>
         <w:t>ВВЕДЕНИЕ</w:t>
       </w:r>
       <w:bookmarkEnd w:id="0"/>
@@ -1407,7 +1408,7 @@
     <w:p>
       <w:pPr>
         <w:spacing w:after="0" w:line="360" w:lineRule="auto"/>
-        <w:ind w:left="283" w:right="283" w:firstLine="425"/>
+        <w:ind w:left="284" w:right="284" w:firstLine="709"/>
         <w:jc w:val="both"/>
         <w:rPr>
           <w:rFonts w:ascii="Times New Roman" w:hAnsi="Times New Roman" w:cs="Times New Roman"/>
@@ -1451,6 +1452,7 @@
       <w:bookmarkStart w:id="2" w:name="_Toc229483507"/>
       <w:bookmarkStart w:id="3" w:name="_Toc229648261"/>
       <w:r>
+        <w:lastRenderedPageBreak/>
         <w:t>1</w:t>
       </w:r>
       <w:r>
@@ -1485,6 +1487,8 @@
     <w:p>
       <w:pPr>
         <w:pStyle w:val="af2"/>
+        <w:ind w:firstLine="709"/>
+        <w:jc w:val="both"/>
       </w:pPr>
       <w:bookmarkStart w:id="4" w:name="_Toc229483508"/>
       <w:bookmarkStart w:id="5" w:name="_Toc229648262"/>
@@ -1522,7 +1526,7 @@
           <w:numId w:val="28"/>
         </w:numPr>
         <w:spacing w:after="0" w:line="360" w:lineRule="auto"/>
-        <w:ind w:left="0" w:firstLine="0"/>
+        <w:ind w:left="0" w:firstLine="709"/>
         <w:jc w:val="both"/>
         <w:rPr>
           <w:rFonts w:ascii="Times New Roman" w:eastAsiaTheme="majorEastAsia" w:hAnsi="Times New Roman" w:cstheme="majorBidi"/>
@@ -1547,7 +1551,7 @@
           <w:numId w:val="28"/>
         </w:numPr>
         <w:spacing w:after="0" w:line="360" w:lineRule="auto"/>
-        <w:ind w:left="0" w:firstLine="0"/>
+        <w:ind w:left="0" w:firstLine="709"/>
         <w:jc w:val="both"/>
         <w:rPr>
           <w:rFonts w:ascii="Times New Roman" w:eastAsiaTheme="majorEastAsia" w:hAnsi="Times New Roman" w:cstheme="majorBidi"/>
@@ -1572,7 +1576,7 @@
           <w:numId w:val="28"/>
         </w:numPr>
         <w:spacing w:after="0" w:line="360" w:lineRule="auto"/>
-        <w:ind w:left="0" w:firstLine="0"/>
+        <w:ind w:left="0" w:firstLine="709"/>
         <w:jc w:val="both"/>
         <w:rPr>
           <w:rFonts w:ascii="Times New Roman" w:eastAsiaTheme="majorEastAsia" w:hAnsi="Times New Roman" w:cstheme="majorBidi"/>
@@ -1597,7 +1601,7 @@
           <w:numId w:val="28"/>
         </w:numPr>
         <w:spacing w:after="0" w:line="360" w:lineRule="auto"/>
-        <w:ind w:left="0" w:firstLine="0"/>
+        <w:ind w:left="0" w:firstLine="709"/>
         <w:jc w:val="both"/>
         <w:rPr>
           <w:rFonts w:ascii="Times New Roman" w:eastAsiaTheme="majorEastAsia" w:hAnsi="Times New Roman" w:cstheme="majorBidi"/>
@@ -1622,7 +1626,7 @@
           <w:numId w:val="28"/>
         </w:numPr>
         <w:spacing w:after="0" w:line="360" w:lineRule="auto"/>
-        <w:ind w:left="0" w:firstLine="0"/>
+        <w:ind w:left="0" w:firstLine="709"/>
         <w:jc w:val="both"/>
         <w:rPr>
           <w:rFonts w:ascii="Times New Roman" w:eastAsiaTheme="majorEastAsia" w:hAnsi="Times New Roman" w:cstheme="majorBidi"/>
@@ -1647,7 +1651,7 @@
           <w:numId w:val="28"/>
         </w:numPr>
         <w:spacing w:after="0" w:line="360" w:lineRule="auto"/>
-        <w:ind w:left="0" w:firstLine="0"/>
+        <w:ind w:left="0" w:firstLine="709"/>
         <w:jc w:val="both"/>
         <w:rPr>
           <w:rFonts w:ascii="Times New Roman" w:eastAsiaTheme="majorEastAsia" w:hAnsi="Times New Roman" w:cstheme="majorBidi"/>
@@ -1667,6 +1671,7 @@
     <w:p>
       <w:pPr>
         <w:pStyle w:val="af2"/>
+        <w:jc w:val="both"/>
       </w:pPr>
       <w:bookmarkStart w:id="6" w:name="_Toc229483509"/>
       <w:bookmarkStart w:id="7" w:name="_Toc229648263"/>
@@ -1743,6 +1748,7 @@
           <w:sz w:val="28"/>
           <w:szCs w:val="32"/>
         </w:rPr>
+        <w:lastRenderedPageBreak/>
         <w:t>Осмотреть рабочее место, убедиться в его чистоте, отсутствии посторонних предметов.</w:t>
       </w:r>
     </w:p>
@@ -1824,6 +1830,7 @@
     <w:p>
       <w:pPr>
         <w:pStyle w:val="af2"/>
+        <w:jc w:val="both"/>
       </w:pPr>
       <w:bookmarkStart w:id="8" w:name="_Toc229483510"/>
       <w:bookmarkStart w:id="9" w:name="_Toc229648264"/>
@@ -2009,10 +2016,12 @@
     <w:p>
       <w:pPr>
         <w:pStyle w:val="af2"/>
+        <w:jc w:val="both"/>
       </w:pPr>
       <w:bookmarkStart w:id="10" w:name="_Toc229483511"/>
       <w:bookmarkStart w:id="11" w:name="_Toc229648265"/>
       <w:r>
+        <w:lastRenderedPageBreak/>
         <w:t>1.4 Т</w:t>
       </w:r>
       <w:r>
@@ -2144,6 +2153,7 @@
     <w:p>
       <w:pPr>
         <w:pStyle w:val="af2"/>
+        <w:jc w:val="both"/>
       </w:pPr>
       <w:bookmarkStart w:id="12" w:name="_Toc229483512"/>
       <w:bookmarkStart w:id="13" w:name="_Toc229648266"/>
@@ -2318,7 +2328,16 @@
           <w:sz w:val="28"/>
           <w:szCs w:val="32"/>
         </w:rPr>
-        <w:t>Соблюдение вышеуказанных правил техники безопасности и охраны труда является обязательным условием для успешного и безопасного прохождения производственной практики, сохранения здоровья и предотвращения несчастных случаев.</w:t>
+        <w:t xml:space="preserve">Соблюдение вышеуказанных правил техники безопасности и охраны труда является обязательным условием для успешного и </w:t>
+      </w:r>
+      <w:r>
+        <w:rPr>
+          <w:rFonts w:ascii="Times New Roman" w:eastAsiaTheme="majorEastAsia" w:hAnsi="Times New Roman" w:cstheme="majorBidi"/>
+          <w:sz w:val="28"/>
+          <w:szCs w:val="32"/>
+        </w:rPr>
+        <w:lastRenderedPageBreak/>
+        <w:t>безопасного прохождения производственной практики, сохранения здоровья и предотвращения несчастных случаев.</w:t>
       </w:r>
     </w:p>
     <w:p>
@@ -2345,6 +2364,7 @@
       <w:bookmarkStart w:id="14" w:name="_Toc229483513"/>
       <w:bookmarkStart w:id="15" w:name="_Toc229648267"/>
       <w:r>
+        <w:lastRenderedPageBreak/>
         <w:t>2</w:t>
       </w:r>
       <w:r>
@@ -2373,7 +2393,61 @@
           <w:sz w:val="28"/>
           <w:szCs w:val="28"/>
         </w:rPr>
-        <w:t>В рамках практики мною было разработано Windows-приложение на языке C# в среде Visual Studio. Приложение предназначено для анализа текста: подсчета количества слов, поиска самого короткого слова и подсчета частоты буквы «А» в каждом слове.</w:t>
+        <w:t xml:space="preserve">В рамках практики мною было разработано </w:t>
+      </w:r>
+      <w:proofErr w:type="spellStart"/>
+      <w:r>
+        <w:rPr>
+          <w:rFonts w:ascii="Times New Roman" w:hAnsi="Times New Roman" w:cs="Times New Roman"/>
+          <w:sz w:val="28"/>
+          <w:szCs w:val="28"/>
+        </w:rPr>
+        <w:t>Windows</w:t>
+      </w:r>
+      <w:proofErr w:type="spellEnd"/>
+      <w:r>
+        <w:rPr>
+          <w:rFonts w:ascii="Times New Roman" w:hAnsi="Times New Roman" w:cs="Times New Roman"/>
+          <w:sz w:val="28"/>
+          <w:szCs w:val="28"/>
+        </w:rPr>
+        <w:t xml:space="preserve">-приложение на языке C# в среде </w:t>
+      </w:r>
+      <w:proofErr w:type="spellStart"/>
+      <w:r>
+        <w:rPr>
+          <w:rFonts w:ascii="Times New Roman" w:hAnsi="Times New Roman" w:cs="Times New Roman"/>
+          <w:sz w:val="28"/>
+          <w:szCs w:val="28"/>
+        </w:rPr>
+        <w:t>Visual</w:t>
+      </w:r>
+      <w:proofErr w:type="spellEnd"/>
+      <w:r>
+        <w:rPr>
+          <w:rFonts w:ascii="Times New Roman" w:hAnsi="Times New Roman" w:cs="Times New Roman"/>
+          <w:sz w:val="28"/>
+          <w:szCs w:val="28"/>
+        </w:rPr>
+        <w:t xml:space="preserve"> </w:t>
+      </w:r>
+      <w:proofErr w:type="spellStart"/>
+      <w:r>
+        <w:rPr>
+          <w:rFonts w:ascii="Times New Roman" w:hAnsi="Times New Roman" w:cs="Times New Roman"/>
+          <w:sz w:val="28"/>
+          <w:szCs w:val="28"/>
+        </w:rPr>
+        <w:t>Studio</w:t>
+      </w:r>
+      <w:proofErr w:type="spellEnd"/>
+      <w:r>
+        <w:rPr>
+          <w:rFonts w:ascii="Times New Roman" w:hAnsi="Times New Roman" w:cs="Times New Roman"/>
+          <w:sz w:val="28"/>
+          <w:szCs w:val="28"/>
+        </w:rPr>
+        <w:t>. Приложение предназначено для анализа текста: подсчета количества слов, поиска самого короткого слова и подсчета частоты буквы «А» в каждом слове.</w:t>
       </w:r>
     </w:p>
     <w:p>
@@ -2496,6 +2570,7 @@
           <w:noProof/>
           <w:lang w:eastAsia="ru-RU"/>
         </w:rPr>
+        <w:lastRenderedPageBreak/>
         <w:drawing>
           <wp:inline distT="0" distB="0" distL="0" distR="0" wp14:anchorId="4F16A2BC" wp14:editId="326DE169">
             <wp:extent cx="4550735" cy="2775098"/>
@@ -2654,6 +2729,7 @@
           <w:noProof/>
           <w:lang w:eastAsia="ru-RU"/>
         </w:rPr>
+        <w:lastRenderedPageBreak/>
         <w:drawing>
           <wp:inline distT="0" distB="0" distL="0" distR="0" wp14:anchorId="425847BB" wp14:editId="4FC4AD8B">
             <wp:extent cx="3620005" cy="2248214"/>
@@ -2837,7 +2913,25 @@
           <w:sz w:val="28"/>
           <w:szCs w:val="28"/>
         </w:rPr>
-        <w:t> (приведен в исходном файле). В методе Creating реализована логика:</w:t>
+        <w:t> (приведен в исходном файле). В методе </w:t>
+      </w:r>
+      <w:proofErr w:type="spellStart"/>
+      <w:r>
+        <w:rPr>
+          <w:rFonts w:ascii="Times New Roman" w:hAnsi="Times New Roman" w:cs="Times New Roman"/>
+          <w:sz w:val="28"/>
+          <w:szCs w:val="28"/>
+        </w:rPr>
+        <w:t>Creating</w:t>
+      </w:r>
+      <w:proofErr w:type="spellEnd"/>
+      <w:r>
+        <w:rPr>
+          <w:rFonts w:ascii="Times New Roman" w:hAnsi="Times New Roman" w:cs="Times New Roman"/>
+          <w:sz w:val="28"/>
+          <w:szCs w:val="28"/>
+        </w:rPr>
+        <w:t> реализована логика:</w:t>
       </w:r>
     </w:p>
     <w:p>
@@ -2929,7 +3023,25 @@
           <w:sz w:val="28"/>
           <w:szCs w:val="28"/>
         </w:rPr>
-        <w:t>Подсчет количества букв «а» в каждом слове и вывод в ListBox.</w:t>
+        <w:t xml:space="preserve">Подсчет количества букв «а» в каждом слове и вывод в </w:t>
+      </w:r>
+      <w:proofErr w:type="spellStart"/>
+      <w:r>
+        <w:rPr>
+          <w:rFonts w:ascii="Times New Roman" w:hAnsi="Times New Roman" w:cs="Times New Roman"/>
+          <w:sz w:val="28"/>
+          <w:szCs w:val="28"/>
+        </w:rPr>
+        <w:t>ListBox</w:t>
+      </w:r>
+      <w:proofErr w:type="spellEnd"/>
+      <w:r>
+        <w:rPr>
+          <w:rFonts w:ascii="Times New Roman" w:hAnsi="Times New Roman" w:cs="Times New Roman"/>
+          <w:sz w:val="28"/>
+          <w:szCs w:val="28"/>
+        </w:rPr>
+        <w:t>.</w:t>
       </w:r>
     </w:p>
     <w:p>
@@ -2958,7 +3070,25 @@
           <w:sz w:val="28"/>
           <w:szCs w:val="28"/>
         </w:rPr>
-        <w:t> обеспечивает связь интерфейса с логикой: по нажатию кнопки button1 создается объект Class1 и вызывается метод Creating.</w:t>
+        <w:t> обеспечивает связь интерфейса с логикой: по нажатию кнопки button1 создается объект Class1 и вызывается метод </w:t>
+      </w:r>
+      <w:proofErr w:type="spellStart"/>
+      <w:r>
+        <w:rPr>
+          <w:rFonts w:ascii="Times New Roman" w:hAnsi="Times New Roman" w:cs="Times New Roman"/>
+          <w:sz w:val="28"/>
+          <w:szCs w:val="28"/>
+        </w:rPr>
+        <w:t>Creating</w:t>
+      </w:r>
+      <w:proofErr w:type="spellEnd"/>
+      <w:r>
+        <w:rPr>
+          <w:rFonts w:ascii="Times New Roman" w:hAnsi="Times New Roman" w:cs="Times New Roman"/>
+          <w:sz w:val="28"/>
+          <w:szCs w:val="28"/>
+        </w:rPr>
+        <w:t>.</w:t>
       </w:r>
     </w:p>
     <w:p>
@@ -2975,15 +3105,27 @@
           <w:lang w:val="en-US"/>
         </w:rPr>
       </w:pPr>
-      <w:r>
-        <w:rPr>
-          <w:rFonts w:ascii="Times New Roman" w:hAnsi="Times New Roman" w:cs="Times New Roman"/>
-          <w:b w:val="0"/>
-          <w:sz w:val="22"/>
-          <w:szCs w:val="22"/>
-          <w:lang w:val="en-US"/>
-        </w:rPr>
-        <w:t>using System;</w:t>
+      <w:proofErr w:type="gramStart"/>
+      <w:r>
+        <w:rPr>
+          <w:rFonts w:ascii="Times New Roman" w:hAnsi="Times New Roman" w:cs="Times New Roman"/>
+          <w:b w:val="0"/>
+          <w:sz w:val="22"/>
+          <w:szCs w:val="22"/>
+          <w:lang w:val="en-US"/>
+        </w:rPr>
+        <w:t>using</w:t>
+      </w:r>
+      <w:proofErr w:type="gramEnd"/>
+      <w:r>
+        <w:rPr>
+          <w:rFonts w:ascii="Times New Roman" w:hAnsi="Times New Roman" w:cs="Times New Roman"/>
+          <w:b w:val="0"/>
+          <w:sz w:val="22"/>
+          <w:szCs w:val="22"/>
+          <w:lang w:val="en-US"/>
+        </w:rPr>
+        <w:t xml:space="preserve"> System;</w:t>
       </w:r>
     </w:p>
     <w:p>
@@ -3000,15 +3142,49 @@
           <w:lang w:val="en-US"/>
         </w:rPr>
       </w:pPr>
-      <w:r>
-        <w:rPr>
-          <w:rFonts w:ascii="Times New Roman" w:hAnsi="Times New Roman" w:cs="Times New Roman"/>
-          <w:b w:val="0"/>
-          <w:sz w:val="22"/>
-          <w:szCs w:val="22"/>
-          <w:lang w:val="en-US"/>
-        </w:rPr>
-        <w:t>using System.Collections.Generic;</w:t>
+      <w:proofErr w:type="gramStart"/>
+      <w:r>
+        <w:rPr>
+          <w:rFonts w:ascii="Times New Roman" w:hAnsi="Times New Roman" w:cs="Times New Roman"/>
+          <w:b w:val="0"/>
+          <w:sz w:val="22"/>
+          <w:szCs w:val="22"/>
+          <w:lang w:val="en-US"/>
+        </w:rPr>
+        <w:t>using</w:t>
+      </w:r>
+      <w:proofErr w:type="gramEnd"/>
+      <w:r>
+        <w:rPr>
+          <w:rFonts w:ascii="Times New Roman" w:hAnsi="Times New Roman" w:cs="Times New Roman"/>
+          <w:b w:val="0"/>
+          <w:sz w:val="22"/>
+          <w:szCs w:val="22"/>
+          <w:lang w:val="en-US"/>
+        </w:rPr>
+        <w:t xml:space="preserve"> </w:t>
+      </w:r>
+      <w:proofErr w:type="spellStart"/>
+      <w:r>
+        <w:rPr>
+          <w:rFonts w:ascii="Times New Roman" w:hAnsi="Times New Roman" w:cs="Times New Roman"/>
+          <w:b w:val="0"/>
+          <w:sz w:val="22"/>
+          <w:szCs w:val="22"/>
+          <w:lang w:val="en-US"/>
+        </w:rPr>
+        <w:t>System.Collections.Generic</w:t>
+      </w:r>
+      <w:proofErr w:type="spellEnd"/>
+      <w:r>
+        <w:rPr>
+          <w:rFonts w:ascii="Times New Roman" w:hAnsi="Times New Roman" w:cs="Times New Roman"/>
+          <w:b w:val="0"/>
+          <w:sz w:val="22"/>
+          <w:szCs w:val="22"/>
+          <w:lang w:val="en-US"/>
+        </w:rPr>
+        <w:t>;</w:t>
       </w:r>
     </w:p>
     <w:p>
@@ -3025,15 +3201,49 @@
           <w:lang w:val="en-US"/>
         </w:rPr>
       </w:pPr>
-      <w:r>
-        <w:rPr>
-          <w:rFonts w:ascii="Times New Roman" w:hAnsi="Times New Roman" w:cs="Times New Roman"/>
-          <w:b w:val="0"/>
-          <w:sz w:val="22"/>
-          <w:szCs w:val="22"/>
-          <w:lang w:val="en-US"/>
-        </w:rPr>
-        <w:t>using System.Linq;</w:t>
+      <w:proofErr w:type="gramStart"/>
+      <w:r>
+        <w:rPr>
+          <w:rFonts w:ascii="Times New Roman" w:hAnsi="Times New Roman" w:cs="Times New Roman"/>
+          <w:b w:val="0"/>
+          <w:sz w:val="22"/>
+          <w:szCs w:val="22"/>
+          <w:lang w:val="en-US"/>
+        </w:rPr>
+        <w:t>using</w:t>
+      </w:r>
+      <w:proofErr w:type="gramEnd"/>
+      <w:r>
+        <w:rPr>
+          <w:rFonts w:ascii="Times New Roman" w:hAnsi="Times New Roman" w:cs="Times New Roman"/>
+          <w:b w:val="0"/>
+          <w:sz w:val="22"/>
+          <w:szCs w:val="22"/>
+          <w:lang w:val="en-US"/>
+        </w:rPr>
+        <w:t xml:space="preserve"> </w:t>
+      </w:r>
+      <w:proofErr w:type="spellStart"/>
+      <w:r>
+        <w:rPr>
+          <w:rFonts w:ascii="Times New Roman" w:hAnsi="Times New Roman" w:cs="Times New Roman"/>
+          <w:b w:val="0"/>
+          <w:sz w:val="22"/>
+          <w:szCs w:val="22"/>
+          <w:lang w:val="en-US"/>
+        </w:rPr>
+        <w:t>System.Linq</w:t>
+      </w:r>
+      <w:proofErr w:type="spellEnd"/>
+      <w:r>
+        <w:rPr>
+          <w:rFonts w:ascii="Times New Roman" w:hAnsi="Times New Roman" w:cs="Times New Roman"/>
+          <w:b w:val="0"/>
+          <w:sz w:val="22"/>
+          <w:szCs w:val="22"/>
+          <w:lang w:val="en-US"/>
+        </w:rPr>
+        <w:t>;</w:t>
       </w:r>
     </w:p>
     <w:p>
@@ -3050,15 +3260,49 @@
           <w:lang w:val="en-US"/>
         </w:rPr>
       </w:pPr>
-      <w:r>
-        <w:rPr>
-          <w:rFonts w:ascii="Times New Roman" w:hAnsi="Times New Roman" w:cs="Times New Roman"/>
-          <w:b w:val="0"/>
-          <w:sz w:val="22"/>
-          <w:szCs w:val="22"/>
-          <w:lang w:val="en-US"/>
-        </w:rPr>
-        <w:t>using System.Text;</w:t>
+      <w:proofErr w:type="gramStart"/>
+      <w:r>
+        <w:rPr>
+          <w:rFonts w:ascii="Times New Roman" w:hAnsi="Times New Roman" w:cs="Times New Roman"/>
+          <w:b w:val="0"/>
+          <w:sz w:val="22"/>
+          <w:szCs w:val="22"/>
+          <w:lang w:val="en-US"/>
+        </w:rPr>
+        <w:t>using</w:t>
+      </w:r>
+      <w:proofErr w:type="gramEnd"/>
+      <w:r>
+        <w:rPr>
+          <w:rFonts w:ascii="Times New Roman" w:hAnsi="Times New Roman" w:cs="Times New Roman"/>
+          <w:b w:val="0"/>
+          <w:sz w:val="22"/>
+          <w:szCs w:val="22"/>
+          <w:lang w:val="en-US"/>
+        </w:rPr>
+        <w:t xml:space="preserve"> </w:t>
+      </w:r>
+      <w:proofErr w:type="spellStart"/>
+      <w:r>
+        <w:rPr>
+          <w:rFonts w:ascii="Times New Roman" w:hAnsi="Times New Roman" w:cs="Times New Roman"/>
+          <w:b w:val="0"/>
+          <w:sz w:val="22"/>
+          <w:szCs w:val="22"/>
+          <w:lang w:val="en-US"/>
+        </w:rPr>
+        <w:t>System.Text</w:t>
+      </w:r>
+      <w:proofErr w:type="spellEnd"/>
+      <w:r>
+        <w:rPr>
+          <w:rFonts w:ascii="Times New Roman" w:hAnsi="Times New Roman" w:cs="Times New Roman"/>
+          <w:b w:val="0"/>
+          <w:sz w:val="22"/>
+          <w:szCs w:val="22"/>
+          <w:lang w:val="en-US"/>
+        </w:rPr>
+        <w:t>;</w:t>
       </w:r>
     </w:p>
     <w:p>
@@ -3075,15 +3319,49 @@
           <w:lang w:val="en-US"/>
         </w:rPr>
       </w:pPr>
-      <w:r>
-        <w:rPr>
-          <w:rFonts w:ascii="Times New Roman" w:hAnsi="Times New Roman" w:cs="Times New Roman"/>
-          <w:b w:val="0"/>
-          <w:sz w:val="22"/>
-          <w:szCs w:val="22"/>
-          <w:lang w:val="en-US"/>
-        </w:rPr>
-        <w:t>using System.Threading.Tasks;</w:t>
+      <w:proofErr w:type="gramStart"/>
+      <w:r>
+        <w:rPr>
+          <w:rFonts w:ascii="Times New Roman" w:hAnsi="Times New Roman" w:cs="Times New Roman"/>
+          <w:b w:val="0"/>
+          <w:sz w:val="22"/>
+          <w:szCs w:val="22"/>
+          <w:lang w:val="en-US"/>
+        </w:rPr>
+        <w:t>using</w:t>
+      </w:r>
+      <w:proofErr w:type="gramEnd"/>
+      <w:r>
+        <w:rPr>
+          <w:rFonts w:ascii="Times New Roman" w:hAnsi="Times New Roman" w:cs="Times New Roman"/>
+          <w:b w:val="0"/>
+          <w:sz w:val="22"/>
+          <w:szCs w:val="22"/>
+          <w:lang w:val="en-US"/>
+        </w:rPr>
+        <w:t xml:space="preserve"> </w:t>
+      </w:r>
+      <w:proofErr w:type="spellStart"/>
+      <w:r>
+        <w:rPr>
+          <w:rFonts w:ascii="Times New Roman" w:hAnsi="Times New Roman" w:cs="Times New Roman"/>
+          <w:b w:val="0"/>
+          <w:sz w:val="22"/>
+          <w:szCs w:val="22"/>
+          <w:lang w:val="en-US"/>
+        </w:rPr>
+        <w:t>System.Threading.Tasks</w:t>
+      </w:r>
+      <w:proofErr w:type="spellEnd"/>
+      <w:r>
+        <w:rPr>
+          <w:rFonts w:ascii="Times New Roman" w:hAnsi="Times New Roman" w:cs="Times New Roman"/>
+          <w:b w:val="0"/>
+          <w:sz w:val="22"/>
+          <w:szCs w:val="22"/>
+          <w:lang w:val="en-US"/>
+        </w:rPr>
+        <w:t>;</w:t>
       </w:r>
     </w:p>
     <w:p>
@@ -3100,15 +3378,49 @@
           <w:lang w:val="en-US"/>
         </w:rPr>
       </w:pPr>
-      <w:r>
-        <w:rPr>
-          <w:rFonts w:ascii="Times New Roman" w:hAnsi="Times New Roman" w:cs="Times New Roman"/>
-          <w:b w:val="0"/>
-          <w:sz w:val="22"/>
-          <w:szCs w:val="22"/>
-          <w:lang w:val="en-US"/>
-        </w:rPr>
-        <w:t>using System.Windows.Forms;</w:t>
+      <w:proofErr w:type="gramStart"/>
+      <w:r>
+        <w:rPr>
+          <w:rFonts w:ascii="Times New Roman" w:hAnsi="Times New Roman" w:cs="Times New Roman"/>
+          <w:b w:val="0"/>
+          <w:sz w:val="22"/>
+          <w:szCs w:val="22"/>
+          <w:lang w:val="en-US"/>
+        </w:rPr>
+        <w:t>using</w:t>
+      </w:r>
+      <w:proofErr w:type="gramEnd"/>
+      <w:r>
+        <w:rPr>
+          <w:rFonts w:ascii="Times New Roman" w:hAnsi="Times New Roman" w:cs="Times New Roman"/>
+          <w:b w:val="0"/>
+          <w:sz w:val="22"/>
+          <w:szCs w:val="22"/>
+          <w:lang w:val="en-US"/>
+        </w:rPr>
+        <w:t xml:space="preserve"> </w:t>
+      </w:r>
+      <w:proofErr w:type="spellStart"/>
+      <w:r>
+        <w:rPr>
+          <w:rFonts w:ascii="Times New Roman" w:hAnsi="Times New Roman" w:cs="Times New Roman"/>
+          <w:b w:val="0"/>
+          <w:sz w:val="22"/>
+          <w:szCs w:val="22"/>
+          <w:lang w:val="en-US"/>
+        </w:rPr>
+        <w:t>System.Windows.Forms</w:t>
+      </w:r>
+      <w:proofErr w:type="spellEnd"/>
+      <w:r>
+        <w:rPr>
+          <w:rFonts w:ascii="Times New Roman" w:hAnsi="Times New Roman" w:cs="Times New Roman"/>
+          <w:b w:val="0"/>
+          <w:sz w:val="22"/>
+          <w:szCs w:val="22"/>
+          <w:lang w:val="en-US"/>
+        </w:rPr>
+        <w:t>;</w:t>
       </w:r>
     </w:p>
     <w:p>
@@ -3125,15 +3437,27 @@
           <w:lang w:val="en-US"/>
         </w:rPr>
       </w:pPr>
-      <w:r>
-        <w:rPr>
-          <w:rFonts w:ascii="Times New Roman" w:hAnsi="Times New Roman" w:cs="Times New Roman"/>
-          <w:b w:val="0"/>
-          <w:sz w:val="22"/>
-          <w:szCs w:val="22"/>
-          <w:lang w:val="en-US"/>
-        </w:rPr>
-        <w:t xml:space="preserve">namespace </w:t>
+      <w:proofErr w:type="gramStart"/>
+      <w:r>
+        <w:rPr>
+          <w:rFonts w:ascii="Times New Roman" w:hAnsi="Times New Roman" w:cs="Times New Roman"/>
+          <w:b w:val="0"/>
+          <w:sz w:val="22"/>
+          <w:szCs w:val="22"/>
+          <w:lang w:val="en-US"/>
+        </w:rPr>
+        <w:t>namespace</w:t>
+      </w:r>
+      <w:proofErr w:type="gramEnd"/>
+      <w:r>
+        <w:rPr>
+          <w:rFonts w:ascii="Times New Roman" w:hAnsi="Times New Roman" w:cs="Times New Roman"/>
+          <w:b w:val="0"/>
+          <w:sz w:val="22"/>
+          <w:szCs w:val="22"/>
+          <w:lang w:val="en-US"/>
+        </w:rPr>
+        <w:t xml:space="preserve"> </w:t>
       </w:r>
       <w:r>
         <w:rPr>
@@ -3186,6 +3510,7 @@
           <w:szCs w:val="22"/>
           <w:lang w:val="en-US"/>
         </w:rPr>
+        <w:lastRenderedPageBreak/>
         <w:t>{</w:t>
       </w:r>
     </w:p>
@@ -3203,15 +3528,27 @@
           <w:lang w:val="en-US"/>
         </w:rPr>
       </w:pPr>
-      <w:r>
-        <w:rPr>
-          <w:rFonts w:ascii="Times New Roman" w:hAnsi="Times New Roman" w:cs="Times New Roman"/>
-          <w:b w:val="0"/>
-          <w:sz w:val="22"/>
-          <w:szCs w:val="22"/>
-          <w:lang w:val="en-US"/>
-        </w:rPr>
-        <w:t>class Class1</w:t>
+      <w:proofErr w:type="gramStart"/>
+      <w:r>
+        <w:rPr>
+          <w:rFonts w:ascii="Times New Roman" w:hAnsi="Times New Roman" w:cs="Times New Roman"/>
+          <w:b w:val="0"/>
+          <w:sz w:val="22"/>
+          <w:szCs w:val="22"/>
+          <w:lang w:val="en-US"/>
+        </w:rPr>
+        <w:t>class</w:t>
+      </w:r>
+      <w:proofErr w:type="gramEnd"/>
+      <w:r>
+        <w:rPr>
+          <w:rFonts w:ascii="Times New Roman" w:hAnsi="Times New Roman" w:cs="Times New Roman"/>
+          <w:b w:val="0"/>
+          <w:sz w:val="22"/>
+          <w:szCs w:val="22"/>
+          <w:lang w:val="en-US"/>
+        </w:rPr>
+        <w:t xml:space="preserve"> Class1</w:t>
       </w:r>
     </w:p>
     <w:p>
@@ -3253,15 +3590,27 @@
           <w:lang w:val="en-US"/>
         </w:rPr>
       </w:pPr>
-      <w:r>
-        <w:rPr>
-          <w:rFonts w:ascii="Times New Roman" w:hAnsi="Times New Roman" w:cs="Times New Roman"/>
-          <w:b w:val="0"/>
-          <w:sz w:val="22"/>
-          <w:szCs w:val="22"/>
-          <w:lang w:val="en-US"/>
-        </w:rPr>
-        <w:t>public string text;</w:t>
+      <w:proofErr w:type="gramStart"/>
+      <w:r>
+        <w:rPr>
+          <w:rFonts w:ascii="Times New Roman" w:hAnsi="Times New Roman" w:cs="Times New Roman"/>
+          <w:b w:val="0"/>
+          <w:sz w:val="22"/>
+          <w:szCs w:val="22"/>
+          <w:lang w:val="en-US"/>
+        </w:rPr>
+        <w:t>public</w:t>
+      </w:r>
+      <w:proofErr w:type="gramEnd"/>
+      <w:r>
+        <w:rPr>
+          <w:rFonts w:ascii="Times New Roman" w:hAnsi="Times New Roman" w:cs="Times New Roman"/>
+          <w:b w:val="0"/>
+          <w:sz w:val="22"/>
+          <w:szCs w:val="22"/>
+          <w:lang w:val="en-US"/>
+        </w:rPr>
+        <w:t xml:space="preserve"> string text;</w:t>
       </w:r>
     </w:p>
     <w:p>
@@ -3278,15 +3627,49 @@
           <w:lang w:val="en-US"/>
         </w:rPr>
       </w:pPr>
-      <w:r>
-        <w:rPr>
-          <w:rFonts w:ascii="Times New Roman" w:hAnsi="Times New Roman" w:cs="Times New Roman"/>
-          <w:b w:val="0"/>
-          <w:sz w:val="22"/>
-          <w:szCs w:val="22"/>
-          <w:lang w:val="en-US"/>
-        </w:rPr>
-        <w:t>private int count = 0;</w:t>
+      <w:proofErr w:type="gramStart"/>
+      <w:r>
+        <w:rPr>
+          <w:rFonts w:ascii="Times New Roman" w:hAnsi="Times New Roman" w:cs="Times New Roman"/>
+          <w:b w:val="0"/>
+          <w:sz w:val="22"/>
+          <w:szCs w:val="22"/>
+          <w:lang w:val="en-US"/>
+        </w:rPr>
+        <w:t>private</w:t>
+      </w:r>
+      <w:proofErr w:type="gramEnd"/>
+      <w:r>
+        <w:rPr>
+          <w:rFonts w:ascii="Times New Roman" w:hAnsi="Times New Roman" w:cs="Times New Roman"/>
+          <w:b w:val="0"/>
+          <w:sz w:val="22"/>
+          <w:szCs w:val="22"/>
+          <w:lang w:val="en-US"/>
+        </w:rPr>
+        <w:t xml:space="preserve"> </w:t>
+      </w:r>
+      <w:proofErr w:type="spellStart"/>
+      <w:r>
+        <w:rPr>
+          <w:rFonts w:ascii="Times New Roman" w:hAnsi="Times New Roman" w:cs="Times New Roman"/>
+          <w:b w:val="0"/>
+          <w:sz w:val="22"/>
+          <w:szCs w:val="22"/>
+          <w:lang w:val="en-US"/>
+        </w:rPr>
+        <w:t>int</w:t>
+      </w:r>
+      <w:proofErr w:type="spellEnd"/>
+      <w:r>
+        <w:rPr>
+          <w:rFonts w:ascii="Times New Roman" w:hAnsi="Times New Roman" w:cs="Times New Roman"/>
+          <w:b w:val="0"/>
+          <w:sz w:val="22"/>
+          <w:szCs w:val="22"/>
+          <w:lang w:val="en-US"/>
+        </w:rPr>
+        <w:t xml:space="preserve"> count = 0;</w:t>
       </w:r>
     </w:p>
     <w:p>
@@ -3303,15 +3686,49 @@
           <w:lang w:val="en-US"/>
         </w:rPr>
       </w:pPr>
-      <w:r>
-        <w:rPr>
-          <w:rFonts w:ascii="Times New Roman" w:hAnsi="Times New Roman" w:cs="Times New Roman"/>
-          <w:b w:val="0"/>
-          <w:sz w:val="22"/>
-          <w:szCs w:val="22"/>
-          <w:lang w:val="en-US"/>
-        </w:rPr>
-        <w:t>private int temp = 0;</w:t>
+      <w:proofErr w:type="gramStart"/>
+      <w:r>
+        <w:rPr>
+          <w:rFonts w:ascii="Times New Roman" w:hAnsi="Times New Roman" w:cs="Times New Roman"/>
+          <w:b w:val="0"/>
+          <w:sz w:val="22"/>
+          <w:szCs w:val="22"/>
+          <w:lang w:val="en-US"/>
+        </w:rPr>
+        <w:t>private</w:t>
+      </w:r>
+      <w:proofErr w:type="gramEnd"/>
+      <w:r>
+        <w:rPr>
+          <w:rFonts w:ascii="Times New Roman" w:hAnsi="Times New Roman" w:cs="Times New Roman"/>
+          <w:b w:val="0"/>
+          <w:sz w:val="22"/>
+          <w:szCs w:val="22"/>
+          <w:lang w:val="en-US"/>
+        </w:rPr>
+        <w:t xml:space="preserve"> </w:t>
+      </w:r>
+      <w:proofErr w:type="spellStart"/>
+      <w:r>
+        <w:rPr>
+          <w:rFonts w:ascii="Times New Roman" w:hAnsi="Times New Roman" w:cs="Times New Roman"/>
+          <w:b w:val="0"/>
+          <w:sz w:val="22"/>
+          <w:szCs w:val="22"/>
+          <w:lang w:val="en-US"/>
+        </w:rPr>
+        <w:t>int</w:t>
+      </w:r>
+      <w:proofErr w:type="spellEnd"/>
+      <w:r>
+        <w:rPr>
+          <w:rFonts w:ascii="Times New Roman" w:hAnsi="Times New Roman" w:cs="Times New Roman"/>
+          <w:b w:val="0"/>
+          <w:sz w:val="22"/>
+          <w:szCs w:val="22"/>
+          <w:lang w:val="en-US"/>
+        </w:rPr>
+        <w:t xml:space="preserve"> temp = 0;</w:t>
       </w:r>
     </w:p>
     <w:p>
@@ -3328,15 +3745,49 @@
           <w:lang w:val="en-US"/>
         </w:rPr>
       </w:pPr>
-      <w:r>
-        <w:rPr>
-          <w:rFonts w:ascii="Times New Roman" w:hAnsi="Times New Roman" w:cs="Times New Roman"/>
-          <w:b w:val="0"/>
-          <w:sz w:val="22"/>
-          <w:szCs w:val="22"/>
-          <w:lang w:val="en-US"/>
-        </w:rPr>
-        <w:t>private int count1 = 0;</w:t>
+      <w:proofErr w:type="gramStart"/>
+      <w:r>
+        <w:rPr>
+          <w:rFonts w:ascii="Times New Roman" w:hAnsi="Times New Roman" w:cs="Times New Roman"/>
+          <w:b w:val="0"/>
+          <w:sz w:val="22"/>
+          <w:szCs w:val="22"/>
+          <w:lang w:val="en-US"/>
+        </w:rPr>
+        <w:t>private</w:t>
+      </w:r>
+      <w:proofErr w:type="gramEnd"/>
+      <w:r>
+        <w:rPr>
+          <w:rFonts w:ascii="Times New Roman" w:hAnsi="Times New Roman" w:cs="Times New Roman"/>
+          <w:b w:val="0"/>
+          <w:sz w:val="22"/>
+          <w:szCs w:val="22"/>
+          <w:lang w:val="en-US"/>
+        </w:rPr>
+        <w:t xml:space="preserve"> </w:t>
+      </w:r>
+      <w:proofErr w:type="spellStart"/>
+      <w:r>
+        <w:rPr>
+          <w:rFonts w:ascii="Times New Roman" w:hAnsi="Times New Roman" w:cs="Times New Roman"/>
+          <w:b w:val="0"/>
+          <w:sz w:val="22"/>
+          <w:szCs w:val="22"/>
+          <w:lang w:val="en-US"/>
+        </w:rPr>
+        <w:t>int</w:t>
+      </w:r>
+      <w:proofErr w:type="spellEnd"/>
+      <w:r>
+        <w:rPr>
+          <w:rFonts w:ascii="Times New Roman" w:hAnsi="Times New Roman" w:cs="Times New Roman"/>
+          <w:b w:val="0"/>
+          <w:sz w:val="22"/>
+          <w:szCs w:val="22"/>
+          <w:lang w:val="en-US"/>
+        </w:rPr>
+        <w:t xml:space="preserve"> count1 = 0;</w:t>
       </w:r>
     </w:p>
     <w:p>
@@ -3353,15 +3804,93 @@
           <w:lang w:val="en-US"/>
         </w:rPr>
       </w:pPr>
-      <w:r>
-        <w:rPr>
-          <w:rFonts w:ascii="Times New Roman" w:hAnsi="Times New Roman" w:cs="Times New Roman"/>
-          <w:b w:val="0"/>
-          <w:sz w:val="22"/>
-          <w:szCs w:val="22"/>
-          <w:lang w:val="en-US"/>
-        </w:rPr>
-        <w:t>public Class1(TextBox t, Label l2, Label l4, ListBox lb)</w:t>
+      <w:proofErr w:type="gramStart"/>
+      <w:r>
+        <w:rPr>
+          <w:rFonts w:ascii="Times New Roman" w:hAnsi="Times New Roman" w:cs="Times New Roman"/>
+          <w:b w:val="0"/>
+          <w:sz w:val="22"/>
+          <w:szCs w:val="22"/>
+          <w:lang w:val="en-US"/>
+        </w:rPr>
+        <w:t>public</w:t>
+      </w:r>
+      <w:proofErr w:type="gramEnd"/>
+      <w:r>
+        <w:rPr>
+          <w:rFonts w:ascii="Times New Roman" w:hAnsi="Times New Roman" w:cs="Times New Roman"/>
+          <w:b w:val="0"/>
+          <w:sz w:val="22"/>
+          <w:szCs w:val="22"/>
+          <w:lang w:val="en-US"/>
+        </w:rPr>
+        <w:t xml:space="preserve"> Class1(</w:t>
+      </w:r>
+      <w:proofErr w:type="spellStart"/>
+      <w:r>
+        <w:rPr>
+          <w:rFonts w:ascii="Times New Roman" w:hAnsi="Times New Roman" w:cs="Times New Roman"/>
+          <w:b w:val="0"/>
+          <w:sz w:val="22"/>
+          <w:szCs w:val="22"/>
+          <w:lang w:val="en-US"/>
+        </w:rPr>
+        <w:t>TextBox</w:t>
+      </w:r>
+      <w:proofErr w:type="spellEnd"/>
+      <w:r>
+        <w:rPr>
+          <w:rFonts w:ascii="Times New Roman" w:hAnsi="Times New Roman" w:cs="Times New Roman"/>
+          <w:b w:val="0"/>
+          <w:sz w:val="22"/>
+          <w:szCs w:val="22"/>
+          <w:lang w:val="en-US"/>
+        </w:rPr>
+        <w:t xml:space="preserve"> t, Label l2, Label l4, </w:t>
+      </w:r>
+      <w:proofErr w:type="spellStart"/>
+      <w:r>
+        <w:rPr>
+          <w:rFonts w:ascii="Times New Roman" w:hAnsi="Times New Roman" w:cs="Times New Roman"/>
+          <w:b w:val="0"/>
+          <w:sz w:val="22"/>
+          <w:szCs w:val="22"/>
+          <w:lang w:val="en-US"/>
+        </w:rPr>
+        <w:t>ListBox</w:t>
+      </w:r>
+      <w:proofErr w:type="spellEnd"/>
+      <w:r>
+        <w:rPr>
+          <w:rFonts w:ascii="Times New Roman" w:hAnsi="Times New Roman" w:cs="Times New Roman"/>
+          <w:b w:val="0"/>
+          <w:sz w:val="22"/>
+          <w:szCs w:val="22"/>
+          <w:lang w:val="en-US"/>
+        </w:rPr>
+        <w:t xml:space="preserve"> </w:t>
+      </w:r>
+      <w:proofErr w:type="spellStart"/>
+      <w:r>
+        <w:rPr>
+          <w:rFonts w:ascii="Times New Roman" w:hAnsi="Times New Roman" w:cs="Times New Roman"/>
+          <w:b w:val="0"/>
+          <w:sz w:val="22"/>
+          <w:szCs w:val="22"/>
+          <w:lang w:val="en-US"/>
+        </w:rPr>
+        <w:t>lb</w:t>
+      </w:r>
+      <w:proofErr w:type="spellEnd"/>
+      <w:r>
+        <w:rPr>
+          <w:rFonts w:ascii="Times New Roman" w:hAnsi="Times New Roman" w:cs="Times New Roman"/>
+          <w:b w:val="0"/>
+          <w:sz w:val="22"/>
+          <w:szCs w:val="22"/>
+          <w:lang w:val="en-US"/>
+        </w:rPr>
+        <w:t>)</w:t>
       </w:r>
     </w:p>
     <w:p>
@@ -3418,15 +3947,49 @@
           <w:lang w:val="en-US"/>
         </w:rPr>
       </w:pPr>
-      <w:r>
-        <w:rPr>
-          <w:rFonts w:ascii="Times New Roman" w:hAnsi="Times New Roman" w:cs="Times New Roman"/>
-          <w:b w:val="0"/>
-          <w:sz w:val="22"/>
-          <w:szCs w:val="22"/>
-          <w:lang w:val="en-US"/>
-        </w:rPr>
-        <w:t>text = t.Text;</w:t>
+      <w:proofErr w:type="gramStart"/>
+      <w:r>
+        <w:rPr>
+          <w:rFonts w:ascii="Times New Roman" w:hAnsi="Times New Roman" w:cs="Times New Roman"/>
+          <w:b w:val="0"/>
+          <w:sz w:val="22"/>
+          <w:szCs w:val="22"/>
+          <w:lang w:val="en-US"/>
+        </w:rPr>
+        <w:t>text</w:t>
+      </w:r>
+      <w:proofErr w:type="gramEnd"/>
+      <w:r>
+        <w:rPr>
+          <w:rFonts w:ascii="Times New Roman" w:hAnsi="Times New Roman" w:cs="Times New Roman"/>
+          <w:b w:val="0"/>
+          <w:sz w:val="22"/>
+          <w:szCs w:val="22"/>
+          <w:lang w:val="en-US"/>
+        </w:rPr>
+        <w:t xml:space="preserve"> = </w:t>
+      </w:r>
+      <w:proofErr w:type="spellStart"/>
+      <w:r>
+        <w:rPr>
+          <w:rFonts w:ascii="Times New Roman" w:hAnsi="Times New Roman" w:cs="Times New Roman"/>
+          <w:b w:val="0"/>
+          <w:sz w:val="22"/>
+          <w:szCs w:val="22"/>
+          <w:lang w:val="en-US"/>
+        </w:rPr>
+        <w:t>t.Text</w:t>
+      </w:r>
+      <w:proofErr w:type="spellEnd"/>
+      <w:r>
+        <w:rPr>
+          <w:rFonts w:ascii="Times New Roman" w:hAnsi="Times New Roman" w:cs="Times New Roman"/>
+          <w:b w:val="0"/>
+          <w:sz w:val="22"/>
+          <w:szCs w:val="22"/>
+          <w:lang w:val="en-US"/>
+        </w:rPr>
+        <w:t>;</w:t>
       </w:r>
     </w:p>
     <w:p>
@@ -3468,15 +4031,93 @@
           <w:lang w:val="en-US"/>
         </w:rPr>
       </w:pPr>
-      <w:r>
-        <w:rPr>
-          <w:rFonts w:ascii="Times New Roman" w:hAnsi="Times New Roman" w:cs="Times New Roman"/>
-          <w:b w:val="0"/>
-          <w:sz w:val="22"/>
-          <w:szCs w:val="22"/>
-          <w:lang w:val="en-US"/>
-        </w:rPr>
-        <w:t>public void Creating(TextBox t, Label l2, Label l4, ListBox lb)</w:t>
+      <w:proofErr w:type="gramStart"/>
+      <w:r>
+        <w:rPr>
+          <w:rFonts w:ascii="Times New Roman" w:hAnsi="Times New Roman" w:cs="Times New Roman"/>
+          <w:b w:val="0"/>
+          <w:sz w:val="22"/>
+          <w:szCs w:val="22"/>
+          <w:lang w:val="en-US"/>
+        </w:rPr>
+        <w:t>public</w:t>
+      </w:r>
+      <w:proofErr w:type="gramEnd"/>
+      <w:r>
+        <w:rPr>
+          <w:rFonts w:ascii="Times New Roman" w:hAnsi="Times New Roman" w:cs="Times New Roman"/>
+          <w:b w:val="0"/>
+          <w:sz w:val="22"/>
+          <w:szCs w:val="22"/>
+          <w:lang w:val="en-US"/>
+        </w:rPr>
+        <w:t xml:space="preserve"> void Creating(</w:t>
+      </w:r>
+      <w:proofErr w:type="spellStart"/>
+      <w:r>
+        <w:rPr>
+          <w:rFonts w:ascii="Times New Roman" w:hAnsi="Times New Roman" w:cs="Times New Roman"/>
+          <w:b w:val="0"/>
+          <w:sz w:val="22"/>
+          <w:szCs w:val="22"/>
+          <w:lang w:val="en-US"/>
+        </w:rPr>
+        <w:t>TextBox</w:t>
+      </w:r>
+      <w:proofErr w:type="spellEnd"/>
+      <w:r>
+        <w:rPr>
+          <w:rFonts w:ascii="Times New Roman" w:hAnsi="Times New Roman" w:cs="Times New Roman"/>
+          <w:b w:val="0"/>
+          <w:sz w:val="22"/>
+          <w:szCs w:val="22"/>
+          <w:lang w:val="en-US"/>
+        </w:rPr>
+        <w:t xml:space="preserve"> t, Label l2, Label l4, </w:t>
+      </w:r>
+      <w:proofErr w:type="spellStart"/>
+      <w:r>
+        <w:rPr>
+          <w:rFonts w:ascii="Times New Roman" w:hAnsi="Times New Roman" w:cs="Times New Roman"/>
+          <w:b w:val="0"/>
+          <w:sz w:val="22"/>
+          <w:szCs w:val="22"/>
+          <w:lang w:val="en-US"/>
+        </w:rPr>
+        <w:t>ListBox</w:t>
+      </w:r>
+      <w:proofErr w:type="spellEnd"/>
+      <w:r>
+        <w:rPr>
+          <w:rFonts w:ascii="Times New Roman" w:hAnsi="Times New Roman" w:cs="Times New Roman"/>
+          <w:b w:val="0"/>
+          <w:sz w:val="22"/>
+          <w:szCs w:val="22"/>
+          <w:lang w:val="en-US"/>
+        </w:rPr>
+        <w:t xml:space="preserve"> </w:t>
+      </w:r>
+      <w:proofErr w:type="spellStart"/>
+      <w:r>
+        <w:rPr>
+          <w:rFonts w:ascii="Times New Roman" w:hAnsi="Times New Roman" w:cs="Times New Roman"/>
+          <w:b w:val="0"/>
+          <w:sz w:val="22"/>
+          <w:szCs w:val="22"/>
+          <w:lang w:val="en-US"/>
+        </w:rPr>
+        <w:t>lb</w:t>
+      </w:r>
+      <w:proofErr w:type="spellEnd"/>
+      <w:r>
+        <w:rPr>
+          <w:rFonts w:ascii="Times New Roman" w:hAnsi="Times New Roman" w:cs="Times New Roman"/>
+          <w:b w:val="0"/>
+          <w:sz w:val="22"/>
+          <w:szCs w:val="22"/>
+          <w:lang w:val="en-US"/>
+        </w:rPr>
+        <w:t>)</w:t>
       </w:r>
     </w:p>
     <w:p>
@@ -3590,15 +4231,93 @@
           <w:lang w:val="en-US"/>
         </w:rPr>
       </w:pPr>
-      <w:r>
-        <w:rPr>
-          <w:rFonts w:ascii="Times New Roman" w:hAnsi="Times New Roman" w:cs="Times New Roman"/>
-          <w:b w:val="0"/>
-          <w:sz w:val="22"/>
-          <w:szCs w:val="22"/>
-          <w:lang w:val="en-US"/>
-        </w:rPr>
-        <w:t>string[] str = text.Split(new char[] { ' ', ',','.','?','!' }, StringSplitOptions.RemoveEmptyEntries);</w:t>
+      <w:proofErr w:type="gramStart"/>
+      <w:r>
+        <w:rPr>
+          <w:rFonts w:ascii="Times New Roman" w:hAnsi="Times New Roman" w:cs="Times New Roman"/>
+          <w:b w:val="0"/>
+          <w:sz w:val="22"/>
+          <w:szCs w:val="22"/>
+          <w:lang w:val="en-US"/>
+        </w:rPr>
+        <w:t>string[</w:t>
+      </w:r>
+      <w:proofErr w:type="gramEnd"/>
+      <w:r>
+        <w:rPr>
+          <w:rFonts w:ascii="Times New Roman" w:hAnsi="Times New Roman" w:cs="Times New Roman"/>
+          <w:b w:val="0"/>
+          <w:sz w:val="22"/>
+          <w:szCs w:val="22"/>
+          <w:lang w:val="en-US"/>
+        </w:rPr>
+        <w:t xml:space="preserve">] </w:t>
+      </w:r>
+      <w:proofErr w:type="spellStart"/>
+      <w:r>
+        <w:rPr>
+          <w:rFonts w:ascii="Times New Roman" w:hAnsi="Times New Roman" w:cs="Times New Roman"/>
+          <w:b w:val="0"/>
+          <w:sz w:val="22"/>
+          <w:szCs w:val="22"/>
+          <w:lang w:val="en-US"/>
+        </w:rPr>
+        <w:t>str</w:t>
+      </w:r>
+      <w:proofErr w:type="spellEnd"/>
+      <w:r>
+        <w:rPr>
+          <w:rFonts w:ascii="Times New Roman" w:hAnsi="Times New Roman" w:cs="Times New Roman"/>
+          <w:b w:val="0"/>
+          <w:sz w:val="22"/>
+          <w:szCs w:val="22"/>
+          <w:lang w:val="en-US"/>
+        </w:rPr>
+        <w:t xml:space="preserve"> = </w:t>
+      </w:r>
+      <w:proofErr w:type="spellStart"/>
+      <w:r>
+        <w:rPr>
+          <w:rFonts w:ascii="Times New Roman" w:hAnsi="Times New Roman" w:cs="Times New Roman"/>
+          <w:b w:val="0"/>
+          <w:sz w:val="22"/>
+          <w:szCs w:val="22"/>
+          <w:lang w:val="en-US"/>
+        </w:rPr>
+        <w:t>text.Split</w:t>
+      </w:r>
+      <w:proofErr w:type="spellEnd"/>
+      <w:r>
+        <w:rPr>
+          <w:rFonts w:ascii="Times New Roman" w:hAnsi="Times New Roman" w:cs="Times New Roman"/>
+          <w:b w:val="0"/>
+          <w:sz w:val="22"/>
+          <w:szCs w:val="22"/>
+          <w:lang w:val="en-US"/>
+        </w:rPr>
+        <w:t xml:space="preserve">(new char[] { ' ', ',','.','?','!' }, </w:t>
+      </w:r>
+      <w:proofErr w:type="spellStart"/>
+      <w:r>
+        <w:rPr>
+          <w:rFonts w:ascii="Times New Roman" w:hAnsi="Times New Roman" w:cs="Times New Roman"/>
+          <w:b w:val="0"/>
+          <w:sz w:val="22"/>
+          <w:szCs w:val="22"/>
+          <w:lang w:val="en-US"/>
+        </w:rPr>
+        <w:t>StringSplitOptions.RemoveEmptyEntries</w:t>
+      </w:r>
+      <w:proofErr w:type="spellEnd"/>
+      <w:r>
+        <w:rPr>
+          <w:rFonts w:ascii="Times New Roman" w:hAnsi="Times New Roman" w:cs="Times New Roman"/>
+          <w:b w:val="0"/>
+          <w:sz w:val="22"/>
+          <w:szCs w:val="22"/>
+          <w:lang w:val="en-US"/>
+        </w:rPr>
+        <w:t>);</w:t>
       </w:r>
     </w:p>
     <w:p>
@@ -3615,15 +4334,49 @@
           <w:lang w:val="en-US"/>
         </w:rPr>
       </w:pPr>
-      <w:r>
-        <w:rPr>
-          <w:rFonts w:ascii="Times New Roman" w:hAnsi="Times New Roman" w:cs="Times New Roman"/>
-          <w:b w:val="0"/>
-          <w:sz w:val="22"/>
-          <w:szCs w:val="22"/>
-          <w:lang w:val="en-US"/>
-        </w:rPr>
-        <w:t>count = str.Length;</w:t>
+      <w:proofErr w:type="gramStart"/>
+      <w:r>
+        <w:rPr>
+          <w:rFonts w:ascii="Times New Roman" w:hAnsi="Times New Roman" w:cs="Times New Roman"/>
+          <w:b w:val="0"/>
+          <w:sz w:val="22"/>
+          <w:szCs w:val="22"/>
+          <w:lang w:val="en-US"/>
+        </w:rPr>
+        <w:t>count</w:t>
+      </w:r>
+      <w:proofErr w:type="gramEnd"/>
+      <w:r>
+        <w:rPr>
+          <w:rFonts w:ascii="Times New Roman" w:hAnsi="Times New Roman" w:cs="Times New Roman"/>
+          <w:b w:val="0"/>
+          <w:sz w:val="22"/>
+          <w:szCs w:val="22"/>
+          <w:lang w:val="en-US"/>
+        </w:rPr>
+        <w:t xml:space="preserve"> = </w:t>
+      </w:r>
+      <w:proofErr w:type="spellStart"/>
+      <w:r>
+        <w:rPr>
+          <w:rFonts w:ascii="Times New Roman" w:hAnsi="Times New Roman" w:cs="Times New Roman"/>
+          <w:b w:val="0"/>
+          <w:sz w:val="22"/>
+          <w:szCs w:val="22"/>
+          <w:lang w:val="en-US"/>
+        </w:rPr>
+        <w:t>str.Length</w:t>
+      </w:r>
+      <w:proofErr w:type="spellEnd"/>
+      <w:r>
+        <w:rPr>
+          <w:rFonts w:ascii="Times New Roman" w:hAnsi="Times New Roman" w:cs="Times New Roman"/>
+          <w:b w:val="0"/>
+          <w:sz w:val="22"/>
+          <w:szCs w:val="22"/>
+          <w:lang w:val="en-US"/>
+        </w:rPr>
+        <w:t>;</w:t>
       </w:r>
     </w:p>
     <w:p>
@@ -3680,6 +4433,8 @@
         </w:rPr>
         <w:t xml:space="preserve"> = </w:t>
       </w:r>
+      <w:proofErr w:type="spellStart"/>
+      <w:proofErr w:type="gramStart"/>
       <w:r>
         <w:rPr>
           <w:rFonts w:ascii="Times New Roman" w:hAnsi="Times New Roman" w:cs="Times New Roman"/>
@@ -3710,6 +4465,7 @@
         </w:rPr>
         <w:t>ToString</w:t>
       </w:r>
+      <w:proofErr w:type="spellEnd"/>
       <w:r>
         <w:rPr>
           <w:rFonts w:ascii="Times New Roman" w:hAnsi="Times New Roman" w:cs="Times New Roman"/>
@@ -3720,6 +4476,7 @@
         </w:rPr>
         <w:t>(</w:t>
       </w:r>
+      <w:proofErr w:type="gramEnd"/>
       <w:r>
         <w:rPr>
           <w:rFonts w:ascii="Times New Roman" w:hAnsi="Times New Roman" w:cs="Times New Roman"/>
@@ -3822,8 +4579,11 @@
           <w:b w:val="0"/>
           <w:sz w:val="22"/>
           <w:szCs w:val="22"/>
-        </w:rPr>
-      </w:pPr>
+          <w:lang w:val="en-US"/>
+        </w:rPr>
+      </w:pPr>
+      <w:proofErr w:type="spellStart"/>
+      <w:proofErr w:type="gramStart"/>
       <w:r>
         <w:rPr>
           <w:rFonts w:ascii="Times New Roman" w:hAnsi="Times New Roman" w:cs="Times New Roman"/>
@@ -3834,12 +4594,15 @@
         </w:rPr>
         <w:t>int</w:t>
       </w:r>
-      <w:r>
-        <w:rPr>
-          <w:rFonts w:ascii="Times New Roman" w:hAnsi="Times New Roman" w:cs="Times New Roman"/>
-          <w:b w:val="0"/>
-          <w:sz w:val="22"/>
-          <w:szCs w:val="22"/>
+      <w:proofErr w:type="spellEnd"/>
+      <w:proofErr w:type="gramEnd"/>
+      <w:r>
+        <w:rPr>
+          <w:rFonts w:ascii="Times New Roman" w:hAnsi="Times New Roman" w:cs="Times New Roman"/>
+          <w:b w:val="0"/>
+          <w:sz w:val="22"/>
+          <w:szCs w:val="22"/>
+          <w:lang w:val="en-US"/>
         </w:rPr>
         <w:t xml:space="preserve"> </w:t>
       </w:r>
@@ -3859,9 +4622,11 @@
           <w:b w:val="0"/>
           <w:sz w:val="22"/>
           <w:szCs w:val="22"/>
+          <w:lang w:val="en-US"/>
         </w:rPr>
         <w:t xml:space="preserve"> = </w:t>
       </w:r>
+      <w:proofErr w:type="spellStart"/>
       <w:r>
         <w:rPr>
           <w:rFonts w:ascii="Times New Roman" w:hAnsi="Times New Roman" w:cs="Times New Roman"/>
@@ -3872,12 +4637,14 @@
         </w:rPr>
         <w:t>str</w:t>
       </w:r>
-      <w:r>
-        <w:rPr>
-          <w:rFonts w:ascii="Times New Roman" w:hAnsi="Times New Roman" w:cs="Times New Roman"/>
-          <w:b w:val="0"/>
-          <w:sz w:val="22"/>
-          <w:szCs w:val="22"/>
+      <w:proofErr w:type="spellEnd"/>
+      <w:r>
+        <w:rPr>
+          <w:rFonts w:ascii="Times New Roman" w:hAnsi="Times New Roman" w:cs="Times New Roman"/>
+          <w:b w:val="0"/>
+          <w:sz w:val="22"/>
+          <w:szCs w:val="22"/>
+          <w:lang w:val="en-US"/>
         </w:rPr>
         <w:t>[0].</w:t>
       </w:r>
@@ -3897,6 +4664,7 @@
           <w:b w:val="0"/>
           <w:sz w:val="22"/>
           <w:szCs w:val="22"/>
+          <w:lang w:val="en-US"/>
         </w:rPr>
         <w:t>;</w:t>
       </w:r>
@@ -3915,15 +4683,71 @@
           <w:lang w:val="en-US"/>
         </w:rPr>
       </w:pPr>
-      <w:r>
-        <w:rPr>
-          <w:rFonts w:ascii="Times New Roman" w:hAnsi="Times New Roman" w:cs="Times New Roman"/>
-          <w:b w:val="0"/>
-          <w:sz w:val="22"/>
-          <w:szCs w:val="22"/>
-          <w:lang w:val="en-US"/>
-        </w:rPr>
-        <w:t>for (int i = 0; i &lt; str.Length; i++)</w:t>
+      <w:proofErr w:type="gramStart"/>
+      <w:r>
+        <w:rPr>
+          <w:rFonts w:ascii="Times New Roman" w:hAnsi="Times New Roman" w:cs="Times New Roman"/>
+          <w:b w:val="0"/>
+          <w:sz w:val="22"/>
+          <w:szCs w:val="22"/>
+          <w:lang w:val="en-US"/>
+        </w:rPr>
+        <w:t>for</w:t>
+      </w:r>
+      <w:proofErr w:type="gramEnd"/>
+      <w:r>
+        <w:rPr>
+          <w:rFonts w:ascii="Times New Roman" w:hAnsi="Times New Roman" w:cs="Times New Roman"/>
+          <w:b w:val="0"/>
+          <w:sz w:val="22"/>
+          <w:szCs w:val="22"/>
+          <w:lang w:val="en-US"/>
+        </w:rPr>
+        <w:t xml:space="preserve"> (</w:t>
+      </w:r>
+      <w:proofErr w:type="spellStart"/>
+      <w:r>
+        <w:rPr>
+          <w:rFonts w:ascii="Times New Roman" w:hAnsi="Times New Roman" w:cs="Times New Roman"/>
+          <w:b w:val="0"/>
+          <w:sz w:val="22"/>
+          <w:szCs w:val="22"/>
+          <w:lang w:val="en-US"/>
+        </w:rPr>
+        <w:t>int</w:t>
+      </w:r>
+      <w:proofErr w:type="spellEnd"/>
+      <w:r>
+        <w:rPr>
+          <w:rFonts w:ascii="Times New Roman" w:hAnsi="Times New Roman" w:cs="Times New Roman"/>
+          <w:b w:val="0"/>
+          <w:sz w:val="22"/>
+          <w:szCs w:val="22"/>
+          <w:lang w:val="en-US"/>
+        </w:rPr>
+        <w:t xml:space="preserve"> i = 0; i &lt; </w:t>
+      </w:r>
+      <w:proofErr w:type="spellStart"/>
+      <w:r>
+        <w:rPr>
+          <w:rFonts w:ascii="Times New Roman" w:hAnsi="Times New Roman" w:cs="Times New Roman"/>
+          <w:b w:val="0"/>
+          <w:sz w:val="22"/>
+          <w:szCs w:val="22"/>
+          <w:lang w:val="en-US"/>
+        </w:rPr>
+        <w:t>str.Length</w:t>
+      </w:r>
+      <w:proofErr w:type="spellEnd"/>
+      <w:r>
+        <w:rPr>
+          <w:rFonts w:ascii="Times New Roman" w:hAnsi="Times New Roman" w:cs="Times New Roman"/>
+          <w:b w:val="0"/>
+          <w:sz w:val="22"/>
+          <w:szCs w:val="22"/>
+          <w:lang w:val="en-US"/>
+        </w:rPr>
+        <w:t>; i++)</w:t>
       </w:r>
     </w:p>
     <w:p>
@@ -3965,15 +4789,49 @@
           <w:lang w:val="en-US"/>
         </w:rPr>
       </w:pPr>
-      <w:r>
-        <w:rPr>
-          <w:rFonts w:ascii="Times New Roman" w:hAnsi="Times New Roman" w:cs="Times New Roman"/>
-          <w:b w:val="0"/>
-          <w:sz w:val="22"/>
-          <w:szCs w:val="22"/>
-          <w:lang w:val="en-US"/>
-        </w:rPr>
-        <w:t>if (str[i].Length &lt; min)</w:t>
+      <w:proofErr w:type="gramStart"/>
+      <w:r>
+        <w:rPr>
+          <w:rFonts w:ascii="Times New Roman" w:hAnsi="Times New Roman" w:cs="Times New Roman"/>
+          <w:b w:val="0"/>
+          <w:sz w:val="22"/>
+          <w:szCs w:val="22"/>
+          <w:lang w:val="en-US"/>
+        </w:rPr>
+        <w:t>if</w:t>
+      </w:r>
+      <w:proofErr w:type="gramEnd"/>
+      <w:r>
+        <w:rPr>
+          <w:rFonts w:ascii="Times New Roman" w:hAnsi="Times New Roman" w:cs="Times New Roman"/>
+          <w:b w:val="0"/>
+          <w:sz w:val="22"/>
+          <w:szCs w:val="22"/>
+          <w:lang w:val="en-US"/>
+        </w:rPr>
+        <w:t xml:space="preserve"> (</w:t>
+      </w:r>
+      <w:proofErr w:type="spellStart"/>
+      <w:r>
+        <w:rPr>
+          <w:rFonts w:ascii="Times New Roman" w:hAnsi="Times New Roman" w:cs="Times New Roman"/>
+          <w:b w:val="0"/>
+          <w:sz w:val="22"/>
+          <w:szCs w:val="22"/>
+          <w:lang w:val="en-US"/>
+        </w:rPr>
+        <w:t>str</w:t>
+      </w:r>
+      <w:proofErr w:type="spellEnd"/>
+      <w:r>
+        <w:rPr>
+          <w:rFonts w:ascii="Times New Roman" w:hAnsi="Times New Roman" w:cs="Times New Roman"/>
+          <w:b w:val="0"/>
+          <w:sz w:val="22"/>
+          <w:szCs w:val="22"/>
+          <w:lang w:val="en-US"/>
+        </w:rPr>
+        <w:t>[i].Length &lt; min)</w:t>
       </w:r>
     </w:p>
     <w:p>
@@ -4015,15 +4873,49 @@
           <w:lang w:val="en-US"/>
         </w:rPr>
       </w:pPr>
-      <w:r>
-        <w:rPr>
-          <w:rFonts w:ascii="Times New Roman" w:hAnsi="Times New Roman" w:cs="Times New Roman"/>
-          <w:b w:val="0"/>
-          <w:sz w:val="22"/>
-          <w:szCs w:val="22"/>
-          <w:lang w:val="en-US"/>
-        </w:rPr>
-        <w:t>min = str[i].Length;</w:t>
+      <w:proofErr w:type="gramStart"/>
+      <w:r>
+        <w:rPr>
+          <w:rFonts w:ascii="Times New Roman" w:hAnsi="Times New Roman" w:cs="Times New Roman"/>
+          <w:b w:val="0"/>
+          <w:sz w:val="22"/>
+          <w:szCs w:val="22"/>
+          <w:lang w:val="en-US"/>
+        </w:rPr>
+        <w:t>min</w:t>
+      </w:r>
+      <w:proofErr w:type="gramEnd"/>
+      <w:r>
+        <w:rPr>
+          <w:rFonts w:ascii="Times New Roman" w:hAnsi="Times New Roman" w:cs="Times New Roman"/>
+          <w:b w:val="0"/>
+          <w:sz w:val="22"/>
+          <w:szCs w:val="22"/>
+          <w:lang w:val="en-US"/>
+        </w:rPr>
+        <w:t xml:space="preserve"> = </w:t>
+      </w:r>
+      <w:proofErr w:type="spellStart"/>
+      <w:r>
+        <w:rPr>
+          <w:rFonts w:ascii="Times New Roman" w:hAnsi="Times New Roman" w:cs="Times New Roman"/>
+          <w:b w:val="0"/>
+          <w:sz w:val="22"/>
+          <w:szCs w:val="22"/>
+          <w:lang w:val="en-US"/>
+        </w:rPr>
+        <w:t>str</w:t>
+      </w:r>
+      <w:proofErr w:type="spellEnd"/>
+      <w:r>
+        <w:rPr>
+          <w:rFonts w:ascii="Times New Roman" w:hAnsi="Times New Roman" w:cs="Times New Roman"/>
+          <w:b w:val="0"/>
+          <w:sz w:val="22"/>
+          <w:szCs w:val="22"/>
+          <w:lang w:val="en-US"/>
+        </w:rPr>
+        <w:t>[i].Length;</w:t>
       </w:r>
     </w:p>
     <w:p>
@@ -4040,15 +4932,27 @@
           <w:lang w:val="en-US"/>
         </w:rPr>
       </w:pPr>
-      <w:r>
-        <w:rPr>
-          <w:rFonts w:ascii="Times New Roman" w:hAnsi="Times New Roman" w:cs="Times New Roman"/>
-          <w:b w:val="0"/>
-          <w:sz w:val="22"/>
-          <w:szCs w:val="22"/>
-          <w:lang w:val="en-US"/>
-        </w:rPr>
-        <w:t>temp = i;</w:t>
+      <w:proofErr w:type="gramStart"/>
+      <w:r>
+        <w:rPr>
+          <w:rFonts w:ascii="Times New Roman" w:hAnsi="Times New Roman" w:cs="Times New Roman"/>
+          <w:b w:val="0"/>
+          <w:sz w:val="22"/>
+          <w:szCs w:val="22"/>
+          <w:lang w:val="en-US"/>
+        </w:rPr>
+        <w:t>temp</w:t>
+      </w:r>
+      <w:proofErr w:type="gramEnd"/>
+      <w:r>
+        <w:rPr>
+          <w:rFonts w:ascii="Times New Roman" w:hAnsi="Times New Roman" w:cs="Times New Roman"/>
+          <w:b w:val="0"/>
+          <w:sz w:val="22"/>
+          <w:szCs w:val="22"/>
+          <w:lang w:val="en-US"/>
+        </w:rPr>
+        <w:t xml:space="preserve"> = i;</w:t>
       </w:r>
     </w:p>
     <w:p>
@@ -4098,7 +5002,53 @@
           <w:szCs w:val="22"/>
           <w:lang w:val="en-US"/>
         </w:rPr>
-        <w:t xml:space="preserve">l4.Text = Convert.ToString(str[temp]+" :     </w:t>
+        <w:t xml:space="preserve">l4.Text = </w:t>
+      </w:r>
+      <w:proofErr w:type="spellStart"/>
+      <w:proofErr w:type="gramStart"/>
+      <w:r>
+        <w:rPr>
+          <w:rFonts w:ascii="Times New Roman" w:hAnsi="Times New Roman" w:cs="Times New Roman"/>
+          <w:b w:val="0"/>
+          <w:sz w:val="22"/>
+          <w:szCs w:val="22"/>
+          <w:lang w:val="en-US"/>
+        </w:rPr>
+        <w:t>Convert.ToString</w:t>
+      </w:r>
+      <w:proofErr w:type="spellEnd"/>
+      <w:r>
+        <w:rPr>
+          <w:rFonts w:ascii="Times New Roman" w:hAnsi="Times New Roman" w:cs="Times New Roman"/>
+          <w:b w:val="0"/>
+          <w:sz w:val="22"/>
+          <w:szCs w:val="22"/>
+          <w:lang w:val="en-US"/>
+        </w:rPr>
+        <w:t>(</w:t>
+      </w:r>
+      <w:proofErr w:type="spellStart"/>
+      <w:proofErr w:type="gramEnd"/>
+      <w:r>
+        <w:rPr>
+          <w:rFonts w:ascii="Times New Roman" w:hAnsi="Times New Roman" w:cs="Times New Roman"/>
+          <w:b w:val="0"/>
+          <w:sz w:val="22"/>
+          <w:szCs w:val="22"/>
+          <w:lang w:val="en-US"/>
+        </w:rPr>
+        <w:t>str</w:t>
+      </w:r>
+      <w:proofErr w:type="spellEnd"/>
+      <w:r>
+        <w:rPr>
+          <w:rFonts w:ascii="Times New Roman" w:hAnsi="Times New Roman" w:cs="Times New Roman"/>
+          <w:b w:val="0"/>
+          <w:sz w:val="22"/>
+          <w:szCs w:val="22"/>
+          <w:lang w:val="en-US"/>
+        </w:rPr>
+        <w:t xml:space="preserve">[temp]+" :     </w:t>
       </w:r>
       <w:r>
         <w:rPr>
@@ -4180,14 +5130,25 @@
           <w:szCs w:val="22"/>
         </w:rPr>
       </w:pPr>
-      <w:r>
-        <w:rPr>
-          <w:rFonts w:ascii="Times New Roman" w:hAnsi="Times New Roman" w:cs="Times New Roman"/>
-          <w:b w:val="0"/>
-          <w:sz w:val="22"/>
-          <w:szCs w:val="22"/>
-        </w:rPr>
-        <w:t>lb.Items.Clear();</w:t>
+      <w:proofErr w:type="spellStart"/>
+      <w:r>
+        <w:rPr>
+          <w:rFonts w:ascii="Times New Roman" w:hAnsi="Times New Roman" w:cs="Times New Roman"/>
+          <w:b w:val="0"/>
+          <w:sz w:val="22"/>
+          <w:szCs w:val="22"/>
+        </w:rPr>
+        <w:t>lb.Items.Clear</w:t>
+      </w:r>
+      <w:proofErr w:type="spellEnd"/>
+      <w:r>
+        <w:rPr>
+          <w:rFonts w:ascii="Times New Roman" w:hAnsi="Times New Roman" w:cs="Times New Roman"/>
+          <w:b w:val="0"/>
+          <w:sz w:val="22"/>
+          <w:szCs w:val="22"/>
+        </w:rPr>
+        <w:t>();</w:t>
       </w:r>
     </w:p>
     <w:p>
@@ -4227,15 +5188,83 @@
           <w:lang w:val="en-US"/>
         </w:rPr>
       </w:pPr>
-      <w:r>
-        <w:rPr>
-          <w:rFonts w:ascii="Times New Roman" w:hAnsi="Times New Roman" w:cs="Times New Roman"/>
-          <w:b w:val="0"/>
-          <w:sz w:val="22"/>
-          <w:szCs w:val="22"/>
-          <w:lang w:val="en-US"/>
-        </w:rPr>
-        <w:t>int[] name = new int[str.Length];</w:t>
+      <w:proofErr w:type="spellStart"/>
+      <w:proofErr w:type="gramStart"/>
+      <w:r>
+        <w:rPr>
+          <w:rFonts w:ascii="Times New Roman" w:hAnsi="Times New Roman" w:cs="Times New Roman"/>
+          <w:b w:val="0"/>
+          <w:sz w:val="22"/>
+          <w:szCs w:val="22"/>
+          <w:lang w:val="en-US"/>
+        </w:rPr>
+        <w:t>int</w:t>
+      </w:r>
+      <w:proofErr w:type="spellEnd"/>
+      <w:r>
+        <w:rPr>
+          <w:rFonts w:ascii="Times New Roman" w:hAnsi="Times New Roman" w:cs="Times New Roman"/>
+          <w:b w:val="0"/>
+          <w:sz w:val="22"/>
+          <w:szCs w:val="22"/>
+          <w:lang w:val="en-US"/>
+        </w:rPr>
+        <w:t>[</w:t>
+      </w:r>
+      <w:proofErr w:type="gramEnd"/>
+      <w:r>
+        <w:rPr>
+          <w:rFonts w:ascii="Times New Roman" w:hAnsi="Times New Roman" w:cs="Times New Roman"/>
+          <w:b w:val="0"/>
+          <w:sz w:val="22"/>
+          <w:szCs w:val="22"/>
+          <w:lang w:val="en-US"/>
+        </w:rPr>
+        <w:t xml:space="preserve">] name = new </w:t>
+      </w:r>
+      <w:proofErr w:type="spellStart"/>
+      <w:r>
+        <w:rPr>
+          <w:rFonts w:ascii="Times New Roman" w:hAnsi="Times New Roman" w:cs="Times New Roman"/>
+          <w:b w:val="0"/>
+          <w:sz w:val="22"/>
+          <w:szCs w:val="22"/>
+          <w:lang w:val="en-US"/>
+        </w:rPr>
+        <w:t>int</w:t>
+      </w:r>
+      <w:proofErr w:type="spellEnd"/>
+      <w:r>
+        <w:rPr>
+          <w:rFonts w:ascii="Times New Roman" w:hAnsi="Times New Roman" w:cs="Times New Roman"/>
+          <w:b w:val="0"/>
+          <w:sz w:val="22"/>
+          <w:szCs w:val="22"/>
+          <w:lang w:val="en-US"/>
+        </w:rPr>
+        <w:t>[</w:t>
+      </w:r>
+      <w:proofErr w:type="spellStart"/>
+      <w:r>
+        <w:rPr>
+          <w:rFonts w:ascii="Times New Roman" w:hAnsi="Times New Roman" w:cs="Times New Roman"/>
+          <w:b w:val="0"/>
+          <w:sz w:val="22"/>
+          <w:szCs w:val="22"/>
+          <w:lang w:val="en-US"/>
+        </w:rPr>
+        <w:t>str.Length</w:t>
+      </w:r>
+      <w:proofErr w:type="spellEnd"/>
+      <w:r>
+        <w:rPr>
+          <w:rFonts w:ascii="Times New Roman" w:hAnsi="Times New Roman" w:cs="Times New Roman"/>
+          <w:b w:val="0"/>
+          <w:sz w:val="22"/>
+          <w:szCs w:val="22"/>
+          <w:lang w:val="en-US"/>
+        </w:rPr>
+        <w:t>];</w:t>
       </w:r>
     </w:p>
     <w:p>
@@ -4252,15 +5281,71 @@
           <w:lang w:val="en-US"/>
         </w:rPr>
       </w:pPr>
-      <w:r>
-        <w:rPr>
-          <w:rFonts w:ascii="Times New Roman" w:hAnsi="Times New Roman" w:cs="Times New Roman"/>
-          <w:b w:val="0"/>
-          <w:sz w:val="22"/>
-          <w:szCs w:val="22"/>
-          <w:lang w:val="en-US"/>
-        </w:rPr>
-        <w:t>for (int i = 0; i &lt; str.Length; i++)</w:t>
+      <w:proofErr w:type="gramStart"/>
+      <w:r>
+        <w:rPr>
+          <w:rFonts w:ascii="Times New Roman" w:hAnsi="Times New Roman" w:cs="Times New Roman"/>
+          <w:b w:val="0"/>
+          <w:sz w:val="22"/>
+          <w:szCs w:val="22"/>
+          <w:lang w:val="en-US"/>
+        </w:rPr>
+        <w:t>for</w:t>
+      </w:r>
+      <w:proofErr w:type="gramEnd"/>
+      <w:r>
+        <w:rPr>
+          <w:rFonts w:ascii="Times New Roman" w:hAnsi="Times New Roman" w:cs="Times New Roman"/>
+          <w:b w:val="0"/>
+          <w:sz w:val="22"/>
+          <w:szCs w:val="22"/>
+          <w:lang w:val="en-US"/>
+        </w:rPr>
+        <w:t xml:space="preserve"> (</w:t>
+      </w:r>
+      <w:proofErr w:type="spellStart"/>
+      <w:r>
+        <w:rPr>
+          <w:rFonts w:ascii="Times New Roman" w:hAnsi="Times New Roman" w:cs="Times New Roman"/>
+          <w:b w:val="0"/>
+          <w:sz w:val="22"/>
+          <w:szCs w:val="22"/>
+          <w:lang w:val="en-US"/>
+        </w:rPr>
+        <w:t>int</w:t>
+      </w:r>
+      <w:proofErr w:type="spellEnd"/>
+      <w:r>
+        <w:rPr>
+          <w:rFonts w:ascii="Times New Roman" w:hAnsi="Times New Roman" w:cs="Times New Roman"/>
+          <w:b w:val="0"/>
+          <w:sz w:val="22"/>
+          <w:szCs w:val="22"/>
+          <w:lang w:val="en-US"/>
+        </w:rPr>
+        <w:t xml:space="preserve"> i = 0; i &lt; </w:t>
+      </w:r>
+      <w:proofErr w:type="spellStart"/>
+      <w:r>
+        <w:rPr>
+          <w:rFonts w:ascii="Times New Roman" w:hAnsi="Times New Roman" w:cs="Times New Roman"/>
+          <w:b w:val="0"/>
+          <w:sz w:val="22"/>
+          <w:szCs w:val="22"/>
+          <w:lang w:val="en-US"/>
+        </w:rPr>
+        <w:t>str.Length</w:t>
+      </w:r>
+      <w:proofErr w:type="spellEnd"/>
+      <w:r>
+        <w:rPr>
+          <w:rFonts w:ascii="Times New Roman" w:hAnsi="Times New Roman" w:cs="Times New Roman"/>
+          <w:b w:val="0"/>
+          <w:sz w:val="22"/>
+          <w:szCs w:val="22"/>
+          <w:lang w:val="en-US"/>
+        </w:rPr>
+        <w:t>; i++)</w:t>
       </w:r>
     </w:p>
     <w:p>
@@ -4302,15 +5387,71 @@
           <w:lang w:val="en-US"/>
         </w:rPr>
       </w:pPr>
-      <w:r>
-        <w:rPr>
-          <w:rFonts w:ascii="Times New Roman" w:hAnsi="Times New Roman" w:cs="Times New Roman"/>
-          <w:b w:val="0"/>
-          <w:sz w:val="22"/>
-          <w:szCs w:val="22"/>
-          <w:lang w:val="en-US"/>
-        </w:rPr>
-        <w:t>for (int j = 0; j &lt; str[i].Length; j++)</w:t>
+      <w:proofErr w:type="gramStart"/>
+      <w:r>
+        <w:rPr>
+          <w:rFonts w:ascii="Times New Roman" w:hAnsi="Times New Roman" w:cs="Times New Roman"/>
+          <w:b w:val="0"/>
+          <w:sz w:val="22"/>
+          <w:szCs w:val="22"/>
+          <w:lang w:val="en-US"/>
+        </w:rPr>
+        <w:t>for</w:t>
+      </w:r>
+      <w:proofErr w:type="gramEnd"/>
+      <w:r>
+        <w:rPr>
+          <w:rFonts w:ascii="Times New Roman" w:hAnsi="Times New Roman" w:cs="Times New Roman"/>
+          <w:b w:val="0"/>
+          <w:sz w:val="22"/>
+          <w:szCs w:val="22"/>
+          <w:lang w:val="en-US"/>
+        </w:rPr>
+        <w:t xml:space="preserve"> (</w:t>
+      </w:r>
+      <w:proofErr w:type="spellStart"/>
+      <w:r>
+        <w:rPr>
+          <w:rFonts w:ascii="Times New Roman" w:hAnsi="Times New Roman" w:cs="Times New Roman"/>
+          <w:b w:val="0"/>
+          <w:sz w:val="22"/>
+          <w:szCs w:val="22"/>
+          <w:lang w:val="en-US"/>
+        </w:rPr>
+        <w:t>int</w:t>
+      </w:r>
+      <w:proofErr w:type="spellEnd"/>
+      <w:r>
+        <w:rPr>
+          <w:rFonts w:ascii="Times New Roman" w:hAnsi="Times New Roman" w:cs="Times New Roman"/>
+          <w:b w:val="0"/>
+          <w:sz w:val="22"/>
+          <w:szCs w:val="22"/>
+          <w:lang w:val="en-US"/>
+        </w:rPr>
+        <w:t xml:space="preserve"> j = 0; j &lt; </w:t>
+      </w:r>
+      <w:proofErr w:type="spellStart"/>
+      <w:r>
+        <w:rPr>
+          <w:rFonts w:ascii="Times New Roman" w:hAnsi="Times New Roman" w:cs="Times New Roman"/>
+          <w:b w:val="0"/>
+          <w:sz w:val="22"/>
+          <w:szCs w:val="22"/>
+          <w:lang w:val="en-US"/>
+        </w:rPr>
+        <w:t>str</w:t>
+      </w:r>
+      <w:proofErr w:type="spellEnd"/>
+      <w:r>
+        <w:rPr>
+          <w:rFonts w:ascii="Times New Roman" w:hAnsi="Times New Roman" w:cs="Times New Roman"/>
+          <w:b w:val="0"/>
+          <w:sz w:val="22"/>
+          <w:szCs w:val="22"/>
+          <w:lang w:val="en-US"/>
+        </w:rPr>
+        <w:t>[i].Length; j++)</w:t>
       </w:r>
     </w:p>
     <w:p>
@@ -4352,15 +5493,49 @@
           <w:lang w:val="en-US"/>
         </w:rPr>
       </w:pPr>
-      <w:r>
-        <w:rPr>
-          <w:rFonts w:ascii="Times New Roman" w:hAnsi="Times New Roman" w:cs="Times New Roman"/>
-          <w:b w:val="0"/>
-          <w:sz w:val="22"/>
-          <w:szCs w:val="22"/>
-          <w:lang w:val="en-US"/>
-        </w:rPr>
-        <w:t>if (str[i][j] == '</w:t>
+      <w:proofErr w:type="gramStart"/>
+      <w:r>
+        <w:rPr>
+          <w:rFonts w:ascii="Times New Roman" w:hAnsi="Times New Roman" w:cs="Times New Roman"/>
+          <w:b w:val="0"/>
+          <w:sz w:val="22"/>
+          <w:szCs w:val="22"/>
+          <w:lang w:val="en-US"/>
+        </w:rPr>
+        <w:t>if</w:t>
+      </w:r>
+      <w:proofErr w:type="gramEnd"/>
+      <w:r>
+        <w:rPr>
+          <w:rFonts w:ascii="Times New Roman" w:hAnsi="Times New Roman" w:cs="Times New Roman"/>
+          <w:b w:val="0"/>
+          <w:sz w:val="22"/>
+          <w:szCs w:val="22"/>
+          <w:lang w:val="en-US"/>
+        </w:rPr>
+        <w:t xml:space="preserve"> (</w:t>
+      </w:r>
+      <w:proofErr w:type="spellStart"/>
+      <w:r>
+        <w:rPr>
+          <w:rFonts w:ascii="Times New Roman" w:hAnsi="Times New Roman" w:cs="Times New Roman"/>
+          <w:b w:val="0"/>
+          <w:sz w:val="22"/>
+          <w:szCs w:val="22"/>
+          <w:lang w:val="en-US"/>
+        </w:rPr>
+        <w:t>str</w:t>
+      </w:r>
+      <w:proofErr w:type="spellEnd"/>
+      <w:r>
+        <w:rPr>
+          <w:rFonts w:ascii="Times New Roman" w:hAnsi="Times New Roman" w:cs="Times New Roman"/>
+          <w:b w:val="0"/>
+          <w:sz w:val="22"/>
+          <w:szCs w:val="22"/>
+          <w:lang w:val="en-US"/>
+        </w:rPr>
+        <w:t>[i][j] == '</w:t>
       </w:r>
       <w:r>
         <w:rPr>
@@ -4404,6 +5579,7 @@
           <w:szCs w:val="22"/>
           <w:lang w:val="en-US"/>
         </w:rPr>
+        <w:lastRenderedPageBreak/>
         <w:t>{</w:t>
       </w:r>
     </w:p>
@@ -4421,15 +5597,27 @@
           <w:lang w:val="en-US"/>
         </w:rPr>
       </w:pPr>
-      <w:r>
-        <w:rPr>
-          <w:rFonts w:ascii="Times New Roman" w:hAnsi="Times New Roman" w:cs="Times New Roman"/>
-          <w:b w:val="0"/>
-          <w:sz w:val="22"/>
-          <w:szCs w:val="22"/>
-          <w:lang w:val="en-US"/>
-        </w:rPr>
-        <w:t>count1++;</w:t>
+      <w:proofErr w:type="gramStart"/>
+      <w:r>
+        <w:rPr>
+          <w:rFonts w:ascii="Times New Roman" w:hAnsi="Times New Roman" w:cs="Times New Roman"/>
+          <w:b w:val="0"/>
+          <w:sz w:val="22"/>
+          <w:szCs w:val="22"/>
+          <w:lang w:val="en-US"/>
+        </w:rPr>
+        <w:t>count1</w:t>
+      </w:r>
+      <w:proofErr w:type="gramEnd"/>
+      <w:r>
+        <w:rPr>
+          <w:rFonts w:ascii="Times New Roman" w:hAnsi="Times New Roman" w:cs="Times New Roman"/>
+          <w:b w:val="0"/>
+          <w:sz w:val="22"/>
+          <w:szCs w:val="22"/>
+          <w:lang w:val="en-US"/>
+        </w:rPr>
+        <w:t>++;</w:t>
       </w:r>
     </w:p>
     <w:p>
@@ -4446,15 +5634,27 @@
           <w:lang w:val="en-US"/>
         </w:rPr>
       </w:pPr>
-      <w:r>
-        <w:rPr>
-          <w:rFonts w:ascii="Times New Roman" w:hAnsi="Times New Roman" w:cs="Times New Roman"/>
-          <w:b w:val="0"/>
-          <w:sz w:val="22"/>
-          <w:szCs w:val="22"/>
-          <w:lang w:val="en-US"/>
-        </w:rPr>
-        <w:t>name[i] = count1;</w:t>
+      <w:proofErr w:type="gramStart"/>
+      <w:r>
+        <w:rPr>
+          <w:rFonts w:ascii="Times New Roman" w:hAnsi="Times New Roman" w:cs="Times New Roman"/>
+          <w:b w:val="0"/>
+          <w:sz w:val="22"/>
+          <w:szCs w:val="22"/>
+          <w:lang w:val="en-US"/>
+        </w:rPr>
+        <w:t>name[</w:t>
+      </w:r>
+      <w:proofErr w:type="gramEnd"/>
+      <w:r>
+        <w:rPr>
+          <w:rFonts w:ascii="Times New Roman" w:hAnsi="Times New Roman" w:cs="Times New Roman"/>
+          <w:b w:val="0"/>
+          <w:sz w:val="22"/>
+          <w:szCs w:val="22"/>
+          <w:lang w:val="en-US"/>
+        </w:rPr>
+        <w:t>i] = count1;</w:t>
       </w:r>
     </w:p>
     <w:p>
@@ -4496,15 +5696,27 @@
           <w:lang w:val="en-US"/>
         </w:rPr>
       </w:pPr>
-      <w:r>
-        <w:rPr>
-          <w:rFonts w:ascii="Times New Roman" w:hAnsi="Times New Roman" w:cs="Times New Roman"/>
-          <w:b w:val="0"/>
-          <w:sz w:val="22"/>
-          <w:szCs w:val="22"/>
-          <w:lang w:val="en-US"/>
-        </w:rPr>
-        <w:t>string a="";</w:t>
+      <w:proofErr w:type="gramStart"/>
+      <w:r>
+        <w:rPr>
+          <w:rFonts w:ascii="Times New Roman" w:hAnsi="Times New Roman" w:cs="Times New Roman"/>
+          <w:b w:val="0"/>
+          <w:sz w:val="22"/>
+          <w:szCs w:val="22"/>
+          <w:lang w:val="en-US"/>
+        </w:rPr>
+        <w:t>string</w:t>
+      </w:r>
+      <w:proofErr w:type="gramEnd"/>
+      <w:r>
+        <w:rPr>
+          <w:rFonts w:ascii="Times New Roman" w:hAnsi="Times New Roman" w:cs="Times New Roman"/>
+          <w:b w:val="0"/>
+          <w:sz w:val="22"/>
+          <w:szCs w:val="22"/>
+          <w:lang w:val="en-US"/>
+        </w:rPr>
+        <w:t xml:space="preserve"> a="";</w:t>
       </w:r>
     </w:p>
     <w:p>
@@ -4521,15 +5733,71 @@
           <w:lang w:val="en-US"/>
         </w:rPr>
       </w:pPr>
-      <w:r>
-        <w:rPr>
-          <w:rFonts w:ascii="Times New Roman" w:hAnsi="Times New Roman" w:cs="Times New Roman"/>
-          <w:b w:val="0"/>
-          <w:sz w:val="22"/>
-          <w:szCs w:val="22"/>
-          <w:lang w:val="en-US"/>
-        </w:rPr>
-        <w:t>for (int i = 0; i &lt; str.Length; i++)</w:t>
+      <w:proofErr w:type="gramStart"/>
+      <w:r>
+        <w:rPr>
+          <w:rFonts w:ascii="Times New Roman" w:hAnsi="Times New Roman" w:cs="Times New Roman"/>
+          <w:b w:val="0"/>
+          <w:sz w:val="22"/>
+          <w:szCs w:val="22"/>
+          <w:lang w:val="en-US"/>
+        </w:rPr>
+        <w:t>for</w:t>
+      </w:r>
+      <w:proofErr w:type="gramEnd"/>
+      <w:r>
+        <w:rPr>
+          <w:rFonts w:ascii="Times New Roman" w:hAnsi="Times New Roman" w:cs="Times New Roman"/>
+          <w:b w:val="0"/>
+          <w:sz w:val="22"/>
+          <w:szCs w:val="22"/>
+          <w:lang w:val="en-US"/>
+        </w:rPr>
+        <w:t xml:space="preserve"> (</w:t>
+      </w:r>
+      <w:proofErr w:type="spellStart"/>
+      <w:r>
+        <w:rPr>
+          <w:rFonts w:ascii="Times New Roman" w:hAnsi="Times New Roman" w:cs="Times New Roman"/>
+          <w:b w:val="0"/>
+          <w:sz w:val="22"/>
+          <w:szCs w:val="22"/>
+          <w:lang w:val="en-US"/>
+        </w:rPr>
+        <w:t>int</w:t>
+      </w:r>
+      <w:proofErr w:type="spellEnd"/>
+      <w:r>
+        <w:rPr>
+          <w:rFonts w:ascii="Times New Roman" w:hAnsi="Times New Roman" w:cs="Times New Roman"/>
+          <w:b w:val="0"/>
+          <w:sz w:val="22"/>
+          <w:szCs w:val="22"/>
+          <w:lang w:val="en-US"/>
+        </w:rPr>
+        <w:t xml:space="preserve"> i = 0; i &lt; </w:t>
+      </w:r>
+      <w:proofErr w:type="spellStart"/>
+      <w:r>
+        <w:rPr>
+          <w:rFonts w:ascii="Times New Roman" w:hAnsi="Times New Roman" w:cs="Times New Roman"/>
+          <w:b w:val="0"/>
+          <w:sz w:val="22"/>
+          <w:szCs w:val="22"/>
+          <w:lang w:val="en-US"/>
+        </w:rPr>
+        <w:t>str.Length</w:t>
+      </w:r>
+      <w:proofErr w:type="spellEnd"/>
+      <w:r>
+        <w:rPr>
+          <w:rFonts w:ascii="Times New Roman" w:hAnsi="Times New Roman" w:cs="Times New Roman"/>
+          <w:b w:val="0"/>
+          <w:sz w:val="22"/>
+          <w:szCs w:val="22"/>
+          <w:lang w:val="en-US"/>
+        </w:rPr>
+        <w:t>; i++)</w:t>
       </w:r>
     </w:p>
     <w:p>
@@ -4579,7 +5847,53 @@
           <w:szCs w:val="22"/>
           <w:lang w:val="en-US"/>
         </w:rPr>
-        <w:t xml:space="preserve">a= Convert.ToString(str[i] + "  : </w:t>
+        <w:t xml:space="preserve">a= </w:t>
+      </w:r>
+      <w:proofErr w:type="spellStart"/>
+      <w:proofErr w:type="gramStart"/>
+      <w:r>
+        <w:rPr>
+          <w:rFonts w:ascii="Times New Roman" w:hAnsi="Times New Roman" w:cs="Times New Roman"/>
+          <w:b w:val="0"/>
+          <w:sz w:val="22"/>
+          <w:szCs w:val="22"/>
+          <w:lang w:val="en-US"/>
+        </w:rPr>
+        <w:t>Convert.ToString</w:t>
+      </w:r>
+      <w:proofErr w:type="spellEnd"/>
+      <w:r>
+        <w:rPr>
+          <w:rFonts w:ascii="Times New Roman" w:hAnsi="Times New Roman" w:cs="Times New Roman"/>
+          <w:b w:val="0"/>
+          <w:sz w:val="22"/>
+          <w:szCs w:val="22"/>
+          <w:lang w:val="en-US"/>
+        </w:rPr>
+        <w:t>(</w:t>
+      </w:r>
+      <w:proofErr w:type="spellStart"/>
+      <w:proofErr w:type="gramEnd"/>
+      <w:r>
+        <w:rPr>
+          <w:rFonts w:ascii="Times New Roman" w:hAnsi="Times New Roman" w:cs="Times New Roman"/>
+          <w:b w:val="0"/>
+          <w:sz w:val="22"/>
+          <w:szCs w:val="22"/>
+          <w:lang w:val="en-US"/>
+        </w:rPr>
+        <w:t>str</w:t>
+      </w:r>
+      <w:proofErr w:type="spellEnd"/>
+      <w:r>
+        <w:rPr>
+          <w:rFonts w:ascii="Times New Roman" w:hAnsi="Times New Roman" w:cs="Times New Roman"/>
+          <w:b w:val="0"/>
+          <w:sz w:val="22"/>
+          <w:szCs w:val="22"/>
+          <w:lang w:val="en-US"/>
+        </w:rPr>
+        <w:t xml:space="preserve">[i] + "  : </w:t>
       </w:r>
       <w:r>
         <w:rPr>
@@ -4710,15 +6024,39 @@
           <w:lang w:val="en-US"/>
         </w:rPr>
       </w:pPr>
-      <w:r>
-        <w:rPr>
-          <w:rFonts w:ascii="Times New Roman" w:hAnsi="Times New Roman" w:cs="Times New Roman"/>
-          <w:b w:val="0"/>
-          <w:sz w:val="22"/>
-          <w:szCs w:val="22"/>
-          <w:lang w:val="en-US"/>
-        </w:rPr>
-        <w:t>lb.Items.Add(a);</w:t>
+      <w:proofErr w:type="spellStart"/>
+      <w:proofErr w:type="gramStart"/>
+      <w:r>
+        <w:rPr>
+          <w:rFonts w:ascii="Times New Roman" w:hAnsi="Times New Roman" w:cs="Times New Roman"/>
+          <w:b w:val="0"/>
+          <w:sz w:val="22"/>
+          <w:szCs w:val="22"/>
+          <w:lang w:val="en-US"/>
+        </w:rPr>
+        <w:t>lb.Items.Add</w:t>
+      </w:r>
+      <w:proofErr w:type="spellEnd"/>
+      <w:r>
+        <w:rPr>
+          <w:rFonts w:ascii="Times New Roman" w:hAnsi="Times New Roman" w:cs="Times New Roman"/>
+          <w:b w:val="0"/>
+          <w:sz w:val="22"/>
+          <w:szCs w:val="22"/>
+          <w:lang w:val="en-US"/>
+        </w:rPr>
+        <w:t>(</w:t>
+      </w:r>
+      <w:proofErr w:type="gramEnd"/>
+      <w:r>
+        <w:rPr>
+          <w:rFonts w:ascii="Times New Roman" w:hAnsi="Times New Roman" w:cs="Times New Roman"/>
+          <w:b w:val="0"/>
+          <w:sz w:val="22"/>
+          <w:szCs w:val="22"/>
+          <w:lang w:val="en-US"/>
+        </w:rPr>
+        <w:t>a);</w:t>
       </w:r>
     </w:p>
     <w:p>
@@ -4775,15 +6113,27 @@
           <w:lang w:val="en-US"/>
         </w:rPr>
       </w:pPr>
-      <w:r>
-        <w:rPr>
-          <w:rFonts w:ascii="Times New Roman" w:hAnsi="Times New Roman" w:cs="Times New Roman"/>
-          <w:b w:val="0"/>
-          <w:sz w:val="22"/>
-          <w:szCs w:val="22"/>
-          <w:lang w:val="en-US"/>
-        </w:rPr>
-        <w:t>using System;</w:t>
+      <w:proofErr w:type="gramStart"/>
+      <w:r>
+        <w:rPr>
+          <w:rFonts w:ascii="Times New Roman" w:hAnsi="Times New Roman" w:cs="Times New Roman"/>
+          <w:b w:val="0"/>
+          <w:sz w:val="22"/>
+          <w:szCs w:val="22"/>
+          <w:lang w:val="en-US"/>
+        </w:rPr>
+        <w:t>using</w:t>
+      </w:r>
+      <w:proofErr w:type="gramEnd"/>
+      <w:r>
+        <w:rPr>
+          <w:rFonts w:ascii="Times New Roman" w:hAnsi="Times New Roman" w:cs="Times New Roman"/>
+          <w:b w:val="0"/>
+          <w:sz w:val="22"/>
+          <w:szCs w:val="22"/>
+          <w:lang w:val="en-US"/>
+        </w:rPr>
+        <w:t xml:space="preserve"> System;</w:t>
       </w:r>
     </w:p>
     <w:p>
@@ -4800,15 +6150,49 @@
           <w:lang w:val="en-US"/>
         </w:rPr>
       </w:pPr>
-      <w:r>
-        <w:rPr>
-          <w:rFonts w:ascii="Times New Roman" w:hAnsi="Times New Roman" w:cs="Times New Roman"/>
-          <w:b w:val="0"/>
-          <w:sz w:val="22"/>
-          <w:szCs w:val="22"/>
-          <w:lang w:val="en-US"/>
-        </w:rPr>
-        <w:t>using System.Collections.Generic;</w:t>
+      <w:proofErr w:type="gramStart"/>
+      <w:r>
+        <w:rPr>
+          <w:rFonts w:ascii="Times New Roman" w:hAnsi="Times New Roman" w:cs="Times New Roman"/>
+          <w:b w:val="0"/>
+          <w:sz w:val="22"/>
+          <w:szCs w:val="22"/>
+          <w:lang w:val="en-US"/>
+        </w:rPr>
+        <w:t>using</w:t>
+      </w:r>
+      <w:proofErr w:type="gramEnd"/>
+      <w:r>
+        <w:rPr>
+          <w:rFonts w:ascii="Times New Roman" w:hAnsi="Times New Roman" w:cs="Times New Roman"/>
+          <w:b w:val="0"/>
+          <w:sz w:val="22"/>
+          <w:szCs w:val="22"/>
+          <w:lang w:val="en-US"/>
+        </w:rPr>
+        <w:t xml:space="preserve"> </w:t>
+      </w:r>
+      <w:proofErr w:type="spellStart"/>
+      <w:r>
+        <w:rPr>
+          <w:rFonts w:ascii="Times New Roman" w:hAnsi="Times New Roman" w:cs="Times New Roman"/>
+          <w:b w:val="0"/>
+          <w:sz w:val="22"/>
+          <w:szCs w:val="22"/>
+          <w:lang w:val="en-US"/>
+        </w:rPr>
+        <w:t>System.Collections.Generic</w:t>
+      </w:r>
+      <w:proofErr w:type="spellEnd"/>
+      <w:r>
+        <w:rPr>
+          <w:rFonts w:ascii="Times New Roman" w:hAnsi="Times New Roman" w:cs="Times New Roman"/>
+          <w:b w:val="0"/>
+          <w:sz w:val="22"/>
+          <w:szCs w:val="22"/>
+          <w:lang w:val="en-US"/>
+        </w:rPr>
+        <w:t>;</w:t>
       </w:r>
     </w:p>
     <w:p>
@@ -4825,15 +6209,49 @@
           <w:lang w:val="en-US"/>
         </w:rPr>
       </w:pPr>
-      <w:r>
-        <w:rPr>
-          <w:rFonts w:ascii="Times New Roman" w:hAnsi="Times New Roman" w:cs="Times New Roman"/>
-          <w:b w:val="0"/>
-          <w:sz w:val="22"/>
-          <w:szCs w:val="22"/>
-          <w:lang w:val="en-US"/>
-        </w:rPr>
-        <w:t>using System.ComponentModel;</w:t>
+      <w:proofErr w:type="gramStart"/>
+      <w:r>
+        <w:rPr>
+          <w:rFonts w:ascii="Times New Roman" w:hAnsi="Times New Roman" w:cs="Times New Roman"/>
+          <w:b w:val="0"/>
+          <w:sz w:val="22"/>
+          <w:szCs w:val="22"/>
+          <w:lang w:val="en-US"/>
+        </w:rPr>
+        <w:t>using</w:t>
+      </w:r>
+      <w:proofErr w:type="gramEnd"/>
+      <w:r>
+        <w:rPr>
+          <w:rFonts w:ascii="Times New Roman" w:hAnsi="Times New Roman" w:cs="Times New Roman"/>
+          <w:b w:val="0"/>
+          <w:sz w:val="22"/>
+          <w:szCs w:val="22"/>
+          <w:lang w:val="en-US"/>
+        </w:rPr>
+        <w:t xml:space="preserve"> </w:t>
+      </w:r>
+      <w:proofErr w:type="spellStart"/>
+      <w:r>
+        <w:rPr>
+          <w:rFonts w:ascii="Times New Roman" w:hAnsi="Times New Roman" w:cs="Times New Roman"/>
+          <w:b w:val="0"/>
+          <w:sz w:val="22"/>
+          <w:szCs w:val="22"/>
+          <w:lang w:val="en-US"/>
+        </w:rPr>
+        <w:t>System.ComponentModel</w:t>
+      </w:r>
+      <w:proofErr w:type="spellEnd"/>
+      <w:r>
+        <w:rPr>
+          <w:rFonts w:ascii="Times New Roman" w:hAnsi="Times New Roman" w:cs="Times New Roman"/>
+          <w:b w:val="0"/>
+          <w:sz w:val="22"/>
+          <w:szCs w:val="22"/>
+          <w:lang w:val="en-US"/>
+        </w:rPr>
+        <w:t>;</w:t>
       </w:r>
     </w:p>
     <w:p>
@@ -4850,15 +6268,49 @@
           <w:lang w:val="en-US"/>
         </w:rPr>
       </w:pPr>
-      <w:r>
-        <w:rPr>
-          <w:rFonts w:ascii="Times New Roman" w:hAnsi="Times New Roman" w:cs="Times New Roman"/>
-          <w:b w:val="0"/>
-          <w:sz w:val="22"/>
-          <w:szCs w:val="22"/>
-          <w:lang w:val="en-US"/>
-        </w:rPr>
-        <w:t>using System.Data;</w:t>
+      <w:proofErr w:type="gramStart"/>
+      <w:r>
+        <w:rPr>
+          <w:rFonts w:ascii="Times New Roman" w:hAnsi="Times New Roman" w:cs="Times New Roman"/>
+          <w:b w:val="0"/>
+          <w:sz w:val="22"/>
+          <w:szCs w:val="22"/>
+          <w:lang w:val="en-US"/>
+        </w:rPr>
+        <w:t>using</w:t>
+      </w:r>
+      <w:proofErr w:type="gramEnd"/>
+      <w:r>
+        <w:rPr>
+          <w:rFonts w:ascii="Times New Roman" w:hAnsi="Times New Roman" w:cs="Times New Roman"/>
+          <w:b w:val="0"/>
+          <w:sz w:val="22"/>
+          <w:szCs w:val="22"/>
+          <w:lang w:val="en-US"/>
+        </w:rPr>
+        <w:t xml:space="preserve"> </w:t>
+      </w:r>
+      <w:proofErr w:type="spellStart"/>
+      <w:r>
+        <w:rPr>
+          <w:rFonts w:ascii="Times New Roman" w:hAnsi="Times New Roman" w:cs="Times New Roman"/>
+          <w:b w:val="0"/>
+          <w:sz w:val="22"/>
+          <w:szCs w:val="22"/>
+          <w:lang w:val="en-US"/>
+        </w:rPr>
+        <w:t>System.Data</w:t>
+      </w:r>
+      <w:proofErr w:type="spellEnd"/>
+      <w:r>
+        <w:rPr>
+          <w:rFonts w:ascii="Times New Roman" w:hAnsi="Times New Roman" w:cs="Times New Roman"/>
+          <w:b w:val="0"/>
+          <w:sz w:val="22"/>
+          <w:szCs w:val="22"/>
+          <w:lang w:val="en-US"/>
+        </w:rPr>
+        <w:t>;</w:t>
       </w:r>
     </w:p>
     <w:p>
@@ -4875,15 +6327,49 @@
           <w:lang w:val="en-US"/>
         </w:rPr>
       </w:pPr>
-      <w:r>
-        <w:rPr>
-          <w:rFonts w:ascii="Times New Roman" w:hAnsi="Times New Roman" w:cs="Times New Roman"/>
-          <w:b w:val="0"/>
-          <w:sz w:val="22"/>
-          <w:szCs w:val="22"/>
-          <w:lang w:val="en-US"/>
-        </w:rPr>
-        <w:t>using System.Drawing;</w:t>
+      <w:proofErr w:type="gramStart"/>
+      <w:r>
+        <w:rPr>
+          <w:rFonts w:ascii="Times New Roman" w:hAnsi="Times New Roman" w:cs="Times New Roman"/>
+          <w:b w:val="0"/>
+          <w:sz w:val="22"/>
+          <w:szCs w:val="22"/>
+          <w:lang w:val="en-US"/>
+        </w:rPr>
+        <w:t>using</w:t>
+      </w:r>
+      <w:proofErr w:type="gramEnd"/>
+      <w:r>
+        <w:rPr>
+          <w:rFonts w:ascii="Times New Roman" w:hAnsi="Times New Roman" w:cs="Times New Roman"/>
+          <w:b w:val="0"/>
+          <w:sz w:val="22"/>
+          <w:szCs w:val="22"/>
+          <w:lang w:val="en-US"/>
+        </w:rPr>
+        <w:t xml:space="preserve"> </w:t>
+      </w:r>
+      <w:proofErr w:type="spellStart"/>
+      <w:r>
+        <w:rPr>
+          <w:rFonts w:ascii="Times New Roman" w:hAnsi="Times New Roman" w:cs="Times New Roman"/>
+          <w:b w:val="0"/>
+          <w:sz w:val="22"/>
+          <w:szCs w:val="22"/>
+          <w:lang w:val="en-US"/>
+        </w:rPr>
+        <w:t>System.Drawing</w:t>
+      </w:r>
+      <w:proofErr w:type="spellEnd"/>
+      <w:r>
+        <w:rPr>
+          <w:rFonts w:ascii="Times New Roman" w:hAnsi="Times New Roman" w:cs="Times New Roman"/>
+          <w:b w:val="0"/>
+          <w:sz w:val="22"/>
+          <w:szCs w:val="22"/>
+          <w:lang w:val="en-US"/>
+        </w:rPr>
+        <w:t>;</w:t>
       </w:r>
     </w:p>
     <w:p>
@@ -4900,15 +6386,49 @@
           <w:lang w:val="en-US"/>
         </w:rPr>
       </w:pPr>
-      <w:r>
-        <w:rPr>
-          <w:rFonts w:ascii="Times New Roman" w:hAnsi="Times New Roman" w:cs="Times New Roman"/>
-          <w:b w:val="0"/>
-          <w:sz w:val="22"/>
-          <w:szCs w:val="22"/>
-          <w:lang w:val="en-US"/>
-        </w:rPr>
-        <w:t>using System.Linq;</w:t>
+      <w:proofErr w:type="gramStart"/>
+      <w:r>
+        <w:rPr>
+          <w:rFonts w:ascii="Times New Roman" w:hAnsi="Times New Roman" w:cs="Times New Roman"/>
+          <w:b w:val="0"/>
+          <w:sz w:val="22"/>
+          <w:szCs w:val="22"/>
+          <w:lang w:val="en-US"/>
+        </w:rPr>
+        <w:t>using</w:t>
+      </w:r>
+      <w:proofErr w:type="gramEnd"/>
+      <w:r>
+        <w:rPr>
+          <w:rFonts w:ascii="Times New Roman" w:hAnsi="Times New Roman" w:cs="Times New Roman"/>
+          <w:b w:val="0"/>
+          <w:sz w:val="22"/>
+          <w:szCs w:val="22"/>
+          <w:lang w:val="en-US"/>
+        </w:rPr>
+        <w:t xml:space="preserve"> </w:t>
+      </w:r>
+      <w:proofErr w:type="spellStart"/>
+      <w:r>
+        <w:rPr>
+          <w:rFonts w:ascii="Times New Roman" w:hAnsi="Times New Roman" w:cs="Times New Roman"/>
+          <w:b w:val="0"/>
+          <w:sz w:val="22"/>
+          <w:szCs w:val="22"/>
+          <w:lang w:val="en-US"/>
+        </w:rPr>
+        <w:t>System.Linq</w:t>
+      </w:r>
+      <w:proofErr w:type="spellEnd"/>
+      <w:r>
+        <w:rPr>
+          <w:rFonts w:ascii="Times New Roman" w:hAnsi="Times New Roman" w:cs="Times New Roman"/>
+          <w:b w:val="0"/>
+          <w:sz w:val="22"/>
+          <w:szCs w:val="22"/>
+          <w:lang w:val="en-US"/>
+        </w:rPr>
+        <w:t>;</w:t>
       </w:r>
     </w:p>
     <w:p>
@@ -4925,15 +6445,49 @@
           <w:lang w:val="en-US"/>
         </w:rPr>
       </w:pPr>
-      <w:r>
-        <w:rPr>
-          <w:rFonts w:ascii="Times New Roman" w:hAnsi="Times New Roman" w:cs="Times New Roman"/>
-          <w:b w:val="0"/>
-          <w:sz w:val="22"/>
-          <w:szCs w:val="22"/>
-          <w:lang w:val="en-US"/>
-        </w:rPr>
-        <w:t>using System.Text;</w:t>
+      <w:proofErr w:type="gramStart"/>
+      <w:r>
+        <w:rPr>
+          <w:rFonts w:ascii="Times New Roman" w:hAnsi="Times New Roman" w:cs="Times New Roman"/>
+          <w:b w:val="0"/>
+          <w:sz w:val="22"/>
+          <w:szCs w:val="22"/>
+          <w:lang w:val="en-US"/>
+        </w:rPr>
+        <w:t>using</w:t>
+      </w:r>
+      <w:proofErr w:type="gramEnd"/>
+      <w:r>
+        <w:rPr>
+          <w:rFonts w:ascii="Times New Roman" w:hAnsi="Times New Roman" w:cs="Times New Roman"/>
+          <w:b w:val="0"/>
+          <w:sz w:val="22"/>
+          <w:szCs w:val="22"/>
+          <w:lang w:val="en-US"/>
+        </w:rPr>
+        <w:t xml:space="preserve"> </w:t>
+      </w:r>
+      <w:proofErr w:type="spellStart"/>
+      <w:r>
+        <w:rPr>
+          <w:rFonts w:ascii="Times New Roman" w:hAnsi="Times New Roman" w:cs="Times New Roman"/>
+          <w:b w:val="0"/>
+          <w:sz w:val="22"/>
+          <w:szCs w:val="22"/>
+          <w:lang w:val="en-US"/>
+        </w:rPr>
+        <w:t>System.Text</w:t>
+      </w:r>
+      <w:proofErr w:type="spellEnd"/>
+      <w:r>
+        <w:rPr>
+          <w:rFonts w:ascii="Times New Roman" w:hAnsi="Times New Roman" w:cs="Times New Roman"/>
+          <w:b w:val="0"/>
+          <w:sz w:val="22"/>
+          <w:szCs w:val="22"/>
+          <w:lang w:val="en-US"/>
+        </w:rPr>
+        <w:t>;</w:t>
       </w:r>
     </w:p>
     <w:p>
@@ -4950,15 +6504,49 @@
           <w:lang w:val="en-US"/>
         </w:rPr>
       </w:pPr>
-      <w:r>
-        <w:rPr>
-          <w:rFonts w:ascii="Times New Roman" w:hAnsi="Times New Roman" w:cs="Times New Roman"/>
-          <w:b w:val="0"/>
-          <w:sz w:val="22"/>
-          <w:szCs w:val="22"/>
-          <w:lang w:val="en-US"/>
-        </w:rPr>
-        <w:t>using System.Threading.Tasks;</w:t>
+      <w:proofErr w:type="gramStart"/>
+      <w:r>
+        <w:rPr>
+          <w:rFonts w:ascii="Times New Roman" w:hAnsi="Times New Roman" w:cs="Times New Roman"/>
+          <w:b w:val="0"/>
+          <w:sz w:val="22"/>
+          <w:szCs w:val="22"/>
+          <w:lang w:val="en-US"/>
+        </w:rPr>
+        <w:t>using</w:t>
+      </w:r>
+      <w:proofErr w:type="gramEnd"/>
+      <w:r>
+        <w:rPr>
+          <w:rFonts w:ascii="Times New Roman" w:hAnsi="Times New Roman" w:cs="Times New Roman"/>
+          <w:b w:val="0"/>
+          <w:sz w:val="22"/>
+          <w:szCs w:val="22"/>
+          <w:lang w:val="en-US"/>
+        </w:rPr>
+        <w:t xml:space="preserve"> </w:t>
+      </w:r>
+      <w:proofErr w:type="spellStart"/>
+      <w:r>
+        <w:rPr>
+          <w:rFonts w:ascii="Times New Roman" w:hAnsi="Times New Roman" w:cs="Times New Roman"/>
+          <w:b w:val="0"/>
+          <w:sz w:val="22"/>
+          <w:szCs w:val="22"/>
+          <w:lang w:val="en-US"/>
+        </w:rPr>
+        <w:t>System.Threading.Tasks</w:t>
+      </w:r>
+      <w:proofErr w:type="spellEnd"/>
+      <w:r>
+        <w:rPr>
+          <w:rFonts w:ascii="Times New Roman" w:hAnsi="Times New Roman" w:cs="Times New Roman"/>
+          <w:b w:val="0"/>
+          <w:sz w:val="22"/>
+          <w:szCs w:val="22"/>
+          <w:lang w:val="en-US"/>
+        </w:rPr>
+        <w:t>;</w:t>
       </w:r>
     </w:p>
     <w:p>
@@ -4975,15 +6563,49 @@
           <w:lang w:val="en-US"/>
         </w:rPr>
       </w:pPr>
-      <w:r>
-        <w:rPr>
-          <w:rFonts w:ascii="Times New Roman" w:hAnsi="Times New Roman" w:cs="Times New Roman"/>
-          <w:b w:val="0"/>
-          <w:sz w:val="22"/>
-          <w:szCs w:val="22"/>
-          <w:lang w:val="en-US"/>
-        </w:rPr>
-        <w:t>using System.Windows.Forms;</w:t>
+      <w:proofErr w:type="gramStart"/>
+      <w:r>
+        <w:rPr>
+          <w:rFonts w:ascii="Times New Roman" w:hAnsi="Times New Roman" w:cs="Times New Roman"/>
+          <w:b w:val="0"/>
+          <w:sz w:val="22"/>
+          <w:szCs w:val="22"/>
+          <w:lang w:val="en-US"/>
+        </w:rPr>
+        <w:t>using</w:t>
+      </w:r>
+      <w:proofErr w:type="gramEnd"/>
+      <w:r>
+        <w:rPr>
+          <w:rFonts w:ascii="Times New Roman" w:hAnsi="Times New Roman" w:cs="Times New Roman"/>
+          <w:b w:val="0"/>
+          <w:sz w:val="22"/>
+          <w:szCs w:val="22"/>
+          <w:lang w:val="en-US"/>
+        </w:rPr>
+        <w:t xml:space="preserve"> </w:t>
+      </w:r>
+      <w:proofErr w:type="spellStart"/>
+      <w:r>
+        <w:rPr>
+          <w:rFonts w:ascii="Times New Roman" w:hAnsi="Times New Roman" w:cs="Times New Roman"/>
+          <w:b w:val="0"/>
+          <w:sz w:val="22"/>
+          <w:szCs w:val="22"/>
+          <w:lang w:val="en-US"/>
+        </w:rPr>
+        <w:t>System.Windows.Forms</w:t>
+      </w:r>
+      <w:proofErr w:type="spellEnd"/>
+      <w:r>
+        <w:rPr>
+          <w:rFonts w:ascii="Times New Roman" w:hAnsi="Times New Roman" w:cs="Times New Roman"/>
+          <w:b w:val="0"/>
+          <w:sz w:val="22"/>
+          <w:szCs w:val="22"/>
+          <w:lang w:val="en-US"/>
+        </w:rPr>
+        <w:t>;</w:t>
       </w:r>
     </w:p>
     <w:p>
@@ -5000,15 +6622,27 @@
           <w:lang w:val="en-US"/>
         </w:rPr>
       </w:pPr>
-      <w:r>
-        <w:rPr>
-          <w:rFonts w:ascii="Times New Roman" w:hAnsi="Times New Roman" w:cs="Times New Roman"/>
-          <w:b w:val="0"/>
-          <w:sz w:val="22"/>
-          <w:szCs w:val="22"/>
-          <w:lang w:val="en-US"/>
-        </w:rPr>
-        <w:t xml:space="preserve">namespace </w:t>
+      <w:proofErr w:type="gramStart"/>
+      <w:r>
+        <w:rPr>
+          <w:rFonts w:ascii="Times New Roman" w:hAnsi="Times New Roman" w:cs="Times New Roman"/>
+          <w:b w:val="0"/>
+          <w:sz w:val="22"/>
+          <w:szCs w:val="22"/>
+          <w:lang w:val="en-US"/>
+        </w:rPr>
+        <w:t>namespace</w:t>
+      </w:r>
+      <w:proofErr w:type="gramEnd"/>
+      <w:r>
+        <w:rPr>
+          <w:rFonts w:ascii="Times New Roman" w:hAnsi="Times New Roman" w:cs="Times New Roman"/>
+          <w:b w:val="0"/>
+          <w:sz w:val="22"/>
+          <w:szCs w:val="22"/>
+          <w:lang w:val="en-US"/>
+        </w:rPr>
+        <w:t xml:space="preserve"> </w:t>
       </w:r>
       <w:r>
         <w:rPr>
@@ -5078,15 +6712,27 @@
           <w:lang w:val="en-US"/>
         </w:rPr>
       </w:pPr>
-      <w:r>
-        <w:rPr>
-          <w:rFonts w:ascii="Times New Roman" w:hAnsi="Times New Roman" w:cs="Times New Roman"/>
-          <w:b w:val="0"/>
-          <w:sz w:val="22"/>
-          <w:szCs w:val="22"/>
-          <w:lang w:val="en-US"/>
-        </w:rPr>
-        <w:t>public partial class Form1 : Form</w:t>
+      <w:proofErr w:type="gramStart"/>
+      <w:r>
+        <w:rPr>
+          <w:rFonts w:ascii="Times New Roman" w:hAnsi="Times New Roman" w:cs="Times New Roman"/>
+          <w:b w:val="0"/>
+          <w:sz w:val="22"/>
+          <w:szCs w:val="22"/>
+          <w:lang w:val="en-US"/>
+        </w:rPr>
+        <w:t>public</w:t>
+      </w:r>
+      <w:proofErr w:type="gramEnd"/>
+      <w:r>
+        <w:rPr>
+          <w:rFonts w:ascii="Times New Roman" w:hAnsi="Times New Roman" w:cs="Times New Roman"/>
+          <w:b w:val="0"/>
+          <w:sz w:val="22"/>
+          <w:szCs w:val="22"/>
+          <w:lang w:val="en-US"/>
+        </w:rPr>
+        <w:t xml:space="preserve"> partial class Form1 : Form</w:t>
       </w:r>
     </w:p>
     <w:p>
@@ -5128,15 +6774,27 @@
           <w:lang w:val="en-US"/>
         </w:rPr>
       </w:pPr>
-      <w:r>
-        <w:rPr>
-          <w:rFonts w:ascii="Times New Roman" w:hAnsi="Times New Roman" w:cs="Times New Roman"/>
-          <w:b w:val="0"/>
-          <w:sz w:val="22"/>
-          <w:szCs w:val="22"/>
-          <w:lang w:val="en-US"/>
-        </w:rPr>
-        <w:t>public Form1()</w:t>
+      <w:proofErr w:type="gramStart"/>
+      <w:r>
+        <w:rPr>
+          <w:rFonts w:ascii="Times New Roman" w:hAnsi="Times New Roman" w:cs="Times New Roman"/>
+          <w:b w:val="0"/>
+          <w:sz w:val="22"/>
+          <w:szCs w:val="22"/>
+          <w:lang w:val="en-US"/>
+        </w:rPr>
+        <w:t>public</w:t>
+      </w:r>
+      <w:proofErr w:type="gramEnd"/>
+      <w:r>
+        <w:rPr>
+          <w:rFonts w:ascii="Times New Roman" w:hAnsi="Times New Roman" w:cs="Times New Roman"/>
+          <w:b w:val="0"/>
+          <w:sz w:val="22"/>
+          <w:szCs w:val="22"/>
+          <w:lang w:val="en-US"/>
+        </w:rPr>
+        <w:t xml:space="preserve"> Form1()</w:t>
       </w:r>
     </w:p>
     <w:p>
@@ -5178,15 +6836,39 @@
           <w:lang w:val="en-US"/>
         </w:rPr>
       </w:pPr>
-      <w:r>
-        <w:rPr>
-          <w:rFonts w:ascii="Times New Roman" w:hAnsi="Times New Roman" w:cs="Times New Roman"/>
-          <w:b w:val="0"/>
-          <w:sz w:val="22"/>
-          <w:szCs w:val="22"/>
-          <w:lang w:val="en-US"/>
-        </w:rPr>
-        <w:t>InitializeComponent();</w:t>
+      <w:proofErr w:type="spellStart"/>
+      <w:proofErr w:type="gramStart"/>
+      <w:r>
+        <w:rPr>
+          <w:rFonts w:ascii="Times New Roman" w:hAnsi="Times New Roman" w:cs="Times New Roman"/>
+          <w:b w:val="0"/>
+          <w:sz w:val="22"/>
+          <w:szCs w:val="22"/>
+          <w:lang w:val="en-US"/>
+        </w:rPr>
+        <w:t>InitializeComponent</w:t>
+      </w:r>
+      <w:proofErr w:type="spellEnd"/>
+      <w:r>
+        <w:rPr>
+          <w:rFonts w:ascii="Times New Roman" w:hAnsi="Times New Roman" w:cs="Times New Roman"/>
+          <w:b w:val="0"/>
+          <w:sz w:val="22"/>
+          <w:szCs w:val="22"/>
+          <w:lang w:val="en-US"/>
+        </w:rPr>
+        <w:t>(</w:t>
+      </w:r>
+      <w:proofErr w:type="gramEnd"/>
+      <w:r>
+        <w:rPr>
+          <w:rFonts w:ascii="Times New Roman" w:hAnsi="Times New Roman" w:cs="Times New Roman"/>
+          <w:b w:val="0"/>
+          <w:sz w:val="22"/>
+          <w:szCs w:val="22"/>
+          <w:lang w:val="en-US"/>
+        </w:rPr>
+        <w:t>);</w:t>
       </w:r>
     </w:p>
     <w:p>
@@ -5236,7 +6918,29 @@
           <w:szCs w:val="22"/>
           <w:lang w:val="en-US"/>
         </w:rPr>
-        <w:t>Class1 qwe;</w:t>
+        <w:t xml:space="preserve">Class1 </w:t>
+      </w:r>
+      <w:proofErr w:type="spellStart"/>
+      <w:r>
+        <w:rPr>
+          <w:rFonts w:ascii="Times New Roman" w:hAnsi="Times New Roman" w:cs="Times New Roman"/>
+          <w:b w:val="0"/>
+          <w:sz w:val="22"/>
+          <w:szCs w:val="22"/>
+          <w:lang w:val="en-US"/>
+        </w:rPr>
+        <w:t>qwe</w:t>
+      </w:r>
+      <w:proofErr w:type="spellEnd"/>
+      <w:r>
+        <w:rPr>
+          <w:rFonts w:ascii="Times New Roman" w:hAnsi="Times New Roman" w:cs="Times New Roman"/>
+          <w:b w:val="0"/>
+          <w:sz w:val="22"/>
+          <w:szCs w:val="22"/>
+          <w:lang w:val="en-US"/>
+        </w:rPr>
+        <w:t>;</w:t>
       </w:r>
     </w:p>
     <w:p>
@@ -5253,15 +6957,49 @@
           <w:lang w:val="en-US"/>
         </w:rPr>
       </w:pPr>
-      <w:r>
-        <w:rPr>
-          <w:rFonts w:ascii="Times New Roman" w:hAnsi="Times New Roman" w:cs="Times New Roman"/>
-          <w:b w:val="0"/>
-          <w:sz w:val="22"/>
-          <w:szCs w:val="22"/>
-          <w:lang w:val="en-US"/>
-        </w:rPr>
-        <w:t>private void button1_Click(object sender, EventArgs e)</w:t>
+      <w:proofErr w:type="gramStart"/>
+      <w:r>
+        <w:rPr>
+          <w:rFonts w:ascii="Times New Roman" w:hAnsi="Times New Roman" w:cs="Times New Roman"/>
+          <w:b w:val="0"/>
+          <w:sz w:val="22"/>
+          <w:szCs w:val="22"/>
+          <w:lang w:val="en-US"/>
+        </w:rPr>
+        <w:t>private</w:t>
+      </w:r>
+      <w:proofErr w:type="gramEnd"/>
+      <w:r>
+        <w:rPr>
+          <w:rFonts w:ascii="Times New Roman" w:hAnsi="Times New Roman" w:cs="Times New Roman"/>
+          <w:b w:val="0"/>
+          <w:sz w:val="22"/>
+          <w:szCs w:val="22"/>
+          <w:lang w:val="en-US"/>
+        </w:rPr>
+        <w:t xml:space="preserve"> void button1_Click(object sender, </w:t>
+      </w:r>
+      <w:proofErr w:type="spellStart"/>
+      <w:r>
+        <w:rPr>
+          <w:rFonts w:ascii="Times New Roman" w:hAnsi="Times New Roman" w:cs="Times New Roman"/>
+          <w:b w:val="0"/>
+          <w:sz w:val="22"/>
+          <w:szCs w:val="22"/>
+          <w:lang w:val="en-US"/>
+        </w:rPr>
+        <w:t>EventArgs</w:t>
+      </w:r>
+      <w:proofErr w:type="spellEnd"/>
+      <w:r>
+        <w:rPr>
+          <w:rFonts w:ascii="Times New Roman" w:hAnsi="Times New Roman" w:cs="Times New Roman"/>
+          <w:b w:val="0"/>
+          <w:sz w:val="22"/>
+          <w:szCs w:val="22"/>
+          <w:lang w:val="en-US"/>
+        </w:rPr>
+        <w:t xml:space="preserve"> e)</w:t>
       </w:r>
     </w:p>
     <w:p>
@@ -5337,15 +7075,29 @@
           <w:lang w:val="en-US"/>
         </w:rPr>
       </w:pPr>
-      <w:r>
-        <w:rPr>
-          <w:rFonts w:ascii="Times New Roman" w:hAnsi="Times New Roman" w:cs="Times New Roman"/>
-          <w:b w:val="0"/>
-          <w:sz w:val="22"/>
-          <w:szCs w:val="22"/>
-          <w:lang w:val="en-US"/>
-        </w:rPr>
-        <w:t>qwe = new Class1(textBox1, label2, label4, listBox1);</w:t>
+      <w:proofErr w:type="spellStart"/>
+      <w:proofErr w:type="gramStart"/>
+      <w:r>
+        <w:rPr>
+          <w:rFonts w:ascii="Times New Roman" w:hAnsi="Times New Roman" w:cs="Times New Roman"/>
+          <w:b w:val="0"/>
+          <w:sz w:val="22"/>
+          <w:szCs w:val="22"/>
+          <w:lang w:val="en-US"/>
+        </w:rPr>
+        <w:t>qwe</w:t>
+      </w:r>
+      <w:proofErr w:type="spellEnd"/>
+      <w:proofErr w:type="gramEnd"/>
+      <w:r>
+        <w:rPr>
+          <w:rFonts w:ascii="Times New Roman" w:hAnsi="Times New Roman" w:cs="Times New Roman"/>
+          <w:b w:val="0"/>
+          <w:sz w:val="22"/>
+          <w:szCs w:val="22"/>
+          <w:lang w:val="en-US"/>
+        </w:rPr>
+        <w:t xml:space="preserve"> = new Class1(textBox1, label2, label4, listBox1);</w:t>
       </w:r>
     </w:p>
     <w:p>
@@ -5415,15 +7167,39 @@
           <w:lang w:val="en-US"/>
         </w:rPr>
       </w:pPr>
-      <w:r>
-        <w:rPr>
-          <w:rFonts w:ascii="Times New Roman" w:hAnsi="Times New Roman" w:cs="Times New Roman"/>
-          <w:b w:val="0"/>
-          <w:sz w:val="22"/>
-          <w:szCs w:val="22"/>
-          <w:lang w:val="en-US"/>
-        </w:rPr>
-        <w:t>qwe.Creating(textBox1,label2, label4, listBox1);</w:t>
+      <w:proofErr w:type="spellStart"/>
+      <w:proofErr w:type="gramStart"/>
+      <w:r>
+        <w:rPr>
+          <w:rFonts w:ascii="Times New Roman" w:hAnsi="Times New Roman" w:cs="Times New Roman"/>
+          <w:b w:val="0"/>
+          <w:sz w:val="22"/>
+          <w:szCs w:val="22"/>
+          <w:lang w:val="en-US"/>
+        </w:rPr>
+        <w:t>qwe.Creating</w:t>
+      </w:r>
+      <w:proofErr w:type="spellEnd"/>
+      <w:r>
+        <w:rPr>
+          <w:rFonts w:ascii="Times New Roman" w:hAnsi="Times New Roman" w:cs="Times New Roman"/>
+          <w:b w:val="0"/>
+          <w:sz w:val="22"/>
+          <w:szCs w:val="22"/>
+          <w:lang w:val="en-US"/>
+        </w:rPr>
+        <w:t>(</w:t>
+      </w:r>
+      <w:proofErr w:type="gramEnd"/>
+      <w:r>
+        <w:rPr>
+          <w:rFonts w:ascii="Times New Roman" w:hAnsi="Times New Roman" w:cs="Times New Roman"/>
+          <w:b w:val="0"/>
+          <w:sz w:val="22"/>
+          <w:szCs w:val="22"/>
+          <w:lang w:val="en-US"/>
+        </w:rPr>
+        <w:t>textBox1,label2, label4, listBox1);</w:t>
       </w:r>
     </w:p>
     <w:p>
@@ -5465,15 +7241,28 @@
           <w:lang w:val="en-US"/>
         </w:rPr>
       </w:pPr>
-      <w:r>
-        <w:rPr>
-          <w:rFonts w:ascii="Times New Roman" w:hAnsi="Times New Roman" w:cs="Times New Roman"/>
-          <w:b w:val="0"/>
-          <w:sz w:val="22"/>
-          <w:szCs w:val="22"/>
-          <w:lang w:val="en-US"/>
-        </w:rPr>
-        <w:t xml:space="preserve">private void </w:t>
+      <w:proofErr w:type="gramStart"/>
+      <w:r>
+        <w:rPr>
+          <w:rFonts w:ascii="Times New Roman" w:hAnsi="Times New Roman" w:cs="Times New Roman"/>
+          <w:b w:val="0"/>
+          <w:sz w:val="22"/>
+          <w:szCs w:val="22"/>
+          <w:lang w:val="en-US"/>
+        </w:rPr>
+        <w:lastRenderedPageBreak/>
+        <w:t>private</w:t>
+      </w:r>
+      <w:proofErr w:type="gramEnd"/>
+      <w:r>
+        <w:rPr>
+          <w:rFonts w:ascii="Times New Roman" w:hAnsi="Times New Roman" w:cs="Times New Roman"/>
+          <w:b w:val="0"/>
+          <w:sz w:val="22"/>
+          <w:szCs w:val="22"/>
+          <w:lang w:val="en-US"/>
+        </w:rPr>
+        <w:t xml:space="preserve"> void </w:t>
       </w:r>
       <w:r>
         <w:rPr>
@@ -5484,15 +7273,49 @@
         </w:rPr>
         <w:t>условие</w:t>
       </w:r>
-      <w:r>
-        <w:rPr>
-          <w:rFonts w:ascii="Times New Roman" w:hAnsi="Times New Roman" w:cs="Times New Roman"/>
-          <w:b w:val="0"/>
-          <w:sz w:val="22"/>
-          <w:szCs w:val="22"/>
-          <w:lang w:val="en-US"/>
-        </w:rPr>
-        <w:t>ToolStripMenuItem_Click(object sender, EventArgs e)</w:t>
+      <w:proofErr w:type="spellStart"/>
+      <w:r>
+        <w:rPr>
+          <w:rFonts w:ascii="Times New Roman" w:hAnsi="Times New Roman" w:cs="Times New Roman"/>
+          <w:b w:val="0"/>
+          <w:sz w:val="22"/>
+          <w:szCs w:val="22"/>
+          <w:lang w:val="en-US"/>
+        </w:rPr>
+        <w:t>ToolStripMenuItem_Click</w:t>
+      </w:r>
+      <w:proofErr w:type="spellEnd"/>
+      <w:r>
+        <w:rPr>
+          <w:rFonts w:ascii="Times New Roman" w:hAnsi="Times New Roman" w:cs="Times New Roman"/>
+          <w:b w:val="0"/>
+          <w:sz w:val="22"/>
+          <w:szCs w:val="22"/>
+          <w:lang w:val="en-US"/>
+        </w:rPr>
+        <w:t xml:space="preserve">(object sender, </w:t>
+      </w:r>
+      <w:proofErr w:type="spellStart"/>
+      <w:r>
+        <w:rPr>
+          <w:rFonts w:ascii="Times New Roman" w:hAnsi="Times New Roman" w:cs="Times New Roman"/>
+          <w:b w:val="0"/>
+          <w:sz w:val="22"/>
+          <w:szCs w:val="22"/>
+          <w:lang w:val="en-US"/>
+        </w:rPr>
+        <w:t>EventArgs</w:t>
+      </w:r>
+      <w:proofErr w:type="spellEnd"/>
+      <w:r>
+        <w:rPr>
+          <w:rFonts w:ascii="Times New Roman" w:hAnsi="Times New Roman" w:cs="Times New Roman"/>
+          <w:b w:val="0"/>
+          <w:sz w:val="22"/>
+          <w:szCs w:val="22"/>
+          <w:lang w:val="en-US"/>
+        </w:rPr>
+        <w:t xml:space="preserve"> e)</w:t>
       </w:r>
     </w:p>
     <w:p>
@@ -5542,7 +7365,29 @@
           <w:szCs w:val="22"/>
           <w:lang w:val="en-US"/>
         </w:rPr>
-        <w:t>Form2 f2 = new Form2();</w:t>
+        <w:t xml:space="preserve">Form2 f2 = new </w:t>
+      </w:r>
+      <w:proofErr w:type="gramStart"/>
+      <w:r>
+        <w:rPr>
+          <w:rFonts w:ascii="Times New Roman" w:hAnsi="Times New Roman" w:cs="Times New Roman"/>
+          <w:b w:val="0"/>
+          <w:sz w:val="22"/>
+          <w:szCs w:val="22"/>
+          <w:lang w:val="en-US"/>
+        </w:rPr>
+        <w:t>Form2(</w:t>
+      </w:r>
+      <w:proofErr w:type="gramEnd"/>
+      <w:r>
+        <w:rPr>
+          <w:rFonts w:ascii="Times New Roman" w:hAnsi="Times New Roman" w:cs="Times New Roman"/>
+          <w:b w:val="0"/>
+          <w:sz w:val="22"/>
+          <w:szCs w:val="22"/>
+          <w:lang w:val="en-US"/>
+        </w:rPr>
+        <w:t>);</w:t>
       </w:r>
     </w:p>
     <w:p>
@@ -5559,15 +7404,27 @@
           <w:lang w:val="en-US"/>
         </w:rPr>
       </w:pPr>
-      <w:r>
-        <w:rPr>
-          <w:rFonts w:ascii="Times New Roman" w:hAnsi="Times New Roman" w:cs="Times New Roman"/>
-          <w:b w:val="0"/>
-          <w:sz w:val="22"/>
-          <w:szCs w:val="22"/>
-          <w:lang w:val="en-US"/>
-        </w:rPr>
-        <w:t>f2.Show();</w:t>
+      <w:proofErr w:type="gramStart"/>
+      <w:r>
+        <w:rPr>
+          <w:rFonts w:ascii="Times New Roman" w:hAnsi="Times New Roman" w:cs="Times New Roman"/>
+          <w:b w:val="0"/>
+          <w:sz w:val="22"/>
+          <w:szCs w:val="22"/>
+          <w:lang w:val="en-US"/>
+        </w:rPr>
+        <w:t>f2.Show(</w:t>
+      </w:r>
+      <w:proofErr w:type="gramEnd"/>
+      <w:r>
+        <w:rPr>
+          <w:rFonts w:ascii="Times New Roman" w:hAnsi="Times New Roman" w:cs="Times New Roman"/>
+          <w:b w:val="0"/>
+          <w:sz w:val="22"/>
+          <w:szCs w:val="22"/>
+          <w:lang w:val="en-US"/>
+        </w:rPr>
+        <w:t>);</w:t>
       </w:r>
     </w:p>
     <w:p>
@@ -5609,15 +7466,27 @@
           <w:lang w:val="en-US"/>
         </w:rPr>
       </w:pPr>
-      <w:r>
-        <w:rPr>
-          <w:rFonts w:ascii="Times New Roman" w:hAnsi="Times New Roman" w:cs="Times New Roman"/>
-          <w:b w:val="0"/>
-          <w:sz w:val="22"/>
-          <w:szCs w:val="22"/>
-          <w:lang w:val="en-US"/>
-        </w:rPr>
-        <w:t xml:space="preserve">private void </w:t>
+      <w:proofErr w:type="gramStart"/>
+      <w:r>
+        <w:rPr>
+          <w:rFonts w:ascii="Times New Roman" w:hAnsi="Times New Roman" w:cs="Times New Roman"/>
+          <w:b w:val="0"/>
+          <w:sz w:val="22"/>
+          <w:szCs w:val="22"/>
+          <w:lang w:val="en-US"/>
+        </w:rPr>
+        <w:t>private</w:t>
+      </w:r>
+      <w:proofErr w:type="gramEnd"/>
+      <w:r>
+        <w:rPr>
+          <w:rFonts w:ascii="Times New Roman" w:hAnsi="Times New Roman" w:cs="Times New Roman"/>
+          <w:b w:val="0"/>
+          <w:sz w:val="22"/>
+          <w:szCs w:val="22"/>
+          <w:lang w:val="en-US"/>
+        </w:rPr>
+        <w:t xml:space="preserve"> void </w:t>
       </w:r>
       <w:r>
         <w:rPr>
@@ -5628,15 +7497,49 @@
         </w:rPr>
         <w:t>автор</w:t>
       </w:r>
-      <w:r>
-        <w:rPr>
-          <w:rFonts w:ascii="Times New Roman" w:hAnsi="Times New Roman" w:cs="Times New Roman"/>
-          <w:b w:val="0"/>
-          <w:sz w:val="22"/>
-          <w:szCs w:val="22"/>
-          <w:lang w:val="en-US"/>
-        </w:rPr>
-        <w:t>ToolStripMenuItem_Click(object sender, EventArgs e)</w:t>
+      <w:proofErr w:type="spellStart"/>
+      <w:r>
+        <w:rPr>
+          <w:rFonts w:ascii="Times New Roman" w:hAnsi="Times New Roman" w:cs="Times New Roman"/>
+          <w:b w:val="0"/>
+          <w:sz w:val="22"/>
+          <w:szCs w:val="22"/>
+          <w:lang w:val="en-US"/>
+        </w:rPr>
+        <w:t>ToolStripMenuItem_Click</w:t>
+      </w:r>
+      <w:proofErr w:type="spellEnd"/>
+      <w:r>
+        <w:rPr>
+          <w:rFonts w:ascii="Times New Roman" w:hAnsi="Times New Roman" w:cs="Times New Roman"/>
+          <w:b w:val="0"/>
+          <w:sz w:val="22"/>
+          <w:szCs w:val="22"/>
+          <w:lang w:val="en-US"/>
+        </w:rPr>
+        <w:t xml:space="preserve">(object sender, </w:t>
+      </w:r>
+      <w:proofErr w:type="spellStart"/>
+      <w:r>
+        <w:rPr>
+          <w:rFonts w:ascii="Times New Roman" w:hAnsi="Times New Roman" w:cs="Times New Roman"/>
+          <w:b w:val="0"/>
+          <w:sz w:val="22"/>
+          <w:szCs w:val="22"/>
+          <w:lang w:val="en-US"/>
+        </w:rPr>
+        <w:t>EventArgs</w:t>
+      </w:r>
+      <w:proofErr w:type="spellEnd"/>
+      <w:r>
+        <w:rPr>
+          <w:rFonts w:ascii="Times New Roman" w:hAnsi="Times New Roman" w:cs="Times New Roman"/>
+          <w:b w:val="0"/>
+          <w:sz w:val="22"/>
+          <w:szCs w:val="22"/>
+          <w:lang w:val="en-US"/>
+        </w:rPr>
+        <w:t xml:space="preserve"> e)</w:t>
       </w:r>
     </w:p>
     <w:p>
@@ -5675,9 +7578,10 @@
           <w:b w:val="0"/>
           <w:sz w:val="22"/>
           <w:szCs w:val="22"/>
-          <w:lang w:val="en-US"/>
-        </w:rPr>
-      </w:pPr>
+        </w:rPr>
+      </w:pPr>
+      <w:proofErr w:type="spellStart"/>
+      <w:proofErr w:type="gramStart"/>
       <w:r>
         <w:rPr>
           <w:rFonts w:ascii="Times New Roman" w:hAnsi="Times New Roman" w:cs="Times New Roman"/>
@@ -5696,7 +7600,48 @@
           <w:szCs w:val="22"/>
           <w:lang w:val="en-US"/>
         </w:rPr>
-        <w:t>ox.Show("</w:t>
+        <w:t>ox</w:t>
+      </w:r>
+      <w:proofErr w:type="spellEnd"/>
+      <w:r>
+        <w:rPr>
+          <w:rFonts w:ascii="Times New Roman" w:hAnsi="Times New Roman" w:cs="Times New Roman"/>
+          <w:b w:val="0"/>
+          <w:sz w:val="22"/>
+          <w:szCs w:val="22"/>
+        </w:rPr>
+        <w:t>.</w:t>
+      </w:r>
+      <w:proofErr w:type="spellStart"/>
+      <w:r>
+        <w:rPr>
+          <w:rFonts w:ascii="Times New Roman" w:hAnsi="Times New Roman" w:cs="Times New Roman"/>
+          <w:b w:val="0"/>
+          <w:sz w:val="22"/>
+          <w:szCs w:val="22"/>
+          <w:lang w:val="en-US"/>
+        </w:rPr>
+        <w:t>Show</w:t>
+      </w:r>
+      <w:proofErr w:type="spellEnd"/>
+      <w:r>
+        <w:rPr>
+          <w:rFonts w:ascii="Times New Roman" w:hAnsi="Times New Roman" w:cs="Times New Roman"/>
+          <w:b w:val="0"/>
+          <w:sz w:val="22"/>
+          <w:szCs w:val="22"/>
+        </w:rPr>
+        <w:t>(</w:t>
+      </w:r>
+      <w:proofErr w:type="gramEnd"/>
+      <w:r>
+        <w:rPr>
+          <w:rFonts w:ascii="Times New Roman" w:hAnsi="Times New Roman" w:cs="Times New Roman"/>
+          <w:b w:val="0"/>
+          <w:sz w:val="22"/>
+          <w:szCs w:val="22"/>
+        </w:rPr>
+        <w:t>"</w:t>
       </w:r>
       <w:r>
         <w:rPr>
@@ -5713,7 +7658,6 @@
           <w:b w:val="0"/>
           <w:sz w:val="22"/>
           <w:szCs w:val="22"/>
-          <w:lang w:val="en-US"/>
         </w:rPr>
         <w:t xml:space="preserve"> </w:t>
       </w:r>
@@ -5732,7 +7676,6 @@
           <w:b w:val="0"/>
           <w:sz w:val="22"/>
           <w:szCs w:val="22"/>
-          <w:lang w:val="en-US"/>
         </w:rPr>
         <w:t xml:space="preserve"> </w:t>
       </w:r>
@@ -5751,7 +7694,6 @@
           <w:b w:val="0"/>
           <w:sz w:val="22"/>
           <w:szCs w:val="22"/>
-          <w:lang w:val="en-US"/>
         </w:rPr>
         <w:t>");</w:t>
       </w:r>
@@ -5795,15 +7737,27 @@
           <w:lang w:val="en-US"/>
         </w:rPr>
       </w:pPr>
-      <w:r>
-        <w:rPr>
-          <w:rFonts w:ascii="Times New Roman" w:hAnsi="Times New Roman" w:cs="Times New Roman"/>
-          <w:b w:val="0"/>
-          <w:sz w:val="22"/>
-          <w:szCs w:val="22"/>
-          <w:lang w:val="en-US"/>
-        </w:rPr>
-        <w:t xml:space="preserve">private void </w:t>
+      <w:proofErr w:type="gramStart"/>
+      <w:r>
+        <w:rPr>
+          <w:rFonts w:ascii="Times New Roman" w:hAnsi="Times New Roman" w:cs="Times New Roman"/>
+          <w:b w:val="0"/>
+          <w:sz w:val="22"/>
+          <w:szCs w:val="22"/>
+          <w:lang w:val="en-US"/>
+        </w:rPr>
+        <w:t>private</w:t>
+      </w:r>
+      <w:proofErr w:type="gramEnd"/>
+      <w:r>
+        <w:rPr>
+          <w:rFonts w:ascii="Times New Roman" w:hAnsi="Times New Roman" w:cs="Times New Roman"/>
+          <w:b w:val="0"/>
+          <w:sz w:val="22"/>
+          <w:szCs w:val="22"/>
+          <w:lang w:val="en-US"/>
+        </w:rPr>
+        <w:t xml:space="preserve"> void </w:t>
       </w:r>
       <w:r>
         <w:rPr>
@@ -5814,15 +7768,49 @@
         </w:rPr>
         <w:t>выход</w:t>
       </w:r>
-      <w:r>
-        <w:rPr>
-          <w:rFonts w:ascii="Times New Roman" w:hAnsi="Times New Roman" w:cs="Times New Roman"/>
-          <w:b w:val="0"/>
-          <w:sz w:val="22"/>
-          <w:szCs w:val="22"/>
-          <w:lang w:val="en-US"/>
-        </w:rPr>
-        <w:t>ToolStripMenuItem_Click(object sender, EventArgs e)</w:t>
+      <w:proofErr w:type="spellStart"/>
+      <w:r>
+        <w:rPr>
+          <w:rFonts w:ascii="Times New Roman" w:hAnsi="Times New Roman" w:cs="Times New Roman"/>
+          <w:b w:val="0"/>
+          <w:sz w:val="22"/>
+          <w:szCs w:val="22"/>
+          <w:lang w:val="en-US"/>
+        </w:rPr>
+        <w:t>ToolStripMenuItem_Click</w:t>
+      </w:r>
+      <w:proofErr w:type="spellEnd"/>
+      <w:r>
+        <w:rPr>
+          <w:rFonts w:ascii="Times New Roman" w:hAnsi="Times New Roman" w:cs="Times New Roman"/>
+          <w:b w:val="0"/>
+          <w:sz w:val="22"/>
+          <w:szCs w:val="22"/>
+          <w:lang w:val="en-US"/>
+        </w:rPr>
+        <w:t xml:space="preserve">(object sender, </w:t>
+      </w:r>
+      <w:proofErr w:type="spellStart"/>
+      <w:r>
+        <w:rPr>
+          <w:rFonts w:ascii="Times New Roman" w:hAnsi="Times New Roman" w:cs="Times New Roman"/>
+          <w:b w:val="0"/>
+          <w:sz w:val="22"/>
+          <w:szCs w:val="22"/>
+          <w:lang w:val="en-US"/>
+        </w:rPr>
+        <w:t>EventArgs</w:t>
+      </w:r>
+      <w:proofErr w:type="spellEnd"/>
+      <w:r>
+        <w:rPr>
+          <w:rFonts w:ascii="Times New Roman" w:hAnsi="Times New Roman" w:cs="Times New Roman"/>
+          <w:b w:val="0"/>
+          <w:sz w:val="22"/>
+          <w:szCs w:val="22"/>
+          <w:lang w:val="en-US"/>
+        </w:rPr>
+        <w:t xml:space="preserve"> e)</w:t>
       </w:r>
     </w:p>
     <w:p>
@@ -5864,15 +7852,27 @@
           <w:lang w:val="en-US"/>
         </w:rPr>
       </w:pPr>
-      <w:r>
-        <w:rPr>
-          <w:rFonts w:ascii="Times New Roman" w:hAnsi="Times New Roman" w:cs="Times New Roman"/>
-          <w:b w:val="0"/>
-          <w:sz w:val="22"/>
-          <w:szCs w:val="22"/>
-          <w:lang w:val="en-US"/>
-        </w:rPr>
-        <w:t>Close();</w:t>
+      <w:proofErr w:type="gramStart"/>
+      <w:r>
+        <w:rPr>
+          <w:rFonts w:ascii="Times New Roman" w:hAnsi="Times New Roman" w:cs="Times New Roman"/>
+          <w:b w:val="0"/>
+          <w:sz w:val="22"/>
+          <w:szCs w:val="22"/>
+          <w:lang w:val="en-US"/>
+        </w:rPr>
+        <w:t>Close(</w:t>
+      </w:r>
+      <w:proofErr w:type="gramEnd"/>
+      <w:r>
+        <w:rPr>
+          <w:rFonts w:ascii="Times New Roman" w:hAnsi="Times New Roman" w:cs="Times New Roman"/>
+          <w:b w:val="0"/>
+          <w:sz w:val="22"/>
+          <w:szCs w:val="22"/>
+          <w:lang w:val="en-US"/>
+        </w:rPr>
+        <w:t>);</w:t>
       </w:r>
     </w:p>
     <w:p>
@@ -5914,15 +7914,49 @@
           <w:lang w:val="en-US"/>
         </w:rPr>
       </w:pPr>
-      <w:r>
-        <w:rPr>
-          <w:rFonts w:ascii="Times New Roman" w:hAnsi="Times New Roman" w:cs="Times New Roman"/>
-          <w:b w:val="0"/>
-          <w:sz w:val="22"/>
-          <w:szCs w:val="22"/>
-          <w:lang w:val="en-US"/>
-        </w:rPr>
-        <w:t>private void button2_Click(object sender, EventArgs e)</w:t>
+      <w:proofErr w:type="gramStart"/>
+      <w:r>
+        <w:rPr>
+          <w:rFonts w:ascii="Times New Roman" w:hAnsi="Times New Roman" w:cs="Times New Roman"/>
+          <w:b w:val="0"/>
+          <w:sz w:val="22"/>
+          <w:szCs w:val="22"/>
+          <w:lang w:val="en-US"/>
+        </w:rPr>
+        <w:t>private</w:t>
+      </w:r>
+      <w:proofErr w:type="gramEnd"/>
+      <w:r>
+        <w:rPr>
+          <w:rFonts w:ascii="Times New Roman" w:hAnsi="Times New Roman" w:cs="Times New Roman"/>
+          <w:b w:val="0"/>
+          <w:sz w:val="22"/>
+          <w:szCs w:val="22"/>
+          <w:lang w:val="en-US"/>
+        </w:rPr>
+        <w:t xml:space="preserve"> void button2_Click(object sender, </w:t>
+      </w:r>
+      <w:proofErr w:type="spellStart"/>
+      <w:r>
+        <w:rPr>
+          <w:rFonts w:ascii="Times New Roman" w:hAnsi="Times New Roman" w:cs="Times New Roman"/>
+          <w:b w:val="0"/>
+          <w:sz w:val="22"/>
+          <w:szCs w:val="22"/>
+          <w:lang w:val="en-US"/>
+        </w:rPr>
+        <w:t>EventArgs</w:t>
+      </w:r>
+      <w:proofErr w:type="spellEnd"/>
+      <w:r>
+        <w:rPr>
+          <w:rFonts w:ascii="Times New Roman" w:hAnsi="Times New Roman" w:cs="Times New Roman"/>
+          <w:b w:val="0"/>
+          <w:sz w:val="22"/>
+          <w:szCs w:val="22"/>
+          <w:lang w:val="en-US"/>
+        </w:rPr>
+        <w:t xml:space="preserve"> e)</w:t>
       </w:r>
     </w:p>
     <w:p>
@@ -5961,14 +7995,25 @@
           <w:szCs w:val="22"/>
         </w:rPr>
       </w:pPr>
-      <w:r>
-        <w:rPr>
-          <w:rFonts w:ascii="Times New Roman" w:hAnsi="Times New Roman" w:cs="Times New Roman"/>
-          <w:b w:val="0"/>
-          <w:sz w:val="22"/>
-          <w:szCs w:val="22"/>
-        </w:rPr>
-        <w:t>Close();</w:t>
+      <w:proofErr w:type="spellStart"/>
+      <w:r>
+        <w:rPr>
+          <w:rFonts w:ascii="Times New Roman" w:hAnsi="Times New Roman" w:cs="Times New Roman"/>
+          <w:b w:val="0"/>
+          <w:sz w:val="22"/>
+          <w:szCs w:val="22"/>
+        </w:rPr>
+        <w:t>Close</w:t>
+      </w:r>
+      <w:proofErr w:type="spellEnd"/>
+      <w:r>
+        <w:rPr>
+          <w:rFonts w:ascii="Times New Roman" w:hAnsi="Times New Roman" w:cs="Times New Roman"/>
+          <w:b w:val="0"/>
+          <w:sz w:val="22"/>
+          <w:szCs w:val="22"/>
+        </w:rPr>
+        <w:t>();</w:t>
       </w:r>
     </w:p>
     <w:p>
@@ -6066,6 +8111,7 @@
       <w:bookmarkStart w:id="16" w:name="_Toc229483514"/>
       <w:bookmarkStart w:id="17" w:name="_Toc229648268"/>
       <w:r>
+        <w:lastRenderedPageBreak/>
         <w:t>3</w:t>
       </w:r>
       <w:r>
@@ -6092,7 +8138,23 @@
           <w:b w:val="0"/>
           <w:caps w:val="0"/>
         </w:rPr>
-        <w:t>Тестирование методом «белого ящика» (или «стеклянного ящика») — это подход, при котором тестировщик знает внутреннюю структуру, логику и код программы. В отличие от «черного ящика», где проверяется только соответствие входных данных выходным, здесь анализируются пути выполнения кода, условия в циклах и операторах ветвления, а также значения переменных на различных этапах работы программы. Основная цель такого тестирования — проверить корректность алгоритма, выявить скрытые ошибки, которые могут не проявляться при обычном использовании, а также убедиться, что все участки кода (включая обработчики ошибок) исполняются правильно.</w:t>
+        <w:t xml:space="preserve">Тестирование методом «белого ящика» (или «стеклянного ящика») — это подход, при котором </w:t>
+      </w:r>
+      <w:proofErr w:type="spellStart"/>
+      <w:r>
+        <w:rPr>
+          <w:b w:val="0"/>
+          <w:caps w:val="0"/>
+        </w:rPr>
+        <w:t>тестировщик</w:t>
+      </w:r>
+      <w:proofErr w:type="spellEnd"/>
+      <w:r>
+        <w:rPr>
+          <w:b w:val="0"/>
+          <w:caps w:val="0"/>
+        </w:rPr>
+        <w:t xml:space="preserve"> знает внутреннюю структуру, логику и код программы. В отличие от «черного ящика», где проверяется только соответствие входных данных выходным, здесь анализируются пути выполнения кода, условия в циклах и операторах ветвления, а также значения переменных на различных этапах работы программы. Основная цель такого тестирования — проверить корректность алгоритма, выявить скрытые ошибки, которые могут не проявляться при обычном использовании, а также убедиться, что все участки кода (включая обработчики ошибок) исполняются правильно.</w:t>
       </w:r>
     </w:p>
     <w:p>
@@ -6110,7 +8172,87 @@
           <w:b w:val="0"/>
           <w:caps w:val="0"/>
         </w:rPr>
-        <w:t>В рамках практики тестированию «белым ящиком» подверглось разработанное приложение для анализа текста на языке C#. В качестве инструмента отладки использовалась среда Visual Studio 2022, которая позволяет выполнять программу пошагово, устанавливать точки останова (breakpoints), отслеживать изменение переменных в окнах «Локальные» (Locals) и «Видимые» (Watch), а также измерять время выполнения фрагментов кода.</w:t>
+        <w:t xml:space="preserve">В рамках практики тестированию «белым ящиком» подверглось разработанное приложение для анализа текста на языке C#. В качестве инструмента отладки использовалась среда </w:t>
+      </w:r>
+      <w:proofErr w:type="spellStart"/>
+      <w:r>
+        <w:rPr>
+          <w:b w:val="0"/>
+          <w:caps w:val="0"/>
+        </w:rPr>
+        <w:t>Visual</w:t>
+      </w:r>
+      <w:proofErr w:type="spellEnd"/>
+      <w:r>
+        <w:rPr>
+          <w:b w:val="0"/>
+          <w:caps w:val="0"/>
+        </w:rPr>
+        <w:t xml:space="preserve"> </w:t>
+      </w:r>
+      <w:proofErr w:type="spellStart"/>
+      <w:r>
+        <w:rPr>
+          <w:b w:val="0"/>
+          <w:caps w:val="0"/>
+        </w:rPr>
+        <w:t>Studio</w:t>
+      </w:r>
+      <w:proofErr w:type="spellEnd"/>
+      <w:r>
+        <w:rPr>
+          <w:b w:val="0"/>
+          <w:caps w:val="0"/>
+        </w:rPr>
+        <w:t xml:space="preserve"> 2022, которая позволяет выполнять программу пошагово, устанавливать точки останова (</w:t>
+      </w:r>
+      <w:proofErr w:type="spellStart"/>
+      <w:r>
+        <w:rPr>
+          <w:b w:val="0"/>
+          <w:caps w:val="0"/>
+        </w:rPr>
+        <w:t>breakpoints</w:t>
+      </w:r>
+      <w:proofErr w:type="spellEnd"/>
+      <w:r>
+        <w:rPr>
+          <w:b w:val="0"/>
+          <w:caps w:val="0"/>
+        </w:rPr>
+        <w:t>), отслеживать изменение переменных в окнах «Локальные» (</w:t>
+      </w:r>
+      <w:proofErr w:type="spellStart"/>
+      <w:r>
+        <w:rPr>
+          <w:b w:val="0"/>
+          <w:caps w:val="0"/>
+        </w:rPr>
+        <w:t>Locals</w:t>
+      </w:r>
+      <w:proofErr w:type="spellEnd"/>
+      <w:r>
+        <w:rPr>
+          <w:b w:val="0"/>
+          <w:caps w:val="0"/>
+        </w:rPr>
+        <w:t>) и «Видимые» (</w:t>
+      </w:r>
+      <w:proofErr w:type="spellStart"/>
+      <w:r>
+        <w:rPr>
+          <w:b w:val="0"/>
+          <w:caps w:val="0"/>
+        </w:rPr>
+        <w:t>Watch</w:t>
+      </w:r>
+      <w:proofErr w:type="spellEnd"/>
+      <w:r>
+        <w:rPr>
+          <w:b w:val="0"/>
+          <w:caps w:val="0"/>
+        </w:rPr>
+        <w:t>), а также измерять время выполнения фрагментов кода.</w:t>
       </w:r>
     </w:p>
     <w:p>
@@ -6213,6 +8355,7 @@
           <w:noProof/>
           <w:lang w:eastAsia="ru-RU"/>
         </w:rPr>
+        <w:lastRenderedPageBreak/>
         <w:drawing>
           <wp:inline distT="0" distB="0" distL="0" distR="0" wp14:anchorId="733321D8" wp14:editId="0BA65B4D">
             <wp:extent cx="3827721" cy="2296632"/>
@@ -6367,17 +8510,6 @@
           <w:rFonts w:ascii="Times New Roman" w:hAnsi="Times New Roman" w:cs="Times New Roman"/>
           <w:sz w:val="28"/>
           <w:szCs w:val="28"/>
-        </w:rPr>
-      </w:pPr>
-    </w:p>
-    <w:p>
-      <w:pPr>
-        <w:spacing w:after="0" w:line="360" w:lineRule="auto"/>
-        <w:jc w:val="center"/>
-        <w:rPr>
-          <w:rFonts w:ascii="Times New Roman" w:hAnsi="Times New Roman" w:cs="Times New Roman"/>
-          <w:sz w:val="28"/>
-          <w:szCs w:val="28"/>
           <w:lang w:val="en-US"/>
         </w:rPr>
       </w:pPr>
@@ -6389,6 +8521,7 @@
           <w:szCs w:val="28"/>
           <w:lang w:eastAsia="ru-RU"/>
         </w:rPr>
+        <w:lastRenderedPageBreak/>
         <w:drawing>
           <wp:inline distT="0" distB="0" distL="0" distR="0" wp14:anchorId="72DEA8B9" wp14:editId="62FBC5AE">
             <wp:extent cx="5943600" cy="3827721"/>
@@ -6555,6 +8688,7 @@
           <w:szCs w:val="28"/>
           <w:lang w:eastAsia="ru-RU"/>
         </w:rPr>
+        <w:lastRenderedPageBreak/>
         <w:drawing>
           <wp:inline distT="0" distB="0" distL="0" distR="0" wp14:anchorId="05BAE65D" wp14:editId="6E242831">
             <wp:extent cx="5940425" cy="3421320"/>
@@ -6659,6 +8793,7 @@
       <w:bookmarkStart w:id="18" w:name="_Toc229483515"/>
       <w:bookmarkStart w:id="19" w:name="_Toc229648269"/>
       <w:r>
+        <w:lastRenderedPageBreak/>
         <w:t>4</w:t>
       </w:r>
       <w:r>
@@ -6697,6 +8832,7 @@
         </w:rPr>
         <w:t xml:space="preserve"> Написать </w:t>
       </w:r>
+      <w:proofErr w:type="spellStart"/>
       <w:r>
         <w:rPr>
           <w:rFonts w:ascii="Times New Roman" w:hAnsi="Times New Roman" w:cs="Times New Roman"/>
@@ -6706,6 +8842,7 @@
         </w:rPr>
         <w:t>QRCode</w:t>
       </w:r>
+      <w:proofErr w:type="spellEnd"/>
       <w:r>
         <w:rPr>
           <w:rFonts w:ascii="Times New Roman" w:hAnsi="Times New Roman" w:cs="Times New Roman"/>
@@ -6820,17 +8957,17 @@
     <w:tbl>
       <w:tblPr>
         <w:tblStyle w:val="a7"/>
-        <w:tblW w:w="0" w:type="auto"/>
+        <w:tblW w:w="9675" w:type="dxa"/>
         <w:tblLayout w:type="fixed"/>
         <w:tblLook w:val="04A0" w:firstRow="1" w:lastRow="0" w:firstColumn="1" w:lastColumn="0" w:noHBand="0" w:noVBand="1"/>
       </w:tblPr>
       <w:tblGrid>
         <w:gridCol w:w="1384"/>
         <w:gridCol w:w="1300"/>
-        <w:gridCol w:w="1475"/>
+        <w:gridCol w:w="1535"/>
         <w:gridCol w:w="1411"/>
-        <w:gridCol w:w="1953"/>
-        <w:gridCol w:w="1828"/>
+        <w:gridCol w:w="1566"/>
+        <w:gridCol w:w="1374"/>
         <w:gridCol w:w="1105"/>
       </w:tblGrid>
       <w:tr>
@@ -6884,7 +9021,7 @@
         </w:tc>
         <w:tc>
           <w:tcPr>
-            <w:tcW w:w="1475" w:type="dxa"/>
+            <w:tcW w:w="1535" w:type="dxa"/>
           </w:tcPr>
           <w:p>
             <w:pPr>
@@ -6932,7 +9069,7 @@
         </w:tc>
         <w:tc>
           <w:tcPr>
-            <w:tcW w:w="1953" w:type="dxa"/>
+            <w:tcW w:w="1566" w:type="dxa"/>
           </w:tcPr>
           <w:p>
             <w:pPr>
@@ -6956,7 +9093,7 @@
         </w:tc>
         <w:tc>
           <w:tcPr>
-            <w:tcW w:w="1828" w:type="dxa"/>
+            <w:tcW w:w="1374" w:type="dxa"/>
           </w:tcPr>
           <w:p>
             <w:pPr>
@@ -7048,13 +9185,22 @@
                 <w:sz w:val="28"/>
                 <w:szCs w:val="28"/>
               </w:rPr>
-              <w:t>Ввод текста и генерация QR-кода</w:t>
+              <w:t>Ввод текста и генерация QR-</w:t>
+            </w:r>
+            <w:r>
+              <w:rPr>
+                <w:rFonts w:ascii="Times New Roman" w:hAnsi="Times New Roman" w:cs="Times New Roman"/>
+                <w:sz w:val="28"/>
+                <w:szCs w:val="28"/>
+              </w:rPr>
+              <w:lastRenderedPageBreak/>
+              <w:t>кода</w:t>
             </w:r>
           </w:p>
         </w:tc>
         <w:tc>
           <w:tcPr>
-            <w:tcW w:w="1475" w:type="dxa"/>
+            <w:tcW w:w="1535" w:type="dxa"/>
           </w:tcPr>
           <w:p>
             <w:pPr>
@@ -7072,7 +9218,44 @@
                 <w:sz w:val="28"/>
                 <w:szCs w:val="28"/>
               </w:rPr>
-              <w:t>"Hello World"</w:t>
+              <w:lastRenderedPageBreak/>
+              <w:t>"</w:t>
+            </w:r>
+            <w:proofErr w:type="spellStart"/>
+            <w:r>
+              <w:rPr>
+                <w:rFonts w:ascii="Times New Roman" w:hAnsi="Times New Roman" w:cs="Times New Roman"/>
+                <w:sz w:val="28"/>
+                <w:szCs w:val="28"/>
+              </w:rPr>
+              <w:t>Hello</w:t>
+            </w:r>
+            <w:proofErr w:type="spellEnd"/>
+            <w:r>
+              <w:rPr>
+                <w:rFonts w:ascii="Times New Roman" w:hAnsi="Times New Roman" w:cs="Times New Roman"/>
+                <w:sz w:val="28"/>
+                <w:szCs w:val="28"/>
+              </w:rPr>
+              <w:t xml:space="preserve"> </w:t>
+            </w:r>
+            <w:proofErr w:type="spellStart"/>
+            <w:r>
+              <w:rPr>
+                <w:rFonts w:ascii="Times New Roman" w:hAnsi="Times New Roman" w:cs="Times New Roman"/>
+                <w:sz w:val="28"/>
+                <w:szCs w:val="28"/>
+              </w:rPr>
+              <w:t>World</w:t>
+            </w:r>
+            <w:proofErr w:type="spellEnd"/>
+            <w:r>
+              <w:rPr>
+                <w:rFonts w:ascii="Times New Roman" w:hAnsi="Times New Roman" w:cs="Times New Roman"/>
+                <w:sz w:val="28"/>
+                <w:szCs w:val="28"/>
+              </w:rPr>
+              <w:t>"</w:t>
             </w:r>
           </w:p>
         </w:tc>
@@ -7096,13 +9279,32 @@
                 <w:sz w:val="28"/>
                 <w:szCs w:val="28"/>
               </w:rPr>
-              <w:t>QR-изображение в pictureBox</w:t>
+              <w:t xml:space="preserve">QR-изображение в </w:t>
             </w:r>
+            <w:proofErr w:type="spellStart"/>
+            <w:r>
+              <w:rPr>
+                <w:rFonts w:ascii="Times New Roman" w:hAnsi="Times New Roman" w:cs="Times New Roman"/>
+                <w:sz w:val="28"/>
+                <w:szCs w:val="28"/>
+              </w:rPr>
+              <w:t>pictureBo</w:t>
+            </w:r>
+            <w:r>
+              <w:rPr>
+                <w:rFonts w:ascii="Times New Roman" w:hAnsi="Times New Roman" w:cs="Times New Roman"/>
+                <w:sz w:val="28"/>
+                <w:szCs w:val="28"/>
+              </w:rPr>
+              <w:lastRenderedPageBreak/>
+              <w:t>x</w:t>
+            </w:r>
+            <w:proofErr w:type="spellEnd"/>
           </w:p>
         </w:tc>
         <w:tc>
           <w:tcPr>
-            <w:tcW w:w="1953" w:type="dxa"/>
+            <w:tcW w:w="1566" w:type="dxa"/>
           </w:tcPr>
           <w:p>
             <w:pPr>
@@ -7120,13 +9322,14 @@
                 <w:sz w:val="28"/>
                 <w:szCs w:val="28"/>
               </w:rPr>
+              <w:lastRenderedPageBreak/>
               <w:t>Удачное</w:t>
             </w:r>
           </w:p>
         </w:tc>
         <w:tc>
           <w:tcPr>
-            <w:tcW w:w="1828" w:type="dxa"/>
+            <w:tcW w:w="1374" w:type="dxa"/>
           </w:tcPr>
           <w:p>
             <w:pPr>
@@ -7168,7 +9371,16 @@
                 <w:sz w:val="28"/>
                 <w:szCs w:val="28"/>
               </w:rPr>
-              <w:t>Добавить выбор цвета, размера QR-кода</w:t>
+              <w:t xml:space="preserve">Добавить выбор цвета, </w:t>
+            </w:r>
+            <w:r>
+              <w:rPr>
+                <w:rFonts w:ascii="Times New Roman" w:hAnsi="Times New Roman" w:cs="Times New Roman"/>
+                <w:sz w:val="28"/>
+                <w:szCs w:val="28"/>
+              </w:rPr>
+              <w:lastRenderedPageBreak/>
+              <w:t>размера QR-кода</w:t>
             </w:r>
           </w:p>
         </w:tc>
@@ -7194,6 +9406,7 @@
                 <w:sz w:val="28"/>
                 <w:szCs w:val="28"/>
               </w:rPr>
+              <w:lastRenderedPageBreak/>
               <w:t>СОХРАНИТЬ</w:t>
             </w:r>
           </w:p>
@@ -7224,7 +9437,7 @@
         </w:tc>
         <w:tc>
           <w:tcPr>
-            <w:tcW w:w="1475" w:type="dxa"/>
+            <w:tcW w:w="1535" w:type="dxa"/>
           </w:tcPr>
           <w:p>
             <w:pPr>
@@ -7266,13 +9479,49 @@
                 <w:sz w:val="28"/>
                 <w:szCs w:val="28"/>
               </w:rPr>
-              <w:t>Файл .png/.jpg на диске</w:t>
+              <w:t>Файл .</w:t>
+            </w:r>
+            <w:proofErr w:type="spellStart"/>
+            <w:r>
+              <w:rPr>
+                <w:rFonts w:ascii="Times New Roman" w:hAnsi="Times New Roman" w:cs="Times New Roman"/>
+                <w:sz w:val="28"/>
+                <w:szCs w:val="28"/>
+              </w:rPr>
+              <w:t>png</w:t>
+            </w:r>
+            <w:proofErr w:type="spellEnd"/>
+            <w:r>
+              <w:rPr>
+                <w:rFonts w:ascii="Times New Roman" w:hAnsi="Times New Roman" w:cs="Times New Roman"/>
+                <w:sz w:val="28"/>
+                <w:szCs w:val="28"/>
+              </w:rPr>
+              <w:t>/.</w:t>
+            </w:r>
+            <w:proofErr w:type="spellStart"/>
+            <w:r>
+              <w:rPr>
+                <w:rFonts w:ascii="Times New Roman" w:hAnsi="Times New Roman" w:cs="Times New Roman"/>
+                <w:sz w:val="28"/>
+                <w:szCs w:val="28"/>
+              </w:rPr>
+              <w:t>jpg</w:t>
+            </w:r>
+            <w:proofErr w:type="spellEnd"/>
+            <w:r>
+              <w:rPr>
+                <w:rFonts w:ascii="Times New Roman" w:hAnsi="Times New Roman" w:cs="Times New Roman"/>
+                <w:sz w:val="28"/>
+                <w:szCs w:val="28"/>
+              </w:rPr>
+              <w:t xml:space="preserve"> на диске</w:t>
             </w:r>
           </w:p>
         </w:tc>
         <w:tc>
           <w:tcPr>
-            <w:tcW w:w="1953" w:type="dxa"/>
+            <w:tcW w:w="1566" w:type="dxa"/>
           </w:tcPr>
           <w:p>
             <w:pPr>
@@ -7296,7 +9545,7 @@
         </w:tc>
         <w:tc>
           <w:tcPr>
-            <w:tcW w:w="1828" w:type="dxa"/>
+            <w:tcW w:w="1374" w:type="dxa"/>
           </w:tcPr>
           <w:p>
             <w:pPr>
@@ -7338,7 +9587,25 @@
                 <w:sz w:val="28"/>
                 <w:szCs w:val="28"/>
               </w:rPr>
-              <w:t>Добавить предпросмотр перед сохранением</w:t>
+              <w:t xml:space="preserve">Добавить </w:t>
+            </w:r>
+            <w:proofErr w:type="spellStart"/>
+            <w:r>
+              <w:rPr>
+                <w:rFonts w:ascii="Times New Roman" w:hAnsi="Times New Roman" w:cs="Times New Roman"/>
+                <w:sz w:val="28"/>
+                <w:szCs w:val="28"/>
+              </w:rPr>
+              <w:t>предпросмотр</w:t>
+            </w:r>
+            <w:proofErr w:type="spellEnd"/>
+            <w:r>
+              <w:rPr>
+                <w:rFonts w:ascii="Times New Roman" w:hAnsi="Times New Roman" w:cs="Times New Roman"/>
+                <w:sz w:val="28"/>
+                <w:szCs w:val="28"/>
+              </w:rPr>
+              <w:t xml:space="preserve"> перед сохранением</w:t>
             </w:r>
           </w:p>
         </w:tc>
@@ -7394,7 +9661,7 @@
         </w:tc>
         <w:tc>
           <w:tcPr>
-            <w:tcW w:w="1475" w:type="dxa"/>
+            <w:tcW w:w="1535" w:type="dxa"/>
           </w:tcPr>
           <w:p>
             <w:pPr>
@@ -7436,13 +9703,23 @@
                 <w:sz w:val="28"/>
                 <w:szCs w:val="28"/>
               </w:rPr>
-              <w:t>Изображение в pictureBox</w:t>
+              <w:t xml:space="preserve">Изображение в </w:t>
             </w:r>
+            <w:proofErr w:type="spellStart"/>
+            <w:r>
+              <w:rPr>
+                <w:rFonts w:ascii="Times New Roman" w:hAnsi="Times New Roman" w:cs="Times New Roman"/>
+                <w:sz w:val="28"/>
+                <w:szCs w:val="28"/>
+              </w:rPr>
+              <w:t>pictureBox</w:t>
+            </w:r>
+            <w:proofErr w:type="spellEnd"/>
           </w:p>
         </w:tc>
         <w:tc>
           <w:tcPr>
-            <w:tcW w:w="1953" w:type="dxa"/>
+            <w:tcW w:w="1566" w:type="dxa"/>
           </w:tcPr>
           <w:p>
             <w:pPr>
@@ -7466,7 +9743,7 @@
         </w:tc>
         <w:tc>
           <w:tcPr>
-            <w:tcW w:w="1828" w:type="dxa"/>
+            <w:tcW w:w="1374" w:type="dxa"/>
           </w:tcPr>
           <w:p>
             <w:pPr>
@@ -7558,13 +9835,23 @@
                 <w:sz w:val="28"/>
                 <w:szCs w:val="28"/>
               </w:rPr>
-              <w:t>Распознавание QR-кода из pictureBox</w:t>
+              <w:t xml:space="preserve">Распознавание QR-кода из </w:t>
             </w:r>
+            <w:proofErr w:type="spellStart"/>
+            <w:r>
+              <w:rPr>
+                <w:rFonts w:ascii="Times New Roman" w:hAnsi="Times New Roman" w:cs="Times New Roman"/>
+                <w:sz w:val="28"/>
+                <w:szCs w:val="28"/>
+              </w:rPr>
+              <w:t>pictureBox</w:t>
+            </w:r>
+            <w:proofErr w:type="spellEnd"/>
           </w:p>
         </w:tc>
         <w:tc>
           <w:tcPr>
-            <w:tcW w:w="1475" w:type="dxa"/>
+            <w:tcW w:w="1535" w:type="dxa"/>
           </w:tcPr>
           <w:p>
             <w:pPr>
@@ -7612,7 +9899,7 @@
         </w:tc>
         <w:tc>
           <w:tcPr>
-            <w:tcW w:w="1953" w:type="dxa"/>
+            <w:tcW w:w="1566" w:type="dxa"/>
           </w:tcPr>
           <w:p>
             <w:pPr>
@@ -7630,13 +9917,31 @@
                 <w:sz w:val="28"/>
                 <w:szCs w:val="28"/>
               </w:rPr>
-              <w:t>Неудачное (если pictureBox пустой — исключение)</w:t>
+              <w:t xml:space="preserve">Неудачное (если </w:t>
+            </w:r>
+            <w:proofErr w:type="spellStart"/>
+            <w:r>
+              <w:rPr>
+                <w:rFonts w:ascii="Times New Roman" w:hAnsi="Times New Roman" w:cs="Times New Roman"/>
+                <w:sz w:val="28"/>
+                <w:szCs w:val="28"/>
+              </w:rPr>
+              <w:t>pictureBox</w:t>
+            </w:r>
+            <w:proofErr w:type="spellEnd"/>
+            <w:r>
+              <w:rPr>
+                <w:rFonts w:ascii="Times New Roman" w:hAnsi="Times New Roman" w:cs="Times New Roman"/>
+                <w:sz w:val="28"/>
+                <w:szCs w:val="28"/>
+              </w:rPr>
+              <w:t xml:space="preserve"> пустой — исключение)</w:t>
             </w:r>
           </w:p>
         </w:tc>
         <w:tc>
           <w:tcPr>
-            <w:tcW w:w="1828" w:type="dxa"/>
+            <w:tcW w:w="1374" w:type="dxa"/>
           </w:tcPr>
           <w:p>
             <w:pPr>
@@ -7656,6 +9961,8 @@
               </w:rPr>
               <w:t>-</w:t>
             </w:r>
+            <w:bookmarkStart w:id="20" w:name="_GoBack"/>
+            <w:bookmarkEnd w:id="20"/>
           </w:p>
         </w:tc>
         <w:tc>
@@ -7720,9 +10027,10 @@
       <w:pPr>
         <w:pStyle w:val="af0"/>
       </w:pPr>
-      <w:bookmarkStart w:id="20" w:name="_Toc229483516"/>
-      <w:bookmarkStart w:id="21" w:name="_Toc229648270"/>
-      <w:r>
+      <w:bookmarkStart w:id="21" w:name="_Toc229483516"/>
+      <w:bookmarkStart w:id="22" w:name="_Toc229648270"/>
+      <w:r>
+        <w:lastRenderedPageBreak/>
         <w:t>5</w:t>
       </w:r>
       <w:r>
@@ -7731,11 +10039,13 @@
       <w:r>
         <w:t xml:space="preserve"> Модульное тестирование</w:t>
       </w:r>
-      <w:bookmarkEnd w:id="20"/>
       <w:bookmarkEnd w:id="21"/>
-    </w:p>
-    <w:p>
-      <w:pPr>
+      <w:bookmarkEnd w:id="22"/>
+    </w:p>
+    <w:p>
+      <w:pPr>
+        <w:spacing w:after="0" w:line="360" w:lineRule="auto"/>
+        <w:ind w:firstLine="709"/>
         <w:jc w:val="both"/>
         <w:rPr>
           <w:rFonts w:ascii="Times New Roman" w:hAnsi="Times New Roman" w:cs="Times New Roman"/>
@@ -7803,7 +10113,25 @@
           <w:sz w:val="28"/>
           <w:szCs w:val="28"/>
         </w:rPr>
-        <w:t>Разработал программу для управления списком студентов с графическим интерфейсом. Программа позволяет добавлять, удалять и просматривать список студентов. Для хранения данных использовал коллекцию List&lt;T&gt;.</w:t>
+        <w:t>Разработал программу для управления списком студентов с графическим интерфейсом. Программа позволяет добавлять, удалять и просматривать список студентов. Для хранения данных использовал коллекцию </w:t>
+      </w:r>
+      <w:proofErr w:type="spellStart"/>
+      <w:r>
+        <w:rPr>
+          <w:rFonts w:ascii="Times New Roman" w:hAnsi="Times New Roman" w:cs="Times New Roman"/>
+          <w:sz w:val="28"/>
+          <w:szCs w:val="28"/>
+        </w:rPr>
+        <w:t>List</w:t>
+      </w:r>
+      <w:proofErr w:type="spellEnd"/>
+      <w:r>
+        <w:rPr>
+          <w:rFonts w:ascii="Times New Roman" w:hAnsi="Times New Roman" w:cs="Times New Roman"/>
+          <w:sz w:val="28"/>
+          <w:szCs w:val="28"/>
+        </w:rPr>
+        <w:t>&lt;T&gt;.</w:t>
       </w:r>
     </w:p>
     <w:p>
@@ -7845,7 +10173,43 @@
           <w:sz w:val="28"/>
           <w:szCs w:val="28"/>
         </w:rPr>
-        <w:t>Коллекции — это специальные классы для хранения групп объектов. В отличие от обычных массивов, коллекции могут динамически изменять свой размер. В работе использовал List&lt;Student&gt; — это типизированный список, который удобно использовать для хранения и управления данными.</w:t>
+        <w:t>Коллекции — это специальные классы для хранения групп объектов. В отличие от обычных массивов, коллекции могут динамически изменять свой размер. В работе использовал </w:t>
+      </w:r>
+      <w:proofErr w:type="spellStart"/>
+      <w:r>
+        <w:rPr>
+          <w:rFonts w:ascii="Times New Roman" w:hAnsi="Times New Roman" w:cs="Times New Roman"/>
+          <w:sz w:val="28"/>
+          <w:szCs w:val="28"/>
+        </w:rPr>
+        <w:t>List</w:t>
+      </w:r>
+      <w:proofErr w:type="spellEnd"/>
+      <w:r>
+        <w:rPr>
+          <w:rFonts w:ascii="Times New Roman" w:hAnsi="Times New Roman" w:cs="Times New Roman"/>
+          <w:sz w:val="28"/>
+          <w:szCs w:val="28"/>
+        </w:rPr>
+        <w:t>&lt;</w:t>
+      </w:r>
+      <w:proofErr w:type="spellStart"/>
+      <w:r>
+        <w:rPr>
+          <w:rFonts w:ascii="Times New Roman" w:hAnsi="Times New Roman" w:cs="Times New Roman"/>
+          <w:sz w:val="28"/>
+          <w:szCs w:val="28"/>
+        </w:rPr>
+        <w:t>Student</w:t>
+      </w:r>
+      <w:proofErr w:type="spellEnd"/>
+      <w:r>
+        <w:rPr>
+          <w:rFonts w:ascii="Times New Roman" w:hAnsi="Times New Roman" w:cs="Times New Roman"/>
+          <w:sz w:val="28"/>
+          <w:szCs w:val="28"/>
+        </w:rPr>
+        <w:t>&gt; — это типизированный список, который удобно использовать для хранения и управления данными.</w:t>
       </w:r>
     </w:p>
     <w:p>
@@ -7903,6 +10267,7 @@
           <w:szCs w:val="28"/>
         </w:rPr>
       </w:pPr>
+      <w:proofErr w:type="spellStart"/>
       <w:r>
         <w:rPr>
           <w:rFonts w:ascii="Times New Roman" w:hAnsi="Times New Roman" w:cs="Times New Roman"/>
@@ -7911,6 +10276,7 @@
         </w:rPr>
         <w:t>text</w:t>
       </w:r>
+      <w:proofErr w:type="spellEnd"/>
     </w:p>
     <w:p>
       <w:pPr>
@@ -7929,8 +10295,18 @@
           <w:sz w:val="28"/>
           <w:szCs w:val="28"/>
         </w:rPr>
-        <w:t>[ Текстовое поле для ввода имени студента ]</w:t>
-      </w:r>
+        <w:t>[ Текстовое поле для ввода имени студента</w:t>
+      </w:r>
+      <w:proofErr w:type="gramStart"/>
+      <w:r>
+        <w:rPr>
+          <w:rFonts w:ascii="Times New Roman" w:hAnsi="Times New Roman" w:cs="Times New Roman"/>
+          <w:sz w:val="28"/>
+          <w:szCs w:val="28"/>
+        </w:rPr>
+        <w:t xml:space="preserve"> ]</w:t>
+      </w:r>
+      <w:proofErr w:type="gramEnd"/>
     </w:p>
     <w:p>
       <w:pPr>
@@ -7969,8 +10345,36 @@
           <w:sz w:val="28"/>
           <w:szCs w:val="28"/>
         </w:rPr>
-        <w:t>[ ListBox - список студентов ]</w:t>
-      </w:r>
+        <w:t xml:space="preserve">[ </w:t>
+      </w:r>
+      <w:proofErr w:type="spellStart"/>
+      <w:r>
+        <w:rPr>
+          <w:rFonts w:ascii="Times New Roman" w:hAnsi="Times New Roman" w:cs="Times New Roman"/>
+          <w:sz w:val="28"/>
+          <w:szCs w:val="28"/>
+        </w:rPr>
+        <w:t>ListBox</w:t>
+      </w:r>
+      <w:proofErr w:type="spellEnd"/>
+      <w:r>
+        <w:rPr>
+          <w:rFonts w:ascii="Times New Roman" w:hAnsi="Times New Roman" w:cs="Times New Roman"/>
+          <w:sz w:val="28"/>
+          <w:szCs w:val="28"/>
+        </w:rPr>
+        <w:t xml:space="preserve"> - список студентов</w:t>
+      </w:r>
+      <w:proofErr w:type="gramStart"/>
+      <w:r>
+        <w:rPr>
+          <w:rFonts w:ascii="Times New Roman" w:hAnsi="Times New Roman" w:cs="Times New Roman"/>
+          <w:sz w:val="28"/>
+          <w:szCs w:val="28"/>
+        </w:rPr>
+        <w:t xml:space="preserve"> ]</w:t>
+      </w:r>
+      <w:proofErr w:type="gramEnd"/>
     </w:p>
     <w:p>
       <w:pPr>
@@ -7996,12 +10400,8 @@
     </w:p>
     <w:p>
       <w:pPr>
-        <w:numPr>
-          <w:ilvl w:val="0"/>
-          <w:numId w:val="29"/>
-        </w:numPr>
         <w:spacing w:after="0" w:line="360" w:lineRule="auto"/>
-        <w:ind w:left="0" w:firstLine="709"/>
+        <w:ind w:firstLine="709"/>
         <w:jc w:val="both"/>
         <w:rPr>
           <w:rFonts w:ascii="Times New Roman" w:hAnsi="Times New Roman" w:cs="Times New Roman"/>
@@ -8030,12 +10430,8 @@
     </w:p>
     <w:p>
       <w:pPr>
-        <w:numPr>
-          <w:ilvl w:val="0"/>
-          <w:numId w:val="29"/>
-        </w:numPr>
         <w:spacing w:after="0" w:line="360" w:lineRule="auto"/>
-        <w:ind w:left="0" w:firstLine="709"/>
+        <w:ind w:firstLine="709"/>
         <w:jc w:val="both"/>
         <w:rPr>
           <w:rFonts w:ascii="Times New Roman" w:hAnsi="Times New Roman" w:cs="Times New Roman"/>
@@ -8108,102 +10504,6 @@
     </w:p>
     <w:p>
       <w:pPr>
-        <w:numPr>
-          <w:ilvl w:val="0"/>
-          <w:numId w:val="30"/>
-        </w:numPr>
-        <w:spacing w:after="0" w:line="360" w:lineRule="auto"/>
-        <w:ind w:left="0" w:firstLine="709"/>
-        <w:jc w:val="both"/>
-        <w:rPr>
-          <w:rFonts w:ascii="Times New Roman" w:hAnsi="Times New Roman" w:cs="Times New Roman"/>
-          <w:sz w:val="28"/>
-          <w:szCs w:val="28"/>
-        </w:rPr>
-      </w:pPr>
-      <w:r>
-        <w:rPr>
-          <w:rFonts w:ascii="Times New Roman" w:hAnsi="Times New Roman" w:cs="Times New Roman"/>
-          <w:sz w:val="28"/>
-          <w:szCs w:val="28"/>
-        </w:rPr>
-        <w:t>Написал "Иванов" → нажал "Добавить"</w:t>
-      </w:r>
-    </w:p>
-    <w:p>
-      <w:pPr>
-        <w:numPr>
-          <w:ilvl w:val="0"/>
-          <w:numId w:val="30"/>
-        </w:numPr>
-        <w:spacing w:after="0" w:line="360" w:lineRule="auto"/>
-        <w:ind w:left="0" w:firstLine="709"/>
-        <w:jc w:val="both"/>
-        <w:rPr>
-          <w:rFonts w:ascii="Times New Roman" w:hAnsi="Times New Roman" w:cs="Times New Roman"/>
-          <w:sz w:val="28"/>
-          <w:szCs w:val="28"/>
-        </w:rPr>
-      </w:pPr>
-      <w:r>
-        <w:rPr>
-          <w:rFonts w:ascii="Times New Roman" w:hAnsi="Times New Roman" w:cs="Times New Roman"/>
-          <w:sz w:val="28"/>
-          <w:szCs w:val="28"/>
-        </w:rPr>
-        <w:t>Написал "Петров" → нажал "Добавить"</w:t>
-      </w:r>
-    </w:p>
-    <w:p>
-      <w:pPr>
-        <w:numPr>
-          <w:ilvl w:val="0"/>
-          <w:numId w:val="30"/>
-        </w:numPr>
-        <w:spacing w:after="0" w:line="360" w:lineRule="auto"/>
-        <w:ind w:left="0" w:firstLine="709"/>
-        <w:jc w:val="both"/>
-        <w:rPr>
-          <w:rFonts w:ascii="Times New Roman" w:hAnsi="Times New Roman" w:cs="Times New Roman"/>
-          <w:sz w:val="28"/>
-          <w:szCs w:val="28"/>
-        </w:rPr>
-      </w:pPr>
-      <w:r>
-        <w:rPr>
-          <w:rFonts w:ascii="Times New Roman" w:hAnsi="Times New Roman" w:cs="Times New Roman"/>
-          <w:sz w:val="28"/>
-          <w:szCs w:val="28"/>
-        </w:rPr>
-        <w:t>Написал "Сидоров" → нажал "Добавить"</w:t>
-      </w:r>
-    </w:p>
-    <w:p>
-      <w:pPr>
-        <w:numPr>
-          <w:ilvl w:val="0"/>
-          <w:numId w:val="30"/>
-        </w:numPr>
-        <w:spacing w:after="0" w:line="360" w:lineRule="auto"/>
-        <w:ind w:left="0" w:firstLine="709"/>
-        <w:jc w:val="both"/>
-        <w:rPr>
-          <w:rFonts w:ascii="Times New Roman" w:hAnsi="Times New Roman" w:cs="Times New Roman"/>
-          <w:sz w:val="28"/>
-          <w:szCs w:val="28"/>
-        </w:rPr>
-      </w:pPr>
-      <w:r>
-        <w:rPr>
-          <w:rFonts w:ascii="Times New Roman" w:hAnsi="Times New Roman" w:cs="Times New Roman"/>
-          <w:sz w:val="28"/>
-          <w:szCs w:val="28"/>
-        </w:rPr>
-        <w:t>В списке появилось:</w:t>
-      </w:r>
-    </w:p>
-    <w:p>
-      <w:pPr>
         <w:spacing w:after="0" w:line="360" w:lineRule="auto"/>
         <w:ind w:firstLine="709"/>
         <w:jc w:val="both"/>
@@ -8219,7 +10519,7 @@
           <w:sz w:val="28"/>
           <w:szCs w:val="28"/>
         </w:rPr>
-        <w:t>Иванов</w:t>
+        <w:t>Написал "Иванов" → нажал "Добавить"</w:t>
       </w:r>
     </w:p>
     <w:p>
@@ -8239,7 +10539,7 @@
           <w:sz w:val="28"/>
           <w:szCs w:val="28"/>
         </w:rPr>
-        <w:t>Петров</w:t>
+        <w:t>Написал "Петров" → нажал "Добавить"</w:t>
       </w:r>
     </w:p>
     <w:p>
@@ -8259,7 +10559,7 @@
           <w:sz w:val="28"/>
           <w:szCs w:val="28"/>
         </w:rPr>
-        <w:t>Сидоров</w:t>
+        <w:t>Написал "Сидоров" → нажал "Добавить"</w:t>
       </w:r>
     </w:p>
     <w:p>
@@ -8276,6 +10576,75 @@
       <w:r>
         <w:rPr>
           <w:rFonts w:ascii="Times New Roman" w:hAnsi="Times New Roman" w:cs="Times New Roman"/>
+          <w:sz w:val="28"/>
+          <w:szCs w:val="28"/>
+        </w:rPr>
+        <w:lastRenderedPageBreak/>
+        <w:t>В списке появилось:</w:t>
+      </w:r>
+      <w:r>
+        <w:rPr>
+          <w:rFonts w:ascii="Times New Roman" w:hAnsi="Times New Roman" w:cs="Times New Roman"/>
+          <w:sz w:val="28"/>
+          <w:szCs w:val="28"/>
+        </w:rPr>
+        <w:t xml:space="preserve"> </w:t>
+      </w:r>
+      <w:r>
+        <w:rPr>
+          <w:rFonts w:ascii="Times New Roman" w:hAnsi="Times New Roman" w:cs="Times New Roman"/>
+          <w:sz w:val="28"/>
+          <w:szCs w:val="28"/>
+        </w:rPr>
+        <w:t>Иванов</w:t>
+      </w:r>
+      <w:r>
+        <w:rPr>
+          <w:rFonts w:ascii="Times New Roman" w:hAnsi="Times New Roman" w:cs="Times New Roman"/>
+          <w:sz w:val="28"/>
+          <w:szCs w:val="28"/>
+        </w:rPr>
+        <w:t xml:space="preserve">, </w:t>
+      </w:r>
+      <w:r>
+        <w:rPr>
+          <w:rFonts w:ascii="Times New Roman" w:hAnsi="Times New Roman" w:cs="Times New Roman"/>
+          <w:sz w:val="28"/>
+          <w:szCs w:val="28"/>
+        </w:rPr>
+        <w:t>Петров</w:t>
+      </w:r>
+      <w:r>
+        <w:rPr>
+          <w:rFonts w:ascii="Times New Roman" w:hAnsi="Times New Roman" w:cs="Times New Roman"/>
+          <w:sz w:val="28"/>
+          <w:szCs w:val="28"/>
+        </w:rPr>
+        <w:t xml:space="preserve">, </w:t>
+      </w:r>
+      <w:r>
+        <w:rPr>
+          <w:rFonts w:ascii="Times New Roman" w:hAnsi="Times New Roman" w:cs="Times New Roman"/>
+          <w:sz w:val="28"/>
+          <w:szCs w:val="28"/>
+        </w:rPr>
+        <w:t>Сидоров</w:t>
+      </w:r>
+    </w:p>
+    <w:p>
+      <w:pPr>
+        <w:spacing w:after="0" w:line="360" w:lineRule="auto"/>
+        <w:ind w:firstLine="709"/>
+        <w:jc w:val="both"/>
+        <w:rPr>
+          <w:rFonts w:ascii="Times New Roman" w:hAnsi="Times New Roman" w:cs="Times New Roman"/>
+          <w:sz w:val="28"/>
+          <w:szCs w:val="28"/>
+        </w:rPr>
+      </w:pPr>
+      <w:r>
+        <w:rPr>
+          <w:rFonts w:ascii="Times New Roman" w:hAnsi="Times New Roman" w:cs="Times New Roman"/>
           <w:b/>
           <w:bCs/>
           <w:sz w:val="28"/>
@@ -8286,102 +10655,6 @@
     </w:p>
     <w:p>
       <w:pPr>
-        <w:numPr>
-          <w:ilvl w:val="0"/>
-          <w:numId w:val="31"/>
-        </w:numPr>
-        <w:spacing w:after="0" w:line="360" w:lineRule="auto"/>
-        <w:ind w:left="0" w:firstLine="709"/>
-        <w:jc w:val="both"/>
-        <w:rPr>
-          <w:rFonts w:ascii="Times New Roman" w:hAnsi="Times New Roman" w:cs="Times New Roman"/>
-          <w:sz w:val="28"/>
-          <w:szCs w:val="28"/>
-        </w:rPr>
-      </w:pPr>
-      <w:r>
-        <w:rPr>
-          <w:rFonts w:ascii="Times New Roman" w:hAnsi="Times New Roman" w:cs="Times New Roman"/>
-          <w:sz w:val="28"/>
-          <w:szCs w:val="28"/>
-        </w:rPr>
-        <w:t>Выбрал "Петров" в списке</w:t>
-      </w:r>
-    </w:p>
-    <w:p>
-      <w:pPr>
-        <w:numPr>
-          <w:ilvl w:val="0"/>
-          <w:numId w:val="31"/>
-        </w:numPr>
-        <w:spacing w:after="0" w:line="360" w:lineRule="auto"/>
-        <w:ind w:left="0" w:firstLine="709"/>
-        <w:jc w:val="both"/>
-        <w:rPr>
-          <w:rFonts w:ascii="Times New Roman" w:hAnsi="Times New Roman" w:cs="Times New Roman"/>
-          <w:sz w:val="28"/>
-          <w:szCs w:val="28"/>
-        </w:rPr>
-      </w:pPr>
-      <w:r>
-        <w:rPr>
-          <w:rFonts w:ascii="Times New Roman" w:hAnsi="Times New Roman" w:cs="Times New Roman"/>
-          <w:sz w:val="28"/>
-          <w:szCs w:val="28"/>
-        </w:rPr>
-        <w:t>Нажал "Удалить"</w:t>
-      </w:r>
-    </w:p>
-    <w:p>
-      <w:pPr>
-        <w:numPr>
-          <w:ilvl w:val="0"/>
-          <w:numId w:val="31"/>
-        </w:numPr>
-        <w:spacing w:after="0" w:line="360" w:lineRule="auto"/>
-        <w:ind w:left="0" w:firstLine="709"/>
-        <w:jc w:val="both"/>
-        <w:rPr>
-          <w:rFonts w:ascii="Times New Roman" w:hAnsi="Times New Roman" w:cs="Times New Roman"/>
-          <w:sz w:val="28"/>
-          <w:szCs w:val="28"/>
-        </w:rPr>
-      </w:pPr>
-      <w:r>
-        <w:rPr>
-          <w:rFonts w:ascii="Times New Roman" w:hAnsi="Times New Roman" w:cs="Times New Roman"/>
-          <w:sz w:val="28"/>
-          <w:szCs w:val="28"/>
-        </w:rPr>
-        <w:t>Студент исчез из списка</w:t>
-      </w:r>
-    </w:p>
-    <w:p>
-      <w:pPr>
-        <w:numPr>
-          <w:ilvl w:val="0"/>
-          <w:numId w:val="31"/>
-        </w:numPr>
-        <w:spacing w:after="0" w:line="360" w:lineRule="auto"/>
-        <w:ind w:left="0" w:firstLine="709"/>
-        <w:jc w:val="both"/>
-        <w:rPr>
-          <w:rFonts w:ascii="Times New Roman" w:hAnsi="Times New Roman" w:cs="Times New Roman"/>
-          <w:sz w:val="28"/>
-          <w:szCs w:val="28"/>
-        </w:rPr>
-      </w:pPr>
-      <w:r>
-        <w:rPr>
-          <w:rFonts w:ascii="Times New Roman" w:hAnsi="Times New Roman" w:cs="Times New Roman"/>
-          <w:sz w:val="28"/>
-          <w:szCs w:val="28"/>
-        </w:rPr>
-        <w:t>В списке осталось:</w:t>
-      </w:r>
-    </w:p>
-    <w:p>
-      <w:pPr>
         <w:spacing w:after="0" w:line="360" w:lineRule="auto"/>
         <w:ind w:firstLine="709"/>
         <w:jc w:val="both"/>
@@ -8397,7 +10670,7 @@
           <w:sz w:val="28"/>
           <w:szCs w:val="28"/>
         </w:rPr>
-        <w:t>Иванов</w:t>
+        <w:t>Выбрал "Петров" в списке</w:t>
       </w:r>
     </w:p>
     <w:p>
@@ -8417,7 +10690,7 @@
           <w:sz w:val="28"/>
           <w:szCs w:val="28"/>
         </w:rPr>
-        <w:t>Сидоров</w:t>
+        <w:t>Нажал "Удалить"</w:t>
       </w:r>
     </w:p>
     <w:p>
@@ -8434,6 +10707,78 @@
       <w:r>
         <w:rPr>
           <w:rFonts w:ascii="Times New Roman" w:hAnsi="Times New Roman" w:cs="Times New Roman"/>
+          <w:sz w:val="28"/>
+          <w:szCs w:val="28"/>
+        </w:rPr>
+        <w:t>Студент исчез из списка</w:t>
+      </w:r>
+    </w:p>
+    <w:p>
+      <w:pPr>
+        <w:spacing w:after="0" w:line="360" w:lineRule="auto"/>
+        <w:ind w:firstLine="709"/>
+        <w:jc w:val="both"/>
+        <w:rPr>
+          <w:rFonts w:ascii="Times New Roman" w:hAnsi="Times New Roman" w:cs="Times New Roman"/>
+          <w:sz w:val="28"/>
+          <w:szCs w:val="28"/>
+        </w:rPr>
+      </w:pPr>
+      <w:r>
+        <w:rPr>
+          <w:rFonts w:ascii="Times New Roman" w:hAnsi="Times New Roman" w:cs="Times New Roman"/>
+          <w:sz w:val="28"/>
+          <w:szCs w:val="28"/>
+        </w:rPr>
+        <w:t>В списке осталось:</w:t>
+      </w:r>
+      <w:r>
+        <w:rPr>
+          <w:rFonts w:ascii="Times New Roman" w:hAnsi="Times New Roman" w:cs="Times New Roman"/>
+          <w:sz w:val="28"/>
+          <w:szCs w:val="28"/>
+        </w:rPr>
+        <w:t xml:space="preserve"> </w:t>
+      </w:r>
+      <w:r>
+        <w:rPr>
+          <w:rFonts w:ascii="Times New Roman" w:hAnsi="Times New Roman" w:cs="Times New Roman"/>
+          <w:sz w:val="28"/>
+          <w:szCs w:val="28"/>
+        </w:rPr>
+        <w:t>Иванов</w:t>
+      </w:r>
+      <w:r>
+        <w:rPr>
+          <w:rFonts w:ascii="Times New Roman" w:hAnsi="Times New Roman" w:cs="Times New Roman"/>
+          <w:sz w:val="28"/>
+          <w:szCs w:val="28"/>
+        </w:rPr>
+        <w:t xml:space="preserve">, </w:t>
+      </w:r>
+      <w:r>
+        <w:rPr>
+          <w:rFonts w:ascii="Times New Roman" w:hAnsi="Times New Roman" w:cs="Times New Roman"/>
+          <w:sz w:val="28"/>
+          <w:szCs w:val="28"/>
+        </w:rPr>
+        <w:t>Сидоров</w:t>
+      </w:r>
+    </w:p>
+    <w:p>
+      <w:pPr>
+        <w:spacing w:after="0" w:line="360" w:lineRule="auto"/>
+        <w:ind w:firstLine="709"/>
+        <w:jc w:val="both"/>
+        <w:rPr>
+          <w:rFonts w:ascii="Times New Roman" w:hAnsi="Times New Roman" w:cs="Times New Roman"/>
+          <w:sz w:val="28"/>
+          <w:szCs w:val="28"/>
+        </w:rPr>
+      </w:pPr>
+      <w:r>
+        <w:rPr>
+          <w:rFonts w:ascii="Times New Roman" w:hAnsi="Times New Roman" w:cs="Times New Roman"/>
           <w:b/>
           <w:bCs/>
           <w:sz w:val="28"/>
@@ -8444,78 +10789,6 @@
     </w:p>
     <w:p>
       <w:pPr>
-        <w:numPr>
-          <w:ilvl w:val="0"/>
-          <w:numId w:val="32"/>
-        </w:numPr>
-        <w:spacing w:after="0" w:line="360" w:lineRule="auto"/>
-        <w:ind w:left="0" w:firstLine="709"/>
-        <w:jc w:val="both"/>
-        <w:rPr>
-          <w:rFonts w:ascii="Times New Roman" w:hAnsi="Times New Roman" w:cs="Times New Roman"/>
-          <w:sz w:val="28"/>
-          <w:szCs w:val="28"/>
-        </w:rPr>
-      </w:pPr>
-      <w:r>
-        <w:rPr>
-          <w:rFonts w:ascii="Times New Roman" w:hAnsi="Times New Roman" w:cs="Times New Roman"/>
-          <w:sz w:val="28"/>
-          <w:szCs w:val="28"/>
-        </w:rPr>
-        <w:t>Оставил текстовое поле пустым</w:t>
-      </w:r>
-    </w:p>
-    <w:p>
-      <w:pPr>
-        <w:numPr>
-          <w:ilvl w:val="0"/>
-          <w:numId w:val="32"/>
-        </w:numPr>
-        <w:spacing w:after="0" w:line="360" w:lineRule="auto"/>
-        <w:ind w:left="0" w:firstLine="709"/>
-        <w:jc w:val="both"/>
-        <w:rPr>
-          <w:rFonts w:ascii="Times New Roman" w:hAnsi="Times New Roman" w:cs="Times New Roman"/>
-          <w:sz w:val="28"/>
-          <w:szCs w:val="28"/>
-        </w:rPr>
-      </w:pPr>
-      <w:r>
-        <w:rPr>
-          <w:rFonts w:ascii="Times New Roman" w:hAnsi="Times New Roman" w:cs="Times New Roman"/>
-          <w:sz w:val="28"/>
-          <w:szCs w:val="28"/>
-        </w:rPr>
-        <w:t>Нажал "Добавить"</w:t>
-      </w:r>
-    </w:p>
-    <w:p>
-      <w:pPr>
-        <w:numPr>
-          <w:ilvl w:val="0"/>
-          <w:numId w:val="32"/>
-        </w:numPr>
-        <w:spacing w:after="0" w:line="360" w:lineRule="auto"/>
-        <w:ind w:left="0" w:firstLine="709"/>
-        <w:jc w:val="both"/>
-        <w:rPr>
-          <w:rFonts w:ascii="Times New Roman" w:hAnsi="Times New Roman" w:cs="Times New Roman"/>
-          <w:sz w:val="28"/>
-          <w:szCs w:val="28"/>
-        </w:rPr>
-      </w:pPr>
-      <w:r>
-        <w:rPr>
-          <w:rFonts w:ascii="Times New Roman" w:hAnsi="Times New Roman" w:cs="Times New Roman"/>
-          <w:sz w:val="28"/>
-          <w:szCs w:val="28"/>
-        </w:rPr>
-        <w:t>Программа показала сообщение "Введите имя студента"</w:t>
-      </w:r>
-    </w:p>
-    <w:p>
-      <w:pPr>
         <w:spacing w:after="0" w:line="360" w:lineRule="auto"/>
         <w:ind w:firstLine="709"/>
         <w:jc w:val="both"/>
@@ -8528,6 +10801,66 @@
       <w:r>
         <w:rPr>
           <w:rFonts w:ascii="Times New Roman" w:hAnsi="Times New Roman" w:cs="Times New Roman"/>
+          <w:sz w:val="28"/>
+          <w:szCs w:val="28"/>
+        </w:rPr>
+        <w:t>Оставил текстовое поле пустым</w:t>
+      </w:r>
+    </w:p>
+    <w:p>
+      <w:pPr>
+        <w:spacing w:after="0" w:line="360" w:lineRule="auto"/>
+        <w:ind w:firstLine="709"/>
+        <w:jc w:val="both"/>
+        <w:rPr>
+          <w:rFonts w:ascii="Times New Roman" w:hAnsi="Times New Roman" w:cs="Times New Roman"/>
+          <w:sz w:val="28"/>
+          <w:szCs w:val="28"/>
+        </w:rPr>
+      </w:pPr>
+      <w:r>
+        <w:rPr>
+          <w:rFonts w:ascii="Times New Roman" w:hAnsi="Times New Roman" w:cs="Times New Roman"/>
+          <w:sz w:val="28"/>
+          <w:szCs w:val="28"/>
+        </w:rPr>
+        <w:t>Нажал "Добавить"</w:t>
+      </w:r>
+    </w:p>
+    <w:p>
+      <w:pPr>
+        <w:spacing w:after="0" w:line="360" w:lineRule="auto"/>
+        <w:ind w:firstLine="709"/>
+        <w:jc w:val="both"/>
+        <w:rPr>
+          <w:rFonts w:ascii="Times New Roman" w:hAnsi="Times New Roman" w:cs="Times New Roman"/>
+          <w:sz w:val="28"/>
+          <w:szCs w:val="28"/>
+        </w:rPr>
+      </w:pPr>
+      <w:r>
+        <w:rPr>
+          <w:rFonts w:ascii="Times New Roman" w:hAnsi="Times New Roman" w:cs="Times New Roman"/>
+          <w:sz w:val="28"/>
+          <w:szCs w:val="28"/>
+        </w:rPr>
+        <w:t>Программа показала сообщение "Введите имя студента"</w:t>
+      </w:r>
+    </w:p>
+    <w:p>
+      <w:pPr>
+        <w:spacing w:after="0" w:line="360" w:lineRule="auto"/>
+        <w:ind w:firstLine="709"/>
+        <w:jc w:val="both"/>
+        <w:rPr>
+          <w:rFonts w:ascii="Times New Roman" w:hAnsi="Times New Roman" w:cs="Times New Roman"/>
+          <w:sz w:val="28"/>
+          <w:szCs w:val="28"/>
+        </w:rPr>
+      </w:pPr>
+      <w:r>
+        <w:rPr>
+          <w:rFonts w:ascii="Times New Roman" w:hAnsi="Times New Roman" w:cs="Times New Roman"/>
           <w:b/>
           <w:bCs/>
           <w:sz w:val="28"/>
@@ -8538,54 +10871,6 @@
     </w:p>
     <w:p>
       <w:pPr>
-        <w:numPr>
-          <w:ilvl w:val="0"/>
-          <w:numId w:val="33"/>
-        </w:numPr>
-        <w:spacing w:after="0" w:line="360" w:lineRule="auto"/>
-        <w:ind w:left="0" w:firstLine="709"/>
-        <w:jc w:val="both"/>
-        <w:rPr>
-          <w:rFonts w:ascii="Times New Roman" w:hAnsi="Times New Roman" w:cs="Times New Roman"/>
-          <w:sz w:val="28"/>
-          <w:szCs w:val="28"/>
-        </w:rPr>
-      </w:pPr>
-      <w:r>
-        <w:rPr>
-          <w:rFonts w:ascii="Times New Roman" w:hAnsi="Times New Roman" w:cs="Times New Roman"/>
-          <w:sz w:val="28"/>
-          <w:szCs w:val="28"/>
-        </w:rPr>
-        <w:t>Не выбирая студента, нажал "Удалить"</w:t>
-      </w:r>
-    </w:p>
-    <w:p>
-      <w:pPr>
-        <w:numPr>
-          <w:ilvl w:val="0"/>
-          <w:numId w:val="33"/>
-        </w:numPr>
-        <w:spacing w:after="0" w:line="360" w:lineRule="auto"/>
-        <w:ind w:left="0" w:firstLine="709"/>
-        <w:jc w:val="both"/>
-        <w:rPr>
-          <w:rFonts w:ascii="Times New Roman" w:hAnsi="Times New Roman" w:cs="Times New Roman"/>
-          <w:sz w:val="28"/>
-          <w:szCs w:val="28"/>
-        </w:rPr>
-      </w:pPr>
-      <w:r>
-        <w:rPr>
-          <w:rFonts w:ascii="Times New Roman" w:hAnsi="Times New Roman" w:cs="Times New Roman"/>
-          <w:sz w:val="28"/>
-          <w:szCs w:val="28"/>
-        </w:rPr>
-        <w:t>Программа показала сообщение "Выберите студента для удаления"</w:t>
-      </w:r>
-    </w:p>
-    <w:p>
-      <w:pPr>
         <w:spacing w:after="0" w:line="360" w:lineRule="auto"/>
         <w:ind w:firstLine="709"/>
         <w:jc w:val="both"/>
@@ -8598,6 +10883,46 @@
       <w:r>
         <w:rPr>
           <w:rFonts w:ascii="Times New Roman" w:hAnsi="Times New Roman" w:cs="Times New Roman"/>
+          <w:sz w:val="28"/>
+          <w:szCs w:val="28"/>
+        </w:rPr>
+        <w:t>Не выбирая студента, нажал "Удалить"</w:t>
+      </w:r>
+    </w:p>
+    <w:p>
+      <w:pPr>
+        <w:spacing w:after="0" w:line="360" w:lineRule="auto"/>
+        <w:ind w:firstLine="709"/>
+        <w:jc w:val="both"/>
+        <w:rPr>
+          <w:rFonts w:ascii="Times New Roman" w:hAnsi="Times New Roman" w:cs="Times New Roman"/>
+          <w:sz w:val="28"/>
+          <w:szCs w:val="28"/>
+        </w:rPr>
+      </w:pPr>
+      <w:r>
+        <w:rPr>
+          <w:rFonts w:ascii="Times New Roman" w:hAnsi="Times New Roman" w:cs="Times New Roman"/>
+          <w:sz w:val="28"/>
+          <w:szCs w:val="28"/>
+        </w:rPr>
+        <w:t>Программа показала сообщение "Выберите студента для удаления"</w:t>
+      </w:r>
+    </w:p>
+    <w:p>
+      <w:pPr>
+        <w:spacing w:after="0" w:line="360" w:lineRule="auto"/>
+        <w:ind w:firstLine="709"/>
+        <w:jc w:val="both"/>
+        <w:rPr>
+          <w:rFonts w:ascii="Times New Roman" w:hAnsi="Times New Roman" w:cs="Times New Roman"/>
+          <w:sz w:val="28"/>
+          <w:szCs w:val="28"/>
+        </w:rPr>
+      </w:pPr>
+      <w:r>
+        <w:rPr>
+          <w:rFonts w:ascii="Times New Roman" w:hAnsi="Times New Roman" w:cs="Times New Roman"/>
           <w:b/>
           <w:bCs/>
           <w:sz w:val="28"/>
@@ -8608,78 +10933,6 @@
     </w:p>
     <w:p>
       <w:pPr>
-        <w:numPr>
-          <w:ilvl w:val="0"/>
-          <w:numId w:val="34"/>
-        </w:numPr>
-        <w:spacing w:after="0" w:line="360" w:lineRule="auto"/>
-        <w:ind w:left="0" w:firstLine="709"/>
-        <w:jc w:val="both"/>
-        <w:rPr>
-          <w:rFonts w:ascii="Times New Roman" w:hAnsi="Times New Roman" w:cs="Times New Roman"/>
-          <w:sz w:val="28"/>
-          <w:szCs w:val="28"/>
-        </w:rPr>
-      </w:pPr>
-      <w:r>
-        <w:rPr>
-          <w:rFonts w:ascii="Times New Roman" w:hAnsi="Times New Roman" w:cs="Times New Roman"/>
-          <w:sz w:val="28"/>
-          <w:szCs w:val="28"/>
-        </w:rPr>
-        <w:t>Добавил несколько студентов</w:t>
-      </w:r>
-    </w:p>
-    <w:p>
-      <w:pPr>
-        <w:numPr>
-          <w:ilvl w:val="0"/>
-          <w:numId w:val="34"/>
-        </w:numPr>
-        <w:spacing w:after="0" w:line="360" w:lineRule="auto"/>
-        <w:ind w:left="0" w:firstLine="709"/>
-        <w:jc w:val="both"/>
-        <w:rPr>
-          <w:rFonts w:ascii="Times New Roman" w:hAnsi="Times New Roman" w:cs="Times New Roman"/>
-          <w:sz w:val="28"/>
-          <w:szCs w:val="28"/>
-        </w:rPr>
-      </w:pPr>
-      <w:r>
-        <w:rPr>
-          <w:rFonts w:ascii="Times New Roman" w:hAnsi="Times New Roman" w:cs="Times New Roman"/>
-          <w:sz w:val="28"/>
-          <w:szCs w:val="28"/>
-        </w:rPr>
-        <w:t>Удалил их по одному</w:t>
-      </w:r>
-    </w:p>
-    <w:p>
-      <w:pPr>
-        <w:numPr>
-          <w:ilvl w:val="0"/>
-          <w:numId w:val="34"/>
-        </w:numPr>
-        <w:spacing w:after="0" w:line="360" w:lineRule="auto"/>
-        <w:ind w:left="0" w:firstLine="709"/>
-        <w:jc w:val="both"/>
-        <w:rPr>
-          <w:rFonts w:ascii="Times New Roman" w:hAnsi="Times New Roman" w:cs="Times New Roman"/>
-          <w:sz w:val="28"/>
-          <w:szCs w:val="28"/>
-        </w:rPr>
-      </w:pPr>
-      <w:r>
-        <w:rPr>
-          <w:rFonts w:ascii="Times New Roman" w:hAnsi="Times New Roman" w:cs="Times New Roman"/>
-          <w:sz w:val="28"/>
-          <w:szCs w:val="28"/>
-        </w:rPr>
-        <w:t>Когда список стал пустым и нажал "Удалить" — программа сказала "Выберите студента для удаления"</w:t>
-      </w:r>
-    </w:p>
-    <w:p>
-      <w:pPr>
         <w:spacing w:after="0" w:line="360" w:lineRule="auto"/>
         <w:ind w:firstLine="709"/>
         <w:jc w:val="both"/>
@@ -8692,6 +10945,66 @@
       <w:r>
         <w:rPr>
           <w:rFonts w:ascii="Times New Roman" w:hAnsi="Times New Roman" w:cs="Times New Roman"/>
+          <w:sz w:val="28"/>
+          <w:szCs w:val="28"/>
+        </w:rPr>
+        <w:t>Добавил несколько студентов</w:t>
+      </w:r>
+    </w:p>
+    <w:p>
+      <w:pPr>
+        <w:spacing w:after="0" w:line="360" w:lineRule="auto"/>
+        <w:ind w:firstLine="709"/>
+        <w:jc w:val="both"/>
+        <w:rPr>
+          <w:rFonts w:ascii="Times New Roman" w:hAnsi="Times New Roman" w:cs="Times New Roman"/>
+          <w:sz w:val="28"/>
+          <w:szCs w:val="28"/>
+        </w:rPr>
+      </w:pPr>
+      <w:r>
+        <w:rPr>
+          <w:rFonts w:ascii="Times New Roman" w:hAnsi="Times New Roman" w:cs="Times New Roman"/>
+          <w:sz w:val="28"/>
+          <w:szCs w:val="28"/>
+        </w:rPr>
+        <w:t>Удалил их по одному</w:t>
+      </w:r>
+    </w:p>
+    <w:p>
+      <w:pPr>
+        <w:spacing w:after="0" w:line="360" w:lineRule="auto"/>
+        <w:ind w:firstLine="709"/>
+        <w:jc w:val="both"/>
+        <w:rPr>
+          <w:rFonts w:ascii="Times New Roman" w:hAnsi="Times New Roman" w:cs="Times New Roman"/>
+          <w:sz w:val="28"/>
+          <w:szCs w:val="28"/>
+        </w:rPr>
+      </w:pPr>
+      <w:r>
+        <w:rPr>
+          <w:rFonts w:ascii="Times New Roman" w:hAnsi="Times New Roman" w:cs="Times New Roman"/>
+          <w:sz w:val="28"/>
+          <w:szCs w:val="28"/>
+        </w:rPr>
+        <w:t>Когда список стал пустым и нажал "Удалить" — программа сказала "Выберите студента для удаления"</w:t>
+      </w:r>
+    </w:p>
+    <w:p>
+      <w:pPr>
+        <w:spacing w:after="0" w:line="360" w:lineRule="auto"/>
+        <w:ind w:firstLine="709"/>
+        <w:jc w:val="both"/>
+        <w:rPr>
+          <w:rFonts w:ascii="Times New Roman" w:hAnsi="Times New Roman" w:cs="Times New Roman"/>
+          <w:sz w:val="28"/>
+          <w:szCs w:val="28"/>
+        </w:rPr>
+      </w:pPr>
+      <w:r>
+        <w:rPr>
+          <w:rFonts w:ascii="Times New Roman" w:hAnsi="Times New Roman" w:cs="Times New Roman"/>
           <w:b/>
           <w:bCs/>
           <w:sz w:val="28"/>
@@ -8727,7 +11040,25 @@
           <w:sz w:val="28"/>
           <w:szCs w:val="28"/>
         </w:rPr>
-        <w:t> Не сразу понял, как связать ListBox с коллекцией студентов.</w:t>
+        <w:t xml:space="preserve"> Не сразу понял, как связать </w:t>
+      </w:r>
+      <w:proofErr w:type="spellStart"/>
+      <w:r>
+        <w:rPr>
+          <w:rFonts w:ascii="Times New Roman" w:hAnsi="Times New Roman" w:cs="Times New Roman"/>
+          <w:sz w:val="28"/>
+          <w:szCs w:val="28"/>
+        </w:rPr>
+        <w:t>ListBox</w:t>
+      </w:r>
+      <w:proofErr w:type="spellEnd"/>
+      <w:r>
+        <w:rPr>
+          <w:rFonts w:ascii="Times New Roman" w:hAnsi="Times New Roman" w:cs="Times New Roman"/>
+          <w:sz w:val="28"/>
+          <w:szCs w:val="28"/>
+        </w:rPr>
+        <w:t xml:space="preserve"> с коллекцией студентов.</w:t>
       </w:r>
     </w:p>
     <w:p>
@@ -8757,7 +11088,79 @@
           <w:sz w:val="28"/>
           <w:szCs w:val="28"/>
         </w:rPr>
-        <w:t> Понял, что нужно хранить студентов в List&lt;Student&gt;, а в ListBox добавлять их через метод Items.AddRange().</w:t>
+        <w:t xml:space="preserve"> Понял, что нужно хранить студентов в </w:t>
+      </w:r>
+      <w:proofErr w:type="spellStart"/>
+      <w:r>
+        <w:rPr>
+          <w:rFonts w:ascii="Times New Roman" w:hAnsi="Times New Roman" w:cs="Times New Roman"/>
+          <w:sz w:val="28"/>
+          <w:szCs w:val="28"/>
+        </w:rPr>
+        <w:t>List</w:t>
+      </w:r>
+      <w:proofErr w:type="spellEnd"/>
+      <w:r>
+        <w:rPr>
+          <w:rFonts w:ascii="Times New Roman" w:hAnsi="Times New Roman" w:cs="Times New Roman"/>
+          <w:sz w:val="28"/>
+          <w:szCs w:val="28"/>
+        </w:rPr>
+        <w:t>&lt;</w:t>
+      </w:r>
+      <w:proofErr w:type="spellStart"/>
+      <w:r>
+        <w:rPr>
+          <w:rFonts w:ascii="Times New Roman" w:hAnsi="Times New Roman" w:cs="Times New Roman"/>
+          <w:sz w:val="28"/>
+          <w:szCs w:val="28"/>
+        </w:rPr>
+        <w:t>Student</w:t>
+      </w:r>
+      <w:proofErr w:type="spellEnd"/>
+      <w:r>
+        <w:rPr>
+          <w:rFonts w:ascii="Times New Roman" w:hAnsi="Times New Roman" w:cs="Times New Roman"/>
+          <w:sz w:val="28"/>
+          <w:szCs w:val="28"/>
+        </w:rPr>
+        <w:t xml:space="preserve">&gt;, а в </w:t>
+      </w:r>
+      <w:proofErr w:type="spellStart"/>
+      <w:r>
+        <w:rPr>
+          <w:rFonts w:ascii="Times New Roman" w:hAnsi="Times New Roman" w:cs="Times New Roman"/>
+          <w:sz w:val="28"/>
+          <w:szCs w:val="28"/>
+        </w:rPr>
+        <w:t>ListBox</w:t>
+      </w:r>
+      <w:proofErr w:type="spellEnd"/>
+      <w:r>
+        <w:rPr>
+          <w:rFonts w:ascii="Times New Roman" w:hAnsi="Times New Roman" w:cs="Times New Roman"/>
+          <w:sz w:val="28"/>
+          <w:szCs w:val="28"/>
+        </w:rPr>
+        <w:t xml:space="preserve"> добавлять их через метод </w:t>
+      </w:r>
+      <w:proofErr w:type="spellStart"/>
+      <w:r>
+        <w:rPr>
+          <w:rFonts w:ascii="Times New Roman" w:hAnsi="Times New Roman" w:cs="Times New Roman"/>
+          <w:sz w:val="28"/>
+          <w:szCs w:val="28"/>
+        </w:rPr>
+        <w:t>Items.AddRange</w:t>
+      </w:r>
+      <w:proofErr w:type="spellEnd"/>
+      <w:r>
+        <w:rPr>
+          <w:rFonts w:ascii="Times New Roman" w:hAnsi="Times New Roman" w:cs="Times New Roman"/>
+          <w:sz w:val="28"/>
+          <w:szCs w:val="28"/>
+        </w:rPr>
+        <w:t>().</w:t>
       </w:r>
     </w:p>
     <w:p>
@@ -8787,7 +11190,25 @@
           <w:sz w:val="28"/>
           <w:szCs w:val="28"/>
         </w:rPr>
-        <w:t> При удалении нужно было получить выбранного студента из ListBox.</w:t>
+        <w:t xml:space="preserve"> При удалении нужно было получить выбранного студента из </w:t>
+      </w:r>
+      <w:proofErr w:type="spellStart"/>
+      <w:r>
+        <w:rPr>
+          <w:rFonts w:ascii="Times New Roman" w:hAnsi="Times New Roman" w:cs="Times New Roman"/>
+          <w:sz w:val="28"/>
+          <w:szCs w:val="28"/>
+        </w:rPr>
+        <w:t>ListBox</w:t>
+      </w:r>
+      <w:proofErr w:type="spellEnd"/>
+      <w:r>
+        <w:rPr>
+          <w:rFonts w:ascii="Times New Roman" w:hAnsi="Times New Roman" w:cs="Times New Roman"/>
+          <w:sz w:val="28"/>
+          <w:szCs w:val="28"/>
+        </w:rPr>
+        <w:t>.</w:t>
       </w:r>
     </w:p>
     <w:p>
@@ -8817,7 +11238,43 @@
           <w:sz w:val="28"/>
           <w:szCs w:val="28"/>
         </w:rPr>
-        <w:t> Использовал приведение типа (Student)listBoxStudents.SelectedItem.</w:t>
+        <w:t> Использовал приведение типа (</w:t>
+      </w:r>
+      <w:proofErr w:type="spellStart"/>
+      <w:r>
+        <w:rPr>
+          <w:rFonts w:ascii="Times New Roman" w:hAnsi="Times New Roman" w:cs="Times New Roman"/>
+          <w:sz w:val="28"/>
+          <w:szCs w:val="28"/>
+        </w:rPr>
+        <w:t>Student</w:t>
+      </w:r>
+      <w:proofErr w:type="spellEnd"/>
+      <w:r>
+        <w:rPr>
+          <w:rFonts w:ascii="Times New Roman" w:hAnsi="Times New Roman" w:cs="Times New Roman"/>
+          <w:sz w:val="28"/>
+          <w:szCs w:val="28"/>
+        </w:rPr>
+        <w:t>)</w:t>
+      </w:r>
+      <w:proofErr w:type="spellStart"/>
+      <w:r>
+        <w:rPr>
+          <w:rFonts w:ascii="Times New Roman" w:hAnsi="Times New Roman" w:cs="Times New Roman"/>
+          <w:sz w:val="28"/>
+          <w:szCs w:val="28"/>
+        </w:rPr>
+        <w:t>listBoxStudents.SelectedItem</w:t>
+      </w:r>
+      <w:proofErr w:type="spellEnd"/>
+      <w:r>
+        <w:rPr>
+          <w:rFonts w:ascii="Times New Roman" w:hAnsi="Times New Roman" w:cs="Times New Roman"/>
+          <w:sz w:val="28"/>
+          <w:szCs w:val="28"/>
+        </w:rPr>
+        <w:t>.</w:t>
       </w:r>
     </w:p>
     <w:p>
@@ -8839,6 +11296,7 @@
           <w:sz w:val="28"/>
           <w:szCs w:val="28"/>
         </w:rPr>
+        <w:lastRenderedPageBreak/>
         <w:t>Проблема 3:</w:t>
       </w:r>
       <w:r>
@@ -8877,7 +11335,71 @@
           <w:sz w:val="28"/>
           <w:szCs w:val="28"/>
         </w:rPr>
-        <w:t> Добавил проверку if (listBoxStudents.SelectedItem != null).</w:t>
+        <w:t> Добавил проверку </w:t>
+      </w:r>
+      <w:proofErr w:type="spellStart"/>
+      <w:r>
+        <w:rPr>
+          <w:rFonts w:ascii="Times New Roman" w:hAnsi="Times New Roman" w:cs="Times New Roman"/>
+          <w:sz w:val="28"/>
+          <w:szCs w:val="28"/>
+        </w:rPr>
+        <w:t>if</w:t>
+      </w:r>
+      <w:proofErr w:type="spellEnd"/>
+      <w:r>
+        <w:rPr>
+          <w:rFonts w:ascii="Times New Roman" w:hAnsi="Times New Roman" w:cs="Times New Roman"/>
+          <w:sz w:val="28"/>
+          <w:szCs w:val="28"/>
+        </w:rPr>
+        <w:t xml:space="preserve"> (</w:t>
+      </w:r>
+      <w:proofErr w:type="spellStart"/>
+      <w:r>
+        <w:rPr>
+          <w:rFonts w:ascii="Times New Roman" w:hAnsi="Times New Roman" w:cs="Times New Roman"/>
+          <w:sz w:val="28"/>
+          <w:szCs w:val="28"/>
+        </w:rPr>
+        <w:t>listBoxStudents.SelectedItem</w:t>
+      </w:r>
+      <w:proofErr w:type="spellEnd"/>
+      <w:proofErr w:type="gramStart"/>
+      <w:r>
+        <w:rPr>
+          <w:rFonts w:ascii="Times New Roman" w:hAnsi="Times New Roman" w:cs="Times New Roman"/>
+          <w:sz w:val="28"/>
+          <w:szCs w:val="28"/>
+        </w:rPr>
+        <w:t xml:space="preserve"> !</w:t>
+      </w:r>
+      <w:proofErr w:type="gramEnd"/>
+      <w:r>
+        <w:rPr>
+          <w:rFonts w:ascii="Times New Roman" w:hAnsi="Times New Roman" w:cs="Times New Roman"/>
+          <w:sz w:val="28"/>
+          <w:szCs w:val="28"/>
+        </w:rPr>
+        <w:t xml:space="preserve">= </w:t>
+      </w:r>
+      <w:proofErr w:type="spellStart"/>
+      <w:r>
+        <w:rPr>
+          <w:rFonts w:ascii="Times New Roman" w:hAnsi="Times New Roman" w:cs="Times New Roman"/>
+          <w:sz w:val="28"/>
+          <w:szCs w:val="28"/>
+        </w:rPr>
+        <w:t>null</w:t>
+      </w:r>
+      <w:proofErr w:type="spellEnd"/>
+      <w:r>
+        <w:rPr>
+          <w:rFonts w:ascii="Times New Roman" w:hAnsi="Times New Roman" w:cs="Times New Roman"/>
+          <w:sz w:val="28"/>
+          <w:szCs w:val="28"/>
+        </w:rPr>
+        <w:t>).</w:t>
       </w:r>
     </w:p>
     <w:p>
@@ -8899,7 +11421,29 @@
           <w:sz w:val="28"/>
           <w:szCs w:val="28"/>
         </w:rPr>
-        <w:t>6. Методы List&lt;T&gt;, которые использовал</w:t>
+        <w:t xml:space="preserve">6. Методы </w:t>
+      </w:r>
+      <w:proofErr w:type="spellStart"/>
+      <w:r>
+        <w:rPr>
+          <w:rFonts w:ascii="Times New Roman" w:hAnsi="Times New Roman" w:cs="Times New Roman"/>
+          <w:b/>
+          <w:bCs/>
+          <w:sz w:val="28"/>
+          <w:szCs w:val="28"/>
+        </w:rPr>
+        <w:t>List</w:t>
+      </w:r>
+      <w:proofErr w:type="spellEnd"/>
+      <w:r>
+        <w:rPr>
+          <w:rFonts w:ascii="Times New Roman" w:hAnsi="Times New Roman" w:cs="Times New Roman"/>
+          <w:b/>
+          <w:bCs/>
+          <w:sz w:val="28"/>
+          <w:szCs w:val="28"/>
+        </w:rPr>
+        <w:t>&lt;T&gt;, которые использовал</w:t>
       </w:r>
     </w:p>
     <w:p>
@@ -8917,13 +11461,23 @@
           <w:szCs w:val="28"/>
         </w:rPr>
       </w:pPr>
-      <w:r>
-        <w:rPr>
-          <w:rFonts w:ascii="Times New Roman" w:hAnsi="Times New Roman" w:cs="Times New Roman"/>
-          <w:sz w:val="28"/>
-          <w:szCs w:val="28"/>
-        </w:rPr>
-        <w:t>Add() — добавить элемент в список</w:t>
+      <w:proofErr w:type="spellStart"/>
+      <w:r>
+        <w:rPr>
+          <w:rFonts w:ascii="Times New Roman" w:hAnsi="Times New Roman" w:cs="Times New Roman"/>
+          <w:sz w:val="28"/>
+          <w:szCs w:val="28"/>
+        </w:rPr>
+        <w:t>Add</w:t>
+      </w:r>
+      <w:proofErr w:type="spellEnd"/>
+      <w:r>
+        <w:rPr>
+          <w:rFonts w:ascii="Times New Roman" w:hAnsi="Times New Roman" w:cs="Times New Roman"/>
+          <w:sz w:val="28"/>
+          <w:szCs w:val="28"/>
+        </w:rPr>
+        <w:t>() — добавить элемент в список</w:t>
       </w:r>
     </w:p>
     <w:p>
@@ -8941,13 +11495,23 @@
           <w:szCs w:val="28"/>
         </w:rPr>
       </w:pPr>
-      <w:r>
-        <w:rPr>
-          <w:rFonts w:ascii="Times New Roman" w:hAnsi="Times New Roman" w:cs="Times New Roman"/>
-          <w:sz w:val="28"/>
-          <w:szCs w:val="28"/>
-        </w:rPr>
-        <w:t>Remove() — удалить элемент из списка</w:t>
+      <w:proofErr w:type="spellStart"/>
+      <w:r>
+        <w:rPr>
+          <w:rFonts w:ascii="Times New Roman" w:hAnsi="Times New Roman" w:cs="Times New Roman"/>
+          <w:sz w:val="28"/>
+          <w:szCs w:val="28"/>
+        </w:rPr>
+        <w:t>Remove</w:t>
+      </w:r>
+      <w:proofErr w:type="spellEnd"/>
+      <w:r>
+        <w:rPr>
+          <w:rFonts w:ascii="Times New Roman" w:hAnsi="Times New Roman" w:cs="Times New Roman"/>
+          <w:sz w:val="28"/>
+          <w:szCs w:val="28"/>
+        </w:rPr>
+        <w:t>() — удалить элемент из списка</w:t>
       </w:r>
     </w:p>
     <w:p>
@@ -8965,13 +11529,23 @@
           <w:szCs w:val="28"/>
         </w:rPr>
       </w:pPr>
-      <w:r>
-        <w:rPr>
-          <w:rFonts w:ascii="Times New Roman" w:hAnsi="Times New Roman" w:cs="Times New Roman"/>
-          <w:sz w:val="28"/>
-          <w:szCs w:val="28"/>
-        </w:rPr>
-        <w:t>ToArray() — преобразовать список в массив для отображения</w:t>
+      <w:proofErr w:type="spellStart"/>
+      <w:r>
+        <w:rPr>
+          <w:rFonts w:ascii="Times New Roman" w:hAnsi="Times New Roman" w:cs="Times New Roman"/>
+          <w:sz w:val="28"/>
+          <w:szCs w:val="28"/>
+        </w:rPr>
+        <w:t>ToArray</w:t>
+      </w:r>
+      <w:proofErr w:type="spellEnd"/>
+      <w:r>
+        <w:rPr>
+          <w:rFonts w:ascii="Times New Roman" w:hAnsi="Times New Roman" w:cs="Times New Roman"/>
+          <w:sz w:val="28"/>
+          <w:szCs w:val="28"/>
+        </w:rPr>
+        <w:t>() — преобразовать список в массив для отображения</w:t>
       </w:r>
     </w:p>
     <w:p>
@@ -9011,6 +11585,7 @@
           <w:szCs w:val="28"/>
         </w:rPr>
       </w:pPr>
+      <w:proofErr w:type="spellStart"/>
       <w:r>
         <w:rPr>
           <w:rFonts w:ascii="Times New Roman" w:hAnsi="Times New Roman" w:cs="Times New Roman"/>
@@ -9019,7 +11594,18 @@
           <w:sz w:val="28"/>
           <w:szCs w:val="28"/>
         </w:rPr>
-        <w:t>List&lt;T&gt;</w:t>
+        <w:t>List</w:t>
+      </w:r>
+      <w:proofErr w:type="spellEnd"/>
+      <w:r>
+        <w:rPr>
+          <w:rFonts w:ascii="Times New Roman" w:hAnsi="Times New Roman" w:cs="Times New Roman"/>
+          <w:b/>
+          <w:bCs/>
+          <w:sz w:val="28"/>
+          <w:szCs w:val="28"/>
+        </w:rPr>
+        <w:t>&lt;T&gt;</w:t>
       </w:r>
       <w:r>
         <w:rPr>
@@ -9051,7 +11637,43 @@
           <w:sz w:val="28"/>
           <w:szCs w:val="28"/>
         </w:rPr>
-        <w:t>Для правильного отображения объектов в ListBox нужно переопределять метод ToString() в классе</w:t>
+        <w:t xml:space="preserve">Для правильного отображения объектов в </w:t>
+      </w:r>
+      <w:proofErr w:type="spellStart"/>
+      <w:r>
+        <w:rPr>
+          <w:rFonts w:ascii="Times New Roman" w:hAnsi="Times New Roman" w:cs="Times New Roman"/>
+          <w:sz w:val="28"/>
+          <w:szCs w:val="28"/>
+        </w:rPr>
+        <w:t>ListBox</w:t>
+      </w:r>
+      <w:proofErr w:type="spellEnd"/>
+      <w:r>
+        <w:rPr>
+          <w:rFonts w:ascii="Times New Roman" w:hAnsi="Times New Roman" w:cs="Times New Roman"/>
+          <w:sz w:val="28"/>
+          <w:szCs w:val="28"/>
+        </w:rPr>
+        <w:t xml:space="preserve"> нужно переопределять метод </w:t>
+      </w:r>
+      <w:proofErr w:type="spellStart"/>
+      <w:r>
+        <w:rPr>
+          <w:rFonts w:ascii="Times New Roman" w:hAnsi="Times New Roman" w:cs="Times New Roman"/>
+          <w:sz w:val="28"/>
+          <w:szCs w:val="28"/>
+        </w:rPr>
+        <w:t>ToString</w:t>
+      </w:r>
+      <w:proofErr w:type="spellEnd"/>
+      <w:r>
+        <w:rPr>
+          <w:rFonts w:ascii="Times New Roman" w:hAnsi="Times New Roman" w:cs="Times New Roman"/>
+          <w:sz w:val="28"/>
+          <w:szCs w:val="28"/>
+        </w:rPr>
+        <w:t>() в классе</w:t>
       </w:r>
     </w:p>
     <w:p>
@@ -9117,13 +11739,23 @@
           <w:szCs w:val="28"/>
         </w:rPr>
       </w:pPr>
-      <w:r>
-        <w:rPr>
-          <w:rFonts w:ascii="Times New Roman" w:hAnsi="Times New Roman" w:cs="Times New Roman"/>
-          <w:sz w:val="28"/>
-          <w:szCs w:val="28"/>
-        </w:rPr>
-        <w:t>ListBox хранит объекты, а не только текст — это позволяет получать выбранный объект целиком</w:t>
+      <w:proofErr w:type="spellStart"/>
+      <w:r>
+        <w:rPr>
+          <w:rFonts w:ascii="Times New Roman" w:hAnsi="Times New Roman" w:cs="Times New Roman"/>
+          <w:sz w:val="28"/>
+          <w:szCs w:val="28"/>
+        </w:rPr>
+        <w:t>ListBox</w:t>
+      </w:r>
+      <w:proofErr w:type="spellEnd"/>
+      <w:r>
+        <w:rPr>
+          <w:rFonts w:ascii="Times New Roman" w:hAnsi="Times New Roman" w:cs="Times New Roman"/>
+          <w:sz w:val="28"/>
+          <w:szCs w:val="28"/>
+        </w:rPr>
+        <w:t xml:space="preserve"> хранит объекты, а не только текст — это позволяет получать выбранный объект целиком</w:t>
       </w:r>
     </w:p>
     <w:p>
@@ -9153,20 +11785,12 @@
         <w:jc w:val="center"/>
         <w:rPr>
           <w:rFonts w:ascii="Times New Roman" w:hAnsi="Times New Roman" w:cs="Times New Roman"/>
-          <w:sz w:val="28"/>
-          <w:szCs w:val="28"/>
-        </w:rPr>
-      </w:pPr>
-      <w:r>
-        <w:rPr>
-          <w:rFonts w:ascii="Times New Roman" w:hAnsi="Times New Roman" w:cs="Times New Roman"/>
           <w:b/>
           <w:bCs/>
           <w:sz w:val="28"/>
           <w:szCs w:val="28"/>
         </w:rPr>
-        <w:t>Скриншот 1: Программа запущена</w:t>
-      </w:r>
+      </w:pPr>
     </w:p>
     <w:p>
       <w:pPr>
@@ -9179,6 +11803,54 @@
           <w:szCs w:val="28"/>
         </w:rPr>
       </w:pPr>
+    </w:p>
+    <w:p>
+      <w:pPr>
+        <w:jc w:val="center"/>
+        <w:rPr>
+          <w:rFonts w:ascii="Times New Roman" w:hAnsi="Times New Roman" w:cs="Times New Roman"/>
+          <w:b/>
+          <w:bCs/>
+          <w:sz w:val="28"/>
+          <w:szCs w:val="28"/>
+        </w:rPr>
+      </w:pPr>
+    </w:p>
+    <w:p>
+      <w:pPr>
+        <w:jc w:val="center"/>
+        <w:rPr>
+          <w:rFonts w:ascii="Times New Roman" w:hAnsi="Times New Roman" w:cs="Times New Roman"/>
+          <w:b/>
+          <w:bCs/>
+          <w:sz w:val="28"/>
+          <w:szCs w:val="28"/>
+        </w:rPr>
+      </w:pPr>
+    </w:p>
+    <w:p>
+      <w:pPr>
+        <w:jc w:val="center"/>
+        <w:rPr>
+          <w:rFonts w:ascii="Times New Roman" w:hAnsi="Times New Roman" w:cs="Times New Roman"/>
+          <w:b/>
+          <w:bCs/>
+          <w:sz w:val="28"/>
+          <w:szCs w:val="28"/>
+        </w:rPr>
+      </w:pPr>
+    </w:p>
+    <w:p>
+      <w:pPr>
+        <w:jc w:val="center"/>
+        <w:rPr>
+          <w:rFonts w:ascii="Times New Roman" w:hAnsi="Times New Roman" w:cs="Times New Roman"/>
+          <w:b/>
+          <w:bCs/>
+          <w:sz w:val="28"/>
+          <w:szCs w:val="28"/>
+        </w:rPr>
+      </w:pPr>
       <w:r>
         <w:rPr>
           <w:rFonts w:ascii="Times New Roman" w:hAnsi="Times New Roman" w:cs="Times New Roman"/>
@@ -9187,8 +11859,9 @@
           <w:szCs w:val="28"/>
           <w:lang w:eastAsia="ru-RU"/>
         </w:rPr>
+        <w:lastRenderedPageBreak/>
         <w:drawing>
-          <wp:inline distT="0" distB="0" distL="0" distR="0" wp14:anchorId="72888151" wp14:editId="79D5F995">
+          <wp:inline distT="0" distB="0" distL="0" distR="0" wp14:anchorId="74B625BB" wp14:editId="0AD27F02">
             <wp:extent cx="2683823" cy="2333501"/>
             <wp:effectExtent l="0" t="0" r="2540" b="0"/>
             <wp:docPr id="14" name="Рисунок 14"/>
@@ -9229,13 +11902,24 @@
         <w:jc w:val="center"/>
         <w:rPr>
           <w:rFonts w:ascii="Times New Roman" w:hAnsi="Times New Roman" w:cs="Times New Roman"/>
+          <w:sz w:val="28"/>
+          <w:szCs w:val="28"/>
+        </w:rPr>
+      </w:pPr>
+      <w:r>
+        <w:rPr>
+          <w:rFonts w:ascii="Times New Roman" w:hAnsi="Times New Roman" w:cs="Times New Roman"/>
           <w:b/>
           <w:bCs/>
           <w:sz w:val="28"/>
           <w:szCs w:val="28"/>
         </w:rPr>
-      </w:pPr>
-      <w:r>
+        <w:t>Скриншот 1: Программа запущена</w:t>
+      </w:r>
+    </w:p>
+    <w:p>
+      <w:pPr>
+        <w:jc w:val="center"/>
         <w:rPr>
           <w:rFonts w:ascii="Times New Roman" w:hAnsi="Times New Roman" w:cs="Times New Roman"/>
           <w:b/>
@@ -9243,17 +11927,6 @@
           <w:sz w:val="28"/>
           <w:szCs w:val="28"/>
         </w:rPr>
-        <w:t>Скриншот 2: Добавили студентов</w:t>
-      </w:r>
-    </w:p>
-    <w:p>
-      <w:pPr>
-        <w:jc w:val="center"/>
-        <w:rPr>
-          <w:rFonts w:ascii="Times New Roman" w:hAnsi="Times New Roman" w:cs="Times New Roman"/>
-          <w:sz w:val="28"/>
-          <w:szCs w:val="28"/>
-        </w:rPr>
       </w:pPr>
       <w:r>
         <w:rPr>
@@ -9264,7 +11937,7 @@
           <w:lang w:eastAsia="ru-RU"/>
         </w:rPr>
         <w:drawing>
-          <wp:inline distT="0" distB="0" distL="0" distR="0" wp14:anchorId="20D4BE65" wp14:editId="1C98E682">
+          <wp:inline distT="0" distB="0" distL="0" distR="0" wp14:anchorId="57D0FCCE" wp14:editId="077F5BD5">
             <wp:extent cx="2676899" cy="2553056"/>
             <wp:effectExtent l="0" t="0" r="9525" b="0"/>
             <wp:docPr id="2" name="Рисунок 2"/>
@@ -9319,7 +11992,7 @@
           <w:sz w:val="28"/>
           <w:szCs w:val="28"/>
         </w:rPr>
-        <w:t>Скриншот 3: После удаления студента</w:t>
+        <w:t>Скриншот 2: Добавили студентов</w:t>
       </w:r>
     </w:p>
     <w:p>
@@ -9340,7 +12013,7 @@
           <w:lang w:eastAsia="ru-RU"/>
         </w:rPr>
         <w:drawing>
-          <wp:inline distT="0" distB="0" distL="0" distR="0" wp14:anchorId="30CFDD72" wp14:editId="316F3E8C">
+          <wp:inline distT="0" distB="0" distL="0" distR="0" wp14:anchorId="104F15E3" wp14:editId="4507695A">
             <wp:extent cx="2648320" cy="2534004"/>
             <wp:effectExtent l="0" t="0" r="0" b="0"/>
             <wp:docPr id="3" name="Рисунок 3"/>
@@ -9378,36 +12051,50 @@
     </w:p>
     <w:p>
       <w:pPr>
-        <w:jc w:val="both"/>
-        <w:rPr>
-          <w:rFonts w:ascii="Times New Roman" w:hAnsi="Times New Roman" w:cs="Times New Roman"/>
-          <w:sz w:val="28"/>
-          <w:szCs w:val="28"/>
-        </w:rPr>
-      </w:pPr>
-      <w:r>
-        <w:rPr>
-          <w:rFonts w:ascii="Times New Roman" w:hAnsi="Times New Roman" w:cs="Times New Roman"/>
-          <w:sz w:val="28"/>
-          <w:szCs w:val="28"/>
-        </w:rPr>
-        <w:br w:type="page"/>
-      </w:r>
+        <w:jc w:val="center"/>
+        <w:rPr>
+          <w:rFonts w:ascii="Times New Roman" w:hAnsi="Times New Roman" w:cs="Times New Roman"/>
+          <w:b/>
+          <w:bCs/>
+          <w:sz w:val="28"/>
+          <w:szCs w:val="28"/>
+        </w:rPr>
+      </w:pPr>
+      <w:r>
+        <w:rPr>
+          <w:rFonts w:ascii="Times New Roman" w:hAnsi="Times New Roman" w:cs="Times New Roman"/>
+          <w:b/>
+          <w:bCs/>
+          <w:sz w:val="28"/>
+          <w:szCs w:val="28"/>
+        </w:rPr>
+        <w:t>Скриншот 3: После удаления студента</w:t>
+      </w:r>
+    </w:p>
+    <w:p>
+      <w:pPr>
+        <w:jc w:val="center"/>
+        <w:rPr>
+          <w:rFonts w:ascii="Times New Roman" w:hAnsi="Times New Roman" w:cs="Times New Roman"/>
+          <w:sz w:val="28"/>
+          <w:szCs w:val="28"/>
+        </w:rPr>
+      </w:pPr>
+      <w:bookmarkStart w:id="23" w:name="_Toc229648271"/>
     </w:p>
     <w:p>
       <w:pPr>
         <w:pStyle w:val="af0"/>
       </w:pPr>
-      <w:bookmarkStart w:id="22" w:name="_Toc229648271"/>
       <w:r>
         <w:t xml:space="preserve">6. </w:t>
       </w:r>
-      <w:bookmarkStart w:id="23" w:name="_Toc229483517"/>
+      <w:bookmarkStart w:id="24" w:name="_Toc229483517"/>
       <w:r>
         <w:t>Интеграционное тестирование</w:t>
       </w:r>
-      <w:bookmarkEnd w:id="22"/>
       <w:bookmarkEnd w:id="23"/>
+      <w:bookmarkEnd w:id="24"/>
     </w:p>
     <w:p>
       <w:pPr>
@@ -9424,7 +12111,87 @@
           <w:b w:val="0"/>
           <w:caps w:val="0"/>
         </w:rPr>
-        <w:t>Сайт Learn Git Branching — это, пожалуй, один из лучших интерактивных тренажёров по Git. Главная его особенность в том, что вы не просто заучиваете команды, а сразу видите визуализацию того, как меняется дерево коммитов. Это очень помогает понять, как именно работают ветки, слияния и перемещения по истории.</w:t>
+        <w:t xml:space="preserve">Сайт </w:t>
+      </w:r>
+      <w:proofErr w:type="spellStart"/>
+      <w:r>
+        <w:rPr>
+          <w:b w:val="0"/>
+          <w:caps w:val="0"/>
+        </w:rPr>
+        <w:t>Learn</w:t>
+      </w:r>
+      <w:proofErr w:type="spellEnd"/>
+      <w:r>
+        <w:rPr>
+          <w:b w:val="0"/>
+          <w:caps w:val="0"/>
+        </w:rPr>
+        <w:t xml:space="preserve"> </w:t>
+      </w:r>
+      <w:proofErr w:type="spellStart"/>
+      <w:r>
+        <w:rPr>
+          <w:b w:val="0"/>
+          <w:caps w:val="0"/>
+        </w:rPr>
+        <w:t>Git</w:t>
+      </w:r>
+      <w:proofErr w:type="spellEnd"/>
+      <w:r>
+        <w:rPr>
+          <w:b w:val="0"/>
+          <w:caps w:val="0"/>
+        </w:rPr>
+        <w:t xml:space="preserve"> </w:t>
+      </w:r>
+      <w:proofErr w:type="spellStart"/>
+      <w:r>
+        <w:rPr>
+          <w:b w:val="0"/>
+          <w:caps w:val="0"/>
+        </w:rPr>
+        <w:t>Branching</w:t>
+      </w:r>
+      <w:proofErr w:type="spellEnd"/>
+      <w:r>
+        <w:rPr>
+          <w:b w:val="0"/>
+          <w:caps w:val="0"/>
+        </w:rPr>
+        <w:t xml:space="preserve"> — это, пожалуй, один из лучших интерактивных тренажёров по </w:t>
+      </w:r>
+      <w:proofErr w:type="spellStart"/>
+      <w:r>
+        <w:rPr>
+          <w:b w:val="0"/>
+          <w:caps w:val="0"/>
+        </w:rPr>
+        <w:t>Git</w:t>
+      </w:r>
+      <w:proofErr w:type="spellEnd"/>
+      <w:r>
+        <w:rPr>
+          <w:b w:val="0"/>
+          <w:caps w:val="0"/>
+        </w:rPr>
+        <w:t xml:space="preserve">. Главная его особенность в том, что вы не просто заучиваете команды, а сразу видите визуализацию того, как меняется дерево </w:t>
+      </w:r>
+      <w:proofErr w:type="spellStart"/>
+      <w:r>
+        <w:rPr>
+          <w:b w:val="0"/>
+          <w:caps w:val="0"/>
+        </w:rPr>
+        <w:t>коммитов</w:t>
+      </w:r>
+      <w:proofErr w:type="spellEnd"/>
+      <w:r>
+        <w:rPr>
+          <w:b w:val="0"/>
+          <w:caps w:val="0"/>
+        </w:rPr>
+        <w:t>. Это очень помогает понять, как именно работают ветки, слияния и перемещения по истории.</w:t>
       </w:r>
     </w:p>
     <w:p>
@@ -9482,7 +12249,199 @@
           <w:b w:val="0"/>
           <w:caps w:val="0"/>
         </w:rPr>
-        <w:t>Интерактивная "песочница" (sandbox): Вы вводите команды Git (например, git commit, git branch, git merge, git rebase), а справа в реальном времени видите, как меняется граф коммитов. Это делает абстрактные концепции Git наглядными.</w:t>
+        <w:t>Интерактивная "песочница" (</w:t>
+      </w:r>
+      <w:proofErr w:type="spellStart"/>
+      <w:r>
+        <w:rPr>
+          <w:b w:val="0"/>
+          <w:caps w:val="0"/>
+        </w:rPr>
+        <w:t>sandbox</w:t>
+      </w:r>
+      <w:proofErr w:type="spellEnd"/>
+      <w:r>
+        <w:rPr>
+          <w:b w:val="0"/>
+          <w:caps w:val="0"/>
+        </w:rPr>
+        <w:t xml:space="preserve">): Вы вводите команды </w:t>
+      </w:r>
+      <w:proofErr w:type="spellStart"/>
+      <w:r>
+        <w:rPr>
+          <w:b w:val="0"/>
+          <w:caps w:val="0"/>
+        </w:rPr>
+        <w:t>Git</w:t>
+      </w:r>
+      <w:proofErr w:type="spellEnd"/>
+      <w:r>
+        <w:rPr>
+          <w:b w:val="0"/>
+          <w:caps w:val="0"/>
+        </w:rPr>
+        <w:t xml:space="preserve"> (например, </w:t>
+      </w:r>
+      <w:proofErr w:type="spellStart"/>
+      <w:r>
+        <w:rPr>
+          <w:b w:val="0"/>
+          <w:caps w:val="0"/>
+        </w:rPr>
+        <w:t>git</w:t>
+      </w:r>
+      <w:proofErr w:type="spellEnd"/>
+      <w:r>
+        <w:rPr>
+          <w:b w:val="0"/>
+          <w:caps w:val="0"/>
+        </w:rPr>
+        <w:t xml:space="preserve"> </w:t>
+      </w:r>
+      <w:proofErr w:type="spellStart"/>
+      <w:r>
+        <w:rPr>
+          <w:b w:val="0"/>
+          <w:caps w:val="0"/>
+        </w:rPr>
+        <w:t>commit</w:t>
+      </w:r>
+      <w:proofErr w:type="spellEnd"/>
+      <w:r>
+        <w:rPr>
+          <w:b w:val="0"/>
+          <w:caps w:val="0"/>
+        </w:rPr>
+        <w:t xml:space="preserve">, </w:t>
+      </w:r>
+      <w:proofErr w:type="spellStart"/>
+      <w:r>
+        <w:rPr>
+          <w:b w:val="0"/>
+          <w:caps w:val="0"/>
+        </w:rPr>
+        <w:t>git</w:t>
+      </w:r>
+      <w:proofErr w:type="spellEnd"/>
+      <w:r>
+        <w:rPr>
+          <w:b w:val="0"/>
+          <w:caps w:val="0"/>
+        </w:rPr>
+        <w:t xml:space="preserve"> </w:t>
+      </w:r>
+      <w:proofErr w:type="spellStart"/>
+      <w:r>
+        <w:rPr>
+          <w:b w:val="0"/>
+          <w:caps w:val="0"/>
+        </w:rPr>
+        <w:t>branch</w:t>
+      </w:r>
+      <w:proofErr w:type="spellEnd"/>
+      <w:r>
+        <w:rPr>
+          <w:b w:val="0"/>
+          <w:caps w:val="0"/>
+        </w:rPr>
+        <w:t xml:space="preserve">, </w:t>
+      </w:r>
+      <w:proofErr w:type="spellStart"/>
+      <w:r>
+        <w:rPr>
+          <w:b w:val="0"/>
+          <w:caps w:val="0"/>
+        </w:rPr>
+        <w:t>git</w:t>
+      </w:r>
+      <w:proofErr w:type="spellEnd"/>
+      <w:r>
+        <w:rPr>
+          <w:b w:val="0"/>
+          <w:caps w:val="0"/>
+        </w:rPr>
+        <w:t xml:space="preserve"> </w:t>
+      </w:r>
+      <w:proofErr w:type="spellStart"/>
+      <w:r>
+        <w:rPr>
+          <w:b w:val="0"/>
+          <w:caps w:val="0"/>
+        </w:rPr>
+        <w:t>merge</w:t>
+      </w:r>
+      <w:proofErr w:type="spellEnd"/>
+      <w:r>
+        <w:rPr>
+          <w:b w:val="0"/>
+          <w:caps w:val="0"/>
+        </w:rPr>
+        <w:t xml:space="preserve">, </w:t>
+      </w:r>
+      <w:proofErr w:type="spellStart"/>
+      <w:r>
+        <w:rPr>
+          <w:b w:val="0"/>
+          <w:caps w:val="0"/>
+        </w:rPr>
+        <w:t>git</w:t>
+      </w:r>
+      <w:proofErr w:type="spellEnd"/>
+      <w:r>
+        <w:rPr>
+          <w:b w:val="0"/>
+          <w:caps w:val="0"/>
+        </w:rPr>
+        <w:t xml:space="preserve"> </w:t>
+      </w:r>
+      <w:proofErr w:type="spellStart"/>
+      <w:r>
+        <w:rPr>
+          <w:b w:val="0"/>
+          <w:caps w:val="0"/>
+        </w:rPr>
+        <w:t>rebase</w:t>
+      </w:r>
+      <w:proofErr w:type="spellEnd"/>
+      <w:r>
+        <w:rPr>
+          <w:b w:val="0"/>
+          <w:caps w:val="0"/>
+        </w:rPr>
+        <w:t xml:space="preserve">), а справа в реальном времени видите, как меняется граф </w:t>
+      </w:r>
+      <w:proofErr w:type="spellStart"/>
+      <w:r>
+        <w:rPr>
+          <w:b w:val="0"/>
+          <w:caps w:val="0"/>
+        </w:rPr>
+        <w:t>коммитов</w:t>
+      </w:r>
+      <w:proofErr w:type="spellEnd"/>
+      <w:r>
+        <w:rPr>
+          <w:b w:val="0"/>
+          <w:caps w:val="0"/>
+        </w:rPr>
+        <w:t xml:space="preserve">. Это делает абстрактные концепции </w:t>
+      </w:r>
+      <w:proofErr w:type="spellStart"/>
+      <w:r>
+        <w:rPr>
+          <w:b w:val="0"/>
+          <w:caps w:val="0"/>
+        </w:rPr>
+        <w:t>Git</w:t>
+      </w:r>
+      <w:proofErr w:type="spellEnd"/>
+      <w:r>
+        <w:rPr>
+          <w:b w:val="0"/>
+          <w:caps w:val="0"/>
+        </w:rPr>
+        <w:t xml:space="preserve"> наглядными.</w:t>
       </w:r>
     </w:p>
     <w:p>
@@ -9504,7 +12463,23 @@
           <w:b w:val="0"/>
           <w:caps w:val="0"/>
         </w:rPr>
-        <w:t>Система уровней-заданий: Весь материал разбит на тематические разделы и отдельные уровни (как в игре). Каждый уровень — это конкретная задача, которую нужно решить с помощью Git команд. В отчёте вы как раз приложили скриншоты из таких уровней.</w:t>
+        <w:t xml:space="preserve">Система уровней-заданий: Весь материал разбит на тематические разделы и отдельные уровни (как в игре). Каждый уровень — это конкретная задача, которую нужно решить с помощью </w:t>
+      </w:r>
+      <w:proofErr w:type="spellStart"/>
+      <w:r>
+        <w:rPr>
+          <w:b w:val="0"/>
+          <w:caps w:val="0"/>
+        </w:rPr>
+        <w:t>Git</w:t>
+      </w:r>
+      <w:proofErr w:type="spellEnd"/>
+      <w:r>
+        <w:rPr>
+          <w:b w:val="0"/>
+          <w:caps w:val="0"/>
+        </w:rPr>
+        <w:t xml:space="preserve"> команд. В отчёте вы как раз приложили скриншоты из таких уровней.</w:t>
       </w:r>
     </w:p>
     <w:p>
@@ -9526,7 +12501,71 @@
           <w:b w:val="0"/>
           <w:caps w:val="0"/>
         </w:rPr>
-        <w:t>Поддержка двух систем: Тренажёр умеет переключаться между режимами Git и Hg (Mercurial), но в рамках вашей практики вы, конечно, работали с Git.</w:t>
+        <w:t xml:space="preserve">Поддержка двух систем: Тренажёр умеет переключаться между режимами </w:t>
+      </w:r>
+      <w:proofErr w:type="spellStart"/>
+      <w:r>
+        <w:rPr>
+          <w:b w:val="0"/>
+          <w:caps w:val="0"/>
+        </w:rPr>
+        <w:t>Git</w:t>
+      </w:r>
+      <w:proofErr w:type="spellEnd"/>
+      <w:r>
+        <w:rPr>
+          <w:b w:val="0"/>
+          <w:caps w:val="0"/>
+        </w:rPr>
+        <w:t xml:space="preserve"> и </w:t>
+      </w:r>
+      <w:proofErr w:type="spellStart"/>
+      <w:r>
+        <w:rPr>
+          <w:b w:val="0"/>
+          <w:caps w:val="0"/>
+        </w:rPr>
+        <w:t>Hg</w:t>
+      </w:r>
+      <w:proofErr w:type="spellEnd"/>
+      <w:r>
+        <w:rPr>
+          <w:b w:val="0"/>
+          <w:caps w:val="0"/>
+        </w:rPr>
+        <w:t xml:space="preserve"> (</w:t>
+      </w:r>
+      <w:proofErr w:type="spellStart"/>
+      <w:r>
+        <w:rPr>
+          <w:b w:val="0"/>
+          <w:caps w:val="0"/>
+        </w:rPr>
+        <w:t>Mercurial</w:t>
+      </w:r>
+      <w:proofErr w:type="spellEnd"/>
+      <w:r>
+        <w:rPr>
+          <w:b w:val="0"/>
+          <w:caps w:val="0"/>
+        </w:rPr>
+        <w:t xml:space="preserve">), но в рамках вашей практики вы, конечно, работали с </w:t>
+      </w:r>
+      <w:proofErr w:type="spellStart"/>
+      <w:r>
+        <w:rPr>
+          <w:b w:val="0"/>
+          <w:caps w:val="0"/>
+        </w:rPr>
+        <w:t>Git</w:t>
+      </w:r>
+      <w:proofErr w:type="spellEnd"/>
+      <w:r>
+        <w:rPr>
+          <w:b w:val="0"/>
+          <w:caps w:val="0"/>
+        </w:rPr>
+        <w:t>.</w:t>
       </w:r>
     </w:p>
     <w:p>
@@ -9544,6 +12583,7 @@
           <w:noProof/>
           <w:lang w:eastAsia="ru-RU"/>
         </w:rPr>
+        <w:lastRenderedPageBreak/>
         <w:drawing>
           <wp:inline distT="0" distB="0" distL="0" distR="0" wp14:anchorId="13BF5C6D" wp14:editId="2F4973BA">
             <wp:extent cx="5953125" cy="3457575"/>
@@ -9797,6 +12837,7 @@
           <w:szCs w:val="28"/>
           <w:lang w:eastAsia="ru-RU"/>
         </w:rPr>
+        <w:lastRenderedPageBreak/>
         <w:drawing>
           <wp:inline distT="0" distB="0" distL="0" distR="0" wp14:anchorId="65109747" wp14:editId="48886452">
             <wp:extent cx="6152515" cy="1725930"/>
@@ -10064,6 +13105,7 @@
           <w:szCs w:val="28"/>
           <w:lang w:eastAsia="ru-RU"/>
         </w:rPr>
+        <w:lastRenderedPageBreak/>
         <w:drawing>
           <wp:inline distT="0" distB="0" distL="0" distR="0" wp14:anchorId="2319C077" wp14:editId="2DF94809">
             <wp:extent cx="6152515" cy="1936115"/>
@@ -10133,9 +13175,10 @@
       <w:pPr>
         <w:pStyle w:val="af0"/>
       </w:pPr>
-      <w:bookmarkStart w:id="24" w:name="_Toc229483518"/>
-      <w:bookmarkStart w:id="25" w:name="_Toc229648272"/>
-      <w:r>
+      <w:bookmarkStart w:id="25" w:name="_Toc229483518"/>
+      <w:bookmarkStart w:id="26" w:name="_Toc229648272"/>
+      <w:r>
+        <w:lastRenderedPageBreak/>
         <w:t>7</w:t>
       </w:r>
       <w:r>
@@ -10144,8 +13187,8 @@
       <w:r>
         <w:t xml:space="preserve"> Оформление документации на программные средства с использованием инструментальных средств.</w:t>
       </w:r>
-      <w:bookmarkEnd w:id="24"/>
       <w:bookmarkEnd w:id="25"/>
+      <w:bookmarkEnd w:id="26"/>
     </w:p>
     <w:p>
       <w:pPr>
@@ -10166,12 +13209,13 @@
     <w:p>
       <w:pPr>
         <w:pStyle w:val="af2"/>
-      </w:pPr>
-      <w:bookmarkStart w:id="26" w:name="_Toc229648273"/>
+        <w:jc w:val="both"/>
+      </w:pPr>
+      <w:bookmarkStart w:id="27" w:name="_Toc229648273"/>
       <w:r>
         <w:t>7.1 Состав оформленной документации</w:t>
       </w:r>
-      <w:bookmarkEnd w:id="26"/>
+      <w:bookmarkEnd w:id="27"/>
       <w:r>
         <w:t xml:space="preserve"> </w:t>
       </w:r>
@@ -10262,12 +13306,13 @@
     <w:p>
       <w:pPr>
         <w:pStyle w:val="af2"/>
-      </w:pPr>
-      <w:bookmarkStart w:id="27" w:name="_Toc229648274"/>
+        <w:jc w:val="both"/>
+      </w:pPr>
+      <w:bookmarkStart w:id="28" w:name="_Toc229648274"/>
       <w:r>
         <w:t>7.2 Использованные инструментальные средства</w:t>
       </w:r>
-      <w:bookmarkEnd w:id="27"/>
+      <w:bookmarkEnd w:id="28"/>
     </w:p>
     <w:tbl>
       <w:tblPr>
@@ -10342,12 +13387,37 @@
                 <w:sz w:val="28"/>
               </w:rPr>
             </w:pPr>
+            <w:proofErr w:type="spellStart"/>
             <w:r>
               <w:rPr>
                 <w:rFonts w:ascii="Times New Roman" w:hAnsi="Times New Roman" w:cs="Times New Roman"/>
                 <w:sz w:val="28"/>
               </w:rPr>
-              <w:t>Microsoft Word 2016/365</w:t>
+              <w:t>Microsoft</w:t>
+            </w:r>
+            <w:proofErr w:type="spellEnd"/>
+            <w:r>
+              <w:rPr>
+                <w:rFonts w:ascii="Times New Roman" w:hAnsi="Times New Roman" w:cs="Times New Roman"/>
+                <w:sz w:val="28"/>
+              </w:rPr>
+              <w:t xml:space="preserve"> </w:t>
+            </w:r>
+            <w:proofErr w:type="spellStart"/>
+            <w:r>
+              <w:rPr>
+                <w:rFonts w:ascii="Times New Roman" w:hAnsi="Times New Roman" w:cs="Times New Roman"/>
+                <w:sz w:val="28"/>
+              </w:rPr>
+              <w:t>Word</w:t>
+            </w:r>
+            <w:proofErr w:type="spellEnd"/>
+            <w:r>
+              <w:rPr>
+                <w:rFonts w:ascii="Times New Roman" w:hAnsi="Times New Roman" w:cs="Times New Roman"/>
+                <w:sz w:val="28"/>
+              </w:rPr>
+              <w:t xml:space="preserve"> 2016/365</w:t>
             </w:r>
           </w:p>
         </w:tc>
@@ -10390,12 +13460,37 @@
                 <w:sz w:val="28"/>
               </w:rPr>
             </w:pPr>
+            <w:proofErr w:type="spellStart"/>
             <w:r>
               <w:rPr>
                 <w:rFonts w:ascii="Times New Roman" w:hAnsi="Times New Roman" w:cs="Times New Roman"/>
                 <w:sz w:val="28"/>
               </w:rPr>
-              <w:t>Visual Studio 2022</w:t>
+              <w:t>Visual</w:t>
+            </w:r>
+            <w:proofErr w:type="spellEnd"/>
+            <w:r>
+              <w:rPr>
+                <w:rFonts w:ascii="Times New Roman" w:hAnsi="Times New Roman" w:cs="Times New Roman"/>
+                <w:sz w:val="28"/>
+              </w:rPr>
+              <w:t xml:space="preserve"> </w:t>
+            </w:r>
+            <w:proofErr w:type="spellStart"/>
+            <w:r>
+              <w:rPr>
+                <w:rFonts w:ascii="Times New Roman" w:hAnsi="Times New Roman" w:cs="Times New Roman"/>
+                <w:sz w:val="28"/>
+              </w:rPr>
+              <w:t>Studio</w:t>
+            </w:r>
+            <w:proofErr w:type="spellEnd"/>
+            <w:r>
+              <w:rPr>
+                <w:rFonts w:ascii="Times New Roman" w:hAnsi="Times New Roman" w:cs="Times New Roman"/>
+                <w:sz w:val="28"/>
+              </w:rPr>
+              <w:t xml:space="preserve"> 2022</w:t>
             </w:r>
           </w:p>
         </w:tc>
@@ -10443,7 +13538,39 @@
                 <w:rFonts w:ascii="Times New Roman" w:hAnsi="Times New Roman" w:cs="Times New Roman"/>
                 <w:sz w:val="28"/>
               </w:rPr>
-              <w:t>Встроенный сниппет (Windows)</w:t>
+              <w:t xml:space="preserve">Встроенный </w:t>
+            </w:r>
+            <w:proofErr w:type="spellStart"/>
+            <w:r>
+              <w:rPr>
+                <w:rFonts w:ascii="Times New Roman" w:hAnsi="Times New Roman" w:cs="Times New Roman"/>
+                <w:sz w:val="28"/>
+              </w:rPr>
+              <w:t>сниппет</w:t>
+            </w:r>
+            <w:proofErr w:type="spellEnd"/>
+            <w:r>
+              <w:rPr>
+                <w:rFonts w:ascii="Times New Roman" w:hAnsi="Times New Roman" w:cs="Times New Roman"/>
+                <w:sz w:val="28"/>
+              </w:rPr>
+              <w:t xml:space="preserve"> (</w:t>
+            </w:r>
+            <w:proofErr w:type="spellStart"/>
+            <w:r>
+              <w:rPr>
+                <w:rFonts w:ascii="Times New Roman" w:hAnsi="Times New Roman" w:cs="Times New Roman"/>
+                <w:sz w:val="28"/>
+              </w:rPr>
+              <w:t>Windows</w:t>
+            </w:r>
+            <w:proofErr w:type="spellEnd"/>
+            <w:r>
+              <w:rPr>
+                <w:rFonts w:ascii="Times New Roman" w:hAnsi="Times New Roman" w:cs="Times New Roman"/>
+                <w:sz w:val="28"/>
+              </w:rPr>
+              <w:t>)</w:t>
             </w:r>
           </w:p>
         </w:tc>
@@ -10486,13 +13613,31 @@
                 <w:sz w:val="28"/>
               </w:rPr>
             </w:pPr>
+            <w:proofErr w:type="spellStart"/>
             <w:r>
               <w:rPr>
                 <w:rFonts w:ascii="Times New Roman" w:hAnsi="Times New Roman" w:cs="Times New Roman"/>
                 <w:sz w:val="28"/>
               </w:rPr>
-              <w:t>Git / GitHub</w:t>
+              <w:t>Git</w:t>
             </w:r>
+            <w:proofErr w:type="spellEnd"/>
+            <w:r>
+              <w:rPr>
+                <w:rFonts w:ascii="Times New Roman" w:hAnsi="Times New Roman" w:cs="Times New Roman"/>
+                <w:sz w:val="28"/>
+              </w:rPr>
+              <w:t xml:space="preserve"> / </w:t>
+            </w:r>
+            <w:proofErr w:type="spellStart"/>
+            <w:r>
+              <w:rPr>
+                <w:rFonts w:ascii="Times New Roman" w:hAnsi="Times New Roman" w:cs="Times New Roman"/>
+                <w:sz w:val="28"/>
+              </w:rPr>
+              <w:t>GitHub</w:t>
+            </w:r>
+            <w:proofErr w:type="spellEnd"/>
           </w:p>
         </w:tc>
         <w:tc>
@@ -10514,7 +13659,39 @@
                 <w:rFonts w:ascii="Times New Roman" w:hAnsi="Times New Roman" w:cs="Times New Roman"/>
                 <w:sz w:val="28"/>
               </w:rPr>
-              <w:t>Хранение версий документации (файлы .docx и .md)</w:t>
+              <w:t>Хранение версий документации (файлы .</w:t>
+            </w:r>
+            <w:proofErr w:type="spellStart"/>
+            <w:r>
+              <w:rPr>
+                <w:rFonts w:ascii="Times New Roman" w:hAnsi="Times New Roman" w:cs="Times New Roman"/>
+                <w:sz w:val="28"/>
+              </w:rPr>
+              <w:t>docx</w:t>
+            </w:r>
+            <w:proofErr w:type="spellEnd"/>
+            <w:r>
+              <w:rPr>
+                <w:rFonts w:ascii="Times New Roman" w:hAnsi="Times New Roman" w:cs="Times New Roman"/>
+                <w:sz w:val="28"/>
+              </w:rPr>
+              <w:t> и .</w:t>
+            </w:r>
+            <w:proofErr w:type="spellStart"/>
+            <w:r>
+              <w:rPr>
+                <w:rFonts w:ascii="Times New Roman" w:hAnsi="Times New Roman" w:cs="Times New Roman"/>
+                <w:sz w:val="28"/>
+              </w:rPr>
+              <w:t>md</w:t>
+            </w:r>
+            <w:proofErr w:type="spellEnd"/>
+            <w:r>
+              <w:rPr>
+                <w:rFonts w:ascii="Times New Roman" w:hAnsi="Times New Roman" w:cs="Times New Roman"/>
+                <w:sz w:val="28"/>
+              </w:rPr>
+              <w:t>)</w:t>
             </w:r>
           </w:p>
         </w:tc>
@@ -10528,14 +13705,14 @@
           <w:sz w:val="28"/>
         </w:rPr>
       </w:pPr>
-      <w:bookmarkStart w:id="28" w:name="_Toc229648275"/>
+      <w:bookmarkStart w:id="29" w:name="_Toc229648275"/>
       <w:r>
         <w:rPr>
           <w:rStyle w:val="af3"/>
         </w:rPr>
         <w:t>7.3 Оформление кода</w:t>
       </w:r>
-      <w:bookmarkEnd w:id="28"/>
+      <w:bookmarkEnd w:id="29"/>
       <w:r>
         <w:rPr>
           <w:rStyle w:val="af3"/>
@@ -10547,32 +13724,144 @@
           <w:rFonts w:ascii="Times New Roman" w:hAnsi="Times New Roman" w:cs="Times New Roman"/>
           <w:sz w:val="28"/>
         </w:rPr>
-        <w:t>Код всех приложений снабжен комментариями в формате XML (/// &lt;summary&gt; ... &lt;/summary&gt;), что позволяет автоматически генерировать справочную документацию с помощью Sandcastle или DocFX.</w:t>
-      </w:r>
-    </w:p>
-    <w:p>
-      <w:pPr>
-        <w:jc w:val="both"/>
-        <w:rPr>
-          <w:rFonts w:ascii="Times New Roman" w:hAnsi="Times New Roman" w:cs="Times New Roman"/>
-          <w:sz w:val="28"/>
-        </w:rPr>
-      </w:pPr>
-      <w:bookmarkStart w:id="29" w:name="_Toc229648276"/>
+        <w:t>Код всех приложений снабжен комментариями в формате XML (/// &lt;</w:t>
+      </w:r>
+      <w:proofErr w:type="spellStart"/>
+      <w:r>
+        <w:rPr>
+          <w:rFonts w:ascii="Times New Roman" w:hAnsi="Times New Roman" w:cs="Times New Roman"/>
+          <w:sz w:val="28"/>
+        </w:rPr>
+        <w:t>summary</w:t>
+      </w:r>
+      <w:proofErr w:type="spellEnd"/>
+      <w:r>
+        <w:rPr>
+          <w:rFonts w:ascii="Times New Roman" w:hAnsi="Times New Roman" w:cs="Times New Roman"/>
+          <w:sz w:val="28"/>
+        </w:rPr>
+        <w:t>&gt; ... &lt;/</w:t>
+      </w:r>
+      <w:proofErr w:type="spellStart"/>
+      <w:r>
+        <w:rPr>
+          <w:rFonts w:ascii="Times New Roman" w:hAnsi="Times New Roman" w:cs="Times New Roman"/>
+          <w:sz w:val="28"/>
+        </w:rPr>
+        <w:t>summary</w:t>
+      </w:r>
+      <w:proofErr w:type="spellEnd"/>
+      <w:r>
+        <w:rPr>
+          <w:rFonts w:ascii="Times New Roman" w:hAnsi="Times New Roman" w:cs="Times New Roman"/>
+          <w:sz w:val="28"/>
+        </w:rPr>
+        <w:t xml:space="preserve">&gt;), что позволяет автоматически генерировать справочную документацию с помощью </w:t>
+      </w:r>
+      <w:proofErr w:type="spellStart"/>
+      <w:r>
+        <w:rPr>
+          <w:rFonts w:ascii="Times New Roman" w:hAnsi="Times New Roman" w:cs="Times New Roman"/>
+          <w:sz w:val="28"/>
+        </w:rPr>
+        <w:t>Sandcastle</w:t>
+      </w:r>
+      <w:proofErr w:type="spellEnd"/>
+      <w:r>
+        <w:rPr>
+          <w:rFonts w:ascii="Times New Roman" w:hAnsi="Times New Roman" w:cs="Times New Roman"/>
+          <w:sz w:val="28"/>
+        </w:rPr>
+        <w:t xml:space="preserve"> или </w:t>
+      </w:r>
+      <w:proofErr w:type="spellStart"/>
+      <w:r>
+        <w:rPr>
+          <w:rFonts w:ascii="Times New Roman" w:hAnsi="Times New Roman" w:cs="Times New Roman"/>
+          <w:sz w:val="28"/>
+        </w:rPr>
+        <w:t>DocFX</w:t>
+      </w:r>
+      <w:proofErr w:type="spellEnd"/>
+      <w:r>
+        <w:rPr>
+          <w:rFonts w:ascii="Times New Roman" w:hAnsi="Times New Roman" w:cs="Times New Roman"/>
+          <w:sz w:val="28"/>
+        </w:rPr>
+        <w:t>.</w:t>
+      </w:r>
+    </w:p>
+    <w:p>
+      <w:pPr>
+        <w:jc w:val="both"/>
+        <w:rPr>
+          <w:rFonts w:ascii="Times New Roman" w:hAnsi="Times New Roman" w:cs="Times New Roman"/>
+          <w:sz w:val="28"/>
+        </w:rPr>
+      </w:pPr>
+      <w:bookmarkStart w:id="30" w:name="_Toc229648276"/>
       <w:r>
         <w:rPr>
           <w:rStyle w:val="af3"/>
         </w:rPr>
         <w:t>7.4 Соответствие требованиям</w:t>
       </w:r>
-      <w:bookmarkEnd w:id="29"/>
+      <w:bookmarkEnd w:id="30"/>
       <w:r>
         <w:rPr>
           <w:rFonts w:ascii="Times New Roman" w:hAnsi="Times New Roman" w:cs="Times New Roman"/>
           <w:sz w:val="28"/>
         </w:rPr>
         <w:br/>
-        <w:t>Весь отчет оформлен в едином стиле: шрифт Times New Roman, 14 кегль, полуторный межстрочный интервал, выравнивание по ширине. Рисунки имеют сквозную нумерацию и подписи. Таблицы оформлены с заголовками. Оглавление создано автоматически.</w:t>
+        <w:t xml:space="preserve">Весь отчет оформлен в едином стиле: шрифт </w:t>
+      </w:r>
+      <w:proofErr w:type="spellStart"/>
+      <w:r>
+        <w:rPr>
+          <w:rFonts w:ascii="Times New Roman" w:hAnsi="Times New Roman" w:cs="Times New Roman"/>
+          <w:sz w:val="28"/>
+        </w:rPr>
+        <w:t>Times</w:t>
+      </w:r>
+      <w:proofErr w:type="spellEnd"/>
+      <w:r>
+        <w:rPr>
+          <w:rFonts w:ascii="Times New Roman" w:hAnsi="Times New Roman" w:cs="Times New Roman"/>
+          <w:sz w:val="28"/>
+        </w:rPr>
+        <w:t xml:space="preserve"> </w:t>
+      </w:r>
+      <w:proofErr w:type="spellStart"/>
+      <w:r>
+        <w:rPr>
+          <w:rFonts w:ascii="Times New Roman" w:hAnsi="Times New Roman" w:cs="Times New Roman"/>
+          <w:sz w:val="28"/>
+        </w:rPr>
+        <w:t>New</w:t>
+      </w:r>
+      <w:proofErr w:type="spellEnd"/>
+      <w:r>
+        <w:rPr>
+          <w:rFonts w:ascii="Times New Roman" w:hAnsi="Times New Roman" w:cs="Times New Roman"/>
+          <w:sz w:val="28"/>
+        </w:rPr>
+        <w:t xml:space="preserve"> </w:t>
+      </w:r>
+      <w:proofErr w:type="spellStart"/>
+      <w:r>
+        <w:rPr>
+          <w:rFonts w:ascii="Times New Roman" w:hAnsi="Times New Roman" w:cs="Times New Roman"/>
+          <w:sz w:val="28"/>
+        </w:rPr>
+        <w:t>Roman</w:t>
+      </w:r>
+      <w:proofErr w:type="spellEnd"/>
+      <w:r>
+        <w:rPr>
+          <w:rFonts w:ascii="Times New Roman" w:hAnsi="Times New Roman" w:cs="Times New Roman"/>
+          <w:sz w:val="28"/>
+        </w:rPr>
+        <w:t>, 14 кегль, полуторный межстрочный интервал, выравнивание по ширине. Рисунки имеют сквозную нумерацию и подписи. Таблицы оформлены с заголовками. Оглавление создано автоматически.</w:t>
       </w:r>
     </w:p>
     <w:p>
@@ -10605,13 +13894,14 @@
       <w:pPr>
         <w:pStyle w:val="af0"/>
       </w:pPr>
-      <w:bookmarkStart w:id="30" w:name="_Toc229483519"/>
-      <w:bookmarkStart w:id="31" w:name="_Toc229648277"/>
-      <w:r>
+      <w:bookmarkStart w:id="31" w:name="_Toc229483519"/>
+      <w:bookmarkStart w:id="32" w:name="_Toc229648277"/>
+      <w:r>
+        <w:lastRenderedPageBreak/>
         <w:t>ЗАКЛЮЧЕНИЕ</w:t>
       </w:r>
-      <w:bookmarkEnd w:id="30"/>
       <w:bookmarkEnd w:id="31"/>
+      <w:bookmarkEnd w:id="32"/>
     </w:p>
     <w:p>
       <w:pPr>
@@ -10634,7 +13924,29 @@
           <w:szCs w:val="28"/>
           <w:shd w:val="clear" w:color="auto" w:fill="FFFFFF"/>
         </w:rPr>
-        <w:t>В процессе прохождения практики я ознакомился с этапами создания Windows-приложений, освоил современные методы программирования, приобрёл навыки работы с инструментальными средствами для разработки, отладки и тестирования программного обеспечения. Полученные знания и умения позволили мне более глубоко понять специфику профессиональной деятельности программиста и подготовиться к дальнейшей учёбе и работе по специальности.</w:t>
+        <w:t xml:space="preserve">В процессе прохождения практики я ознакомился с этапами создания </w:t>
+      </w:r>
+      <w:proofErr w:type="spellStart"/>
+      <w:r>
+        <w:rPr>
+          <w:rFonts w:ascii="Times New Roman" w:hAnsi="Times New Roman" w:cs="Times New Roman"/>
+          <w:color w:val="262626"/>
+          <w:sz w:val="28"/>
+          <w:szCs w:val="28"/>
+          <w:shd w:val="clear" w:color="auto" w:fill="FFFFFF"/>
+        </w:rPr>
+        <w:t>Windows</w:t>
+      </w:r>
+      <w:proofErr w:type="spellEnd"/>
+      <w:r>
+        <w:rPr>
+          <w:rFonts w:ascii="Times New Roman" w:hAnsi="Times New Roman" w:cs="Times New Roman"/>
+          <w:color w:val="262626"/>
+          <w:sz w:val="28"/>
+          <w:szCs w:val="28"/>
+          <w:shd w:val="clear" w:color="auto" w:fill="FFFFFF"/>
+        </w:rPr>
+        <w:t>-приложений, освоил современные методы программирования, приобрёл навыки работы с инструментальными средствами для разработки, отладки и тестирования программного обеспечения. Полученные знания и умения позволили мне более глубоко понять специфику профессиональной деятельности программиста и подготовиться к дальнейшей учёбе и работе по специальности.</w:t>
       </w:r>
     </w:p>
     <w:p>
@@ -10660,8 +13972,6 @@
           <w:shd w:val="clear" w:color="auto" w:fill="FFFFFF"/>
         </w:rPr>
       </w:pPr>
-      <w:bookmarkStart w:id="32" w:name="_GoBack"/>
-      <w:bookmarkEnd w:id="32"/>
     </w:p>
     <w:p>
       <w:pPr>
@@ -10699,6 +14009,7 @@
       <w:bookmarkStart w:id="33" w:name="_Toc229483520"/>
       <w:bookmarkStart w:id="34" w:name="_Toc229648278"/>
       <w:r>
+        <w:lastRenderedPageBreak/>
         <w:t>СПИСОК ИСПОЛЬЗОВАННЫХ ИСТОЧНИКОВ</w:t>
       </w:r>
       <w:bookmarkEnd w:id="33"/>
@@ -10742,6 +14053,7 @@
           <w:szCs w:val="24"/>
         </w:rPr>
       </w:pPr>
+      <w:proofErr w:type="spellStart"/>
       <w:r>
         <w:rPr>
           <w:rFonts w:cs="Times New Roman"/>
@@ -10749,7 +14061,97 @@
           <w:caps w:val="0"/>
           <w:szCs w:val="24"/>
         </w:rPr>
-        <w:t>Подбельский, В. В. Программирование. Базовый курс С# : учебник для среднего профессионального образования / В. В. Подбельский. — Москва : Издательство Юрайт, 2023. — 369 с. — URL</w:t>
+        <w:t>Подбельский</w:t>
+      </w:r>
+      <w:proofErr w:type="spellEnd"/>
+      <w:r>
+        <w:rPr>
+          <w:rFonts w:cs="Times New Roman"/>
+          <w:b w:val="0"/>
+          <w:caps w:val="0"/>
+          <w:szCs w:val="24"/>
+        </w:rPr>
+        <w:t>, В. В. Программирование. Базовый курс С#</w:t>
+      </w:r>
+      <w:proofErr w:type="gramStart"/>
+      <w:r>
+        <w:rPr>
+          <w:rFonts w:cs="Times New Roman"/>
+          <w:b w:val="0"/>
+          <w:caps w:val="0"/>
+          <w:szCs w:val="24"/>
+        </w:rPr>
+        <w:t xml:space="preserve"> :</w:t>
+      </w:r>
+      <w:proofErr w:type="gramEnd"/>
+      <w:r>
+        <w:rPr>
+          <w:rFonts w:cs="Times New Roman"/>
+          <w:b w:val="0"/>
+          <w:caps w:val="0"/>
+          <w:szCs w:val="24"/>
+        </w:rPr>
+        <w:t xml:space="preserve"> учебник для среднего профессионального образования / В. В. </w:t>
+      </w:r>
+      <w:proofErr w:type="spellStart"/>
+      <w:r>
+        <w:rPr>
+          <w:rFonts w:cs="Times New Roman"/>
+          <w:b w:val="0"/>
+          <w:caps w:val="0"/>
+          <w:szCs w:val="24"/>
+        </w:rPr>
+        <w:t>Подбельский</w:t>
+      </w:r>
+      <w:proofErr w:type="spellEnd"/>
+      <w:r>
+        <w:rPr>
+          <w:rFonts w:cs="Times New Roman"/>
+          <w:b w:val="0"/>
+          <w:caps w:val="0"/>
+          <w:szCs w:val="24"/>
+        </w:rPr>
+        <w:t>. — Москва</w:t>
+      </w:r>
+      <w:proofErr w:type="gramStart"/>
+      <w:r>
+        <w:rPr>
+          <w:rFonts w:cs="Times New Roman"/>
+          <w:b w:val="0"/>
+          <w:caps w:val="0"/>
+          <w:szCs w:val="24"/>
+        </w:rPr>
+        <w:t xml:space="preserve"> :</w:t>
+      </w:r>
+      <w:proofErr w:type="gramEnd"/>
+      <w:r>
+        <w:rPr>
+          <w:rFonts w:cs="Times New Roman"/>
+          <w:b w:val="0"/>
+          <w:caps w:val="0"/>
+          <w:szCs w:val="24"/>
+        </w:rPr>
+        <w:t xml:space="preserve"> Издательство </w:t>
+      </w:r>
+      <w:proofErr w:type="spellStart"/>
+      <w:r>
+        <w:rPr>
+          <w:rFonts w:cs="Times New Roman"/>
+          <w:b w:val="0"/>
+          <w:caps w:val="0"/>
+          <w:szCs w:val="24"/>
+        </w:rPr>
+        <w:t>Юрайт</w:t>
+      </w:r>
+      <w:proofErr w:type="spellEnd"/>
+      <w:r>
+        <w:rPr>
+          <w:rFonts w:cs="Times New Roman"/>
+          <w:b w:val="0"/>
+          <w:caps w:val="0"/>
+          <w:szCs w:val="24"/>
+        </w:rPr>
+        <w:t>, 2023. — 369 с. — URL</w:t>
       </w:r>
       <w:r>
         <w:rPr>
@@ -10784,7 +14186,67 @@
           <w:caps w:val="0"/>
           <w:szCs w:val="24"/>
         </w:rPr>
-        <w:t>Кудрина, Е. В. Основы алгоритмизации и программирования на языке C# : учебное пособие для среднего профессионального образования / Е. В. Кудрина, М. В. Огнева. — Москва : Издательство Юрайт, 2023. — 322 с. — URL</w:t>
+        <w:t>Кудрина, Е. В. Основы алгоритмизации и программирования на языке C#</w:t>
+      </w:r>
+      <w:proofErr w:type="gramStart"/>
+      <w:r>
+        <w:rPr>
+          <w:rFonts w:cs="Times New Roman"/>
+          <w:b w:val="0"/>
+          <w:caps w:val="0"/>
+          <w:szCs w:val="24"/>
+        </w:rPr>
+        <w:t xml:space="preserve"> :</w:t>
+      </w:r>
+      <w:proofErr w:type="gramEnd"/>
+      <w:r>
+        <w:rPr>
+          <w:rFonts w:cs="Times New Roman"/>
+          <w:b w:val="0"/>
+          <w:caps w:val="0"/>
+          <w:szCs w:val="24"/>
+        </w:rPr>
+        <w:t xml:space="preserve"> учебное пособие для среднего профессионального образования / Е. В. Кудрина, М. В. Огнева. — Москва</w:t>
+      </w:r>
+      <w:proofErr w:type="gramStart"/>
+      <w:r>
+        <w:rPr>
+          <w:rFonts w:cs="Times New Roman"/>
+          <w:b w:val="0"/>
+          <w:caps w:val="0"/>
+          <w:szCs w:val="24"/>
+        </w:rPr>
+        <w:t xml:space="preserve"> :</w:t>
+      </w:r>
+      <w:proofErr w:type="gramEnd"/>
+      <w:r>
+        <w:rPr>
+          <w:rFonts w:cs="Times New Roman"/>
+          <w:b w:val="0"/>
+          <w:caps w:val="0"/>
+          <w:szCs w:val="24"/>
+        </w:rPr>
+        <w:t xml:space="preserve"> Издательство </w:t>
+      </w:r>
+      <w:proofErr w:type="spellStart"/>
+      <w:r>
+        <w:rPr>
+          <w:rFonts w:cs="Times New Roman"/>
+          <w:b w:val="0"/>
+          <w:caps w:val="0"/>
+          <w:szCs w:val="24"/>
+        </w:rPr>
+        <w:t>Юрайт</w:t>
+      </w:r>
+      <w:proofErr w:type="spellEnd"/>
+      <w:r>
+        <w:rPr>
+          <w:rFonts w:cs="Times New Roman"/>
+          <w:b w:val="0"/>
+          <w:caps w:val="0"/>
+          <w:szCs w:val="24"/>
+        </w:rPr>
+        <w:t>, 2023. — 322 с. — URL</w:t>
       </w:r>
       <w:r>
         <w:rPr>
@@ -10819,7 +14281,67 @@
           <w:caps w:val="0"/>
           <w:szCs w:val="24"/>
         </w:rPr>
-        <w:t>Черткова, Е. А. Программная инженерия. Визуальное моделирование программных систем : учебник для среднего профессионального образования / Е. А. Черткова. — 2-е изд., испр. и доп. — Москва : Издательство Юрайт, 2023. — 147 с. — URL</w:t>
+        <w:t>Черткова, Е. А. Программная инженерия. Визуальное моделирование программных систем</w:t>
+      </w:r>
+      <w:proofErr w:type="gramStart"/>
+      <w:r>
+        <w:rPr>
+          <w:rFonts w:cs="Times New Roman"/>
+          <w:b w:val="0"/>
+          <w:caps w:val="0"/>
+          <w:szCs w:val="24"/>
+        </w:rPr>
+        <w:t xml:space="preserve"> :</w:t>
+      </w:r>
+      <w:proofErr w:type="gramEnd"/>
+      <w:r>
+        <w:rPr>
+          <w:rFonts w:cs="Times New Roman"/>
+          <w:b w:val="0"/>
+          <w:caps w:val="0"/>
+          <w:szCs w:val="24"/>
+        </w:rPr>
+        <w:t xml:space="preserve"> учебник для среднего профессионального образования / Е. А. Черткова. — 2-е изд., </w:t>
+      </w:r>
+      <w:proofErr w:type="spellStart"/>
+      <w:r>
+        <w:rPr>
+          <w:rFonts w:cs="Times New Roman"/>
+          <w:b w:val="0"/>
+          <w:caps w:val="0"/>
+          <w:szCs w:val="24"/>
+        </w:rPr>
+        <w:t>испр</w:t>
+      </w:r>
+      <w:proofErr w:type="spellEnd"/>
+      <w:r>
+        <w:rPr>
+          <w:rFonts w:cs="Times New Roman"/>
+          <w:b w:val="0"/>
+          <w:caps w:val="0"/>
+          <w:szCs w:val="24"/>
+        </w:rPr>
+        <w:t xml:space="preserve">. и доп. — Москва : Издательство </w:t>
+      </w:r>
+      <w:proofErr w:type="spellStart"/>
+      <w:r>
+        <w:rPr>
+          <w:rFonts w:cs="Times New Roman"/>
+          <w:b w:val="0"/>
+          <w:caps w:val="0"/>
+          <w:szCs w:val="24"/>
+        </w:rPr>
+        <w:t>Юрайт</w:t>
+      </w:r>
+      <w:proofErr w:type="spellEnd"/>
+      <w:r>
+        <w:rPr>
+          <w:rFonts w:cs="Times New Roman"/>
+          <w:b w:val="0"/>
+          <w:caps w:val="0"/>
+          <w:szCs w:val="24"/>
+        </w:rPr>
+        <w:t>, 2023. — 147 с. — URL</w:t>
       </w:r>
       <w:r>
         <w:rPr>
@@ -10876,7 +14398,67 @@
           <w:caps w:val="0"/>
           <w:szCs w:val="24"/>
         </w:rPr>
-        <w:t>Трофимов, В. В. Основы алгоритмизации и программирования : учебник для среднего профессионального образования / В. В. Трофимов, Т. А. Павловская ; под редакцией В. В. Трофимова. — Москва : Издательство Юрайт, 2023. — 137 с. — URL</w:t>
+        <w:t>Трофимов, В. В. Основы алгоритмизации и программирования</w:t>
+      </w:r>
+      <w:proofErr w:type="gramStart"/>
+      <w:r>
+        <w:rPr>
+          <w:rFonts w:cs="Times New Roman"/>
+          <w:b w:val="0"/>
+          <w:caps w:val="0"/>
+          <w:szCs w:val="24"/>
+        </w:rPr>
+        <w:t xml:space="preserve"> :</w:t>
+      </w:r>
+      <w:proofErr w:type="gramEnd"/>
+      <w:r>
+        <w:rPr>
+          <w:rFonts w:cs="Times New Roman"/>
+          <w:b w:val="0"/>
+          <w:caps w:val="0"/>
+          <w:szCs w:val="24"/>
+        </w:rPr>
+        <w:t xml:space="preserve"> учебник для среднего профессионального образования / В. В. Трофимов, Т. А. Павловская ; под редакцией В. В. Трофимова. — Москва</w:t>
+      </w:r>
+      <w:proofErr w:type="gramStart"/>
+      <w:r>
+        <w:rPr>
+          <w:rFonts w:cs="Times New Roman"/>
+          <w:b w:val="0"/>
+          <w:caps w:val="0"/>
+          <w:szCs w:val="24"/>
+        </w:rPr>
+        <w:t xml:space="preserve"> :</w:t>
+      </w:r>
+      <w:proofErr w:type="gramEnd"/>
+      <w:r>
+        <w:rPr>
+          <w:rFonts w:cs="Times New Roman"/>
+          <w:b w:val="0"/>
+          <w:caps w:val="0"/>
+          <w:szCs w:val="24"/>
+        </w:rPr>
+        <w:t xml:space="preserve"> Издательство </w:t>
+      </w:r>
+      <w:proofErr w:type="spellStart"/>
+      <w:r>
+        <w:rPr>
+          <w:rFonts w:cs="Times New Roman"/>
+          <w:b w:val="0"/>
+          <w:caps w:val="0"/>
+          <w:szCs w:val="24"/>
+        </w:rPr>
+        <w:t>Юрайт</w:t>
+      </w:r>
+      <w:proofErr w:type="spellEnd"/>
+      <w:r>
+        <w:rPr>
+          <w:rFonts w:cs="Times New Roman"/>
+          <w:b w:val="0"/>
+          <w:caps w:val="0"/>
+          <w:szCs w:val="24"/>
+        </w:rPr>
+        <w:t>, 2023. — 137 с. — URL</w:t>
       </w:r>
       <w:r>
         <w:rPr>
@@ -10911,7 +14493,87 @@
           <w:caps w:val="0"/>
           <w:szCs w:val="24"/>
         </w:rPr>
-        <w:t>Казанский, А. А. Программирование на Visual C# : учебное пособие для среднего профессионального образования / А. А. Казанский. — 2-е изд., перераб. и доп. — Москва : Издательство Юрайт, 2023. — 192 с. — URL</w:t>
+        <w:t xml:space="preserve">Казанский, А. А. Программирование на </w:t>
+      </w:r>
+      <w:proofErr w:type="spellStart"/>
+      <w:r>
+        <w:rPr>
+          <w:rFonts w:cs="Times New Roman"/>
+          <w:b w:val="0"/>
+          <w:caps w:val="0"/>
+          <w:szCs w:val="24"/>
+        </w:rPr>
+        <w:t>Visual</w:t>
+      </w:r>
+      <w:proofErr w:type="spellEnd"/>
+      <w:r>
+        <w:rPr>
+          <w:rFonts w:cs="Times New Roman"/>
+          <w:b w:val="0"/>
+          <w:caps w:val="0"/>
+          <w:szCs w:val="24"/>
+        </w:rPr>
+        <w:t xml:space="preserve"> C#</w:t>
+      </w:r>
+      <w:proofErr w:type="gramStart"/>
+      <w:r>
+        <w:rPr>
+          <w:rFonts w:cs="Times New Roman"/>
+          <w:b w:val="0"/>
+          <w:caps w:val="0"/>
+          <w:szCs w:val="24"/>
+        </w:rPr>
+        <w:t xml:space="preserve"> :</w:t>
+      </w:r>
+      <w:proofErr w:type="gramEnd"/>
+      <w:r>
+        <w:rPr>
+          <w:rFonts w:cs="Times New Roman"/>
+          <w:b w:val="0"/>
+          <w:caps w:val="0"/>
+          <w:szCs w:val="24"/>
+        </w:rPr>
+        <w:t xml:space="preserve"> учебное пособие для среднего профессионального образования / А. А. Казанский. — 2-е изд., </w:t>
+      </w:r>
+      <w:proofErr w:type="spellStart"/>
+      <w:r>
+        <w:rPr>
+          <w:rFonts w:cs="Times New Roman"/>
+          <w:b w:val="0"/>
+          <w:caps w:val="0"/>
+          <w:szCs w:val="24"/>
+        </w:rPr>
+        <w:t>перераб</w:t>
+      </w:r>
+      <w:proofErr w:type="spellEnd"/>
+      <w:r>
+        <w:rPr>
+          <w:rFonts w:cs="Times New Roman"/>
+          <w:b w:val="0"/>
+          <w:caps w:val="0"/>
+          <w:szCs w:val="24"/>
+        </w:rPr>
+        <w:t xml:space="preserve">. и доп. — Москва : Издательство </w:t>
+      </w:r>
+      <w:proofErr w:type="spellStart"/>
+      <w:r>
+        <w:rPr>
+          <w:rFonts w:cs="Times New Roman"/>
+          <w:b w:val="0"/>
+          <w:caps w:val="0"/>
+          <w:szCs w:val="24"/>
+        </w:rPr>
+        <w:t>Юрайт</w:t>
+      </w:r>
+      <w:proofErr w:type="spellEnd"/>
+      <w:r>
+        <w:rPr>
+          <w:rFonts w:cs="Times New Roman"/>
+          <w:b w:val="0"/>
+          <w:caps w:val="0"/>
+          <w:szCs w:val="24"/>
+        </w:rPr>
+        <w:t>, 2023. — 192 с. — URL</w:t>
       </w:r>
       <w:r>
         <w:rPr>
@@ -11003,7 +14665,28 @@
           <w:caps w:val="0"/>
           <w:szCs w:val="24"/>
         </w:rPr>
-        <w:t>Научная электронная библиотека КиберЛенинка. — U</w:t>
+        <w:lastRenderedPageBreak/>
+        <w:t xml:space="preserve">Научная электронная библиотека </w:t>
+      </w:r>
+      <w:proofErr w:type="spellStart"/>
+      <w:r>
+        <w:rPr>
+          <w:rFonts w:cs="Times New Roman"/>
+          <w:b w:val="0"/>
+          <w:caps w:val="0"/>
+          <w:szCs w:val="24"/>
+        </w:rPr>
+        <w:t>КиберЛенинка</w:t>
+      </w:r>
+      <w:proofErr w:type="spellEnd"/>
+      <w:r>
+        <w:rPr>
+          <w:rFonts w:cs="Times New Roman"/>
+          <w:b w:val="0"/>
+          <w:caps w:val="0"/>
+          <w:szCs w:val="24"/>
+        </w:rPr>
+        <w:t>. — U</w:t>
       </w:r>
       <w:r>
         <w:rPr>
@@ -11060,7 +14743,27 @@
           <w:caps w:val="0"/>
           <w:szCs w:val="24"/>
         </w:rPr>
-        <w:t>Справочная правовая система КонсультантПлюс. —</w:t>
+        <w:t xml:space="preserve">Справочная правовая система </w:t>
+      </w:r>
+      <w:proofErr w:type="spellStart"/>
+      <w:r>
+        <w:rPr>
+          <w:rFonts w:cs="Times New Roman"/>
+          <w:b w:val="0"/>
+          <w:caps w:val="0"/>
+          <w:szCs w:val="24"/>
+        </w:rPr>
+        <w:t>КонсультантПлюс</w:t>
+      </w:r>
+      <w:proofErr w:type="spellEnd"/>
+      <w:r>
+        <w:rPr>
+          <w:rFonts w:cs="Times New Roman"/>
+          <w:b w:val="0"/>
+          <w:caps w:val="0"/>
+          <w:szCs w:val="24"/>
+        </w:rPr>
+        <w:t>. —</w:t>
       </w:r>
       <w:r>
         <w:rPr>
@@ -11102,8 +14805,9 @@
       <w:footerReference w:type="default" r:id="rId32"/>
       <w:footerReference w:type="first" r:id="rId33"/>
       <w:pgSz w:w="11906" w:h="16838"/>
-      <w:pgMar w:top="709" w:right="849" w:bottom="1135" w:left="1134" w:header="0" w:footer="0" w:gutter="0"/>
+      <w:pgMar w:top="1440" w:right="1440" w:bottom="1440" w:left="1800" w:header="0" w:footer="0" w:gutter="0"/>
       <w:cols w:space="708"/>
+      <w:titlePg/>
       <w:docGrid w:linePitch="360"/>
     </w:sectPr>
   </w:body>
@@ -11139,35 +14843,69 @@
 <w:ftr xmlns:wpc="http://schemas.microsoft.com/office/word/2010/wordprocessingCanvas" xmlns:mc="http://schemas.openxmlformats.org/markup-compatibility/2006" xmlns:o="urn:schemas-microsoft-com:office:office" xmlns:r="http://schemas.openxmlformats.org/officeDocument/2006/relationships" xmlns:m="http://schemas.openxmlformats.org/officeDocument/2006/math" xmlns:v="urn:schemas-microsoft-com:vml" xmlns:wp14="http://schemas.microsoft.com/office/word/2010/wordprocessingDrawing" xmlns:wp="http://schemas.openxmlformats.org/drawingml/2006/wordprocessingDrawing" xmlns:w10="urn:schemas-microsoft-com:office:word" xmlns:w="http://schemas.openxmlformats.org/wordprocessingml/2006/main" xmlns:w14="http://schemas.microsoft.com/office/word/2010/wordml" xmlns:wpg="http://schemas.microsoft.com/office/word/2010/wordprocessingGroup" xmlns:wpi="http://schemas.microsoft.com/office/word/2010/wordprocessingInk" xmlns:wne="http://schemas.microsoft.com/office/word/2006/wordml" xmlns:wps="http://schemas.microsoft.com/office/word/2010/wordprocessingShape" mc:Ignorable="w14 wp14">
   <w:sdt>
     <w:sdtPr>
-      <w:id w:val="926160341"/>
+      <w:id w:val="1936315828"/>
       <w:docPartObj>
         <w:docPartGallery w:val="Page Numbers (Bottom of Page)"/>
         <w:docPartUnique/>
       </w:docPartObj>
     </w:sdtPr>
-    <w:sdtEndPr/>
+    <w:sdtEndPr>
+      <w:rPr>
+        <w:rFonts w:ascii="Times New Roman" w:hAnsi="Times New Roman" w:cs="Times New Roman"/>
+        <w:sz w:val="28"/>
+        <w:szCs w:val="28"/>
+      </w:rPr>
+    </w:sdtEndPr>
     <w:sdtContent>
       <w:p>
         <w:pPr>
           <w:pStyle w:val="a5"/>
           <w:jc w:val="center"/>
+          <w:rPr>
+            <w:rFonts w:ascii="Times New Roman" w:hAnsi="Times New Roman" w:cs="Times New Roman"/>
+            <w:sz w:val="28"/>
+            <w:szCs w:val="28"/>
+          </w:rPr>
         </w:pPr>
         <w:r>
+          <w:rPr>
+            <w:rFonts w:ascii="Times New Roman" w:hAnsi="Times New Roman" w:cs="Times New Roman"/>
+            <w:sz w:val="28"/>
+            <w:szCs w:val="28"/>
+          </w:rPr>
           <w:fldChar w:fldCharType="begin"/>
         </w:r>
         <w:r>
+          <w:rPr>
+            <w:rFonts w:ascii="Times New Roman" w:hAnsi="Times New Roman" w:cs="Times New Roman"/>
+            <w:sz w:val="28"/>
+            <w:szCs w:val="28"/>
+          </w:rPr>
           <w:instrText>PAGE   \* MERGEFORMAT</w:instrText>
         </w:r>
         <w:r>
+          <w:rPr>
+            <w:rFonts w:ascii="Times New Roman" w:hAnsi="Times New Roman" w:cs="Times New Roman"/>
+            <w:sz w:val="28"/>
+            <w:szCs w:val="28"/>
+          </w:rPr>
           <w:fldChar w:fldCharType="separate"/>
         </w:r>
         <w:r>
           <w:rPr>
+            <w:rFonts w:ascii="Times New Roman" w:hAnsi="Times New Roman" w:cs="Times New Roman"/>
             <w:noProof/>
+            <w:sz w:val="28"/>
+            <w:szCs w:val="28"/>
           </w:rPr>
-          <w:t>1</w:t>
+          <w:t>31</w:t>
         </w:r>
         <w:r>
+          <w:rPr>
+            <w:rFonts w:ascii="Times New Roman" w:hAnsi="Times New Roman" w:cs="Times New Roman"/>
+            <w:sz w:val="28"/>
+            <w:szCs w:val="28"/>
+          </w:rPr>
           <w:fldChar w:fldCharType="end"/>
         </w:r>
       </w:p>
@@ -11176,6 +14914,11 @@
   <w:p>
     <w:pPr>
       <w:pStyle w:val="a5"/>
+      <w:tabs>
+        <w:tab w:val="clear" w:pos="4677"/>
+        <w:tab w:val="clear" w:pos="9355"/>
+        <w:tab w:val="left" w:pos="3900"/>
+      </w:tabs>
     </w:pPr>
   </w:p>
 </w:ftr>
@@ -11183,42 +14926,12 @@
 
 <file path=word/footer2.xml><?xml version="1.0" encoding="utf-8"?>
 <w:ftr xmlns:wpc="http://schemas.microsoft.com/office/word/2010/wordprocessingCanvas" xmlns:mc="http://schemas.openxmlformats.org/markup-compatibility/2006" xmlns:o="urn:schemas-microsoft-com:office:office" xmlns:r="http://schemas.openxmlformats.org/officeDocument/2006/relationships" xmlns:m="http://schemas.openxmlformats.org/officeDocument/2006/math" xmlns:v="urn:schemas-microsoft-com:vml" xmlns:wp14="http://schemas.microsoft.com/office/word/2010/wordprocessingDrawing" xmlns:wp="http://schemas.openxmlformats.org/drawingml/2006/wordprocessingDrawing" xmlns:w10="urn:schemas-microsoft-com:office:word" xmlns:w="http://schemas.openxmlformats.org/wordprocessingml/2006/main" xmlns:w14="http://schemas.microsoft.com/office/word/2010/wordml" xmlns:wpg="http://schemas.microsoft.com/office/word/2010/wordprocessingGroup" xmlns:wpi="http://schemas.microsoft.com/office/word/2010/wordprocessingInk" xmlns:wne="http://schemas.microsoft.com/office/word/2006/wordml" xmlns:wps="http://schemas.microsoft.com/office/word/2010/wordprocessingShape" mc:Ignorable="w14 wp14">
-  <w:sdt>
-    <w:sdtPr>
-      <w:id w:val="-2011206977"/>
-      <w:docPartObj>
-        <w:docPartGallery w:val="Page Numbers (Bottom of Page)"/>
-        <w:docPartUnique/>
-      </w:docPartObj>
-    </w:sdtPr>
-    <w:sdtEndPr/>
-    <w:sdtContent>
-      <w:p>
-        <w:pPr>
-          <w:pStyle w:val="a5"/>
-          <w:jc w:val="center"/>
-        </w:pPr>
-        <w:r>
-          <w:fldChar w:fldCharType="begin"/>
-        </w:r>
-        <w:r>
-          <w:instrText>PAGE   \* MERGEFORMAT</w:instrText>
-        </w:r>
-        <w:r>
-          <w:fldChar w:fldCharType="separate"/>
-        </w:r>
-        <w:r>
-          <w:rPr>
-            <w:noProof/>
-          </w:rPr>
-          <w:t>1</w:t>
-        </w:r>
-        <w:r>
-          <w:fldChar w:fldCharType="end"/>
-        </w:r>
-      </w:p>
-    </w:sdtContent>
-  </w:sdt>
+  <w:p>
+    <w:pPr>
+      <w:pStyle w:val="a5"/>
+      <w:jc w:val="center"/>
+    </w:pPr>
+  </w:p>
   <w:p>
     <w:pPr>
       <w:pStyle w:val="a5"/>
@@ -13684,6 +17397,92 @@
     </w:lvl>
   </w:abstractNum>
   <w:abstractNum w:abstractNumId="23">
+    <w:nsid w:val="53FC3673"/>
+    <w:multiLevelType w:val="hybridMultilevel"/>
+    <w:tmpl w:val="1B0C2442"/>
+    <w:lvl w:ilvl="0" w:tplc="0419000F">
+      <w:start w:val="1"/>
+      <w:numFmt w:val="decimal"/>
+      <w:lvlText w:val="%1."/>
+      <w:lvlJc w:val="left"/>
+      <w:pPr>
+        <w:ind w:left="1429" w:hanging="360"/>
+      </w:pPr>
+    </w:lvl>
+    <w:lvl w:ilvl="1" w:tplc="04190019" w:tentative="1">
+      <w:start w:val="1"/>
+      <w:numFmt w:val="lowerLetter"/>
+      <w:lvlText w:val="%2."/>
+      <w:lvlJc w:val="left"/>
+      <w:pPr>
+        <w:ind w:left="2149" w:hanging="360"/>
+      </w:pPr>
+    </w:lvl>
+    <w:lvl w:ilvl="2" w:tplc="0419001B" w:tentative="1">
+      <w:start w:val="1"/>
+      <w:numFmt w:val="lowerRoman"/>
+      <w:lvlText w:val="%3."/>
+      <w:lvlJc w:val="right"/>
+      <w:pPr>
+        <w:ind w:left="2869" w:hanging="180"/>
+      </w:pPr>
+    </w:lvl>
+    <w:lvl w:ilvl="3" w:tplc="0419000F" w:tentative="1">
+      <w:start w:val="1"/>
+      <w:numFmt w:val="decimal"/>
+      <w:lvlText w:val="%4."/>
+      <w:lvlJc w:val="left"/>
+      <w:pPr>
+        <w:ind w:left="3589" w:hanging="360"/>
+      </w:pPr>
+    </w:lvl>
+    <w:lvl w:ilvl="4" w:tplc="04190019" w:tentative="1">
+      <w:start w:val="1"/>
+      <w:numFmt w:val="lowerLetter"/>
+      <w:lvlText w:val="%5."/>
+      <w:lvlJc w:val="left"/>
+      <w:pPr>
+        <w:ind w:left="4309" w:hanging="360"/>
+      </w:pPr>
+    </w:lvl>
+    <w:lvl w:ilvl="5" w:tplc="0419001B" w:tentative="1">
+      <w:start w:val="1"/>
+      <w:numFmt w:val="lowerRoman"/>
+      <w:lvlText w:val="%6."/>
+      <w:lvlJc w:val="right"/>
+      <w:pPr>
+        <w:ind w:left="5029" w:hanging="180"/>
+      </w:pPr>
+    </w:lvl>
+    <w:lvl w:ilvl="6" w:tplc="0419000F" w:tentative="1">
+      <w:start w:val="1"/>
+      <w:numFmt w:val="decimal"/>
+      <w:lvlText w:val="%7."/>
+      <w:lvlJc w:val="left"/>
+      <w:pPr>
+        <w:ind w:left="5749" w:hanging="360"/>
+      </w:pPr>
+    </w:lvl>
+    <w:lvl w:ilvl="7" w:tplc="04190019" w:tentative="1">
+      <w:start w:val="1"/>
+      <w:numFmt w:val="lowerLetter"/>
+      <w:lvlText w:val="%8."/>
+      <w:lvlJc w:val="left"/>
+      <w:pPr>
+        <w:ind w:left="6469" w:hanging="360"/>
+      </w:pPr>
+    </w:lvl>
+    <w:lvl w:ilvl="8" w:tplc="0419001B" w:tentative="1">
+      <w:start w:val="1"/>
+      <w:numFmt w:val="lowerRoman"/>
+      <w:lvlText w:val="%9."/>
+      <w:lvlJc w:val="right"/>
+      <w:pPr>
+        <w:ind w:left="7189" w:hanging="180"/>
+      </w:pPr>
+    </w:lvl>
+  </w:abstractNum>
+  <w:abstractNum w:abstractNumId="24">
     <w:nsid w:val="54CF48B2"/>
     <w:multiLevelType w:val="hybridMultilevel"/>
     <w:tmpl w:val="247287B6"/>
@@ -13796,7 +17595,7 @@
       </w:rPr>
     </w:lvl>
   </w:abstractNum>
-  <w:abstractNum w:abstractNumId="24">
+  <w:abstractNum w:abstractNumId="25">
     <w:nsid w:val="55DF19F0"/>
     <w:multiLevelType w:val="hybridMultilevel"/>
     <w:tmpl w:val="9784245E"/>
@@ -13882,7 +17681,7 @@
       </w:pPr>
     </w:lvl>
   </w:abstractNum>
-  <w:abstractNum w:abstractNumId="25">
+  <w:abstractNum w:abstractNumId="26">
     <w:nsid w:val="59DF0B93"/>
     <w:multiLevelType w:val="hybridMultilevel"/>
     <w:tmpl w:val="FDB244E8"/>
@@ -13971,7 +17770,7 @@
       </w:pPr>
     </w:lvl>
   </w:abstractNum>
-  <w:abstractNum w:abstractNumId="26">
+  <w:abstractNum w:abstractNumId="27">
     <w:nsid w:val="5B9A5E2A"/>
     <w:multiLevelType w:val="multilevel"/>
     <w:tmpl w:val="8E6AFC96"/>
@@ -14120,7 +17919,7 @@
       </w:rPr>
     </w:lvl>
   </w:abstractNum>
-  <w:abstractNum w:abstractNumId="27">
+  <w:abstractNum w:abstractNumId="28">
     <w:nsid w:val="644F70A0"/>
     <w:multiLevelType w:val="multilevel"/>
     <w:tmpl w:val="D166E80A"/>
@@ -14233,7 +18032,7 @@
       </w:pPr>
     </w:lvl>
   </w:abstractNum>
-  <w:abstractNum w:abstractNumId="28">
+  <w:abstractNum w:abstractNumId="29">
     <w:nsid w:val="66C567F2"/>
     <w:multiLevelType w:val="multilevel"/>
     <w:tmpl w:val="EC9A68B0"/>
@@ -14346,7 +18145,7 @@
       </w:pPr>
     </w:lvl>
   </w:abstractNum>
-  <w:abstractNum w:abstractNumId="29">
+  <w:abstractNum w:abstractNumId="30">
     <w:nsid w:val="67446058"/>
     <w:multiLevelType w:val="hybridMultilevel"/>
     <w:tmpl w:val="94B099D0"/>
@@ -14435,7 +18234,7 @@
       </w:pPr>
     </w:lvl>
   </w:abstractNum>
-  <w:abstractNum w:abstractNumId="30">
+  <w:abstractNum w:abstractNumId="31">
     <w:nsid w:val="68EB3B19"/>
     <w:multiLevelType w:val="multilevel"/>
     <w:tmpl w:val="D1A64F0E"/>
@@ -14548,7 +18347,7 @@
       </w:pPr>
     </w:lvl>
   </w:abstractNum>
-  <w:abstractNum w:abstractNumId="31">
+  <w:abstractNum w:abstractNumId="32">
     <w:nsid w:val="6AC4416A"/>
     <w:multiLevelType w:val="multilevel"/>
     <w:tmpl w:val="A6DE06AC"/>
@@ -14697,7 +18496,7 @@
       </w:rPr>
     </w:lvl>
   </w:abstractNum>
-  <w:abstractNum w:abstractNumId="32">
+  <w:abstractNum w:abstractNumId="33">
     <w:nsid w:val="6BD05377"/>
     <w:multiLevelType w:val="multilevel"/>
     <w:tmpl w:val="81482B74"/>
@@ -14810,7 +18609,7 @@
       </w:pPr>
     </w:lvl>
   </w:abstractNum>
-  <w:abstractNum w:abstractNumId="33">
+  <w:abstractNum w:abstractNumId="34">
     <w:nsid w:val="6EB61CB4"/>
     <w:multiLevelType w:val="hybridMultilevel"/>
     <w:tmpl w:val="C5248340"/>
@@ -14923,7 +18722,7 @@
       </w:rPr>
     </w:lvl>
   </w:abstractNum>
-  <w:abstractNum w:abstractNumId="34">
+  <w:abstractNum w:abstractNumId="35">
     <w:nsid w:val="75004894"/>
     <w:multiLevelType w:val="hybridMultilevel"/>
     <w:tmpl w:val="F5BCB65E"/>
@@ -15036,7 +18835,7 @@
       </w:rPr>
     </w:lvl>
   </w:abstractNum>
-  <w:abstractNum w:abstractNumId="35">
+  <w:abstractNum w:abstractNumId="36">
     <w:nsid w:val="77110C89"/>
     <w:multiLevelType w:val="hybridMultilevel"/>
     <w:tmpl w:val="176042E8"/>
@@ -15122,7 +18921,7 @@
       </w:pPr>
     </w:lvl>
   </w:abstractNum>
-  <w:abstractNum w:abstractNumId="36">
+  <w:abstractNum w:abstractNumId="37">
     <w:nsid w:val="78790CBC"/>
     <w:multiLevelType w:val="hybridMultilevel"/>
     <w:tmpl w:val="753E593E"/>
@@ -15235,7 +19034,7 @@
       </w:rPr>
     </w:lvl>
   </w:abstractNum>
-  <w:abstractNum w:abstractNumId="37">
+  <w:abstractNum w:abstractNumId="38">
     <w:nsid w:val="7B693AD3"/>
     <w:multiLevelType w:val="multilevel"/>
     <w:tmpl w:val="BF1074F4"/>
@@ -15353,7 +19152,7 @@
       </w:rPr>
     </w:lvl>
   </w:abstractNum>
-  <w:abstractNum w:abstractNumId="38">
+  <w:abstractNum w:abstractNumId="39">
     <w:nsid w:val="7D3B135A"/>
     <w:multiLevelType w:val="hybridMultilevel"/>
     <w:tmpl w:val="0EBE14EA"/>
@@ -15439,7 +19238,7 @@
       </w:pPr>
     </w:lvl>
   </w:abstractNum>
-  <w:abstractNum w:abstractNumId="39">
+  <w:abstractNum w:abstractNumId="40">
     <w:nsid w:val="7E5F671C"/>
     <w:multiLevelType w:val="multilevel"/>
     <w:tmpl w:val="EBC0E4E4"/>
@@ -15559,25 +19358,25 @@
     <w:abstractNumId w:val="10"/>
   </w:num>
   <w:num w:numId="3">
-    <w:abstractNumId w:val="23"/>
+    <w:abstractNumId w:val="24"/>
   </w:num>
   <w:num w:numId="4">
-    <w:abstractNumId w:val="36"/>
+    <w:abstractNumId w:val="37"/>
   </w:num>
   <w:num w:numId="5">
-    <w:abstractNumId w:val="33"/>
+    <w:abstractNumId w:val="34"/>
   </w:num>
   <w:num w:numId="6">
-    <w:abstractNumId w:val="34"/>
+    <w:abstractNumId w:val="35"/>
   </w:num>
   <w:num w:numId="7">
-    <w:abstractNumId w:val="29"/>
+    <w:abstractNumId w:val="30"/>
   </w:num>
   <w:num w:numId="8">
-    <w:abstractNumId w:val="39"/>
+    <w:abstractNumId w:val="40"/>
   </w:num>
   <w:num w:numId="9">
-    <w:abstractNumId w:val="37"/>
+    <w:abstractNumId w:val="38"/>
   </w:num>
   <w:num w:numId="10">
     <w:abstractNumId w:val="0"/>
@@ -15586,7 +19385,7 @@
     <w:abstractNumId w:val="14"/>
   </w:num>
   <w:num w:numId="12">
-    <w:abstractNumId w:val="35"/>
+    <w:abstractNumId w:val="36"/>
   </w:num>
   <w:num w:numId="13">
     <w:abstractNumId w:val="8"/>
@@ -15598,10 +19397,10 @@
     <w:abstractNumId w:val="7"/>
   </w:num>
   <w:num w:numId="16">
-    <w:abstractNumId w:val="24"/>
+    <w:abstractNumId w:val="25"/>
   </w:num>
   <w:num w:numId="17">
-    <w:abstractNumId w:val="25"/>
+    <w:abstractNumId w:val="26"/>
   </w:num>
   <w:num w:numId="18">
     <w:abstractNumId w:val="15"/>
@@ -15610,13 +19409,13 @@
     <w:abstractNumId w:val="1"/>
   </w:num>
   <w:num w:numId="20">
-    <w:abstractNumId w:val="32"/>
+    <w:abstractNumId w:val="33"/>
   </w:num>
   <w:num w:numId="21">
     <w:abstractNumId w:val="12"/>
   </w:num>
   <w:num w:numId="22">
-    <w:abstractNumId w:val="28"/>
+    <w:abstractNumId w:val="29"/>
   </w:num>
   <w:num w:numId="23">
     <w:abstractNumId w:val="22"/>
@@ -15631,25 +19430,25 @@
     <w:abstractNumId w:val="3"/>
   </w:num>
   <w:num w:numId="27">
-    <w:abstractNumId w:val="38"/>
+    <w:abstractNumId w:val="39"/>
   </w:num>
   <w:num w:numId="28">
     <w:abstractNumId w:val="11"/>
   </w:num>
   <w:num w:numId="29">
-    <w:abstractNumId w:val="31"/>
+    <w:abstractNumId w:val="32"/>
   </w:num>
   <w:num w:numId="30">
     <w:abstractNumId w:val="17"/>
   </w:num>
   <w:num w:numId="31">
-    <w:abstractNumId w:val="27"/>
+    <w:abstractNumId w:val="28"/>
   </w:num>
   <w:num w:numId="32">
     <w:abstractNumId w:val="21"/>
   </w:num>
   <w:num w:numId="33">
-    <w:abstractNumId w:val="30"/>
+    <w:abstractNumId w:val="31"/>
   </w:num>
   <w:num w:numId="34">
     <w:abstractNumId w:val="18"/>
@@ -15664,13 +19463,16 @@
     <w:abstractNumId w:val="16"/>
   </w:num>
   <w:num w:numId="38">
-    <w:abstractNumId w:val="26"/>
+    <w:abstractNumId w:val="27"/>
   </w:num>
   <w:num w:numId="39">
     <w:abstractNumId w:val="6"/>
   </w:num>
   <w:num w:numId="40">
     <w:abstractNumId w:val="5"/>
+  </w:num>
+  <w:num w:numId="41">
+    <w:abstractNumId w:val="23"/>
   </w:num>
 </w:numbering>
 </file>
@@ -17380,7 +21182,7 @@
   <a:extraClrSchemeLst/>
   <a:extLst>
     <a:ext uri="{05A4C25C-085E-4340-85A3-A5531E510DB2}">
-      <thm15:themeFamily xmlns="" xmlns:thm15="http://schemas.microsoft.com/office/thememl/2012/main" name="Office Theme" id="{62F939B6-93AF-4DB8-9C6B-D6C7DFDC589F}" vid="{4A3C46E8-61CC-4603-A589-7422A47A8E4A}"/>
+      <thm15:themeFamily xmlns:thm15="http://schemas.microsoft.com/office/thememl/2012/main" xmlns="" name="Office Theme" id="{62F939B6-93AF-4DB8-9C6B-D6C7DFDC589F}" vid="{4A3C46E8-61CC-4603-A589-7422A47A8E4A}"/>
     </a:ext>
   </a:extLst>
 </a:theme>
@@ -17391,7 +21193,7 @@
 </file>
 
 <file path=customXml/itemProps1.xml><?xml version="1.0" encoding="utf-8"?>
-<ds:datastoreItem xmlns:ds="http://schemas.openxmlformats.org/officeDocument/2006/customXml" ds:itemID="{6D9F7E24-1CCA-4EE2-B471-F1DE0E37567B}">
+<ds:datastoreItem xmlns:ds="http://schemas.openxmlformats.org/officeDocument/2006/customXml" ds:itemID="{478A0F8F-8CEE-40DE-ACCC-9161EC9ADA6A}">
   <ds:schemaRefs>
     <ds:schemaRef ds:uri="http://schemas.openxmlformats.org/officeDocument/2006/bibliography"/>
   </ds:schemaRefs>

--- a/Отчет по практике.docx
+++ b/Отчет по практике.docx
@@ -470,7 +470,7 @@
             <w:noProof/>
             <w:webHidden/>
           </w:rPr>
-          <w:t>5</w:t>
+          <w:t>6</w:t>
         </w:r>
         <w:r>
           <w:rPr>
@@ -543,7 +543,7 @@
             <w:noProof/>
             <w:webHidden/>
           </w:rPr>
-          <w:t>5</w:t>
+          <w:t>6</w:t>
         </w:r>
         <w:r>
           <w:rPr>
@@ -607,7 +607,7 @@
           <w:rPr>
             <w:webHidden/>
           </w:rPr>
-          <w:t>7</w:t>
+          <w:t>8</w:t>
         </w:r>
         <w:r>
           <w:rPr>
@@ -670,7 +670,7 @@
           <w:rPr>
             <w:webHidden/>
           </w:rPr>
-          <w:t>12</w:t>
+          <w:t>14</w:t>
         </w:r>
         <w:r>
           <w:rPr>
@@ -733,7 +733,7 @@
           <w:rPr>
             <w:webHidden/>
           </w:rPr>
-          <w:t>15</w:t>
+          <w:t>18</w:t>
         </w:r>
         <w:r>
           <w:rPr>
@@ -796,7 +796,7 @@
           <w:rPr>
             <w:webHidden/>
           </w:rPr>
-          <w:t>17</w:t>
+          <w:t>20</w:t>
         </w:r>
         <w:r>
           <w:rPr>
@@ -859,7 +859,7 @@
           <w:rPr>
             <w:webHidden/>
           </w:rPr>
-          <w:t>21</w:t>
+          <w:t>24</w:t>
         </w:r>
         <w:r>
           <w:rPr>
@@ -930,7 +930,7 @@
           <w:rPr>
             <w:webHidden/>
           </w:rPr>
-          <w:t>24</w:t>
+          <w:t>28</w:t>
         </w:r>
         <w:r>
           <w:rPr>
@@ -1002,7 +1002,7 @@
             <w:noProof/>
             <w:webHidden/>
           </w:rPr>
-          <w:t>24</w:t>
+          <w:t>28</w:t>
         </w:r>
         <w:r>
           <w:rPr>
@@ -1075,7 +1075,7 @@
             <w:noProof/>
             <w:webHidden/>
           </w:rPr>
-          <w:t>24</w:t>
+          <w:t>28</w:t>
         </w:r>
         <w:r>
           <w:rPr>
@@ -1148,7 +1148,7 @@
             <w:noProof/>
             <w:webHidden/>
           </w:rPr>
-          <w:t>24</w:t>
+          <w:t>28</w:t>
         </w:r>
         <w:r>
           <w:rPr>
@@ -1221,7 +1221,7 @@
             <w:noProof/>
             <w:webHidden/>
           </w:rPr>
-          <w:t>24</w:t>
+          <w:t>28</w:t>
         </w:r>
         <w:r>
           <w:rPr>
@@ -1285,7 +1285,7 @@
           <w:rPr>
             <w:webHidden/>
           </w:rPr>
-          <w:t>25</w:t>
+          <w:t>29</w:t>
         </w:r>
         <w:r>
           <w:rPr>
@@ -1348,7 +1348,7 @@
           <w:rPr>
             <w:webHidden/>
           </w:rPr>
-          <w:t>26</w:t>
+          <w:t>30</w:t>
         </w:r>
         <w:r>
           <w:rPr>
@@ -1391,19 +1391,20 @@
         </w:rPr>
         <w:br w:type="page"/>
       </w:r>
+      <w:bookmarkStart w:id="0" w:name="_GoBack"/>
+      <w:bookmarkEnd w:id="0"/>
     </w:p>
     <w:p>
       <w:pPr>
         <w:pStyle w:val="af0"/>
       </w:pPr>
-      <w:bookmarkStart w:id="0" w:name="_Toc229483506"/>
-      <w:bookmarkStart w:id="1" w:name="_Toc229648260"/>
-      <w:r>
-        <w:lastRenderedPageBreak/>
+      <w:bookmarkStart w:id="1" w:name="_Toc229483506"/>
+      <w:bookmarkStart w:id="2" w:name="_Toc229648260"/>
+      <w:r>
         <w:t>ВВЕДЕНИЕ</w:t>
       </w:r>
-      <w:bookmarkEnd w:id="0"/>
       <w:bookmarkEnd w:id="1"/>
+      <w:bookmarkEnd w:id="2"/>
     </w:p>
     <w:p>
       <w:pPr>
@@ -1449,10 +1450,9 @@
       <w:pPr>
         <w:pStyle w:val="af0"/>
       </w:pPr>
-      <w:bookmarkStart w:id="2" w:name="_Toc229483507"/>
-      <w:bookmarkStart w:id="3" w:name="_Toc229648261"/>
-      <w:r>
-        <w:lastRenderedPageBreak/>
+      <w:bookmarkStart w:id="3" w:name="_Toc229483507"/>
+      <w:bookmarkStart w:id="4" w:name="_Toc229648261"/>
+      <w:r>
         <w:t>1</w:t>
       </w:r>
       <w:r>
@@ -1461,8 +1461,8 @@
       <w:r>
         <w:t xml:space="preserve"> Техника безопасности. Охрана труда</w:t>
       </w:r>
-      <w:bookmarkEnd w:id="2"/>
       <w:bookmarkEnd w:id="3"/>
+      <w:bookmarkEnd w:id="4"/>
     </w:p>
     <w:p>
       <w:pPr>
@@ -1490,13 +1490,13 @@
         <w:ind w:firstLine="709"/>
         <w:jc w:val="both"/>
       </w:pPr>
-      <w:bookmarkStart w:id="4" w:name="_Toc229483508"/>
-      <w:bookmarkStart w:id="5" w:name="_Toc229648262"/>
+      <w:bookmarkStart w:id="5" w:name="_Toc229483508"/>
+      <w:bookmarkStart w:id="6" w:name="_Toc229648262"/>
       <w:r>
         <w:t>1.1 Общие требования безопасности</w:t>
       </w:r>
-      <w:bookmarkEnd w:id="4"/>
       <w:bookmarkEnd w:id="5"/>
+      <w:bookmarkEnd w:id="6"/>
     </w:p>
     <w:p>
       <w:pPr>
@@ -1673,13 +1673,13 @@
         <w:pStyle w:val="af2"/>
         <w:jc w:val="both"/>
       </w:pPr>
-      <w:bookmarkStart w:id="6" w:name="_Toc229483509"/>
-      <w:bookmarkStart w:id="7" w:name="_Toc229648263"/>
+      <w:bookmarkStart w:id="7" w:name="_Toc229483509"/>
+      <w:bookmarkStart w:id="8" w:name="_Toc229648263"/>
       <w:r>
         <w:t>1.2 Требования безопасности перед началом работы</w:t>
       </w:r>
-      <w:bookmarkEnd w:id="6"/>
       <w:bookmarkEnd w:id="7"/>
+      <w:bookmarkEnd w:id="8"/>
     </w:p>
     <w:p>
       <w:pPr>
@@ -1748,7 +1748,6 @@
           <w:sz w:val="28"/>
           <w:szCs w:val="32"/>
         </w:rPr>
-        <w:lastRenderedPageBreak/>
         <w:t>Осмотреть рабочее место, убедиться в его чистоте, отсутствии посторонних предметов.</w:t>
       </w:r>
     </w:p>
@@ -1832,16 +1831,16 @@
         <w:pStyle w:val="af2"/>
         <w:jc w:val="both"/>
       </w:pPr>
-      <w:bookmarkStart w:id="8" w:name="_Toc229483510"/>
-      <w:bookmarkStart w:id="9" w:name="_Toc229648264"/>
+      <w:bookmarkStart w:id="9" w:name="_Toc229483510"/>
+      <w:bookmarkStart w:id="10" w:name="_Toc229648264"/>
       <w:r>
         <w:t>1.3 Т</w:t>
       </w:r>
       <w:r>
         <w:t>ребования безопасности во время работы</w:t>
       </w:r>
-      <w:bookmarkEnd w:id="8"/>
       <w:bookmarkEnd w:id="9"/>
+      <w:bookmarkEnd w:id="10"/>
     </w:p>
     <w:p>
       <w:pPr>
@@ -2018,17 +2017,16 @@
         <w:pStyle w:val="af2"/>
         <w:jc w:val="both"/>
       </w:pPr>
-      <w:bookmarkStart w:id="10" w:name="_Toc229483511"/>
-      <w:bookmarkStart w:id="11" w:name="_Toc229648265"/>
-      <w:r>
-        <w:lastRenderedPageBreak/>
+      <w:bookmarkStart w:id="11" w:name="_Toc229483511"/>
+      <w:bookmarkStart w:id="12" w:name="_Toc229648265"/>
+      <w:r>
         <w:t>1.4 Т</w:t>
       </w:r>
       <w:r>
         <w:t>ребования безопасности в аварийных ситуациях</w:t>
       </w:r>
-      <w:bookmarkEnd w:id="10"/>
       <w:bookmarkEnd w:id="11"/>
+      <w:bookmarkEnd w:id="12"/>
     </w:p>
     <w:p>
       <w:pPr>
@@ -2155,16 +2153,16 @@
         <w:pStyle w:val="af2"/>
         <w:jc w:val="both"/>
       </w:pPr>
-      <w:bookmarkStart w:id="12" w:name="_Toc229483512"/>
-      <w:bookmarkStart w:id="13" w:name="_Toc229648266"/>
+      <w:bookmarkStart w:id="13" w:name="_Toc229483512"/>
+      <w:bookmarkStart w:id="14" w:name="_Toc229648266"/>
       <w:r>
         <w:t>1.5 Т</w:t>
       </w:r>
       <w:r>
         <w:t>ребования безопасности по окончании работы</w:t>
       </w:r>
-      <w:bookmarkEnd w:id="12"/>
       <w:bookmarkEnd w:id="13"/>
+      <w:bookmarkEnd w:id="14"/>
     </w:p>
     <w:p>
       <w:pPr>
@@ -2328,32 +2326,23 @@
           <w:sz w:val="28"/>
           <w:szCs w:val="32"/>
         </w:rPr>
-        <w:t xml:space="preserve">Соблюдение вышеуказанных правил техники безопасности и охраны труда является обязательным условием для успешного и </w:t>
-      </w:r>
-      <w:r>
+        <w:t>Соблюдение вышеуказанных правил техники безопасности и охраны труда является обязательным условием для успешного и безопасного прохождения производственной практики, сохранения здоровья и предотвращения несчастных случаев.</w:t>
+      </w:r>
+    </w:p>
+    <w:p>
+      <w:pPr>
         <w:rPr>
           <w:rFonts w:ascii="Times New Roman" w:eastAsiaTheme="majorEastAsia" w:hAnsi="Times New Roman" w:cstheme="majorBidi"/>
           <w:sz w:val="28"/>
           <w:szCs w:val="32"/>
         </w:rPr>
-        <w:lastRenderedPageBreak/>
-        <w:t>безопасного прохождения производственной практики, сохранения здоровья и предотвращения несчастных случаев.</w:t>
-      </w:r>
-    </w:p>
-    <w:p>
-      <w:pPr>
+      </w:pPr>
+      <w:r>
         <w:rPr>
           <w:rFonts w:ascii="Times New Roman" w:eastAsiaTheme="majorEastAsia" w:hAnsi="Times New Roman" w:cstheme="majorBidi"/>
           <w:sz w:val="28"/>
           <w:szCs w:val="32"/>
         </w:rPr>
-      </w:pPr>
-      <w:r>
-        <w:rPr>
-          <w:rFonts w:ascii="Times New Roman" w:eastAsiaTheme="majorEastAsia" w:hAnsi="Times New Roman" w:cstheme="majorBidi"/>
-          <w:sz w:val="28"/>
-          <w:szCs w:val="32"/>
-        </w:rPr>
         <w:br w:type="page"/>
       </w:r>
     </w:p>
@@ -2361,10 +2350,9 @@
       <w:pPr>
         <w:pStyle w:val="af0"/>
       </w:pPr>
-      <w:bookmarkStart w:id="14" w:name="_Toc229483513"/>
-      <w:bookmarkStart w:id="15" w:name="_Toc229648267"/>
-      <w:r>
-        <w:lastRenderedPageBreak/>
+      <w:bookmarkStart w:id="15" w:name="_Toc229483513"/>
+      <w:bookmarkStart w:id="16" w:name="_Toc229648267"/>
+      <w:r>
         <w:t>2</w:t>
       </w:r>
       <w:r>
@@ -2373,8 +2361,8 @@
       <w:r>
         <w:t xml:space="preserve"> Разработка приложения</w:t>
       </w:r>
-      <w:bookmarkEnd w:id="14"/>
       <w:bookmarkEnd w:id="15"/>
+      <w:bookmarkEnd w:id="16"/>
     </w:p>
     <w:p>
       <w:pPr>
@@ -2570,7 +2558,6 @@
           <w:noProof/>
           <w:lang w:eastAsia="ru-RU"/>
         </w:rPr>
-        <w:lastRenderedPageBreak/>
         <w:drawing>
           <wp:inline distT="0" distB="0" distL="0" distR="0" wp14:anchorId="4F16A2BC" wp14:editId="326DE169">
             <wp:extent cx="4550735" cy="2775098"/>
@@ -2729,7 +2716,6 @@
           <w:noProof/>
           <w:lang w:eastAsia="ru-RU"/>
         </w:rPr>
-        <w:lastRenderedPageBreak/>
         <w:drawing>
           <wp:inline distT="0" distB="0" distL="0" distR="0" wp14:anchorId="425847BB" wp14:editId="4FC4AD8B">
             <wp:extent cx="3620005" cy="2248214"/>
@@ -3510,7 +3496,6 @@
           <w:szCs w:val="22"/>
           <w:lang w:val="en-US"/>
         </w:rPr>
-        <w:lastRenderedPageBreak/>
         <w:t>{</w:t>
       </w:r>
     </w:p>
@@ -5579,7 +5564,6 @@
           <w:szCs w:val="22"/>
           <w:lang w:val="en-US"/>
         </w:rPr>
-        <w:lastRenderedPageBreak/>
         <w:t>{</w:t>
       </w:r>
     </w:p>
@@ -7250,7 +7234,6 @@
           <w:szCs w:val="22"/>
           <w:lang w:val="en-US"/>
         </w:rPr>
-        <w:lastRenderedPageBreak/>
         <w:t>private</w:t>
       </w:r>
       <w:proofErr w:type="gramEnd"/>
@@ -7612,7 +7595,6 @@
         </w:rPr>
         <w:t>.</w:t>
       </w:r>
-      <w:proofErr w:type="spellStart"/>
       <w:r>
         <w:rPr>
           <w:rFonts w:ascii="Times New Roman" w:hAnsi="Times New Roman" w:cs="Times New Roman"/>
@@ -7623,7 +7605,6 @@
         </w:rPr>
         <w:t>Show</w:t>
       </w:r>
-      <w:proofErr w:type="spellEnd"/>
       <w:r>
         <w:rPr>
           <w:rFonts w:ascii="Times New Roman" w:hAnsi="Times New Roman" w:cs="Times New Roman"/>
@@ -8108,10 +8089,9 @@
       <w:pPr>
         <w:pStyle w:val="af0"/>
       </w:pPr>
-      <w:bookmarkStart w:id="16" w:name="_Toc229483514"/>
-      <w:bookmarkStart w:id="17" w:name="_Toc229648268"/>
-      <w:r>
-        <w:lastRenderedPageBreak/>
+      <w:bookmarkStart w:id="17" w:name="_Toc229483514"/>
+      <w:bookmarkStart w:id="18" w:name="_Toc229648268"/>
+      <w:r>
         <w:t>3</w:t>
       </w:r>
       <w:r>
@@ -8120,8 +8100,8 @@
       <w:r>
         <w:t xml:space="preserve"> Тестирование «белым ящиком»</w:t>
       </w:r>
-      <w:bookmarkEnd w:id="16"/>
       <w:bookmarkEnd w:id="17"/>
+      <w:bookmarkEnd w:id="18"/>
     </w:p>
     <w:p>
       <w:pPr>
@@ -8355,7 +8335,6 @@
           <w:noProof/>
           <w:lang w:eastAsia="ru-RU"/>
         </w:rPr>
-        <w:lastRenderedPageBreak/>
         <w:drawing>
           <wp:inline distT="0" distB="0" distL="0" distR="0" wp14:anchorId="733321D8" wp14:editId="0BA65B4D">
             <wp:extent cx="3827721" cy="2296632"/>
@@ -8521,7 +8500,6 @@
           <w:szCs w:val="28"/>
           <w:lang w:eastAsia="ru-RU"/>
         </w:rPr>
-        <w:lastRenderedPageBreak/>
         <w:drawing>
           <wp:inline distT="0" distB="0" distL="0" distR="0" wp14:anchorId="72DEA8B9" wp14:editId="62FBC5AE">
             <wp:extent cx="5943600" cy="3827721"/>
@@ -8688,7 +8666,6 @@
           <w:szCs w:val="28"/>
           <w:lang w:eastAsia="ru-RU"/>
         </w:rPr>
-        <w:lastRenderedPageBreak/>
         <w:drawing>
           <wp:inline distT="0" distB="0" distL="0" distR="0" wp14:anchorId="05BAE65D" wp14:editId="6E242831">
             <wp:extent cx="5940425" cy="3421320"/>
@@ -8790,10 +8767,9 @@
       <w:pPr>
         <w:pStyle w:val="af0"/>
       </w:pPr>
-      <w:bookmarkStart w:id="18" w:name="_Toc229483515"/>
-      <w:bookmarkStart w:id="19" w:name="_Toc229648269"/>
-      <w:r>
-        <w:lastRenderedPageBreak/>
+      <w:bookmarkStart w:id="19" w:name="_Toc229483515"/>
+      <w:bookmarkStart w:id="20" w:name="_Toc229648269"/>
+      <w:r>
         <w:t>4</w:t>
       </w:r>
       <w:r>
@@ -8802,8 +8778,8 @@
       <w:r>
         <w:t xml:space="preserve"> Тестирование «черным ящиком»</w:t>
       </w:r>
-      <w:bookmarkEnd w:id="18"/>
       <w:bookmarkEnd w:id="19"/>
+      <w:bookmarkEnd w:id="20"/>
     </w:p>
     <w:p>
       <w:pPr>
@@ -9185,16 +9161,7 @@
                 <w:sz w:val="28"/>
                 <w:szCs w:val="28"/>
               </w:rPr>
-              <w:t>Ввод текста и генерация QR-</w:t>
-            </w:r>
-            <w:r>
-              <w:rPr>
-                <w:rFonts w:ascii="Times New Roman" w:hAnsi="Times New Roman" w:cs="Times New Roman"/>
-                <w:sz w:val="28"/>
-                <w:szCs w:val="28"/>
-              </w:rPr>
-              <w:lastRenderedPageBreak/>
-              <w:t>кода</w:t>
+              <w:t>Ввод текста и генерация QR-кода</w:t>
             </w:r>
           </w:p>
         </w:tc>
@@ -9218,7 +9185,6 @@
                 <w:sz w:val="28"/>
                 <w:szCs w:val="28"/>
               </w:rPr>
-              <w:lastRenderedPageBreak/>
               <w:t>"</w:t>
             </w:r>
             <w:proofErr w:type="spellStart"/>
@@ -9288,16 +9254,7 @@
                 <w:sz w:val="28"/>
                 <w:szCs w:val="28"/>
               </w:rPr>
-              <w:t>pictureBo</w:t>
-            </w:r>
-            <w:r>
-              <w:rPr>
-                <w:rFonts w:ascii="Times New Roman" w:hAnsi="Times New Roman" w:cs="Times New Roman"/>
-                <w:sz w:val="28"/>
-                <w:szCs w:val="28"/>
-              </w:rPr>
-              <w:lastRenderedPageBreak/>
-              <w:t>x</w:t>
+              <w:t>pictureBox</w:t>
             </w:r>
             <w:proofErr w:type="spellEnd"/>
           </w:p>
@@ -9322,7 +9279,6 @@
                 <w:sz w:val="28"/>
                 <w:szCs w:val="28"/>
               </w:rPr>
-              <w:lastRenderedPageBreak/>
               <w:t>Удачное</w:t>
             </w:r>
           </w:p>
@@ -9371,16 +9327,7 @@
                 <w:sz w:val="28"/>
                 <w:szCs w:val="28"/>
               </w:rPr>
-              <w:t xml:space="preserve">Добавить выбор цвета, </w:t>
-            </w:r>
-            <w:r>
-              <w:rPr>
-                <w:rFonts w:ascii="Times New Roman" w:hAnsi="Times New Roman" w:cs="Times New Roman"/>
-                <w:sz w:val="28"/>
-                <w:szCs w:val="28"/>
-              </w:rPr>
-              <w:lastRenderedPageBreak/>
-              <w:t>размера QR-кода</w:t>
+              <w:t>Добавить выбор цвета, размера QR-кода</w:t>
             </w:r>
           </w:p>
         </w:tc>
@@ -9406,7 +9353,6 @@
                 <w:sz w:val="28"/>
                 <w:szCs w:val="28"/>
               </w:rPr>
-              <w:lastRenderedPageBreak/>
               <w:t>СОХРАНИТЬ</w:t>
             </w:r>
           </w:p>
@@ -9961,8 +9907,6 @@
               </w:rPr>
               <w:t>-</w:t>
             </w:r>
-            <w:bookmarkStart w:id="20" w:name="_GoBack"/>
-            <w:bookmarkEnd w:id="20"/>
           </w:p>
         </w:tc>
         <w:tc>
@@ -10030,7 +9974,6 @@
       <w:bookmarkStart w:id="21" w:name="_Toc229483516"/>
       <w:bookmarkStart w:id="22" w:name="_Toc229648270"/>
       <w:r>
-        <w:lastRenderedPageBreak/>
         <w:t>5</w:t>
       </w:r>
       <w:r>
@@ -10579,7 +10522,6 @@
           <w:sz w:val="28"/>
           <w:szCs w:val="28"/>
         </w:rPr>
-        <w:lastRenderedPageBreak/>
         <w:t>В списке появилось:</w:t>
       </w:r>
       <w:r>
@@ -11296,7 +11238,6 @@
           <w:sz w:val="28"/>
           <w:szCs w:val="28"/>
         </w:rPr>
-        <w:lastRenderedPageBreak/>
         <w:t>Проблема 3:</w:t>
       </w:r>
       <w:r>
@@ -11859,7 +11800,6 @@
           <w:szCs w:val="28"/>
           <w:lang w:eastAsia="ru-RU"/>
         </w:rPr>
-        <w:lastRenderedPageBreak/>
         <w:drawing>
           <wp:inline distT="0" distB="0" distL="0" distR="0" wp14:anchorId="74B625BB" wp14:editId="0AD27F02">
             <wp:extent cx="2683823" cy="2333501"/>
@@ -12583,7 +12523,6 @@
           <w:noProof/>
           <w:lang w:eastAsia="ru-RU"/>
         </w:rPr>
-        <w:lastRenderedPageBreak/>
         <w:drawing>
           <wp:inline distT="0" distB="0" distL="0" distR="0" wp14:anchorId="13BF5C6D" wp14:editId="2F4973BA">
             <wp:extent cx="5953125" cy="3457575"/>
@@ -12837,7 +12776,6 @@
           <w:szCs w:val="28"/>
           <w:lang w:eastAsia="ru-RU"/>
         </w:rPr>
-        <w:lastRenderedPageBreak/>
         <w:drawing>
           <wp:inline distT="0" distB="0" distL="0" distR="0" wp14:anchorId="65109747" wp14:editId="48886452">
             <wp:extent cx="6152515" cy="1725930"/>
@@ -13105,7 +13043,6 @@
           <w:szCs w:val="28"/>
           <w:lang w:eastAsia="ru-RU"/>
         </w:rPr>
-        <w:lastRenderedPageBreak/>
         <w:drawing>
           <wp:inline distT="0" distB="0" distL="0" distR="0" wp14:anchorId="2319C077" wp14:editId="2DF94809">
             <wp:extent cx="6152515" cy="1936115"/>
@@ -13178,7 +13115,6 @@
       <w:bookmarkStart w:id="25" w:name="_Toc229483518"/>
       <w:bookmarkStart w:id="26" w:name="_Toc229648272"/>
       <w:r>
-        <w:lastRenderedPageBreak/>
         <w:t>7</w:t>
       </w:r>
       <w:r>
@@ -13897,7 +13833,6 @@
       <w:bookmarkStart w:id="31" w:name="_Toc229483519"/>
       <w:bookmarkStart w:id="32" w:name="_Toc229648277"/>
       <w:r>
-        <w:lastRenderedPageBreak/>
         <w:t>ЗАКЛЮЧЕНИЕ</w:t>
       </w:r>
       <w:bookmarkEnd w:id="31"/>
@@ -14009,7 +13944,6 @@
       <w:bookmarkStart w:id="33" w:name="_Toc229483520"/>
       <w:bookmarkStart w:id="34" w:name="_Toc229648278"/>
       <w:r>
-        <w:lastRenderedPageBreak/>
         <w:t>СПИСОК ИСПОЛЬЗОВАННЫХ ИСТОЧНИКОВ</w:t>
       </w:r>
       <w:bookmarkEnd w:id="33"/>
@@ -14665,7 +14599,6 @@
           <w:caps w:val="0"/>
           <w:szCs w:val="24"/>
         </w:rPr>
-        <w:lastRenderedPageBreak/>
         <w:t xml:space="preserve">Научная электронная библиотека </w:t>
       </w:r>
       <w:proofErr w:type="spellStart"/>
@@ -14898,7 +14831,7 @@
             <w:sz w:val="28"/>
             <w:szCs w:val="28"/>
           </w:rPr>
-          <w:t>31</w:t>
+          <w:t>2</w:t>
         </w:r>
         <w:r>
           <w:rPr>
@@ -21182,7 +21115,7 @@
   <a:extraClrSchemeLst/>
   <a:extLst>
     <a:ext uri="{05A4C25C-085E-4340-85A3-A5531E510DB2}">
-      <thm15:themeFamily xmlns:thm15="http://schemas.microsoft.com/office/thememl/2012/main" xmlns="" name="Office Theme" id="{62F939B6-93AF-4DB8-9C6B-D6C7DFDC589F}" vid="{4A3C46E8-61CC-4603-A589-7422A47A8E4A}"/>
+      <thm15:themeFamily xmlns="" xmlns:thm15="http://schemas.microsoft.com/office/thememl/2012/main" name="Office Theme" id="{62F939B6-93AF-4DB8-9C6B-D6C7DFDC589F}" vid="{4A3C46E8-61CC-4603-A589-7422A47A8E4A}"/>
     </a:ext>
   </a:extLst>
 </a:theme>
@@ -21193,7 +21126,7 @@
 </file>
 
 <file path=customXml/itemProps1.xml><?xml version="1.0" encoding="utf-8"?>
-<ds:datastoreItem xmlns:ds="http://schemas.openxmlformats.org/officeDocument/2006/customXml" ds:itemID="{478A0F8F-8CEE-40DE-ACCC-9161EC9ADA6A}">
+<ds:datastoreItem xmlns:ds="http://schemas.openxmlformats.org/officeDocument/2006/customXml" ds:itemID="{70C231E9-051C-498C-9F25-F934CFE4A5B0}">
   <ds:schemaRefs>
     <ds:schemaRef ds:uri="http://schemas.openxmlformats.org/officeDocument/2006/bibliography"/>
   </ds:schemaRefs>
